--- a/Stage Meise logbook.docx
+++ b/Stage Meise logbook.docx
@@ -133,16 +133,8 @@
               <w:rPr>
                 <w:lang w:val="en-BE"/>
               </w:rPr>
-              <w:t>30/06/</w:t>
+              <w:t>30/06/26  08:00</w:t>
             </w:r>
-            <w:proofErr w:type="gramStart"/>
-            <w:r>
-              <w:rPr>
-                <w:lang w:val="en-BE"/>
-              </w:rPr>
-              <w:t>26  08:00</w:t>
-            </w:r>
-            <w:proofErr w:type="gramEnd"/>
           </w:p>
         </w:tc>
         <w:tc>
@@ -503,7 +495,6 @@
           <w14:ligatures w14:val="none"/>
         </w:rPr>
       </w:pPr>
-      <w:proofErr w:type="gramStart"/>
       <w:r>
         <w:rPr>
           <w:rFonts w:ascii="Consolas" w:eastAsia="Times New Roman" w:hAnsi="Consolas" w:cs="Times New Roman"/>
@@ -514,20 +505,7 @@
           <w:lang w:eastAsia="nl-NL"/>
           <w14:ligatures w14:val="none"/>
         </w:rPr>
-        <w:t>handle</w:t>
-      </w:r>
-      <w:proofErr w:type="gramEnd"/>
-      <w:r>
-        <w:rPr>
-          <w:rFonts w:ascii="Consolas" w:eastAsia="Times New Roman" w:hAnsi="Consolas" w:cs="Times New Roman"/>
-          <w:color w:val="A5D6FF"/>
-          <w:kern w:val="0"/>
-          <w:sz w:val="21"/>
-          <w:szCs w:val="21"/>
-          <w:lang w:eastAsia="nl-NL"/>
-          <w14:ligatures w14:val="none"/>
-        </w:rPr>
-        <w:t xml:space="preserve"> = </w:t>
+        <w:t xml:space="preserve">handle = </w:t>
       </w:r>
       <w:proofErr w:type="spellStart"/>
       <w:r>
@@ -588,7 +566,6 @@
         <w:t xml:space="preserve">    </w:t>
       </w:r>
       <w:proofErr w:type="spellStart"/>
-      <w:proofErr w:type="gramStart"/>
       <w:r>
         <w:rPr>
           <w:rFonts w:ascii="Consolas" w:eastAsia="Times New Roman" w:hAnsi="Consolas" w:cs="Times New Roman"/>
@@ -602,7 +579,6 @@
         <w:t>db</w:t>
       </w:r>
       <w:proofErr w:type="spellEnd"/>
-      <w:proofErr w:type="gramEnd"/>
       <w:r>
         <w:rPr>
           <w:rFonts w:ascii="Consolas" w:eastAsia="Times New Roman" w:hAnsi="Consolas" w:cs="Times New Roman"/>
@@ -645,33 +621,7 @@
           <w:lang w:eastAsia="nl-NL"/>
           <w14:ligatures w14:val="none"/>
         </w:rPr>
-        <w:t xml:space="preserve">    </w:t>
-      </w:r>
-      <w:proofErr w:type="gramStart"/>
-      <w:r>
-        <w:rPr>
-          <w:rFonts w:ascii="Consolas" w:eastAsia="Times New Roman" w:hAnsi="Consolas" w:cs="Times New Roman"/>
-          <w:color w:val="A5D6FF"/>
-          <w:kern w:val="0"/>
-          <w:sz w:val="21"/>
-          <w:szCs w:val="21"/>
-          <w:lang w:eastAsia="nl-NL"/>
-          <w14:ligatures w14:val="none"/>
-        </w:rPr>
-        <w:t>term</w:t>
-      </w:r>
-      <w:proofErr w:type="gramEnd"/>
-      <w:r>
-        <w:rPr>
-          <w:rFonts w:ascii="Consolas" w:eastAsia="Times New Roman" w:hAnsi="Consolas" w:cs="Times New Roman"/>
-          <w:color w:val="A5D6FF"/>
-          <w:kern w:val="0"/>
-          <w:sz w:val="21"/>
-          <w:szCs w:val="21"/>
-          <w:lang w:eastAsia="nl-NL"/>
-          <w14:ligatures w14:val="none"/>
-        </w:rPr>
-        <w:t>="</w:t>
+        <w:t>    term="</w:t>
       </w:r>
       <w:proofErr w:type="spellStart"/>
       <w:r>
@@ -758,7 +708,6 @@
         <w:t xml:space="preserve">    </w:t>
       </w:r>
       <w:proofErr w:type="spellStart"/>
-      <w:proofErr w:type="gramStart"/>
       <w:r>
         <w:rPr>
           <w:rFonts w:ascii="Consolas" w:eastAsia="Times New Roman" w:hAnsi="Consolas" w:cs="Times New Roman"/>
@@ -772,7 +721,6 @@
         <w:t>retmax</w:t>
       </w:r>
       <w:proofErr w:type="spellEnd"/>
-      <w:proofErr w:type="gramEnd"/>
       <w:r>
         <w:rPr>
           <w:rFonts w:ascii="Consolas" w:eastAsia="Times New Roman" w:hAnsi="Consolas" w:cs="Times New Roman"/>
@@ -857,7 +805,6 @@
           <w14:ligatures w14:val="none"/>
         </w:rPr>
       </w:pPr>
-      <w:proofErr w:type="gramStart"/>
       <w:r>
         <w:rPr>
           <w:rFonts w:ascii="Consolas" w:eastAsia="Times New Roman" w:hAnsi="Consolas" w:cs="Times New Roman"/>
@@ -868,20 +815,7 @@
           <w:lang w:eastAsia="nl-NL"/>
           <w14:ligatures w14:val="none"/>
         </w:rPr>
-        <w:t>record</w:t>
-      </w:r>
-      <w:proofErr w:type="gramEnd"/>
-      <w:r>
-        <w:rPr>
-          <w:rFonts w:ascii="Consolas" w:eastAsia="Times New Roman" w:hAnsi="Consolas" w:cs="Times New Roman"/>
-          <w:color w:val="A5D6FF"/>
-          <w:kern w:val="0"/>
-          <w:sz w:val="21"/>
-          <w:szCs w:val="21"/>
-          <w:lang w:eastAsia="nl-NL"/>
-          <w14:ligatures w14:val="none"/>
-        </w:rPr>
-        <w:t xml:space="preserve"> = </w:t>
+        <w:t xml:space="preserve">record = </w:t>
       </w:r>
       <w:proofErr w:type="spellStart"/>
       <w:r>
@@ -930,7 +864,6 @@
         </w:rPr>
       </w:pPr>
       <w:proofErr w:type="spellStart"/>
-      <w:proofErr w:type="gramStart"/>
       <w:r>
         <w:rPr>
           <w:rFonts w:ascii="Consolas" w:eastAsia="Times New Roman" w:hAnsi="Consolas" w:cs="Times New Roman"/>
@@ -944,7 +877,6 @@
         <w:t>handle.close</w:t>
       </w:r>
       <w:proofErr w:type="spellEnd"/>
-      <w:proofErr w:type="gramEnd"/>
       <w:r>
         <w:rPr>
           <w:rFonts w:ascii="Consolas" w:eastAsia="Times New Roman" w:hAnsi="Consolas" w:cs="Times New Roman"/>
@@ -997,7 +929,6 @@
           <w14:ligatures w14:val="none"/>
         </w:rPr>
       </w:pPr>
-      <w:proofErr w:type="gramStart"/>
       <w:r>
         <w:rPr>
           <w:rFonts w:ascii="Consolas" w:eastAsia="Times New Roman" w:hAnsi="Consolas" w:cs="Times New Roman"/>
@@ -1008,20 +939,7 @@
           <w:lang w:eastAsia="nl-NL"/>
           <w14:ligatures w14:val="none"/>
         </w:rPr>
-        <w:t>print</w:t>
-      </w:r>
-      <w:proofErr w:type="gramEnd"/>
-      <w:r>
-        <w:rPr>
-          <w:rFonts w:ascii="Consolas" w:eastAsia="Times New Roman" w:hAnsi="Consolas" w:cs="Times New Roman"/>
-          <w:color w:val="A5D6FF"/>
-          <w:kern w:val="0"/>
-          <w:sz w:val="21"/>
-          <w:szCs w:val="21"/>
-          <w:lang w:eastAsia="nl-NL"/>
-          <w14:ligatures w14:val="none"/>
-        </w:rPr>
-        <w:t>(record)</w:t>
+        <w:t>print(record)</w:t>
       </w:r>
     </w:p>
     <w:p>
@@ -1120,22 +1038,260 @@
         <w:rPr>
           <w:lang w:val="en-BE"/>
         </w:rPr>
-        <w:t xml:space="preserve"> op subset </w:t>
-      </w:r>
-      <w:proofErr w:type="gramStart"/>
-      <w:r>
-        <w:rPr>
-          <w:lang w:val="en-BE"/>
-        </w:rPr>
-        <w:t>van</w:t>
-      </w:r>
-      <w:proofErr w:type="gramEnd"/>
-      <w:r>
-        <w:rPr>
-          <w:lang w:val="en-BE"/>
-        </w:rPr>
-        <w:t xml:space="preserve"> de data</w:t>
-      </w:r>
+        <w:t xml:space="preserve"> op subset van de data</w:t>
+      </w:r>
+      <w:r>
+        <w:rPr>
+          <w:lang w:val="en-BE"/>
+        </w:rPr>
+        <w:t xml:space="preserve"> </w:t>
+      </w:r>
+      <w:r>
+        <w:rPr>
+          <w:lang w:val="en-BE"/>
+        </w:rPr>
+        <w:sym w:font="Wingdings" w:char="F0E0"/>
+      </w:r>
+      <w:r>
+        <w:rPr>
+          <w:lang w:val="en-BE"/>
+        </w:rPr>
+        <w:t xml:space="preserve"> script </w:t>
+      </w:r>
+      <w:proofErr w:type="spellStart"/>
+      <w:r>
+        <w:rPr>
+          <w:lang w:val="en-BE"/>
+        </w:rPr>
+        <w:t>geeft</w:t>
+      </w:r>
+      <w:proofErr w:type="spellEnd"/>
+      <w:r>
+        <w:rPr>
+          <w:lang w:val="en-BE"/>
+        </w:rPr>
+        <w:t xml:space="preserve"> </w:t>
+      </w:r>
+      <w:proofErr w:type="spellStart"/>
+      <w:r>
+        <w:rPr>
+          <w:lang w:val="en-BE"/>
+        </w:rPr>
+        <w:t>accesie</w:t>
+      </w:r>
+      <w:proofErr w:type="spellEnd"/>
+      <w:r>
+        <w:rPr>
+          <w:lang w:val="en-BE"/>
+        </w:rPr>
+        <w:t xml:space="preserve"> numbers maar de </w:t>
+      </w:r>
+      <w:proofErr w:type="spellStart"/>
+      <w:r>
+        <w:rPr>
+          <w:lang w:val="en-BE"/>
+        </w:rPr>
+        <w:t>zoekterm</w:t>
+      </w:r>
+      <w:proofErr w:type="spellEnd"/>
+      <w:r>
+        <w:rPr>
+          <w:lang w:val="en-BE"/>
+        </w:rPr>
+        <w:t xml:space="preserve"> is </w:t>
+      </w:r>
+      <w:proofErr w:type="spellStart"/>
+      <w:r>
+        <w:rPr>
+          <w:lang w:val="en-BE"/>
+        </w:rPr>
+        <w:t>niet</w:t>
+      </w:r>
+      <w:proofErr w:type="spellEnd"/>
+      <w:r>
+        <w:rPr>
+          <w:lang w:val="en-BE"/>
+        </w:rPr>
+        <w:t xml:space="preserve"> </w:t>
+      </w:r>
+      <w:proofErr w:type="spellStart"/>
+      <w:r>
+        <w:rPr>
+          <w:lang w:val="en-BE"/>
+        </w:rPr>
+        <w:t>specefiek</w:t>
+      </w:r>
+      <w:proofErr w:type="spellEnd"/>
+      <w:r>
+        <w:rPr>
+          <w:lang w:val="en-BE"/>
+        </w:rPr>
+        <w:t xml:space="preserve"> </w:t>
+      </w:r>
+      <w:proofErr w:type="spellStart"/>
+      <w:r>
+        <w:rPr>
+          <w:lang w:val="en-BE"/>
+        </w:rPr>
+        <w:t>genoeg</w:t>
+      </w:r>
+      <w:proofErr w:type="spellEnd"/>
+      <w:r>
+        <w:rPr>
+          <w:lang w:val="en-BE"/>
+        </w:rPr>
+        <w:t xml:space="preserve">. </w:t>
+      </w:r>
+      <w:proofErr w:type="spellStart"/>
+      <w:r>
+        <w:rPr>
+          <w:lang w:val="en-BE"/>
+        </w:rPr>
+        <w:t>Proberen</w:t>
+      </w:r>
+      <w:proofErr w:type="spellEnd"/>
+      <w:r>
+        <w:rPr>
+          <w:lang w:val="en-BE"/>
+        </w:rPr>
+        <w:t xml:space="preserve"> van </w:t>
+      </w:r>
+      <w:proofErr w:type="spellStart"/>
+      <w:r>
+        <w:rPr>
+          <w:lang w:val="en-BE"/>
+        </w:rPr>
+        <w:t>zoeken</w:t>
+      </w:r>
+      <w:proofErr w:type="spellEnd"/>
+      <w:r>
+        <w:rPr>
+          <w:lang w:val="en-BE"/>
+        </w:rPr>
+        <w:t xml:space="preserve"> met </w:t>
+      </w:r>
+      <w:proofErr w:type="spellStart"/>
+      <w:r>
+        <w:rPr>
+          <w:lang w:val="en-BE"/>
+        </w:rPr>
+        <w:t>een</w:t>
+      </w:r>
+      <w:proofErr w:type="spellEnd"/>
+      <w:r>
+        <w:rPr>
+          <w:lang w:val="en-BE"/>
+        </w:rPr>
+        <w:t xml:space="preserve"> query met </w:t>
+      </w:r>
+      <w:proofErr w:type="spellStart"/>
+      <w:r>
+        <w:rPr>
+          <w:lang w:val="en-BE"/>
+        </w:rPr>
+        <w:t>verschillende</w:t>
+      </w:r>
+      <w:proofErr w:type="spellEnd"/>
+      <w:r>
+        <w:rPr>
+          <w:lang w:val="en-BE"/>
+        </w:rPr>
+        <w:t xml:space="preserve"> </w:t>
+      </w:r>
+      <w:proofErr w:type="spellStart"/>
+      <w:r>
+        <w:rPr>
+          <w:lang w:val="en-BE"/>
+        </w:rPr>
+        <w:t>zoektermen</w:t>
+      </w:r>
+      <w:proofErr w:type="spellEnd"/>
+    </w:p>
+    <w:p>
+      <w:pPr>
+        <w:ind w:left="1416"/>
+        <w:rPr>
+          <w:lang w:val="en-BE"/>
+        </w:rPr>
+      </w:pPr>
+      <w:proofErr w:type="spellStart"/>
+      <w:r>
+        <w:rPr>
+          <w:lang w:val="en-BE"/>
+        </w:rPr>
+        <w:t>Tietel</w:t>
+      </w:r>
+      <w:proofErr w:type="spellEnd"/>
+      <w:r>
+        <w:rPr>
+          <w:lang w:val="en-BE"/>
+        </w:rPr>
+        <w:t xml:space="preserve"> </w:t>
+      </w:r>
+      <w:proofErr w:type="spellStart"/>
+      <w:r>
+        <w:rPr>
+          <w:lang w:val="en-BE"/>
+        </w:rPr>
+        <w:t>toegevoed</w:t>
+      </w:r>
+      <w:proofErr w:type="spellEnd"/>
+      <w:r>
+        <w:rPr>
+          <w:lang w:val="en-BE"/>
+        </w:rPr>
+        <w:t xml:space="preserve"> per keyword om </w:t>
+      </w:r>
+      <w:proofErr w:type="spellStart"/>
+      <w:r>
+        <w:rPr>
+          <w:lang w:val="en-BE"/>
+        </w:rPr>
+        <w:t>overzicht</w:t>
+      </w:r>
+      <w:proofErr w:type="spellEnd"/>
+      <w:r>
+        <w:rPr>
+          <w:lang w:val="en-BE"/>
+        </w:rPr>
+        <w:t xml:space="preserve"> </w:t>
+      </w:r>
+      <w:proofErr w:type="spellStart"/>
+      <w:r>
+        <w:rPr>
+          <w:lang w:val="en-BE"/>
+        </w:rPr>
+        <w:t>te</w:t>
+      </w:r>
+      <w:proofErr w:type="spellEnd"/>
+      <w:r>
+        <w:rPr>
+          <w:lang w:val="en-BE"/>
+        </w:rPr>
+        <w:t xml:space="preserve">   </w:t>
+      </w:r>
+      <w:proofErr w:type="spellStart"/>
+      <w:r>
+        <w:rPr>
+          <w:lang w:val="en-BE"/>
+        </w:rPr>
+        <w:t>geven</w:t>
+      </w:r>
+      <w:proofErr w:type="spellEnd"/>
+      <w:r>
+        <w:rPr>
+          <w:lang w:val="en-BE"/>
+        </w:rPr>
+        <w:t xml:space="preserve"> van </w:t>
+      </w:r>
+      <w:proofErr w:type="spellStart"/>
+      <w:r>
+        <w:rPr>
+          <w:lang w:val="en-BE"/>
+        </w:rPr>
+        <w:t>vershillen</w:t>
+      </w:r>
+      <w:proofErr w:type="spellEnd"/>
     </w:p>
     <w:sectPr>
       <w:pgSz w:w="11906" w:h="16838"/>

--- a/Stage Meise logbook.docx
+++ b/Stage Meise logbook.docx
@@ -133,8 +133,16 @@
               <w:rPr>
                 <w:lang w:val="en-BE"/>
               </w:rPr>
-              <w:t>30/06/26  08:00</w:t>
+              <w:t>30/06/</w:t>
             </w:r>
+            <w:proofErr w:type="gramStart"/>
+            <w:r>
+              <w:rPr>
+                <w:lang w:val="en-BE"/>
+              </w:rPr>
+              <w:t>26  08:00</w:t>
+            </w:r>
+            <w:proofErr w:type="gramEnd"/>
           </w:p>
         </w:tc>
         <w:tc>
@@ -495,6 +503,7 @@
           <w14:ligatures w14:val="none"/>
         </w:rPr>
       </w:pPr>
+      <w:proofErr w:type="gramStart"/>
       <w:r>
         <w:rPr>
           <w:rFonts w:ascii="Consolas" w:eastAsia="Times New Roman" w:hAnsi="Consolas" w:cs="Times New Roman"/>
@@ -505,7 +514,20 @@
           <w:lang w:eastAsia="nl-NL"/>
           <w14:ligatures w14:val="none"/>
         </w:rPr>
-        <w:t xml:space="preserve">handle = </w:t>
+        <w:t>handle</w:t>
+      </w:r>
+      <w:proofErr w:type="gramEnd"/>
+      <w:r>
+        <w:rPr>
+          <w:rFonts w:ascii="Consolas" w:eastAsia="Times New Roman" w:hAnsi="Consolas" w:cs="Times New Roman"/>
+          <w:color w:val="A5D6FF"/>
+          <w:kern w:val="0"/>
+          <w:sz w:val="21"/>
+          <w:szCs w:val="21"/>
+          <w:lang w:eastAsia="nl-NL"/>
+          <w14:ligatures w14:val="none"/>
+        </w:rPr>
+        <w:t xml:space="preserve"> = </w:t>
       </w:r>
       <w:proofErr w:type="spellStart"/>
       <w:r>
@@ -566,6 +588,7 @@
         <w:t xml:space="preserve">    </w:t>
       </w:r>
       <w:proofErr w:type="spellStart"/>
+      <w:proofErr w:type="gramStart"/>
       <w:r>
         <w:rPr>
           <w:rFonts w:ascii="Consolas" w:eastAsia="Times New Roman" w:hAnsi="Consolas" w:cs="Times New Roman"/>
@@ -579,6 +602,7 @@
         <w:t>db</w:t>
       </w:r>
       <w:proofErr w:type="spellEnd"/>
+      <w:proofErr w:type="gramEnd"/>
       <w:r>
         <w:rPr>
           <w:rFonts w:ascii="Consolas" w:eastAsia="Times New Roman" w:hAnsi="Consolas" w:cs="Times New Roman"/>
@@ -621,7 +645,33 @@
           <w:lang w:eastAsia="nl-NL"/>
           <w14:ligatures w14:val="none"/>
         </w:rPr>
-        <w:t>    term="</w:t>
+        <w:t xml:space="preserve">    </w:t>
+      </w:r>
+      <w:proofErr w:type="gramStart"/>
+      <w:r>
+        <w:rPr>
+          <w:rFonts w:ascii="Consolas" w:eastAsia="Times New Roman" w:hAnsi="Consolas" w:cs="Times New Roman"/>
+          <w:color w:val="A5D6FF"/>
+          <w:kern w:val="0"/>
+          <w:sz w:val="21"/>
+          <w:szCs w:val="21"/>
+          <w:lang w:eastAsia="nl-NL"/>
+          <w14:ligatures w14:val="none"/>
+        </w:rPr>
+        <w:t>term</w:t>
+      </w:r>
+      <w:proofErr w:type="gramEnd"/>
+      <w:r>
+        <w:rPr>
+          <w:rFonts w:ascii="Consolas" w:eastAsia="Times New Roman" w:hAnsi="Consolas" w:cs="Times New Roman"/>
+          <w:color w:val="A5D6FF"/>
+          <w:kern w:val="0"/>
+          <w:sz w:val="21"/>
+          <w:szCs w:val="21"/>
+          <w:lang w:eastAsia="nl-NL"/>
+          <w14:ligatures w14:val="none"/>
+        </w:rPr>
+        <w:t>="</w:t>
       </w:r>
       <w:proofErr w:type="spellStart"/>
       <w:r>
@@ -708,6 +758,7 @@
         <w:t xml:space="preserve">    </w:t>
       </w:r>
       <w:proofErr w:type="spellStart"/>
+      <w:proofErr w:type="gramStart"/>
       <w:r>
         <w:rPr>
           <w:rFonts w:ascii="Consolas" w:eastAsia="Times New Roman" w:hAnsi="Consolas" w:cs="Times New Roman"/>
@@ -721,6 +772,7 @@
         <w:t>retmax</w:t>
       </w:r>
       <w:proofErr w:type="spellEnd"/>
+      <w:proofErr w:type="gramEnd"/>
       <w:r>
         <w:rPr>
           <w:rFonts w:ascii="Consolas" w:eastAsia="Times New Roman" w:hAnsi="Consolas" w:cs="Times New Roman"/>
@@ -805,6 +857,7 @@
           <w14:ligatures w14:val="none"/>
         </w:rPr>
       </w:pPr>
+      <w:proofErr w:type="gramStart"/>
       <w:r>
         <w:rPr>
           <w:rFonts w:ascii="Consolas" w:eastAsia="Times New Roman" w:hAnsi="Consolas" w:cs="Times New Roman"/>
@@ -815,7 +868,20 @@
           <w:lang w:eastAsia="nl-NL"/>
           <w14:ligatures w14:val="none"/>
         </w:rPr>
-        <w:t xml:space="preserve">record = </w:t>
+        <w:t>record</w:t>
+      </w:r>
+      <w:proofErr w:type="gramEnd"/>
+      <w:r>
+        <w:rPr>
+          <w:rFonts w:ascii="Consolas" w:eastAsia="Times New Roman" w:hAnsi="Consolas" w:cs="Times New Roman"/>
+          <w:color w:val="A5D6FF"/>
+          <w:kern w:val="0"/>
+          <w:sz w:val="21"/>
+          <w:szCs w:val="21"/>
+          <w:lang w:eastAsia="nl-NL"/>
+          <w14:ligatures w14:val="none"/>
+        </w:rPr>
+        <w:t xml:space="preserve"> = </w:t>
       </w:r>
       <w:proofErr w:type="spellStart"/>
       <w:r>
@@ -864,6 +930,7 @@
         </w:rPr>
       </w:pPr>
       <w:proofErr w:type="spellStart"/>
+      <w:proofErr w:type="gramStart"/>
       <w:r>
         <w:rPr>
           <w:rFonts w:ascii="Consolas" w:eastAsia="Times New Roman" w:hAnsi="Consolas" w:cs="Times New Roman"/>
@@ -877,6 +944,7 @@
         <w:t>handle.close</w:t>
       </w:r>
       <w:proofErr w:type="spellEnd"/>
+      <w:proofErr w:type="gramEnd"/>
       <w:r>
         <w:rPr>
           <w:rFonts w:ascii="Consolas" w:eastAsia="Times New Roman" w:hAnsi="Consolas" w:cs="Times New Roman"/>
@@ -929,6 +997,7 @@
           <w14:ligatures w14:val="none"/>
         </w:rPr>
       </w:pPr>
+      <w:proofErr w:type="gramStart"/>
       <w:r>
         <w:rPr>
           <w:rFonts w:ascii="Consolas" w:eastAsia="Times New Roman" w:hAnsi="Consolas" w:cs="Times New Roman"/>
@@ -939,7 +1008,20 @@
           <w:lang w:eastAsia="nl-NL"/>
           <w14:ligatures w14:val="none"/>
         </w:rPr>
-        <w:t>print(record)</w:t>
+        <w:t>print</w:t>
+      </w:r>
+      <w:proofErr w:type="gramEnd"/>
+      <w:r>
+        <w:rPr>
+          <w:rFonts w:ascii="Consolas" w:eastAsia="Times New Roman" w:hAnsi="Consolas" w:cs="Times New Roman"/>
+          <w:color w:val="A5D6FF"/>
+          <w:kern w:val="0"/>
+          <w:sz w:val="21"/>
+          <w:szCs w:val="21"/>
+          <w:lang w:eastAsia="nl-NL"/>
+          <w14:ligatures w14:val="none"/>
+        </w:rPr>
+        <w:t>(record)</w:t>
       </w:r>
     </w:p>
     <w:p>
@@ -1038,7 +1120,21 @@
         <w:rPr>
           <w:lang w:val="en-BE"/>
         </w:rPr>
-        <w:t xml:space="preserve"> op subset van de data</w:t>
+        <w:t xml:space="preserve"> op subset </w:t>
+      </w:r>
+      <w:proofErr w:type="gramStart"/>
+      <w:r>
+        <w:rPr>
+          <w:lang w:val="en-BE"/>
+        </w:rPr>
+        <w:t>van</w:t>
+      </w:r>
+      <w:proofErr w:type="gramEnd"/>
+      <w:r>
+        <w:rPr>
+          <w:lang w:val="en-BE"/>
+        </w:rPr>
+        <w:t xml:space="preserve"> de data</w:t>
       </w:r>
       <w:r>
         <w:rPr>
@@ -1292,6 +1388,164 @@
         <w:t>vershillen</w:t>
       </w:r>
       <w:proofErr w:type="spellEnd"/>
+    </w:p>
+    <w:p>
+      <w:pPr>
+        <w:ind w:left="1416"/>
+        <w:rPr>
+          <w:lang w:val="en-BE"/>
+        </w:rPr>
+      </w:pPr>
+    </w:p>
+    <w:p>
+      <w:pPr>
+        <w:pStyle w:val="Lijstalinea"/>
+        <w:numPr>
+          <w:ilvl w:val="0"/>
+          <w:numId w:val="1"/>
+        </w:numPr>
+        <w:rPr>
+          <w:lang w:val="en-BE"/>
+        </w:rPr>
+      </w:pPr>
+      <w:r>
+        <w:rPr>
+          <w:lang w:val="en-BE"/>
+        </w:rPr>
+        <w:t xml:space="preserve">Score feature </w:t>
+      </w:r>
+      <w:proofErr w:type="spellStart"/>
+      <w:r>
+        <w:rPr>
+          <w:lang w:val="en-BE"/>
+        </w:rPr>
+        <w:t>maken</w:t>
+      </w:r>
+      <w:proofErr w:type="spellEnd"/>
+      <w:r>
+        <w:rPr>
+          <w:lang w:val="en-BE"/>
+        </w:rPr>
+        <w:t xml:space="preserve"> in </w:t>
+      </w:r>
+      <w:proofErr w:type="spellStart"/>
+      <w:r>
+        <w:rPr>
+          <w:lang w:val="en-BE"/>
+        </w:rPr>
+        <w:t>nieuwe</w:t>
+      </w:r>
+      <w:proofErr w:type="spellEnd"/>
+      <w:r>
+        <w:rPr>
+          <w:lang w:val="en-BE"/>
+        </w:rPr>
+        <w:t xml:space="preserve"> branch</w:t>
+      </w:r>
+    </w:p>
+    <w:p>
+      <w:pPr>
+        <w:pStyle w:val="Lijstalinea"/>
+        <w:numPr>
+          <w:ilvl w:val="1"/>
+          <w:numId w:val="1"/>
+        </w:numPr>
+        <w:rPr>
+          <w:lang w:val="en-BE"/>
+        </w:rPr>
+      </w:pPr>
+      <w:proofErr w:type="spellStart"/>
+      <w:r>
+        <w:rPr>
+          <w:lang w:val="en-BE"/>
+        </w:rPr>
+        <w:t>Zoekterm</w:t>
+      </w:r>
+      <w:proofErr w:type="spellEnd"/>
+      <w:r>
+        <w:rPr>
+          <w:lang w:val="en-BE"/>
+        </w:rPr>
+        <w:t xml:space="preserve"> van de </w:t>
+      </w:r>
+      <w:proofErr w:type="spellStart"/>
+      <w:r>
+        <w:rPr>
+          <w:lang w:val="en-BE"/>
+        </w:rPr>
+        <w:t>landen</w:t>
+      </w:r>
+      <w:proofErr w:type="spellEnd"/>
+      <w:r>
+        <w:rPr>
+          <w:lang w:val="en-BE"/>
+        </w:rPr>
+        <w:t xml:space="preserve"> </w:t>
+      </w:r>
+      <w:proofErr w:type="spellStart"/>
+      <w:r>
+        <w:rPr>
+          <w:lang w:val="en-BE"/>
+        </w:rPr>
+        <w:t>kan</w:t>
+      </w:r>
+      <w:proofErr w:type="spellEnd"/>
+      <w:r>
+        <w:rPr>
+          <w:lang w:val="en-BE"/>
+        </w:rPr>
+        <w:t xml:space="preserve"> </w:t>
+      </w:r>
+      <w:proofErr w:type="gramStart"/>
+      <w:r>
+        <w:rPr>
+          <w:lang w:val="en-BE"/>
+        </w:rPr>
+        <w:t xml:space="preserve">in  </w:t>
+      </w:r>
+      <w:proofErr w:type="spellStart"/>
+      <w:r>
+        <w:rPr>
+          <w:lang w:val="en-BE"/>
+        </w:rPr>
+        <w:t>erschillende</w:t>
+      </w:r>
+      <w:proofErr w:type="spellEnd"/>
+      <w:proofErr w:type="gramEnd"/>
+      <w:r>
+        <w:rPr>
+          <w:lang w:val="en-BE"/>
+        </w:rPr>
+        <w:t xml:space="preserve"> </w:t>
+      </w:r>
+      <w:proofErr w:type="spellStart"/>
+      <w:r>
+        <w:rPr>
+          <w:lang w:val="en-BE"/>
+        </w:rPr>
+        <w:t>talen</w:t>
+      </w:r>
+      <w:proofErr w:type="spellEnd"/>
+      <w:r>
+        <w:rPr>
+          <w:lang w:val="en-BE"/>
+        </w:rPr>
+        <w:t xml:space="preserve"> </w:t>
+      </w:r>
+      <w:proofErr w:type="spellStart"/>
+      <w:r>
+        <w:rPr>
+          <w:lang w:val="en-BE"/>
+        </w:rPr>
+        <w:t>voorkomen</w:t>
+      </w:r>
+      <w:proofErr w:type="spellEnd"/>
+      <w:r>
+        <w:rPr>
+          <w:lang w:val="en-BE"/>
+        </w:rPr>
+        <w:t>.</w:t>
+      </w:r>
     </w:p>
     <w:sectPr>
       <w:pgSz w:w="11906" w:h="16838"/>
@@ -2026,6 +2280,7 @@
   <w:style w:type="character" w:default="1" w:styleId="Standaardalinea-lettertype">
     <w:name w:val="Default Paragraph Font"/>
     <w:uiPriority w:val="1"/>
+    <w:semiHidden/>
     <w:unhideWhenUsed/>
   </w:style>
   <w:style w:type="table" w:default="1" w:styleId="Standaardtabel">

--- a/Stage Meise logbook.docx
+++ b/Stage Meise logbook.docx
@@ -58,61 +58,11 @@
                 <w:lang w:val="en-BE"/>
               </w:rPr>
             </w:pPr>
-            <w:proofErr w:type="spellStart"/>
             <w:r>
               <w:rPr>
                 <w:lang w:val="en-BE"/>
               </w:rPr>
-              <w:t>Ronlijdeing</w:t>
-            </w:r>
-            <w:proofErr w:type="spellEnd"/>
-            <w:r>
-              <w:rPr>
-                <w:lang w:val="en-BE"/>
-              </w:rPr>
-              <w:t xml:space="preserve"> </w:t>
-            </w:r>
-            <w:proofErr w:type="spellStart"/>
-            <w:r>
-              <w:rPr>
-                <w:lang w:val="en-BE"/>
-              </w:rPr>
-              <w:t>en</w:t>
-            </w:r>
-            <w:proofErr w:type="spellEnd"/>
-            <w:r>
-              <w:rPr>
-                <w:lang w:val="en-BE"/>
-              </w:rPr>
-              <w:t xml:space="preserve"> </w:t>
-            </w:r>
-            <w:proofErr w:type="spellStart"/>
-            <w:r>
-              <w:rPr>
-                <w:lang w:val="en-BE"/>
-              </w:rPr>
-              <w:t>introductie</w:t>
-            </w:r>
-            <w:proofErr w:type="spellEnd"/>
-            <w:r>
-              <w:rPr>
-                <w:lang w:val="en-BE"/>
-              </w:rPr>
-              <w:t xml:space="preserve">, </w:t>
-            </w:r>
-            <w:proofErr w:type="spellStart"/>
-            <w:r>
-              <w:rPr>
-                <w:lang w:val="en-BE"/>
-              </w:rPr>
-              <w:t>uitleg</w:t>
-            </w:r>
-            <w:proofErr w:type="spellEnd"/>
-            <w:r>
-              <w:rPr>
-                <w:lang w:val="en-BE"/>
-              </w:rPr>
-              <w:t xml:space="preserve"> over de stage.</w:t>
+              <w:t>Ronlijdeing en introductie, uitleg over de stage.</w:t>
             </w:r>
           </w:p>
         </w:tc>
@@ -291,61 +241,17 @@
           <w:lang w:val="en-BE"/>
         </w:rPr>
       </w:pPr>
-      <w:proofErr w:type="spellStart"/>
-      <w:r>
-        <w:rPr>
-          <w:lang w:val="en-BE"/>
-        </w:rPr>
-        <w:t>Floralijst</w:t>
-      </w:r>
-      <w:proofErr w:type="spellEnd"/>
-      <w:r>
-        <w:rPr>
-          <w:lang w:val="en-BE"/>
-        </w:rPr>
-        <w:t xml:space="preserve"> </w:t>
-      </w:r>
-      <w:proofErr w:type="spellStart"/>
-      <w:r>
-        <w:rPr>
-          <w:lang w:val="en-BE"/>
-        </w:rPr>
-        <w:t>filteren</w:t>
-      </w:r>
-      <w:proofErr w:type="spellEnd"/>
-      <w:r>
-        <w:rPr>
-          <w:lang w:val="en-BE"/>
-        </w:rPr>
-        <w:t xml:space="preserve"> </w:t>
-      </w:r>
-      <w:proofErr w:type="spellStart"/>
-      <w:r>
-        <w:rPr>
-          <w:lang w:val="en-BE"/>
-        </w:rPr>
-        <w:t>en</w:t>
-      </w:r>
-      <w:proofErr w:type="spellEnd"/>
-      <w:r>
-        <w:rPr>
-          <w:lang w:val="en-BE"/>
-        </w:rPr>
-        <w:t xml:space="preserve"> </w:t>
-      </w:r>
-      <w:proofErr w:type="spellStart"/>
-      <w:r>
-        <w:rPr>
-          <w:lang w:val="en-BE"/>
-        </w:rPr>
-        <w:t>verwerken</w:t>
-      </w:r>
-      <w:proofErr w:type="spellEnd"/>
-      <w:r>
-        <w:rPr>
-          <w:lang w:val="en-BE"/>
-        </w:rPr>
-        <w:t xml:space="preserve">. (R) </w:t>
+      <w:r>
+        <w:rPr>
+          <w:lang w:val="en-BE"/>
+        </w:rPr>
+        <w:t xml:space="preserve">Floralijst </w:t>
+      </w:r>
+      <w:r>
+        <w:rPr>
+          <w:lang w:val="en-BE"/>
+        </w:rPr>
+        <w:t xml:space="preserve">filteren en verwerken. (R) </w:t>
       </w:r>
     </w:p>
     <w:p>
@@ -363,21 +269,7 @@
         <w:rPr>
           <w:lang w:val="en-BE"/>
         </w:rPr>
-        <w:t xml:space="preserve">Script </w:t>
-      </w:r>
-      <w:proofErr w:type="spellStart"/>
-      <w:r>
-        <w:rPr>
-          <w:lang w:val="en-BE"/>
-        </w:rPr>
-        <w:t>voor</w:t>
-      </w:r>
-      <w:proofErr w:type="spellEnd"/>
-      <w:r>
-        <w:rPr>
-          <w:lang w:val="en-BE"/>
-        </w:rPr>
-        <w:t xml:space="preserve"> ID </w:t>
+        <w:t xml:space="preserve">Script voor ID </w:t>
       </w:r>
     </w:p>
     <w:p>
@@ -391,19 +283,11 @@
           <w:lang w:val="en-BE"/>
         </w:rPr>
       </w:pPr>
-      <w:proofErr w:type="spellStart"/>
-      <w:r>
-        <w:rPr>
-          <w:lang w:val="en-BE"/>
-        </w:rPr>
-        <w:t>Eerste</w:t>
-      </w:r>
-      <w:proofErr w:type="spellEnd"/>
-      <w:r>
-        <w:rPr>
-          <w:lang w:val="en-BE"/>
-        </w:rPr>
-        <w:t xml:space="preserve"> run van script output: </w:t>
+      <w:r>
+        <w:rPr>
+          <w:lang w:val="en-BE"/>
+        </w:rPr>
+        <w:t xml:space="preserve">Eerste run van script output: </w:t>
       </w:r>
       <w:r>
         <w:rPr>
@@ -427,21 +311,7 @@
         <w:rPr>
           <w:lang w:val="en-BE"/>
         </w:rPr>
-        <w:t xml:space="preserve"> </w:t>
-      </w:r>
-      <w:proofErr w:type="spellStart"/>
-      <w:r>
-        <w:rPr>
-          <w:lang w:val="en-BE"/>
-        </w:rPr>
-        <w:t>testen</w:t>
-      </w:r>
-      <w:proofErr w:type="spellEnd"/>
-      <w:r>
-        <w:rPr>
-          <w:lang w:val="en-BE"/>
-        </w:rPr>
-        <w:t xml:space="preserve"> met 1 search term </w:t>
+        <w:t xml:space="preserve"> testen met 1 search term </w:t>
       </w:r>
     </w:p>
     <w:p>
@@ -505,9 +375,28 @@
           <w:lang w:eastAsia="nl-NL"/>
           <w14:ligatures w14:val="none"/>
         </w:rPr>
-        <w:t xml:space="preserve">handle = </w:t>
-      </w:r>
-      <w:proofErr w:type="spellStart"/>
+        <w:t>handle = Entrez.esearch(</w:t>
+      </w:r>
+    </w:p>
+    <w:p>
+      <w:pPr>
+        <w:pStyle w:val="Lijstalinea"/>
+        <w:numPr>
+          <w:ilvl w:val="0"/>
+          <w:numId w:val="1"/>
+        </w:numPr>
+        <w:shd w:val="clear" w:color="auto" w:fill="121314"/>
+        <w:spacing w:after="0" w:line="285" w:lineRule="atLeast"/>
+        <w:rPr>
+          <w:rFonts w:ascii="Consolas" w:eastAsia="Times New Roman" w:hAnsi="Consolas" w:cs="Times New Roman"/>
+          <w:color w:val="BBBEBF"/>
+          <w:kern w:val="0"/>
+          <w:sz w:val="21"/>
+          <w:szCs w:val="21"/>
+          <w:lang w:eastAsia="nl-NL"/>
+          <w14:ligatures w14:val="none"/>
+        </w:rPr>
+      </w:pPr>
       <w:r>
         <w:rPr>
           <w:rFonts w:ascii="Consolas" w:eastAsia="Times New Roman" w:hAnsi="Consolas" w:cs="Times New Roman"/>
@@ -518,9 +407,28 @@
           <w:lang w:eastAsia="nl-NL"/>
           <w14:ligatures w14:val="none"/>
         </w:rPr>
-        <w:t>Entrez.esearch</w:t>
-      </w:r>
-      <w:proofErr w:type="spellEnd"/>
+        <w:t>    db="nucleotide",</w:t>
+      </w:r>
+    </w:p>
+    <w:p>
+      <w:pPr>
+        <w:pStyle w:val="Lijstalinea"/>
+        <w:numPr>
+          <w:ilvl w:val="0"/>
+          <w:numId w:val="1"/>
+        </w:numPr>
+        <w:shd w:val="clear" w:color="auto" w:fill="121314"/>
+        <w:spacing w:after="0" w:line="285" w:lineRule="atLeast"/>
+        <w:rPr>
+          <w:rFonts w:ascii="Consolas" w:eastAsia="Times New Roman" w:hAnsi="Consolas" w:cs="Times New Roman"/>
+          <w:color w:val="BBBEBF"/>
+          <w:kern w:val="0"/>
+          <w:sz w:val="21"/>
+          <w:szCs w:val="21"/>
+          <w:lang w:eastAsia="nl-NL"/>
+          <w14:ligatures w14:val="none"/>
+        </w:rPr>
+      </w:pPr>
       <w:r>
         <w:rPr>
           <w:rFonts w:ascii="Consolas" w:eastAsia="Times New Roman" w:hAnsi="Consolas" w:cs="Times New Roman"/>
@@ -531,7 +439,7 @@
           <w:lang w:eastAsia="nl-NL"/>
           <w14:ligatures w14:val="none"/>
         </w:rPr>
-        <w:t>(</w:t>
+        <w:t>    term="Huperzia selago",</w:t>
       </w:r>
     </w:p>
     <w:p>
@@ -563,9 +471,28 @@
           <w:lang w:eastAsia="nl-NL"/>
           <w14:ligatures w14:val="none"/>
         </w:rPr>
-        <w:t xml:space="preserve">    </w:t>
-      </w:r>
-      <w:proofErr w:type="spellStart"/>
+        <w:t>    retmax=1</w:t>
+      </w:r>
+    </w:p>
+    <w:p>
+      <w:pPr>
+        <w:pStyle w:val="Lijstalinea"/>
+        <w:numPr>
+          <w:ilvl w:val="0"/>
+          <w:numId w:val="1"/>
+        </w:numPr>
+        <w:shd w:val="clear" w:color="auto" w:fill="121314"/>
+        <w:spacing w:after="0" w:line="285" w:lineRule="atLeast"/>
+        <w:rPr>
+          <w:rFonts w:ascii="Consolas" w:eastAsia="Times New Roman" w:hAnsi="Consolas" w:cs="Times New Roman"/>
+          <w:color w:val="BBBEBF"/>
+          <w:kern w:val="0"/>
+          <w:sz w:val="21"/>
+          <w:szCs w:val="21"/>
+          <w:lang w:eastAsia="nl-NL"/>
+          <w14:ligatures w14:val="none"/>
+        </w:rPr>
+      </w:pPr>
       <w:r>
         <w:rPr>
           <w:rFonts w:ascii="Consolas" w:eastAsia="Times New Roman" w:hAnsi="Consolas" w:cs="Times New Roman"/>
@@ -576,9 +503,48 @@
           <w:lang w:eastAsia="nl-NL"/>
           <w14:ligatures w14:val="none"/>
         </w:rPr>
-        <w:t>db</w:t>
-      </w:r>
-      <w:proofErr w:type="spellEnd"/>
+        <w:t>)</w:t>
+      </w:r>
+    </w:p>
+    <w:p>
+      <w:pPr>
+        <w:pStyle w:val="Lijstalinea"/>
+        <w:numPr>
+          <w:ilvl w:val="0"/>
+          <w:numId w:val="1"/>
+        </w:numPr>
+        <w:shd w:val="clear" w:color="auto" w:fill="121314"/>
+        <w:spacing w:after="0" w:line="285" w:lineRule="atLeast"/>
+        <w:rPr>
+          <w:rFonts w:ascii="Consolas" w:eastAsia="Times New Roman" w:hAnsi="Consolas" w:cs="Times New Roman"/>
+          <w:color w:val="BBBEBF"/>
+          <w:kern w:val="0"/>
+          <w:sz w:val="21"/>
+          <w:szCs w:val="21"/>
+          <w:lang w:eastAsia="nl-NL"/>
+          <w14:ligatures w14:val="none"/>
+        </w:rPr>
+      </w:pPr>
+    </w:p>
+    <w:p>
+      <w:pPr>
+        <w:pStyle w:val="Lijstalinea"/>
+        <w:numPr>
+          <w:ilvl w:val="0"/>
+          <w:numId w:val="1"/>
+        </w:numPr>
+        <w:shd w:val="clear" w:color="auto" w:fill="121314"/>
+        <w:spacing w:after="0" w:line="285" w:lineRule="atLeast"/>
+        <w:rPr>
+          <w:rFonts w:ascii="Consolas" w:eastAsia="Times New Roman" w:hAnsi="Consolas" w:cs="Times New Roman"/>
+          <w:color w:val="BBBEBF"/>
+          <w:kern w:val="0"/>
+          <w:sz w:val="21"/>
+          <w:szCs w:val="21"/>
+          <w:lang w:eastAsia="nl-NL"/>
+          <w14:ligatures w14:val="none"/>
+        </w:rPr>
+      </w:pPr>
       <w:r>
         <w:rPr>
           <w:rFonts w:ascii="Consolas" w:eastAsia="Times New Roman" w:hAnsi="Consolas" w:cs="Times New Roman"/>
@@ -589,7 +555,7 @@
           <w:lang w:eastAsia="nl-NL"/>
           <w14:ligatures w14:val="none"/>
         </w:rPr>
-        <w:t>="nucleotide",</w:t>
+        <w:t>record = Entrez.read(handle)</w:t>
       </w:r>
     </w:p>
     <w:p>
@@ -621,9 +587,48 @@
           <w:lang w:eastAsia="nl-NL"/>
           <w14:ligatures w14:val="none"/>
         </w:rPr>
-        <w:t>    term="</w:t>
-      </w:r>
-      <w:proofErr w:type="spellStart"/>
+        <w:t>handle.close()</w:t>
+      </w:r>
+    </w:p>
+    <w:p>
+      <w:pPr>
+        <w:pStyle w:val="Lijstalinea"/>
+        <w:numPr>
+          <w:ilvl w:val="0"/>
+          <w:numId w:val="1"/>
+        </w:numPr>
+        <w:shd w:val="clear" w:color="auto" w:fill="121314"/>
+        <w:spacing w:after="0" w:line="285" w:lineRule="atLeast"/>
+        <w:rPr>
+          <w:rFonts w:ascii="Consolas" w:eastAsia="Times New Roman" w:hAnsi="Consolas" w:cs="Times New Roman"/>
+          <w:color w:val="BBBEBF"/>
+          <w:kern w:val="0"/>
+          <w:sz w:val="21"/>
+          <w:szCs w:val="21"/>
+          <w:lang w:eastAsia="nl-NL"/>
+          <w14:ligatures w14:val="none"/>
+        </w:rPr>
+      </w:pPr>
+    </w:p>
+    <w:p>
+      <w:pPr>
+        <w:pStyle w:val="Lijstalinea"/>
+        <w:numPr>
+          <w:ilvl w:val="0"/>
+          <w:numId w:val="1"/>
+        </w:numPr>
+        <w:shd w:val="clear" w:color="auto" w:fill="121314"/>
+        <w:spacing w:after="0" w:line="285" w:lineRule="atLeast"/>
+        <w:rPr>
+          <w:rFonts w:ascii="Consolas" w:eastAsia="Times New Roman" w:hAnsi="Consolas" w:cs="Times New Roman"/>
+          <w:color w:val="BBBEBF"/>
+          <w:kern w:val="0"/>
+          <w:sz w:val="21"/>
+          <w:szCs w:val="21"/>
+          <w:lang w:eastAsia="nl-NL"/>
+          <w14:ligatures w14:val="none"/>
+        </w:rPr>
+      </w:pPr>
       <w:r>
         <w:rPr>
           <w:rFonts w:ascii="Consolas" w:eastAsia="Times New Roman" w:hAnsi="Consolas" w:cs="Times New Roman"/>
@@ -634,9 +639,48 @@
           <w:lang w:eastAsia="nl-NL"/>
           <w14:ligatures w14:val="none"/>
         </w:rPr>
-        <w:t>Huperzia</w:t>
-      </w:r>
-      <w:proofErr w:type="spellEnd"/>
+        <w:t>print(record)</w:t>
+      </w:r>
+    </w:p>
+    <w:p>
+      <w:pPr>
+        <w:pStyle w:val="Lijstalinea"/>
+        <w:numPr>
+          <w:ilvl w:val="0"/>
+          <w:numId w:val="1"/>
+        </w:numPr>
+        <w:shd w:val="clear" w:color="auto" w:fill="121314"/>
+        <w:spacing w:after="0" w:line="285" w:lineRule="atLeast"/>
+        <w:rPr>
+          <w:rFonts w:ascii="Consolas" w:eastAsia="Times New Roman" w:hAnsi="Consolas" w:cs="Times New Roman"/>
+          <w:color w:val="BBBEBF"/>
+          <w:kern w:val="0"/>
+          <w:sz w:val="21"/>
+          <w:szCs w:val="21"/>
+          <w:lang w:eastAsia="nl-NL"/>
+          <w14:ligatures w14:val="none"/>
+        </w:rPr>
+      </w:pPr>
+    </w:p>
+    <w:p>
+      <w:pPr>
+        <w:pStyle w:val="Lijstalinea"/>
+        <w:numPr>
+          <w:ilvl w:val="0"/>
+          <w:numId w:val="1"/>
+        </w:numPr>
+        <w:shd w:val="clear" w:color="auto" w:fill="121314"/>
+        <w:spacing w:after="0" w:line="285" w:lineRule="atLeast"/>
+        <w:rPr>
+          <w:rFonts w:ascii="Consolas" w:eastAsia="Times New Roman" w:hAnsi="Consolas" w:cs="Times New Roman"/>
+          <w:color w:val="BBBEBF"/>
+          <w:kern w:val="0"/>
+          <w:sz w:val="21"/>
+          <w:szCs w:val="21"/>
+          <w:lang w:eastAsia="nl-NL"/>
+          <w14:ligatures w14:val="none"/>
+        </w:rPr>
+      </w:pPr>
       <w:r>
         <w:rPr>
           <w:rFonts w:ascii="Consolas" w:eastAsia="Times New Roman" w:hAnsi="Consolas" w:cs="Times New Roman"/>
@@ -647,33 +691,151 @@
           <w:lang w:eastAsia="nl-NL"/>
           <w14:ligatures w14:val="none"/>
         </w:rPr>
+        <w:t>'''</w:t>
+      </w:r>
+    </w:p>
+    <w:p>
+      <w:pPr>
+        <w:ind w:left="1416"/>
+      </w:pPr>
+    </w:p>
+    <w:p>
+      <w:pPr>
+        <w:ind w:left="1416"/>
+        <w:rPr>
+          <w:lang w:val="en-BE"/>
+        </w:rPr>
+      </w:pPr>
+      <w:r>
+        <w:rPr>
+          <w:lang w:val="en-BE"/>
+        </w:rPr>
+        <w:t>1 search term werk, testen op subset van de data</w:t>
+      </w:r>
+      <w:r>
+        <w:rPr>
+          <w:lang w:val="en-BE"/>
+        </w:rPr>
         <w:t xml:space="preserve"> </w:t>
       </w:r>
-      <w:proofErr w:type="spellStart"/>
-      <w:r>
-        <w:rPr>
-          <w:rFonts w:ascii="Consolas" w:eastAsia="Times New Roman" w:hAnsi="Consolas" w:cs="Times New Roman"/>
-          <w:color w:val="A5D6FF"/>
-          <w:kern w:val="0"/>
-          <w:sz w:val="21"/>
-          <w:szCs w:val="21"/>
-          <w:lang w:eastAsia="nl-NL"/>
-          <w14:ligatures w14:val="none"/>
-        </w:rPr>
-        <w:t>selago</w:t>
-      </w:r>
-      <w:proofErr w:type="spellEnd"/>
-      <w:r>
-        <w:rPr>
-          <w:rFonts w:ascii="Consolas" w:eastAsia="Times New Roman" w:hAnsi="Consolas" w:cs="Times New Roman"/>
-          <w:color w:val="A5D6FF"/>
-          <w:kern w:val="0"/>
-          <w:sz w:val="21"/>
-          <w:szCs w:val="21"/>
-          <w:lang w:eastAsia="nl-NL"/>
-          <w14:ligatures w14:val="none"/>
-        </w:rPr>
-        <w:t>",</w:t>
+      <w:r>
+        <w:rPr>
+          <w:lang w:val="en-BE"/>
+        </w:rPr>
+        <w:sym w:font="Wingdings" w:char="F0E0"/>
+      </w:r>
+      <w:r>
+        <w:rPr>
+          <w:lang w:val="en-BE"/>
+        </w:rPr>
+        <w:t xml:space="preserve"> script geeft accesie numbers maar de zoekterm is niet specefiek genoeg. Proberen van zoeken met een query met verschillende zoektermen</w:t>
+      </w:r>
+    </w:p>
+    <w:p>
+      <w:pPr>
+        <w:ind w:left="1416"/>
+        <w:rPr>
+          <w:lang w:val="en-BE"/>
+        </w:rPr>
+      </w:pPr>
+      <w:r>
+        <w:rPr>
+          <w:lang w:val="en-BE"/>
+        </w:rPr>
+        <w:t>Tietel toegevoed per keyword om overzicht te   geven van vershillen</w:t>
+      </w:r>
+    </w:p>
+    <w:p>
+      <w:pPr>
+        <w:ind w:left="1416"/>
+        <w:rPr>
+          <w:lang w:val="en-BE"/>
+        </w:rPr>
+      </w:pPr>
+    </w:p>
+    <w:p>
+      <w:pPr>
+        <w:ind w:left="1416"/>
+        <w:rPr>
+          <w:lang w:val="en-BE"/>
+        </w:rPr>
+      </w:pPr>
+      <w:r>
+        <w:rPr>
+          <w:lang w:val="en-BE"/>
+        </w:rPr>
+        <w:t>Score system toegevoegd</w:t>
+      </w:r>
+    </w:p>
+    <w:p>
+      <w:pPr>
+        <w:ind w:left="1416"/>
+        <w:rPr>
+          <w:lang w:val="en-BE"/>
+        </w:rPr>
+      </w:pPr>
+      <w:r>
+        <w:rPr>
+          <w:lang w:val="en-BE"/>
+        </w:rPr>
+        <w:t>Gui ontwikellen (radio button werkt niet voor meerdere selecties)</w:t>
+      </w:r>
+    </w:p>
+    <w:p>
+      <w:pPr>
+        <w:ind w:left="1416"/>
+        <w:rPr>
+          <w:lang w:val="en-BE"/>
+        </w:rPr>
+      </w:pPr>
+      <w:r>
+        <w:rPr>
+          <w:lang w:val="en-BE"/>
+        </w:rPr>
+        <w:t>Code gebruikte placeholdertekst als input</w:t>
+      </w:r>
+    </w:p>
+    <w:p>
+      <w:pPr>
+        <w:ind w:left="1416"/>
+        <w:rPr>
+          <w:lang w:val="en-BE"/>
+        </w:rPr>
+      </w:pPr>
+      <w:r>
+        <w:rPr>
+          <w:lang w:val="en-BE"/>
+        </w:rPr>
+        <w:t>Progress bar toevoegen</w:t>
+      </w:r>
+    </w:p>
+    <w:p>
+      <w:pPr>
+        <w:ind w:left="1416"/>
+        <w:rPr>
+          <w:lang w:val="en-BE"/>
+        </w:rPr>
+      </w:pPr>
+      <w:r>
+        <w:rPr>
+          <w:lang w:val="en-BE"/>
+        </w:rPr>
+        <w:lastRenderedPageBreak/>
+        <w:t>Threading toepasen op script</w:t>
+      </w:r>
+    </w:p>
+    <w:p>
+      <w:pPr>
+        <w:ind w:left="1416"/>
+        <w:rPr>
+          <w:lang w:val="en-BE"/>
+        </w:rPr>
+      </w:pPr>
+      <w:r>
+        <w:rPr>
+          <w:lang w:val="en-BE"/>
+        </w:rPr>
+        <w:t>Code system standardizeren.</w:t>
       </w:r>
     </w:p>
     <w:p>
@@ -683,615 +845,296 @@
           <w:ilvl w:val="0"/>
           <w:numId w:val="1"/>
         </w:numPr>
-        <w:shd w:val="clear" w:color="auto" w:fill="121314"/>
-        <w:spacing w:after="0" w:line="285" w:lineRule="atLeast"/>
-        <w:rPr>
-          <w:rFonts w:ascii="Consolas" w:eastAsia="Times New Roman" w:hAnsi="Consolas" w:cs="Times New Roman"/>
-          <w:color w:val="BBBEBF"/>
-          <w:kern w:val="0"/>
-          <w:sz w:val="21"/>
-          <w:szCs w:val="21"/>
-          <w:lang w:eastAsia="nl-NL"/>
-          <w14:ligatures w14:val="none"/>
-        </w:rPr>
-      </w:pPr>
-      <w:r>
-        <w:rPr>
-          <w:rFonts w:ascii="Consolas" w:eastAsia="Times New Roman" w:hAnsi="Consolas" w:cs="Times New Roman"/>
-          <w:color w:val="A5D6FF"/>
-          <w:kern w:val="0"/>
-          <w:sz w:val="21"/>
-          <w:szCs w:val="21"/>
-          <w:lang w:eastAsia="nl-NL"/>
-          <w14:ligatures w14:val="none"/>
-        </w:rPr>
-        <w:t xml:space="preserve">    </w:t>
-      </w:r>
-      <w:proofErr w:type="spellStart"/>
-      <w:r>
-        <w:rPr>
-          <w:rFonts w:ascii="Consolas" w:eastAsia="Times New Roman" w:hAnsi="Consolas" w:cs="Times New Roman"/>
-          <w:color w:val="A5D6FF"/>
-          <w:kern w:val="0"/>
-          <w:sz w:val="21"/>
-          <w:szCs w:val="21"/>
-          <w:lang w:eastAsia="nl-NL"/>
-          <w14:ligatures w14:val="none"/>
-        </w:rPr>
-        <w:t>retmax</w:t>
-      </w:r>
-      <w:proofErr w:type="spellEnd"/>
-      <w:r>
-        <w:rPr>
-          <w:rFonts w:ascii="Consolas" w:eastAsia="Times New Roman" w:hAnsi="Consolas" w:cs="Times New Roman"/>
-          <w:color w:val="A5D6FF"/>
-          <w:kern w:val="0"/>
-          <w:sz w:val="21"/>
-          <w:szCs w:val="21"/>
-          <w:lang w:eastAsia="nl-NL"/>
-          <w14:ligatures w14:val="none"/>
-        </w:rPr>
-        <w:t>=1</w:t>
-      </w:r>
-    </w:p>
-    <w:p>
-      <w:pPr>
-        <w:pStyle w:val="Lijstalinea"/>
+        <w:rPr>
+          <w:lang w:val="en-BE"/>
+        </w:rPr>
+      </w:pPr>
+      <w:r>
+        <w:rPr>
+          <w:lang w:val="en-BE"/>
+        </w:rPr>
+        <w:t xml:space="preserve">BOLD </w:t>
+      </w:r>
+    </w:p>
+    <w:p>
+      <w:pPr>
+        <w:ind w:left="1416"/>
+        <w:rPr>
+          <w:lang w:val="en-US"/>
+        </w:rPr>
+      </w:pPr>
+      <w:r>
+        <w:rPr>
+          <w:lang w:val="en-US"/>
+        </w:rPr>
+        <w:t>Here's a breakdown of the main differences and the traps I had to work around:</w:t>
+      </w:r>
+    </w:p>
+    <w:p>
+      <w:pPr>
+        <w:ind w:left="1416"/>
+      </w:pPr>
+      <w:r>
+        <w:t>1. API shape is fundamentally different</w:t>
+      </w:r>
+    </w:p>
+    <w:p>
+      <w:pPr>
         <w:numPr>
           <w:ilvl w:val="0"/>
-          <w:numId w:val="1"/>
+          <w:numId w:val="2"/>
         </w:numPr>
-        <w:shd w:val="clear" w:color="auto" w:fill="121314"/>
-        <w:spacing w:after="0" w:line="285" w:lineRule="atLeast"/>
-        <w:rPr>
-          <w:rFonts w:ascii="Consolas" w:eastAsia="Times New Roman" w:hAnsi="Consolas" w:cs="Times New Roman"/>
-          <w:color w:val="BBBEBF"/>
-          <w:kern w:val="0"/>
-          <w:sz w:val="21"/>
-          <w:szCs w:val="21"/>
-          <w:lang w:eastAsia="nl-NL"/>
-          <w14:ligatures w14:val="none"/>
-        </w:rPr>
-      </w:pPr>
-      <w:r>
-        <w:rPr>
-          <w:rFonts w:ascii="Consolas" w:eastAsia="Times New Roman" w:hAnsi="Consolas" w:cs="Times New Roman"/>
-          <w:color w:val="A5D6FF"/>
-          <w:kern w:val="0"/>
-          <w:sz w:val="21"/>
-          <w:szCs w:val="21"/>
-          <w:lang w:eastAsia="nl-NL"/>
-          <w14:ligatures w14:val="none"/>
-        </w:rPr>
-        <w:t>)</w:t>
-      </w:r>
-    </w:p>
-    <w:p>
-      <w:pPr>
-        <w:pStyle w:val="Lijstalinea"/>
+        <w:rPr>
+          <w:lang w:val="en-US"/>
+        </w:rPr>
+      </w:pPr>
+      <w:r>
+        <w:rPr>
+          <w:lang w:val="en-US"/>
+        </w:rPr>
+        <w:t>NCBI Entrez is a 2-call pattern: esearch (get IDs) → efetch (get GenBank records), keyed by species+marker in one query.</w:t>
+      </w:r>
+    </w:p>
+    <w:p>
+      <w:pPr>
         <w:numPr>
           <w:ilvl w:val="0"/>
-          <w:numId w:val="1"/>
+          <w:numId w:val="2"/>
         </w:numPr>
-        <w:shd w:val="clear" w:color="auto" w:fill="121314"/>
-        <w:spacing w:after="0" w:line="285" w:lineRule="atLeast"/>
-        <w:rPr>
-          <w:rFonts w:ascii="Consolas" w:eastAsia="Times New Roman" w:hAnsi="Consolas" w:cs="Times New Roman"/>
-          <w:color w:val="BBBEBF"/>
-          <w:kern w:val="0"/>
-          <w:sz w:val="21"/>
-          <w:szCs w:val="21"/>
-          <w:lang w:eastAsia="nl-NL"/>
-          <w14:ligatures w14:val="none"/>
-        </w:rPr>
-      </w:pPr>
-    </w:p>
-    <w:p>
-      <w:pPr>
-        <w:pStyle w:val="Lijstalinea"/>
+        <w:rPr>
+          <w:lang w:val="en-US"/>
+        </w:rPr>
+      </w:pPr>
+      <w:r>
+        <w:rPr>
+          <w:lang w:val="en-US"/>
+        </w:rPr>
+        <w:t>BOLD v5 is a 3-step token flow: query/preprocessor (validate the term) → query (get a query_id) → documents/&lt;query_id&gt;/download (actually get data). You can't skip straight to fetching — you need that query_id first.</w:t>
+      </w:r>
+    </w:p>
+    <w:p>
+      <w:pPr>
+        <w:ind w:left="1416"/>
+        <w:rPr>
+          <w:lang w:val="en-US"/>
+        </w:rPr>
+      </w:pPr>
+      <w:r>
+        <w:rPr>
+          <w:lang w:val="en-US"/>
+        </w:rPr>
+        <w:t>2. No per-marker filtering server-side</w:t>
+      </w:r>
+      <w:r>
+        <w:rPr>
+          <w:lang w:val="en-US"/>
+        </w:rPr>
+        <w:br/>
+        <w:t>NCBI lets you put the marker directly in the search query ("species"[Organism] AND rbcL). BOLD has no marker scope — a species query returns records for </w:t>
+      </w:r>
+      <w:r>
+        <w:rPr>
+          <w:i/>
+          <w:iCs/>
+          <w:lang w:val="en-US"/>
+        </w:rPr>
+        <w:t>every</w:t>
+      </w:r>
+      <w:r>
+        <w:rPr>
+          <w:lang w:val="en-US"/>
+        </w:rPr>
+        <w:t> marker at once, and you filter by marker_code locally. I turned this into an advantage: fetch once per species, cache it, and reuse across all markers instead of hitting the API once per species-marker pair like the NCBI version does.</w:t>
+      </w:r>
+    </w:p>
+    <w:p>
+      <w:pPr>
+        <w:ind w:left="1416"/>
+        <w:rPr>
+          <w:lang w:val="en-US"/>
+        </w:rPr>
+      </w:pPr>
+      <w:r>
+        <w:rPr>
+          <w:lang w:val="en-US"/>
+        </w:rPr>
+        <w:t>3. Response format is JSONL, not XML/GenBank</w:t>
+      </w:r>
+      <w:r>
+        <w:rPr>
+          <w:lang w:val="en-US"/>
+        </w:rPr>
+        <w:br/>
+        <w:t>BOLD's download endpoint returns newline-delimited JSON, not a JSON array. If you json.loads() the whole response body you get a parse error — you have to split on newlines and parse each line individually. This isn't documented clearly anywhere; I only found it by hitting the live endpoint with curl.</w:t>
+      </w:r>
+    </w:p>
+    <w:p>
+      <w:pPr>
+        <w:ind w:left="1416"/>
+        <w:rPr>
+          <w:lang w:val="en-US"/>
+        </w:rPr>
+      </w:pPr>
+      <w:r>
+        <w:rPr>
+          <w:lang w:val="en-US"/>
+        </w:rPr>
+        <w:t>4. "Not found" isn't obvious</w:t>
+      </w:r>
+      <w:r>
+        <w:rPr>
+          <w:lang w:val="en-US"/>
+        </w:rPr>
+        <w:br/>
+        <w:t>NCBI's esearch clearly returns an empty IdList when nothing matches. BOLD's preprocessor step </w:t>
+      </w:r>
+      <w:r>
+        <w:rPr>
+          <w:i/>
+          <w:iCs/>
+          <w:lang w:val="en-US"/>
+        </w:rPr>
+        <w:t>always</w:t>
+      </w:r>
+      <w:r>
+        <w:rPr>
+          <w:lang w:val="en-US"/>
+        </w:rPr>
+        <w:t> returns a "successful" match — even garbage input like Zzznonexistentplantxyz gets silently reinterpreted as an ID search and produces a valid query_id. The actual "no data" signal only shows up as an empty response body at the final download step. Easy to miss and assume the request worked.</w:t>
+      </w:r>
+    </w:p>
+    <w:p>
+      <w:pPr>
+        <w:ind w:left="1416"/>
+        <w:rPr>
+          <w:lang w:val="en-US"/>
+        </w:rPr>
+      </w:pPr>
+      <w:r>
+        <w:rPr>
+          <w:lang w:val="en-US"/>
+        </w:rPr>
+        <w:t>5. Marker naming isn't consistent</w:t>
+      </w:r>
+      <w:r>
+        <w:rPr>
+          <w:lang w:val="en-US"/>
+        </w:rPr>
+        <w:br/>
+        <w:t>NCBI/GenBank convention writes psbA-trnH; BOLD stores the same marker as trnH-psbA (genes reversed). A naive string match would silently return zero hits for that marker. I had to write a normalizer that splits on -, lowercases, and sorts the parts before comparing.</w:t>
+      </w:r>
+    </w:p>
+    <w:p>
+      <w:pPr>
+        <w:ind w:left="1416"/>
+      </w:pPr>
+      <w:r>
+        <w:lastRenderedPageBreak/>
+        <w:t>6. Field mapping quirks</w:t>
+      </w:r>
+    </w:p>
+    <w:p>
+      <w:pPr>
         <w:numPr>
           <w:ilvl w:val="0"/>
-          <w:numId w:val="1"/>
+          <w:numId w:val="3"/>
         </w:numPr>
-        <w:shd w:val="clear" w:color="auto" w:fill="121314"/>
-        <w:spacing w:after="0" w:line="285" w:lineRule="atLeast"/>
-        <w:rPr>
-          <w:rFonts w:ascii="Consolas" w:eastAsia="Times New Roman" w:hAnsi="Consolas" w:cs="Times New Roman"/>
-          <w:color w:val="BBBEBF"/>
-          <w:kern w:val="0"/>
-          <w:sz w:val="21"/>
-          <w:szCs w:val="21"/>
-          <w:lang w:eastAsia="nl-NL"/>
-          <w14:ligatures w14:val="none"/>
-        </w:rPr>
-      </w:pPr>
-      <w:r>
-        <w:rPr>
-          <w:rFonts w:ascii="Consolas" w:eastAsia="Times New Roman" w:hAnsi="Consolas" w:cs="Times New Roman"/>
-          <w:color w:val="A5D6FF"/>
-          <w:kern w:val="0"/>
-          <w:sz w:val="21"/>
-          <w:szCs w:val="21"/>
-          <w:lang w:eastAsia="nl-NL"/>
-          <w14:ligatures w14:val="none"/>
-        </w:rPr>
-        <w:t xml:space="preserve">record = </w:t>
-      </w:r>
-      <w:proofErr w:type="spellStart"/>
-      <w:r>
-        <w:rPr>
-          <w:rFonts w:ascii="Consolas" w:eastAsia="Times New Roman" w:hAnsi="Consolas" w:cs="Times New Roman"/>
-          <w:color w:val="A5D6FF"/>
-          <w:kern w:val="0"/>
-          <w:sz w:val="21"/>
-          <w:szCs w:val="21"/>
-          <w:lang w:eastAsia="nl-NL"/>
-          <w14:ligatures w14:val="none"/>
-        </w:rPr>
-        <w:t>Entrez.read</w:t>
-      </w:r>
-      <w:proofErr w:type="spellEnd"/>
-      <w:r>
-        <w:rPr>
-          <w:rFonts w:ascii="Consolas" w:eastAsia="Times New Roman" w:hAnsi="Consolas" w:cs="Times New Roman"/>
-          <w:color w:val="A5D6FF"/>
-          <w:kern w:val="0"/>
-          <w:sz w:val="21"/>
-          <w:szCs w:val="21"/>
-          <w:lang w:eastAsia="nl-NL"/>
-          <w14:ligatures w14:val="none"/>
-        </w:rPr>
-        <w:t>(handle)</w:t>
-      </w:r>
-    </w:p>
-    <w:p>
-      <w:pPr>
-        <w:pStyle w:val="Lijstalinea"/>
+        <w:rPr>
+          <w:lang w:val="en-US"/>
+        </w:rPr>
+      </w:pPr>
+      <w:r>
+        <w:rPr>
+          <w:lang w:val="en-US"/>
+        </w:rPr>
+        <w:t>country/ocean — the literal JSON key contains a /, which is fine in Python dicts but easy to fumble with typos.</w:t>
+      </w:r>
+    </w:p>
+    <w:p>
+      <w:pPr>
         <w:numPr>
           <w:ilvl w:val="0"/>
-          <w:numId w:val="1"/>
+          <w:numId w:val="3"/>
         </w:numPr>
-        <w:shd w:val="clear" w:color="auto" w:fill="121314"/>
-        <w:spacing w:after="0" w:line="285" w:lineRule="atLeast"/>
-        <w:rPr>
-          <w:rFonts w:ascii="Consolas" w:eastAsia="Times New Roman" w:hAnsi="Consolas" w:cs="Times New Roman"/>
-          <w:color w:val="BBBEBF"/>
-          <w:kern w:val="0"/>
-          <w:sz w:val="21"/>
-          <w:szCs w:val="21"/>
-          <w:lang w:eastAsia="nl-NL"/>
-          <w14:ligatures w14:val="none"/>
-        </w:rPr>
-      </w:pPr>
-      <w:proofErr w:type="spellStart"/>
-      <w:r>
-        <w:rPr>
-          <w:rFonts w:ascii="Consolas" w:eastAsia="Times New Roman" w:hAnsi="Consolas" w:cs="Times New Roman"/>
-          <w:color w:val="A5D6FF"/>
-          <w:kern w:val="0"/>
-          <w:sz w:val="21"/>
-          <w:szCs w:val="21"/>
-          <w:lang w:eastAsia="nl-NL"/>
-          <w14:ligatures w14:val="none"/>
-        </w:rPr>
-        <w:t>handle.close</w:t>
-      </w:r>
-      <w:proofErr w:type="spellEnd"/>
-      <w:r>
-        <w:rPr>
-          <w:rFonts w:ascii="Consolas" w:eastAsia="Times New Roman" w:hAnsi="Consolas" w:cs="Times New Roman"/>
-          <w:color w:val="A5D6FF"/>
-          <w:kern w:val="0"/>
-          <w:sz w:val="21"/>
-          <w:szCs w:val="21"/>
-          <w:lang w:eastAsia="nl-NL"/>
-          <w14:ligatures w14:val="none"/>
-        </w:rPr>
-        <w:t>()</w:t>
-      </w:r>
-    </w:p>
-    <w:p>
-      <w:pPr>
-        <w:pStyle w:val="Lijstalinea"/>
+        <w:rPr>
+          <w:lang w:val="en-US"/>
+        </w:rPr>
+      </w:pPr>
+      <w:r>
+        <w:rPr>
+          <w:lang w:val="en-US"/>
+        </w:rPr>
+        <w:t>Coordinates come back as a [lat, lon] list (or null), not a formatted string like NCBI's lat_lon qualifier — needed manual formatting.</w:t>
+      </w:r>
+    </w:p>
+    <w:p>
+      <w:pPr>
         <w:numPr>
           <w:ilvl w:val="0"/>
-          <w:numId w:val="1"/>
+          <w:numId w:val="3"/>
         </w:numPr>
-        <w:shd w:val="clear" w:color="auto" w:fill="121314"/>
-        <w:spacing w:after="0" w:line="285" w:lineRule="atLeast"/>
-        <w:rPr>
-          <w:rFonts w:ascii="Consolas" w:eastAsia="Times New Roman" w:hAnsi="Consolas" w:cs="Times New Roman"/>
-          <w:color w:val="BBBEBF"/>
-          <w:kern w:val="0"/>
-          <w:sz w:val="21"/>
-          <w:szCs w:val="21"/>
-          <w:lang w:eastAsia="nl-NL"/>
-          <w14:ligatures w14:val="none"/>
-        </w:rPr>
-      </w:pPr>
-    </w:p>
-    <w:p>
-      <w:pPr>
-        <w:pStyle w:val="Lijstalinea"/>
+        <w:rPr>
+          <w:lang w:val="en-US"/>
+        </w:rPr>
+      </w:pPr>
+      <w:r>
+        <w:rPr>
+          <w:lang w:val="en-US"/>
+        </w:rPr>
+        <w:t>No direct "voucher" field — had to fall back through museumid → sampleid.</w:t>
+      </w:r>
+    </w:p>
+    <w:p>
+      <w:pPr>
         <w:numPr>
           <w:ilvl w:val="0"/>
-          <w:numId w:val="1"/>
+          <w:numId w:val="3"/>
         </w:numPr>
-        <w:shd w:val="clear" w:color="auto" w:fill="121314"/>
-        <w:spacing w:after="0" w:line="285" w:lineRule="atLeast"/>
-        <w:rPr>
-          <w:rFonts w:ascii="Consolas" w:eastAsia="Times New Roman" w:hAnsi="Consolas" w:cs="Times New Roman"/>
-          <w:color w:val="BBBEBF"/>
-          <w:kern w:val="0"/>
-          <w:sz w:val="21"/>
-          <w:szCs w:val="21"/>
-          <w:lang w:eastAsia="nl-NL"/>
-          <w14:ligatures w14:val="none"/>
-        </w:rPr>
-      </w:pPr>
-      <w:r>
-        <w:rPr>
-          <w:rFonts w:ascii="Consolas" w:eastAsia="Times New Roman" w:hAnsi="Consolas" w:cs="Times New Roman"/>
-          <w:color w:val="A5D6FF"/>
-          <w:kern w:val="0"/>
-          <w:sz w:val="21"/>
-          <w:szCs w:val="21"/>
-          <w:lang w:eastAsia="nl-NL"/>
-          <w14:ligatures w14:val="none"/>
-        </w:rPr>
-        <w:t>print(record)</w:t>
-      </w:r>
-    </w:p>
-    <w:p>
-      <w:pPr>
-        <w:pStyle w:val="Lijstalinea"/>
-        <w:numPr>
-          <w:ilvl w:val="0"/>
-          <w:numId w:val="1"/>
-        </w:numPr>
-        <w:shd w:val="clear" w:color="auto" w:fill="121314"/>
-        <w:spacing w:after="0" w:line="285" w:lineRule="atLeast"/>
-        <w:rPr>
-          <w:rFonts w:ascii="Consolas" w:eastAsia="Times New Roman" w:hAnsi="Consolas" w:cs="Times New Roman"/>
-          <w:color w:val="BBBEBF"/>
-          <w:kern w:val="0"/>
-          <w:sz w:val="21"/>
-          <w:szCs w:val="21"/>
-          <w:lang w:eastAsia="nl-NL"/>
-          <w14:ligatures w14:val="none"/>
-        </w:rPr>
-      </w:pPr>
-    </w:p>
-    <w:p>
-      <w:pPr>
-        <w:pStyle w:val="Lijstalinea"/>
-        <w:numPr>
-          <w:ilvl w:val="0"/>
-          <w:numId w:val="1"/>
-        </w:numPr>
-        <w:shd w:val="clear" w:color="auto" w:fill="121314"/>
-        <w:spacing w:after="0" w:line="285" w:lineRule="atLeast"/>
-        <w:rPr>
-          <w:rFonts w:ascii="Consolas" w:eastAsia="Times New Roman" w:hAnsi="Consolas" w:cs="Times New Roman"/>
-          <w:color w:val="BBBEBF"/>
-          <w:kern w:val="0"/>
-          <w:sz w:val="21"/>
-          <w:szCs w:val="21"/>
-          <w:lang w:eastAsia="nl-NL"/>
-          <w14:ligatures w14:val="none"/>
-        </w:rPr>
-      </w:pPr>
-      <w:r>
-        <w:rPr>
-          <w:rFonts w:ascii="Consolas" w:eastAsia="Times New Roman" w:hAnsi="Consolas" w:cs="Times New Roman"/>
-          <w:color w:val="A5D6FF"/>
-          <w:kern w:val="0"/>
-          <w:sz w:val="21"/>
-          <w:szCs w:val="21"/>
-          <w:lang w:eastAsia="nl-NL"/>
-          <w14:ligatures w14:val="none"/>
-        </w:rPr>
-        <w:t>'''</w:t>
+        <w:rPr>
+          <w:lang w:val="en-US"/>
+        </w:rPr>
+      </w:pPr>
+      <w:r>
+        <w:rPr>
+          <w:lang w:val="en-US"/>
+        </w:rPr>
+        <w:t>No API key/email needed (unlike Entrez), which is simpler, but also means no rate-limit headers to calibrate the sleep timer against.</w:t>
       </w:r>
     </w:p>
     <w:p>
       <w:pPr>
         <w:ind w:left="1416"/>
-      </w:pPr>
-    </w:p>
-    <w:p>
-      <w:pPr>
-        <w:ind w:left="1416"/>
-        <w:rPr>
-          <w:lang w:val="en-BE"/>
-        </w:rPr>
-      </w:pPr>
-      <w:r>
-        <w:rPr>
-          <w:lang w:val="en-BE"/>
-        </w:rPr>
-        <w:t xml:space="preserve">1 search term </w:t>
-      </w:r>
-      <w:proofErr w:type="spellStart"/>
-      <w:r>
-        <w:rPr>
-          <w:lang w:val="en-BE"/>
-        </w:rPr>
-        <w:t>werk</w:t>
-      </w:r>
-      <w:proofErr w:type="spellEnd"/>
-      <w:r>
-        <w:rPr>
-          <w:lang w:val="en-BE"/>
-        </w:rPr>
-        <w:t xml:space="preserve">, </w:t>
-      </w:r>
-      <w:proofErr w:type="spellStart"/>
-      <w:r>
-        <w:rPr>
-          <w:lang w:val="en-BE"/>
-        </w:rPr>
-        <w:t>testen</w:t>
-      </w:r>
-      <w:proofErr w:type="spellEnd"/>
-      <w:r>
-        <w:rPr>
-          <w:lang w:val="en-BE"/>
-        </w:rPr>
-        <w:t xml:space="preserve"> op subset van de data</w:t>
-      </w:r>
-      <w:r>
-        <w:rPr>
-          <w:lang w:val="en-BE"/>
-        </w:rPr>
-        <w:t xml:space="preserve"> </w:t>
-      </w:r>
-      <w:r>
-        <w:rPr>
-          <w:lang w:val="en-BE"/>
-        </w:rPr>
-        <w:sym w:font="Wingdings" w:char="F0E0"/>
-      </w:r>
-      <w:r>
-        <w:rPr>
-          <w:lang w:val="en-BE"/>
-        </w:rPr>
-        <w:t xml:space="preserve"> script </w:t>
-      </w:r>
-      <w:proofErr w:type="spellStart"/>
-      <w:r>
-        <w:rPr>
-          <w:lang w:val="en-BE"/>
-        </w:rPr>
-        <w:t>geeft</w:t>
-      </w:r>
-      <w:proofErr w:type="spellEnd"/>
-      <w:r>
-        <w:rPr>
-          <w:lang w:val="en-BE"/>
-        </w:rPr>
-        <w:t xml:space="preserve"> </w:t>
-      </w:r>
-      <w:proofErr w:type="spellStart"/>
-      <w:r>
-        <w:rPr>
-          <w:lang w:val="en-BE"/>
-        </w:rPr>
-        <w:t>accesie</w:t>
-      </w:r>
-      <w:proofErr w:type="spellEnd"/>
-      <w:r>
-        <w:rPr>
-          <w:lang w:val="en-BE"/>
-        </w:rPr>
-        <w:t xml:space="preserve"> numbers maar de </w:t>
-      </w:r>
-      <w:proofErr w:type="spellStart"/>
-      <w:r>
-        <w:rPr>
-          <w:lang w:val="en-BE"/>
-        </w:rPr>
-        <w:t>zoekterm</w:t>
-      </w:r>
-      <w:proofErr w:type="spellEnd"/>
-      <w:r>
-        <w:rPr>
-          <w:lang w:val="en-BE"/>
-        </w:rPr>
-        <w:t xml:space="preserve"> is </w:t>
-      </w:r>
-      <w:proofErr w:type="spellStart"/>
-      <w:r>
-        <w:rPr>
-          <w:lang w:val="en-BE"/>
-        </w:rPr>
-        <w:t>niet</w:t>
-      </w:r>
-      <w:proofErr w:type="spellEnd"/>
-      <w:r>
-        <w:rPr>
-          <w:lang w:val="en-BE"/>
-        </w:rPr>
-        <w:t xml:space="preserve"> </w:t>
-      </w:r>
-      <w:proofErr w:type="spellStart"/>
-      <w:r>
-        <w:rPr>
-          <w:lang w:val="en-BE"/>
-        </w:rPr>
-        <w:t>specefiek</w:t>
-      </w:r>
-      <w:proofErr w:type="spellEnd"/>
-      <w:r>
-        <w:rPr>
-          <w:lang w:val="en-BE"/>
-        </w:rPr>
-        <w:t xml:space="preserve"> </w:t>
-      </w:r>
-      <w:proofErr w:type="spellStart"/>
-      <w:r>
-        <w:rPr>
-          <w:lang w:val="en-BE"/>
-        </w:rPr>
-        <w:t>genoeg</w:t>
-      </w:r>
-      <w:proofErr w:type="spellEnd"/>
-      <w:r>
-        <w:rPr>
-          <w:lang w:val="en-BE"/>
-        </w:rPr>
-        <w:t xml:space="preserve">. </w:t>
-      </w:r>
-      <w:proofErr w:type="spellStart"/>
-      <w:r>
-        <w:rPr>
-          <w:lang w:val="en-BE"/>
-        </w:rPr>
-        <w:t>Proberen</w:t>
-      </w:r>
-      <w:proofErr w:type="spellEnd"/>
-      <w:r>
-        <w:rPr>
-          <w:lang w:val="en-BE"/>
-        </w:rPr>
-        <w:t xml:space="preserve"> van </w:t>
-      </w:r>
-      <w:proofErr w:type="spellStart"/>
-      <w:r>
-        <w:rPr>
-          <w:lang w:val="en-BE"/>
-        </w:rPr>
-        <w:t>zoeken</w:t>
-      </w:r>
-      <w:proofErr w:type="spellEnd"/>
-      <w:r>
-        <w:rPr>
-          <w:lang w:val="en-BE"/>
-        </w:rPr>
-        <w:t xml:space="preserve"> met </w:t>
-      </w:r>
-      <w:proofErr w:type="spellStart"/>
-      <w:r>
-        <w:rPr>
-          <w:lang w:val="en-BE"/>
-        </w:rPr>
-        <w:t>een</w:t>
-      </w:r>
-      <w:proofErr w:type="spellEnd"/>
-      <w:r>
-        <w:rPr>
-          <w:lang w:val="en-BE"/>
-        </w:rPr>
-        <w:t xml:space="preserve"> query met </w:t>
-      </w:r>
-      <w:proofErr w:type="spellStart"/>
-      <w:r>
-        <w:rPr>
-          <w:lang w:val="en-BE"/>
-        </w:rPr>
-        <w:t>verschillende</w:t>
-      </w:r>
-      <w:proofErr w:type="spellEnd"/>
-      <w:r>
-        <w:rPr>
-          <w:lang w:val="en-BE"/>
-        </w:rPr>
-        <w:t xml:space="preserve"> </w:t>
-      </w:r>
-      <w:proofErr w:type="spellStart"/>
-      <w:r>
-        <w:rPr>
-          <w:lang w:val="en-BE"/>
-        </w:rPr>
-        <w:t>zoektermen</w:t>
-      </w:r>
-      <w:proofErr w:type="spellEnd"/>
-    </w:p>
-    <w:p>
-      <w:pPr>
-        <w:ind w:left="1416"/>
-        <w:rPr>
-          <w:lang w:val="en-BE"/>
-        </w:rPr>
-      </w:pPr>
-      <w:proofErr w:type="spellStart"/>
-      <w:r>
-        <w:rPr>
-          <w:lang w:val="en-BE"/>
-        </w:rPr>
-        <w:t>Tietel</w:t>
-      </w:r>
-      <w:proofErr w:type="spellEnd"/>
-      <w:r>
-        <w:rPr>
-          <w:lang w:val="en-BE"/>
-        </w:rPr>
-        <w:t xml:space="preserve"> </w:t>
-      </w:r>
-      <w:proofErr w:type="spellStart"/>
-      <w:r>
-        <w:rPr>
-          <w:lang w:val="en-BE"/>
-        </w:rPr>
-        <w:t>toegevoed</w:t>
-      </w:r>
-      <w:proofErr w:type="spellEnd"/>
-      <w:r>
-        <w:rPr>
-          <w:lang w:val="en-BE"/>
-        </w:rPr>
-        <w:t xml:space="preserve"> per keyword om </w:t>
-      </w:r>
-      <w:proofErr w:type="spellStart"/>
-      <w:r>
-        <w:rPr>
-          <w:lang w:val="en-BE"/>
-        </w:rPr>
-        <w:t>overzicht</w:t>
-      </w:r>
-      <w:proofErr w:type="spellEnd"/>
-      <w:r>
-        <w:rPr>
-          <w:lang w:val="en-BE"/>
-        </w:rPr>
-        <w:t xml:space="preserve"> </w:t>
-      </w:r>
-      <w:proofErr w:type="spellStart"/>
-      <w:r>
-        <w:rPr>
-          <w:lang w:val="en-BE"/>
-        </w:rPr>
-        <w:t>te</w:t>
-      </w:r>
-      <w:proofErr w:type="spellEnd"/>
-      <w:r>
-        <w:rPr>
-          <w:lang w:val="en-BE"/>
-        </w:rPr>
-        <w:t xml:space="preserve">   </w:t>
-      </w:r>
-      <w:proofErr w:type="spellStart"/>
-      <w:r>
-        <w:rPr>
-          <w:lang w:val="en-BE"/>
-        </w:rPr>
-        <w:t>geven</w:t>
-      </w:r>
-      <w:proofErr w:type="spellEnd"/>
-      <w:r>
-        <w:rPr>
-          <w:lang w:val="en-BE"/>
-        </w:rPr>
-        <w:t xml:space="preserve"> van </w:t>
-      </w:r>
-      <w:proofErr w:type="spellStart"/>
-      <w:r>
-        <w:rPr>
-          <w:lang w:val="en-BE"/>
-        </w:rPr>
-        <w:t>vershillen</w:t>
-      </w:r>
-      <w:proofErr w:type="spellEnd"/>
+        <w:rPr>
+          <w:lang w:val="en-US"/>
+        </w:rPr>
+      </w:pPr>
+      <w:r>
+        <w:rPr>
+          <w:lang w:val="en-US"/>
+        </w:rPr>
+        <w:t>7. Documentation was actually the hardest part</w:t>
+      </w:r>
+      <w:r>
+        <w:rPr>
+          <w:lang w:val="en-US"/>
+        </w:rPr>
+        <w:br/>
+        <w:t>Both the old (v4.boldsystems.org) and new (portal.boldsystems.org/api/docs) doc pages returned 403s to automated fetches. I ended up reverse-engineering the real behavior by hitting the live endpoints with curl and inspecting raw responses rather than reading a spec — which is also how I caught the JSONL format and the "always succeeds" preprocessor quirk above.</w:t>
+      </w:r>
+    </w:p>
+    <w:p>
+      <w:r>
+        <w:rPr>
+          <w:lang w:val="en-US"/>
+        </w:rPr>
+        <w:tab/>
+      </w:r>
+      <w:r>
+        <w:t>Resttime van 0,1 werkt niet moet p</w:t>
+      </w:r>
+      <w:r>
+        <w:t>roberen met een langere rest time</w:t>
+      </w:r>
     </w:p>
     <w:sectPr>
       <w:pgSz w:w="11906" w:h="16838"/>
@@ -1306,6 +1149,304 @@
 <file path=word/numbering.xml><?xml version="1.0" encoding="utf-8"?>
 <w:numbering xmlns:wpc="http://schemas.microsoft.com/office/word/2010/wordprocessingCanvas" xmlns:cx="http://schemas.microsoft.com/office/drawing/2014/chartex" xmlns:cx1="http://schemas.microsoft.com/office/drawing/2015/9/8/chartex" xmlns:cx2="http://schemas.microsoft.com/office/drawing/2015/10/21/chartex" xmlns:cx3="http://schemas.microsoft.com/office/drawing/2016/5/9/chartex" xmlns:cx4="http://schemas.microsoft.com/office/drawing/2016/5/10/chartex" xmlns:cx5="http://schemas.microsoft.com/office/drawing/2016/5/11/chartex" xmlns:cx6="http://schemas.microsoft.com/office/drawing/2016/5/12/chartex" xmlns:cx7="http://schemas.microsoft.com/office/drawing/2016/5/13/chartex" xmlns:cx8="http://schemas.microsoft.com/office/drawing/2016/5/14/chartex" xmlns:mc="http://schemas.openxmlformats.org/markup-compatibility/2006" xmlns:aink="http://schemas.microsoft.com/office/drawing/2016/ink" xmlns:am3d="http://schemas.microsoft.com/office/drawing/2017/model3d" xmlns:o="urn:schemas-microsoft-com:office:office" xmlns:oel="http://schemas.microsoft.com/office/2019/extlst" xmlns:r="http://schemas.openxmlformats.org/officeDocument/2006/relationships" xmlns:m="http://schemas.openxmlformats.org/officeDocument/2006/math" xmlns:v="urn:schemas-microsoft-com:vml" xmlns:wp14="http://schemas.microsoft.com/office/word/2010/wordprocessingDrawing" xmlns:wp="http://schemas.openxmlformats.org/drawingml/2006/wordprocessingDrawing" xmlns:w10="urn:schemas-microsoft-com:office:word" xmlns:w="http://schemas.openxmlformats.org/wordprocessingml/2006/main" xmlns:w14="http://schemas.microsoft.com/office/word/2010/wordml" xmlns:w15="http://schemas.microsoft.com/office/word/2012/wordml" xmlns:w16cex="http://schemas.microsoft.com/office/word/2018/wordml/cex" xmlns:w16cid="http://schemas.microsoft.com/office/word/2016/wordml/cid" xmlns:w16="http://schemas.microsoft.com/office/word/2018/wordml" xmlns:w16du="http://schemas.microsoft.com/office/word/2023/wordml/word16du" xmlns:w16sdtdh="http://schemas.microsoft.com/office/word/2020/wordml/sdtdatahash" xmlns:w16sdtfl="http://schemas.microsoft.com/office/word/2024/wordml/sdtformatlock" xmlns:w16se="http://schemas.microsoft.com/office/word/2015/wordml/symex" xmlns:wpg="http://schemas.microsoft.com/office/word/2010/wordprocessingGroup" xmlns:wpi="http://schemas.microsoft.com/office/word/2010/wordprocessingInk" xmlns:wne="http://schemas.microsoft.com/office/word/2006/wordml" xmlns:wps="http://schemas.microsoft.com/office/word/2010/wordprocessingShape" mc:Ignorable="w14 w15 w16se w16cid w16 w16cex w16sdtdh w16sdtfl w16du wp14">
   <w:abstractNum w:abstractNumId="0" w15:restartNumberingAfterBreak="0">
+    <w:nsid w:val="0BDF2136"/>
+    <w:multiLevelType w:val="multilevel"/>
+    <w:tmpl w:val="970E872C"/>
+    <w:lvl w:ilvl="0">
+      <w:start w:val="1"/>
+      <w:numFmt w:val="bullet"/>
+      <w:lvlText w:val=""/>
+      <w:lvlJc w:val="left"/>
+      <w:pPr>
+        <w:tabs>
+          <w:tab w:val="num" w:pos="720"/>
+        </w:tabs>
+        <w:ind w:left="720" w:hanging="360"/>
+      </w:pPr>
+      <w:rPr>
+        <w:rFonts w:ascii="Symbol" w:hAnsi="Symbol" w:hint="default"/>
+        <w:sz w:val="20"/>
+      </w:rPr>
+    </w:lvl>
+    <w:lvl w:ilvl="1" w:tentative="1">
+      <w:start w:val="1"/>
+      <w:numFmt w:val="bullet"/>
+      <w:lvlText w:val="o"/>
+      <w:lvlJc w:val="left"/>
+      <w:pPr>
+        <w:tabs>
+          <w:tab w:val="num" w:pos="1440"/>
+        </w:tabs>
+        <w:ind w:left="1440" w:hanging="360"/>
+      </w:pPr>
+      <w:rPr>
+        <w:rFonts w:ascii="Courier New" w:hAnsi="Courier New" w:hint="default"/>
+        <w:sz w:val="20"/>
+      </w:rPr>
+    </w:lvl>
+    <w:lvl w:ilvl="2" w:tentative="1">
+      <w:start w:val="1"/>
+      <w:numFmt w:val="bullet"/>
+      <w:lvlText w:val=""/>
+      <w:lvlJc w:val="left"/>
+      <w:pPr>
+        <w:tabs>
+          <w:tab w:val="num" w:pos="2160"/>
+        </w:tabs>
+        <w:ind w:left="2160" w:hanging="360"/>
+      </w:pPr>
+      <w:rPr>
+        <w:rFonts w:ascii="Wingdings" w:hAnsi="Wingdings" w:hint="default"/>
+        <w:sz w:val="20"/>
+      </w:rPr>
+    </w:lvl>
+    <w:lvl w:ilvl="3" w:tentative="1">
+      <w:start w:val="1"/>
+      <w:numFmt w:val="bullet"/>
+      <w:lvlText w:val=""/>
+      <w:lvlJc w:val="left"/>
+      <w:pPr>
+        <w:tabs>
+          <w:tab w:val="num" w:pos="2880"/>
+        </w:tabs>
+        <w:ind w:left="2880" w:hanging="360"/>
+      </w:pPr>
+      <w:rPr>
+        <w:rFonts w:ascii="Wingdings" w:hAnsi="Wingdings" w:hint="default"/>
+        <w:sz w:val="20"/>
+      </w:rPr>
+    </w:lvl>
+    <w:lvl w:ilvl="4" w:tentative="1">
+      <w:start w:val="1"/>
+      <w:numFmt w:val="bullet"/>
+      <w:lvlText w:val=""/>
+      <w:lvlJc w:val="left"/>
+      <w:pPr>
+        <w:tabs>
+          <w:tab w:val="num" w:pos="3600"/>
+        </w:tabs>
+        <w:ind w:left="3600" w:hanging="360"/>
+      </w:pPr>
+      <w:rPr>
+        <w:rFonts w:ascii="Wingdings" w:hAnsi="Wingdings" w:hint="default"/>
+        <w:sz w:val="20"/>
+      </w:rPr>
+    </w:lvl>
+    <w:lvl w:ilvl="5" w:tentative="1">
+      <w:start w:val="1"/>
+      <w:numFmt w:val="bullet"/>
+      <w:lvlText w:val=""/>
+      <w:lvlJc w:val="left"/>
+      <w:pPr>
+        <w:tabs>
+          <w:tab w:val="num" w:pos="4320"/>
+        </w:tabs>
+        <w:ind w:left="4320" w:hanging="360"/>
+      </w:pPr>
+      <w:rPr>
+        <w:rFonts w:ascii="Wingdings" w:hAnsi="Wingdings" w:hint="default"/>
+        <w:sz w:val="20"/>
+      </w:rPr>
+    </w:lvl>
+    <w:lvl w:ilvl="6" w:tentative="1">
+      <w:start w:val="1"/>
+      <w:numFmt w:val="bullet"/>
+      <w:lvlText w:val=""/>
+      <w:lvlJc w:val="left"/>
+      <w:pPr>
+        <w:tabs>
+          <w:tab w:val="num" w:pos="5040"/>
+        </w:tabs>
+        <w:ind w:left="5040" w:hanging="360"/>
+      </w:pPr>
+      <w:rPr>
+        <w:rFonts w:ascii="Wingdings" w:hAnsi="Wingdings" w:hint="default"/>
+        <w:sz w:val="20"/>
+      </w:rPr>
+    </w:lvl>
+    <w:lvl w:ilvl="7" w:tentative="1">
+      <w:start w:val="1"/>
+      <w:numFmt w:val="bullet"/>
+      <w:lvlText w:val=""/>
+      <w:lvlJc w:val="left"/>
+      <w:pPr>
+        <w:tabs>
+          <w:tab w:val="num" w:pos="5760"/>
+        </w:tabs>
+        <w:ind w:left="5760" w:hanging="360"/>
+      </w:pPr>
+      <w:rPr>
+        <w:rFonts w:ascii="Wingdings" w:hAnsi="Wingdings" w:hint="default"/>
+        <w:sz w:val="20"/>
+      </w:rPr>
+    </w:lvl>
+    <w:lvl w:ilvl="8" w:tentative="1">
+      <w:start w:val="1"/>
+      <w:numFmt w:val="bullet"/>
+      <w:lvlText w:val=""/>
+      <w:lvlJc w:val="left"/>
+      <w:pPr>
+        <w:tabs>
+          <w:tab w:val="num" w:pos="6480"/>
+        </w:tabs>
+        <w:ind w:left="6480" w:hanging="360"/>
+      </w:pPr>
+      <w:rPr>
+        <w:rFonts w:ascii="Wingdings" w:hAnsi="Wingdings" w:hint="default"/>
+        <w:sz w:val="20"/>
+      </w:rPr>
+    </w:lvl>
+  </w:abstractNum>
+  <w:abstractNum w:abstractNumId="1" w15:restartNumberingAfterBreak="0">
+    <w:nsid w:val="1DCB2FB8"/>
+    <w:multiLevelType w:val="multilevel"/>
+    <w:tmpl w:val="CDACF7C4"/>
+    <w:lvl w:ilvl="0">
+      <w:start w:val="1"/>
+      <w:numFmt w:val="bullet"/>
+      <w:lvlText w:val=""/>
+      <w:lvlJc w:val="left"/>
+      <w:pPr>
+        <w:tabs>
+          <w:tab w:val="num" w:pos="720"/>
+        </w:tabs>
+        <w:ind w:left="720" w:hanging="360"/>
+      </w:pPr>
+      <w:rPr>
+        <w:rFonts w:ascii="Symbol" w:hAnsi="Symbol" w:hint="default"/>
+        <w:sz w:val="20"/>
+      </w:rPr>
+    </w:lvl>
+    <w:lvl w:ilvl="1" w:tentative="1">
+      <w:start w:val="1"/>
+      <w:numFmt w:val="bullet"/>
+      <w:lvlText w:val="o"/>
+      <w:lvlJc w:val="left"/>
+      <w:pPr>
+        <w:tabs>
+          <w:tab w:val="num" w:pos="1440"/>
+        </w:tabs>
+        <w:ind w:left="1440" w:hanging="360"/>
+      </w:pPr>
+      <w:rPr>
+        <w:rFonts w:ascii="Courier New" w:hAnsi="Courier New" w:hint="default"/>
+        <w:sz w:val="20"/>
+      </w:rPr>
+    </w:lvl>
+    <w:lvl w:ilvl="2" w:tentative="1">
+      <w:start w:val="1"/>
+      <w:numFmt w:val="bullet"/>
+      <w:lvlText w:val=""/>
+      <w:lvlJc w:val="left"/>
+      <w:pPr>
+        <w:tabs>
+          <w:tab w:val="num" w:pos="2160"/>
+        </w:tabs>
+        <w:ind w:left="2160" w:hanging="360"/>
+      </w:pPr>
+      <w:rPr>
+        <w:rFonts w:ascii="Wingdings" w:hAnsi="Wingdings" w:hint="default"/>
+        <w:sz w:val="20"/>
+      </w:rPr>
+    </w:lvl>
+    <w:lvl w:ilvl="3" w:tentative="1">
+      <w:start w:val="1"/>
+      <w:numFmt w:val="bullet"/>
+      <w:lvlText w:val=""/>
+      <w:lvlJc w:val="left"/>
+      <w:pPr>
+        <w:tabs>
+          <w:tab w:val="num" w:pos="2880"/>
+        </w:tabs>
+        <w:ind w:left="2880" w:hanging="360"/>
+      </w:pPr>
+      <w:rPr>
+        <w:rFonts w:ascii="Wingdings" w:hAnsi="Wingdings" w:hint="default"/>
+        <w:sz w:val="20"/>
+      </w:rPr>
+    </w:lvl>
+    <w:lvl w:ilvl="4" w:tentative="1">
+      <w:start w:val="1"/>
+      <w:numFmt w:val="bullet"/>
+      <w:lvlText w:val=""/>
+      <w:lvlJc w:val="left"/>
+      <w:pPr>
+        <w:tabs>
+          <w:tab w:val="num" w:pos="3600"/>
+        </w:tabs>
+        <w:ind w:left="3600" w:hanging="360"/>
+      </w:pPr>
+      <w:rPr>
+        <w:rFonts w:ascii="Wingdings" w:hAnsi="Wingdings" w:hint="default"/>
+        <w:sz w:val="20"/>
+      </w:rPr>
+    </w:lvl>
+    <w:lvl w:ilvl="5" w:tentative="1">
+      <w:start w:val="1"/>
+      <w:numFmt w:val="bullet"/>
+      <w:lvlText w:val=""/>
+      <w:lvlJc w:val="left"/>
+      <w:pPr>
+        <w:tabs>
+          <w:tab w:val="num" w:pos="4320"/>
+        </w:tabs>
+        <w:ind w:left="4320" w:hanging="360"/>
+      </w:pPr>
+      <w:rPr>
+        <w:rFonts w:ascii="Wingdings" w:hAnsi="Wingdings" w:hint="default"/>
+        <w:sz w:val="20"/>
+      </w:rPr>
+    </w:lvl>
+    <w:lvl w:ilvl="6" w:tentative="1">
+      <w:start w:val="1"/>
+      <w:numFmt w:val="bullet"/>
+      <w:lvlText w:val=""/>
+      <w:lvlJc w:val="left"/>
+      <w:pPr>
+        <w:tabs>
+          <w:tab w:val="num" w:pos="5040"/>
+        </w:tabs>
+        <w:ind w:left="5040" w:hanging="360"/>
+      </w:pPr>
+      <w:rPr>
+        <w:rFonts w:ascii="Wingdings" w:hAnsi="Wingdings" w:hint="default"/>
+        <w:sz w:val="20"/>
+      </w:rPr>
+    </w:lvl>
+    <w:lvl w:ilvl="7" w:tentative="1">
+      <w:start w:val="1"/>
+      <w:numFmt w:val="bullet"/>
+      <w:lvlText w:val=""/>
+      <w:lvlJc w:val="left"/>
+      <w:pPr>
+        <w:tabs>
+          <w:tab w:val="num" w:pos="5760"/>
+        </w:tabs>
+        <w:ind w:left="5760" w:hanging="360"/>
+      </w:pPr>
+      <w:rPr>
+        <w:rFonts w:ascii="Wingdings" w:hAnsi="Wingdings" w:hint="default"/>
+        <w:sz w:val="20"/>
+      </w:rPr>
+    </w:lvl>
+    <w:lvl w:ilvl="8" w:tentative="1">
+      <w:start w:val="1"/>
+      <w:numFmt w:val="bullet"/>
+      <w:lvlText w:val=""/>
+      <w:lvlJc w:val="left"/>
+      <w:pPr>
+        <w:tabs>
+          <w:tab w:val="num" w:pos="6480"/>
+        </w:tabs>
+        <w:ind w:left="6480" w:hanging="360"/>
+      </w:pPr>
+      <w:rPr>
+        <w:rFonts w:ascii="Wingdings" w:hAnsi="Wingdings" w:hint="default"/>
+        <w:sz w:val="20"/>
+      </w:rPr>
+    </w:lvl>
+  </w:abstractNum>
+  <w:abstractNum w:abstractNumId="2" w15:restartNumberingAfterBreak="0">
     <w:nsid w:val="4ABB3DD6"/>
     <w:multiLevelType w:val="hybridMultilevel"/>
     <w:tmpl w:val="D186BFF2"/>
@@ -1418,7 +1559,13 @@
     </w:lvl>
   </w:abstractNum>
   <w:num w:numId="1" w16cid:durableId="1374963453">
+    <w:abstractNumId w:val="2"/>
+  </w:num>
+  <w:num w:numId="2" w16cid:durableId="460270665">
     <w:abstractNumId w:val="0"/>
+  </w:num>
+  <w:num w:numId="3" w16cid:durableId="1858887320">
+    <w:abstractNumId w:val="1"/>
   </w:num>
 </w:numbering>
 </file>

--- a/Stage Meise logbook.docx
+++ b/Stage Meise logbook.docx
@@ -58,61 +58,11 @@
                 <w:lang w:val="en-BE"/>
               </w:rPr>
             </w:pPr>
-            <w:proofErr w:type="spellStart"/>
             <w:r>
               <w:rPr>
                 <w:lang w:val="en-BE"/>
               </w:rPr>
-              <w:t>Ronlijdeing</w:t>
-            </w:r>
-            <w:proofErr w:type="spellEnd"/>
-            <w:r>
-              <w:rPr>
-                <w:lang w:val="en-BE"/>
-              </w:rPr>
-              <w:t xml:space="preserve"> </w:t>
-            </w:r>
-            <w:proofErr w:type="spellStart"/>
-            <w:r>
-              <w:rPr>
-                <w:lang w:val="en-BE"/>
-              </w:rPr>
-              <w:t>en</w:t>
-            </w:r>
-            <w:proofErr w:type="spellEnd"/>
-            <w:r>
-              <w:rPr>
-                <w:lang w:val="en-BE"/>
-              </w:rPr>
-              <w:t xml:space="preserve"> </w:t>
-            </w:r>
-            <w:proofErr w:type="spellStart"/>
-            <w:r>
-              <w:rPr>
-                <w:lang w:val="en-BE"/>
-              </w:rPr>
-              <w:t>introductie</w:t>
-            </w:r>
-            <w:proofErr w:type="spellEnd"/>
-            <w:r>
-              <w:rPr>
-                <w:lang w:val="en-BE"/>
-              </w:rPr>
-              <w:t xml:space="preserve">, </w:t>
-            </w:r>
-            <w:proofErr w:type="spellStart"/>
-            <w:r>
-              <w:rPr>
-                <w:lang w:val="en-BE"/>
-              </w:rPr>
-              <w:t>uitleg</w:t>
-            </w:r>
-            <w:proofErr w:type="spellEnd"/>
-            <w:r>
-              <w:rPr>
-                <w:lang w:val="en-BE"/>
-              </w:rPr>
-              <w:t xml:space="preserve"> over de stage.</w:t>
+              <w:t>Ronlijdeing en introductie, uitleg over de stage.</w:t>
             </w:r>
           </w:p>
         </w:tc>
@@ -291,61 +241,17 @@
           <w:lang w:val="en-BE"/>
         </w:rPr>
       </w:pPr>
-      <w:proofErr w:type="spellStart"/>
       <w:r>
         <w:rPr>
           <w:lang w:val="en-BE"/>
         </w:rPr>
-        <w:t>Floralijst</w:t>
-      </w:r>
-      <w:proofErr w:type="spellEnd"/>
+        <w:t xml:space="preserve">Floralijst </w:t>
+      </w:r>
       <w:r>
         <w:rPr>
           <w:lang w:val="en-BE"/>
         </w:rPr>
-        <w:t xml:space="preserve"> </w:t>
-      </w:r>
-      <w:proofErr w:type="spellStart"/>
-      <w:r>
-        <w:rPr>
-          <w:lang w:val="en-BE"/>
-        </w:rPr>
-        <w:t>filteren</w:t>
-      </w:r>
-      <w:proofErr w:type="spellEnd"/>
-      <w:r>
-        <w:rPr>
-          <w:lang w:val="en-BE"/>
-        </w:rPr>
-        <w:t xml:space="preserve"> </w:t>
-      </w:r>
-      <w:proofErr w:type="spellStart"/>
-      <w:r>
-        <w:rPr>
-          <w:lang w:val="en-BE"/>
-        </w:rPr>
-        <w:t>en</w:t>
-      </w:r>
-      <w:proofErr w:type="spellEnd"/>
-      <w:r>
-        <w:rPr>
-          <w:lang w:val="en-BE"/>
-        </w:rPr>
-        <w:t xml:space="preserve"> </w:t>
-      </w:r>
-      <w:proofErr w:type="spellStart"/>
-      <w:r>
-        <w:rPr>
-          <w:lang w:val="en-BE"/>
-        </w:rPr>
-        <w:t>verwerken</w:t>
-      </w:r>
-      <w:proofErr w:type="spellEnd"/>
-      <w:r>
-        <w:rPr>
-          <w:lang w:val="en-BE"/>
-        </w:rPr>
-        <w:t xml:space="preserve">. (R) </w:t>
+        <w:t xml:space="preserve">filteren en verwerken. (R) </w:t>
       </w:r>
     </w:p>
     <w:p>
@@ -363,21 +269,7 @@
         <w:rPr>
           <w:lang w:val="en-BE"/>
         </w:rPr>
-        <w:t xml:space="preserve">Script </w:t>
-      </w:r>
-      <w:proofErr w:type="spellStart"/>
-      <w:r>
-        <w:rPr>
-          <w:lang w:val="en-BE"/>
-        </w:rPr>
-        <w:t>voor</w:t>
-      </w:r>
-      <w:proofErr w:type="spellEnd"/>
-      <w:r>
-        <w:rPr>
-          <w:lang w:val="en-BE"/>
-        </w:rPr>
-        <w:t xml:space="preserve"> ID </w:t>
+        <w:t xml:space="preserve">Script voor ID </w:t>
       </w:r>
     </w:p>
     <w:p>
@@ -391,57 +283,35 @@
           <w:lang w:val="en-BE"/>
         </w:rPr>
       </w:pPr>
-      <w:proofErr w:type="spellStart"/>
       <w:r>
         <w:rPr>
           <w:lang w:val="en-BE"/>
         </w:rPr>
-        <w:t>Eerste</w:t>
-      </w:r>
-      <w:proofErr w:type="spellEnd"/>
+        <w:t xml:space="preserve">Eerste run van script output: </w:t>
+      </w:r>
       <w:r>
         <w:rPr>
           <w:lang w:val="en-BE"/>
         </w:rPr>
-        <w:t xml:space="preserve"> run van script output: </w:t>
+        <w:t>Search Backend failed</w:t>
       </w:r>
       <w:r>
         <w:rPr>
           <w:lang w:val="en-BE"/>
         </w:rPr>
-        <w:t>Search Backend failed</w:t>
+        <w:t xml:space="preserve">. </w:t>
       </w:r>
       <w:r>
         <w:rPr>
           <w:lang w:val="en-BE"/>
         </w:rPr>
-        <w:t xml:space="preserve">. </w:t>
+        <w:sym w:font="Wingdings" w:char="F0E0"/>
       </w:r>
       <w:r>
         <w:rPr>
           <w:lang w:val="en-BE"/>
         </w:rPr>
-        <w:sym w:font="Wingdings" w:char="F0E0"/>
-      </w:r>
-      <w:r>
-        <w:rPr>
-          <w:lang w:val="en-BE"/>
-        </w:rPr>
-        <w:t xml:space="preserve"> </w:t>
-      </w:r>
-      <w:proofErr w:type="spellStart"/>
-      <w:r>
-        <w:rPr>
-          <w:lang w:val="en-BE"/>
-        </w:rPr>
-        <w:t>testen</w:t>
-      </w:r>
-      <w:proofErr w:type="spellEnd"/>
-      <w:r>
-        <w:rPr>
-          <w:lang w:val="en-BE"/>
-        </w:rPr>
-        <w:t xml:space="preserve"> met 1 search term </w:t>
+        <w:t xml:space="preserve"> testen met 1 search term </w:t>
       </w:r>
     </w:p>
     <w:p>
@@ -505,9 +375,28 @@
           <w:lang w:eastAsia="nl-NL"/>
           <w14:ligatures w14:val="none"/>
         </w:rPr>
-        <w:t xml:space="preserve">handle = </w:t>
-      </w:r>
-      <w:proofErr w:type="spellStart"/>
+        <w:t>handle = Entrez.esearch(</w:t>
+      </w:r>
+    </w:p>
+    <w:p>
+      <w:pPr>
+        <w:pStyle w:val="Lijstalinea"/>
+        <w:numPr>
+          <w:ilvl w:val="0"/>
+          <w:numId w:val="1"/>
+        </w:numPr>
+        <w:shd w:val="clear" w:color="auto" w:fill="121314"/>
+        <w:spacing w:after="0" w:line="285" w:lineRule="atLeast"/>
+        <w:rPr>
+          <w:rFonts w:ascii="Consolas" w:eastAsia="Times New Roman" w:hAnsi="Consolas" w:cs="Times New Roman"/>
+          <w:color w:val="BBBEBF"/>
+          <w:kern w:val="0"/>
+          <w:sz w:val="21"/>
+          <w:szCs w:val="21"/>
+          <w:lang w:eastAsia="nl-NL"/>
+          <w14:ligatures w14:val="none"/>
+        </w:rPr>
+      </w:pPr>
       <w:r>
         <w:rPr>
           <w:rFonts w:ascii="Consolas" w:eastAsia="Times New Roman" w:hAnsi="Consolas" w:cs="Times New Roman"/>
@@ -518,9 +407,28 @@
           <w:lang w:eastAsia="nl-NL"/>
           <w14:ligatures w14:val="none"/>
         </w:rPr>
-        <w:t>Entrez.esearch</w:t>
-      </w:r>
-      <w:proofErr w:type="spellEnd"/>
+        <w:t>    db="nucleotide",</w:t>
+      </w:r>
+    </w:p>
+    <w:p>
+      <w:pPr>
+        <w:pStyle w:val="Lijstalinea"/>
+        <w:numPr>
+          <w:ilvl w:val="0"/>
+          <w:numId w:val="1"/>
+        </w:numPr>
+        <w:shd w:val="clear" w:color="auto" w:fill="121314"/>
+        <w:spacing w:after="0" w:line="285" w:lineRule="atLeast"/>
+        <w:rPr>
+          <w:rFonts w:ascii="Consolas" w:eastAsia="Times New Roman" w:hAnsi="Consolas" w:cs="Times New Roman"/>
+          <w:color w:val="BBBEBF"/>
+          <w:kern w:val="0"/>
+          <w:sz w:val="21"/>
+          <w:szCs w:val="21"/>
+          <w:lang w:eastAsia="nl-NL"/>
+          <w14:ligatures w14:val="none"/>
+        </w:rPr>
+      </w:pPr>
       <w:r>
         <w:rPr>
           <w:rFonts w:ascii="Consolas" w:eastAsia="Times New Roman" w:hAnsi="Consolas" w:cs="Times New Roman"/>
@@ -531,7 +439,7 @@
           <w:lang w:eastAsia="nl-NL"/>
           <w14:ligatures w14:val="none"/>
         </w:rPr>
-        <w:t>(</w:t>
+        <w:t>    term="Huperzia selago",</w:t>
       </w:r>
     </w:p>
     <w:p>
@@ -563,9 +471,28 @@
           <w:lang w:eastAsia="nl-NL"/>
           <w14:ligatures w14:val="none"/>
         </w:rPr>
-        <w:t xml:space="preserve">    </w:t>
-      </w:r>
-      <w:proofErr w:type="spellStart"/>
+        <w:t>    retmax=1</w:t>
+      </w:r>
+    </w:p>
+    <w:p>
+      <w:pPr>
+        <w:pStyle w:val="Lijstalinea"/>
+        <w:numPr>
+          <w:ilvl w:val="0"/>
+          <w:numId w:val="1"/>
+        </w:numPr>
+        <w:shd w:val="clear" w:color="auto" w:fill="121314"/>
+        <w:spacing w:after="0" w:line="285" w:lineRule="atLeast"/>
+        <w:rPr>
+          <w:rFonts w:ascii="Consolas" w:eastAsia="Times New Roman" w:hAnsi="Consolas" w:cs="Times New Roman"/>
+          <w:color w:val="BBBEBF"/>
+          <w:kern w:val="0"/>
+          <w:sz w:val="21"/>
+          <w:szCs w:val="21"/>
+          <w:lang w:eastAsia="nl-NL"/>
+          <w14:ligatures w14:val="none"/>
+        </w:rPr>
+      </w:pPr>
       <w:r>
         <w:rPr>
           <w:rFonts w:ascii="Consolas" w:eastAsia="Times New Roman" w:hAnsi="Consolas" w:cs="Times New Roman"/>
@@ -576,9 +503,48 @@
           <w:lang w:eastAsia="nl-NL"/>
           <w14:ligatures w14:val="none"/>
         </w:rPr>
-        <w:t>db</w:t>
-      </w:r>
-      <w:proofErr w:type="spellEnd"/>
+        <w:t>)</w:t>
+      </w:r>
+    </w:p>
+    <w:p>
+      <w:pPr>
+        <w:pStyle w:val="Lijstalinea"/>
+        <w:numPr>
+          <w:ilvl w:val="0"/>
+          <w:numId w:val="1"/>
+        </w:numPr>
+        <w:shd w:val="clear" w:color="auto" w:fill="121314"/>
+        <w:spacing w:after="0" w:line="285" w:lineRule="atLeast"/>
+        <w:rPr>
+          <w:rFonts w:ascii="Consolas" w:eastAsia="Times New Roman" w:hAnsi="Consolas" w:cs="Times New Roman"/>
+          <w:color w:val="BBBEBF"/>
+          <w:kern w:val="0"/>
+          <w:sz w:val="21"/>
+          <w:szCs w:val="21"/>
+          <w:lang w:eastAsia="nl-NL"/>
+          <w14:ligatures w14:val="none"/>
+        </w:rPr>
+      </w:pPr>
+    </w:p>
+    <w:p>
+      <w:pPr>
+        <w:pStyle w:val="Lijstalinea"/>
+        <w:numPr>
+          <w:ilvl w:val="0"/>
+          <w:numId w:val="1"/>
+        </w:numPr>
+        <w:shd w:val="clear" w:color="auto" w:fill="121314"/>
+        <w:spacing w:after="0" w:line="285" w:lineRule="atLeast"/>
+        <w:rPr>
+          <w:rFonts w:ascii="Consolas" w:eastAsia="Times New Roman" w:hAnsi="Consolas" w:cs="Times New Roman"/>
+          <w:color w:val="BBBEBF"/>
+          <w:kern w:val="0"/>
+          <w:sz w:val="21"/>
+          <w:szCs w:val="21"/>
+          <w:lang w:eastAsia="nl-NL"/>
+          <w14:ligatures w14:val="none"/>
+        </w:rPr>
+      </w:pPr>
       <w:r>
         <w:rPr>
           <w:rFonts w:ascii="Consolas" w:eastAsia="Times New Roman" w:hAnsi="Consolas" w:cs="Times New Roman"/>
@@ -589,7 +555,7 @@
           <w:lang w:eastAsia="nl-NL"/>
           <w14:ligatures w14:val="none"/>
         </w:rPr>
-        <w:t>="nucleotide",</w:t>
+        <w:t>record = Entrez.read(handle)</w:t>
       </w:r>
     </w:p>
     <w:p>
@@ -621,9 +587,48 @@
           <w:lang w:eastAsia="nl-NL"/>
           <w14:ligatures w14:val="none"/>
         </w:rPr>
-        <w:t>    term="</w:t>
-      </w:r>
-      <w:proofErr w:type="spellStart"/>
+        <w:t>handle.close()</w:t>
+      </w:r>
+    </w:p>
+    <w:p>
+      <w:pPr>
+        <w:pStyle w:val="Lijstalinea"/>
+        <w:numPr>
+          <w:ilvl w:val="0"/>
+          <w:numId w:val="1"/>
+        </w:numPr>
+        <w:shd w:val="clear" w:color="auto" w:fill="121314"/>
+        <w:spacing w:after="0" w:line="285" w:lineRule="atLeast"/>
+        <w:rPr>
+          <w:rFonts w:ascii="Consolas" w:eastAsia="Times New Roman" w:hAnsi="Consolas" w:cs="Times New Roman"/>
+          <w:color w:val="BBBEBF"/>
+          <w:kern w:val="0"/>
+          <w:sz w:val="21"/>
+          <w:szCs w:val="21"/>
+          <w:lang w:eastAsia="nl-NL"/>
+          <w14:ligatures w14:val="none"/>
+        </w:rPr>
+      </w:pPr>
+    </w:p>
+    <w:p>
+      <w:pPr>
+        <w:pStyle w:val="Lijstalinea"/>
+        <w:numPr>
+          <w:ilvl w:val="0"/>
+          <w:numId w:val="1"/>
+        </w:numPr>
+        <w:shd w:val="clear" w:color="auto" w:fill="121314"/>
+        <w:spacing w:after="0" w:line="285" w:lineRule="atLeast"/>
+        <w:rPr>
+          <w:rFonts w:ascii="Consolas" w:eastAsia="Times New Roman" w:hAnsi="Consolas" w:cs="Times New Roman"/>
+          <w:color w:val="BBBEBF"/>
+          <w:kern w:val="0"/>
+          <w:sz w:val="21"/>
+          <w:szCs w:val="21"/>
+          <w:lang w:eastAsia="nl-NL"/>
+          <w14:ligatures w14:val="none"/>
+        </w:rPr>
+      </w:pPr>
       <w:r>
         <w:rPr>
           <w:rFonts w:ascii="Consolas" w:eastAsia="Times New Roman" w:hAnsi="Consolas" w:cs="Times New Roman"/>
@@ -634,9 +639,48 @@
           <w:lang w:eastAsia="nl-NL"/>
           <w14:ligatures w14:val="none"/>
         </w:rPr>
-        <w:t>Huperzia</w:t>
-      </w:r>
-      <w:proofErr w:type="spellEnd"/>
+        <w:t>print(record)</w:t>
+      </w:r>
+    </w:p>
+    <w:p>
+      <w:pPr>
+        <w:pStyle w:val="Lijstalinea"/>
+        <w:numPr>
+          <w:ilvl w:val="0"/>
+          <w:numId w:val="1"/>
+        </w:numPr>
+        <w:shd w:val="clear" w:color="auto" w:fill="121314"/>
+        <w:spacing w:after="0" w:line="285" w:lineRule="atLeast"/>
+        <w:rPr>
+          <w:rFonts w:ascii="Consolas" w:eastAsia="Times New Roman" w:hAnsi="Consolas" w:cs="Times New Roman"/>
+          <w:color w:val="BBBEBF"/>
+          <w:kern w:val="0"/>
+          <w:sz w:val="21"/>
+          <w:szCs w:val="21"/>
+          <w:lang w:eastAsia="nl-NL"/>
+          <w14:ligatures w14:val="none"/>
+        </w:rPr>
+      </w:pPr>
+    </w:p>
+    <w:p>
+      <w:pPr>
+        <w:pStyle w:val="Lijstalinea"/>
+        <w:numPr>
+          <w:ilvl w:val="0"/>
+          <w:numId w:val="1"/>
+        </w:numPr>
+        <w:shd w:val="clear" w:color="auto" w:fill="121314"/>
+        <w:spacing w:after="0" w:line="285" w:lineRule="atLeast"/>
+        <w:rPr>
+          <w:rFonts w:ascii="Consolas" w:eastAsia="Times New Roman" w:hAnsi="Consolas" w:cs="Times New Roman"/>
+          <w:color w:val="BBBEBF"/>
+          <w:kern w:val="0"/>
+          <w:sz w:val="21"/>
+          <w:szCs w:val="21"/>
+          <w:lang w:eastAsia="nl-NL"/>
+          <w14:ligatures w14:val="none"/>
+        </w:rPr>
+      </w:pPr>
       <w:r>
         <w:rPr>
           <w:rFonts w:ascii="Consolas" w:eastAsia="Times New Roman" w:hAnsi="Consolas" w:cs="Times New Roman"/>
@@ -647,9 +691,2472 @@
           <w:lang w:eastAsia="nl-NL"/>
           <w14:ligatures w14:val="none"/>
         </w:rPr>
+        <w:t>'''</w:t>
+      </w:r>
+    </w:p>
+    <w:p>
+      <w:pPr>
+        <w:ind w:left="1416"/>
+      </w:pPr>
+    </w:p>
+    <w:p>
+      <w:pPr>
+        <w:ind w:left="1416"/>
+        <w:rPr>
+          <w:lang w:val="en-BE"/>
+        </w:rPr>
+      </w:pPr>
+      <w:r>
+        <w:rPr>
+          <w:lang w:val="en-BE"/>
+        </w:rPr>
+        <w:t>1 search term werk, testen op subset van de data</w:t>
+      </w:r>
+      <w:r>
+        <w:rPr>
+          <w:lang w:val="en-BE"/>
+        </w:rPr>
         <w:t xml:space="preserve"> </w:t>
       </w:r>
-      <w:proofErr w:type="spellStart"/>
+      <w:r>
+        <w:rPr>
+          <w:lang w:val="en-BE"/>
+        </w:rPr>
+        <w:sym w:font="Wingdings" w:char="F0E0"/>
+      </w:r>
+      <w:r>
+        <w:rPr>
+          <w:lang w:val="en-BE"/>
+        </w:rPr>
+        <w:t xml:space="preserve"> script geeft accesie numbers maar de zoekterm is niet specefiek genoeg. Proberen van zoeken met een query met verschillende zoektermen</w:t>
+      </w:r>
+    </w:p>
+    <w:p>
+      <w:pPr>
+        <w:ind w:left="1416"/>
+        <w:rPr>
+          <w:lang w:val="en-BE"/>
+        </w:rPr>
+      </w:pPr>
+      <w:r>
+        <w:rPr>
+          <w:lang w:val="en-BE"/>
+        </w:rPr>
+        <w:t>Tietel toegevoed per keyword om overzicht te   geven van vershillen</w:t>
+      </w:r>
+    </w:p>
+    <w:p>
+      <w:pPr>
+        <w:ind w:left="1416"/>
+        <w:rPr>
+          <w:lang w:val="en-BE"/>
+        </w:rPr>
+      </w:pPr>
+    </w:p>
+    <w:p>
+      <w:pPr>
+        <w:ind w:left="1416"/>
+        <w:rPr>
+          <w:lang w:val="en-BE"/>
+        </w:rPr>
+      </w:pPr>
+      <w:r>
+        <w:rPr>
+          <w:lang w:val="en-BE"/>
+        </w:rPr>
+        <w:t>Score system toegevoegd</w:t>
+      </w:r>
+    </w:p>
+    <w:p>
+      <w:pPr>
+        <w:ind w:left="1416"/>
+        <w:rPr>
+          <w:lang w:val="en-BE"/>
+        </w:rPr>
+      </w:pPr>
+      <w:r>
+        <w:rPr>
+          <w:lang w:val="en-BE"/>
+        </w:rPr>
+        <w:t>Gui ontwikellen (radio button werkt niet voor meerdere selecties)</w:t>
+      </w:r>
+    </w:p>
+    <w:p>
+      <w:pPr>
+        <w:ind w:left="1416"/>
+        <w:rPr>
+          <w:lang w:val="en-BE"/>
+        </w:rPr>
+      </w:pPr>
+      <w:r>
+        <w:rPr>
+          <w:lang w:val="en-BE"/>
+        </w:rPr>
+        <w:t>Code gebruikte placeholdertekst als input</w:t>
+      </w:r>
+    </w:p>
+    <w:p>
+      <w:pPr>
+        <w:ind w:left="1416"/>
+        <w:rPr>
+          <w:lang w:val="en-BE"/>
+        </w:rPr>
+      </w:pPr>
+      <w:r>
+        <w:rPr>
+          <w:lang w:val="en-BE"/>
+        </w:rPr>
+        <w:t>Progress bar toevoegen</w:t>
+      </w:r>
+    </w:p>
+    <w:p>
+      <w:pPr>
+        <w:ind w:left="1416"/>
+        <w:rPr>
+          <w:lang w:val="en-BE"/>
+        </w:rPr>
+      </w:pPr>
+      <w:r>
+        <w:rPr>
+          <w:lang w:val="en-BE"/>
+        </w:rPr>
+        <w:lastRenderedPageBreak/>
+        <w:t>Threading toepasen op script</w:t>
+      </w:r>
+    </w:p>
+    <w:p>
+      <w:pPr>
+        <w:ind w:left="1416"/>
+        <w:rPr>
+          <w:lang w:val="en-BE"/>
+        </w:rPr>
+      </w:pPr>
+      <w:r>
+        <w:rPr>
+          <w:lang w:val="en-BE"/>
+        </w:rPr>
+        <w:t xml:space="preserve">Code system </w:t>
+      </w:r>
+      <w:proofErr w:type="spellStart"/>
+      <w:r>
+        <w:rPr>
+          <w:lang w:val="en-BE"/>
+        </w:rPr>
+        <w:t>standardizeren</w:t>
+      </w:r>
+      <w:proofErr w:type="spellEnd"/>
+      <w:r>
+        <w:rPr>
+          <w:lang w:val="en-BE"/>
+        </w:rPr>
+        <w:t>.</w:t>
+      </w:r>
+    </w:p>
+    <w:p>
+      <w:pPr>
+        <w:pStyle w:val="Lijstalinea"/>
+        <w:numPr>
+          <w:ilvl w:val="0"/>
+          <w:numId w:val="1"/>
+        </w:numPr>
+        <w:rPr>
+          <w:lang w:val="en-BE"/>
+        </w:rPr>
+      </w:pPr>
+      <w:r>
+        <w:rPr>
+          <w:lang w:val="en-BE"/>
+        </w:rPr>
+        <w:t xml:space="preserve">BOLD </w:t>
+      </w:r>
+    </w:p>
+    <w:p>
+      <w:pPr>
+        <w:ind w:left="1416"/>
+        <w:rPr>
+          <w:lang w:val="en-US"/>
+        </w:rPr>
+      </w:pPr>
+      <w:r>
+        <w:rPr>
+          <w:lang w:val="en-US"/>
+        </w:rPr>
+        <w:t>Here's a breakdown of the main differences and the traps I had to work around:</w:t>
+      </w:r>
+    </w:p>
+    <w:p>
+      <w:pPr>
+        <w:ind w:left="1416"/>
+      </w:pPr>
+      <w:r>
+        <w:t xml:space="preserve">1. API </w:t>
+      </w:r>
+      <w:proofErr w:type="spellStart"/>
+      <w:r>
+        <w:t>shape</w:t>
+      </w:r>
+      <w:proofErr w:type="spellEnd"/>
+      <w:r>
+        <w:t xml:space="preserve"> is </w:t>
+      </w:r>
+      <w:proofErr w:type="spellStart"/>
+      <w:r>
+        <w:t>fundamentally</w:t>
+      </w:r>
+      <w:proofErr w:type="spellEnd"/>
+      <w:r>
+        <w:t xml:space="preserve"> different</w:t>
+      </w:r>
+    </w:p>
+    <w:p>
+      <w:pPr>
+        <w:numPr>
+          <w:ilvl w:val="0"/>
+          <w:numId w:val="2"/>
+        </w:numPr>
+        <w:rPr>
+          <w:lang w:val="en-US"/>
+        </w:rPr>
+      </w:pPr>
+      <w:r>
+        <w:rPr>
+          <w:lang w:val="en-US"/>
+        </w:rPr>
+        <w:t>NCBI Entrez is a 2-call pattern: </w:t>
+      </w:r>
+      <w:proofErr w:type="spellStart"/>
+      <w:r>
+        <w:rPr>
+          <w:lang w:val="en-US"/>
+        </w:rPr>
+        <w:t>esearch</w:t>
+      </w:r>
+      <w:proofErr w:type="spellEnd"/>
+      <w:r>
+        <w:rPr>
+          <w:lang w:val="en-US"/>
+        </w:rPr>
+        <w:t> (get IDs) → </w:t>
+      </w:r>
+      <w:proofErr w:type="spellStart"/>
+      <w:r>
+        <w:rPr>
+          <w:lang w:val="en-US"/>
+        </w:rPr>
+        <w:t>efetch</w:t>
+      </w:r>
+      <w:proofErr w:type="spellEnd"/>
+      <w:r>
+        <w:rPr>
+          <w:lang w:val="en-US"/>
+        </w:rPr>
+        <w:t xml:space="preserve"> (get GenBank records), keyed by </w:t>
+      </w:r>
+      <w:proofErr w:type="spellStart"/>
+      <w:r>
+        <w:rPr>
+          <w:lang w:val="en-US"/>
+        </w:rPr>
+        <w:t>species+marker</w:t>
+      </w:r>
+      <w:proofErr w:type="spellEnd"/>
+      <w:r>
+        <w:rPr>
+          <w:lang w:val="en-US"/>
+        </w:rPr>
+        <w:t xml:space="preserve"> in one query.</w:t>
+      </w:r>
+    </w:p>
+    <w:p>
+      <w:pPr>
+        <w:numPr>
+          <w:ilvl w:val="0"/>
+          <w:numId w:val="2"/>
+        </w:numPr>
+        <w:rPr>
+          <w:lang w:val="en-US"/>
+        </w:rPr>
+      </w:pPr>
+      <w:r>
+        <w:rPr>
+          <w:lang w:val="en-US"/>
+        </w:rPr>
+        <w:t>BOLD v5 is a 3-step token flow: query/preprocessor (validate the term) → query (get a </w:t>
+      </w:r>
+      <w:proofErr w:type="spellStart"/>
+      <w:r>
+        <w:rPr>
+          <w:lang w:val="en-US"/>
+        </w:rPr>
+        <w:t>query_id</w:t>
+      </w:r>
+      <w:proofErr w:type="spellEnd"/>
+      <w:r>
+        <w:rPr>
+          <w:lang w:val="en-US"/>
+        </w:rPr>
+        <w:t>) → documents/&lt;</w:t>
+      </w:r>
+      <w:proofErr w:type="spellStart"/>
+      <w:r>
+        <w:rPr>
+          <w:lang w:val="en-US"/>
+        </w:rPr>
+        <w:t>query_id</w:t>
+      </w:r>
+      <w:proofErr w:type="spellEnd"/>
+      <w:r>
+        <w:rPr>
+          <w:lang w:val="en-US"/>
+        </w:rPr>
+        <w:t>&gt;/download (</w:t>
+      </w:r>
+      <w:proofErr w:type="gramStart"/>
+      <w:r>
+        <w:rPr>
+          <w:lang w:val="en-US"/>
+        </w:rPr>
+        <w:t>actually get</w:t>
+      </w:r>
+      <w:proofErr w:type="gramEnd"/>
+      <w:r>
+        <w:rPr>
+          <w:lang w:val="en-US"/>
+        </w:rPr>
+        <w:t xml:space="preserve"> data). You can't skip straight to fetching — you need that </w:t>
+      </w:r>
+      <w:proofErr w:type="spellStart"/>
+      <w:r>
+        <w:rPr>
+          <w:lang w:val="en-US"/>
+        </w:rPr>
+        <w:t>query_id</w:t>
+      </w:r>
+      <w:proofErr w:type="spellEnd"/>
+      <w:r>
+        <w:rPr>
+          <w:lang w:val="en-US"/>
+        </w:rPr>
+        <w:t> first.</w:t>
+      </w:r>
+    </w:p>
+    <w:p>
+      <w:pPr>
+        <w:ind w:left="1416"/>
+        <w:rPr>
+          <w:lang w:val="en-US"/>
+        </w:rPr>
+      </w:pPr>
+      <w:r>
+        <w:rPr>
+          <w:lang w:val="en-US"/>
+        </w:rPr>
+        <w:t>2. No per-marker filtering server-side</w:t>
+      </w:r>
+      <w:r>
+        <w:rPr>
+          <w:lang w:val="en-US"/>
+        </w:rPr>
+        <w:br/>
+        <w:t xml:space="preserve">NCBI lets you put the marker directly in the search query ("species"[Organism] AND </w:t>
+      </w:r>
+      <w:proofErr w:type="spellStart"/>
+      <w:r>
+        <w:rPr>
+          <w:lang w:val="en-US"/>
+        </w:rPr>
+        <w:t>rbcL</w:t>
+      </w:r>
+      <w:proofErr w:type="spellEnd"/>
+      <w:r>
+        <w:rPr>
+          <w:lang w:val="en-US"/>
+        </w:rPr>
+        <w:t xml:space="preserve">). BOLD has no marker </w:t>
+      </w:r>
+      <w:proofErr w:type="gramStart"/>
+      <w:r>
+        <w:rPr>
+          <w:lang w:val="en-US"/>
+        </w:rPr>
+        <w:t>scope — a</w:t>
+      </w:r>
+      <w:proofErr w:type="gramEnd"/>
+      <w:r>
+        <w:rPr>
+          <w:lang w:val="en-US"/>
+        </w:rPr>
+        <w:t xml:space="preserve"> species query returns records for </w:t>
+      </w:r>
+      <w:r>
+        <w:rPr>
+          <w:i/>
+          <w:iCs/>
+          <w:lang w:val="en-US"/>
+        </w:rPr>
+        <w:t>every</w:t>
+      </w:r>
+      <w:r>
+        <w:rPr>
+          <w:lang w:val="en-US"/>
+        </w:rPr>
+        <w:t> marker at once, and you filter by </w:t>
+      </w:r>
+      <w:proofErr w:type="spellStart"/>
+      <w:r>
+        <w:rPr>
+          <w:lang w:val="en-US"/>
+        </w:rPr>
+        <w:t>marker_code</w:t>
+      </w:r>
+      <w:proofErr w:type="spellEnd"/>
+      <w:r>
+        <w:rPr>
+          <w:lang w:val="en-US"/>
+        </w:rPr>
+        <w:t xml:space="preserve"> locally. I turned this into an advantage: fetch once per species, cache it, and </w:t>
+      </w:r>
+      <w:proofErr w:type="gramStart"/>
+      <w:r>
+        <w:rPr>
+          <w:lang w:val="en-US"/>
+        </w:rPr>
+        <w:t>reuse across</w:t>
+      </w:r>
+      <w:proofErr w:type="gramEnd"/>
+      <w:r>
+        <w:rPr>
+          <w:lang w:val="en-US"/>
+        </w:rPr>
+        <w:t xml:space="preserve"> all markers instead of hitting the API once per species-marker pair like the NCBI version does.</w:t>
+      </w:r>
+    </w:p>
+    <w:p>
+      <w:pPr>
+        <w:ind w:left="1416"/>
+        <w:rPr>
+          <w:lang w:val="en-US"/>
+        </w:rPr>
+      </w:pPr>
+      <w:r>
+        <w:rPr>
+          <w:lang w:val="en-US"/>
+        </w:rPr>
+        <w:t>3. Response format is JSONL, not XML/GenBank</w:t>
+      </w:r>
+      <w:r>
+        <w:rPr>
+          <w:lang w:val="en-US"/>
+        </w:rPr>
+        <w:br/>
+        <w:t>BOLD's download endpoint returns newline-delimited JSON, not a JSON array. If you </w:t>
+      </w:r>
+      <w:proofErr w:type="spellStart"/>
+      <w:proofErr w:type="gramStart"/>
+      <w:r>
+        <w:rPr>
+          <w:lang w:val="en-US"/>
+        </w:rPr>
+        <w:t>json.loads</w:t>
+      </w:r>
+      <w:proofErr w:type="spellEnd"/>
+      <w:proofErr w:type="gramEnd"/>
+      <w:r>
+        <w:rPr>
+          <w:lang w:val="en-US"/>
+        </w:rPr>
+        <w:t xml:space="preserve">() the whole response </w:t>
+      </w:r>
+      <w:proofErr w:type="gramStart"/>
+      <w:r>
+        <w:rPr>
+          <w:lang w:val="en-US"/>
+        </w:rPr>
+        <w:t>body</w:t>
+      </w:r>
+      <w:proofErr w:type="gramEnd"/>
+      <w:r>
+        <w:rPr>
+          <w:lang w:val="en-US"/>
+        </w:rPr>
+        <w:t xml:space="preserve"> you get a parse error — you </w:t>
+      </w:r>
+      <w:proofErr w:type="gramStart"/>
+      <w:r>
+        <w:rPr>
+          <w:lang w:val="en-US"/>
+        </w:rPr>
+        <w:t>have to</w:t>
+      </w:r>
+      <w:proofErr w:type="gramEnd"/>
+      <w:r>
+        <w:rPr>
+          <w:lang w:val="en-US"/>
+        </w:rPr>
+        <w:t xml:space="preserve"> split on newlines and parse each line individually. This isn't documented clearly anywhere; I only found it by hitting the live endpoint with curl.</w:t>
+      </w:r>
+    </w:p>
+    <w:p>
+      <w:pPr>
+        <w:ind w:left="1416"/>
+        <w:rPr>
+          <w:lang w:val="en-US"/>
+        </w:rPr>
+      </w:pPr>
+      <w:r>
+        <w:rPr>
+          <w:lang w:val="en-US"/>
+        </w:rPr>
+        <w:t>4. "Not found" isn't obvious</w:t>
+      </w:r>
+      <w:r>
+        <w:rPr>
+          <w:lang w:val="en-US"/>
+        </w:rPr>
+        <w:br/>
+        <w:t>NCBI's </w:t>
+      </w:r>
+      <w:proofErr w:type="spellStart"/>
+      <w:r>
+        <w:rPr>
+          <w:lang w:val="en-US"/>
+        </w:rPr>
+        <w:t>esearch</w:t>
+      </w:r>
+      <w:proofErr w:type="spellEnd"/>
+      <w:r>
+        <w:rPr>
+          <w:lang w:val="en-US"/>
+        </w:rPr>
+        <w:t> clearly returns an empty </w:t>
+      </w:r>
+      <w:proofErr w:type="spellStart"/>
+      <w:r>
+        <w:rPr>
+          <w:lang w:val="en-US"/>
+        </w:rPr>
+        <w:t>IdList</w:t>
+      </w:r>
+      <w:proofErr w:type="spellEnd"/>
+      <w:r>
+        <w:rPr>
+          <w:lang w:val="en-US"/>
+        </w:rPr>
+        <w:t> when nothing matches. BOLD's preprocessor step </w:t>
+      </w:r>
+      <w:r>
+        <w:rPr>
+          <w:i/>
+          <w:iCs/>
+          <w:lang w:val="en-US"/>
+        </w:rPr>
+        <w:t>always</w:t>
+      </w:r>
+      <w:r>
+        <w:rPr>
+          <w:lang w:val="en-US"/>
+        </w:rPr>
+        <w:t> returns a "successful" match — even garbage input like </w:t>
+      </w:r>
+      <w:proofErr w:type="spellStart"/>
+      <w:r>
+        <w:rPr>
+          <w:lang w:val="en-US"/>
+        </w:rPr>
+        <w:t>Zzznonexistentplantxyz</w:t>
+      </w:r>
+      <w:proofErr w:type="spellEnd"/>
+      <w:r>
+        <w:rPr>
+          <w:lang w:val="en-US"/>
+        </w:rPr>
+        <w:t> gets silently reinterpreted as an ID search and produces a valid </w:t>
+      </w:r>
+      <w:proofErr w:type="spellStart"/>
+      <w:r>
+        <w:rPr>
+          <w:lang w:val="en-US"/>
+        </w:rPr>
+        <w:t>query_id</w:t>
+      </w:r>
+      <w:proofErr w:type="spellEnd"/>
+      <w:r>
+        <w:rPr>
+          <w:lang w:val="en-US"/>
+        </w:rPr>
+        <w:t>. The actual "no data" signal only shows up as an empty response body at the final download step. Easy to miss and assume the request worked.</w:t>
+      </w:r>
+    </w:p>
+    <w:p>
+      <w:pPr>
+        <w:ind w:left="1416"/>
+        <w:rPr>
+          <w:lang w:val="en-US"/>
+        </w:rPr>
+      </w:pPr>
+      <w:r>
+        <w:rPr>
+          <w:lang w:val="en-US"/>
+        </w:rPr>
+        <w:t>5. Marker naming isn't consistent</w:t>
+      </w:r>
+      <w:r>
+        <w:rPr>
+          <w:lang w:val="en-US"/>
+        </w:rPr>
+        <w:br/>
+        <w:t>NCBI/GenBank convention writes </w:t>
+      </w:r>
+      <w:proofErr w:type="spellStart"/>
+      <w:r>
+        <w:rPr>
+          <w:lang w:val="en-US"/>
+        </w:rPr>
+        <w:t>psbA-trnH</w:t>
+      </w:r>
+      <w:proofErr w:type="spellEnd"/>
+      <w:r>
+        <w:rPr>
+          <w:lang w:val="en-US"/>
+        </w:rPr>
+        <w:t>; BOLD stores the same marker as </w:t>
+      </w:r>
+      <w:proofErr w:type="spellStart"/>
+      <w:r>
+        <w:rPr>
+          <w:lang w:val="en-US"/>
+        </w:rPr>
+        <w:t>trnH-psbA</w:t>
+      </w:r>
+      <w:proofErr w:type="spellEnd"/>
+      <w:r>
+        <w:rPr>
+          <w:lang w:val="en-US"/>
+        </w:rPr>
+        <w:t> (genes reversed). A naive string match would silently return zero hits for that marker. I had to write a normalizer that splits on -, lowercases, and sorts the parts before comparing.</w:t>
+      </w:r>
+    </w:p>
+    <w:p>
+      <w:pPr>
+        <w:ind w:left="1416"/>
+      </w:pPr>
+      <w:r>
+        <w:lastRenderedPageBreak/>
+        <w:t xml:space="preserve">6. Field </w:t>
+      </w:r>
+      <w:proofErr w:type="spellStart"/>
+      <w:r>
+        <w:t>mapping</w:t>
+      </w:r>
+      <w:proofErr w:type="spellEnd"/>
+      <w:r>
+        <w:t xml:space="preserve"> </w:t>
+      </w:r>
+      <w:proofErr w:type="spellStart"/>
+      <w:r>
+        <w:t>quirks</w:t>
+      </w:r>
+      <w:proofErr w:type="spellEnd"/>
+    </w:p>
+    <w:p>
+      <w:pPr>
+        <w:numPr>
+          <w:ilvl w:val="0"/>
+          <w:numId w:val="3"/>
+        </w:numPr>
+        <w:rPr>
+          <w:lang w:val="en-US"/>
+        </w:rPr>
+      </w:pPr>
+      <w:r>
+        <w:rPr>
+          <w:lang w:val="en-US"/>
+        </w:rPr>
+        <w:t xml:space="preserve">country/ocean — the literal JSON key contains a /, which is fine in Python </w:t>
+      </w:r>
+      <w:proofErr w:type="spellStart"/>
+      <w:r>
+        <w:rPr>
+          <w:lang w:val="en-US"/>
+        </w:rPr>
+        <w:t>dicts</w:t>
+      </w:r>
+      <w:proofErr w:type="spellEnd"/>
+      <w:r>
+        <w:rPr>
+          <w:lang w:val="en-US"/>
+        </w:rPr>
+        <w:t xml:space="preserve"> but easy to fumble with typos.</w:t>
+      </w:r>
+    </w:p>
+    <w:p>
+      <w:pPr>
+        <w:numPr>
+          <w:ilvl w:val="0"/>
+          <w:numId w:val="3"/>
+        </w:numPr>
+        <w:rPr>
+          <w:lang w:val="en-US"/>
+        </w:rPr>
+      </w:pPr>
+      <w:r>
+        <w:rPr>
+          <w:lang w:val="en-US"/>
+        </w:rPr>
+        <w:t>Coordinates come back as a [</w:t>
+      </w:r>
+      <w:proofErr w:type="spellStart"/>
+      <w:r>
+        <w:rPr>
+          <w:lang w:val="en-US"/>
+        </w:rPr>
+        <w:t>lat</w:t>
+      </w:r>
+      <w:proofErr w:type="spellEnd"/>
+      <w:r>
+        <w:rPr>
+          <w:lang w:val="en-US"/>
+        </w:rPr>
+        <w:t xml:space="preserve">, </w:t>
+      </w:r>
+      <w:proofErr w:type="spellStart"/>
+      <w:r>
+        <w:rPr>
+          <w:lang w:val="en-US"/>
+        </w:rPr>
+        <w:t>lon</w:t>
+      </w:r>
+      <w:proofErr w:type="spellEnd"/>
+      <w:r>
+        <w:rPr>
+          <w:lang w:val="en-US"/>
+        </w:rPr>
+        <w:t>] list (or null), not a formatted string like NCBI's </w:t>
+      </w:r>
+      <w:proofErr w:type="spellStart"/>
+      <w:r>
+        <w:rPr>
+          <w:lang w:val="en-US"/>
+        </w:rPr>
+        <w:t>lat_lon</w:t>
+      </w:r>
+      <w:proofErr w:type="spellEnd"/>
+      <w:r>
+        <w:rPr>
+          <w:lang w:val="en-US"/>
+        </w:rPr>
+        <w:t> qualifier — needed manual formatting.</w:t>
+      </w:r>
+    </w:p>
+    <w:p>
+      <w:pPr>
+        <w:numPr>
+          <w:ilvl w:val="0"/>
+          <w:numId w:val="3"/>
+        </w:numPr>
+        <w:rPr>
+          <w:lang w:val="en-US"/>
+        </w:rPr>
+      </w:pPr>
+      <w:r>
+        <w:rPr>
+          <w:lang w:val="en-US"/>
+        </w:rPr>
+        <w:t>No direct "voucher" field — had to fall back through </w:t>
+      </w:r>
+      <w:proofErr w:type="spellStart"/>
+      <w:r>
+        <w:rPr>
+          <w:lang w:val="en-US"/>
+        </w:rPr>
+        <w:t>museumid</w:t>
+      </w:r>
+      <w:proofErr w:type="spellEnd"/>
+      <w:r>
+        <w:rPr>
+          <w:lang w:val="en-US"/>
+        </w:rPr>
+        <w:t> → </w:t>
+      </w:r>
+      <w:proofErr w:type="spellStart"/>
+      <w:r>
+        <w:rPr>
+          <w:lang w:val="en-US"/>
+        </w:rPr>
+        <w:t>sampleid</w:t>
+      </w:r>
+      <w:proofErr w:type="spellEnd"/>
+      <w:r>
+        <w:rPr>
+          <w:lang w:val="en-US"/>
+        </w:rPr>
+        <w:t>.</w:t>
+      </w:r>
+    </w:p>
+    <w:p>
+      <w:pPr>
+        <w:numPr>
+          <w:ilvl w:val="0"/>
+          <w:numId w:val="3"/>
+        </w:numPr>
+        <w:rPr>
+          <w:lang w:val="en-US"/>
+        </w:rPr>
+      </w:pPr>
+      <w:r>
+        <w:rPr>
+          <w:lang w:val="en-US"/>
+        </w:rPr>
+        <w:t>No API key/email needed (unlike Entrez), which is simpler, but also means no rate-limit headers to calibrate the sleep timer against.</w:t>
+      </w:r>
+    </w:p>
+    <w:p>
+      <w:pPr>
+        <w:ind w:left="1416"/>
+        <w:rPr>
+          <w:lang w:val="en-US"/>
+        </w:rPr>
+      </w:pPr>
+      <w:r>
+        <w:rPr>
+          <w:lang w:val="en-US"/>
+        </w:rPr>
+        <w:t xml:space="preserve">7. Documentation was </w:t>
+      </w:r>
+      <w:proofErr w:type="gramStart"/>
+      <w:r>
+        <w:rPr>
+          <w:lang w:val="en-US"/>
+        </w:rPr>
+        <w:t>actually the</w:t>
+      </w:r>
+      <w:proofErr w:type="gramEnd"/>
+      <w:r>
+        <w:rPr>
+          <w:lang w:val="en-US"/>
+        </w:rPr>
+        <w:t xml:space="preserve"> hardest part</w:t>
+      </w:r>
+      <w:r>
+        <w:rPr>
+          <w:lang w:val="en-US"/>
+        </w:rPr>
+        <w:br/>
+        <w:t>Both the old (v4.boldsystems.org) and new (portal.boldsystems.org/</w:t>
+      </w:r>
+      <w:proofErr w:type="spellStart"/>
+      <w:r>
+        <w:rPr>
+          <w:lang w:val="en-US"/>
+        </w:rPr>
+        <w:t>api</w:t>
+      </w:r>
+      <w:proofErr w:type="spellEnd"/>
+      <w:r>
+        <w:rPr>
+          <w:lang w:val="en-US"/>
+        </w:rPr>
+        <w:t>/docs) doc pages returned 403s to automated fetches. I ended up reverse-engineering the real behavior by hitting the live endpoints with curl and inspecting raw responses rather than reading a spec — which is also how I caught the JSONL format and the "always succeeds" preprocessor quirk above.</w:t>
+      </w:r>
+    </w:p>
+    <w:p>
+      <w:r>
+        <w:rPr>
+          <w:lang w:val="en-US"/>
+        </w:rPr>
+        <w:tab/>
+      </w:r>
+      <w:proofErr w:type="spellStart"/>
+      <w:r>
+        <w:t>Resttime</w:t>
+      </w:r>
+      <w:proofErr w:type="spellEnd"/>
+      <w:r>
+        <w:t xml:space="preserve"> van 0,1 werkt niet moet p</w:t>
+      </w:r>
+      <w:r>
+        <w:t>roberen met een langere rest time</w:t>
+      </w:r>
+    </w:p>
+    <w:p/>
+    <w:p>
+      <w:pPr>
+        <w:rPr>
+          <w:lang w:val="en-US"/>
+        </w:rPr>
+      </w:pPr>
+      <w:r>
+        <w:rPr>
+          <w:lang w:val="en-US"/>
+        </w:rPr>
+        <w:t>Code changes in BOLD_ID.py:</w:t>
+      </w:r>
+    </w:p>
+    <w:p>
+      <w:pPr>
+        <w:numPr>
+          <w:ilvl w:val="0"/>
+          <w:numId w:val="7"/>
+        </w:numPr>
+        <w:rPr>
+          <w:lang w:val="en-US"/>
+        </w:rPr>
+      </w:pPr>
+      <w:r>
+        <w:rPr>
+          <w:lang w:val="en-US"/>
+        </w:rPr>
+        <w:t>Retry with exponential backoff (</w:t>
+      </w:r>
+      <w:proofErr w:type="spellStart"/>
+      <w:r>
+        <w:rPr>
+          <w:lang w:val="en-US"/>
+        </w:rPr>
+        <w:t>bold_</w:t>
+      </w:r>
+      <w:proofErr w:type="gramStart"/>
+      <w:r>
+        <w:rPr>
+          <w:lang w:val="en-US"/>
+        </w:rPr>
+        <w:t>request</w:t>
+      </w:r>
+      <w:proofErr w:type="spellEnd"/>
+      <w:r>
+        <w:rPr>
+          <w:lang w:val="en-US"/>
+        </w:rPr>
+        <w:t>()) —</w:t>
+      </w:r>
+      <w:proofErr w:type="gramEnd"/>
+      <w:r>
+        <w:rPr>
+          <w:lang w:val="en-US"/>
+        </w:rPr>
+        <w:t xml:space="preserve"> on 403/429/5xx, it waits 5s, then 10s, 20s, 40s between attempts instead of failing immediately, in case the block is a short-lived rate-limit window.</w:t>
+      </w:r>
+    </w:p>
+    <w:p>
+      <w:pPr>
+        <w:numPr>
+          <w:ilvl w:val="0"/>
+          <w:numId w:val="7"/>
+        </w:numPr>
+        <w:rPr>
+          <w:lang w:val="en-US"/>
+        </w:rPr>
+      </w:pPr>
+      <w:r>
+        <w:rPr>
+          <w:lang w:val="en-US"/>
+        </w:rPr>
+        <w:t>Circuit breaker (</w:t>
+      </w:r>
+      <w:proofErr w:type="spellStart"/>
+      <w:proofErr w:type="gramStart"/>
+      <w:r>
+        <w:rPr>
+          <w:lang w:val="en-US"/>
+        </w:rPr>
+        <w:t>BoldBlockedError</w:t>
+      </w:r>
+      <w:proofErr w:type="spellEnd"/>
+      <w:r>
+        <w:rPr>
+          <w:lang w:val="en-US"/>
+        </w:rPr>
+        <w:t>) —</w:t>
+      </w:r>
+      <w:proofErr w:type="gramEnd"/>
+      <w:r>
+        <w:rPr>
+          <w:lang w:val="en-US"/>
+        </w:rPr>
+        <w:t xml:space="preserve"> if it's still failing after those retries, the run now stops early instead of burning through all remaining species with instant failures, and it saves whatever partial results it already collected rather than losing the whole run.</w:t>
+      </w:r>
+    </w:p>
+    <w:p>
+      <w:pPr>
+        <w:numPr>
+          <w:ilvl w:val="0"/>
+          <w:numId w:val="7"/>
+        </w:numPr>
+        <w:rPr>
+          <w:lang w:val="en-US"/>
+        </w:rPr>
+      </w:pPr>
+      <w:r>
+        <w:rPr>
+          <w:lang w:val="en-US"/>
+        </w:rPr>
+        <w:t xml:space="preserve">Clearer status message — the GUI will now say "BOLD blocked the requests — stopped early. Partial results saved. Try again later..." instead of silently finishing with a </w:t>
+      </w:r>
+      <w:proofErr w:type="gramStart"/>
+      <w:r>
+        <w:rPr>
+          <w:lang w:val="en-US"/>
+        </w:rPr>
+        <w:t>mostly-empty</w:t>
+      </w:r>
+      <w:proofErr w:type="gramEnd"/>
+      <w:r>
+        <w:rPr>
+          <w:lang w:val="en-US"/>
+        </w:rPr>
+        <w:t xml:space="preserve"> CSV.</w:t>
+      </w:r>
+    </w:p>
+    <w:p>
+      <w:pPr>
+        <w:numPr>
+          <w:ilvl w:val="0"/>
+          <w:numId w:val="7"/>
+        </w:numPr>
+        <w:rPr>
+          <w:lang w:val="en-US"/>
+        </w:rPr>
+      </w:pPr>
+      <w:r>
+        <w:rPr>
+          <w:lang w:val="en-US"/>
+        </w:rPr>
+        <w:t>Raised the default interval from 0.35s to 1.0s per species, since the earlier "no rate limit found" reading was wrong — sustained batch traffic clearly trips Cloudflare's protection.</w:t>
+      </w:r>
+    </w:p>
+    <w:p>
+      <w:pPr>
+        <w:rPr>
+          <w:lang w:val="en-US"/>
+        </w:rPr>
+      </w:pPr>
+      <w:r>
+        <w:rPr>
+          <w:lang w:val="en-US"/>
+        </w:rPr>
+        <w:t xml:space="preserve">The bad news: I just tested live, and the block is still active on this network — it hasn't lifted in the ~50 minutes since we first saw it, and </w:t>
+      </w:r>
+      <w:proofErr w:type="gramStart"/>
+      <w:r>
+        <w:rPr>
+          <w:lang w:val="en-US"/>
+        </w:rPr>
+        <w:t>my</w:t>
+      </w:r>
+      <w:proofErr w:type="gramEnd"/>
+      <w:r>
+        <w:rPr>
+          <w:lang w:val="en-US"/>
+        </w:rPr>
+        <w:t xml:space="preserve"> retry test above confirms it's still returning 403 after fresh attempts. This isn't something the script can fix by waiting a </w:t>
+      </w:r>
+      <w:r>
+        <w:rPr>
+          <w:lang w:val="en-US"/>
+        </w:rPr>
+        <w:lastRenderedPageBreak/>
+        <w:t>few seconds; it's likely a longer Cloudflare WAF ban (could be an hour, could be longer — there's no Retry-After header telling us).</w:t>
+      </w:r>
+    </w:p>
+    <w:p>
+      <w:r>
+        <w:t>Practical next steps:</w:t>
+      </w:r>
+    </w:p>
+    <w:p>
+      <w:pPr>
+        <w:numPr>
+          <w:ilvl w:val="0"/>
+          <w:numId w:val="8"/>
+        </w:numPr>
+        <w:rPr>
+          <w:lang w:val="en-US"/>
+        </w:rPr>
+      </w:pPr>
+      <w:r>
+        <w:rPr>
+          <w:lang w:val="en-US"/>
+        </w:rPr>
+        <w:t xml:space="preserve">Wait it out and try again later (maybe check back in an hour or </w:t>
+      </w:r>
+      <w:proofErr w:type="gramStart"/>
+      <w:r>
+        <w:rPr>
+          <w:lang w:val="en-US"/>
+        </w:rPr>
+        <w:t>two) —</w:t>
+      </w:r>
+      <w:proofErr w:type="gramEnd"/>
+      <w:r>
+        <w:rPr>
+          <w:lang w:val="en-US"/>
+        </w:rPr>
+        <w:t xml:space="preserve"> the code changes above mean if it happens again mid-run, you'll get partial results instead of a wasted run.</w:t>
+      </w:r>
+    </w:p>
+    <w:p>
+      <w:pPr>
+        <w:numPr>
+          <w:ilvl w:val="0"/>
+          <w:numId w:val="8"/>
+        </w:numPr>
+        <w:rPr>
+          <w:lang w:val="en-US"/>
+        </w:rPr>
+      </w:pPr>
+      <w:r>
+        <w:rPr>
+          <w:lang w:val="en-US"/>
+        </w:rPr>
+        <w:t>If this keeps recurring on large batches, it may be worth emailing BOLD support (</w:t>
+      </w:r>
+      <w:hyperlink r:id="rId5" w:tgtFrame="_blank" w:history="1">
+        <w:r>
+          <w:rPr>
+            <w:rStyle w:val="Hyperlink"/>
+            <w:lang w:val="en-US"/>
+          </w:rPr>
+          <w:t>support@boldsystems.org</w:t>
+        </w:r>
+      </w:hyperlink>
+      <w:r>
+        <w:rPr>
+          <w:lang w:val="en-US"/>
+        </w:rPr>
+        <w:t>) explaining you're doing legitimate batch research queries and asking about their rate-limit policy or a bulk-download alternative for large species lists — hitting the live query API 5000+ times isn't really what it's designed for.</w:t>
+      </w:r>
+    </w:p>
+    <w:p>
+      <w:pPr>
+        <w:rPr>
+          <w:lang w:val="en-US"/>
+        </w:rPr>
+      </w:pPr>
+    </w:p>
+    <w:p>
+      <w:pPr>
+        <w:rPr>
+          <w:lang w:val="en-US"/>
+        </w:rPr>
+      </w:pPr>
+    </w:p>
+    <w:p>
+      <w:proofErr w:type="spellStart"/>
+      <w:r>
+        <w:t>Fatser</w:t>
+      </w:r>
+      <w:proofErr w:type="spellEnd"/>
+      <w:r>
+        <w:t xml:space="preserve"> NCBI</w:t>
+      </w:r>
+    </w:p>
+    <w:p>
+      <w:pPr>
+        <w:rPr>
+          <w:lang w:val="en-US"/>
+        </w:rPr>
+      </w:pPr>
+      <w:r>
+        <w:tab/>
+      </w:r>
+      <w:r>
+        <w:rPr>
+          <w:lang w:val="en-US"/>
+        </w:rPr>
+        <w:t>Now update </w:t>
+      </w:r>
+      <w:proofErr w:type="spellStart"/>
+      <w:r>
+        <w:rPr>
+          <w:lang w:val="en-US"/>
+        </w:rPr>
+        <w:t>get_accession</w:t>
+      </w:r>
+      <w:proofErr w:type="spellEnd"/>
+      <w:r>
+        <w:rPr>
+          <w:lang w:val="en-US"/>
+        </w:rPr>
+        <w:t> to use the rate limiter per-call instead of one sleep at the end:</w:t>
+      </w:r>
+    </w:p>
+    <w:p>
+      <w:pPr>
+        <w:rPr>
+          <w:lang w:val="en-US"/>
+        </w:rPr>
+      </w:pPr>
+      <w:r>
+        <w:rPr>
+          <w:lang w:val="en-US"/>
+        </w:rPr>
+        <w:t>EditedNCBI_accesion.py+48-49</w:t>
+      </w:r>
+    </w:p>
+    <w:p>
+      <w:pPr>
+        <w:rPr>
+          <w:lang w:val="en-US"/>
+        </w:rPr>
+      </w:pPr>
+      <w:r>
+        <w:rPr>
+          <w:lang w:val="en-US"/>
+        </w:rPr>
+        <w:t>Now let's syntax-check and do a quick functional smoke test of the new concurrent path against the live NCBI API.</w:t>
+      </w:r>
+    </w:p>
+    <w:p>
+      <w:pPr>
+        <w:rPr>
+          <w:lang w:val="en-US"/>
+        </w:rPr>
+      </w:pPr>
+      <w:r>
+        <w:rPr>
+          <w:lang w:val="en-US"/>
+        </w:rPr>
+        <w:t>Ran 3 commands</w:t>
+      </w:r>
+    </w:p>
+    <w:p>
+      <w:pPr>
+        <w:rPr>
+          <w:lang w:val="en-US"/>
+        </w:rPr>
+      </w:pPr>
+      <w:r>
+        <w:rPr>
+          <w:lang w:val="en-US"/>
+        </w:rPr>
+        <w:t>Exit 124 = timed out while still running, meaning the GUI launched and stayed open without crashing — good sign.</w:t>
+      </w:r>
+    </w:p>
+    <w:p>
+      <w:pPr>
+        <w:rPr>
+          <w:lang w:val="en-US"/>
+        </w:rPr>
+      </w:pPr>
+      <w:r>
+        <w:rPr>
+          <w:lang w:val="en-US"/>
+        </w:rPr>
+        <w:t>Reviewed what changed</w:t>
+      </w:r>
+    </w:p>
+    <w:p>
+      <w:pPr>
+        <w:rPr>
+          <w:lang w:val="en-US"/>
+        </w:rPr>
+      </w:pPr>
+      <w:r>
+        <w:rPr>
+          <w:lang w:val="en-US"/>
+        </w:rPr>
+        <w:t>Implemented in NCBI_accesion.py:</w:t>
+      </w:r>
+    </w:p>
+    <w:p>
+      <w:pPr>
+        <w:numPr>
+          <w:ilvl w:val="0"/>
+          <w:numId w:val="4"/>
+        </w:numPr>
+        <w:rPr>
+          <w:lang w:val="en-US"/>
+        </w:rPr>
+      </w:pPr>
+      <w:proofErr w:type="spellStart"/>
+      <w:r>
+        <w:rPr>
+          <w:lang w:val="en-US"/>
+        </w:rPr>
+        <w:t>RateLimiter</w:t>
+      </w:r>
+      <w:proofErr w:type="spellEnd"/>
+      <w:r>
+        <w:rPr>
+          <w:lang w:val="en-US"/>
+        </w:rPr>
+        <w:t> class — a lock-protected global rate limiter enforcing a minimum gap between </w:t>
+      </w:r>
+      <w:r>
+        <w:rPr>
+          <w:i/>
+          <w:iCs/>
+          <w:lang w:val="en-US"/>
+        </w:rPr>
+        <w:t>every</w:t>
+      </w:r>
+      <w:r>
+        <w:rPr>
+          <w:lang w:val="en-US"/>
+        </w:rPr>
+        <w:t> individual NCBI HTTP call (not just once per species). This also fixes the burst issue we identified earlier, where up to 11 raw calls could fire back-to-back with no spacing.</w:t>
+      </w:r>
+    </w:p>
+    <w:p>
+      <w:pPr>
+        <w:numPr>
+          <w:ilvl w:val="0"/>
+          <w:numId w:val="4"/>
+        </w:numPr>
+        <w:rPr>
+          <w:lang w:val="en-US"/>
+        </w:rPr>
+      </w:pPr>
+      <w:proofErr w:type="spellStart"/>
+      <w:r>
+        <w:rPr>
+          <w:lang w:val="en-US"/>
+        </w:rPr>
+        <w:t>get_accession</w:t>
+      </w:r>
+      <w:proofErr w:type="spellEnd"/>
+      <w:r>
+        <w:rPr>
+          <w:lang w:val="en-US"/>
+        </w:rPr>
+        <w:t> now takes </w:t>
+      </w:r>
+      <w:proofErr w:type="spellStart"/>
+      <w:r>
+        <w:rPr>
+          <w:lang w:val="en-US"/>
+        </w:rPr>
+        <w:t>rate_limiter</w:t>
+      </w:r>
+      <w:proofErr w:type="spellEnd"/>
+      <w:r>
+        <w:rPr>
+          <w:lang w:val="en-US"/>
+        </w:rPr>
+        <w:t> instead of </w:t>
+      </w:r>
+      <w:proofErr w:type="spellStart"/>
+      <w:r>
+        <w:rPr>
+          <w:lang w:val="en-US"/>
+        </w:rPr>
+        <w:t>sleep_time</w:t>
+      </w:r>
+      <w:proofErr w:type="spellEnd"/>
+      <w:r>
+        <w:rPr>
+          <w:lang w:val="en-US"/>
+        </w:rPr>
+        <w:t>, and calls </w:t>
+      </w:r>
+      <w:proofErr w:type="spellStart"/>
+      <w:r>
+        <w:rPr>
+          <w:lang w:val="en-US"/>
+        </w:rPr>
+        <w:t>rate_</w:t>
+      </w:r>
+      <w:proofErr w:type="gramStart"/>
+      <w:r>
+        <w:rPr>
+          <w:lang w:val="en-US"/>
+        </w:rPr>
+        <w:t>limiter.wait</w:t>
+      </w:r>
+      <w:proofErr w:type="spellEnd"/>
+      <w:proofErr w:type="gramEnd"/>
+      <w:r>
+        <w:rPr>
+          <w:lang w:val="en-US"/>
+        </w:rPr>
+        <w:t>() before each </w:t>
+      </w:r>
+      <w:proofErr w:type="spellStart"/>
+      <w:r>
+        <w:rPr>
+          <w:lang w:val="en-US"/>
+        </w:rPr>
+        <w:t>esearch</w:t>
+      </w:r>
+      <w:proofErr w:type="spellEnd"/>
+      <w:r>
+        <w:rPr>
+          <w:lang w:val="en-US"/>
+        </w:rPr>
+        <w:t>/</w:t>
+      </w:r>
+      <w:proofErr w:type="spellStart"/>
+      <w:r>
+        <w:rPr>
+          <w:lang w:val="en-US"/>
+        </w:rPr>
+        <w:t>efetch</w:t>
+      </w:r>
+      <w:proofErr w:type="spellEnd"/>
+      <w:r>
+        <w:rPr>
+          <w:lang w:val="en-US"/>
+        </w:rPr>
+        <w:t> — properly capping the </w:t>
+      </w:r>
+      <w:r>
+        <w:rPr>
+          <w:i/>
+          <w:iCs/>
+          <w:lang w:val="en-US"/>
+        </w:rPr>
+        <w:t>aggregate</w:t>
+      </w:r>
+      <w:r>
+        <w:rPr>
+          <w:lang w:val="en-US"/>
+        </w:rPr>
+        <w:t> request rate across all threads.</w:t>
+      </w:r>
+    </w:p>
+    <w:p>
+      <w:pPr>
+        <w:numPr>
+          <w:ilvl w:val="0"/>
+          <w:numId w:val="4"/>
+        </w:numPr>
+        <w:rPr>
+          <w:lang w:val="en-US"/>
+        </w:rPr>
+      </w:pPr>
+      <w:proofErr w:type="spellStart"/>
+      <w:r>
+        <w:rPr>
+          <w:lang w:val="en-US"/>
+        </w:rPr>
+        <w:t>ThreadPoolExecutor</w:t>
+      </w:r>
+      <w:proofErr w:type="spellEnd"/>
+      <w:r>
+        <w:rPr>
+          <w:lang w:val="en-US"/>
+        </w:rPr>
+        <w:t> replaces the serial species/marker loop — all (species, marker) jobs are submitted concurrently, with </w:t>
+      </w:r>
+      <w:proofErr w:type="spellStart"/>
+      <w:r>
+        <w:rPr>
+          <w:lang w:val="en-US"/>
+        </w:rPr>
+        <w:t>as_</w:t>
+      </w:r>
+      <w:proofErr w:type="gramStart"/>
+      <w:r>
+        <w:rPr>
+          <w:lang w:val="en-US"/>
+        </w:rPr>
+        <w:t>completed</w:t>
+      </w:r>
+      <w:proofErr w:type="spellEnd"/>
+      <w:r>
+        <w:rPr>
+          <w:lang w:val="en-US"/>
+        </w:rPr>
+        <w:t>(</w:t>
+      </w:r>
+      <w:proofErr w:type="gramEnd"/>
+      <w:r>
+        <w:rPr>
+          <w:lang w:val="en-US"/>
+        </w:rPr>
+        <w:t xml:space="preserve">) driving progress </w:t>
+      </w:r>
+      <w:r>
+        <w:rPr>
+          <w:lang w:val="en-US"/>
+        </w:rPr>
+        <w:lastRenderedPageBreak/>
+        <w:t>updates as results come back (results are placed back into their original row position, so output ordering is unaffected by completion order).</w:t>
+      </w:r>
+    </w:p>
+    <w:p>
+      <w:pPr>
+        <w:numPr>
+          <w:ilvl w:val="0"/>
+          <w:numId w:val="4"/>
+        </w:numPr>
+        <w:rPr>
+          <w:lang w:val="en-US"/>
+        </w:rPr>
+      </w:pPr>
+      <w:r>
+        <w:rPr>
+          <w:lang w:val="en-US"/>
+        </w:rPr>
+        <w:t>New GUI settings: "Min. interval between NCBI requests (s)" (default 0.1, matching your API key's 10 req/sec cap, now correctly enforced) and "Concurrent workers" (default 5).</w:t>
+      </w:r>
+    </w:p>
+    <w:p>
+      <w:pPr>
+        <w:rPr>
+          <w:lang w:val="en-US"/>
+        </w:rPr>
+      </w:pPr>
+      <w:r>
+        <w:rPr>
+          <w:lang w:val="en-US"/>
+        </w:rPr>
+        <w:t>Verified with a live smoke test — 3 concurrent species/marker lookups completed correctly with proper rate limiting and no race conditions — and confirmed the GUI launches cleanly.</w:t>
+      </w:r>
+    </w:p>
+    <w:p>
+      <w:pPr>
+        <w:rPr>
+          <w:lang w:val="en-US"/>
+        </w:rPr>
+      </w:pPr>
+      <w:r>
+        <w:rPr>
+          <w:lang w:val="en-US"/>
+        </w:rPr>
+        <w:t>One thing to flag: since NCBI's real cap is 10 req/sec total, pushing Concurrent workers too high won't help — the rate limiter will just serialize calls at 0.1s regardless of worker count. The main benefit of concurrency here is overlapping </w:t>
+      </w:r>
+      <w:r>
+        <w:rPr>
+          <w:i/>
+          <w:iCs/>
+          <w:lang w:val="en-US"/>
+        </w:rPr>
+        <w:t>network latency</w:t>
+      </w:r>
+      <w:r>
+        <w:rPr>
+          <w:lang w:val="en-US"/>
+        </w:rPr>
+        <w:t>, not exceeding NCBI's limit. 5 workers is a reasonable default; going much higher has diminishing returns.</w:t>
+      </w:r>
+    </w:p>
+    <w:p>
+      <w:proofErr w:type="spellStart"/>
+      <w:r>
+        <w:t>Main</w:t>
+      </w:r>
+      <w:proofErr w:type="spellEnd"/>
+      <w:r>
+        <w:t xml:space="preserve"> changes</w:t>
+      </w:r>
+    </w:p>
+    <w:p>
+      <w:pPr>
+        <w:numPr>
+          <w:ilvl w:val="0"/>
+          <w:numId w:val="5"/>
+        </w:numPr>
+        <w:rPr>
+          <w:lang w:val="en-US"/>
+        </w:rPr>
+      </w:pPr>
+      <w:r>
+        <w:rPr>
+          <w:lang w:val="en-US"/>
+        </w:rPr>
+        <w:t>Global </w:t>
+      </w:r>
+      <w:proofErr w:type="spellStart"/>
+      <w:r>
+        <w:rPr>
+          <w:lang w:val="en-US"/>
+        </w:rPr>
+        <w:t>RateLimiter</w:t>
+      </w:r>
+      <w:proofErr w:type="spellEnd"/>
+      <w:r>
+        <w:rPr>
+          <w:lang w:val="en-US"/>
+        </w:rPr>
+        <w:t> class — a lock-protected object shared by all worker threads. Before every single NCBI HTTP call (</w:t>
+      </w:r>
+      <w:proofErr w:type="spellStart"/>
+      <w:r>
+        <w:rPr>
+          <w:lang w:val="en-US"/>
+        </w:rPr>
+        <w:t>esearch</w:t>
+      </w:r>
+      <w:proofErr w:type="spellEnd"/>
+      <w:r>
+        <w:rPr>
+          <w:lang w:val="en-US"/>
+        </w:rPr>
+        <w:t> and each </w:t>
+      </w:r>
+      <w:proofErr w:type="spellStart"/>
+      <w:r>
+        <w:rPr>
+          <w:lang w:val="en-US"/>
+        </w:rPr>
+        <w:t>efetch</w:t>
+      </w:r>
+      <w:proofErr w:type="spellEnd"/>
+      <w:r>
+        <w:rPr>
+          <w:lang w:val="en-US"/>
+        </w:rPr>
+        <w:t>), a thread calls </w:t>
+      </w:r>
+      <w:proofErr w:type="spellStart"/>
+      <w:r>
+        <w:rPr>
+          <w:lang w:val="en-US"/>
+        </w:rPr>
+        <w:t>rate_</w:t>
+      </w:r>
+      <w:proofErr w:type="gramStart"/>
+      <w:r>
+        <w:rPr>
+          <w:lang w:val="en-US"/>
+        </w:rPr>
+        <w:t>limiter.wait</w:t>
+      </w:r>
+      <w:proofErr w:type="spellEnd"/>
+      <w:proofErr w:type="gramEnd"/>
+      <w:r>
+        <w:rPr>
+          <w:lang w:val="en-US"/>
+        </w:rPr>
+        <w:t>(), which blocks just long enough to keep the </w:t>
+      </w:r>
+      <w:r>
+        <w:rPr>
+          <w:i/>
+          <w:iCs/>
+          <w:lang w:val="en-US"/>
+        </w:rPr>
+        <w:t>combined</w:t>
+      </w:r>
+      <w:r>
+        <w:rPr>
+          <w:lang w:val="en-US"/>
+        </w:rPr>
+        <w:t> call rate across all threads under the configured interval. This replaced the old </w:t>
+      </w:r>
+      <w:proofErr w:type="spellStart"/>
+      <w:proofErr w:type="gramStart"/>
+      <w:r>
+        <w:rPr>
+          <w:lang w:val="en-US"/>
+        </w:rPr>
+        <w:t>time.sleep</w:t>
+      </w:r>
+      <w:proofErr w:type="spellEnd"/>
+      <w:proofErr w:type="gramEnd"/>
+      <w:r>
+        <w:rPr>
+          <w:lang w:val="en-US"/>
+        </w:rPr>
+        <w:t>(</w:t>
+      </w:r>
+      <w:proofErr w:type="spellStart"/>
+      <w:r>
+        <w:rPr>
+          <w:lang w:val="en-US"/>
+        </w:rPr>
+        <w:t>sleep_time</w:t>
+      </w:r>
+      <w:proofErr w:type="spellEnd"/>
+      <w:r>
+        <w:rPr>
+          <w:lang w:val="en-US"/>
+        </w:rPr>
+        <w:t xml:space="preserve">) that only fired once per </w:t>
+      </w:r>
+      <w:proofErr w:type="spellStart"/>
+      <w:r>
+        <w:rPr>
+          <w:lang w:val="en-US"/>
+        </w:rPr>
+        <w:t>species+marker</w:t>
+      </w:r>
+      <w:proofErr w:type="spellEnd"/>
+      <w:r>
+        <w:rPr>
+          <w:lang w:val="en-US"/>
+        </w:rPr>
+        <w:t>.</w:t>
+      </w:r>
+    </w:p>
+    <w:p>
+      <w:pPr>
+        <w:numPr>
+          <w:ilvl w:val="0"/>
+          <w:numId w:val="5"/>
+        </w:numPr>
+        <w:rPr>
+          <w:lang w:val="en-US"/>
+        </w:rPr>
+      </w:pPr>
+      <w:proofErr w:type="spellStart"/>
+      <w:r>
+        <w:rPr>
+          <w:lang w:val="en-US"/>
+        </w:rPr>
+        <w:t>get_accession</w:t>
+      </w:r>
+      <w:proofErr w:type="spellEnd"/>
+      <w:r>
+        <w:rPr>
+          <w:lang w:val="en-US"/>
+        </w:rPr>
+        <w:t> rewired to take </w:t>
+      </w:r>
+      <w:proofErr w:type="spellStart"/>
+      <w:r>
+        <w:rPr>
+          <w:lang w:val="en-US"/>
+        </w:rPr>
+        <w:t>rate_limiter</w:t>
+      </w:r>
+      <w:proofErr w:type="spellEnd"/>
+      <w:r>
+        <w:rPr>
+          <w:lang w:val="en-US"/>
+        </w:rPr>
+        <w:t> instead of </w:t>
+      </w:r>
+      <w:proofErr w:type="spellStart"/>
+      <w:r>
+        <w:rPr>
+          <w:lang w:val="en-US"/>
+        </w:rPr>
+        <w:t>sleep_time</w:t>
+      </w:r>
+      <w:proofErr w:type="spellEnd"/>
+      <w:r>
+        <w:rPr>
+          <w:lang w:val="en-US"/>
+        </w:rPr>
+        <w:t>, with </w:t>
+      </w:r>
+      <w:proofErr w:type="gramStart"/>
+      <w:r>
+        <w:rPr>
+          <w:lang w:val="en-US"/>
+        </w:rPr>
+        <w:t>wait(</w:t>
+      </w:r>
+      <w:proofErr w:type="gramEnd"/>
+      <w:r>
+        <w:rPr>
+          <w:lang w:val="en-US"/>
+        </w:rPr>
+        <w:t>) calls moved to before each raw request instead of one sleep at the end — this also fixed the earlier burst issue (up to 11 calls firing instantly before any delay).</w:t>
+      </w:r>
+    </w:p>
+    <w:p>
+      <w:pPr>
+        <w:numPr>
+          <w:ilvl w:val="0"/>
+          <w:numId w:val="5"/>
+        </w:numPr>
+        <w:rPr>
+          <w:lang w:val="en-US"/>
+        </w:rPr>
+      </w:pPr>
+      <w:proofErr w:type="spellStart"/>
+      <w:r>
+        <w:rPr>
+          <w:lang w:val="en-US"/>
+        </w:rPr>
+        <w:t>ThreadPoolExecutor</w:t>
+      </w:r>
+      <w:proofErr w:type="spellEnd"/>
+      <w:r>
+        <w:rPr>
+          <w:lang w:val="en-US"/>
+        </w:rPr>
+        <w:t> replacing the serial for species in test["Name"] loop. All (species, marker) jobs get submitted up front; </w:t>
+      </w:r>
+      <w:proofErr w:type="spellStart"/>
+      <w:r>
+        <w:rPr>
+          <w:lang w:val="en-US"/>
+        </w:rPr>
+        <w:t>as_</w:t>
+      </w:r>
+      <w:proofErr w:type="gramStart"/>
+      <w:r>
+        <w:rPr>
+          <w:lang w:val="en-US"/>
+        </w:rPr>
+        <w:t>completed</w:t>
+      </w:r>
+      <w:proofErr w:type="spellEnd"/>
+      <w:r>
+        <w:rPr>
+          <w:lang w:val="en-US"/>
+        </w:rPr>
+        <w:t>(</w:t>
+      </w:r>
+      <w:proofErr w:type="gramEnd"/>
+      <w:r>
+        <w:rPr>
+          <w:lang w:val="en-US"/>
+        </w:rPr>
+        <w:t>) drives progress updates as results land, regardless of order.</w:t>
+      </w:r>
+    </w:p>
+    <w:p>
+      <w:pPr>
+        <w:numPr>
+          <w:ilvl w:val="0"/>
+          <w:numId w:val="5"/>
+        </w:numPr>
+        <w:rPr>
+          <w:lang w:val="en-US"/>
+        </w:rPr>
+      </w:pPr>
+      <w:r>
+        <w:rPr>
+          <w:lang w:val="en-US"/>
+        </w:rPr>
+        <w:t>Order-preserving result collection — </w:t>
+      </w:r>
+      <w:proofErr w:type="spellStart"/>
+      <w:r>
+        <w:rPr>
+          <w:lang w:val="en-US"/>
+        </w:rPr>
+        <w:t>results_by_marker</w:t>
+      </w:r>
+      <w:proofErr w:type="spellEnd"/>
+      <w:r>
+        <w:rPr>
+          <w:lang w:val="en-US"/>
+        </w:rPr>
+        <w:t>[marker][</w:t>
+      </w:r>
+      <w:proofErr w:type="spellStart"/>
+      <w:r>
+        <w:rPr>
+          <w:lang w:val="en-US"/>
+        </w:rPr>
+        <w:t>row_idx</w:t>
+      </w:r>
+      <w:proofErr w:type="spellEnd"/>
+      <w:r>
+        <w:rPr>
+          <w:lang w:val="en-US"/>
+        </w:rPr>
+        <w:t>] = result, using a pre-sized list per marker rather than appending, so results always land back in the correct row regardless of which job finished first.</w:t>
+      </w:r>
+    </w:p>
+    <w:p>
+      <w:pPr>
+        <w:numPr>
+          <w:ilvl w:val="0"/>
+          <w:numId w:val="5"/>
+        </w:numPr>
+        <w:rPr>
+          <w:lang w:val="en-US"/>
+        </w:rPr>
+      </w:pPr>
+      <w:r>
+        <w:rPr>
+          <w:lang w:val="en-US"/>
+        </w:rPr>
+        <w:t xml:space="preserve">New GUI </w:t>
+      </w:r>
+      <w:proofErr w:type="gramStart"/>
+      <w:r>
+        <w:rPr>
+          <w:lang w:val="en-US"/>
+        </w:rPr>
+        <w:t>controls — "</w:t>
+      </w:r>
+      <w:proofErr w:type="gramEnd"/>
+      <w:r>
+        <w:rPr>
+          <w:lang w:val="en-US"/>
+        </w:rPr>
+        <w:t>Min. interval between requests" (now correctly enforced globally, defaulted to 0.1s) and "Concurrent workers" (default 5).</w:t>
+      </w:r>
+    </w:p>
+    <w:p>
+      <w:pPr>
+        <w:rPr>
+          <w:lang w:val="en-US"/>
+        </w:rPr>
+      </w:pPr>
+      <w:r>
+        <w:rPr>
+          <w:lang w:val="en-US"/>
+        </w:rPr>
+        <w:t>Problems you'd likely have hit doing this yourself</w:t>
+      </w:r>
+    </w:p>
+    <w:p>
+      <w:pPr>
+        <w:numPr>
+          <w:ilvl w:val="0"/>
+          <w:numId w:val="6"/>
+        </w:numPr>
+        <w:rPr>
+          <w:lang w:val="en-US"/>
+        </w:rPr>
+      </w:pPr>
+      <w:r>
+        <w:rPr>
+          <w:lang w:val="en-US"/>
+        </w:rPr>
+        <w:t xml:space="preserve">Rate limiter that doesn't </w:t>
+      </w:r>
+      <w:proofErr w:type="gramStart"/>
+      <w:r>
+        <w:rPr>
+          <w:lang w:val="en-US"/>
+        </w:rPr>
+        <w:t>actually limit</w:t>
+      </w:r>
+      <w:proofErr w:type="gramEnd"/>
+      <w:r>
+        <w:rPr>
+          <w:lang w:val="en-US"/>
+        </w:rPr>
+        <w:t xml:space="preserve"> anything. The natural first instinct is </w:t>
+      </w:r>
+      <w:proofErr w:type="spellStart"/>
+      <w:proofErr w:type="gramStart"/>
+      <w:r>
+        <w:rPr>
+          <w:lang w:val="en-US"/>
+        </w:rPr>
+        <w:t>time.sleep</w:t>
+      </w:r>
+      <w:proofErr w:type="spellEnd"/>
+      <w:proofErr w:type="gramEnd"/>
+      <w:r>
+        <w:rPr>
+          <w:lang w:val="en-US"/>
+        </w:rPr>
+        <w:t>(x) inside each thread — but that only throttles </w:t>
+      </w:r>
+      <w:r>
+        <w:rPr>
+          <w:i/>
+          <w:iCs/>
+          <w:lang w:val="en-US"/>
+        </w:rPr>
+        <w:t>that thread</w:t>
+      </w:r>
+      <w:r>
+        <w:rPr>
+          <w:lang w:val="en-US"/>
+        </w:rPr>
+        <w:t xml:space="preserve">, not the aggregate. With 5 threads each sleeping 0.1s independently, you'd get ~50 req/sec combined, blowing well past NCBI's 10/sec cap and risking a temporary </w:t>
+      </w:r>
+      <w:r>
+        <w:rPr>
+          <w:lang w:val="en-US"/>
+        </w:rPr>
+        <w:lastRenderedPageBreak/>
+        <w:t>block (exactly what happened with the BOLD Cloudflare 403s). The rate limiter needs to be one shared, lock-protected object.</w:t>
+      </w:r>
+    </w:p>
+    <w:p>
+      <w:pPr>
+        <w:numPr>
+          <w:ilvl w:val="0"/>
+          <w:numId w:val="6"/>
+        </w:numPr>
+        <w:rPr>
+          <w:lang w:val="en-US"/>
+        </w:rPr>
+      </w:pPr>
+      <w:r>
+        <w:rPr>
+          <w:lang w:val="en-US"/>
+        </w:rPr>
+        <w:t>Result misalignment. </w:t>
+      </w:r>
+      <w:proofErr w:type="spellStart"/>
+      <w:r>
+        <w:rPr>
+          <w:lang w:val="en-US"/>
+        </w:rPr>
+        <w:t>ThreadPoolExecutor</w:t>
+      </w:r>
+      <w:proofErr w:type="spellEnd"/>
+      <w:r>
+        <w:rPr>
+          <w:lang w:val="en-US"/>
+        </w:rPr>
+        <w:t> + </w:t>
+      </w:r>
+      <w:proofErr w:type="spellStart"/>
+      <w:r>
+        <w:rPr>
+          <w:lang w:val="en-US"/>
+        </w:rPr>
+        <w:t>as_</w:t>
+      </w:r>
+      <w:proofErr w:type="gramStart"/>
+      <w:r>
+        <w:rPr>
+          <w:lang w:val="en-US"/>
+        </w:rPr>
+        <w:t>completed</w:t>
+      </w:r>
+      <w:proofErr w:type="spellEnd"/>
+      <w:r>
+        <w:rPr>
+          <w:lang w:val="en-US"/>
+        </w:rPr>
+        <w:t>(</w:t>
+      </w:r>
+      <w:proofErr w:type="gramEnd"/>
+      <w:r>
+        <w:rPr>
+          <w:lang w:val="en-US"/>
+        </w:rPr>
+        <w:t>) returns results in </w:t>
+      </w:r>
+      <w:r>
+        <w:rPr>
+          <w:i/>
+          <w:iCs/>
+          <w:lang w:val="en-US"/>
+        </w:rPr>
+        <w:t>completion</w:t>
+      </w:r>
+      <w:r>
+        <w:rPr>
+          <w:lang w:val="en-US"/>
+        </w:rPr>
+        <w:t xml:space="preserve"> order, not submission order. If </w:t>
+      </w:r>
+      <w:proofErr w:type="gramStart"/>
+      <w:r>
+        <w:rPr>
+          <w:lang w:val="en-US"/>
+        </w:rPr>
+        <w:t>you</w:t>
+      </w:r>
+      <w:proofErr w:type="gramEnd"/>
+      <w:r>
+        <w:rPr>
+          <w:lang w:val="en-US"/>
+        </w:rPr>
+        <w:t xml:space="preserve"> </w:t>
+      </w:r>
+      <w:proofErr w:type="gramStart"/>
+      <w:r>
+        <w:rPr>
+          <w:lang w:val="en-US"/>
+        </w:rPr>
+        <w:t>just .append()ed</w:t>
+      </w:r>
+      <w:proofErr w:type="gramEnd"/>
+      <w:r>
+        <w:rPr>
+          <w:lang w:val="en-US"/>
+        </w:rPr>
+        <w:t xml:space="preserve"> results to a list like the original serial code did, rows would silently end up matched to the wrong species once merged into the </w:t>
+      </w:r>
+      <w:proofErr w:type="spellStart"/>
+      <w:r>
+        <w:rPr>
+          <w:lang w:val="en-US"/>
+        </w:rPr>
+        <w:t>DataFrame</w:t>
+      </w:r>
+      <w:proofErr w:type="spellEnd"/>
+      <w:r>
+        <w:rPr>
+          <w:lang w:val="en-US"/>
+        </w:rPr>
+        <w:t xml:space="preserve"> — a bug that wouldn't necessarily be obvious until you spot-checked the output against the input CSV.</w:t>
+      </w:r>
+    </w:p>
+    <w:p>
+      <w:pPr>
+        <w:numPr>
+          <w:ilvl w:val="0"/>
+          <w:numId w:val="6"/>
+        </w:numPr>
+        <w:rPr>
+          <w:lang w:val="en-US"/>
+        </w:rPr>
+      </w:pPr>
+      <w:r>
+        <w:rPr>
+          <w:lang w:val="en-US"/>
+        </w:rPr>
+        <w:t xml:space="preserve">Updating </w:t>
+      </w:r>
+      <w:proofErr w:type="spellStart"/>
+      <w:r>
+        <w:rPr>
+          <w:lang w:val="en-US"/>
+        </w:rPr>
+        <w:t>Tkinter</w:t>
+      </w:r>
+      <w:proofErr w:type="spellEnd"/>
+      <w:r>
+        <w:rPr>
+          <w:lang w:val="en-US"/>
+        </w:rPr>
+        <w:t xml:space="preserve"> widgets from worker threads. </w:t>
+      </w:r>
+      <w:proofErr w:type="spellStart"/>
+      <w:r>
+        <w:rPr>
+          <w:lang w:val="en-US"/>
+        </w:rPr>
+        <w:t>Tkinter</w:t>
+      </w:r>
+      <w:proofErr w:type="spellEnd"/>
+      <w:r>
+        <w:rPr>
+          <w:lang w:val="en-US"/>
+        </w:rPr>
+        <w:t xml:space="preserve"> isn't thread-safe — </w:t>
+      </w:r>
+      <w:proofErr w:type="gramStart"/>
+      <w:r>
+        <w:rPr>
+          <w:lang w:val="en-US"/>
+        </w:rPr>
+        <w:t>calling .configure</w:t>
+      </w:r>
+      <w:proofErr w:type="gramEnd"/>
+      <w:r>
+        <w:rPr>
+          <w:lang w:val="en-US"/>
+        </w:rPr>
+        <w:t>() on a label directly from a background thread can crash or corrupt the UI. It's easy to forget this once you're inside </w:t>
+      </w:r>
+      <w:proofErr w:type="spellStart"/>
+      <w:r>
+        <w:rPr>
+          <w:lang w:val="en-US"/>
+        </w:rPr>
+        <w:t>ThreadPoolExecutor</w:t>
+      </w:r>
+      <w:proofErr w:type="spellEnd"/>
+      <w:r>
+        <w:rPr>
+          <w:lang w:val="en-US"/>
+        </w:rPr>
+        <w:t> workers and just update the progress label directly instead of routing everything through </w:t>
+      </w:r>
+      <w:proofErr w:type="spellStart"/>
+      <w:proofErr w:type="gramStart"/>
+      <w:r>
+        <w:rPr>
+          <w:lang w:val="en-US"/>
+        </w:rPr>
+        <w:t>app.after</w:t>
+      </w:r>
+      <w:proofErr w:type="spellEnd"/>
+      <w:proofErr w:type="gramEnd"/>
+      <w:r>
+        <w:rPr>
+          <w:lang w:val="en-US"/>
+        </w:rPr>
+        <w:t>().</w:t>
+      </w:r>
+    </w:p>
+    <w:p>
+      <w:pPr>
+        <w:numPr>
+          <w:ilvl w:val="0"/>
+          <w:numId w:val="6"/>
+        </w:numPr>
+        <w:rPr>
+          <w:lang w:val="en-US"/>
+        </w:rPr>
+      </w:pPr>
+      <w:r>
+        <w:rPr>
+          <w:lang w:val="en-US"/>
+        </w:rPr>
+        <w:t xml:space="preserve">Swallowed exceptions. Exceptions raised inside a worker function don't propagate until you </w:t>
+      </w:r>
+      <w:proofErr w:type="gramStart"/>
+      <w:r>
+        <w:rPr>
+          <w:lang w:val="en-US"/>
+        </w:rPr>
+        <w:t>call .result</w:t>
+      </w:r>
+      <w:proofErr w:type="gramEnd"/>
+      <w:r>
+        <w:rPr>
+          <w:lang w:val="en-US"/>
+        </w:rPr>
+        <w:t>() on its future. Forgetting that (or not wrapping it in try/except) means a single bad record could either silently vanish from the output or crash the whole </w:t>
+      </w:r>
+      <w:proofErr w:type="spellStart"/>
+      <w:r>
+        <w:rPr>
+          <w:lang w:val="en-US"/>
+        </w:rPr>
+        <w:t>as_completed</w:t>
+      </w:r>
+      <w:proofErr w:type="spellEnd"/>
+      <w:r>
+        <w:rPr>
+          <w:lang w:val="en-US"/>
+        </w:rPr>
+        <w:t> loop unexpectedly.</w:t>
+      </w:r>
+    </w:p>
+    <w:p>
+      <w:pPr>
+        <w:numPr>
+          <w:ilvl w:val="0"/>
+          <w:numId w:val="6"/>
+        </w:numPr>
+        <w:rPr>
+          <w:lang w:val="en-US"/>
+        </w:rPr>
+      </w:pPr>
+      <w:r>
+        <w:rPr>
+          <w:lang w:val="en-US"/>
+        </w:rPr>
+        <w:t>More workers ≠ more speed once a shared rate limiter exists. Because every thread funnels through the same </w:t>
+      </w:r>
+      <w:proofErr w:type="spellStart"/>
+      <w:r>
+        <w:rPr>
+          <w:lang w:val="en-US"/>
+        </w:rPr>
+        <w:t>RateLimiter</w:t>
+      </w:r>
+      <w:proofErr w:type="spellEnd"/>
+      <w:r>
+        <w:rPr>
+          <w:lang w:val="en-US"/>
+        </w:rPr>
+        <w:t>, cranking up "Concurrent workers" past a certain point just means more threads queued up waiting on the same lock — the real ceiling stays NCBI's rate cap, not thread count.</w:t>
+      </w:r>
+    </w:p>
+    <w:p>
+      <w:pPr>
+        <w:rPr>
+          <w:lang w:val="en-US"/>
+        </w:rPr>
+      </w:pPr>
+    </w:p>
+    <w:p>
+      <w:pPr>
+        <w:rPr>
+          <w:lang w:val="en-US"/>
+        </w:rPr>
+      </w:pPr>
+    </w:p>
+    <w:p>
+      <w:pPr>
+        <w:pBdr>
+          <w:bottom w:val="single" w:sz="6" w:space="1" w:color="auto"/>
+        </w:pBdr>
+        <w:rPr>
+          <w:lang w:val="en-US"/>
+        </w:rPr>
+      </w:pPr>
+    </w:p>
+    <w:p>
+      <w:pPr>
+        <w:rPr>
+          <w:lang w:val="en-US"/>
+        </w:rPr>
+      </w:pPr>
+      <w:r>
+        <w:rPr>
+          <w:lang w:val="en-US"/>
+        </w:rPr>
+        <w:t>Script for getting the sequences</w:t>
+      </w:r>
+    </w:p>
+    <w:p>
+      <w:r>
+        <w:t xml:space="preserve">Moet </w:t>
+      </w:r>
+      <w:proofErr w:type="gramStart"/>
+      <w:r>
+        <w:t>er voor</w:t>
+      </w:r>
+      <w:proofErr w:type="gramEnd"/>
+      <w:r>
+        <w:t xml:space="preserve"> zorgen dat d</w:t>
+      </w:r>
+      <w:r>
+        <w:t xml:space="preserve">e Name column nog </w:t>
+      </w:r>
+      <w:proofErr w:type="gramStart"/>
+      <w:r>
+        <w:t>word</w:t>
+      </w:r>
+      <w:proofErr w:type="gramEnd"/>
+      <w:r>
+        <w:t xml:space="preserve"> toegevoegd.</w:t>
+      </w:r>
+    </w:p>
+    <w:p>
+      <w:pPr>
+        <w:rPr>
+          <w:lang w:val="en-US"/>
+        </w:rPr>
+      </w:pPr>
+      <w:r>
+        <w:rPr>
+          <w:lang w:val="en-US"/>
+        </w:rPr>
+        <w:tab/>
+      </w:r>
+      <w:proofErr w:type="spellStart"/>
+      <w:r>
+        <w:rPr>
+          <w:lang w:val="en-US"/>
+        </w:rPr>
+        <w:t>df_accessions</w:t>
+      </w:r>
+      <w:proofErr w:type="spellEnd"/>
+      <w:r>
+        <w:rPr>
+          <w:lang w:val="en-US"/>
+        </w:rPr>
+        <w:t xml:space="preserve"> = </w:t>
+      </w:r>
+      <w:proofErr w:type="spellStart"/>
+      <w:proofErr w:type="gramStart"/>
+      <w:r>
+        <w:rPr>
+          <w:lang w:val="en-US"/>
+        </w:rPr>
+        <w:t>df.filter</w:t>
+      </w:r>
+      <w:proofErr w:type="spellEnd"/>
+      <w:proofErr w:type="gramEnd"/>
+      <w:r>
+        <w:rPr>
+          <w:lang w:val="en-US"/>
+        </w:rPr>
+        <w:t>(markers, axis=1)</w:t>
+      </w:r>
+    </w:p>
+    <w:p>
+      <w:pPr>
+        <w:ind w:firstLine="708"/>
+      </w:pPr>
+      <w:proofErr w:type="gramStart"/>
+      <w:r>
+        <w:t>print</w:t>
+      </w:r>
+      <w:proofErr w:type="gramEnd"/>
+      <w:r>
+        <w:t>(</w:t>
+      </w:r>
+      <w:proofErr w:type="spellStart"/>
+      <w:r>
+        <w:t>df_accessions</w:t>
+      </w:r>
+      <w:proofErr w:type="spellEnd"/>
+      <w:r>
+        <w:t>)</w:t>
+      </w:r>
+    </w:p>
+    <w:p>
+      <w:pPr>
+        <w:pStyle w:val="Lijstalinea"/>
+        <w:numPr>
+          <w:ilvl w:val="0"/>
+          <w:numId w:val="5"/>
+        </w:numPr>
+        <w:shd w:val="clear" w:color="auto" w:fill="121314"/>
+        <w:spacing w:after="0" w:line="285" w:lineRule="atLeast"/>
+        <w:rPr>
+          <w:rFonts w:ascii="Consolas" w:eastAsia="Times New Roman" w:hAnsi="Consolas" w:cs="Times New Roman"/>
+          <w:color w:val="BBBEBF"/>
+          <w:kern w:val="0"/>
+          <w:sz w:val="21"/>
+          <w:szCs w:val="21"/>
+          <w:lang w:eastAsia="nl-NL"/>
+          <w14:ligatures w14:val="none"/>
+        </w:rPr>
+      </w:pPr>
+      <w:proofErr w:type="spellStart"/>
+      <w:proofErr w:type="gramStart"/>
+      <w:r>
+        <w:rPr>
+          <w:rFonts w:ascii="Consolas" w:eastAsia="Times New Roman" w:hAnsi="Consolas" w:cs="Times New Roman"/>
+          <w:color w:val="C9D1D9"/>
+          <w:kern w:val="0"/>
+          <w:sz w:val="21"/>
+          <w:szCs w:val="21"/>
+          <w:lang w:eastAsia="nl-NL"/>
+          <w14:ligatures w14:val="none"/>
+        </w:rPr>
+        <w:t>markers</w:t>
+      </w:r>
+      <w:r>
+        <w:rPr>
+          <w:rFonts w:ascii="Consolas" w:eastAsia="Times New Roman" w:hAnsi="Consolas" w:cs="Times New Roman"/>
+          <w:color w:val="BBBEBF"/>
+          <w:kern w:val="0"/>
+          <w:sz w:val="21"/>
+          <w:szCs w:val="21"/>
+          <w:lang w:eastAsia="nl-NL"/>
+          <w14:ligatures w14:val="none"/>
+        </w:rPr>
+        <w:t>.</w:t>
+      </w:r>
+      <w:r>
+        <w:rPr>
+          <w:rFonts w:ascii="Consolas" w:eastAsia="Times New Roman" w:hAnsi="Consolas" w:cs="Times New Roman"/>
+          <w:color w:val="D2A8FF"/>
+          <w:kern w:val="0"/>
+          <w:sz w:val="21"/>
+          <w:szCs w:val="21"/>
+          <w:lang w:eastAsia="nl-NL"/>
+          <w14:ligatures w14:val="none"/>
+        </w:rPr>
+        <w:t>insert</w:t>
+      </w:r>
+      <w:proofErr w:type="spellEnd"/>
+      <w:proofErr w:type="gramEnd"/>
+      <w:r>
+        <w:rPr>
+          <w:rFonts w:ascii="Consolas" w:eastAsia="Times New Roman" w:hAnsi="Consolas" w:cs="Times New Roman"/>
+          <w:color w:val="BBBEBF"/>
+          <w:kern w:val="0"/>
+          <w:sz w:val="21"/>
+          <w:szCs w:val="21"/>
+          <w:lang w:eastAsia="nl-NL"/>
+          <w14:ligatures w14:val="none"/>
+        </w:rPr>
+        <w:t>(</w:t>
+      </w:r>
+      <w:r>
+        <w:rPr>
+          <w:rFonts w:ascii="Consolas" w:eastAsia="Times New Roman" w:hAnsi="Consolas" w:cs="Times New Roman"/>
+          <w:color w:val="B5CEA8"/>
+          <w:kern w:val="0"/>
+          <w:sz w:val="21"/>
+          <w:szCs w:val="21"/>
+          <w:lang w:eastAsia="nl-NL"/>
+          <w14:ligatures w14:val="none"/>
+        </w:rPr>
+        <w:t>0</w:t>
+      </w:r>
+      <w:r>
+        <w:rPr>
+          <w:rFonts w:ascii="Consolas" w:eastAsia="Times New Roman" w:hAnsi="Consolas" w:cs="Times New Roman"/>
+          <w:color w:val="BBBEBF"/>
+          <w:kern w:val="0"/>
+          <w:sz w:val="21"/>
+          <w:szCs w:val="21"/>
+          <w:lang w:eastAsia="nl-NL"/>
+          <w14:ligatures w14:val="none"/>
+        </w:rPr>
+        <w:t xml:space="preserve">, </w:t>
+      </w:r>
       <w:r>
         <w:rPr>
           <w:rFonts w:ascii="Consolas" w:eastAsia="Times New Roman" w:hAnsi="Consolas" w:cs="Times New Roman"/>
@@ -660,31 +3167,9 @@
           <w:lang w:eastAsia="nl-NL"/>
           <w14:ligatures w14:val="none"/>
         </w:rPr>
-        <w:t>selago</w:t>
-      </w:r>
-      <w:proofErr w:type="spellEnd"/>
-      <w:r>
-        <w:rPr>
-          <w:rFonts w:ascii="Consolas" w:eastAsia="Times New Roman" w:hAnsi="Consolas" w:cs="Times New Roman"/>
-          <w:color w:val="A5D6FF"/>
-          <w:kern w:val="0"/>
-          <w:sz w:val="21"/>
-          <w:szCs w:val="21"/>
-          <w:lang w:eastAsia="nl-NL"/>
-          <w14:ligatures w14:val="none"/>
-        </w:rPr>
-        <w:t>",</w:t>
-      </w:r>
-    </w:p>
-    <w:p>
-      <w:pPr>
-        <w:pStyle w:val="Lijstalinea"/>
-        <w:numPr>
-          <w:ilvl w:val="0"/>
-          <w:numId w:val="1"/>
-        </w:numPr>
-        <w:shd w:val="clear" w:color="auto" w:fill="121314"/>
-        <w:spacing w:after="0" w:line="285" w:lineRule="atLeast"/>
+        <w:t>'Name'</w:t>
+      </w:r>
+      <w:r>
         <w:rPr>
           <w:rFonts w:ascii="Consolas" w:eastAsia="Times New Roman" w:hAnsi="Consolas" w:cs="Times New Roman"/>
           <w:color w:val="BBBEBF"/>
@@ -694,44 +3179,201 @@
           <w:lang w:eastAsia="nl-NL"/>
           <w14:ligatures w14:val="none"/>
         </w:rPr>
-      </w:pPr>
-      <w:r>
+        <w:t>)</w:t>
+      </w:r>
+    </w:p>
+    <w:p>
+      <w:pPr>
+        <w:pStyle w:val="Lijstalinea"/>
+        <w:numPr>
+          <w:ilvl w:val="0"/>
+          <w:numId w:val="5"/>
+        </w:numPr>
+        <w:shd w:val="clear" w:color="auto" w:fill="121314"/>
+        <w:spacing w:after="0" w:line="285" w:lineRule="atLeast"/>
         <w:rPr>
           <w:rFonts w:ascii="Consolas" w:eastAsia="Times New Roman" w:hAnsi="Consolas" w:cs="Times New Roman"/>
-          <w:color w:val="A5D6FF"/>
+          <w:color w:val="BBBEBF"/>
           <w:kern w:val="0"/>
           <w:sz w:val="21"/>
           <w:szCs w:val="21"/>
-          <w:lang w:eastAsia="nl-NL"/>
+          <w:lang w:val="en-US" w:eastAsia="nl-NL"/>
           <w14:ligatures w14:val="none"/>
         </w:rPr>
-        <w:t xml:space="preserve">    </w:t>
-      </w:r>
+      </w:pPr>
       <w:proofErr w:type="spellStart"/>
       <w:r>
         <w:rPr>
           <w:rFonts w:ascii="Consolas" w:eastAsia="Times New Roman" w:hAnsi="Consolas" w:cs="Times New Roman"/>
-          <w:color w:val="A5D6FF"/>
+          <w:color w:val="C9D1D9"/>
           <w:kern w:val="0"/>
           <w:sz w:val="21"/>
           <w:szCs w:val="21"/>
-          <w:lang w:eastAsia="nl-NL"/>
+          <w:lang w:val="en-US" w:eastAsia="nl-NL"/>
           <w14:ligatures w14:val="none"/>
         </w:rPr>
-        <w:t>retmax</w:t>
+        <w:t>df_accessions</w:t>
       </w:r>
       <w:proofErr w:type="spellEnd"/>
       <w:r>
         <w:rPr>
           <w:rFonts w:ascii="Consolas" w:eastAsia="Times New Roman" w:hAnsi="Consolas" w:cs="Times New Roman"/>
-          <w:color w:val="A5D6FF"/>
+          <w:color w:val="BBBEBF"/>
           <w:kern w:val="0"/>
           <w:sz w:val="21"/>
           <w:szCs w:val="21"/>
-          <w:lang w:eastAsia="nl-NL"/>
+          <w:lang w:val="en-US" w:eastAsia="nl-NL"/>
           <w14:ligatures w14:val="none"/>
         </w:rPr>
-        <w:t>=1</w:t>
+        <w:t xml:space="preserve"> </w:t>
+      </w:r>
+      <w:r>
+        <w:rPr>
+          <w:rFonts w:ascii="Consolas" w:eastAsia="Times New Roman" w:hAnsi="Consolas" w:cs="Times New Roman"/>
+          <w:color w:val="D4D4D4"/>
+          <w:kern w:val="0"/>
+          <w:sz w:val="21"/>
+          <w:szCs w:val="21"/>
+          <w:lang w:val="en-US" w:eastAsia="nl-NL"/>
+          <w14:ligatures w14:val="none"/>
+        </w:rPr>
+        <w:t>=</w:t>
+      </w:r>
+      <w:r>
+        <w:rPr>
+          <w:rFonts w:ascii="Consolas" w:eastAsia="Times New Roman" w:hAnsi="Consolas" w:cs="Times New Roman"/>
+          <w:color w:val="BBBEBF"/>
+          <w:kern w:val="0"/>
+          <w:sz w:val="21"/>
+          <w:szCs w:val="21"/>
+          <w:lang w:val="en-US" w:eastAsia="nl-NL"/>
+          <w14:ligatures w14:val="none"/>
+        </w:rPr>
+        <w:t xml:space="preserve"> </w:t>
+      </w:r>
+      <w:proofErr w:type="spellStart"/>
+      <w:proofErr w:type="gramStart"/>
+      <w:r>
+        <w:rPr>
+          <w:rFonts w:ascii="Consolas" w:eastAsia="Times New Roman" w:hAnsi="Consolas" w:cs="Times New Roman"/>
+          <w:color w:val="C9D1D9"/>
+          <w:kern w:val="0"/>
+          <w:sz w:val="21"/>
+          <w:szCs w:val="21"/>
+          <w:lang w:val="en-US" w:eastAsia="nl-NL"/>
+          <w14:ligatures w14:val="none"/>
+        </w:rPr>
+        <w:t>df</w:t>
+      </w:r>
+      <w:r>
+        <w:rPr>
+          <w:rFonts w:ascii="Consolas" w:eastAsia="Times New Roman" w:hAnsi="Consolas" w:cs="Times New Roman"/>
+          <w:color w:val="BBBEBF"/>
+          <w:kern w:val="0"/>
+          <w:sz w:val="21"/>
+          <w:szCs w:val="21"/>
+          <w:lang w:val="en-US" w:eastAsia="nl-NL"/>
+          <w14:ligatures w14:val="none"/>
+        </w:rPr>
+        <w:t>.</w:t>
+      </w:r>
+      <w:r>
+        <w:rPr>
+          <w:rFonts w:ascii="Consolas" w:eastAsia="Times New Roman" w:hAnsi="Consolas" w:cs="Times New Roman"/>
+          <w:color w:val="D2A8FF"/>
+          <w:kern w:val="0"/>
+          <w:sz w:val="21"/>
+          <w:szCs w:val="21"/>
+          <w:lang w:val="en-US" w:eastAsia="nl-NL"/>
+          <w14:ligatures w14:val="none"/>
+        </w:rPr>
+        <w:t>filter</w:t>
+      </w:r>
+      <w:proofErr w:type="spellEnd"/>
+      <w:proofErr w:type="gramEnd"/>
+      <w:r>
+        <w:rPr>
+          <w:rFonts w:ascii="Consolas" w:eastAsia="Times New Roman" w:hAnsi="Consolas" w:cs="Times New Roman"/>
+          <w:color w:val="BBBEBF"/>
+          <w:kern w:val="0"/>
+          <w:sz w:val="21"/>
+          <w:szCs w:val="21"/>
+          <w:lang w:val="en-US" w:eastAsia="nl-NL"/>
+          <w14:ligatures w14:val="none"/>
+        </w:rPr>
+        <w:t>(</w:t>
+      </w:r>
+      <w:r>
+        <w:rPr>
+          <w:rFonts w:ascii="Consolas" w:eastAsia="Times New Roman" w:hAnsi="Consolas" w:cs="Times New Roman"/>
+          <w:color w:val="C9D1D9"/>
+          <w:kern w:val="0"/>
+          <w:sz w:val="21"/>
+          <w:szCs w:val="21"/>
+          <w:lang w:val="en-US" w:eastAsia="nl-NL"/>
+          <w14:ligatures w14:val="none"/>
+        </w:rPr>
+        <w:t>markers</w:t>
+      </w:r>
+      <w:r>
+        <w:rPr>
+          <w:rFonts w:ascii="Consolas" w:eastAsia="Times New Roman" w:hAnsi="Consolas" w:cs="Times New Roman"/>
+          <w:color w:val="BBBEBF"/>
+          <w:kern w:val="0"/>
+          <w:sz w:val="21"/>
+          <w:szCs w:val="21"/>
+          <w:lang w:val="en-US" w:eastAsia="nl-NL"/>
+          <w14:ligatures w14:val="none"/>
+        </w:rPr>
+        <w:t xml:space="preserve">, </w:t>
+      </w:r>
+      <w:r>
+        <w:rPr>
+          <w:rFonts w:ascii="Consolas" w:eastAsia="Times New Roman" w:hAnsi="Consolas" w:cs="Times New Roman"/>
+          <w:color w:val="FFA657"/>
+          <w:kern w:val="0"/>
+          <w:sz w:val="21"/>
+          <w:szCs w:val="21"/>
+          <w:lang w:val="en-US" w:eastAsia="nl-NL"/>
+          <w14:ligatures w14:val="none"/>
+        </w:rPr>
+        <w:t>axis</w:t>
+      </w:r>
+      <w:r>
+        <w:rPr>
+          <w:rFonts w:ascii="Consolas" w:eastAsia="Times New Roman" w:hAnsi="Consolas" w:cs="Times New Roman"/>
+          <w:color w:val="D4D4D4"/>
+          <w:kern w:val="0"/>
+          <w:sz w:val="21"/>
+          <w:szCs w:val="21"/>
+          <w:lang w:val="en-US" w:eastAsia="nl-NL"/>
+          <w14:ligatures w14:val="none"/>
+        </w:rPr>
+        <w:t>=</w:t>
+      </w:r>
+      <w:r>
+        <w:rPr>
+          <w:rFonts w:ascii="Consolas" w:eastAsia="Times New Roman" w:hAnsi="Consolas" w:cs="Times New Roman"/>
+          <w:color w:val="B5CEA8"/>
+          <w:kern w:val="0"/>
+          <w:sz w:val="21"/>
+          <w:szCs w:val="21"/>
+          <w:lang w:val="en-US" w:eastAsia="nl-NL"/>
+          <w14:ligatures w14:val="none"/>
+        </w:rPr>
+        <w:t>1</w:t>
+      </w:r>
+      <w:r>
+        <w:rPr>
+          <w:rFonts w:ascii="Consolas" w:eastAsia="Times New Roman" w:hAnsi="Consolas" w:cs="Times New Roman"/>
+          <w:color w:val="BBBEBF"/>
+          <w:kern w:val="0"/>
+          <w:sz w:val="21"/>
+          <w:szCs w:val="21"/>
+          <w:lang w:val="en-US" w:eastAsia="nl-NL"/>
+          <w14:ligatures w14:val="none"/>
+        </w:rPr>
+        <w:t>)</w:t>
       </w:r>
     </w:p>
     <w:p>
@@ -739,7 +3381,7 @@
         <w:pStyle w:val="Lijstalinea"/>
         <w:numPr>
           <w:ilvl w:val="0"/>
-          <w:numId w:val="1"/>
+          <w:numId w:val="5"/>
         </w:numPr>
         <w:shd w:val="clear" w:color="auto" w:fill="121314"/>
         <w:spacing w:after="0" w:line="285" w:lineRule="atLeast"/>
@@ -753,28 +3395,21 @@
           <w14:ligatures w14:val="none"/>
         </w:rPr>
       </w:pPr>
+      <w:proofErr w:type="gramStart"/>
       <w:r>
         <w:rPr>
           <w:rFonts w:ascii="Consolas" w:eastAsia="Times New Roman" w:hAnsi="Consolas" w:cs="Times New Roman"/>
-          <w:color w:val="A5D6FF"/>
+          <w:color w:val="D2A8FF"/>
           <w:kern w:val="0"/>
           <w:sz w:val="21"/>
           <w:szCs w:val="21"/>
           <w:lang w:eastAsia="nl-NL"/>
           <w14:ligatures w14:val="none"/>
         </w:rPr>
-        <w:t>)</w:t>
-      </w:r>
-    </w:p>
-    <w:p>
-      <w:pPr>
-        <w:pStyle w:val="Lijstalinea"/>
-        <w:numPr>
-          <w:ilvl w:val="0"/>
-          <w:numId w:val="1"/>
-        </w:numPr>
-        <w:shd w:val="clear" w:color="auto" w:fill="121314"/>
-        <w:spacing w:after="0" w:line="285" w:lineRule="atLeast"/>
+        <w:t>print</w:t>
+      </w:r>
+      <w:proofErr w:type="gramEnd"/>
+      <w:r>
         <w:rPr>
           <w:rFonts w:ascii="Consolas" w:eastAsia="Times New Roman" w:hAnsi="Consolas" w:cs="Times New Roman"/>
           <w:color w:val="BBBEBF"/>
@@ -784,17 +3419,23 @@
           <w:lang w:eastAsia="nl-NL"/>
           <w14:ligatures w14:val="none"/>
         </w:rPr>
-      </w:pPr>
-    </w:p>
-    <w:p>
-      <w:pPr>
-        <w:pStyle w:val="Lijstalinea"/>
-        <w:numPr>
-          <w:ilvl w:val="0"/>
-          <w:numId w:val="1"/>
-        </w:numPr>
-        <w:shd w:val="clear" w:color="auto" w:fill="121314"/>
-        <w:spacing w:after="0" w:line="285" w:lineRule="atLeast"/>
+        <w:t>(</w:t>
+      </w:r>
+      <w:proofErr w:type="spellStart"/>
+      <w:r>
+        <w:rPr>
+          <w:rFonts w:ascii="Consolas" w:eastAsia="Times New Roman" w:hAnsi="Consolas" w:cs="Times New Roman"/>
+          <w:color w:val="C9D1D9"/>
+          <w:kern w:val="0"/>
+          <w:sz w:val="21"/>
+          <w:szCs w:val="21"/>
+          <w:lang w:eastAsia="nl-NL"/>
+          <w14:ligatures w14:val="none"/>
+        </w:rPr>
+        <w:t>df_accessions</w:t>
+      </w:r>
+      <w:proofErr w:type="spellEnd"/>
+      <w:r>
         <w:rPr>
           <w:rFonts w:ascii="Consolas" w:eastAsia="Times New Roman" w:hAnsi="Consolas" w:cs="Times New Roman"/>
           <w:color w:val="BBBEBF"/>
@@ -804,495 +3445,271 @@
           <w:lang w:eastAsia="nl-NL"/>
           <w14:ligatures w14:val="none"/>
         </w:rPr>
-      </w:pPr>
-      <w:r>
-        <w:rPr>
-          <w:rFonts w:ascii="Consolas" w:eastAsia="Times New Roman" w:hAnsi="Consolas" w:cs="Times New Roman"/>
-          <w:color w:val="A5D6FF"/>
-          <w:kern w:val="0"/>
-          <w:sz w:val="21"/>
-          <w:szCs w:val="21"/>
-          <w:lang w:eastAsia="nl-NL"/>
-          <w14:ligatures w14:val="none"/>
-        </w:rPr>
-        <w:t xml:space="preserve">record = </w:t>
-      </w:r>
-      <w:proofErr w:type="spellStart"/>
-      <w:r>
-        <w:rPr>
-          <w:rFonts w:ascii="Consolas" w:eastAsia="Times New Roman" w:hAnsi="Consolas" w:cs="Times New Roman"/>
-          <w:color w:val="A5D6FF"/>
-          <w:kern w:val="0"/>
-          <w:sz w:val="21"/>
-          <w:szCs w:val="21"/>
-          <w:lang w:eastAsia="nl-NL"/>
-          <w14:ligatures w14:val="none"/>
-        </w:rPr>
-        <w:t>Entrez.read</w:t>
-      </w:r>
-      <w:proofErr w:type="spellEnd"/>
-      <w:r>
-        <w:rPr>
-          <w:rFonts w:ascii="Consolas" w:eastAsia="Times New Roman" w:hAnsi="Consolas" w:cs="Times New Roman"/>
-          <w:color w:val="A5D6FF"/>
-          <w:kern w:val="0"/>
-          <w:sz w:val="21"/>
-          <w:szCs w:val="21"/>
-          <w:lang w:eastAsia="nl-NL"/>
-          <w14:ligatures w14:val="none"/>
-        </w:rPr>
-        <w:t>(handle)</w:t>
-      </w:r>
-    </w:p>
-    <w:p>
-      <w:pPr>
-        <w:pStyle w:val="Lijstalinea"/>
-        <w:numPr>
-          <w:ilvl w:val="0"/>
-          <w:numId w:val="1"/>
-        </w:numPr>
-        <w:shd w:val="clear" w:color="auto" w:fill="121314"/>
-        <w:spacing w:after="0" w:line="285" w:lineRule="atLeast"/>
-        <w:rPr>
-          <w:rFonts w:ascii="Consolas" w:eastAsia="Times New Roman" w:hAnsi="Consolas" w:cs="Times New Roman"/>
-          <w:color w:val="BBBEBF"/>
-          <w:kern w:val="0"/>
-          <w:sz w:val="21"/>
-          <w:szCs w:val="21"/>
-          <w:lang w:eastAsia="nl-NL"/>
-          <w14:ligatures w14:val="none"/>
-        </w:rPr>
-      </w:pPr>
-      <w:proofErr w:type="spellStart"/>
-      <w:r>
-        <w:rPr>
-          <w:rFonts w:ascii="Consolas" w:eastAsia="Times New Roman" w:hAnsi="Consolas" w:cs="Times New Roman"/>
-          <w:color w:val="A5D6FF"/>
-          <w:kern w:val="0"/>
-          <w:sz w:val="21"/>
-          <w:szCs w:val="21"/>
-          <w:lang w:eastAsia="nl-NL"/>
-          <w14:ligatures w14:val="none"/>
-        </w:rPr>
-        <w:t>handle.close</w:t>
-      </w:r>
-      <w:proofErr w:type="spellEnd"/>
-      <w:r>
-        <w:rPr>
-          <w:rFonts w:ascii="Consolas" w:eastAsia="Times New Roman" w:hAnsi="Consolas" w:cs="Times New Roman"/>
-          <w:color w:val="A5D6FF"/>
-          <w:kern w:val="0"/>
-          <w:sz w:val="21"/>
-          <w:szCs w:val="21"/>
-          <w:lang w:eastAsia="nl-NL"/>
-          <w14:ligatures w14:val="none"/>
+        <w:t>)</w:t>
+      </w:r>
+    </w:p>
+    <w:p/>
+    <w:p>
+      <w:proofErr w:type="gramStart"/>
+      <w:r>
+        <w:t>hier</w:t>
+      </w:r>
+      <w:proofErr w:type="gramEnd"/>
+      <w:r>
+        <w:t xml:space="preserve"> werd de markers lijst ook aan gepast</w:t>
+      </w:r>
+    </w:p>
+    <w:p>
+      <w:pPr>
+        <w:ind w:left="360"/>
+      </w:pPr>
+      <w:proofErr w:type="spellStart"/>
+      <w:proofErr w:type="gramStart"/>
+      <w:r>
+        <w:t>name</w:t>
+      </w:r>
+      <w:proofErr w:type="gramEnd"/>
+      <w:r>
+        <w:t>_and_markers</w:t>
+      </w:r>
+      <w:proofErr w:type="spellEnd"/>
+      <w:r>
+        <w:t xml:space="preserve"> = markers</w:t>
+      </w:r>
+    </w:p>
+    <w:p>
+      <w:pPr>
+        <w:ind w:left="360"/>
+        <w:rPr>
+          <w:lang w:val="en-US"/>
+        </w:rPr>
+      </w:pPr>
+      <w:proofErr w:type="spellStart"/>
+      <w:r>
+        <w:rPr>
+          <w:lang w:val="en-US"/>
+        </w:rPr>
+        <w:t>name_and_</w:t>
+      </w:r>
+      <w:proofErr w:type="gramStart"/>
+      <w:r>
+        <w:rPr>
+          <w:lang w:val="en-US"/>
+        </w:rPr>
+        <w:t>markers.insert</w:t>
+      </w:r>
+      <w:proofErr w:type="spellEnd"/>
+      <w:proofErr w:type="gramEnd"/>
+      <w:r>
+        <w:rPr>
+          <w:lang w:val="en-US"/>
+        </w:rPr>
+        <w:t>(0, 'Name')</w:t>
+      </w:r>
+    </w:p>
+    <w:p>
+      <w:pPr>
+        <w:ind w:left="360"/>
+      </w:pPr>
+      <w:proofErr w:type="gramStart"/>
+      <w:r>
+        <w:lastRenderedPageBreak/>
+        <w:t>eerst</w:t>
+      </w:r>
+      <w:proofErr w:type="gramEnd"/>
+      <w:r>
+        <w:t xml:space="preserve"> een copy maken v</w:t>
+      </w:r>
+      <w:r>
+        <w:t>an de lijst lost het probleem op</w:t>
+      </w:r>
+    </w:p>
+    <w:p>
+      <w:pPr>
+        <w:ind w:left="360"/>
+        <w:rPr>
+          <w:lang w:val="en-US"/>
+        </w:rPr>
+      </w:pPr>
+      <w:proofErr w:type="spellStart"/>
+      <w:r>
+        <w:rPr>
+          <w:lang w:val="en-US"/>
+        </w:rPr>
+        <w:t>name_and_markers</w:t>
+      </w:r>
+      <w:proofErr w:type="spellEnd"/>
+      <w:r>
+        <w:rPr>
+          <w:lang w:val="en-US"/>
+        </w:rPr>
+        <w:t xml:space="preserve"> = </w:t>
+      </w:r>
+      <w:proofErr w:type="spellStart"/>
+      <w:proofErr w:type="gramStart"/>
+      <w:r>
+        <w:rPr>
+          <w:lang w:val="en-US"/>
+        </w:rPr>
+        <w:t>markers.copy</w:t>
+      </w:r>
+      <w:proofErr w:type="spellEnd"/>
+      <w:proofErr w:type="gramEnd"/>
+      <w:r>
+        <w:rPr>
+          <w:lang w:val="en-US"/>
         </w:rPr>
         <w:t>()</w:t>
       </w:r>
     </w:p>
     <w:p>
       <w:pPr>
-        <w:pStyle w:val="Lijstalinea"/>
-        <w:numPr>
-          <w:ilvl w:val="0"/>
-          <w:numId w:val="1"/>
-        </w:numPr>
-        <w:shd w:val="clear" w:color="auto" w:fill="121314"/>
-        <w:spacing w:after="0" w:line="285" w:lineRule="atLeast"/>
-        <w:rPr>
-          <w:rFonts w:ascii="Consolas" w:eastAsia="Times New Roman" w:hAnsi="Consolas" w:cs="Times New Roman"/>
-          <w:color w:val="BBBEBF"/>
-          <w:kern w:val="0"/>
-          <w:sz w:val="21"/>
-          <w:szCs w:val="21"/>
-          <w:lang w:eastAsia="nl-NL"/>
-          <w14:ligatures w14:val="none"/>
-        </w:rPr>
-      </w:pPr>
-    </w:p>
-    <w:p>
-      <w:pPr>
-        <w:pStyle w:val="Lijstalinea"/>
-        <w:numPr>
-          <w:ilvl w:val="0"/>
-          <w:numId w:val="1"/>
-        </w:numPr>
-        <w:shd w:val="clear" w:color="auto" w:fill="121314"/>
-        <w:spacing w:after="0" w:line="285" w:lineRule="atLeast"/>
-        <w:rPr>
-          <w:rFonts w:ascii="Consolas" w:eastAsia="Times New Roman" w:hAnsi="Consolas" w:cs="Times New Roman"/>
-          <w:color w:val="BBBEBF"/>
-          <w:kern w:val="0"/>
-          <w:sz w:val="21"/>
-          <w:szCs w:val="21"/>
-          <w:lang w:eastAsia="nl-NL"/>
-          <w14:ligatures w14:val="none"/>
-        </w:rPr>
-      </w:pPr>
-      <w:r>
-        <w:rPr>
-          <w:rFonts w:ascii="Consolas" w:eastAsia="Times New Roman" w:hAnsi="Consolas" w:cs="Times New Roman"/>
-          <w:color w:val="A5D6FF"/>
-          <w:kern w:val="0"/>
-          <w:sz w:val="21"/>
-          <w:szCs w:val="21"/>
-          <w:lang w:eastAsia="nl-NL"/>
-          <w14:ligatures w14:val="none"/>
-        </w:rPr>
-        <w:t>print(record)</w:t>
-      </w:r>
-    </w:p>
-    <w:p>
-      <w:pPr>
-        <w:pStyle w:val="Lijstalinea"/>
-        <w:numPr>
-          <w:ilvl w:val="0"/>
-          <w:numId w:val="1"/>
-        </w:numPr>
-        <w:shd w:val="clear" w:color="auto" w:fill="121314"/>
-        <w:spacing w:after="0" w:line="285" w:lineRule="atLeast"/>
-        <w:rPr>
-          <w:rFonts w:ascii="Consolas" w:eastAsia="Times New Roman" w:hAnsi="Consolas" w:cs="Times New Roman"/>
-          <w:color w:val="BBBEBF"/>
-          <w:kern w:val="0"/>
-          <w:sz w:val="21"/>
-          <w:szCs w:val="21"/>
-          <w:lang w:eastAsia="nl-NL"/>
-          <w14:ligatures w14:val="none"/>
-        </w:rPr>
-      </w:pPr>
-    </w:p>
-    <w:p>
-      <w:pPr>
-        <w:pStyle w:val="Lijstalinea"/>
-        <w:numPr>
-          <w:ilvl w:val="0"/>
-          <w:numId w:val="1"/>
-        </w:numPr>
-        <w:shd w:val="clear" w:color="auto" w:fill="121314"/>
-        <w:spacing w:after="0" w:line="285" w:lineRule="atLeast"/>
-        <w:rPr>
-          <w:rFonts w:ascii="Consolas" w:eastAsia="Times New Roman" w:hAnsi="Consolas" w:cs="Times New Roman"/>
-          <w:color w:val="BBBEBF"/>
-          <w:kern w:val="0"/>
-          <w:sz w:val="21"/>
-          <w:szCs w:val="21"/>
-          <w:lang w:eastAsia="nl-NL"/>
-          <w14:ligatures w14:val="none"/>
-        </w:rPr>
-      </w:pPr>
-      <w:r>
-        <w:rPr>
-          <w:rFonts w:ascii="Consolas" w:eastAsia="Times New Roman" w:hAnsi="Consolas" w:cs="Times New Roman"/>
-          <w:color w:val="A5D6FF"/>
-          <w:kern w:val="0"/>
-          <w:sz w:val="21"/>
-          <w:szCs w:val="21"/>
-          <w:lang w:eastAsia="nl-NL"/>
-          <w14:ligatures w14:val="none"/>
-        </w:rPr>
-        <w:t>'''</w:t>
-      </w:r>
-    </w:p>
-    <w:p>
-      <w:pPr>
-        <w:ind w:left="1416"/>
-      </w:pPr>
-    </w:p>
-    <w:p>
-      <w:pPr>
-        <w:ind w:left="1416"/>
-        <w:rPr>
-          <w:lang w:val="en-BE"/>
-        </w:rPr>
-      </w:pPr>
-      <w:r>
-        <w:rPr>
-          <w:lang w:val="en-BE"/>
-        </w:rPr>
-        <w:t xml:space="preserve">1 search term </w:t>
-      </w:r>
-      <w:proofErr w:type="spellStart"/>
-      <w:r>
-        <w:rPr>
-          <w:lang w:val="en-BE"/>
-        </w:rPr>
-        <w:t>werk</w:t>
-      </w:r>
-      <w:proofErr w:type="spellEnd"/>
-      <w:r>
-        <w:rPr>
-          <w:lang w:val="en-BE"/>
-        </w:rPr>
-        <w:t xml:space="preserve">, </w:t>
-      </w:r>
-      <w:proofErr w:type="spellStart"/>
-      <w:r>
-        <w:rPr>
-          <w:lang w:val="en-BE"/>
-        </w:rPr>
-        <w:t>testen</w:t>
-      </w:r>
-      <w:proofErr w:type="spellEnd"/>
-      <w:r>
-        <w:rPr>
-          <w:lang w:val="en-BE"/>
-        </w:rPr>
-        <w:t xml:space="preserve"> op subset van de data</w:t>
-      </w:r>
-      <w:r>
-        <w:rPr>
-          <w:lang w:val="en-BE"/>
-        </w:rPr>
-        <w:t xml:space="preserve"> </w:t>
-      </w:r>
-      <w:r>
-        <w:rPr>
-          <w:lang w:val="en-BE"/>
-        </w:rPr>
-        <w:sym w:font="Wingdings" w:char="F0E0"/>
-      </w:r>
-      <w:r>
-        <w:rPr>
-          <w:lang w:val="en-BE"/>
-        </w:rPr>
-        <w:t xml:space="preserve"> script </w:t>
-      </w:r>
-      <w:proofErr w:type="spellStart"/>
-      <w:r>
-        <w:rPr>
-          <w:lang w:val="en-BE"/>
-        </w:rPr>
-        <w:t>geeft</w:t>
-      </w:r>
-      <w:proofErr w:type="spellEnd"/>
-      <w:r>
-        <w:rPr>
-          <w:lang w:val="en-BE"/>
-        </w:rPr>
-        <w:t xml:space="preserve"> </w:t>
-      </w:r>
-      <w:proofErr w:type="spellStart"/>
-      <w:r>
-        <w:rPr>
-          <w:lang w:val="en-BE"/>
-        </w:rPr>
-        <w:t>accesie</w:t>
-      </w:r>
-      <w:proofErr w:type="spellEnd"/>
-      <w:r>
-        <w:rPr>
-          <w:lang w:val="en-BE"/>
-        </w:rPr>
-        <w:t xml:space="preserve"> numbers maar de </w:t>
-      </w:r>
-      <w:proofErr w:type="spellStart"/>
-      <w:r>
-        <w:rPr>
-          <w:lang w:val="en-BE"/>
-        </w:rPr>
-        <w:t>zoekterm</w:t>
-      </w:r>
-      <w:proofErr w:type="spellEnd"/>
-      <w:r>
-        <w:rPr>
-          <w:lang w:val="en-BE"/>
-        </w:rPr>
-        <w:t xml:space="preserve"> is </w:t>
-      </w:r>
-      <w:proofErr w:type="spellStart"/>
-      <w:r>
-        <w:rPr>
-          <w:lang w:val="en-BE"/>
-        </w:rPr>
-        <w:t>niet</w:t>
-      </w:r>
-      <w:proofErr w:type="spellEnd"/>
-      <w:r>
-        <w:rPr>
-          <w:lang w:val="en-BE"/>
-        </w:rPr>
-        <w:t xml:space="preserve"> </w:t>
-      </w:r>
-      <w:proofErr w:type="spellStart"/>
-      <w:r>
-        <w:rPr>
-          <w:lang w:val="en-BE"/>
-        </w:rPr>
-        <w:t>specefiek</w:t>
-      </w:r>
-      <w:proofErr w:type="spellEnd"/>
-      <w:r>
-        <w:rPr>
-          <w:lang w:val="en-BE"/>
-        </w:rPr>
-        <w:t xml:space="preserve"> </w:t>
-      </w:r>
-      <w:proofErr w:type="spellStart"/>
-      <w:r>
-        <w:rPr>
-          <w:lang w:val="en-BE"/>
-        </w:rPr>
-        <w:t>genoeg</w:t>
-      </w:r>
-      <w:proofErr w:type="spellEnd"/>
-      <w:r>
-        <w:rPr>
-          <w:lang w:val="en-BE"/>
-        </w:rPr>
-        <w:t xml:space="preserve">. </w:t>
-      </w:r>
-      <w:proofErr w:type="spellStart"/>
-      <w:r>
-        <w:rPr>
-          <w:lang w:val="en-BE"/>
-        </w:rPr>
-        <w:t>Proberen</w:t>
-      </w:r>
-      <w:proofErr w:type="spellEnd"/>
-      <w:r>
-        <w:rPr>
-          <w:lang w:val="en-BE"/>
-        </w:rPr>
-        <w:t xml:space="preserve"> van </w:t>
-      </w:r>
-      <w:proofErr w:type="spellStart"/>
-      <w:r>
-        <w:rPr>
-          <w:lang w:val="en-BE"/>
-        </w:rPr>
-        <w:t>zoeken</w:t>
-      </w:r>
-      <w:proofErr w:type="spellEnd"/>
-      <w:r>
-        <w:rPr>
-          <w:lang w:val="en-BE"/>
-        </w:rPr>
-        <w:t xml:space="preserve"> met </w:t>
-      </w:r>
-      <w:proofErr w:type="spellStart"/>
-      <w:r>
-        <w:rPr>
-          <w:lang w:val="en-BE"/>
-        </w:rPr>
-        <w:t>een</w:t>
-      </w:r>
-      <w:proofErr w:type="spellEnd"/>
-      <w:r>
-        <w:rPr>
-          <w:lang w:val="en-BE"/>
-        </w:rPr>
-        <w:t xml:space="preserve"> query met </w:t>
-      </w:r>
-      <w:proofErr w:type="spellStart"/>
-      <w:r>
-        <w:rPr>
-          <w:lang w:val="en-BE"/>
-        </w:rPr>
-        <w:t>verschillende</w:t>
-      </w:r>
-      <w:proofErr w:type="spellEnd"/>
-      <w:r>
-        <w:rPr>
-          <w:lang w:val="en-BE"/>
-        </w:rPr>
-        <w:t xml:space="preserve"> </w:t>
-      </w:r>
-      <w:proofErr w:type="spellStart"/>
-      <w:r>
-        <w:rPr>
-          <w:lang w:val="en-BE"/>
-        </w:rPr>
-        <w:t>zoektermen</w:t>
-      </w:r>
-      <w:proofErr w:type="spellEnd"/>
-    </w:p>
-    <w:p>
-      <w:pPr>
-        <w:ind w:left="1416"/>
-        <w:rPr>
-          <w:lang w:val="en-BE"/>
-        </w:rPr>
-      </w:pPr>
-      <w:proofErr w:type="spellStart"/>
-      <w:r>
-        <w:rPr>
-          <w:lang w:val="en-BE"/>
-        </w:rPr>
-        <w:t>Tietel</w:t>
-      </w:r>
-      <w:proofErr w:type="spellEnd"/>
-      <w:r>
-        <w:rPr>
-          <w:lang w:val="en-BE"/>
-        </w:rPr>
-        <w:t xml:space="preserve"> </w:t>
-      </w:r>
-      <w:proofErr w:type="spellStart"/>
-      <w:r>
-        <w:rPr>
-          <w:lang w:val="en-BE"/>
-        </w:rPr>
-        <w:t>toegevoed</w:t>
-      </w:r>
-      <w:proofErr w:type="spellEnd"/>
-      <w:r>
-        <w:rPr>
-          <w:lang w:val="en-BE"/>
-        </w:rPr>
-        <w:t xml:space="preserve"> per keyword om </w:t>
-      </w:r>
-      <w:proofErr w:type="spellStart"/>
-      <w:r>
-        <w:rPr>
-          <w:lang w:val="en-BE"/>
-        </w:rPr>
-        <w:t>overzicht</w:t>
-      </w:r>
-      <w:proofErr w:type="spellEnd"/>
-      <w:r>
-        <w:rPr>
-          <w:lang w:val="en-BE"/>
-        </w:rPr>
-        <w:t xml:space="preserve"> </w:t>
-      </w:r>
-      <w:proofErr w:type="spellStart"/>
-      <w:r>
-        <w:rPr>
-          <w:lang w:val="en-BE"/>
-        </w:rPr>
-        <w:t>te</w:t>
-      </w:r>
-      <w:proofErr w:type="spellEnd"/>
-      <w:r>
-        <w:rPr>
-          <w:lang w:val="en-BE"/>
-        </w:rPr>
-        <w:t xml:space="preserve">   </w:t>
-      </w:r>
-      <w:proofErr w:type="spellStart"/>
-      <w:r>
-        <w:rPr>
-          <w:lang w:val="en-BE"/>
-        </w:rPr>
-        <w:t>geven</w:t>
-      </w:r>
-      <w:proofErr w:type="spellEnd"/>
-      <w:r>
-        <w:rPr>
-          <w:lang w:val="en-BE"/>
-        </w:rPr>
-        <w:t xml:space="preserve"> van </w:t>
-      </w:r>
-      <w:proofErr w:type="spellStart"/>
-      <w:r>
-        <w:rPr>
-          <w:lang w:val="en-BE"/>
-        </w:rPr>
-        <w:t>vershillen</w:t>
-      </w:r>
-      <w:proofErr w:type="spellEnd"/>
-    </w:p>
+        <w:ind w:left="360"/>
+        <w:rPr>
+          <w:lang w:val="en-US"/>
+        </w:rPr>
+      </w:pPr>
+      <w:proofErr w:type="spellStart"/>
+      <w:r>
+        <w:rPr>
+          <w:lang w:val="en-US"/>
+        </w:rPr>
+        <w:t>name_and_</w:t>
+      </w:r>
+      <w:proofErr w:type="gramStart"/>
+      <w:r>
+        <w:rPr>
+          <w:lang w:val="en-US"/>
+        </w:rPr>
+        <w:t>markers.insert</w:t>
+      </w:r>
+      <w:proofErr w:type="spellEnd"/>
+      <w:proofErr w:type="gramEnd"/>
+      <w:r>
+        <w:rPr>
+          <w:lang w:val="en-US"/>
+        </w:rPr>
+        <w:t>(0, 'Name')</w:t>
+      </w:r>
+    </w:p>
+    <w:p>
+      <w:pPr>
+        <w:ind w:left="360"/>
+        <w:rPr>
+          <w:lang w:val="en-US"/>
+        </w:rPr>
+      </w:pPr>
+    </w:p>
+    <w:p>
+      <w:pPr>
+        <w:ind w:left="360"/>
+        <w:rPr>
+          <w:lang w:val="en-US"/>
+        </w:rPr>
+      </w:pPr>
+    </w:p>
+    <w:p>
+      <w:pPr>
+        <w:ind w:left="360"/>
+      </w:pPr>
+      <w:r>
+        <w:t>Moet de na warden e</w:t>
+      </w:r>
+      <w:r>
+        <w:t>r uit filteren</w:t>
+      </w:r>
+    </w:p>
+    <w:p>
+      <w:pPr>
+        <w:ind w:left="360" w:firstLine="348"/>
+        <w:rPr>
+          <w:lang w:val="en-US"/>
+        </w:rPr>
+      </w:pPr>
+      <w:r>
+        <w:rPr>
+          <w:lang w:val="en-US"/>
+        </w:rPr>
+        <w:t xml:space="preserve">if </w:t>
+      </w:r>
+      <w:proofErr w:type="spellStart"/>
+      <w:proofErr w:type="gramStart"/>
+      <w:r>
+        <w:rPr>
+          <w:lang w:val="en-US"/>
+        </w:rPr>
+        <w:t>pd.notna</w:t>
+      </w:r>
+      <w:proofErr w:type="spellEnd"/>
+      <w:proofErr w:type="gramEnd"/>
+      <w:r>
+        <w:rPr>
+          <w:lang w:val="en-US"/>
+        </w:rPr>
+        <w:t>(row[marker]):</w:t>
+      </w:r>
+    </w:p>
+    <w:p>
+      <w:pPr>
+        <w:ind w:left="360"/>
+      </w:pPr>
+      <w:r>
+        <w:rPr>
+          <w:lang w:val="en-US"/>
+        </w:rPr>
+        <w:t>         </w:t>
+      </w:r>
+      <w:r>
+        <w:rPr>
+          <w:lang w:val="en-US"/>
+        </w:rPr>
+        <w:tab/>
+      </w:r>
+      <w:r>
+        <w:rPr>
+          <w:lang w:val="en-US"/>
+        </w:rPr>
+        <w:t xml:space="preserve">   </w:t>
+      </w:r>
+      <w:proofErr w:type="gramStart"/>
+      <w:r>
+        <w:t>print</w:t>
+      </w:r>
+      <w:proofErr w:type="gramEnd"/>
+      <w:r>
+        <w:t>(</w:t>
+      </w:r>
+      <w:proofErr w:type="spellStart"/>
+      <w:r>
+        <w:t>row</w:t>
+      </w:r>
+      <w:proofErr w:type="spellEnd"/>
+      <w:r>
+        <w:t>[marker])</w:t>
+      </w:r>
+    </w:p>
+    <w:p>
+      <w:pPr>
+        <w:ind w:left="360"/>
+      </w:pPr>
+    </w:p>
+    <w:p>
+      <w:pPr>
+        <w:ind w:left="360"/>
+      </w:pPr>
+    </w:p>
+    <w:p>
+      <w:pPr>
+        <w:ind w:left="360"/>
+      </w:pPr>
+    </w:p>
+    <w:p>
+      <w:pPr>
+        <w:ind w:firstLine="708"/>
+      </w:pPr>
+    </w:p>
+    <w:p/>
+    <w:p/>
     <w:sectPr>
       <w:pgSz w:w="11906" w:h="16838"/>
       <w:pgMar w:top="1440" w:right="1440" w:bottom="1440" w:left="1440" w:header="708" w:footer="708" w:gutter="0"/>
@@ -1306,6 +3723,304 @@
 <file path=word/numbering.xml><?xml version="1.0" encoding="utf-8"?>
 <w:numbering xmlns:wpc="http://schemas.microsoft.com/office/word/2010/wordprocessingCanvas" xmlns:cx="http://schemas.microsoft.com/office/drawing/2014/chartex" xmlns:cx1="http://schemas.microsoft.com/office/drawing/2015/9/8/chartex" xmlns:cx2="http://schemas.microsoft.com/office/drawing/2015/10/21/chartex" xmlns:cx3="http://schemas.microsoft.com/office/drawing/2016/5/9/chartex" xmlns:cx4="http://schemas.microsoft.com/office/drawing/2016/5/10/chartex" xmlns:cx5="http://schemas.microsoft.com/office/drawing/2016/5/11/chartex" xmlns:cx6="http://schemas.microsoft.com/office/drawing/2016/5/12/chartex" xmlns:cx7="http://schemas.microsoft.com/office/drawing/2016/5/13/chartex" xmlns:cx8="http://schemas.microsoft.com/office/drawing/2016/5/14/chartex" xmlns:mc="http://schemas.openxmlformats.org/markup-compatibility/2006" xmlns:aink="http://schemas.microsoft.com/office/drawing/2016/ink" xmlns:am3d="http://schemas.microsoft.com/office/drawing/2017/model3d" xmlns:o="urn:schemas-microsoft-com:office:office" xmlns:oel="http://schemas.microsoft.com/office/2019/extlst" xmlns:r="http://schemas.openxmlformats.org/officeDocument/2006/relationships" xmlns:m="http://schemas.openxmlformats.org/officeDocument/2006/math" xmlns:v="urn:schemas-microsoft-com:vml" xmlns:wp14="http://schemas.microsoft.com/office/word/2010/wordprocessingDrawing" xmlns:wp="http://schemas.openxmlformats.org/drawingml/2006/wordprocessingDrawing" xmlns:w10="urn:schemas-microsoft-com:office:word" xmlns:w="http://schemas.openxmlformats.org/wordprocessingml/2006/main" xmlns:w14="http://schemas.microsoft.com/office/word/2010/wordml" xmlns:w15="http://schemas.microsoft.com/office/word/2012/wordml" xmlns:w16cex="http://schemas.microsoft.com/office/word/2018/wordml/cex" xmlns:w16cid="http://schemas.microsoft.com/office/word/2016/wordml/cid" xmlns:w16="http://schemas.microsoft.com/office/word/2018/wordml" xmlns:w16du="http://schemas.microsoft.com/office/word/2023/wordml/word16du" xmlns:w16sdtdh="http://schemas.microsoft.com/office/word/2020/wordml/sdtdatahash" xmlns:w16sdtfl="http://schemas.microsoft.com/office/word/2024/wordml/sdtformatlock" xmlns:w16se="http://schemas.microsoft.com/office/word/2015/wordml/symex" xmlns:wpg="http://schemas.microsoft.com/office/word/2010/wordprocessingGroup" xmlns:wpi="http://schemas.microsoft.com/office/word/2010/wordprocessingInk" xmlns:wne="http://schemas.microsoft.com/office/word/2006/wordml" xmlns:wps="http://schemas.microsoft.com/office/word/2010/wordprocessingShape" mc:Ignorable="w14 w15 w16se w16cid w16 w16cex w16sdtdh w16sdtfl w16du wp14">
   <w:abstractNum w:abstractNumId="0" w15:restartNumberingAfterBreak="0">
+    <w:nsid w:val="0BDF2136"/>
+    <w:multiLevelType w:val="multilevel"/>
+    <w:tmpl w:val="970E872C"/>
+    <w:lvl w:ilvl="0">
+      <w:start w:val="1"/>
+      <w:numFmt w:val="bullet"/>
+      <w:lvlText w:val=""/>
+      <w:lvlJc w:val="left"/>
+      <w:pPr>
+        <w:tabs>
+          <w:tab w:val="num" w:pos="720"/>
+        </w:tabs>
+        <w:ind w:left="720" w:hanging="360"/>
+      </w:pPr>
+      <w:rPr>
+        <w:rFonts w:ascii="Symbol" w:hAnsi="Symbol" w:hint="default"/>
+        <w:sz w:val="20"/>
+      </w:rPr>
+    </w:lvl>
+    <w:lvl w:ilvl="1" w:tentative="1">
+      <w:start w:val="1"/>
+      <w:numFmt w:val="bullet"/>
+      <w:lvlText w:val="o"/>
+      <w:lvlJc w:val="left"/>
+      <w:pPr>
+        <w:tabs>
+          <w:tab w:val="num" w:pos="1440"/>
+        </w:tabs>
+        <w:ind w:left="1440" w:hanging="360"/>
+      </w:pPr>
+      <w:rPr>
+        <w:rFonts w:ascii="Courier New" w:hAnsi="Courier New" w:hint="default"/>
+        <w:sz w:val="20"/>
+      </w:rPr>
+    </w:lvl>
+    <w:lvl w:ilvl="2" w:tentative="1">
+      <w:start w:val="1"/>
+      <w:numFmt w:val="bullet"/>
+      <w:lvlText w:val=""/>
+      <w:lvlJc w:val="left"/>
+      <w:pPr>
+        <w:tabs>
+          <w:tab w:val="num" w:pos="2160"/>
+        </w:tabs>
+        <w:ind w:left="2160" w:hanging="360"/>
+      </w:pPr>
+      <w:rPr>
+        <w:rFonts w:ascii="Wingdings" w:hAnsi="Wingdings" w:hint="default"/>
+        <w:sz w:val="20"/>
+      </w:rPr>
+    </w:lvl>
+    <w:lvl w:ilvl="3" w:tentative="1">
+      <w:start w:val="1"/>
+      <w:numFmt w:val="bullet"/>
+      <w:lvlText w:val=""/>
+      <w:lvlJc w:val="left"/>
+      <w:pPr>
+        <w:tabs>
+          <w:tab w:val="num" w:pos="2880"/>
+        </w:tabs>
+        <w:ind w:left="2880" w:hanging="360"/>
+      </w:pPr>
+      <w:rPr>
+        <w:rFonts w:ascii="Wingdings" w:hAnsi="Wingdings" w:hint="default"/>
+        <w:sz w:val="20"/>
+      </w:rPr>
+    </w:lvl>
+    <w:lvl w:ilvl="4" w:tentative="1">
+      <w:start w:val="1"/>
+      <w:numFmt w:val="bullet"/>
+      <w:lvlText w:val=""/>
+      <w:lvlJc w:val="left"/>
+      <w:pPr>
+        <w:tabs>
+          <w:tab w:val="num" w:pos="3600"/>
+        </w:tabs>
+        <w:ind w:left="3600" w:hanging="360"/>
+      </w:pPr>
+      <w:rPr>
+        <w:rFonts w:ascii="Wingdings" w:hAnsi="Wingdings" w:hint="default"/>
+        <w:sz w:val="20"/>
+      </w:rPr>
+    </w:lvl>
+    <w:lvl w:ilvl="5" w:tentative="1">
+      <w:start w:val="1"/>
+      <w:numFmt w:val="bullet"/>
+      <w:lvlText w:val=""/>
+      <w:lvlJc w:val="left"/>
+      <w:pPr>
+        <w:tabs>
+          <w:tab w:val="num" w:pos="4320"/>
+        </w:tabs>
+        <w:ind w:left="4320" w:hanging="360"/>
+      </w:pPr>
+      <w:rPr>
+        <w:rFonts w:ascii="Wingdings" w:hAnsi="Wingdings" w:hint="default"/>
+        <w:sz w:val="20"/>
+      </w:rPr>
+    </w:lvl>
+    <w:lvl w:ilvl="6" w:tentative="1">
+      <w:start w:val="1"/>
+      <w:numFmt w:val="bullet"/>
+      <w:lvlText w:val=""/>
+      <w:lvlJc w:val="left"/>
+      <w:pPr>
+        <w:tabs>
+          <w:tab w:val="num" w:pos="5040"/>
+        </w:tabs>
+        <w:ind w:left="5040" w:hanging="360"/>
+      </w:pPr>
+      <w:rPr>
+        <w:rFonts w:ascii="Wingdings" w:hAnsi="Wingdings" w:hint="default"/>
+        <w:sz w:val="20"/>
+      </w:rPr>
+    </w:lvl>
+    <w:lvl w:ilvl="7" w:tentative="1">
+      <w:start w:val="1"/>
+      <w:numFmt w:val="bullet"/>
+      <w:lvlText w:val=""/>
+      <w:lvlJc w:val="left"/>
+      <w:pPr>
+        <w:tabs>
+          <w:tab w:val="num" w:pos="5760"/>
+        </w:tabs>
+        <w:ind w:left="5760" w:hanging="360"/>
+      </w:pPr>
+      <w:rPr>
+        <w:rFonts w:ascii="Wingdings" w:hAnsi="Wingdings" w:hint="default"/>
+        <w:sz w:val="20"/>
+      </w:rPr>
+    </w:lvl>
+    <w:lvl w:ilvl="8" w:tentative="1">
+      <w:start w:val="1"/>
+      <w:numFmt w:val="bullet"/>
+      <w:lvlText w:val=""/>
+      <w:lvlJc w:val="left"/>
+      <w:pPr>
+        <w:tabs>
+          <w:tab w:val="num" w:pos="6480"/>
+        </w:tabs>
+        <w:ind w:left="6480" w:hanging="360"/>
+      </w:pPr>
+      <w:rPr>
+        <w:rFonts w:ascii="Wingdings" w:hAnsi="Wingdings" w:hint="default"/>
+        <w:sz w:val="20"/>
+      </w:rPr>
+    </w:lvl>
+  </w:abstractNum>
+  <w:abstractNum w:abstractNumId="1" w15:restartNumberingAfterBreak="0">
+    <w:nsid w:val="1DCB2FB8"/>
+    <w:multiLevelType w:val="multilevel"/>
+    <w:tmpl w:val="CDACF7C4"/>
+    <w:lvl w:ilvl="0">
+      <w:start w:val="1"/>
+      <w:numFmt w:val="bullet"/>
+      <w:lvlText w:val=""/>
+      <w:lvlJc w:val="left"/>
+      <w:pPr>
+        <w:tabs>
+          <w:tab w:val="num" w:pos="720"/>
+        </w:tabs>
+        <w:ind w:left="720" w:hanging="360"/>
+      </w:pPr>
+      <w:rPr>
+        <w:rFonts w:ascii="Symbol" w:hAnsi="Symbol" w:hint="default"/>
+        <w:sz w:val="20"/>
+      </w:rPr>
+    </w:lvl>
+    <w:lvl w:ilvl="1" w:tentative="1">
+      <w:start w:val="1"/>
+      <w:numFmt w:val="bullet"/>
+      <w:lvlText w:val="o"/>
+      <w:lvlJc w:val="left"/>
+      <w:pPr>
+        <w:tabs>
+          <w:tab w:val="num" w:pos="1440"/>
+        </w:tabs>
+        <w:ind w:left="1440" w:hanging="360"/>
+      </w:pPr>
+      <w:rPr>
+        <w:rFonts w:ascii="Courier New" w:hAnsi="Courier New" w:hint="default"/>
+        <w:sz w:val="20"/>
+      </w:rPr>
+    </w:lvl>
+    <w:lvl w:ilvl="2" w:tentative="1">
+      <w:start w:val="1"/>
+      <w:numFmt w:val="bullet"/>
+      <w:lvlText w:val=""/>
+      <w:lvlJc w:val="left"/>
+      <w:pPr>
+        <w:tabs>
+          <w:tab w:val="num" w:pos="2160"/>
+        </w:tabs>
+        <w:ind w:left="2160" w:hanging="360"/>
+      </w:pPr>
+      <w:rPr>
+        <w:rFonts w:ascii="Wingdings" w:hAnsi="Wingdings" w:hint="default"/>
+        <w:sz w:val="20"/>
+      </w:rPr>
+    </w:lvl>
+    <w:lvl w:ilvl="3" w:tentative="1">
+      <w:start w:val="1"/>
+      <w:numFmt w:val="bullet"/>
+      <w:lvlText w:val=""/>
+      <w:lvlJc w:val="left"/>
+      <w:pPr>
+        <w:tabs>
+          <w:tab w:val="num" w:pos="2880"/>
+        </w:tabs>
+        <w:ind w:left="2880" w:hanging="360"/>
+      </w:pPr>
+      <w:rPr>
+        <w:rFonts w:ascii="Wingdings" w:hAnsi="Wingdings" w:hint="default"/>
+        <w:sz w:val="20"/>
+      </w:rPr>
+    </w:lvl>
+    <w:lvl w:ilvl="4" w:tentative="1">
+      <w:start w:val="1"/>
+      <w:numFmt w:val="bullet"/>
+      <w:lvlText w:val=""/>
+      <w:lvlJc w:val="left"/>
+      <w:pPr>
+        <w:tabs>
+          <w:tab w:val="num" w:pos="3600"/>
+        </w:tabs>
+        <w:ind w:left="3600" w:hanging="360"/>
+      </w:pPr>
+      <w:rPr>
+        <w:rFonts w:ascii="Wingdings" w:hAnsi="Wingdings" w:hint="default"/>
+        <w:sz w:val="20"/>
+      </w:rPr>
+    </w:lvl>
+    <w:lvl w:ilvl="5" w:tentative="1">
+      <w:start w:val="1"/>
+      <w:numFmt w:val="bullet"/>
+      <w:lvlText w:val=""/>
+      <w:lvlJc w:val="left"/>
+      <w:pPr>
+        <w:tabs>
+          <w:tab w:val="num" w:pos="4320"/>
+        </w:tabs>
+        <w:ind w:left="4320" w:hanging="360"/>
+      </w:pPr>
+      <w:rPr>
+        <w:rFonts w:ascii="Wingdings" w:hAnsi="Wingdings" w:hint="default"/>
+        <w:sz w:val="20"/>
+      </w:rPr>
+    </w:lvl>
+    <w:lvl w:ilvl="6" w:tentative="1">
+      <w:start w:val="1"/>
+      <w:numFmt w:val="bullet"/>
+      <w:lvlText w:val=""/>
+      <w:lvlJc w:val="left"/>
+      <w:pPr>
+        <w:tabs>
+          <w:tab w:val="num" w:pos="5040"/>
+        </w:tabs>
+        <w:ind w:left="5040" w:hanging="360"/>
+      </w:pPr>
+      <w:rPr>
+        <w:rFonts w:ascii="Wingdings" w:hAnsi="Wingdings" w:hint="default"/>
+        <w:sz w:val="20"/>
+      </w:rPr>
+    </w:lvl>
+    <w:lvl w:ilvl="7" w:tentative="1">
+      <w:start w:val="1"/>
+      <w:numFmt w:val="bullet"/>
+      <w:lvlText w:val=""/>
+      <w:lvlJc w:val="left"/>
+      <w:pPr>
+        <w:tabs>
+          <w:tab w:val="num" w:pos="5760"/>
+        </w:tabs>
+        <w:ind w:left="5760" w:hanging="360"/>
+      </w:pPr>
+      <w:rPr>
+        <w:rFonts w:ascii="Wingdings" w:hAnsi="Wingdings" w:hint="default"/>
+        <w:sz w:val="20"/>
+      </w:rPr>
+    </w:lvl>
+    <w:lvl w:ilvl="8" w:tentative="1">
+      <w:start w:val="1"/>
+      <w:numFmt w:val="bullet"/>
+      <w:lvlText w:val=""/>
+      <w:lvlJc w:val="left"/>
+      <w:pPr>
+        <w:tabs>
+          <w:tab w:val="num" w:pos="6480"/>
+        </w:tabs>
+        <w:ind w:left="6480" w:hanging="360"/>
+      </w:pPr>
+      <w:rPr>
+        <w:rFonts w:ascii="Wingdings" w:hAnsi="Wingdings" w:hint="default"/>
+        <w:sz w:val="20"/>
+      </w:rPr>
+    </w:lvl>
+  </w:abstractNum>
+  <w:abstractNum w:abstractNumId="2" w15:restartNumberingAfterBreak="0">
     <w:nsid w:val="4ABB3DD6"/>
     <w:multiLevelType w:val="hybridMultilevel"/>
     <w:tmpl w:val="D186BFF2"/>
@@ -1417,8 +4132,701 @@
       </w:rPr>
     </w:lvl>
   </w:abstractNum>
+  <w:abstractNum w:abstractNumId="3" w15:restartNumberingAfterBreak="0">
+    <w:nsid w:val="5A20507B"/>
+    <w:multiLevelType w:val="multilevel"/>
+    <w:tmpl w:val="8F8A0EAA"/>
+    <w:lvl w:ilvl="0">
+      <w:start w:val="1"/>
+      <w:numFmt w:val="bullet"/>
+      <w:lvlText w:val=""/>
+      <w:lvlJc w:val="left"/>
+      <w:pPr>
+        <w:tabs>
+          <w:tab w:val="num" w:pos="720"/>
+        </w:tabs>
+        <w:ind w:left="720" w:hanging="360"/>
+      </w:pPr>
+      <w:rPr>
+        <w:rFonts w:ascii="Symbol" w:hAnsi="Symbol" w:hint="default"/>
+        <w:sz w:val="20"/>
+      </w:rPr>
+    </w:lvl>
+    <w:lvl w:ilvl="1" w:tentative="1">
+      <w:start w:val="1"/>
+      <w:numFmt w:val="bullet"/>
+      <w:lvlText w:val="o"/>
+      <w:lvlJc w:val="left"/>
+      <w:pPr>
+        <w:tabs>
+          <w:tab w:val="num" w:pos="1440"/>
+        </w:tabs>
+        <w:ind w:left="1440" w:hanging="360"/>
+      </w:pPr>
+      <w:rPr>
+        <w:rFonts w:ascii="Courier New" w:hAnsi="Courier New" w:hint="default"/>
+        <w:sz w:val="20"/>
+      </w:rPr>
+    </w:lvl>
+    <w:lvl w:ilvl="2" w:tentative="1">
+      <w:start w:val="1"/>
+      <w:numFmt w:val="bullet"/>
+      <w:lvlText w:val=""/>
+      <w:lvlJc w:val="left"/>
+      <w:pPr>
+        <w:tabs>
+          <w:tab w:val="num" w:pos="2160"/>
+        </w:tabs>
+        <w:ind w:left="2160" w:hanging="360"/>
+      </w:pPr>
+      <w:rPr>
+        <w:rFonts w:ascii="Wingdings" w:hAnsi="Wingdings" w:hint="default"/>
+        <w:sz w:val="20"/>
+      </w:rPr>
+    </w:lvl>
+    <w:lvl w:ilvl="3" w:tentative="1">
+      <w:start w:val="1"/>
+      <w:numFmt w:val="bullet"/>
+      <w:lvlText w:val=""/>
+      <w:lvlJc w:val="left"/>
+      <w:pPr>
+        <w:tabs>
+          <w:tab w:val="num" w:pos="2880"/>
+        </w:tabs>
+        <w:ind w:left="2880" w:hanging="360"/>
+      </w:pPr>
+      <w:rPr>
+        <w:rFonts w:ascii="Wingdings" w:hAnsi="Wingdings" w:hint="default"/>
+        <w:sz w:val="20"/>
+      </w:rPr>
+    </w:lvl>
+    <w:lvl w:ilvl="4" w:tentative="1">
+      <w:start w:val="1"/>
+      <w:numFmt w:val="bullet"/>
+      <w:lvlText w:val=""/>
+      <w:lvlJc w:val="left"/>
+      <w:pPr>
+        <w:tabs>
+          <w:tab w:val="num" w:pos="3600"/>
+        </w:tabs>
+        <w:ind w:left="3600" w:hanging="360"/>
+      </w:pPr>
+      <w:rPr>
+        <w:rFonts w:ascii="Wingdings" w:hAnsi="Wingdings" w:hint="default"/>
+        <w:sz w:val="20"/>
+      </w:rPr>
+    </w:lvl>
+    <w:lvl w:ilvl="5" w:tentative="1">
+      <w:start w:val="1"/>
+      <w:numFmt w:val="bullet"/>
+      <w:lvlText w:val=""/>
+      <w:lvlJc w:val="left"/>
+      <w:pPr>
+        <w:tabs>
+          <w:tab w:val="num" w:pos="4320"/>
+        </w:tabs>
+        <w:ind w:left="4320" w:hanging="360"/>
+      </w:pPr>
+      <w:rPr>
+        <w:rFonts w:ascii="Wingdings" w:hAnsi="Wingdings" w:hint="default"/>
+        <w:sz w:val="20"/>
+      </w:rPr>
+    </w:lvl>
+    <w:lvl w:ilvl="6" w:tentative="1">
+      <w:start w:val="1"/>
+      <w:numFmt w:val="bullet"/>
+      <w:lvlText w:val=""/>
+      <w:lvlJc w:val="left"/>
+      <w:pPr>
+        <w:tabs>
+          <w:tab w:val="num" w:pos="5040"/>
+        </w:tabs>
+        <w:ind w:left="5040" w:hanging="360"/>
+      </w:pPr>
+      <w:rPr>
+        <w:rFonts w:ascii="Wingdings" w:hAnsi="Wingdings" w:hint="default"/>
+        <w:sz w:val="20"/>
+      </w:rPr>
+    </w:lvl>
+    <w:lvl w:ilvl="7" w:tentative="1">
+      <w:start w:val="1"/>
+      <w:numFmt w:val="bullet"/>
+      <w:lvlText w:val=""/>
+      <w:lvlJc w:val="left"/>
+      <w:pPr>
+        <w:tabs>
+          <w:tab w:val="num" w:pos="5760"/>
+        </w:tabs>
+        <w:ind w:left="5760" w:hanging="360"/>
+      </w:pPr>
+      <w:rPr>
+        <w:rFonts w:ascii="Wingdings" w:hAnsi="Wingdings" w:hint="default"/>
+        <w:sz w:val="20"/>
+      </w:rPr>
+    </w:lvl>
+    <w:lvl w:ilvl="8" w:tentative="1">
+      <w:start w:val="1"/>
+      <w:numFmt w:val="bullet"/>
+      <w:lvlText w:val=""/>
+      <w:lvlJc w:val="left"/>
+      <w:pPr>
+        <w:tabs>
+          <w:tab w:val="num" w:pos="6480"/>
+        </w:tabs>
+        <w:ind w:left="6480" w:hanging="360"/>
+      </w:pPr>
+      <w:rPr>
+        <w:rFonts w:ascii="Wingdings" w:hAnsi="Wingdings" w:hint="default"/>
+        <w:sz w:val="20"/>
+      </w:rPr>
+    </w:lvl>
+  </w:abstractNum>
+  <w:abstractNum w:abstractNumId="4" w15:restartNumberingAfterBreak="0">
+    <w:nsid w:val="5F3718A3"/>
+    <w:multiLevelType w:val="multilevel"/>
+    <w:tmpl w:val="8242AC8C"/>
+    <w:lvl w:ilvl="0">
+      <w:start w:val="1"/>
+      <w:numFmt w:val="decimal"/>
+      <w:lvlText w:val="%1."/>
+      <w:lvlJc w:val="left"/>
+      <w:pPr>
+        <w:tabs>
+          <w:tab w:val="num" w:pos="720"/>
+        </w:tabs>
+        <w:ind w:left="720" w:hanging="360"/>
+      </w:pPr>
+    </w:lvl>
+    <w:lvl w:ilvl="1">
+      <w:numFmt w:val="bullet"/>
+      <w:lvlText w:val=""/>
+      <w:lvlJc w:val="left"/>
+      <w:pPr>
+        <w:ind w:left="3478" w:hanging="360"/>
+      </w:pPr>
+      <w:rPr>
+        <w:rFonts w:ascii="Wingdings" w:eastAsiaTheme="minorHAnsi" w:hAnsi="Wingdings" w:cstheme="minorBidi" w:hint="default"/>
+      </w:rPr>
+    </w:lvl>
+    <w:lvl w:ilvl="2" w:tentative="1">
+      <w:start w:val="1"/>
+      <w:numFmt w:val="decimal"/>
+      <w:lvlText w:val="%3."/>
+      <w:lvlJc w:val="left"/>
+      <w:pPr>
+        <w:tabs>
+          <w:tab w:val="num" w:pos="2160"/>
+        </w:tabs>
+        <w:ind w:left="2160" w:hanging="360"/>
+      </w:pPr>
+    </w:lvl>
+    <w:lvl w:ilvl="3" w:tentative="1">
+      <w:start w:val="1"/>
+      <w:numFmt w:val="decimal"/>
+      <w:lvlText w:val="%4."/>
+      <w:lvlJc w:val="left"/>
+      <w:pPr>
+        <w:tabs>
+          <w:tab w:val="num" w:pos="2880"/>
+        </w:tabs>
+        <w:ind w:left="2880" w:hanging="360"/>
+      </w:pPr>
+    </w:lvl>
+    <w:lvl w:ilvl="4" w:tentative="1">
+      <w:start w:val="1"/>
+      <w:numFmt w:val="decimal"/>
+      <w:lvlText w:val="%5."/>
+      <w:lvlJc w:val="left"/>
+      <w:pPr>
+        <w:tabs>
+          <w:tab w:val="num" w:pos="3600"/>
+        </w:tabs>
+        <w:ind w:left="3600" w:hanging="360"/>
+      </w:pPr>
+    </w:lvl>
+    <w:lvl w:ilvl="5" w:tentative="1">
+      <w:start w:val="1"/>
+      <w:numFmt w:val="decimal"/>
+      <w:lvlText w:val="%6."/>
+      <w:lvlJc w:val="left"/>
+      <w:pPr>
+        <w:tabs>
+          <w:tab w:val="num" w:pos="4320"/>
+        </w:tabs>
+        <w:ind w:left="4320" w:hanging="360"/>
+      </w:pPr>
+    </w:lvl>
+    <w:lvl w:ilvl="6" w:tentative="1">
+      <w:start w:val="1"/>
+      <w:numFmt w:val="decimal"/>
+      <w:lvlText w:val="%7."/>
+      <w:lvlJc w:val="left"/>
+      <w:pPr>
+        <w:tabs>
+          <w:tab w:val="num" w:pos="5040"/>
+        </w:tabs>
+        <w:ind w:left="5040" w:hanging="360"/>
+      </w:pPr>
+    </w:lvl>
+    <w:lvl w:ilvl="7" w:tentative="1">
+      <w:start w:val="1"/>
+      <w:numFmt w:val="decimal"/>
+      <w:lvlText w:val="%8."/>
+      <w:lvlJc w:val="left"/>
+      <w:pPr>
+        <w:tabs>
+          <w:tab w:val="num" w:pos="5760"/>
+        </w:tabs>
+        <w:ind w:left="5760" w:hanging="360"/>
+      </w:pPr>
+    </w:lvl>
+    <w:lvl w:ilvl="8" w:tentative="1">
+      <w:start w:val="1"/>
+      <w:numFmt w:val="decimal"/>
+      <w:lvlText w:val="%9."/>
+      <w:lvlJc w:val="left"/>
+      <w:pPr>
+        <w:tabs>
+          <w:tab w:val="num" w:pos="6480"/>
+        </w:tabs>
+        <w:ind w:left="6480" w:hanging="360"/>
+      </w:pPr>
+    </w:lvl>
+  </w:abstractNum>
+  <w:abstractNum w:abstractNumId="5" w15:restartNumberingAfterBreak="0">
+    <w:nsid w:val="62297D8D"/>
+    <w:multiLevelType w:val="multilevel"/>
+    <w:tmpl w:val="9ACAB914"/>
+    <w:lvl w:ilvl="0">
+      <w:start w:val="1"/>
+      <w:numFmt w:val="decimal"/>
+      <w:lvlText w:val="%1."/>
+      <w:lvlJc w:val="left"/>
+      <w:pPr>
+        <w:tabs>
+          <w:tab w:val="num" w:pos="720"/>
+        </w:tabs>
+        <w:ind w:left="720" w:hanging="360"/>
+      </w:pPr>
+    </w:lvl>
+    <w:lvl w:ilvl="1" w:tentative="1">
+      <w:start w:val="1"/>
+      <w:numFmt w:val="decimal"/>
+      <w:lvlText w:val="%2."/>
+      <w:lvlJc w:val="left"/>
+      <w:pPr>
+        <w:tabs>
+          <w:tab w:val="num" w:pos="1440"/>
+        </w:tabs>
+        <w:ind w:left="1440" w:hanging="360"/>
+      </w:pPr>
+    </w:lvl>
+    <w:lvl w:ilvl="2" w:tentative="1">
+      <w:start w:val="1"/>
+      <w:numFmt w:val="decimal"/>
+      <w:lvlText w:val="%3."/>
+      <w:lvlJc w:val="left"/>
+      <w:pPr>
+        <w:tabs>
+          <w:tab w:val="num" w:pos="2160"/>
+        </w:tabs>
+        <w:ind w:left="2160" w:hanging="360"/>
+      </w:pPr>
+    </w:lvl>
+    <w:lvl w:ilvl="3" w:tentative="1">
+      <w:start w:val="1"/>
+      <w:numFmt w:val="decimal"/>
+      <w:lvlText w:val="%4."/>
+      <w:lvlJc w:val="left"/>
+      <w:pPr>
+        <w:tabs>
+          <w:tab w:val="num" w:pos="2880"/>
+        </w:tabs>
+        <w:ind w:left="2880" w:hanging="360"/>
+      </w:pPr>
+    </w:lvl>
+    <w:lvl w:ilvl="4" w:tentative="1">
+      <w:start w:val="1"/>
+      <w:numFmt w:val="decimal"/>
+      <w:lvlText w:val="%5."/>
+      <w:lvlJc w:val="left"/>
+      <w:pPr>
+        <w:tabs>
+          <w:tab w:val="num" w:pos="3600"/>
+        </w:tabs>
+        <w:ind w:left="3600" w:hanging="360"/>
+      </w:pPr>
+    </w:lvl>
+    <w:lvl w:ilvl="5" w:tentative="1">
+      <w:start w:val="1"/>
+      <w:numFmt w:val="decimal"/>
+      <w:lvlText w:val="%6."/>
+      <w:lvlJc w:val="left"/>
+      <w:pPr>
+        <w:tabs>
+          <w:tab w:val="num" w:pos="4320"/>
+        </w:tabs>
+        <w:ind w:left="4320" w:hanging="360"/>
+      </w:pPr>
+    </w:lvl>
+    <w:lvl w:ilvl="6" w:tentative="1">
+      <w:start w:val="1"/>
+      <w:numFmt w:val="decimal"/>
+      <w:lvlText w:val="%7."/>
+      <w:lvlJc w:val="left"/>
+      <w:pPr>
+        <w:tabs>
+          <w:tab w:val="num" w:pos="5040"/>
+        </w:tabs>
+        <w:ind w:left="5040" w:hanging="360"/>
+      </w:pPr>
+    </w:lvl>
+    <w:lvl w:ilvl="7" w:tentative="1">
+      <w:start w:val="1"/>
+      <w:numFmt w:val="decimal"/>
+      <w:lvlText w:val="%8."/>
+      <w:lvlJc w:val="left"/>
+      <w:pPr>
+        <w:tabs>
+          <w:tab w:val="num" w:pos="5760"/>
+        </w:tabs>
+        <w:ind w:left="5760" w:hanging="360"/>
+      </w:pPr>
+    </w:lvl>
+    <w:lvl w:ilvl="8" w:tentative="1">
+      <w:start w:val="1"/>
+      <w:numFmt w:val="decimal"/>
+      <w:lvlText w:val="%9."/>
+      <w:lvlJc w:val="left"/>
+      <w:pPr>
+        <w:tabs>
+          <w:tab w:val="num" w:pos="6480"/>
+        </w:tabs>
+        <w:ind w:left="6480" w:hanging="360"/>
+      </w:pPr>
+    </w:lvl>
+  </w:abstractNum>
+  <w:abstractNum w:abstractNumId="6" w15:restartNumberingAfterBreak="0">
+    <w:nsid w:val="67515C13"/>
+    <w:multiLevelType w:val="multilevel"/>
+    <w:tmpl w:val="32F443C8"/>
+    <w:lvl w:ilvl="0">
+      <w:start w:val="1"/>
+      <w:numFmt w:val="bullet"/>
+      <w:lvlText w:val=""/>
+      <w:lvlJc w:val="left"/>
+      <w:pPr>
+        <w:tabs>
+          <w:tab w:val="num" w:pos="720"/>
+        </w:tabs>
+        <w:ind w:left="720" w:hanging="360"/>
+      </w:pPr>
+      <w:rPr>
+        <w:rFonts w:ascii="Symbol" w:hAnsi="Symbol" w:hint="default"/>
+        <w:sz w:val="20"/>
+      </w:rPr>
+    </w:lvl>
+    <w:lvl w:ilvl="1" w:tentative="1">
+      <w:start w:val="1"/>
+      <w:numFmt w:val="bullet"/>
+      <w:lvlText w:val="o"/>
+      <w:lvlJc w:val="left"/>
+      <w:pPr>
+        <w:tabs>
+          <w:tab w:val="num" w:pos="1440"/>
+        </w:tabs>
+        <w:ind w:left="1440" w:hanging="360"/>
+      </w:pPr>
+      <w:rPr>
+        <w:rFonts w:ascii="Courier New" w:hAnsi="Courier New" w:hint="default"/>
+        <w:sz w:val="20"/>
+      </w:rPr>
+    </w:lvl>
+    <w:lvl w:ilvl="2" w:tentative="1">
+      <w:start w:val="1"/>
+      <w:numFmt w:val="bullet"/>
+      <w:lvlText w:val=""/>
+      <w:lvlJc w:val="left"/>
+      <w:pPr>
+        <w:tabs>
+          <w:tab w:val="num" w:pos="2160"/>
+        </w:tabs>
+        <w:ind w:left="2160" w:hanging="360"/>
+      </w:pPr>
+      <w:rPr>
+        <w:rFonts w:ascii="Wingdings" w:hAnsi="Wingdings" w:hint="default"/>
+        <w:sz w:val="20"/>
+      </w:rPr>
+    </w:lvl>
+    <w:lvl w:ilvl="3" w:tentative="1">
+      <w:start w:val="1"/>
+      <w:numFmt w:val="bullet"/>
+      <w:lvlText w:val=""/>
+      <w:lvlJc w:val="left"/>
+      <w:pPr>
+        <w:tabs>
+          <w:tab w:val="num" w:pos="2880"/>
+        </w:tabs>
+        <w:ind w:left="2880" w:hanging="360"/>
+      </w:pPr>
+      <w:rPr>
+        <w:rFonts w:ascii="Wingdings" w:hAnsi="Wingdings" w:hint="default"/>
+        <w:sz w:val="20"/>
+      </w:rPr>
+    </w:lvl>
+    <w:lvl w:ilvl="4" w:tentative="1">
+      <w:start w:val="1"/>
+      <w:numFmt w:val="bullet"/>
+      <w:lvlText w:val=""/>
+      <w:lvlJc w:val="left"/>
+      <w:pPr>
+        <w:tabs>
+          <w:tab w:val="num" w:pos="3600"/>
+        </w:tabs>
+        <w:ind w:left="3600" w:hanging="360"/>
+      </w:pPr>
+      <w:rPr>
+        <w:rFonts w:ascii="Wingdings" w:hAnsi="Wingdings" w:hint="default"/>
+        <w:sz w:val="20"/>
+      </w:rPr>
+    </w:lvl>
+    <w:lvl w:ilvl="5" w:tentative="1">
+      <w:start w:val="1"/>
+      <w:numFmt w:val="bullet"/>
+      <w:lvlText w:val=""/>
+      <w:lvlJc w:val="left"/>
+      <w:pPr>
+        <w:tabs>
+          <w:tab w:val="num" w:pos="4320"/>
+        </w:tabs>
+        <w:ind w:left="4320" w:hanging="360"/>
+      </w:pPr>
+      <w:rPr>
+        <w:rFonts w:ascii="Wingdings" w:hAnsi="Wingdings" w:hint="default"/>
+        <w:sz w:val="20"/>
+      </w:rPr>
+    </w:lvl>
+    <w:lvl w:ilvl="6" w:tentative="1">
+      <w:start w:val="1"/>
+      <w:numFmt w:val="bullet"/>
+      <w:lvlText w:val=""/>
+      <w:lvlJc w:val="left"/>
+      <w:pPr>
+        <w:tabs>
+          <w:tab w:val="num" w:pos="5040"/>
+        </w:tabs>
+        <w:ind w:left="5040" w:hanging="360"/>
+      </w:pPr>
+      <w:rPr>
+        <w:rFonts w:ascii="Wingdings" w:hAnsi="Wingdings" w:hint="default"/>
+        <w:sz w:val="20"/>
+      </w:rPr>
+    </w:lvl>
+    <w:lvl w:ilvl="7" w:tentative="1">
+      <w:start w:val="1"/>
+      <w:numFmt w:val="bullet"/>
+      <w:lvlText w:val=""/>
+      <w:lvlJc w:val="left"/>
+      <w:pPr>
+        <w:tabs>
+          <w:tab w:val="num" w:pos="5760"/>
+        </w:tabs>
+        <w:ind w:left="5760" w:hanging="360"/>
+      </w:pPr>
+      <w:rPr>
+        <w:rFonts w:ascii="Wingdings" w:hAnsi="Wingdings" w:hint="default"/>
+        <w:sz w:val="20"/>
+      </w:rPr>
+    </w:lvl>
+    <w:lvl w:ilvl="8" w:tentative="1">
+      <w:start w:val="1"/>
+      <w:numFmt w:val="bullet"/>
+      <w:lvlText w:val=""/>
+      <w:lvlJc w:val="left"/>
+      <w:pPr>
+        <w:tabs>
+          <w:tab w:val="num" w:pos="6480"/>
+        </w:tabs>
+        <w:ind w:left="6480" w:hanging="360"/>
+      </w:pPr>
+      <w:rPr>
+        <w:rFonts w:ascii="Wingdings" w:hAnsi="Wingdings" w:hint="default"/>
+        <w:sz w:val="20"/>
+      </w:rPr>
+    </w:lvl>
+  </w:abstractNum>
+  <w:abstractNum w:abstractNumId="7" w15:restartNumberingAfterBreak="0">
+    <w:nsid w:val="7A3F176F"/>
+    <w:multiLevelType w:val="multilevel"/>
+    <w:tmpl w:val="63682680"/>
+    <w:lvl w:ilvl="0">
+      <w:start w:val="1"/>
+      <w:numFmt w:val="bullet"/>
+      <w:lvlText w:val=""/>
+      <w:lvlJc w:val="left"/>
+      <w:pPr>
+        <w:tabs>
+          <w:tab w:val="num" w:pos="720"/>
+        </w:tabs>
+        <w:ind w:left="720" w:hanging="360"/>
+      </w:pPr>
+      <w:rPr>
+        <w:rFonts w:ascii="Symbol" w:hAnsi="Symbol" w:hint="default"/>
+        <w:sz w:val="20"/>
+      </w:rPr>
+    </w:lvl>
+    <w:lvl w:ilvl="1" w:tentative="1">
+      <w:start w:val="1"/>
+      <w:numFmt w:val="bullet"/>
+      <w:lvlText w:val="o"/>
+      <w:lvlJc w:val="left"/>
+      <w:pPr>
+        <w:tabs>
+          <w:tab w:val="num" w:pos="1440"/>
+        </w:tabs>
+        <w:ind w:left="1440" w:hanging="360"/>
+      </w:pPr>
+      <w:rPr>
+        <w:rFonts w:ascii="Courier New" w:hAnsi="Courier New" w:hint="default"/>
+        <w:sz w:val="20"/>
+      </w:rPr>
+    </w:lvl>
+    <w:lvl w:ilvl="2" w:tentative="1">
+      <w:start w:val="1"/>
+      <w:numFmt w:val="bullet"/>
+      <w:lvlText w:val=""/>
+      <w:lvlJc w:val="left"/>
+      <w:pPr>
+        <w:tabs>
+          <w:tab w:val="num" w:pos="2160"/>
+        </w:tabs>
+        <w:ind w:left="2160" w:hanging="360"/>
+      </w:pPr>
+      <w:rPr>
+        <w:rFonts w:ascii="Wingdings" w:hAnsi="Wingdings" w:hint="default"/>
+        <w:sz w:val="20"/>
+      </w:rPr>
+    </w:lvl>
+    <w:lvl w:ilvl="3" w:tentative="1">
+      <w:start w:val="1"/>
+      <w:numFmt w:val="bullet"/>
+      <w:lvlText w:val=""/>
+      <w:lvlJc w:val="left"/>
+      <w:pPr>
+        <w:tabs>
+          <w:tab w:val="num" w:pos="2880"/>
+        </w:tabs>
+        <w:ind w:left="2880" w:hanging="360"/>
+      </w:pPr>
+      <w:rPr>
+        <w:rFonts w:ascii="Wingdings" w:hAnsi="Wingdings" w:hint="default"/>
+        <w:sz w:val="20"/>
+      </w:rPr>
+    </w:lvl>
+    <w:lvl w:ilvl="4" w:tentative="1">
+      <w:start w:val="1"/>
+      <w:numFmt w:val="bullet"/>
+      <w:lvlText w:val=""/>
+      <w:lvlJc w:val="left"/>
+      <w:pPr>
+        <w:tabs>
+          <w:tab w:val="num" w:pos="3600"/>
+        </w:tabs>
+        <w:ind w:left="3600" w:hanging="360"/>
+      </w:pPr>
+      <w:rPr>
+        <w:rFonts w:ascii="Wingdings" w:hAnsi="Wingdings" w:hint="default"/>
+        <w:sz w:val="20"/>
+      </w:rPr>
+    </w:lvl>
+    <w:lvl w:ilvl="5" w:tentative="1">
+      <w:start w:val="1"/>
+      <w:numFmt w:val="bullet"/>
+      <w:lvlText w:val=""/>
+      <w:lvlJc w:val="left"/>
+      <w:pPr>
+        <w:tabs>
+          <w:tab w:val="num" w:pos="4320"/>
+        </w:tabs>
+        <w:ind w:left="4320" w:hanging="360"/>
+      </w:pPr>
+      <w:rPr>
+        <w:rFonts w:ascii="Wingdings" w:hAnsi="Wingdings" w:hint="default"/>
+        <w:sz w:val="20"/>
+      </w:rPr>
+    </w:lvl>
+    <w:lvl w:ilvl="6" w:tentative="1">
+      <w:start w:val="1"/>
+      <w:numFmt w:val="bullet"/>
+      <w:lvlText w:val=""/>
+      <w:lvlJc w:val="left"/>
+      <w:pPr>
+        <w:tabs>
+          <w:tab w:val="num" w:pos="5040"/>
+        </w:tabs>
+        <w:ind w:left="5040" w:hanging="360"/>
+      </w:pPr>
+      <w:rPr>
+        <w:rFonts w:ascii="Wingdings" w:hAnsi="Wingdings" w:hint="default"/>
+        <w:sz w:val="20"/>
+      </w:rPr>
+    </w:lvl>
+    <w:lvl w:ilvl="7" w:tentative="1">
+      <w:start w:val="1"/>
+      <w:numFmt w:val="bullet"/>
+      <w:lvlText w:val=""/>
+      <w:lvlJc w:val="left"/>
+      <w:pPr>
+        <w:tabs>
+          <w:tab w:val="num" w:pos="5760"/>
+        </w:tabs>
+        <w:ind w:left="5760" w:hanging="360"/>
+      </w:pPr>
+      <w:rPr>
+        <w:rFonts w:ascii="Wingdings" w:hAnsi="Wingdings" w:hint="default"/>
+        <w:sz w:val="20"/>
+      </w:rPr>
+    </w:lvl>
+    <w:lvl w:ilvl="8" w:tentative="1">
+      <w:start w:val="1"/>
+      <w:numFmt w:val="bullet"/>
+      <w:lvlText w:val=""/>
+      <w:lvlJc w:val="left"/>
+      <w:pPr>
+        <w:tabs>
+          <w:tab w:val="num" w:pos="6480"/>
+        </w:tabs>
+        <w:ind w:left="6480" w:hanging="360"/>
+      </w:pPr>
+      <w:rPr>
+        <w:rFonts w:ascii="Wingdings" w:hAnsi="Wingdings" w:hint="default"/>
+        <w:sz w:val="20"/>
+      </w:rPr>
+    </w:lvl>
+  </w:abstractNum>
   <w:num w:numId="1" w16cid:durableId="1374963453">
+    <w:abstractNumId w:val="2"/>
+  </w:num>
+  <w:num w:numId="2" w16cid:durableId="460270665">
     <w:abstractNumId w:val="0"/>
+  </w:num>
+  <w:num w:numId="3" w16cid:durableId="1858887320">
+    <w:abstractNumId w:val="1"/>
+  </w:num>
+  <w:num w:numId="4" w16cid:durableId="597103575">
+    <w:abstractNumId w:val="7"/>
+  </w:num>
+  <w:num w:numId="5" w16cid:durableId="896816766">
+    <w:abstractNumId w:val="4"/>
+  </w:num>
+  <w:num w:numId="6" w16cid:durableId="1596788885">
+    <w:abstractNumId w:val="6"/>
+  </w:num>
+  <w:num w:numId="7" w16cid:durableId="1513033834">
+    <w:abstractNumId w:val="5"/>
+  </w:num>
+  <w:num w:numId="8" w16cid:durableId="82534203">
+    <w:abstractNumId w:val="3"/>
   </w:num>
 </w:numbering>
 </file>
@@ -2358,6 +5766,40 @@
       </w:tblBorders>
     </w:tblPr>
   </w:style>
+  <w:style w:type="paragraph" w:styleId="Normaalweb">
+    <w:name w:val="Normal (Web)"/>
+    <w:basedOn w:val="Standaard"/>
+    <w:uiPriority w:val="99"/>
+    <w:semiHidden/>
+    <w:unhideWhenUsed/>
+    <w:rsid w:val="00DB279E"/>
+    <w:rPr>
+      <w:rFonts w:ascii="Times New Roman" w:hAnsi="Times New Roman" w:cs="Times New Roman"/>
+    </w:rPr>
+  </w:style>
+  <w:style w:type="character" w:styleId="Hyperlink">
+    <w:name w:val="Hyperlink"/>
+    <w:basedOn w:val="Standaardalinea-lettertype"/>
+    <w:uiPriority w:val="99"/>
+    <w:unhideWhenUsed/>
+    <w:rsid w:val="007F5135"/>
+    <w:rPr>
+      <w:color w:val="467886" w:themeColor="hyperlink"/>
+      <w:u w:val="single"/>
+    </w:rPr>
+  </w:style>
+  <w:style w:type="character" w:styleId="Onopgelostemelding">
+    <w:name w:val="Unresolved Mention"/>
+    <w:basedOn w:val="Standaardalinea-lettertype"/>
+    <w:uiPriority w:val="99"/>
+    <w:semiHidden/>
+    <w:unhideWhenUsed/>
+    <w:rsid w:val="007F5135"/>
+    <w:rPr>
+      <w:color w:val="605E5C"/>
+      <w:shd w:val="clear" w:color="auto" w:fill="E1DFDD"/>
+    </w:rPr>
+  </w:style>
 </w:styles>
 </file>
 

--- a/Stage Meise logbook.docx
+++ b/Stage Meise logbook.docx
@@ -835,21 +835,7 @@
         <w:rPr>
           <w:lang w:val="en-BE"/>
         </w:rPr>
-        <w:t xml:space="preserve">Code system </w:t>
-      </w:r>
-      <w:proofErr w:type="spellStart"/>
-      <w:r>
-        <w:rPr>
-          <w:lang w:val="en-BE"/>
-        </w:rPr>
-        <w:t>standardizeren</w:t>
-      </w:r>
-      <w:proofErr w:type="spellEnd"/>
-      <w:r>
-        <w:rPr>
-          <w:lang w:val="en-BE"/>
-        </w:rPr>
-        <w:t>.</w:t>
+        <w:t>Code system standardizeren.</w:t>
       </w:r>
     </w:p>
     <w:p>
@@ -889,23 +875,7 @@
         <w:ind w:left="1416"/>
       </w:pPr>
       <w:r>
-        <w:t xml:space="preserve">1. API </w:t>
-      </w:r>
-      <w:proofErr w:type="spellStart"/>
-      <w:r>
-        <w:t>shape</w:t>
-      </w:r>
-      <w:proofErr w:type="spellEnd"/>
-      <w:r>
-        <w:t xml:space="preserve"> is </w:t>
-      </w:r>
-      <w:proofErr w:type="spellStart"/>
-      <w:r>
-        <w:t>fundamentally</w:t>
-      </w:r>
-      <w:proofErr w:type="spellEnd"/>
-      <w:r>
-        <w:t xml:space="preserve"> different</w:t>
+        <w:t>1. API shape is fundamentally different</w:t>
       </w:r>
     </w:p>
     <w:p>
@@ -922,49 +892,7 @@
         <w:rPr>
           <w:lang w:val="en-US"/>
         </w:rPr>
-        <w:t>NCBI Entrez is a 2-call pattern: </w:t>
-      </w:r>
-      <w:proofErr w:type="spellStart"/>
-      <w:r>
-        <w:rPr>
-          <w:lang w:val="en-US"/>
-        </w:rPr>
-        <w:t>esearch</w:t>
-      </w:r>
-      <w:proofErr w:type="spellEnd"/>
-      <w:r>
-        <w:rPr>
-          <w:lang w:val="en-US"/>
-        </w:rPr>
-        <w:t> (get IDs) → </w:t>
-      </w:r>
-      <w:proofErr w:type="spellStart"/>
-      <w:r>
-        <w:rPr>
-          <w:lang w:val="en-US"/>
-        </w:rPr>
-        <w:t>efetch</w:t>
-      </w:r>
-      <w:proofErr w:type="spellEnd"/>
-      <w:r>
-        <w:rPr>
-          <w:lang w:val="en-US"/>
-        </w:rPr>
-        <w:t xml:space="preserve"> (get GenBank records), keyed by </w:t>
-      </w:r>
-      <w:proofErr w:type="spellStart"/>
-      <w:r>
-        <w:rPr>
-          <w:lang w:val="en-US"/>
-        </w:rPr>
-        <w:t>species+marker</w:t>
-      </w:r>
-      <w:proofErr w:type="spellEnd"/>
-      <w:r>
-        <w:rPr>
-          <w:lang w:val="en-US"/>
-        </w:rPr>
-        <w:t xml:space="preserve"> in one query.</w:t>
+        <w:t>NCBI Entrez is a 2-call pattern: esearch (get IDs) → efetch (get GenBank records), keyed by species+marker in one query.</w:t>
       </w:r>
     </w:p>
     <w:p>
@@ -981,63 +909,7 @@
         <w:rPr>
           <w:lang w:val="en-US"/>
         </w:rPr>
-        <w:t>BOLD v5 is a 3-step token flow: query/preprocessor (validate the term) → query (get a </w:t>
-      </w:r>
-      <w:proofErr w:type="spellStart"/>
-      <w:r>
-        <w:rPr>
-          <w:lang w:val="en-US"/>
-        </w:rPr>
-        <w:t>query_id</w:t>
-      </w:r>
-      <w:proofErr w:type="spellEnd"/>
-      <w:r>
-        <w:rPr>
-          <w:lang w:val="en-US"/>
-        </w:rPr>
-        <w:t>) → documents/&lt;</w:t>
-      </w:r>
-      <w:proofErr w:type="spellStart"/>
-      <w:r>
-        <w:rPr>
-          <w:lang w:val="en-US"/>
-        </w:rPr>
-        <w:t>query_id</w:t>
-      </w:r>
-      <w:proofErr w:type="spellEnd"/>
-      <w:r>
-        <w:rPr>
-          <w:lang w:val="en-US"/>
-        </w:rPr>
-        <w:t>&gt;/download (</w:t>
-      </w:r>
-      <w:proofErr w:type="gramStart"/>
-      <w:r>
-        <w:rPr>
-          <w:lang w:val="en-US"/>
-        </w:rPr>
-        <w:t>actually get</w:t>
-      </w:r>
-      <w:proofErr w:type="gramEnd"/>
-      <w:r>
-        <w:rPr>
-          <w:lang w:val="en-US"/>
-        </w:rPr>
-        <w:t xml:space="preserve"> data). You can't skip straight to fetching — you need that </w:t>
-      </w:r>
-      <w:proofErr w:type="spellStart"/>
-      <w:r>
-        <w:rPr>
-          <w:lang w:val="en-US"/>
-        </w:rPr>
-        <w:t>query_id</w:t>
-      </w:r>
-      <w:proofErr w:type="spellEnd"/>
-      <w:r>
-        <w:rPr>
-          <w:lang w:val="en-US"/>
-        </w:rPr>
-        <w:t> first.</w:t>
+        <w:t>BOLD v5 is a 3-step token flow: query/preprocessor (validate the term) → query (get a query_id) → documents/&lt;query_id&gt;/download (actually get data). You can't skip straight to fetching — you need that query_id first.</w:t>
       </w:r>
     </w:p>
     <w:p>
@@ -1058,35 +930,7 @@
           <w:lang w:val="en-US"/>
         </w:rPr>
         <w:br/>
-        <w:t xml:space="preserve">NCBI lets you put the marker directly in the search query ("species"[Organism] AND </w:t>
-      </w:r>
-      <w:proofErr w:type="spellStart"/>
-      <w:r>
-        <w:rPr>
-          <w:lang w:val="en-US"/>
-        </w:rPr>
-        <w:t>rbcL</w:t>
-      </w:r>
-      <w:proofErr w:type="spellEnd"/>
-      <w:r>
-        <w:rPr>
-          <w:lang w:val="en-US"/>
-        </w:rPr>
-        <w:t xml:space="preserve">). BOLD has no marker </w:t>
-      </w:r>
-      <w:proofErr w:type="gramStart"/>
-      <w:r>
-        <w:rPr>
-          <w:lang w:val="en-US"/>
-        </w:rPr>
-        <w:t>scope — a</w:t>
-      </w:r>
-      <w:proofErr w:type="gramEnd"/>
-      <w:r>
-        <w:rPr>
-          <w:lang w:val="en-US"/>
-        </w:rPr>
-        <w:t xml:space="preserve"> species query returns records for </w:t>
+        <w:t>NCBI lets you put the marker directly in the search query ("species"[Organism] AND rbcL). BOLD has no marker scope — a species query returns records for </w:t>
       </w:r>
       <w:r>
         <w:rPr>
@@ -1100,35 +944,7 @@
         <w:rPr>
           <w:lang w:val="en-US"/>
         </w:rPr>
-        <w:t> marker at once, and you filter by </w:t>
-      </w:r>
-      <w:proofErr w:type="spellStart"/>
-      <w:r>
-        <w:rPr>
-          <w:lang w:val="en-US"/>
-        </w:rPr>
-        <w:t>marker_code</w:t>
-      </w:r>
-      <w:proofErr w:type="spellEnd"/>
-      <w:r>
-        <w:rPr>
-          <w:lang w:val="en-US"/>
-        </w:rPr>
-        <w:t xml:space="preserve"> locally. I turned this into an advantage: fetch once per species, cache it, and </w:t>
-      </w:r>
-      <w:proofErr w:type="gramStart"/>
-      <w:r>
-        <w:rPr>
-          <w:lang w:val="en-US"/>
-        </w:rPr>
-        <w:t>reuse across</w:t>
-      </w:r>
-      <w:proofErr w:type="gramEnd"/>
-      <w:r>
-        <w:rPr>
-          <w:lang w:val="en-US"/>
-        </w:rPr>
-        <w:t xml:space="preserve"> all markers instead of hitting the API once per species-marker pair like the NCBI version does.</w:t>
+        <w:t> marker at once, and you filter by marker_code locally. I turned this into an advantage: fetch once per species, cache it, and reuse across all markers instead of hitting the API once per species-marker pair like the NCBI version does.</w:t>
       </w:r>
     </w:p>
     <w:p>
@@ -1149,51 +965,7 @@
           <w:lang w:val="en-US"/>
         </w:rPr>
         <w:br/>
-        <w:t>BOLD's download endpoint returns newline-delimited JSON, not a JSON array. If you </w:t>
-      </w:r>
-      <w:proofErr w:type="spellStart"/>
-      <w:proofErr w:type="gramStart"/>
-      <w:r>
-        <w:rPr>
-          <w:lang w:val="en-US"/>
-        </w:rPr>
-        <w:t>json.loads</w:t>
-      </w:r>
-      <w:proofErr w:type="spellEnd"/>
-      <w:proofErr w:type="gramEnd"/>
-      <w:r>
-        <w:rPr>
-          <w:lang w:val="en-US"/>
-        </w:rPr>
-        <w:t xml:space="preserve">() the whole response </w:t>
-      </w:r>
-      <w:proofErr w:type="gramStart"/>
-      <w:r>
-        <w:rPr>
-          <w:lang w:val="en-US"/>
-        </w:rPr>
-        <w:t>body</w:t>
-      </w:r>
-      <w:proofErr w:type="gramEnd"/>
-      <w:r>
-        <w:rPr>
-          <w:lang w:val="en-US"/>
-        </w:rPr>
-        <w:t xml:space="preserve"> you get a parse error — you </w:t>
-      </w:r>
-      <w:proofErr w:type="gramStart"/>
-      <w:r>
-        <w:rPr>
-          <w:lang w:val="en-US"/>
-        </w:rPr>
-        <w:t>have to</w:t>
-      </w:r>
-      <w:proofErr w:type="gramEnd"/>
-      <w:r>
-        <w:rPr>
-          <w:lang w:val="en-US"/>
-        </w:rPr>
-        <w:t xml:space="preserve"> split on newlines and parse each line individually. This isn't documented clearly anywhere; I only found it by hitting the live endpoint with curl.</w:t>
+        <w:t>BOLD's download endpoint returns newline-delimited JSON, not a JSON array. If you json.loads() the whole response body you get a parse error — you have to split on newlines and parse each line individually. This isn't documented clearly anywhere; I only found it by hitting the live endpoint with curl.</w:t>
       </w:r>
     </w:p>
     <w:p>
@@ -1214,35 +986,7 @@
           <w:lang w:val="en-US"/>
         </w:rPr>
         <w:br/>
-        <w:t>NCBI's </w:t>
-      </w:r>
-      <w:proofErr w:type="spellStart"/>
-      <w:r>
-        <w:rPr>
-          <w:lang w:val="en-US"/>
-        </w:rPr>
-        <w:t>esearch</w:t>
-      </w:r>
-      <w:proofErr w:type="spellEnd"/>
-      <w:r>
-        <w:rPr>
-          <w:lang w:val="en-US"/>
-        </w:rPr>
-        <w:t> clearly returns an empty </w:t>
-      </w:r>
-      <w:proofErr w:type="spellStart"/>
-      <w:r>
-        <w:rPr>
-          <w:lang w:val="en-US"/>
-        </w:rPr>
-        <w:t>IdList</w:t>
-      </w:r>
-      <w:proofErr w:type="spellEnd"/>
-      <w:r>
-        <w:rPr>
-          <w:lang w:val="en-US"/>
-        </w:rPr>
-        <w:t> when nothing matches. BOLD's preprocessor step </w:t>
+        <w:t>NCBI's esearch clearly returns an empty IdList when nothing matches. BOLD's preprocessor step </w:t>
       </w:r>
       <w:r>
         <w:rPr>
@@ -1256,35 +1000,7 @@
         <w:rPr>
           <w:lang w:val="en-US"/>
         </w:rPr>
-        <w:t> returns a "successful" match — even garbage input like </w:t>
-      </w:r>
-      <w:proofErr w:type="spellStart"/>
-      <w:r>
-        <w:rPr>
-          <w:lang w:val="en-US"/>
-        </w:rPr>
-        <w:t>Zzznonexistentplantxyz</w:t>
-      </w:r>
-      <w:proofErr w:type="spellEnd"/>
-      <w:r>
-        <w:rPr>
-          <w:lang w:val="en-US"/>
-        </w:rPr>
-        <w:t> gets silently reinterpreted as an ID search and produces a valid </w:t>
-      </w:r>
-      <w:proofErr w:type="spellStart"/>
-      <w:r>
-        <w:rPr>
-          <w:lang w:val="en-US"/>
-        </w:rPr>
-        <w:t>query_id</w:t>
-      </w:r>
-      <w:proofErr w:type="spellEnd"/>
-      <w:r>
-        <w:rPr>
-          <w:lang w:val="en-US"/>
-        </w:rPr>
-        <w:t>. The actual "no data" signal only shows up as an empty response body at the final download step. Easy to miss and assume the request worked.</w:t>
+        <w:t> returns a "successful" match — even garbage input like Zzznonexistentplantxyz gets silently reinterpreted as an ID search and produces a valid query_id. The actual "no data" signal only shows up as an empty response body at the final download step. Easy to miss and assume the request worked.</w:t>
       </w:r>
     </w:p>
     <w:p>
@@ -1305,35 +1021,7 @@
           <w:lang w:val="en-US"/>
         </w:rPr>
         <w:br/>
-        <w:t>NCBI/GenBank convention writes </w:t>
-      </w:r>
-      <w:proofErr w:type="spellStart"/>
-      <w:r>
-        <w:rPr>
-          <w:lang w:val="en-US"/>
-        </w:rPr>
-        <w:t>psbA-trnH</w:t>
-      </w:r>
-      <w:proofErr w:type="spellEnd"/>
-      <w:r>
-        <w:rPr>
-          <w:lang w:val="en-US"/>
-        </w:rPr>
-        <w:t>; BOLD stores the same marker as </w:t>
-      </w:r>
-      <w:proofErr w:type="spellStart"/>
-      <w:r>
-        <w:rPr>
-          <w:lang w:val="en-US"/>
-        </w:rPr>
-        <w:t>trnH-psbA</w:t>
-      </w:r>
-      <w:proofErr w:type="spellEnd"/>
-      <w:r>
-        <w:rPr>
-          <w:lang w:val="en-US"/>
-        </w:rPr>
-        <w:t> (genes reversed). A naive string match would silently return zero hits for that marker. I had to write a normalizer that splits on -, lowercases, and sorts the parts before comparing.</w:t>
+        <w:t>NCBI/GenBank convention writes psbA-trnH; BOLD stores the same marker as trnH-psbA (genes reversed). A naive string match would silently return zero hits for that marker. I had to write a normalizer that splits on -, lowercases, and sorts the parts before comparing.</w:t>
       </w:r>
     </w:p>
     <w:p>
@@ -1342,21 +1030,8 @@
       </w:pPr>
       <w:r>
         <w:lastRenderedPageBreak/>
-        <w:t xml:space="preserve">6. Field </w:t>
-      </w:r>
-      <w:proofErr w:type="spellStart"/>
-      <w:r>
-        <w:t>mapping</w:t>
-      </w:r>
-      <w:proofErr w:type="spellEnd"/>
-      <w:r>
-        <w:t xml:space="preserve"> </w:t>
-      </w:r>
-      <w:proofErr w:type="spellStart"/>
-      <w:r>
-        <w:t>quirks</w:t>
-      </w:r>
-      <w:proofErr w:type="spellEnd"/>
+        <w:t>6. Field mapping quirks</w:t>
+      </w:r>
     </w:p>
     <w:p>
       <w:pPr>
@@ -1372,21 +1047,7 @@
         <w:rPr>
           <w:lang w:val="en-US"/>
         </w:rPr>
-        <w:t xml:space="preserve">country/ocean — the literal JSON key contains a /, which is fine in Python </w:t>
-      </w:r>
-      <w:proofErr w:type="spellStart"/>
-      <w:r>
-        <w:rPr>
-          <w:lang w:val="en-US"/>
-        </w:rPr>
-        <w:t>dicts</w:t>
-      </w:r>
-      <w:proofErr w:type="spellEnd"/>
-      <w:r>
-        <w:rPr>
-          <w:lang w:val="en-US"/>
-        </w:rPr>
-        <w:t xml:space="preserve"> but easy to fumble with typos.</w:t>
+        <w:t>country/ocean — the literal JSON key contains a /, which is fine in Python dicts but easy to fumble with typos.</w:t>
       </w:r>
     </w:p>
     <w:p>
@@ -1403,49 +1064,7 @@
         <w:rPr>
           <w:lang w:val="en-US"/>
         </w:rPr>
-        <w:t>Coordinates come back as a [</w:t>
-      </w:r>
-      <w:proofErr w:type="spellStart"/>
-      <w:r>
-        <w:rPr>
-          <w:lang w:val="en-US"/>
-        </w:rPr>
-        <w:t>lat</w:t>
-      </w:r>
-      <w:proofErr w:type="spellEnd"/>
-      <w:r>
-        <w:rPr>
-          <w:lang w:val="en-US"/>
-        </w:rPr>
-        <w:t xml:space="preserve">, </w:t>
-      </w:r>
-      <w:proofErr w:type="spellStart"/>
-      <w:r>
-        <w:rPr>
-          <w:lang w:val="en-US"/>
-        </w:rPr>
-        <w:t>lon</w:t>
-      </w:r>
-      <w:proofErr w:type="spellEnd"/>
-      <w:r>
-        <w:rPr>
-          <w:lang w:val="en-US"/>
-        </w:rPr>
-        <w:t>] list (or null), not a formatted string like NCBI's </w:t>
-      </w:r>
-      <w:proofErr w:type="spellStart"/>
-      <w:r>
-        <w:rPr>
-          <w:lang w:val="en-US"/>
-        </w:rPr>
-        <w:t>lat_lon</w:t>
-      </w:r>
-      <w:proofErr w:type="spellEnd"/>
-      <w:r>
-        <w:rPr>
-          <w:lang w:val="en-US"/>
-        </w:rPr>
-        <w:t> qualifier — needed manual formatting.</w:t>
+        <w:t>Coordinates come back as a [lat, lon] list (or null), not a formatted string like NCBI's lat_lon qualifier — needed manual formatting.</w:t>
       </w:r>
     </w:p>
     <w:p>
@@ -1462,35 +1081,7 @@
         <w:rPr>
           <w:lang w:val="en-US"/>
         </w:rPr>
-        <w:t>No direct "voucher" field — had to fall back through </w:t>
-      </w:r>
-      <w:proofErr w:type="spellStart"/>
-      <w:r>
-        <w:rPr>
-          <w:lang w:val="en-US"/>
-        </w:rPr>
-        <w:t>museumid</w:t>
-      </w:r>
-      <w:proofErr w:type="spellEnd"/>
-      <w:r>
-        <w:rPr>
-          <w:lang w:val="en-US"/>
-        </w:rPr>
-        <w:t> → </w:t>
-      </w:r>
-      <w:proofErr w:type="spellStart"/>
-      <w:r>
-        <w:rPr>
-          <w:lang w:val="en-US"/>
-        </w:rPr>
-        <w:t>sampleid</w:t>
-      </w:r>
-      <w:proofErr w:type="spellEnd"/>
-      <w:r>
-        <w:rPr>
-          <w:lang w:val="en-US"/>
-        </w:rPr>
-        <w:t>.</w:t>
+        <w:t>No direct "voucher" field — had to fall back through museumid → sampleid.</w:t>
       </w:r>
     </w:p>
     <w:p>
@@ -1521,42 +1112,14 @@
         <w:rPr>
           <w:lang w:val="en-US"/>
         </w:rPr>
-        <w:t xml:space="preserve">7. Documentation was </w:t>
-      </w:r>
-      <w:proofErr w:type="gramStart"/>
-      <w:r>
-        <w:rPr>
-          <w:lang w:val="en-US"/>
-        </w:rPr>
-        <w:t>actually the</w:t>
-      </w:r>
-      <w:proofErr w:type="gramEnd"/>
-      <w:r>
-        <w:rPr>
-          <w:lang w:val="en-US"/>
-        </w:rPr>
-        <w:t xml:space="preserve"> hardest part</w:t>
+        <w:t>7. Documentation was actually the hardest part</w:t>
       </w:r>
       <w:r>
         <w:rPr>
           <w:lang w:val="en-US"/>
         </w:rPr>
         <w:br/>
-        <w:t>Both the old (v4.boldsystems.org) and new (portal.boldsystems.org/</w:t>
-      </w:r>
-      <w:proofErr w:type="spellStart"/>
-      <w:r>
-        <w:rPr>
-          <w:lang w:val="en-US"/>
-        </w:rPr>
-        <w:t>api</w:t>
-      </w:r>
-      <w:proofErr w:type="spellEnd"/>
-      <w:r>
-        <w:rPr>
-          <w:lang w:val="en-US"/>
-        </w:rPr>
-        <w:t>/docs) doc pages returned 403s to automated fetches. I ended up reverse-engineering the real behavior by hitting the live endpoints with curl and inspecting raw responses rather than reading a spec — which is also how I caught the JSONL format and the "always succeeds" preprocessor quirk above.</w:t>
+        <w:t>Both the old (v4.boldsystems.org) and new (portal.boldsystems.org/api/docs) doc pages returned 403s to automated fetches. I ended up reverse-engineering the real behavior by hitting the live endpoints with curl and inspecting raw responses rather than reading a spec — which is also how I caught the JSONL format and the "always succeeds" preprocessor quirk above.</w:t>
       </w:r>
     </w:p>
     <w:p>
@@ -1566,13 +1129,8 @@
         </w:rPr>
         <w:tab/>
       </w:r>
-      <w:proofErr w:type="spellStart"/>
-      <w:r>
-        <w:t>Resttime</w:t>
-      </w:r>
-      <w:proofErr w:type="spellEnd"/>
-      <w:r>
-        <w:t xml:space="preserve"> van 0,1 werkt niet moet p</w:t>
+      <w:r>
+        <w:t>Resttime van 0,1 werkt niet moet p</w:t>
       </w:r>
       <w:r>
         <w:t>roberen met een langere rest time</w:t>
@@ -1606,35 +1164,7 @@
         <w:rPr>
           <w:lang w:val="en-US"/>
         </w:rPr>
-        <w:t>Retry with exponential backoff (</w:t>
-      </w:r>
-      <w:proofErr w:type="spellStart"/>
-      <w:r>
-        <w:rPr>
-          <w:lang w:val="en-US"/>
-        </w:rPr>
-        <w:t>bold_</w:t>
-      </w:r>
-      <w:proofErr w:type="gramStart"/>
-      <w:r>
-        <w:rPr>
-          <w:lang w:val="en-US"/>
-        </w:rPr>
-        <w:t>request</w:t>
-      </w:r>
-      <w:proofErr w:type="spellEnd"/>
-      <w:r>
-        <w:rPr>
-          <w:lang w:val="en-US"/>
-        </w:rPr>
-        <w:t>()) —</w:t>
-      </w:r>
-      <w:proofErr w:type="gramEnd"/>
-      <w:r>
-        <w:rPr>
-          <w:lang w:val="en-US"/>
-        </w:rPr>
-        <w:t xml:space="preserve"> on 403/429/5xx, it waits 5s, then 10s, 20s, 40s between attempts instead of failing immediately, in case the block is a short-lived rate-limit window.</w:t>
+        <w:t>Retry with exponential backoff (bold_request()) — on 403/429/5xx, it waits 5s, then 10s, 20s, 40s between attempts instead of failing immediately, in case the block is a short-lived rate-limit window.</w:t>
       </w:r>
     </w:p>
     <w:p>
@@ -1651,29 +1181,7 @@
         <w:rPr>
           <w:lang w:val="en-US"/>
         </w:rPr>
-        <w:t>Circuit breaker (</w:t>
-      </w:r>
-      <w:proofErr w:type="spellStart"/>
-      <w:proofErr w:type="gramStart"/>
-      <w:r>
-        <w:rPr>
-          <w:lang w:val="en-US"/>
-        </w:rPr>
-        <w:t>BoldBlockedError</w:t>
-      </w:r>
-      <w:proofErr w:type="spellEnd"/>
-      <w:r>
-        <w:rPr>
-          <w:lang w:val="en-US"/>
-        </w:rPr>
-        <w:t>) —</w:t>
-      </w:r>
-      <w:proofErr w:type="gramEnd"/>
-      <w:r>
-        <w:rPr>
-          <w:lang w:val="en-US"/>
-        </w:rPr>
-        <w:t xml:space="preserve"> if it's still failing after those retries, the run now stops early instead of burning through all remaining species with instant failures, and it saves whatever partial results it already collected rather than losing the whole run.</w:t>
+        <w:t>Circuit breaker (BoldBlockedError) — if it's still failing after those retries, the run now stops early instead of burning through all remaining species with instant failures, and it saves whatever partial results it already collected rather than losing the whole run.</w:t>
       </w:r>
     </w:p>
     <w:p>
@@ -1690,21 +1198,7 @@
         <w:rPr>
           <w:lang w:val="en-US"/>
         </w:rPr>
-        <w:t xml:space="preserve">Clearer status message — the GUI will now say "BOLD blocked the requests — stopped early. Partial results saved. Try again later..." instead of silently finishing with a </w:t>
-      </w:r>
-      <w:proofErr w:type="gramStart"/>
-      <w:r>
-        <w:rPr>
-          <w:lang w:val="en-US"/>
-        </w:rPr>
-        <w:t>mostly-empty</w:t>
-      </w:r>
-      <w:proofErr w:type="gramEnd"/>
-      <w:r>
-        <w:rPr>
-          <w:lang w:val="en-US"/>
-        </w:rPr>
-        <w:t xml:space="preserve"> CSV.</w:t>
+        <w:t>Clearer status message — the GUI will now say "BOLD blocked the requests — stopped early. Partial results saved. Try again later..." instead of silently finishing with a mostly-empty CSV.</w:t>
       </w:r>
     </w:p>
     <w:p>
@@ -1734,21 +1228,7 @@
         <w:rPr>
           <w:lang w:val="en-US"/>
         </w:rPr>
-        <w:t xml:space="preserve">The bad news: I just tested live, and the block is still active on this network — it hasn't lifted in the ~50 minutes since we first saw it, and </w:t>
-      </w:r>
-      <w:proofErr w:type="gramStart"/>
-      <w:r>
-        <w:rPr>
-          <w:lang w:val="en-US"/>
-        </w:rPr>
-        <w:t>my</w:t>
-      </w:r>
-      <w:proofErr w:type="gramEnd"/>
-      <w:r>
-        <w:rPr>
-          <w:lang w:val="en-US"/>
-        </w:rPr>
-        <w:t xml:space="preserve"> retry test above confirms it's still returning 403 after fresh attempts. This isn't something the script can fix by waiting a </w:t>
+        <w:t xml:space="preserve">The bad news: I just tested live, and the block is still active on this network — it hasn't lifted in the ~50 minutes since we first saw it, and my retry test above confirms it's still returning 403 after fresh attempts. This isn't something the script can fix by waiting a </w:t>
       </w:r>
       <w:r>
         <w:rPr>
@@ -1777,21 +1257,7 @@
         <w:rPr>
           <w:lang w:val="en-US"/>
         </w:rPr>
-        <w:t xml:space="preserve">Wait it out and try again later (maybe check back in an hour or </w:t>
-      </w:r>
-      <w:proofErr w:type="gramStart"/>
-      <w:r>
-        <w:rPr>
-          <w:lang w:val="en-US"/>
-        </w:rPr>
-        <w:t>two) —</w:t>
-      </w:r>
-      <w:proofErr w:type="gramEnd"/>
-      <w:r>
-        <w:rPr>
-          <w:lang w:val="en-US"/>
-        </w:rPr>
-        <w:t xml:space="preserve"> the code changes above mean if it happens again mid-run, you'll get partial results instead of a wasted run.</w:t>
+        <w:t>Wait it out and try again later (maybe check back in an hour or two) — the code changes above mean if it happens again mid-run, you'll get partial results instead of a wasted run.</w:t>
       </w:r>
     </w:p>
     <w:p>
@@ -1841,13 +1307,8 @@
       </w:pPr>
     </w:p>
     <w:p>
-      <w:proofErr w:type="spellStart"/>
-      <w:r>
-        <w:t>Fatser</w:t>
-      </w:r>
-      <w:proofErr w:type="spellEnd"/>
-      <w:r>
-        <w:t xml:space="preserve"> NCBI</w:t>
+      <w:r>
+        <w:t>Fatser NCBI</w:t>
       </w:r>
     </w:p>
     <w:p>
@@ -1863,21 +1324,7 @@
         <w:rPr>
           <w:lang w:val="en-US"/>
         </w:rPr>
-        <w:t>Now update </w:t>
-      </w:r>
-      <w:proofErr w:type="spellStart"/>
-      <w:r>
-        <w:rPr>
-          <w:lang w:val="en-US"/>
-        </w:rPr>
-        <w:t>get_accession</w:t>
-      </w:r>
-      <w:proofErr w:type="spellEnd"/>
-      <w:r>
-        <w:rPr>
-          <w:lang w:val="en-US"/>
-        </w:rPr>
-        <w:t> to use the rate limiter per-call instead of one sleep at the end:</w:t>
+        <w:t>Now update get_accession to use the rate limiter per-call instead of one sleep at the end:</w:t>
       </w:r>
     </w:p>
     <w:p>
@@ -1968,19 +1415,11 @@
           <w:lang w:val="en-US"/>
         </w:rPr>
       </w:pPr>
-      <w:proofErr w:type="spellStart"/>
-      <w:r>
-        <w:rPr>
-          <w:lang w:val="en-US"/>
-        </w:rPr>
-        <w:t>RateLimiter</w:t>
-      </w:r>
-      <w:proofErr w:type="spellEnd"/>
-      <w:r>
-        <w:rPr>
-          <w:lang w:val="en-US"/>
-        </w:rPr>
-        <w:t> class — a lock-protected global rate limiter enforcing a minimum gap between </w:t>
+      <w:r>
+        <w:rPr>
+          <w:lang w:val="en-US"/>
+        </w:rPr>
+        <w:t>RateLimiter class — a lock-protected global rate limiter enforcing a minimum gap between </w:t>
       </w:r>
       <w:r>
         <w:rPr>
@@ -2007,97 +1446,11 @@
           <w:lang w:val="en-US"/>
         </w:rPr>
       </w:pPr>
-      <w:proofErr w:type="spellStart"/>
-      <w:r>
-        <w:rPr>
-          <w:lang w:val="en-US"/>
-        </w:rPr>
-        <w:t>get_accession</w:t>
-      </w:r>
-      <w:proofErr w:type="spellEnd"/>
-      <w:r>
-        <w:rPr>
-          <w:lang w:val="en-US"/>
-        </w:rPr>
-        <w:t> now takes </w:t>
-      </w:r>
-      <w:proofErr w:type="spellStart"/>
-      <w:r>
-        <w:rPr>
-          <w:lang w:val="en-US"/>
-        </w:rPr>
-        <w:t>rate_limiter</w:t>
-      </w:r>
-      <w:proofErr w:type="spellEnd"/>
-      <w:r>
-        <w:rPr>
-          <w:lang w:val="en-US"/>
-        </w:rPr>
-        <w:t> instead of </w:t>
-      </w:r>
-      <w:proofErr w:type="spellStart"/>
-      <w:r>
-        <w:rPr>
-          <w:lang w:val="en-US"/>
-        </w:rPr>
-        <w:t>sleep_time</w:t>
-      </w:r>
-      <w:proofErr w:type="spellEnd"/>
-      <w:r>
-        <w:rPr>
-          <w:lang w:val="en-US"/>
-        </w:rPr>
-        <w:t>, and calls </w:t>
-      </w:r>
-      <w:proofErr w:type="spellStart"/>
-      <w:r>
-        <w:rPr>
-          <w:lang w:val="en-US"/>
-        </w:rPr>
-        <w:t>rate_</w:t>
-      </w:r>
-      <w:proofErr w:type="gramStart"/>
-      <w:r>
-        <w:rPr>
-          <w:lang w:val="en-US"/>
-        </w:rPr>
-        <w:t>limiter.wait</w:t>
-      </w:r>
-      <w:proofErr w:type="spellEnd"/>
-      <w:proofErr w:type="gramEnd"/>
-      <w:r>
-        <w:rPr>
-          <w:lang w:val="en-US"/>
-        </w:rPr>
-        <w:t>() before each </w:t>
-      </w:r>
-      <w:proofErr w:type="spellStart"/>
-      <w:r>
-        <w:rPr>
-          <w:lang w:val="en-US"/>
-        </w:rPr>
-        <w:t>esearch</w:t>
-      </w:r>
-      <w:proofErr w:type="spellEnd"/>
-      <w:r>
-        <w:rPr>
-          <w:lang w:val="en-US"/>
-        </w:rPr>
-        <w:t>/</w:t>
-      </w:r>
-      <w:proofErr w:type="spellStart"/>
-      <w:r>
-        <w:rPr>
-          <w:lang w:val="en-US"/>
-        </w:rPr>
-        <w:t>efetch</w:t>
-      </w:r>
-      <w:proofErr w:type="spellEnd"/>
-      <w:r>
-        <w:rPr>
-          <w:lang w:val="en-US"/>
-        </w:rPr>
-        <w:t> — properly capping the </w:t>
+      <w:r>
+        <w:rPr>
+          <w:lang w:val="en-US"/>
+        </w:rPr>
+        <w:t>get_accession now takes rate_limiter instead of sleep_time, and calls rate_limiter.wait() before each esearch/efetch — properly capping the </w:t>
       </w:r>
       <w:r>
         <w:rPr>
@@ -2124,47 +1477,11 @@
           <w:lang w:val="en-US"/>
         </w:rPr>
       </w:pPr>
-      <w:proofErr w:type="spellStart"/>
-      <w:r>
-        <w:rPr>
-          <w:lang w:val="en-US"/>
-        </w:rPr>
-        <w:t>ThreadPoolExecutor</w:t>
-      </w:r>
-      <w:proofErr w:type="spellEnd"/>
-      <w:r>
-        <w:rPr>
-          <w:lang w:val="en-US"/>
-        </w:rPr>
-        <w:t> replaces the serial species/marker loop — all (species, marker) jobs are submitted concurrently, with </w:t>
-      </w:r>
-      <w:proofErr w:type="spellStart"/>
-      <w:r>
-        <w:rPr>
-          <w:lang w:val="en-US"/>
-        </w:rPr>
-        <w:t>as_</w:t>
-      </w:r>
-      <w:proofErr w:type="gramStart"/>
-      <w:r>
-        <w:rPr>
-          <w:lang w:val="en-US"/>
-        </w:rPr>
-        <w:t>completed</w:t>
-      </w:r>
-      <w:proofErr w:type="spellEnd"/>
-      <w:r>
-        <w:rPr>
-          <w:lang w:val="en-US"/>
-        </w:rPr>
-        <w:t>(</w:t>
-      </w:r>
-      <w:proofErr w:type="gramEnd"/>
-      <w:r>
-        <w:rPr>
-          <w:lang w:val="en-US"/>
-        </w:rPr>
-        <w:t xml:space="preserve">) driving progress </w:t>
+      <w:r>
+        <w:rPr>
+          <w:lang w:val="en-US"/>
+        </w:rPr>
+        <w:t xml:space="preserve">ThreadPoolExecutor replaces the serial species/marker loop — all (species, marker) jobs are submitted concurrently, with as_completed() driving progress </w:t>
       </w:r>
       <w:r>
         <w:rPr>
@@ -2232,13 +1549,8 @@
       </w:r>
     </w:p>
     <w:p>
-      <w:proofErr w:type="spellStart"/>
-      <w:r>
-        <w:t>Main</w:t>
-      </w:r>
-      <w:proofErr w:type="spellEnd"/>
-      <w:r>
-        <w:t xml:space="preserve"> changes</w:t>
+      <w:r>
+        <w:t>Main changes</w:t>
       </w:r>
     </w:p>
     <w:p>
@@ -2255,71 +1567,7 @@
         <w:rPr>
           <w:lang w:val="en-US"/>
         </w:rPr>
-        <w:t>Global </w:t>
-      </w:r>
-      <w:proofErr w:type="spellStart"/>
-      <w:r>
-        <w:rPr>
-          <w:lang w:val="en-US"/>
-        </w:rPr>
-        <w:t>RateLimiter</w:t>
-      </w:r>
-      <w:proofErr w:type="spellEnd"/>
-      <w:r>
-        <w:rPr>
-          <w:lang w:val="en-US"/>
-        </w:rPr>
-        <w:t> class — a lock-protected object shared by all worker threads. Before every single NCBI HTTP call (</w:t>
-      </w:r>
-      <w:proofErr w:type="spellStart"/>
-      <w:r>
-        <w:rPr>
-          <w:lang w:val="en-US"/>
-        </w:rPr>
-        <w:t>esearch</w:t>
-      </w:r>
-      <w:proofErr w:type="spellEnd"/>
-      <w:r>
-        <w:rPr>
-          <w:lang w:val="en-US"/>
-        </w:rPr>
-        <w:t> and each </w:t>
-      </w:r>
-      <w:proofErr w:type="spellStart"/>
-      <w:r>
-        <w:rPr>
-          <w:lang w:val="en-US"/>
-        </w:rPr>
-        <w:t>efetch</w:t>
-      </w:r>
-      <w:proofErr w:type="spellEnd"/>
-      <w:r>
-        <w:rPr>
-          <w:lang w:val="en-US"/>
-        </w:rPr>
-        <w:t>), a thread calls </w:t>
-      </w:r>
-      <w:proofErr w:type="spellStart"/>
-      <w:r>
-        <w:rPr>
-          <w:lang w:val="en-US"/>
-        </w:rPr>
-        <w:t>rate_</w:t>
-      </w:r>
-      <w:proofErr w:type="gramStart"/>
-      <w:r>
-        <w:rPr>
-          <w:lang w:val="en-US"/>
-        </w:rPr>
-        <w:t>limiter.wait</w:t>
-      </w:r>
-      <w:proofErr w:type="spellEnd"/>
-      <w:proofErr w:type="gramEnd"/>
-      <w:r>
-        <w:rPr>
-          <w:lang w:val="en-US"/>
-        </w:rPr>
-        <w:t>(), which blocks just long enough to keep the </w:t>
+        <w:t>Global RateLimiter class — a lock-protected object shared by all worker threads. Before every single NCBI HTTP call (esearch and each efetch), a thread calls rate_limiter.wait(), which blocks just long enough to keep the </w:t>
       </w:r>
       <w:r>
         <w:rPr>
@@ -2333,51 +1581,7 @@
         <w:rPr>
           <w:lang w:val="en-US"/>
         </w:rPr>
-        <w:t> call rate across all threads under the configured interval. This replaced the old </w:t>
-      </w:r>
-      <w:proofErr w:type="spellStart"/>
-      <w:proofErr w:type="gramStart"/>
-      <w:r>
-        <w:rPr>
-          <w:lang w:val="en-US"/>
-        </w:rPr>
-        <w:t>time.sleep</w:t>
-      </w:r>
-      <w:proofErr w:type="spellEnd"/>
-      <w:proofErr w:type="gramEnd"/>
-      <w:r>
-        <w:rPr>
-          <w:lang w:val="en-US"/>
-        </w:rPr>
-        <w:t>(</w:t>
-      </w:r>
-      <w:proofErr w:type="spellStart"/>
-      <w:r>
-        <w:rPr>
-          <w:lang w:val="en-US"/>
-        </w:rPr>
-        <w:t>sleep_time</w:t>
-      </w:r>
-      <w:proofErr w:type="spellEnd"/>
-      <w:r>
-        <w:rPr>
-          <w:lang w:val="en-US"/>
-        </w:rPr>
-        <w:t xml:space="preserve">) that only fired once per </w:t>
-      </w:r>
-      <w:proofErr w:type="spellStart"/>
-      <w:r>
-        <w:rPr>
-          <w:lang w:val="en-US"/>
-        </w:rPr>
-        <w:t>species+marker</w:t>
-      </w:r>
-      <w:proofErr w:type="spellEnd"/>
-      <w:r>
-        <w:rPr>
-          <w:lang w:val="en-US"/>
-        </w:rPr>
-        <w:t>.</w:t>
+        <w:t> call rate across all threads under the configured interval. This replaced the old time.sleep(sleep_time) that only fired once per species+marker.</w:t>
       </w:r>
     </w:p>
     <w:p>
@@ -2390,61 +1594,11 @@
           <w:lang w:val="en-US"/>
         </w:rPr>
       </w:pPr>
-      <w:proofErr w:type="spellStart"/>
-      <w:r>
-        <w:rPr>
-          <w:lang w:val="en-US"/>
-        </w:rPr>
-        <w:t>get_accession</w:t>
-      </w:r>
-      <w:proofErr w:type="spellEnd"/>
-      <w:r>
-        <w:rPr>
-          <w:lang w:val="en-US"/>
-        </w:rPr>
-        <w:t> rewired to take </w:t>
-      </w:r>
-      <w:proofErr w:type="spellStart"/>
-      <w:r>
-        <w:rPr>
-          <w:lang w:val="en-US"/>
-        </w:rPr>
-        <w:t>rate_limiter</w:t>
-      </w:r>
-      <w:proofErr w:type="spellEnd"/>
-      <w:r>
-        <w:rPr>
-          <w:lang w:val="en-US"/>
-        </w:rPr>
-        <w:t> instead of </w:t>
-      </w:r>
-      <w:proofErr w:type="spellStart"/>
-      <w:r>
-        <w:rPr>
-          <w:lang w:val="en-US"/>
-        </w:rPr>
-        <w:t>sleep_time</w:t>
-      </w:r>
-      <w:proofErr w:type="spellEnd"/>
-      <w:r>
-        <w:rPr>
-          <w:lang w:val="en-US"/>
-        </w:rPr>
-        <w:t>, with </w:t>
-      </w:r>
-      <w:proofErr w:type="gramStart"/>
-      <w:r>
-        <w:rPr>
-          <w:lang w:val="en-US"/>
-        </w:rPr>
-        <w:t>wait(</w:t>
-      </w:r>
-      <w:proofErr w:type="gramEnd"/>
-      <w:r>
-        <w:rPr>
-          <w:lang w:val="en-US"/>
-        </w:rPr>
-        <w:t>) calls moved to before each raw request instead of one sleep at the end — this also fixed the earlier burst issue (up to 11 calls firing instantly before any delay).</w:t>
+      <w:r>
+        <w:rPr>
+          <w:lang w:val="en-US"/>
+        </w:rPr>
+        <w:t>get_accession rewired to take rate_limiter instead of sleep_time, with wait() calls moved to before each raw request instead of one sleep at the end — this also fixed the earlier burst issue (up to 11 calls firing instantly before any delay).</w:t>
       </w:r>
     </w:p>
     <w:p>
@@ -2457,47 +1611,11 @@
           <w:lang w:val="en-US"/>
         </w:rPr>
       </w:pPr>
-      <w:proofErr w:type="spellStart"/>
-      <w:r>
-        <w:rPr>
-          <w:lang w:val="en-US"/>
-        </w:rPr>
-        <w:t>ThreadPoolExecutor</w:t>
-      </w:r>
-      <w:proofErr w:type="spellEnd"/>
-      <w:r>
-        <w:rPr>
-          <w:lang w:val="en-US"/>
-        </w:rPr>
-        <w:t> replacing the serial for species in test["Name"] loop. All (species, marker) jobs get submitted up front; </w:t>
-      </w:r>
-      <w:proofErr w:type="spellStart"/>
-      <w:r>
-        <w:rPr>
-          <w:lang w:val="en-US"/>
-        </w:rPr>
-        <w:t>as_</w:t>
-      </w:r>
-      <w:proofErr w:type="gramStart"/>
-      <w:r>
-        <w:rPr>
-          <w:lang w:val="en-US"/>
-        </w:rPr>
-        <w:t>completed</w:t>
-      </w:r>
-      <w:proofErr w:type="spellEnd"/>
-      <w:r>
-        <w:rPr>
-          <w:lang w:val="en-US"/>
-        </w:rPr>
-        <w:t>(</w:t>
-      </w:r>
-      <w:proofErr w:type="gramEnd"/>
-      <w:r>
-        <w:rPr>
-          <w:lang w:val="en-US"/>
-        </w:rPr>
-        <w:t>) drives progress updates as results land, regardless of order.</w:t>
+      <w:r>
+        <w:rPr>
+          <w:lang w:val="en-US"/>
+        </w:rPr>
+        <w:t>ThreadPoolExecutor replacing the serial for species in test["Name"] loop. All (species, marker) jobs get submitted up front; as_completed() drives progress updates as results land, regardless of order.</w:t>
       </w:r>
     </w:p>
     <w:p>
@@ -2514,35 +1632,7 @@
         <w:rPr>
           <w:lang w:val="en-US"/>
         </w:rPr>
-        <w:t>Order-preserving result collection — </w:t>
-      </w:r>
-      <w:proofErr w:type="spellStart"/>
-      <w:r>
-        <w:rPr>
-          <w:lang w:val="en-US"/>
-        </w:rPr>
-        <w:t>results_by_marker</w:t>
-      </w:r>
-      <w:proofErr w:type="spellEnd"/>
-      <w:r>
-        <w:rPr>
-          <w:lang w:val="en-US"/>
-        </w:rPr>
-        <w:t>[marker][</w:t>
-      </w:r>
-      <w:proofErr w:type="spellStart"/>
-      <w:r>
-        <w:rPr>
-          <w:lang w:val="en-US"/>
-        </w:rPr>
-        <w:t>row_idx</w:t>
-      </w:r>
-      <w:proofErr w:type="spellEnd"/>
-      <w:r>
-        <w:rPr>
-          <w:lang w:val="en-US"/>
-        </w:rPr>
-        <w:t>] = result, using a pre-sized list per marker rather than appending, so results always land back in the correct row regardless of which job finished first.</w:t>
+        <w:t>Order-preserving result collection — results_by_marker[marker][row_idx] = result, using a pre-sized list per marker rather than appending, so results always land back in the correct row regardless of which job finished first.</w:t>
       </w:r>
     </w:p>
     <w:p>
@@ -2559,21 +1649,7 @@
         <w:rPr>
           <w:lang w:val="en-US"/>
         </w:rPr>
-        <w:t xml:space="preserve">New GUI </w:t>
-      </w:r>
-      <w:proofErr w:type="gramStart"/>
-      <w:r>
-        <w:rPr>
-          <w:lang w:val="en-US"/>
-        </w:rPr>
-        <w:t>controls — "</w:t>
-      </w:r>
-      <w:proofErr w:type="gramEnd"/>
-      <w:r>
-        <w:rPr>
-          <w:lang w:val="en-US"/>
-        </w:rPr>
-        <w:t>Min. interval between requests" (now correctly enforced globally, defaulted to 0.1s) and "Concurrent workers" (default 5).</w:t>
+        <w:t>New GUI controls — "Min. interval between requests" (now correctly enforced globally, defaulted to 0.1s) and "Concurrent workers" (default 5).</w:t>
       </w:r>
     </w:p>
     <w:p>
@@ -2603,37 +1679,7 @@
         <w:rPr>
           <w:lang w:val="en-US"/>
         </w:rPr>
-        <w:t xml:space="preserve">Rate limiter that doesn't </w:t>
-      </w:r>
-      <w:proofErr w:type="gramStart"/>
-      <w:r>
-        <w:rPr>
-          <w:lang w:val="en-US"/>
-        </w:rPr>
-        <w:t>actually limit</w:t>
-      </w:r>
-      <w:proofErr w:type="gramEnd"/>
-      <w:r>
-        <w:rPr>
-          <w:lang w:val="en-US"/>
-        </w:rPr>
-        <w:t xml:space="preserve"> anything. The natural first instinct is </w:t>
-      </w:r>
-      <w:proofErr w:type="spellStart"/>
-      <w:proofErr w:type="gramStart"/>
-      <w:r>
-        <w:rPr>
-          <w:lang w:val="en-US"/>
-        </w:rPr>
-        <w:t>time.sleep</w:t>
-      </w:r>
-      <w:proofErr w:type="spellEnd"/>
-      <w:proofErr w:type="gramEnd"/>
-      <w:r>
-        <w:rPr>
-          <w:lang w:val="en-US"/>
-        </w:rPr>
-        <w:t>(x) inside each thread — but that only throttles </w:t>
+        <w:t>Rate limiter that doesn't actually limit anything. The natural first instinct is time.sleep(x) inside each thread — but that only throttles </w:t>
       </w:r>
       <w:r>
         <w:rPr>
@@ -2671,49 +1717,7 @@
         <w:rPr>
           <w:lang w:val="en-US"/>
         </w:rPr>
-        <w:t>Result misalignment. </w:t>
-      </w:r>
-      <w:proofErr w:type="spellStart"/>
-      <w:r>
-        <w:rPr>
-          <w:lang w:val="en-US"/>
-        </w:rPr>
-        <w:t>ThreadPoolExecutor</w:t>
-      </w:r>
-      <w:proofErr w:type="spellEnd"/>
-      <w:r>
-        <w:rPr>
-          <w:lang w:val="en-US"/>
-        </w:rPr>
-        <w:t> + </w:t>
-      </w:r>
-      <w:proofErr w:type="spellStart"/>
-      <w:r>
-        <w:rPr>
-          <w:lang w:val="en-US"/>
-        </w:rPr>
-        <w:t>as_</w:t>
-      </w:r>
-      <w:proofErr w:type="gramStart"/>
-      <w:r>
-        <w:rPr>
-          <w:lang w:val="en-US"/>
-        </w:rPr>
-        <w:t>completed</w:t>
-      </w:r>
-      <w:proofErr w:type="spellEnd"/>
-      <w:r>
-        <w:rPr>
-          <w:lang w:val="en-US"/>
-        </w:rPr>
-        <w:t>(</w:t>
-      </w:r>
-      <w:proofErr w:type="gramEnd"/>
-      <w:r>
-        <w:rPr>
-          <w:lang w:val="en-US"/>
-        </w:rPr>
-        <w:t>) returns results in </w:t>
+        <w:t>Result misalignment. ThreadPoolExecutor + as_completed() returns results in </w:t>
       </w:r>
       <w:r>
         <w:rPr>
@@ -2727,49 +1731,7 @@
         <w:rPr>
           <w:lang w:val="en-US"/>
         </w:rPr>
-        <w:t xml:space="preserve"> order, not submission order. If </w:t>
-      </w:r>
-      <w:proofErr w:type="gramStart"/>
-      <w:r>
-        <w:rPr>
-          <w:lang w:val="en-US"/>
-        </w:rPr>
-        <w:t>you</w:t>
-      </w:r>
-      <w:proofErr w:type="gramEnd"/>
-      <w:r>
-        <w:rPr>
-          <w:lang w:val="en-US"/>
-        </w:rPr>
-        <w:t xml:space="preserve"> </w:t>
-      </w:r>
-      <w:proofErr w:type="gramStart"/>
-      <w:r>
-        <w:rPr>
-          <w:lang w:val="en-US"/>
-        </w:rPr>
-        <w:t>just .append()ed</w:t>
-      </w:r>
-      <w:proofErr w:type="gramEnd"/>
-      <w:r>
-        <w:rPr>
-          <w:lang w:val="en-US"/>
-        </w:rPr>
-        <w:t xml:space="preserve"> results to a list like the original serial code did, rows would silently end up matched to the wrong species once merged into the </w:t>
-      </w:r>
-      <w:proofErr w:type="spellStart"/>
-      <w:r>
-        <w:rPr>
-          <w:lang w:val="en-US"/>
-        </w:rPr>
-        <w:t>DataFrame</w:t>
-      </w:r>
-      <w:proofErr w:type="spellEnd"/>
-      <w:r>
-        <w:rPr>
-          <w:lang w:val="en-US"/>
-        </w:rPr>
-        <w:t xml:space="preserve"> — a bug that wouldn't necessarily be obvious until you spot-checked the output against the input CSV.</w:t>
+        <w:t> order, not submission order. If you just .append()ed results to a list like the original serial code did, rows would silently end up matched to the wrong species once merged into the DataFrame — a bug that wouldn't necessarily be obvious until you spot-checked the output against the input CSV.</w:t>
       </w:r>
     </w:p>
     <w:p>
@@ -2786,79 +1748,7 @@
         <w:rPr>
           <w:lang w:val="en-US"/>
         </w:rPr>
-        <w:t xml:space="preserve">Updating </w:t>
-      </w:r>
-      <w:proofErr w:type="spellStart"/>
-      <w:r>
-        <w:rPr>
-          <w:lang w:val="en-US"/>
-        </w:rPr>
-        <w:t>Tkinter</w:t>
-      </w:r>
-      <w:proofErr w:type="spellEnd"/>
-      <w:r>
-        <w:rPr>
-          <w:lang w:val="en-US"/>
-        </w:rPr>
-        <w:t xml:space="preserve"> widgets from worker threads. </w:t>
-      </w:r>
-      <w:proofErr w:type="spellStart"/>
-      <w:r>
-        <w:rPr>
-          <w:lang w:val="en-US"/>
-        </w:rPr>
-        <w:t>Tkinter</w:t>
-      </w:r>
-      <w:proofErr w:type="spellEnd"/>
-      <w:r>
-        <w:rPr>
-          <w:lang w:val="en-US"/>
-        </w:rPr>
-        <w:t xml:space="preserve"> isn't thread-safe — </w:t>
-      </w:r>
-      <w:proofErr w:type="gramStart"/>
-      <w:r>
-        <w:rPr>
-          <w:lang w:val="en-US"/>
-        </w:rPr>
-        <w:t>calling .configure</w:t>
-      </w:r>
-      <w:proofErr w:type="gramEnd"/>
-      <w:r>
-        <w:rPr>
-          <w:lang w:val="en-US"/>
-        </w:rPr>
-        <w:t>() on a label directly from a background thread can crash or corrupt the UI. It's easy to forget this once you're inside </w:t>
-      </w:r>
-      <w:proofErr w:type="spellStart"/>
-      <w:r>
-        <w:rPr>
-          <w:lang w:val="en-US"/>
-        </w:rPr>
-        <w:t>ThreadPoolExecutor</w:t>
-      </w:r>
-      <w:proofErr w:type="spellEnd"/>
-      <w:r>
-        <w:rPr>
-          <w:lang w:val="en-US"/>
-        </w:rPr>
-        <w:t> workers and just update the progress label directly instead of routing everything through </w:t>
-      </w:r>
-      <w:proofErr w:type="spellStart"/>
-      <w:proofErr w:type="gramStart"/>
-      <w:r>
-        <w:rPr>
-          <w:lang w:val="en-US"/>
-        </w:rPr>
-        <w:t>app.after</w:t>
-      </w:r>
-      <w:proofErr w:type="spellEnd"/>
-      <w:proofErr w:type="gramEnd"/>
-      <w:r>
-        <w:rPr>
-          <w:lang w:val="en-US"/>
-        </w:rPr>
-        <w:t>().</w:t>
+        <w:t>Updating Tkinter widgets from worker threads. Tkinter isn't thread-safe — calling .configure() on a label directly from a background thread can crash or corrupt the UI. It's easy to forget this once you're inside ThreadPoolExecutor workers and just update the progress label directly instead of routing everything through app.after().</w:t>
       </w:r>
     </w:p>
     <w:p>
@@ -2875,35 +1765,7 @@
         <w:rPr>
           <w:lang w:val="en-US"/>
         </w:rPr>
-        <w:t xml:space="preserve">Swallowed exceptions. Exceptions raised inside a worker function don't propagate until you </w:t>
-      </w:r>
-      <w:proofErr w:type="gramStart"/>
-      <w:r>
-        <w:rPr>
-          <w:lang w:val="en-US"/>
-        </w:rPr>
-        <w:t>call .result</w:t>
-      </w:r>
-      <w:proofErr w:type="gramEnd"/>
-      <w:r>
-        <w:rPr>
-          <w:lang w:val="en-US"/>
-        </w:rPr>
-        <w:t>() on its future. Forgetting that (or not wrapping it in try/except) means a single bad record could either silently vanish from the output or crash the whole </w:t>
-      </w:r>
-      <w:proofErr w:type="spellStart"/>
-      <w:r>
-        <w:rPr>
-          <w:lang w:val="en-US"/>
-        </w:rPr>
-        <w:t>as_completed</w:t>
-      </w:r>
-      <w:proofErr w:type="spellEnd"/>
-      <w:r>
-        <w:rPr>
-          <w:lang w:val="en-US"/>
-        </w:rPr>
-        <w:t> loop unexpectedly.</w:t>
+        <w:t>Swallowed exceptions. Exceptions raised inside a worker function don't propagate until you call .result() on its future. Forgetting that (or not wrapping it in try/except) means a single bad record could either silently vanish from the output or crash the whole as_completed loop unexpectedly.</w:t>
       </w:r>
     </w:p>
     <w:p>
@@ -2920,21 +1782,7 @@
         <w:rPr>
           <w:lang w:val="en-US"/>
         </w:rPr>
-        <w:t>More workers ≠ more speed once a shared rate limiter exists. Because every thread funnels through the same </w:t>
-      </w:r>
-      <w:proofErr w:type="spellStart"/>
-      <w:r>
-        <w:rPr>
-          <w:lang w:val="en-US"/>
-        </w:rPr>
-        <w:t>RateLimiter</w:t>
-      </w:r>
-      <w:proofErr w:type="spellEnd"/>
-      <w:r>
-        <w:rPr>
-          <w:lang w:val="en-US"/>
-        </w:rPr>
-        <w:t>, cranking up "Concurrent workers" past a certain point just means more threads queued up waiting on the same lock — the real ceiling stays NCBI's rate cap, not thread count.</w:t>
+        <w:t>More workers ≠ more speed once a shared rate limiter exists. Because every thread funnels through the same RateLimiter, cranking up "Concurrent workers" past a certain point just means more threads queued up waiting on the same lock — the real ceiling stays NCBI's rate cap, not thread count.</w:t>
       </w:r>
     </w:p>
     <w:p>
@@ -2976,26 +1824,10 @@
     </w:p>
     <w:p>
       <w:r>
-        <w:t xml:space="preserve">Moet </w:t>
-      </w:r>
-      <w:proofErr w:type="gramStart"/>
-      <w:r>
-        <w:t>er voor</w:t>
-      </w:r>
-      <w:proofErr w:type="gramEnd"/>
-      <w:r>
-        <w:t xml:space="preserve"> zorgen dat d</w:t>
-      </w:r>
-      <w:r>
-        <w:t xml:space="preserve">e Name column nog </w:t>
-      </w:r>
-      <w:proofErr w:type="gramStart"/>
-      <w:r>
-        <w:t>word</w:t>
-      </w:r>
-      <w:proofErr w:type="gramEnd"/>
-      <w:r>
-        <w:t xml:space="preserve"> toegevoegd.</w:t>
+        <w:t>Moet er voor zorgen dat d</w:t>
+      </w:r>
+      <w:r>
+        <w:t>e Name column nog word toegevoegd.</w:t>
       </w:r>
     </w:p>
     <w:p>
@@ -3010,56 +1842,19 @@
         </w:rPr>
         <w:tab/>
       </w:r>
-      <w:proofErr w:type="spellStart"/>
-      <w:r>
-        <w:rPr>
-          <w:lang w:val="en-US"/>
-        </w:rPr>
-        <w:t>df_accessions</w:t>
-      </w:r>
-      <w:proofErr w:type="spellEnd"/>
-      <w:r>
-        <w:rPr>
-          <w:lang w:val="en-US"/>
-        </w:rPr>
-        <w:t xml:space="preserve"> = </w:t>
-      </w:r>
-      <w:proofErr w:type="spellStart"/>
-      <w:proofErr w:type="gramStart"/>
-      <w:r>
-        <w:rPr>
-          <w:lang w:val="en-US"/>
-        </w:rPr>
-        <w:t>df.filter</w:t>
-      </w:r>
-      <w:proofErr w:type="spellEnd"/>
-      <w:proofErr w:type="gramEnd"/>
-      <w:r>
-        <w:rPr>
-          <w:lang w:val="en-US"/>
-        </w:rPr>
-        <w:t>(markers, axis=1)</w:t>
+      <w:r>
+        <w:rPr>
+          <w:lang w:val="en-US"/>
+        </w:rPr>
+        <w:t>df_accessions = df.filter(markers, axis=1)</w:t>
       </w:r>
     </w:p>
     <w:p>
       <w:pPr>
         <w:ind w:firstLine="708"/>
       </w:pPr>
-      <w:proofErr w:type="gramStart"/>
-      <w:r>
-        <w:t>print</w:t>
-      </w:r>
-      <w:proofErr w:type="gramEnd"/>
-      <w:r>
-        <w:t>(</w:t>
-      </w:r>
-      <w:proofErr w:type="spellStart"/>
-      <w:r>
-        <w:t>df_accessions</w:t>
-      </w:r>
-      <w:proofErr w:type="spellEnd"/>
-      <w:r>
-        <w:t>)</w:t>
+      <w:r>
+        <w:t>print(df_accessions)</w:t>
       </w:r>
     </w:p>
     <w:p>
@@ -3081,8 +1876,6 @@
           <w14:ligatures w14:val="none"/>
         </w:rPr>
       </w:pPr>
-      <w:proofErr w:type="spellStart"/>
-      <w:proofErr w:type="gramStart"/>
       <w:r>
         <w:rPr>
           <w:rFonts w:ascii="Consolas" w:eastAsia="Times New Roman" w:hAnsi="Consolas" w:cs="Times New Roman"/>
@@ -3119,8 +1912,6 @@
         </w:rPr>
         <w:t>insert</w:t>
       </w:r>
-      <w:proofErr w:type="spellEnd"/>
-      <w:proofErr w:type="gramEnd"/>
       <w:r>
         <w:rPr>
           <w:rFonts w:ascii="Consolas" w:eastAsia="Times New Roman" w:hAnsi="Consolas" w:cs="Times New Roman"/>
@@ -3201,7 +1992,6 @@
           <w14:ligatures w14:val="none"/>
         </w:rPr>
       </w:pPr>
-      <w:proofErr w:type="spellStart"/>
       <w:r>
         <w:rPr>
           <w:rFonts w:ascii="Consolas" w:eastAsia="Times New Roman" w:hAnsi="Consolas" w:cs="Times New Roman"/>
@@ -3214,7 +2004,6 @@
         </w:rPr>
         <w:t>df_accessions</w:t>
       </w:r>
-      <w:proofErr w:type="spellEnd"/>
       <w:r>
         <w:rPr>
           <w:rFonts w:ascii="Consolas" w:eastAsia="Times New Roman" w:hAnsi="Consolas" w:cs="Times New Roman"/>
@@ -3251,8 +2040,6 @@
         </w:rPr>
         <w:t xml:space="preserve"> </w:t>
       </w:r>
-      <w:proofErr w:type="spellStart"/>
-      <w:proofErr w:type="gramStart"/>
       <w:r>
         <w:rPr>
           <w:rFonts w:ascii="Consolas" w:eastAsia="Times New Roman" w:hAnsi="Consolas" w:cs="Times New Roman"/>
@@ -3289,8 +2076,6 @@
         </w:rPr>
         <w:t>filter</w:t>
       </w:r>
-      <w:proofErr w:type="spellEnd"/>
-      <w:proofErr w:type="gramEnd"/>
       <w:r>
         <w:rPr>
           <w:rFonts w:ascii="Consolas" w:eastAsia="Times New Roman" w:hAnsi="Consolas" w:cs="Times New Roman"/>
@@ -3395,7 +2180,6 @@
           <w14:ligatures w14:val="none"/>
         </w:rPr>
       </w:pPr>
-      <w:proofErr w:type="gramStart"/>
       <w:r>
         <w:rPr>
           <w:rFonts w:ascii="Consolas" w:eastAsia="Times New Roman" w:hAnsi="Consolas" w:cs="Times New Roman"/>
@@ -3408,7 +2192,6 @@
         </w:rPr>
         <w:t>print</w:t>
       </w:r>
-      <w:proofErr w:type="gramEnd"/>
       <w:r>
         <w:rPr>
           <w:rFonts w:ascii="Consolas" w:eastAsia="Times New Roman" w:hAnsi="Consolas" w:cs="Times New Roman"/>
@@ -3421,7 +2204,6 @@
         </w:rPr>
         <w:t>(</w:t>
       </w:r>
-      <w:proofErr w:type="spellStart"/>
       <w:r>
         <w:rPr>
           <w:rFonts w:ascii="Consolas" w:eastAsia="Times New Roman" w:hAnsi="Consolas" w:cs="Times New Roman"/>
@@ -3434,7 +2216,6 @@
         </w:rPr>
         <w:t>df_accessions</w:t>
       </w:r>
-      <w:proofErr w:type="spellEnd"/>
       <w:r>
         <w:rPr>
           <w:rFonts w:ascii="Consolas" w:eastAsia="Times New Roman" w:hAnsi="Consolas" w:cs="Times New Roman"/>
@@ -3450,31 +2231,16 @@
     </w:p>
     <w:p/>
     <w:p>
-      <w:proofErr w:type="gramStart"/>
-      <w:r>
-        <w:t>hier</w:t>
-      </w:r>
-      <w:proofErr w:type="gramEnd"/>
-      <w:r>
-        <w:t xml:space="preserve"> werd de markers lijst ook aan gepast</w:t>
+      <w:r>
+        <w:t>hier werd de markers lijst ook aan gepast</w:t>
       </w:r>
     </w:p>
     <w:p>
       <w:pPr>
         <w:ind w:left="360"/>
       </w:pPr>
-      <w:proofErr w:type="spellStart"/>
-      <w:proofErr w:type="gramStart"/>
-      <w:r>
-        <w:t>name</w:t>
-      </w:r>
-      <w:proofErr w:type="gramEnd"/>
-      <w:r>
-        <w:t>_and_markers</w:t>
-      </w:r>
-      <w:proofErr w:type="spellEnd"/>
-      <w:r>
-        <w:t xml:space="preserve"> = markers</w:t>
+      <w:r>
+        <w:t>name_and_markers = markers</w:t>
       </w:r>
     </w:p>
     <w:p>
@@ -3484,41 +2250,20 @@
           <w:lang w:val="en-US"/>
         </w:rPr>
       </w:pPr>
-      <w:proofErr w:type="spellStart"/>
-      <w:r>
-        <w:rPr>
-          <w:lang w:val="en-US"/>
-        </w:rPr>
-        <w:t>name_and_</w:t>
-      </w:r>
-      <w:proofErr w:type="gramStart"/>
-      <w:r>
-        <w:rPr>
-          <w:lang w:val="en-US"/>
-        </w:rPr>
-        <w:t>markers.insert</w:t>
-      </w:r>
-      <w:proofErr w:type="spellEnd"/>
-      <w:proofErr w:type="gramEnd"/>
-      <w:r>
-        <w:rPr>
-          <w:lang w:val="en-US"/>
-        </w:rPr>
-        <w:t>(0, 'Name')</w:t>
+      <w:r>
+        <w:rPr>
+          <w:lang w:val="en-US"/>
+        </w:rPr>
+        <w:t>name_and_markers.insert(0, 'Name')</w:t>
       </w:r>
     </w:p>
     <w:p>
       <w:pPr>
         <w:ind w:left="360"/>
       </w:pPr>
-      <w:proofErr w:type="gramStart"/>
       <w:r>
         <w:lastRenderedPageBreak/>
-        <w:t>eerst</w:t>
-      </w:r>
-      <w:proofErr w:type="gramEnd"/>
-      <w:r>
-        <w:t xml:space="preserve"> een copy maken v</w:t>
+        <w:t>eerst een copy maken v</w:t>
       </w:r>
       <w:r>
         <w:t>an de lijst lost het probleem op</w:t>
@@ -3531,35 +2276,11 @@
           <w:lang w:val="en-US"/>
         </w:rPr>
       </w:pPr>
-      <w:proofErr w:type="spellStart"/>
-      <w:r>
-        <w:rPr>
-          <w:lang w:val="en-US"/>
-        </w:rPr>
-        <w:t>name_and_markers</w:t>
-      </w:r>
-      <w:proofErr w:type="spellEnd"/>
-      <w:r>
-        <w:rPr>
-          <w:lang w:val="en-US"/>
-        </w:rPr>
-        <w:t xml:space="preserve"> = </w:t>
-      </w:r>
-      <w:proofErr w:type="spellStart"/>
-      <w:proofErr w:type="gramStart"/>
-      <w:r>
-        <w:rPr>
-          <w:lang w:val="en-US"/>
-        </w:rPr>
-        <w:t>markers.copy</w:t>
-      </w:r>
-      <w:proofErr w:type="spellEnd"/>
-      <w:proofErr w:type="gramEnd"/>
-      <w:r>
-        <w:rPr>
-          <w:lang w:val="en-US"/>
-        </w:rPr>
-        <w:t>()</w:t>
+      <w:r>
+        <w:rPr>
+          <w:lang w:val="en-US"/>
+        </w:rPr>
+        <w:t>name_and_markers = markers.copy()</w:t>
       </w:r>
     </w:p>
     <w:p>
@@ -3569,27 +2290,11 @@
           <w:lang w:val="en-US"/>
         </w:rPr>
       </w:pPr>
-      <w:proofErr w:type="spellStart"/>
-      <w:r>
-        <w:rPr>
-          <w:lang w:val="en-US"/>
-        </w:rPr>
-        <w:t>name_and_</w:t>
-      </w:r>
-      <w:proofErr w:type="gramStart"/>
-      <w:r>
-        <w:rPr>
-          <w:lang w:val="en-US"/>
-        </w:rPr>
-        <w:t>markers.insert</w:t>
-      </w:r>
-      <w:proofErr w:type="spellEnd"/>
-      <w:proofErr w:type="gramEnd"/>
-      <w:r>
-        <w:rPr>
-          <w:lang w:val="en-US"/>
-        </w:rPr>
-        <w:t>(0, 'Name')</w:t>
+      <w:r>
+        <w:rPr>
+          <w:lang w:val="en-US"/>
+        </w:rPr>
+        <w:t>name_and_markers.insert(0, 'Name')</w:t>
       </w:r>
     </w:p>
     <w:p>
@@ -3630,23 +2335,7 @@
         <w:rPr>
           <w:lang w:val="en-US"/>
         </w:rPr>
-        <w:t xml:space="preserve">if </w:t>
-      </w:r>
-      <w:proofErr w:type="spellStart"/>
-      <w:proofErr w:type="gramStart"/>
-      <w:r>
-        <w:rPr>
-          <w:lang w:val="en-US"/>
-        </w:rPr>
-        <w:t>pd.notna</w:t>
-      </w:r>
-      <w:proofErr w:type="spellEnd"/>
-      <w:proofErr w:type="gramEnd"/>
-      <w:r>
-        <w:rPr>
-          <w:lang w:val="en-US"/>
-        </w:rPr>
-        <w:t>(row[marker]):</w:t>
+        <w:t>if pd.notna(row[marker]):</w:t>
       </w:r>
     </w:p>
     <w:p>
@@ -3671,21 +2360,54 @@
         </w:rPr>
         <w:t xml:space="preserve">   </w:t>
       </w:r>
-      <w:proofErr w:type="gramStart"/>
-      <w:r>
-        <w:t>print</w:t>
-      </w:r>
-      <w:proofErr w:type="gramEnd"/>
-      <w:r>
-        <w:t>(</w:t>
-      </w:r>
-      <w:proofErr w:type="spellStart"/>
-      <w:r>
-        <w:t>row</w:t>
-      </w:r>
-      <w:proofErr w:type="spellEnd"/>
-      <w:r>
-        <w:t>[marker])</w:t>
+      <w:r>
+        <w:t>print(row[marker])</w:t>
+      </w:r>
+    </w:p>
+    <w:p>
+      <w:pPr>
+        <w:ind w:left="360"/>
+      </w:pPr>
+    </w:p>
+    <w:p>
+      <w:pPr>
+        <w:ind w:left="360"/>
+        <w:rPr>
+          <w:lang w:val="en-US"/>
+        </w:rPr>
+      </w:pPr>
+      <w:r>
+        <w:rPr>
+          <w:lang w:val="en-US"/>
+        </w:rPr>
+        <w:t>df_fasta.loc[len(df_fasta)] = temp</w:t>
+      </w:r>
+    </w:p>
+    <w:p>
+      <w:pPr>
+        <w:ind w:left="360"/>
+      </w:pPr>
+      <w:r>
+        <w:t>heeft een frame van d</w:t>
+      </w:r>
+      <w:r>
+        <w:t>f nodig</w:t>
+      </w:r>
+    </w:p>
+    <w:p>
+      <w:pPr>
+        <w:ind w:left="360"/>
+      </w:pPr>
+    </w:p>
+    <w:p>
+      <w:pPr>
+        <w:ind w:left="360"/>
+      </w:pPr>
+      <w:r>
+        <w:t>“” moest aan de lijst toegevoegd worden indien NAN</w:t>
+      </w:r>
+      <w:r>
+        <w:t xml:space="preserve"> voor accesion num</w:t>
       </w:r>
     </w:p>
     <w:p>

--- a/Stage Meise logbook.docx
+++ b/Stage Meise logbook.docx
@@ -2413,25 +2413,69 @@
     <w:p>
       <w:pPr>
         <w:ind w:left="360"/>
-      </w:pPr>
+        <w:rPr>
+          <w:lang w:val="en-US"/>
+        </w:rPr>
+      </w:pPr>
+      <w:r>
+        <w:rPr>
+          <w:lang w:val="en-US"/>
+        </w:rPr>
+        <w:t>Output in file is a</w:t>
+      </w:r>
+      <w:r>
+        <w:rPr>
+          <w:lang w:val="en-US"/>
+        </w:rPr>
+        <w:t>llemaal in 1 colom</w:t>
+      </w:r>
     </w:p>
     <w:p>
       <w:pPr>
         <w:ind w:left="360"/>
+        <w:rPr>
+          <w:lang w:val="en-US"/>
+        </w:rPr>
       </w:pPr>
     </w:p>
     <w:p>
       <w:pPr>
         <w:ind w:left="360"/>
+        <w:rPr>
+          <w:lang w:val="en-US"/>
+        </w:rPr>
+      </w:pPr>
+    </w:p>
+    <w:p>
+      <w:pPr>
+        <w:ind w:left="360"/>
+        <w:rPr>
+          <w:lang w:val="en-US"/>
+        </w:rPr>
       </w:pPr>
     </w:p>
     <w:p>
       <w:pPr>
         <w:ind w:firstLine="708"/>
-      </w:pPr>
-    </w:p>
-    <w:p/>
-    <w:p/>
+        <w:rPr>
+          <w:lang w:val="en-US"/>
+        </w:rPr>
+      </w:pPr>
+    </w:p>
+    <w:p>
+      <w:pPr>
+        <w:rPr>
+          <w:lang w:val="en-US"/>
+        </w:rPr>
+      </w:pPr>
+    </w:p>
+    <w:p>
+      <w:pPr>
+        <w:rPr>
+          <w:lang w:val="en-US"/>
+        </w:rPr>
+      </w:pPr>
+    </w:p>
     <w:sectPr>
       <w:pgSz w:w="11906" w:h="16838"/>
       <w:pgMar w:top="1440" w:right="1440" w:bottom="1440" w:left="1440" w:header="708" w:footer="708" w:gutter="0"/>

--- a/Stage Meise logbook.docx
+++ b/Stage Meise logbook.docx
@@ -1136,6 +1136,1346 @@
         <w:t>roberen met een langere rest time</w:t>
       </w:r>
     </w:p>
+    <w:p/>
+    <w:p>
+      <w:pPr>
+        <w:rPr>
+          <w:lang w:val="en-US"/>
+        </w:rPr>
+      </w:pPr>
+      <w:r>
+        <w:rPr>
+          <w:lang w:val="en-US"/>
+        </w:rPr>
+        <w:t>Code changes in BOLD_ID.py:</w:t>
+      </w:r>
+    </w:p>
+    <w:p>
+      <w:pPr>
+        <w:numPr>
+          <w:ilvl w:val="0"/>
+          <w:numId w:val="7"/>
+        </w:numPr>
+        <w:rPr>
+          <w:lang w:val="en-US"/>
+        </w:rPr>
+      </w:pPr>
+      <w:r>
+        <w:rPr>
+          <w:lang w:val="en-US"/>
+        </w:rPr>
+        <w:t>Retry with exponential backoff (bold_request()) — on 403/429/5xx, it waits 5s, then 10s, 20s, 40s between attempts instead of failing immediately, in case the block is a short-lived rate-limit window.</w:t>
+      </w:r>
+    </w:p>
+    <w:p>
+      <w:pPr>
+        <w:numPr>
+          <w:ilvl w:val="0"/>
+          <w:numId w:val="7"/>
+        </w:numPr>
+        <w:rPr>
+          <w:lang w:val="en-US"/>
+        </w:rPr>
+      </w:pPr>
+      <w:r>
+        <w:rPr>
+          <w:lang w:val="en-US"/>
+        </w:rPr>
+        <w:t>Circuit breaker (BoldBlockedError) — if it's still failing after those retries, the run now stops early instead of burning through all remaining species with instant failures, and it saves whatever partial results it already collected rather than losing the whole run.</w:t>
+      </w:r>
+    </w:p>
+    <w:p>
+      <w:pPr>
+        <w:numPr>
+          <w:ilvl w:val="0"/>
+          <w:numId w:val="7"/>
+        </w:numPr>
+        <w:rPr>
+          <w:lang w:val="en-US"/>
+        </w:rPr>
+      </w:pPr>
+      <w:r>
+        <w:rPr>
+          <w:lang w:val="en-US"/>
+        </w:rPr>
+        <w:t>Clearer status message — the GUI will now say "BOLD blocked the requests — stopped early. Partial results saved. Try again later..." instead of silently finishing with a mostly-empty CSV.</w:t>
+      </w:r>
+    </w:p>
+    <w:p>
+      <w:pPr>
+        <w:numPr>
+          <w:ilvl w:val="0"/>
+          <w:numId w:val="7"/>
+        </w:numPr>
+        <w:rPr>
+          <w:lang w:val="en-US"/>
+        </w:rPr>
+      </w:pPr>
+      <w:r>
+        <w:rPr>
+          <w:lang w:val="en-US"/>
+        </w:rPr>
+        <w:t>Raised the default interval from 0.35s to 1.0s per species, since the earlier "no rate limit found" reading was wrong — sustained batch traffic clearly trips Cloudflare's protection.</w:t>
+      </w:r>
+    </w:p>
+    <w:p>
+      <w:pPr>
+        <w:rPr>
+          <w:lang w:val="en-US"/>
+        </w:rPr>
+      </w:pPr>
+      <w:r>
+        <w:rPr>
+          <w:lang w:val="en-US"/>
+        </w:rPr>
+        <w:t xml:space="preserve">The bad news: I just tested live, and the block is still active on this network — it hasn't lifted in the ~50 minutes since we first saw it, and my retry test above confirms it's still returning 403 after fresh attempts. This isn't something the script can fix by waiting a </w:t>
+      </w:r>
+      <w:r>
+        <w:rPr>
+          <w:lang w:val="en-US"/>
+        </w:rPr>
+        <w:lastRenderedPageBreak/>
+        <w:t>few seconds; it's likely a longer Cloudflare WAF ban (could be an hour, could be longer — there's no Retry-After header telling us).</w:t>
+      </w:r>
+    </w:p>
+    <w:p>
+      <w:r>
+        <w:t>Practical next steps:</w:t>
+      </w:r>
+    </w:p>
+    <w:p>
+      <w:pPr>
+        <w:numPr>
+          <w:ilvl w:val="0"/>
+          <w:numId w:val="8"/>
+        </w:numPr>
+        <w:rPr>
+          <w:lang w:val="en-US"/>
+        </w:rPr>
+      </w:pPr>
+      <w:r>
+        <w:rPr>
+          <w:lang w:val="en-US"/>
+        </w:rPr>
+        <w:t>Wait it out and try again later (maybe check back in an hour or two) — the code changes above mean if it happens again mid-run, you'll get partial results instead of a wasted run.</w:t>
+      </w:r>
+    </w:p>
+    <w:p>
+      <w:pPr>
+        <w:numPr>
+          <w:ilvl w:val="0"/>
+          <w:numId w:val="8"/>
+        </w:numPr>
+        <w:rPr>
+          <w:lang w:val="en-US"/>
+        </w:rPr>
+      </w:pPr>
+      <w:r>
+        <w:rPr>
+          <w:lang w:val="en-US"/>
+        </w:rPr>
+        <w:t>If this keeps recurring on large batches, it may be worth emailing BOLD support (</w:t>
+      </w:r>
+      <w:hyperlink r:id="rId5" w:tgtFrame="_blank" w:history="1">
+        <w:r>
+          <w:rPr>
+            <w:rStyle w:val="Hyperlink"/>
+            <w:lang w:val="en-US"/>
+          </w:rPr>
+          <w:t>support@boldsystems.org</w:t>
+        </w:r>
+      </w:hyperlink>
+      <w:r>
+        <w:rPr>
+          <w:lang w:val="en-US"/>
+        </w:rPr>
+        <w:t>) explaining you're doing legitimate batch research queries and asking about their rate-limit policy or a bulk-download alternative for large species lists — hitting the live query API 5000+ times isn't really what it's designed for.</w:t>
+      </w:r>
+    </w:p>
+    <w:p>
+      <w:pPr>
+        <w:rPr>
+          <w:lang w:val="en-US"/>
+        </w:rPr>
+      </w:pPr>
+    </w:p>
+    <w:p>
+      <w:pPr>
+        <w:rPr>
+          <w:lang w:val="en-US"/>
+        </w:rPr>
+      </w:pPr>
+    </w:p>
+    <w:p>
+      <w:r>
+        <w:t>Fatser NCBI</w:t>
+      </w:r>
+    </w:p>
+    <w:p>
+      <w:pPr>
+        <w:rPr>
+          <w:lang w:val="en-US"/>
+        </w:rPr>
+      </w:pPr>
+      <w:r>
+        <w:tab/>
+      </w:r>
+      <w:r>
+        <w:rPr>
+          <w:lang w:val="en-US"/>
+        </w:rPr>
+        <w:t>Now update get_accession to use the rate limiter per-call instead of one sleep at the end:</w:t>
+      </w:r>
+    </w:p>
+    <w:p>
+      <w:pPr>
+        <w:rPr>
+          <w:lang w:val="en-US"/>
+        </w:rPr>
+      </w:pPr>
+      <w:r>
+        <w:rPr>
+          <w:lang w:val="en-US"/>
+        </w:rPr>
+        <w:t>EditedNCBI_accesion.py+48-49</w:t>
+      </w:r>
+    </w:p>
+    <w:p>
+      <w:pPr>
+        <w:rPr>
+          <w:lang w:val="en-US"/>
+        </w:rPr>
+      </w:pPr>
+      <w:r>
+        <w:rPr>
+          <w:lang w:val="en-US"/>
+        </w:rPr>
+        <w:t>Now let's syntax-check and do a quick functional smoke test of the new concurrent path against the live NCBI API.</w:t>
+      </w:r>
+    </w:p>
+    <w:p>
+      <w:pPr>
+        <w:rPr>
+          <w:lang w:val="en-US"/>
+        </w:rPr>
+      </w:pPr>
+      <w:r>
+        <w:rPr>
+          <w:lang w:val="en-US"/>
+        </w:rPr>
+        <w:t>Ran 3 commands</w:t>
+      </w:r>
+    </w:p>
+    <w:p>
+      <w:pPr>
+        <w:rPr>
+          <w:lang w:val="en-US"/>
+        </w:rPr>
+      </w:pPr>
+      <w:r>
+        <w:rPr>
+          <w:lang w:val="en-US"/>
+        </w:rPr>
+        <w:t>Exit 124 = timed out while still running, meaning the GUI launched and stayed open without crashing — good sign.</w:t>
+      </w:r>
+    </w:p>
+    <w:p>
+      <w:pPr>
+        <w:rPr>
+          <w:lang w:val="en-US"/>
+        </w:rPr>
+      </w:pPr>
+      <w:r>
+        <w:rPr>
+          <w:lang w:val="en-US"/>
+        </w:rPr>
+        <w:t>Reviewed what changed</w:t>
+      </w:r>
+    </w:p>
+    <w:p>
+      <w:pPr>
+        <w:rPr>
+          <w:lang w:val="en-US"/>
+        </w:rPr>
+      </w:pPr>
+      <w:r>
+        <w:rPr>
+          <w:lang w:val="en-US"/>
+        </w:rPr>
+        <w:t>Implemented in NCBI_accesion.py:</w:t>
+      </w:r>
+    </w:p>
+    <w:p>
+      <w:pPr>
+        <w:numPr>
+          <w:ilvl w:val="0"/>
+          <w:numId w:val="4"/>
+        </w:numPr>
+        <w:rPr>
+          <w:lang w:val="en-US"/>
+        </w:rPr>
+      </w:pPr>
+      <w:r>
+        <w:rPr>
+          <w:lang w:val="en-US"/>
+        </w:rPr>
+        <w:t>RateLimiter class — a lock-protected global rate limiter enforcing a minimum gap between </w:t>
+      </w:r>
+      <w:r>
+        <w:rPr>
+          <w:i/>
+          <w:iCs/>
+          <w:lang w:val="en-US"/>
+        </w:rPr>
+        <w:t>every</w:t>
+      </w:r>
+      <w:r>
+        <w:rPr>
+          <w:lang w:val="en-US"/>
+        </w:rPr>
+        <w:t> individual NCBI HTTP call (not just once per species). This also fixes the burst issue we identified earlier, where up to 11 raw calls could fire back-to-back with no spacing.</w:t>
+      </w:r>
+    </w:p>
+    <w:p>
+      <w:pPr>
+        <w:numPr>
+          <w:ilvl w:val="0"/>
+          <w:numId w:val="4"/>
+        </w:numPr>
+        <w:rPr>
+          <w:lang w:val="en-US"/>
+        </w:rPr>
+      </w:pPr>
+      <w:r>
+        <w:rPr>
+          <w:lang w:val="en-US"/>
+        </w:rPr>
+        <w:t>get_accession now takes rate_limiter instead of sleep_time, and calls rate_limiter.wait() before each esearch/efetch — properly capping the </w:t>
+      </w:r>
+      <w:r>
+        <w:rPr>
+          <w:i/>
+          <w:iCs/>
+          <w:lang w:val="en-US"/>
+        </w:rPr>
+        <w:t>aggregate</w:t>
+      </w:r>
+      <w:r>
+        <w:rPr>
+          <w:lang w:val="en-US"/>
+        </w:rPr>
+        <w:t> request rate across all threads.</w:t>
+      </w:r>
+    </w:p>
+    <w:p>
+      <w:pPr>
+        <w:numPr>
+          <w:ilvl w:val="0"/>
+          <w:numId w:val="4"/>
+        </w:numPr>
+        <w:rPr>
+          <w:lang w:val="en-US"/>
+        </w:rPr>
+      </w:pPr>
+      <w:r>
+        <w:rPr>
+          <w:lang w:val="en-US"/>
+        </w:rPr>
+        <w:t xml:space="preserve">ThreadPoolExecutor replaces the serial species/marker loop — all (species, marker) jobs are submitted concurrently, with as_completed() driving progress </w:t>
+      </w:r>
+      <w:r>
+        <w:rPr>
+          <w:lang w:val="en-US"/>
+        </w:rPr>
+        <w:lastRenderedPageBreak/>
+        <w:t>updates as results come back (results are placed back into their original row position, so output ordering is unaffected by completion order).</w:t>
+      </w:r>
+    </w:p>
+    <w:p>
+      <w:pPr>
+        <w:numPr>
+          <w:ilvl w:val="0"/>
+          <w:numId w:val="4"/>
+        </w:numPr>
+        <w:rPr>
+          <w:lang w:val="en-US"/>
+        </w:rPr>
+      </w:pPr>
+      <w:r>
+        <w:rPr>
+          <w:lang w:val="en-US"/>
+        </w:rPr>
+        <w:t>New GUI settings: "Min. interval between NCBI requests (s)" (default 0.1, matching your API key's 10 req/sec cap, now correctly enforced) and "Concurrent workers" (default 5).</w:t>
+      </w:r>
+    </w:p>
+    <w:p>
+      <w:pPr>
+        <w:rPr>
+          <w:lang w:val="en-US"/>
+        </w:rPr>
+      </w:pPr>
+      <w:r>
+        <w:rPr>
+          <w:lang w:val="en-US"/>
+        </w:rPr>
+        <w:t>Verified with a live smoke test — 3 concurrent species/marker lookups completed correctly with proper rate limiting and no race conditions — and confirmed the GUI launches cleanly.</w:t>
+      </w:r>
+    </w:p>
+    <w:p>
+      <w:pPr>
+        <w:rPr>
+          <w:lang w:val="en-US"/>
+        </w:rPr>
+      </w:pPr>
+      <w:r>
+        <w:rPr>
+          <w:lang w:val="en-US"/>
+        </w:rPr>
+        <w:t>One thing to flag: since NCBI's real cap is 10 req/sec total, pushing Concurrent workers too high won't help — the rate limiter will just serialize calls at 0.1s regardless of worker count. The main benefit of concurrency here is overlapping </w:t>
+      </w:r>
+      <w:r>
+        <w:rPr>
+          <w:i/>
+          <w:iCs/>
+          <w:lang w:val="en-US"/>
+        </w:rPr>
+        <w:t>network latency</w:t>
+      </w:r>
+      <w:r>
+        <w:rPr>
+          <w:lang w:val="en-US"/>
+        </w:rPr>
+        <w:t>, not exceeding NCBI's limit. 5 workers is a reasonable default; going much higher has diminishing returns.</w:t>
+      </w:r>
+    </w:p>
+    <w:p>
+      <w:r>
+        <w:t>Main changes</w:t>
+      </w:r>
+    </w:p>
+    <w:p>
+      <w:pPr>
+        <w:numPr>
+          <w:ilvl w:val="0"/>
+          <w:numId w:val="5"/>
+        </w:numPr>
+        <w:rPr>
+          <w:lang w:val="en-US"/>
+        </w:rPr>
+      </w:pPr>
+      <w:r>
+        <w:rPr>
+          <w:lang w:val="en-US"/>
+        </w:rPr>
+        <w:t>Global RateLimiter class — a lock-protected object shared by all worker threads. Before every single NCBI HTTP call (esearch and each efetch), a thread calls rate_limiter.wait(), which blocks just long enough to keep the </w:t>
+      </w:r>
+      <w:r>
+        <w:rPr>
+          <w:i/>
+          <w:iCs/>
+          <w:lang w:val="en-US"/>
+        </w:rPr>
+        <w:t>combined</w:t>
+      </w:r>
+      <w:r>
+        <w:rPr>
+          <w:lang w:val="en-US"/>
+        </w:rPr>
+        <w:t> call rate across all threads under the configured interval. This replaced the old time.sleep(sleep_time) that only fired once per species+marker.</w:t>
+      </w:r>
+    </w:p>
+    <w:p>
+      <w:pPr>
+        <w:numPr>
+          <w:ilvl w:val="0"/>
+          <w:numId w:val="5"/>
+        </w:numPr>
+        <w:rPr>
+          <w:lang w:val="en-US"/>
+        </w:rPr>
+      </w:pPr>
+      <w:r>
+        <w:rPr>
+          <w:lang w:val="en-US"/>
+        </w:rPr>
+        <w:t>get_accession rewired to take rate_limiter instead of sleep_time, with wait() calls moved to before each raw request instead of one sleep at the end — this also fixed the earlier burst issue (up to 11 calls firing instantly before any delay).</w:t>
+      </w:r>
+    </w:p>
+    <w:p>
+      <w:pPr>
+        <w:numPr>
+          <w:ilvl w:val="0"/>
+          <w:numId w:val="5"/>
+        </w:numPr>
+        <w:rPr>
+          <w:lang w:val="en-US"/>
+        </w:rPr>
+      </w:pPr>
+      <w:r>
+        <w:rPr>
+          <w:lang w:val="en-US"/>
+        </w:rPr>
+        <w:t>ThreadPoolExecutor replacing the serial for species in test["Name"] loop. All (species, marker) jobs get submitted up front; as_completed() drives progress updates as results land, regardless of order.</w:t>
+      </w:r>
+    </w:p>
+    <w:p>
+      <w:pPr>
+        <w:numPr>
+          <w:ilvl w:val="0"/>
+          <w:numId w:val="5"/>
+        </w:numPr>
+        <w:rPr>
+          <w:lang w:val="en-US"/>
+        </w:rPr>
+      </w:pPr>
+      <w:r>
+        <w:rPr>
+          <w:lang w:val="en-US"/>
+        </w:rPr>
+        <w:t>Order-preserving result collection — results_by_marker[marker][row_idx] = result, using a pre-sized list per marker rather than appending, so results always land back in the correct row regardless of which job finished first.</w:t>
+      </w:r>
+    </w:p>
+    <w:p>
+      <w:pPr>
+        <w:numPr>
+          <w:ilvl w:val="0"/>
+          <w:numId w:val="5"/>
+        </w:numPr>
+        <w:rPr>
+          <w:lang w:val="en-US"/>
+        </w:rPr>
+      </w:pPr>
+      <w:r>
+        <w:rPr>
+          <w:lang w:val="en-US"/>
+        </w:rPr>
+        <w:t>New GUI controls — "Min. interval between requests" (now correctly enforced globally, defaulted to 0.1s) and "Concurrent workers" (default 5).</w:t>
+      </w:r>
+    </w:p>
+    <w:p>
+      <w:pPr>
+        <w:rPr>
+          <w:lang w:val="en-US"/>
+        </w:rPr>
+      </w:pPr>
+      <w:r>
+        <w:rPr>
+          <w:lang w:val="en-US"/>
+        </w:rPr>
+        <w:t>Problems you'd likely have hit doing this yourself</w:t>
+      </w:r>
+    </w:p>
+    <w:p>
+      <w:pPr>
+        <w:numPr>
+          <w:ilvl w:val="0"/>
+          <w:numId w:val="6"/>
+        </w:numPr>
+        <w:rPr>
+          <w:lang w:val="en-US"/>
+        </w:rPr>
+      </w:pPr>
+      <w:r>
+        <w:rPr>
+          <w:lang w:val="en-US"/>
+        </w:rPr>
+        <w:t>Rate limiter that doesn't actually limit anything. The natural first instinct is time.sleep(x) inside each thread — but that only throttles </w:t>
+      </w:r>
+      <w:r>
+        <w:rPr>
+          <w:i/>
+          <w:iCs/>
+          <w:lang w:val="en-US"/>
+        </w:rPr>
+        <w:t>that thread</w:t>
+      </w:r>
+      <w:r>
+        <w:rPr>
+          <w:lang w:val="en-US"/>
+        </w:rPr>
+        <w:t xml:space="preserve">, not the aggregate. With 5 threads each sleeping 0.1s independently, you'd get ~50 req/sec combined, blowing well past NCBI's 10/sec cap and risking a temporary </w:t>
+      </w:r>
+      <w:r>
+        <w:rPr>
+          <w:lang w:val="en-US"/>
+        </w:rPr>
+        <w:lastRenderedPageBreak/>
+        <w:t>block (exactly what happened with the BOLD Cloudflare 403s). The rate limiter needs to be one shared, lock-protected object.</w:t>
+      </w:r>
+    </w:p>
+    <w:p>
+      <w:pPr>
+        <w:numPr>
+          <w:ilvl w:val="0"/>
+          <w:numId w:val="6"/>
+        </w:numPr>
+        <w:rPr>
+          <w:lang w:val="en-US"/>
+        </w:rPr>
+      </w:pPr>
+      <w:r>
+        <w:rPr>
+          <w:lang w:val="en-US"/>
+        </w:rPr>
+        <w:t>Result misalignment. ThreadPoolExecutor + as_completed() returns results in </w:t>
+      </w:r>
+      <w:r>
+        <w:rPr>
+          <w:i/>
+          <w:iCs/>
+          <w:lang w:val="en-US"/>
+        </w:rPr>
+        <w:t>completion</w:t>
+      </w:r>
+      <w:r>
+        <w:rPr>
+          <w:lang w:val="en-US"/>
+        </w:rPr>
+        <w:t> order, not submission order. If you just .append()ed results to a list like the original serial code did, rows would silently end up matched to the wrong species once merged into the DataFrame — a bug that wouldn't necessarily be obvious until you spot-checked the output against the input CSV.</w:t>
+      </w:r>
+    </w:p>
+    <w:p>
+      <w:pPr>
+        <w:numPr>
+          <w:ilvl w:val="0"/>
+          <w:numId w:val="6"/>
+        </w:numPr>
+        <w:rPr>
+          <w:lang w:val="en-US"/>
+        </w:rPr>
+      </w:pPr>
+      <w:r>
+        <w:rPr>
+          <w:lang w:val="en-US"/>
+        </w:rPr>
+        <w:t>Updating Tkinter widgets from worker threads. Tkinter isn't thread-safe — calling .configure() on a label directly from a background thread can crash or corrupt the UI. It's easy to forget this once you're inside ThreadPoolExecutor workers and just update the progress label directly instead of routing everything through app.after().</w:t>
+      </w:r>
+    </w:p>
+    <w:p>
+      <w:pPr>
+        <w:numPr>
+          <w:ilvl w:val="0"/>
+          <w:numId w:val="6"/>
+        </w:numPr>
+        <w:rPr>
+          <w:lang w:val="en-US"/>
+        </w:rPr>
+      </w:pPr>
+      <w:r>
+        <w:rPr>
+          <w:lang w:val="en-US"/>
+        </w:rPr>
+        <w:t>Swallowed exceptions. Exceptions raised inside a worker function don't propagate until you call .result() on its future. Forgetting that (or not wrapping it in try/except) means a single bad record could either silently vanish from the output or crash the whole as_completed loop unexpectedly.</w:t>
+      </w:r>
+    </w:p>
+    <w:p>
+      <w:pPr>
+        <w:numPr>
+          <w:ilvl w:val="0"/>
+          <w:numId w:val="6"/>
+        </w:numPr>
+        <w:rPr>
+          <w:lang w:val="en-US"/>
+        </w:rPr>
+      </w:pPr>
+      <w:r>
+        <w:rPr>
+          <w:lang w:val="en-US"/>
+        </w:rPr>
+        <w:t>More workers ≠ more speed once a shared rate limiter exists. Because every thread funnels through the same RateLimiter, cranking up "Concurrent workers" past a certain point just means more threads queued up waiting on the same lock — the real ceiling stays NCBI's rate cap, not thread count.</w:t>
+      </w:r>
+    </w:p>
+    <w:p>
+      <w:pPr>
+        <w:rPr>
+          <w:lang w:val="en-US"/>
+        </w:rPr>
+      </w:pPr>
+    </w:p>
+    <w:p>
+      <w:pPr>
+        <w:rPr>
+          <w:lang w:val="en-US"/>
+        </w:rPr>
+      </w:pPr>
+    </w:p>
+    <w:p>
+      <w:pPr>
+        <w:pBdr>
+          <w:bottom w:val="single" w:sz="6" w:space="1" w:color="auto"/>
+        </w:pBdr>
+        <w:rPr>
+          <w:lang w:val="en-US"/>
+        </w:rPr>
+      </w:pPr>
+    </w:p>
+    <w:p>
+      <w:pPr>
+        <w:rPr>
+          <w:lang w:val="en-US"/>
+        </w:rPr>
+      </w:pPr>
+      <w:r>
+        <w:rPr>
+          <w:lang w:val="en-US"/>
+        </w:rPr>
+        <w:t>Script for getting the sequences</w:t>
+      </w:r>
+    </w:p>
+    <w:p>
+      <w:r>
+        <w:t>Moet er voor zorgen dat d</w:t>
+      </w:r>
+      <w:r>
+        <w:t>e Name column nog word toegevoegd.</w:t>
+      </w:r>
+    </w:p>
+    <w:p>
+      <w:pPr>
+        <w:rPr>
+          <w:lang w:val="en-US"/>
+        </w:rPr>
+      </w:pPr>
+      <w:r>
+        <w:rPr>
+          <w:lang w:val="en-US"/>
+        </w:rPr>
+        <w:tab/>
+      </w:r>
+      <w:r>
+        <w:rPr>
+          <w:lang w:val="en-US"/>
+        </w:rPr>
+        <w:t>df_accessions = df.filter(markers, axis=1)</w:t>
+      </w:r>
+    </w:p>
+    <w:p>
+      <w:pPr>
+        <w:ind w:firstLine="708"/>
+      </w:pPr>
+      <w:r>
+        <w:t>print(df_accessions)</w:t>
+      </w:r>
+    </w:p>
+    <w:p>
+      <w:pPr>
+        <w:pStyle w:val="Lijstalinea"/>
+        <w:numPr>
+          <w:ilvl w:val="0"/>
+          <w:numId w:val="5"/>
+        </w:numPr>
+        <w:shd w:val="clear" w:color="auto" w:fill="121314"/>
+        <w:spacing w:after="0" w:line="285" w:lineRule="atLeast"/>
+        <w:rPr>
+          <w:rFonts w:ascii="Consolas" w:eastAsia="Times New Roman" w:hAnsi="Consolas" w:cs="Times New Roman"/>
+          <w:color w:val="BBBEBF"/>
+          <w:kern w:val="0"/>
+          <w:sz w:val="21"/>
+          <w:szCs w:val="21"/>
+          <w:lang w:eastAsia="nl-NL"/>
+          <w14:ligatures w14:val="none"/>
+        </w:rPr>
+      </w:pPr>
+      <w:r>
+        <w:rPr>
+          <w:rFonts w:ascii="Consolas" w:eastAsia="Times New Roman" w:hAnsi="Consolas" w:cs="Times New Roman"/>
+          <w:color w:val="C9D1D9"/>
+          <w:kern w:val="0"/>
+          <w:sz w:val="21"/>
+          <w:szCs w:val="21"/>
+          <w:lang w:eastAsia="nl-NL"/>
+          <w14:ligatures w14:val="none"/>
+        </w:rPr>
+        <w:t>markers</w:t>
+      </w:r>
+      <w:r>
+        <w:rPr>
+          <w:rFonts w:ascii="Consolas" w:eastAsia="Times New Roman" w:hAnsi="Consolas" w:cs="Times New Roman"/>
+          <w:color w:val="BBBEBF"/>
+          <w:kern w:val="0"/>
+          <w:sz w:val="21"/>
+          <w:szCs w:val="21"/>
+          <w:lang w:eastAsia="nl-NL"/>
+          <w14:ligatures w14:val="none"/>
+        </w:rPr>
+        <w:t>.</w:t>
+      </w:r>
+      <w:r>
+        <w:rPr>
+          <w:rFonts w:ascii="Consolas" w:eastAsia="Times New Roman" w:hAnsi="Consolas" w:cs="Times New Roman"/>
+          <w:color w:val="D2A8FF"/>
+          <w:kern w:val="0"/>
+          <w:sz w:val="21"/>
+          <w:szCs w:val="21"/>
+          <w:lang w:eastAsia="nl-NL"/>
+          <w14:ligatures w14:val="none"/>
+        </w:rPr>
+        <w:t>insert</w:t>
+      </w:r>
+      <w:r>
+        <w:rPr>
+          <w:rFonts w:ascii="Consolas" w:eastAsia="Times New Roman" w:hAnsi="Consolas" w:cs="Times New Roman"/>
+          <w:color w:val="BBBEBF"/>
+          <w:kern w:val="0"/>
+          <w:sz w:val="21"/>
+          <w:szCs w:val="21"/>
+          <w:lang w:eastAsia="nl-NL"/>
+          <w14:ligatures w14:val="none"/>
+        </w:rPr>
+        <w:t>(</w:t>
+      </w:r>
+      <w:r>
+        <w:rPr>
+          <w:rFonts w:ascii="Consolas" w:eastAsia="Times New Roman" w:hAnsi="Consolas" w:cs="Times New Roman"/>
+          <w:color w:val="B5CEA8"/>
+          <w:kern w:val="0"/>
+          <w:sz w:val="21"/>
+          <w:szCs w:val="21"/>
+          <w:lang w:eastAsia="nl-NL"/>
+          <w14:ligatures w14:val="none"/>
+        </w:rPr>
+        <w:t>0</w:t>
+      </w:r>
+      <w:r>
+        <w:rPr>
+          <w:rFonts w:ascii="Consolas" w:eastAsia="Times New Roman" w:hAnsi="Consolas" w:cs="Times New Roman"/>
+          <w:color w:val="BBBEBF"/>
+          <w:kern w:val="0"/>
+          <w:sz w:val="21"/>
+          <w:szCs w:val="21"/>
+          <w:lang w:eastAsia="nl-NL"/>
+          <w14:ligatures w14:val="none"/>
+        </w:rPr>
+        <w:t xml:space="preserve">, </w:t>
+      </w:r>
+      <w:r>
+        <w:rPr>
+          <w:rFonts w:ascii="Consolas" w:eastAsia="Times New Roman" w:hAnsi="Consolas" w:cs="Times New Roman"/>
+          <w:color w:val="A5D6FF"/>
+          <w:kern w:val="0"/>
+          <w:sz w:val="21"/>
+          <w:szCs w:val="21"/>
+          <w:lang w:eastAsia="nl-NL"/>
+          <w14:ligatures w14:val="none"/>
+        </w:rPr>
+        <w:t>'Name'</w:t>
+      </w:r>
+      <w:r>
+        <w:rPr>
+          <w:rFonts w:ascii="Consolas" w:eastAsia="Times New Roman" w:hAnsi="Consolas" w:cs="Times New Roman"/>
+          <w:color w:val="BBBEBF"/>
+          <w:kern w:val="0"/>
+          <w:sz w:val="21"/>
+          <w:szCs w:val="21"/>
+          <w:lang w:eastAsia="nl-NL"/>
+          <w14:ligatures w14:val="none"/>
+        </w:rPr>
+        <w:t>)</w:t>
+      </w:r>
+    </w:p>
+    <w:p>
+      <w:pPr>
+        <w:pStyle w:val="Lijstalinea"/>
+        <w:numPr>
+          <w:ilvl w:val="0"/>
+          <w:numId w:val="5"/>
+        </w:numPr>
+        <w:shd w:val="clear" w:color="auto" w:fill="121314"/>
+        <w:spacing w:after="0" w:line="285" w:lineRule="atLeast"/>
+        <w:rPr>
+          <w:rFonts w:ascii="Consolas" w:eastAsia="Times New Roman" w:hAnsi="Consolas" w:cs="Times New Roman"/>
+          <w:color w:val="BBBEBF"/>
+          <w:kern w:val="0"/>
+          <w:sz w:val="21"/>
+          <w:szCs w:val="21"/>
+          <w:lang w:val="en-US" w:eastAsia="nl-NL"/>
+          <w14:ligatures w14:val="none"/>
+        </w:rPr>
+      </w:pPr>
+      <w:r>
+        <w:rPr>
+          <w:rFonts w:ascii="Consolas" w:eastAsia="Times New Roman" w:hAnsi="Consolas" w:cs="Times New Roman"/>
+          <w:color w:val="C9D1D9"/>
+          <w:kern w:val="0"/>
+          <w:sz w:val="21"/>
+          <w:szCs w:val="21"/>
+          <w:lang w:val="en-US" w:eastAsia="nl-NL"/>
+          <w14:ligatures w14:val="none"/>
+        </w:rPr>
+        <w:t>df_accessions</w:t>
+      </w:r>
+      <w:r>
+        <w:rPr>
+          <w:rFonts w:ascii="Consolas" w:eastAsia="Times New Roman" w:hAnsi="Consolas" w:cs="Times New Roman"/>
+          <w:color w:val="BBBEBF"/>
+          <w:kern w:val="0"/>
+          <w:sz w:val="21"/>
+          <w:szCs w:val="21"/>
+          <w:lang w:val="en-US" w:eastAsia="nl-NL"/>
+          <w14:ligatures w14:val="none"/>
+        </w:rPr>
+        <w:t xml:space="preserve"> </w:t>
+      </w:r>
+      <w:r>
+        <w:rPr>
+          <w:rFonts w:ascii="Consolas" w:eastAsia="Times New Roman" w:hAnsi="Consolas" w:cs="Times New Roman"/>
+          <w:color w:val="D4D4D4"/>
+          <w:kern w:val="0"/>
+          <w:sz w:val="21"/>
+          <w:szCs w:val="21"/>
+          <w:lang w:val="en-US" w:eastAsia="nl-NL"/>
+          <w14:ligatures w14:val="none"/>
+        </w:rPr>
+        <w:t>=</w:t>
+      </w:r>
+      <w:r>
+        <w:rPr>
+          <w:rFonts w:ascii="Consolas" w:eastAsia="Times New Roman" w:hAnsi="Consolas" w:cs="Times New Roman"/>
+          <w:color w:val="BBBEBF"/>
+          <w:kern w:val="0"/>
+          <w:sz w:val="21"/>
+          <w:szCs w:val="21"/>
+          <w:lang w:val="en-US" w:eastAsia="nl-NL"/>
+          <w14:ligatures w14:val="none"/>
+        </w:rPr>
+        <w:t xml:space="preserve"> </w:t>
+      </w:r>
+      <w:r>
+        <w:rPr>
+          <w:rFonts w:ascii="Consolas" w:eastAsia="Times New Roman" w:hAnsi="Consolas" w:cs="Times New Roman"/>
+          <w:color w:val="C9D1D9"/>
+          <w:kern w:val="0"/>
+          <w:sz w:val="21"/>
+          <w:szCs w:val="21"/>
+          <w:lang w:val="en-US" w:eastAsia="nl-NL"/>
+          <w14:ligatures w14:val="none"/>
+        </w:rPr>
+        <w:t>df</w:t>
+      </w:r>
+      <w:r>
+        <w:rPr>
+          <w:rFonts w:ascii="Consolas" w:eastAsia="Times New Roman" w:hAnsi="Consolas" w:cs="Times New Roman"/>
+          <w:color w:val="BBBEBF"/>
+          <w:kern w:val="0"/>
+          <w:sz w:val="21"/>
+          <w:szCs w:val="21"/>
+          <w:lang w:val="en-US" w:eastAsia="nl-NL"/>
+          <w14:ligatures w14:val="none"/>
+        </w:rPr>
+        <w:t>.</w:t>
+      </w:r>
+      <w:r>
+        <w:rPr>
+          <w:rFonts w:ascii="Consolas" w:eastAsia="Times New Roman" w:hAnsi="Consolas" w:cs="Times New Roman"/>
+          <w:color w:val="D2A8FF"/>
+          <w:kern w:val="0"/>
+          <w:sz w:val="21"/>
+          <w:szCs w:val="21"/>
+          <w:lang w:val="en-US" w:eastAsia="nl-NL"/>
+          <w14:ligatures w14:val="none"/>
+        </w:rPr>
+        <w:t>filter</w:t>
+      </w:r>
+      <w:r>
+        <w:rPr>
+          <w:rFonts w:ascii="Consolas" w:eastAsia="Times New Roman" w:hAnsi="Consolas" w:cs="Times New Roman"/>
+          <w:color w:val="BBBEBF"/>
+          <w:kern w:val="0"/>
+          <w:sz w:val="21"/>
+          <w:szCs w:val="21"/>
+          <w:lang w:val="en-US" w:eastAsia="nl-NL"/>
+          <w14:ligatures w14:val="none"/>
+        </w:rPr>
+        <w:t>(</w:t>
+      </w:r>
+      <w:r>
+        <w:rPr>
+          <w:rFonts w:ascii="Consolas" w:eastAsia="Times New Roman" w:hAnsi="Consolas" w:cs="Times New Roman"/>
+          <w:color w:val="C9D1D9"/>
+          <w:kern w:val="0"/>
+          <w:sz w:val="21"/>
+          <w:szCs w:val="21"/>
+          <w:lang w:val="en-US" w:eastAsia="nl-NL"/>
+          <w14:ligatures w14:val="none"/>
+        </w:rPr>
+        <w:t>markers</w:t>
+      </w:r>
+      <w:r>
+        <w:rPr>
+          <w:rFonts w:ascii="Consolas" w:eastAsia="Times New Roman" w:hAnsi="Consolas" w:cs="Times New Roman"/>
+          <w:color w:val="BBBEBF"/>
+          <w:kern w:val="0"/>
+          <w:sz w:val="21"/>
+          <w:szCs w:val="21"/>
+          <w:lang w:val="en-US" w:eastAsia="nl-NL"/>
+          <w14:ligatures w14:val="none"/>
+        </w:rPr>
+        <w:t xml:space="preserve">, </w:t>
+      </w:r>
+      <w:r>
+        <w:rPr>
+          <w:rFonts w:ascii="Consolas" w:eastAsia="Times New Roman" w:hAnsi="Consolas" w:cs="Times New Roman"/>
+          <w:color w:val="FFA657"/>
+          <w:kern w:val="0"/>
+          <w:sz w:val="21"/>
+          <w:szCs w:val="21"/>
+          <w:lang w:val="en-US" w:eastAsia="nl-NL"/>
+          <w14:ligatures w14:val="none"/>
+        </w:rPr>
+        <w:t>axis</w:t>
+      </w:r>
+      <w:r>
+        <w:rPr>
+          <w:rFonts w:ascii="Consolas" w:eastAsia="Times New Roman" w:hAnsi="Consolas" w:cs="Times New Roman"/>
+          <w:color w:val="D4D4D4"/>
+          <w:kern w:val="0"/>
+          <w:sz w:val="21"/>
+          <w:szCs w:val="21"/>
+          <w:lang w:val="en-US" w:eastAsia="nl-NL"/>
+          <w14:ligatures w14:val="none"/>
+        </w:rPr>
+        <w:t>=</w:t>
+      </w:r>
+      <w:r>
+        <w:rPr>
+          <w:rFonts w:ascii="Consolas" w:eastAsia="Times New Roman" w:hAnsi="Consolas" w:cs="Times New Roman"/>
+          <w:color w:val="B5CEA8"/>
+          <w:kern w:val="0"/>
+          <w:sz w:val="21"/>
+          <w:szCs w:val="21"/>
+          <w:lang w:val="en-US" w:eastAsia="nl-NL"/>
+          <w14:ligatures w14:val="none"/>
+        </w:rPr>
+        <w:t>1</w:t>
+      </w:r>
+      <w:r>
+        <w:rPr>
+          <w:rFonts w:ascii="Consolas" w:eastAsia="Times New Roman" w:hAnsi="Consolas" w:cs="Times New Roman"/>
+          <w:color w:val="BBBEBF"/>
+          <w:kern w:val="0"/>
+          <w:sz w:val="21"/>
+          <w:szCs w:val="21"/>
+          <w:lang w:val="en-US" w:eastAsia="nl-NL"/>
+          <w14:ligatures w14:val="none"/>
+        </w:rPr>
+        <w:t>)</w:t>
+      </w:r>
+    </w:p>
+    <w:p>
+      <w:pPr>
+        <w:pStyle w:val="Lijstalinea"/>
+        <w:numPr>
+          <w:ilvl w:val="0"/>
+          <w:numId w:val="5"/>
+        </w:numPr>
+        <w:shd w:val="clear" w:color="auto" w:fill="121314"/>
+        <w:spacing w:after="0" w:line="285" w:lineRule="atLeast"/>
+        <w:rPr>
+          <w:rFonts w:ascii="Consolas" w:eastAsia="Times New Roman" w:hAnsi="Consolas" w:cs="Times New Roman"/>
+          <w:color w:val="BBBEBF"/>
+          <w:kern w:val="0"/>
+          <w:sz w:val="21"/>
+          <w:szCs w:val="21"/>
+          <w:lang w:eastAsia="nl-NL"/>
+          <w14:ligatures w14:val="none"/>
+        </w:rPr>
+      </w:pPr>
+      <w:r>
+        <w:rPr>
+          <w:rFonts w:ascii="Consolas" w:eastAsia="Times New Roman" w:hAnsi="Consolas" w:cs="Times New Roman"/>
+          <w:color w:val="D2A8FF"/>
+          <w:kern w:val="0"/>
+          <w:sz w:val="21"/>
+          <w:szCs w:val="21"/>
+          <w:lang w:eastAsia="nl-NL"/>
+          <w14:ligatures w14:val="none"/>
+        </w:rPr>
+        <w:t>print</w:t>
+      </w:r>
+      <w:r>
+        <w:rPr>
+          <w:rFonts w:ascii="Consolas" w:eastAsia="Times New Roman" w:hAnsi="Consolas" w:cs="Times New Roman"/>
+          <w:color w:val="BBBEBF"/>
+          <w:kern w:val="0"/>
+          <w:sz w:val="21"/>
+          <w:szCs w:val="21"/>
+          <w:lang w:eastAsia="nl-NL"/>
+          <w14:ligatures w14:val="none"/>
+        </w:rPr>
+        <w:t>(</w:t>
+      </w:r>
+      <w:r>
+        <w:rPr>
+          <w:rFonts w:ascii="Consolas" w:eastAsia="Times New Roman" w:hAnsi="Consolas" w:cs="Times New Roman"/>
+          <w:color w:val="C9D1D9"/>
+          <w:kern w:val="0"/>
+          <w:sz w:val="21"/>
+          <w:szCs w:val="21"/>
+          <w:lang w:eastAsia="nl-NL"/>
+          <w14:ligatures w14:val="none"/>
+        </w:rPr>
+        <w:t>df_accessions</w:t>
+      </w:r>
+      <w:r>
+        <w:rPr>
+          <w:rFonts w:ascii="Consolas" w:eastAsia="Times New Roman" w:hAnsi="Consolas" w:cs="Times New Roman"/>
+          <w:color w:val="BBBEBF"/>
+          <w:kern w:val="0"/>
+          <w:sz w:val="21"/>
+          <w:szCs w:val="21"/>
+          <w:lang w:eastAsia="nl-NL"/>
+          <w14:ligatures w14:val="none"/>
+        </w:rPr>
+        <w:t>)</w:t>
+      </w:r>
+    </w:p>
+    <w:p/>
+    <w:p>
+      <w:r>
+        <w:t>hier werd de markers lijst ook aan gepast</w:t>
+      </w:r>
+    </w:p>
+    <w:p>
+      <w:pPr>
+        <w:ind w:left="360"/>
+      </w:pPr>
+      <w:r>
+        <w:t>name_and_markers = markers</w:t>
+      </w:r>
+    </w:p>
+    <w:p>
+      <w:pPr>
+        <w:ind w:left="360"/>
+        <w:rPr>
+          <w:lang w:val="en-US"/>
+        </w:rPr>
+      </w:pPr>
+      <w:r>
+        <w:rPr>
+          <w:lang w:val="en-US"/>
+        </w:rPr>
+        <w:t>name_and_markers.insert(0, 'Name')</w:t>
+      </w:r>
+    </w:p>
+    <w:p>
+      <w:pPr>
+        <w:ind w:left="360"/>
+      </w:pPr>
+      <w:r>
+        <w:lastRenderedPageBreak/>
+        <w:t>eerst een copy maken v</w:t>
+      </w:r>
+      <w:r>
+        <w:t>an de lijst lost het probleem op</w:t>
+      </w:r>
+    </w:p>
+    <w:p>
+      <w:pPr>
+        <w:ind w:left="360"/>
+        <w:rPr>
+          <w:lang w:val="en-US"/>
+        </w:rPr>
+      </w:pPr>
+      <w:r>
+        <w:rPr>
+          <w:lang w:val="en-US"/>
+        </w:rPr>
+        <w:t>name_and_markers = markers.copy()</w:t>
+      </w:r>
+    </w:p>
+    <w:p>
+      <w:pPr>
+        <w:ind w:left="360"/>
+        <w:rPr>
+          <w:lang w:val="en-US"/>
+        </w:rPr>
+      </w:pPr>
+      <w:r>
+        <w:rPr>
+          <w:lang w:val="en-US"/>
+        </w:rPr>
+        <w:t>name_and_markers.insert(0, 'Name')</w:t>
+      </w:r>
+    </w:p>
+    <w:p>
+      <w:pPr>
+        <w:ind w:left="360"/>
+        <w:rPr>
+          <w:lang w:val="en-US"/>
+        </w:rPr>
+      </w:pPr>
+    </w:p>
+    <w:p>
+      <w:pPr>
+        <w:ind w:left="360"/>
+        <w:rPr>
+          <w:lang w:val="en-US"/>
+        </w:rPr>
+      </w:pPr>
+    </w:p>
+    <w:p>
+      <w:pPr>
+        <w:ind w:left="360"/>
+      </w:pPr>
+      <w:r>
+        <w:t>Moet de na warden e</w:t>
+      </w:r>
+      <w:r>
+        <w:t>r uit filteren</w:t>
+      </w:r>
+    </w:p>
+    <w:p>
+      <w:pPr>
+        <w:ind w:left="360" w:firstLine="348"/>
+        <w:rPr>
+          <w:lang w:val="en-US"/>
+        </w:rPr>
+      </w:pPr>
+      <w:r>
+        <w:rPr>
+          <w:lang w:val="en-US"/>
+        </w:rPr>
+        <w:t>if pd.notna(row[marker]):</w:t>
+      </w:r>
+    </w:p>
+    <w:p>
+      <w:pPr>
+        <w:ind w:left="360"/>
+      </w:pPr>
+      <w:r>
+        <w:rPr>
+          <w:lang w:val="en-US"/>
+        </w:rPr>
+        <w:t>         </w:t>
+      </w:r>
+      <w:r>
+        <w:rPr>
+          <w:lang w:val="en-US"/>
+        </w:rPr>
+        <w:tab/>
+      </w:r>
+      <w:r>
+        <w:rPr>
+          <w:lang w:val="en-US"/>
+        </w:rPr>
+        <w:t xml:space="preserve">   </w:t>
+      </w:r>
+      <w:r>
+        <w:t>print(row[marker])</w:t>
+      </w:r>
+    </w:p>
+    <w:p>
+      <w:pPr>
+        <w:ind w:left="360"/>
+      </w:pPr>
+    </w:p>
+    <w:p>
+      <w:pPr>
+        <w:ind w:left="360"/>
+        <w:rPr>
+          <w:lang w:val="en-US"/>
+        </w:rPr>
+      </w:pPr>
+      <w:r>
+        <w:rPr>
+          <w:lang w:val="en-US"/>
+        </w:rPr>
+        <w:t>df_fasta.loc[len(df_fasta)] = temp</w:t>
+      </w:r>
+    </w:p>
+    <w:p>
+      <w:pPr>
+        <w:ind w:left="360"/>
+      </w:pPr>
+      <w:r>
+        <w:t>heeft een frame van d</w:t>
+      </w:r>
+      <w:r>
+        <w:t>f nodig</w:t>
+      </w:r>
+    </w:p>
+    <w:p>
+      <w:pPr>
+        <w:ind w:left="360"/>
+      </w:pPr>
+    </w:p>
+    <w:p>
+      <w:pPr>
+        <w:ind w:left="360"/>
+      </w:pPr>
+      <w:r>
+        <w:t>“” moest aan de lijst toegevoegd worden indien NAN</w:t>
+      </w:r>
+      <w:r>
+        <w:t xml:space="preserve"> voor accesion num</w:t>
+      </w:r>
+    </w:p>
+    <w:p>
+      <w:pPr>
+        <w:ind w:left="360"/>
+        <w:rPr>
+          <w:lang w:val="en-US"/>
+        </w:rPr>
+      </w:pPr>
+      <w:r>
+        <w:rPr>
+          <w:lang w:val="en-US"/>
+        </w:rPr>
+        <w:t>Output in file is a</w:t>
+      </w:r>
+      <w:r>
+        <w:rPr>
+          <w:lang w:val="en-US"/>
+        </w:rPr>
+        <w:t>llemaal in 1 colom</w:t>
+      </w:r>
+    </w:p>
+    <w:p>
+      <w:pPr>
+        <w:ind w:left="360"/>
+        <w:rPr>
+          <w:lang w:val="en-US"/>
+        </w:rPr>
+      </w:pPr>
+    </w:p>
+    <w:p>
+      <w:pPr>
+        <w:ind w:left="360"/>
+        <w:rPr>
+          <w:lang w:val="en-US"/>
+        </w:rPr>
+      </w:pPr>
+    </w:p>
+    <w:p>
+      <w:pPr>
+        <w:ind w:left="360"/>
+        <w:rPr>
+          <w:lang w:val="en-US"/>
+        </w:rPr>
+      </w:pPr>
+    </w:p>
+    <w:p>
+      <w:pPr>
+        <w:ind w:firstLine="708"/>
+        <w:rPr>
+          <w:lang w:val="en-US"/>
+        </w:rPr>
+      </w:pPr>
+    </w:p>
+    <w:p>
+      <w:pPr>
+        <w:rPr>
+          <w:lang w:val="en-US"/>
+        </w:rPr>
+      </w:pPr>
+    </w:p>
+    <w:p>
+      <w:pPr>
+        <w:rPr>
+          <w:lang w:val="en-US"/>
+        </w:rPr>
+      </w:pPr>
+    </w:p>
     <w:sectPr>
       <w:pgSz w:w="11906" w:h="16838"/>
       <w:pgMar w:top="1440" w:right="1440" w:bottom="1440" w:left="1440" w:header="708" w:footer="708" w:gutter="0"/>
@@ -1558,6 +2898,678 @@
       </w:rPr>
     </w:lvl>
   </w:abstractNum>
+  <w:abstractNum w:abstractNumId="3" w15:restartNumberingAfterBreak="0">
+    <w:nsid w:val="5A20507B"/>
+    <w:multiLevelType w:val="multilevel"/>
+    <w:tmpl w:val="8F8A0EAA"/>
+    <w:lvl w:ilvl="0">
+      <w:start w:val="1"/>
+      <w:numFmt w:val="bullet"/>
+      <w:lvlText w:val=""/>
+      <w:lvlJc w:val="left"/>
+      <w:pPr>
+        <w:tabs>
+          <w:tab w:val="num" w:pos="720"/>
+        </w:tabs>
+        <w:ind w:left="720" w:hanging="360"/>
+      </w:pPr>
+      <w:rPr>
+        <w:rFonts w:ascii="Symbol" w:hAnsi="Symbol" w:hint="default"/>
+        <w:sz w:val="20"/>
+      </w:rPr>
+    </w:lvl>
+    <w:lvl w:ilvl="1" w:tentative="1">
+      <w:start w:val="1"/>
+      <w:numFmt w:val="bullet"/>
+      <w:lvlText w:val="o"/>
+      <w:lvlJc w:val="left"/>
+      <w:pPr>
+        <w:tabs>
+          <w:tab w:val="num" w:pos="1440"/>
+        </w:tabs>
+        <w:ind w:left="1440" w:hanging="360"/>
+      </w:pPr>
+      <w:rPr>
+        <w:rFonts w:ascii="Courier New" w:hAnsi="Courier New" w:hint="default"/>
+        <w:sz w:val="20"/>
+      </w:rPr>
+    </w:lvl>
+    <w:lvl w:ilvl="2" w:tentative="1">
+      <w:start w:val="1"/>
+      <w:numFmt w:val="bullet"/>
+      <w:lvlText w:val=""/>
+      <w:lvlJc w:val="left"/>
+      <w:pPr>
+        <w:tabs>
+          <w:tab w:val="num" w:pos="2160"/>
+        </w:tabs>
+        <w:ind w:left="2160" w:hanging="360"/>
+      </w:pPr>
+      <w:rPr>
+        <w:rFonts w:ascii="Wingdings" w:hAnsi="Wingdings" w:hint="default"/>
+        <w:sz w:val="20"/>
+      </w:rPr>
+    </w:lvl>
+    <w:lvl w:ilvl="3" w:tentative="1">
+      <w:start w:val="1"/>
+      <w:numFmt w:val="bullet"/>
+      <w:lvlText w:val=""/>
+      <w:lvlJc w:val="left"/>
+      <w:pPr>
+        <w:tabs>
+          <w:tab w:val="num" w:pos="2880"/>
+        </w:tabs>
+        <w:ind w:left="2880" w:hanging="360"/>
+      </w:pPr>
+      <w:rPr>
+        <w:rFonts w:ascii="Wingdings" w:hAnsi="Wingdings" w:hint="default"/>
+        <w:sz w:val="20"/>
+      </w:rPr>
+    </w:lvl>
+    <w:lvl w:ilvl="4" w:tentative="1">
+      <w:start w:val="1"/>
+      <w:numFmt w:val="bullet"/>
+      <w:lvlText w:val=""/>
+      <w:lvlJc w:val="left"/>
+      <w:pPr>
+        <w:tabs>
+          <w:tab w:val="num" w:pos="3600"/>
+        </w:tabs>
+        <w:ind w:left="3600" w:hanging="360"/>
+      </w:pPr>
+      <w:rPr>
+        <w:rFonts w:ascii="Wingdings" w:hAnsi="Wingdings" w:hint="default"/>
+        <w:sz w:val="20"/>
+      </w:rPr>
+    </w:lvl>
+    <w:lvl w:ilvl="5" w:tentative="1">
+      <w:start w:val="1"/>
+      <w:numFmt w:val="bullet"/>
+      <w:lvlText w:val=""/>
+      <w:lvlJc w:val="left"/>
+      <w:pPr>
+        <w:tabs>
+          <w:tab w:val="num" w:pos="4320"/>
+        </w:tabs>
+        <w:ind w:left="4320" w:hanging="360"/>
+      </w:pPr>
+      <w:rPr>
+        <w:rFonts w:ascii="Wingdings" w:hAnsi="Wingdings" w:hint="default"/>
+        <w:sz w:val="20"/>
+      </w:rPr>
+    </w:lvl>
+    <w:lvl w:ilvl="6" w:tentative="1">
+      <w:start w:val="1"/>
+      <w:numFmt w:val="bullet"/>
+      <w:lvlText w:val=""/>
+      <w:lvlJc w:val="left"/>
+      <w:pPr>
+        <w:tabs>
+          <w:tab w:val="num" w:pos="5040"/>
+        </w:tabs>
+        <w:ind w:left="5040" w:hanging="360"/>
+      </w:pPr>
+      <w:rPr>
+        <w:rFonts w:ascii="Wingdings" w:hAnsi="Wingdings" w:hint="default"/>
+        <w:sz w:val="20"/>
+      </w:rPr>
+    </w:lvl>
+    <w:lvl w:ilvl="7" w:tentative="1">
+      <w:start w:val="1"/>
+      <w:numFmt w:val="bullet"/>
+      <w:lvlText w:val=""/>
+      <w:lvlJc w:val="left"/>
+      <w:pPr>
+        <w:tabs>
+          <w:tab w:val="num" w:pos="5760"/>
+        </w:tabs>
+        <w:ind w:left="5760" w:hanging="360"/>
+      </w:pPr>
+      <w:rPr>
+        <w:rFonts w:ascii="Wingdings" w:hAnsi="Wingdings" w:hint="default"/>
+        <w:sz w:val="20"/>
+      </w:rPr>
+    </w:lvl>
+    <w:lvl w:ilvl="8" w:tentative="1">
+      <w:start w:val="1"/>
+      <w:numFmt w:val="bullet"/>
+      <w:lvlText w:val=""/>
+      <w:lvlJc w:val="left"/>
+      <w:pPr>
+        <w:tabs>
+          <w:tab w:val="num" w:pos="6480"/>
+        </w:tabs>
+        <w:ind w:left="6480" w:hanging="360"/>
+      </w:pPr>
+      <w:rPr>
+        <w:rFonts w:ascii="Wingdings" w:hAnsi="Wingdings" w:hint="default"/>
+        <w:sz w:val="20"/>
+      </w:rPr>
+    </w:lvl>
+  </w:abstractNum>
+  <w:abstractNum w:abstractNumId="4" w15:restartNumberingAfterBreak="0">
+    <w:nsid w:val="5F3718A3"/>
+    <w:multiLevelType w:val="multilevel"/>
+    <w:tmpl w:val="8242AC8C"/>
+    <w:lvl w:ilvl="0">
+      <w:start w:val="1"/>
+      <w:numFmt w:val="decimal"/>
+      <w:lvlText w:val="%1."/>
+      <w:lvlJc w:val="left"/>
+      <w:pPr>
+        <w:tabs>
+          <w:tab w:val="num" w:pos="720"/>
+        </w:tabs>
+        <w:ind w:left="720" w:hanging="360"/>
+      </w:pPr>
+    </w:lvl>
+    <w:lvl w:ilvl="1">
+      <w:numFmt w:val="bullet"/>
+      <w:lvlText w:val=""/>
+      <w:lvlJc w:val="left"/>
+      <w:pPr>
+        <w:ind w:left="3478" w:hanging="360"/>
+      </w:pPr>
+      <w:rPr>
+        <w:rFonts w:ascii="Wingdings" w:eastAsiaTheme="minorHAnsi" w:hAnsi="Wingdings" w:cstheme="minorBidi" w:hint="default"/>
+      </w:rPr>
+    </w:lvl>
+    <w:lvl w:ilvl="2" w:tentative="1">
+      <w:start w:val="1"/>
+      <w:numFmt w:val="decimal"/>
+      <w:lvlText w:val="%3."/>
+      <w:lvlJc w:val="left"/>
+      <w:pPr>
+        <w:tabs>
+          <w:tab w:val="num" w:pos="2160"/>
+        </w:tabs>
+        <w:ind w:left="2160" w:hanging="360"/>
+      </w:pPr>
+    </w:lvl>
+    <w:lvl w:ilvl="3" w:tentative="1">
+      <w:start w:val="1"/>
+      <w:numFmt w:val="decimal"/>
+      <w:lvlText w:val="%4."/>
+      <w:lvlJc w:val="left"/>
+      <w:pPr>
+        <w:tabs>
+          <w:tab w:val="num" w:pos="2880"/>
+        </w:tabs>
+        <w:ind w:left="2880" w:hanging="360"/>
+      </w:pPr>
+    </w:lvl>
+    <w:lvl w:ilvl="4" w:tentative="1">
+      <w:start w:val="1"/>
+      <w:numFmt w:val="decimal"/>
+      <w:lvlText w:val="%5."/>
+      <w:lvlJc w:val="left"/>
+      <w:pPr>
+        <w:tabs>
+          <w:tab w:val="num" w:pos="3600"/>
+        </w:tabs>
+        <w:ind w:left="3600" w:hanging="360"/>
+      </w:pPr>
+    </w:lvl>
+    <w:lvl w:ilvl="5" w:tentative="1">
+      <w:start w:val="1"/>
+      <w:numFmt w:val="decimal"/>
+      <w:lvlText w:val="%6."/>
+      <w:lvlJc w:val="left"/>
+      <w:pPr>
+        <w:tabs>
+          <w:tab w:val="num" w:pos="4320"/>
+        </w:tabs>
+        <w:ind w:left="4320" w:hanging="360"/>
+      </w:pPr>
+    </w:lvl>
+    <w:lvl w:ilvl="6" w:tentative="1">
+      <w:start w:val="1"/>
+      <w:numFmt w:val="decimal"/>
+      <w:lvlText w:val="%7."/>
+      <w:lvlJc w:val="left"/>
+      <w:pPr>
+        <w:tabs>
+          <w:tab w:val="num" w:pos="5040"/>
+        </w:tabs>
+        <w:ind w:left="5040" w:hanging="360"/>
+      </w:pPr>
+    </w:lvl>
+    <w:lvl w:ilvl="7" w:tentative="1">
+      <w:start w:val="1"/>
+      <w:numFmt w:val="decimal"/>
+      <w:lvlText w:val="%8."/>
+      <w:lvlJc w:val="left"/>
+      <w:pPr>
+        <w:tabs>
+          <w:tab w:val="num" w:pos="5760"/>
+        </w:tabs>
+        <w:ind w:left="5760" w:hanging="360"/>
+      </w:pPr>
+    </w:lvl>
+    <w:lvl w:ilvl="8" w:tentative="1">
+      <w:start w:val="1"/>
+      <w:numFmt w:val="decimal"/>
+      <w:lvlText w:val="%9."/>
+      <w:lvlJc w:val="left"/>
+      <w:pPr>
+        <w:tabs>
+          <w:tab w:val="num" w:pos="6480"/>
+        </w:tabs>
+        <w:ind w:left="6480" w:hanging="360"/>
+      </w:pPr>
+    </w:lvl>
+  </w:abstractNum>
+  <w:abstractNum w:abstractNumId="5" w15:restartNumberingAfterBreak="0">
+    <w:nsid w:val="62297D8D"/>
+    <w:multiLevelType w:val="multilevel"/>
+    <w:tmpl w:val="9ACAB914"/>
+    <w:lvl w:ilvl="0">
+      <w:start w:val="1"/>
+      <w:numFmt w:val="decimal"/>
+      <w:lvlText w:val="%1."/>
+      <w:lvlJc w:val="left"/>
+      <w:pPr>
+        <w:tabs>
+          <w:tab w:val="num" w:pos="720"/>
+        </w:tabs>
+        <w:ind w:left="720" w:hanging="360"/>
+      </w:pPr>
+    </w:lvl>
+    <w:lvl w:ilvl="1" w:tentative="1">
+      <w:start w:val="1"/>
+      <w:numFmt w:val="decimal"/>
+      <w:lvlText w:val="%2."/>
+      <w:lvlJc w:val="left"/>
+      <w:pPr>
+        <w:tabs>
+          <w:tab w:val="num" w:pos="1440"/>
+        </w:tabs>
+        <w:ind w:left="1440" w:hanging="360"/>
+      </w:pPr>
+    </w:lvl>
+    <w:lvl w:ilvl="2" w:tentative="1">
+      <w:start w:val="1"/>
+      <w:numFmt w:val="decimal"/>
+      <w:lvlText w:val="%3."/>
+      <w:lvlJc w:val="left"/>
+      <w:pPr>
+        <w:tabs>
+          <w:tab w:val="num" w:pos="2160"/>
+        </w:tabs>
+        <w:ind w:left="2160" w:hanging="360"/>
+      </w:pPr>
+    </w:lvl>
+    <w:lvl w:ilvl="3" w:tentative="1">
+      <w:start w:val="1"/>
+      <w:numFmt w:val="decimal"/>
+      <w:lvlText w:val="%4."/>
+      <w:lvlJc w:val="left"/>
+      <w:pPr>
+        <w:tabs>
+          <w:tab w:val="num" w:pos="2880"/>
+        </w:tabs>
+        <w:ind w:left="2880" w:hanging="360"/>
+      </w:pPr>
+    </w:lvl>
+    <w:lvl w:ilvl="4" w:tentative="1">
+      <w:start w:val="1"/>
+      <w:numFmt w:val="decimal"/>
+      <w:lvlText w:val="%5."/>
+      <w:lvlJc w:val="left"/>
+      <w:pPr>
+        <w:tabs>
+          <w:tab w:val="num" w:pos="3600"/>
+        </w:tabs>
+        <w:ind w:left="3600" w:hanging="360"/>
+      </w:pPr>
+    </w:lvl>
+    <w:lvl w:ilvl="5" w:tentative="1">
+      <w:start w:val="1"/>
+      <w:numFmt w:val="decimal"/>
+      <w:lvlText w:val="%6."/>
+      <w:lvlJc w:val="left"/>
+      <w:pPr>
+        <w:tabs>
+          <w:tab w:val="num" w:pos="4320"/>
+        </w:tabs>
+        <w:ind w:left="4320" w:hanging="360"/>
+      </w:pPr>
+    </w:lvl>
+    <w:lvl w:ilvl="6" w:tentative="1">
+      <w:start w:val="1"/>
+      <w:numFmt w:val="decimal"/>
+      <w:lvlText w:val="%7."/>
+      <w:lvlJc w:val="left"/>
+      <w:pPr>
+        <w:tabs>
+          <w:tab w:val="num" w:pos="5040"/>
+        </w:tabs>
+        <w:ind w:left="5040" w:hanging="360"/>
+      </w:pPr>
+    </w:lvl>
+    <w:lvl w:ilvl="7" w:tentative="1">
+      <w:start w:val="1"/>
+      <w:numFmt w:val="decimal"/>
+      <w:lvlText w:val="%8."/>
+      <w:lvlJc w:val="left"/>
+      <w:pPr>
+        <w:tabs>
+          <w:tab w:val="num" w:pos="5760"/>
+        </w:tabs>
+        <w:ind w:left="5760" w:hanging="360"/>
+      </w:pPr>
+    </w:lvl>
+    <w:lvl w:ilvl="8" w:tentative="1">
+      <w:start w:val="1"/>
+      <w:numFmt w:val="decimal"/>
+      <w:lvlText w:val="%9."/>
+      <w:lvlJc w:val="left"/>
+      <w:pPr>
+        <w:tabs>
+          <w:tab w:val="num" w:pos="6480"/>
+        </w:tabs>
+        <w:ind w:left="6480" w:hanging="360"/>
+      </w:pPr>
+    </w:lvl>
+  </w:abstractNum>
+  <w:abstractNum w:abstractNumId="6" w15:restartNumberingAfterBreak="0">
+    <w:nsid w:val="67515C13"/>
+    <w:multiLevelType w:val="multilevel"/>
+    <w:tmpl w:val="32F443C8"/>
+    <w:lvl w:ilvl="0">
+      <w:start w:val="1"/>
+      <w:numFmt w:val="bullet"/>
+      <w:lvlText w:val=""/>
+      <w:lvlJc w:val="left"/>
+      <w:pPr>
+        <w:tabs>
+          <w:tab w:val="num" w:pos="720"/>
+        </w:tabs>
+        <w:ind w:left="720" w:hanging="360"/>
+      </w:pPr>
+      <w:rPr>
+        <w:rFonts w:ascii="Symbol" w:hAnsi="Symbol" w:hint="default"/>
+        <w:sz w:val="20"/>
+      </w:rPr>
+    </w:lvl>
+    <w:lvl w:ilvl="1" w:tentative="1">
+      <w:start w:val="1"/>
+      <w:numFmt w:val="bullet"/>
+      <w:lvlText w:val="o"/>
+      <w:lvlJc w:val="left"/>
+      <w:pPr>
+        <w:tabs>
+          <w:tab w:val="num" w:pos="1440"/>
+        </w:tabs>
+        <w:ind w:left="1440" w:hanging="360"/>
+      </w:pPr>
+      <w:rPr>
+        <w:rFonts w:ascii="Courier New" w:hAnsi="Courier New" w:hint="default"/>
+        <w:sz w:val="20"/>
+      </w:rPr>
+    </w:lvl>
+    <w:lvl w:ilvl="2" w:tentative="1">
+      <w:start w:val="1"/>
+      <w:numFmt w:val="bullet"/>
+      <w:lvlText w:val=""/>
+      <w:lvlJc w:val="left"/>
+      <w:pPr>
+        <w:tabs>
+          <w:tab w:val="num" w:pos="2160"/>
+        </w:tabs>
+        <w:ind w:left="2160" w:hanging="360"/>
+      </w:pPr>
+      <w:rPr>
+        <w:rFonts w:ascii="Wingdings" w:hAnsi="Wingdings" w:hint="default"/>
+        <w:sz w:val="20"/>
+      </w:rPr>
+    </w:lvl>
+    <w:lvl w:ilvl="3" w:tentative="1">
+      <w:start w:val="1"/>
+      <w:numFmt w:val="bullet"/>
+      <w:lvlText w:val=""/>
+      <w:lvlJc w:val="left"/>
+      <w:pPr>
+        <w:tabs>
+          <w:tab w:val="num" w:pos="2880"/>
+        </w:tabs>
+        <w:ind w:left="2880" w:hanging="360"/>
+      </w:pPr>
+      <w:rPr>
+        <w:rFonts w:ascii="Wingdings" w:hAnsi="Wingdings" w:hint="default"/>
+        <w:sz w:val="20"/>
+      </w:rPr>
+    </w:lvl>
+    <w:lvl w:ilvl="4" w:tentative="1">
+      <w:start w:val="1"/>
+      <w:numFmt w:val="bullet"/>
+      <w:lvlText w:val=""/>
+      <w:lvlJc w:val="left"/>
+      <w:pPr>
+        <w:tabs>
+          <w:tab w:val="num" w:pos="3600"/>
+        </w:tabs>
+        <w:ind w:left="3600" w:hanging="360"/>
+      </w:pPr>
+      <w:rPr>
+        <w:rFonts w:ascii="Wingdings" w:hAnsi="Wingdings" w:hint="default"/>
+        <w:sz w:val="20"/>
+      </w:rPr>
+    </w:lvl>
+    <w:lvl w:ilvl="5" w:tentative="1">
+      <w:start w:val="1"/>
+      <w:numFmt w:val="bullet"/>
+      <w:lvlText w:val=""/>
+      <w:lvlJc w:val="left"/>
+      <w:pPr>
+        <w:tabs>
+          <w:tab w:val="num" w:pos="4320"/>
+        </w:tabs>
+        <w:ind w:left="4320" w:hanging="360"/>
+      </w:pPr>
+      <w:rPr>
+        <w:rFonts w:ascii="Wingdings" w:hAnsi="Wingdings" w:hint="default"/>
+        <w:sz w:val="20"/>
+      </w:rPr>
+    </w:lvl>
+    <w:lvl w:ilvl="6" w:tentative="1">
+      <w:start w:val="1"/>
+      <w:numFmt w:val="bullet"/>
+      <w:lvlText w:val=""/>
+      <w:lvlJc w:val="left"/>
+      <w:pPr>
+        <w:tabs>
+          <w:tab w:val="num" w:pos="5040"/>
+        </w:tabs>
+        <w:ind w:left="5040" w:hanging="360"/>
+      </w:pPr>
+      <w:rPr>
+        <w:rFonts w:ascii="Wingdings" w:hAnsi="Wingdings" w:hint="default"/>
+        <w:sz w:val="20"/>
+      </w:rPr>
+    </w:lvl>
+    <w:lvl w:ilvl="7" w:tentative="1">
+      <w:start w:val="1"/>
+      <w:numFmt w:val="bullet"/>
+      <w:lvlText w:val=""/>
+      <w:lvlJc w:val="left"/>
+      <w:pPr>
+        <w:tabs>
+          <w:tab w:val="num" w:pos="5760"/>
+        </w:tabs>
+        <w:ind w:left="5760" w:hanging="360"/>
+      </w:pPr>
+      <w:rPr>
+        <w:rFonts w:ascii="Wingdings" w:hAnsi="Wingdings" w:hint="default"/>
+        <w:sz w:val="20"/>
+      </w:rPr>
+    </w:lvl>
+    <w:lvl w:ilvl="8" w:tentative="1">
+      <w:start w:val="1"/>
+      <w:numFmt w:val="bullet"/>
+      <w:lvlText w:val=""/>
+      <w:lvlJc w:val="left"/>
+      <w:pPr>
+        <w:tabs>
+          <w:tab w:val="num" w:pos="6480"/>
+        </w:tabs>
+        <w:ind w:left="6480" w:hanging="360"/>
+      </w:pPr>
+      <w:rPr>
+        <w:rFonts w:ascii="Wingdings" w:hAnsi="Wingdings" w:hint="default"/>
+        <w:sz w:val="20"/>
+      </w:rPr>
+    </w:lvl>
+  </w:abstractNum>
+  <w:abstractNum w:abstractNumId="7" w15:restartNumberingAfterBreak="0">
+    <w:nsid w:val="7A3F176F"/>
+    <w:multiLevelType w:val="multilevel"/>
+    <w:tmpl w:val="63682680"/>
+    <w:lvl w:ilvl="0">
+      <w:start w:val="1"/>
+      <w:numFmt w:val="bullet"/>
+      <w:lvlText w:val=""/>
+      <w:lvlJc w:val="left"/>
+      <w:pPr>
+        <w:tabs>
+          <w:tab w:val="num" w:pos="720"/>
+        </w:tabs>
+        <w:ind w:left="720" w:hanging="360"/>
+      </w:pPr>
+      <w:rPr>
+        <w:rFonts w:ascii="Symbol" w:hAnsi="Symbol" w:hint="default"/>
+        <w:sz w:val="20"/>
+      </w:rPr>
+    </w:lvl>
+    <w:lvl w:ilvl="1" w:tentative="1">
+      <w:start w:val="1"/>
+      <w:numFmt w:val="bullet"/>
+      <w:lvlText w:val="o"/>
+      <w:lvlJc w:val="left"/>
+      <w:pPr>
+        <w:tabs>
+          <w:tab w:val="num" w:pos="1440"/>
+        </w:tabs>
+        <w:ind w:left="1440" w:hanging="360"/>
+      </w:pPr>
+      <w:rPr>
+        <w:rFonts w:ascii="Courier New" w:hAnsi="Courier New" w:hint="default"/>
+        <w:sz w:val="20"/>
+      </w:rPr>
+    </w:lvl>
+    <w:lvl w:ilvl="2" w:tentative="1">
+      <w:start w:val="1"/>
+      <w:numFmt w:val="bullet"/>
+      <w:lvlText w:val=""/>
+      <w:lvlJc w:val="left"/>
+      <w:pPr>
+        <w:tabs>
+          <w:tab w:val="num" w:pos="2160"/>
+        </w:tabs>
+        <w:ind w:left="2160" w:hanging="360"/>
+      </w:pPr>
+      <w:rPr>
+        <w:rFonts w:ascii="Wingdings" w:hAnsi="Wingdings" w:hint="default"/>
+        <w:sz w:val="20"/>
+      </w:rPr>
+    </w:lvl>
+    <w:lvl w:ilvl="3" w:tentative="1">
+      <w:start w:val="1"/>
+      <w:numFmt w:val="bullet"/>
+      <w:lvlText w:val=""/>
+      <w:lvlJc w:val="left"/>
+      <w:pPr>
+        <w:tabs>
+          <w:tab w:val="num" w:pos="2880"/>
+        </w:tabs>
+        <w:ind w:left="2880" w:hanging="360"/>
+      </w:pPr>
+      <w:rPr>
+        <w:rFonts w:ascii="Wingdings" w:hAnsi="Wingdings" w:hint="default"/>
+        <w:sz w:val="20"/>
+      </w:rPr>
+    </w:lvl>
+    <w:lvl w:ilvl="4" w:tentative="1">
+      <w:start w:val="1"/>
+      <w:numFmt w:val="bullet"/>
+      <w:lvlText w:val=""/>
+      <w:lvlJc w:val="left"/>
+      <w:pPr>
+        <w:tabs>
+          <w:tab w:val="num" w:pos="3600"/>
+        </w:tabs>
+        <w:ind w:left="3600" w:hanging="360"/>
+      </w:pPr>
+      <w:rPr>
+        <w:rFonts w:ascii="Wingdings" w:hAnsi="Wingdings" w:hint="default"/>
+        <w:sz w:val="20"/>
+      </w:rPr>
+    </w:lvl>
+    <w:lvl w:ilvl="5" w:tentative="1">
+      <w:start w:val="1"/>
+      <w:numFmt w:val="bullet"/>
+      <w:lvlText w:val=""/>
+      <w:lvlJc w:val="left"/>
+      <w:pPr>
+        <w:tabs>
+          <w:tab w:val="num" w:pos="4320"/>
+        </w:tabs>
+        <w:ind w:left="4320" w:hanging="360"/>
+      </w:pPr>
+      <w:rPr>
+        <w:rFonts w:ascii="Wingdings" w:hAnsi="Wingdings" w:hint="default"/>
+        <w:sz w:val="20"/>
+      </w:rPr>
+    </w:lvl>
+    <w:lvl w:ilvl="6" w:tentative="1">
+      <w:start w:val="1"/>
+      <w:numFmt w:val="bullet"/>
+      <w:lvlText w:val=""/>
+      <w:lvlJc w:val="left"/>
+      <w:pPr>
+        <w:tabs>
+          <w:tab w:val="num" w:pos="5040"/>
+        </w:tabs>
+        <w:ind w:left="5040" w:hanging="360"/>
+      </w:pPr>
+      <w:rPr>
+        <w:rFonts w:ascii="Wingdings" w:hAnsi="Wingdings" w:hint="default"/>
+        <w:sz w:val="20"/>
+      </w:rPr>
+    </w:lvl>
+    <w:lvl w:ilvl="7" w:tentative="1">
+      <w:start w:val="1"/>
+      <w:numFmt w:val="bullet"/>
+      <w:lvlText w:val=""/>
+      <w:lvlJc w:val="left"/>
+      <w:pPr>
+        <w:tabs>
+          <w:tab w:val="num" w:pos="5760"/>
+        </w:tabs>
+        <w:ind w:left="5760" w:hanging="360"/>
+      </w:pPr>
+      <w:rPr>
+        <w:rFonts w:ascii="Wingdings" w:hAnsi="Wingdings" w:hint="default"/>
+        <w:sz w:val="20"/>
+      </w:rPr>
+    </w:lvl>
+    <w:lvl w:ilvl="8" w:tentative="1">
+      <w:start w:val="1"/>
+      <w:numFmt w:val="bullet"/>
+      <w:lvlText w:val=""/>
+      <w:lvlJc w:val="left"/>
+      <w:pPr>
+        <w:tabs>
+          <w:tab w:val="num" w:pos="6480"/>
+        </w:tabs>
+        <w:ind w:left="6480" w:hanging="360"/>
+      </w:pPr>
+      <w:rPr>
+        <w:rFonts w:ascii="Wingdings" w:hAnsi="Wingdings" w:hint="default"/>
+        <w:sz w:val="20"/>
+      </w:rPr>
+    </w:lvl>
+  </w:abstractNum>
   <w:num w:numId="1" w16cid:durableId="1374963453">
     <w:abstractNumId w:val="2"/>
   </w:num>
@@ -1566,6 +3578,21 @@
   </w:num>
   <w:num w:numId="3" w16cid:durableId="1858887320">
     <w:abstractNumId w:val="1"/>
+  </w:num>
+  <w:num w:numId="4" w16cid:durableId="597103575">
+    <w:abstractNumId w:val="7"/>
+  </w:num>
+  <w:num w:numId="5" w16cid:durableId="896816766">
+    <w:abstractNumId w:val="4"/>
+  </w:num>
+  <w:num w:numId="6" w16cid:durableId="1596788885">
+    <w:abstractNumId w:val="6"/>
+  </w:num>
+  <w:num w:numId="7" w16cid:durableId="1513033834">
+    <w:abstractNumId w:val="5"/>
+  </w:num>
+  <w:num w:numId="8" w16cid:durableId="82534203">
+    <w:abstractNumId w:val="3"/>
   </w:num>
 </w:numbering>
 </file>
@@ -2505,6 +4532,40 @@
       </w:tblBorders>
     </w:tblPr>
   </w:style>
+  <w:style w:type="paragraph" w:styleId="Normaalweb">
+    <w:name w:val="Normal (Web)"/>
+    <w:basedOn w:val="Standaard"/>
+    <w:uiPriority w:val="99"/>
+    <w:semiHidden/>
+    <w:unhideWhenUsed/>
+    <w:rsid w:val="00DB279E"/>
+    <w:rPr>
+      <w:rFonts w:ascii="Times New Roman" w:hAnsi="Times New Roman" w:cs="Times New Roman"/>
+    </w:rPr>
+  </w:style>
+  <w:style w:type="character" w:styleId="Hyperlink">
+    <w:name w:val="Hyperlink"/>
+    <w:basedOn w:val="Standaardalinea-lettertype"/>
+    <w:uiPriority w:val="99"/>
+    <w:unhideWhenUsed/>
+    <w:rsid w:val="007F5135"/>
+    <w:rPr>
+      <w:color w:val="467886" w:themeColor="hyperlink"/>
+      <w:u w:val="single"/>
+    </w:rPr>
+  </w:style>
+  <w:style w:type="character" w:styleId="Onopgelostemelding">
+    <w:name w:val="Unresolved Mention"/>
+    <w:basedOn w:val="Standaardalinea-lettertype"/>
+    <w:uiPriority w:val="99"/>
+    <w:semiHidden/>
+    <w:unhideWhenUsed/>
+    <w:rsid w:val="007F5135"/>
+    <w:rPr>
+      <w:color w:val="605E5C"/>
+      <w:shd w:val="clear" w:color="auto" w:fill="E1DFDD"/>
+    </w:rPr>
+  </w:style>
 </w:styles>
 </file>
 

--- a/Stage Meise logbook.docx
+++ b/Stage Meise logbook.docx
@@ -835,7 +835,21 @@
         <w:rPr>
           <w:lang w:val="en-BE"/>
         </w:rPr>
-        <w:t>Code system standardizeren.</w:t>
+        <w:t xml:space="preserve">Code system </w:t>
+      </w:r>
+      <w:proofErr w:type="spellStart"/>
+      <w:r>
+        <w:rPr>
+          <w:lang w:val="en-BE"/>
+        </w:rPr>
+        <w:t>standardizeren</w:t>
+      </w:r>
+      <w:proofErr w:type="spellEnd"/>
+      <w:r>
+        <w:rPr>
+          <w:lang w:val="en-BE"/>
+        </w:rPr>
+        <w:t>.</w:t>
       </w:r>
     </w:p>
     <w:p>
@@ -875,7 +889,23 @@
         <w:ind w:left="1416"/>
       </w:pPr>
       <w:r>
-        <w:t>1. API shape is fundamentally different</w:t>
+        <w:t xml:space="preserve">1. API </w:t>
+      </w:r>
+      <w:proofErr w:type="spellStart"/>
+      <w:r>
+        <w:t>shape</w:t>
+      </w:r>
+      <w:proofErr w:type="spellEnd"/>
+      <w:r>
+        <w:t xml:space="preserve"> is </w:t>
+      </w:r>
+      <w:proofErr w:type="spellStart"/>
+      <w:r>
+        <w:t>fundamentally</w:t>
+      </w:r>
+      <w:proofErr w:type="spellEnd"/>
+      <w:r>
+        <w:t xml:space="preserve"> different</w:t>
       </w:r>
     </w:p>
     <w:p>
@@ -892,7 +922,49 @@
         <w:rPr>
           <w:lang w:val="en-US"/>
         </w:rPr>
-        <w:t>NCBI Entrez is a 2-call pattern: esearch (get IDs) → efetch (get GenBank records), keyed by species+marker in one query.</w:t>
+        <w:t>NCBI Entrez is a 2-call pattern: </w:t>
+      </w:r>
+      <w:proofErr w:type="spellStart"/>
+      <w:r>
+        <w:rPr>
+          <w:lang w:val="en-US"/>
+        </w:rPr>
+        <w:t>esearch</w:t>
+      </w:r>
+      <w:proofErr w:type="spellEnd"/>
+      <w:r>
+        <w:rPr>
+          <w:lang w:val="en-US"/>
+        </w:rPr>
+        <w:t> (get IDs) → </w:t>
+      </w:r>
+      <w:proofErr w:type="spellStart"/>
+      <w:r>
+        <w:rPr>
+          <w:lang w:val="en-US"/>
+        </w:rPr>
+        <w:t>efetch</w:t>
+      </w:r>
+      <w:proofErr w:type="spellEnd"/>
+      <w:r>
+        <w:rPr>
+          <w:lang w:val="en-US"/>
+        </w:rPr>
+        <w:t xml:space="preserve"> (get GenBank records), keyed by </w:t>
+      </w:r>
+      <w:proofErr w:type="spellStart"/>
+      <w:r>
+        <w:rPr>
+          <w:lang w:val="en-US"/>
+        </w:rPr>
+        <w:t>species+marker</w:t>
+      </w:r>
+      <w:proofErr w:type="spellEnd"/>
+      <w:r>
+        <w:rPr>
+          <w:lang w:val="en-US"/>
+        </w:rPr>
+        <w:t xml:space="preserve"> in one query.</w:t>
       </w:r>
     </w:p>
     <w:p>
@@ -909,7 +981,63 @@
         <w:rPr>
           <w:lang w:val="en-US"/>
         </w:rPr>
-        <w:t>BOLD v5 is a 3-step token flow: query/preprocessor (validate the term) → query (get a query_id) → documents/&lt;query_id&gt;/download (actually get data). You can't skip straight to fetching — you need that query_id first.</w:t>
+        <w:t>BOLD v5 is a 3-step token flow: query/preprocessor (validate the term) → query (get a </w:t>
+      </w:r>
+      <w:proofErr w:type="spellStart"/>
+      <w:r>
+        <w:rPr>
+          <w:lang w:val="en-US"/>
+        </w:rPr>
+        <w:t>query_id</w:t>
+      </w:r>
+      <w:proofErr w:type="spellEnd"/>
+      <w:r>
+        <w:rPr>
+          <w:lang w:val="en-US"/>
+        </w:rPr>
+        <w:t>) → documents/&lt;</w:t>
+      </w:r>
+      <w:proofErr w:type="spellStart"/>
+      <w:r>
+        <w:rPr>
+          <w:lang w:val="en-US"/>
+        </w:rPr>
+        <w:t>query_id</w:t>
+      </w:r>
+      <w:proofErr w:type="spellEnd"/>
+      <w:r>
+        <w:rPr>
+          <w:lang w:val="en-US"/>
+        </w:rPr>
+        <w:t>&gt;/download (</w:t>
+      </w:r>
+      <w:proofErr w:type="gramStart"/>
+      <w:r>
+        <w:rPr>
+          <w:lang w:val="en-US"/>
+        </w:rPr>
+        <w:t>actually get</w:t>
+      </w:r>
+      <w:proofErr w:type="gramEnd"/>
+      <w:r>
+        <w:rPr>
+          <w:lang w:val="en-US"/>
+        </w:rPr>
+        <w:t xml:space="preserve"> data). You can't skip straight to fetching — you need that </w:t>
+      </w:r>
+      <w:proofErr w:type="spellStart"/>
+      <w:r>
+        <w:rPr>
+          <w:lang w:val="en-US"/>
+        </w:rPr>
+        <w:t>query_id</w:t>
+      </w:r>
+      <w:proofErr w:type="spellEnd"/>
+      <w:r>
+        <w:rPr>
+          <w:lang w:val="en-US"/>
+        </w:rPr>
+        <w:t> first.</w:t>
       </w:r>
     </w:p>
     <w:p>
@@ -930,7 +1058,35 @@
           <w:lang w:val="en-US"/>
         </w:rPr>
         <w:br/>
-        <w:t>NCBI lets you put the marker directly in the search query ("species"[Organism] AND rbcL). BOLD has no marker scope — a species query returns records for </w:t>
+        <w:t xml:space="preserve">NCBI lets you put the marker directly in the search query ("species"[Organism] AND </w:t>
+      </w:r>
+      <w:proofErr w:type="spellStart"/>
+      <w:r>
+        <w:rPr>
+          <w:lang w:val="en-US"/>
+        </w:rPr>
+        <w:t>rbcL</w:t>
+      </w:r>
+      <w:proofErr w:type="spellEnd"/>
+      <w:r>
+        <w:rPr>
+          <w:lang w:val="en-US"/>
+        </w:rPr>
+        <w:t xml:space="preserve">). BOLD has no marker </w:t>
+      </w:r>
+      <w:proofErr w:type="gramStart"/>
+      <w:r>
+        <w:rPr>
+          <w:lang w:val="en-US"/>
+        </w:rPr>
+        <w:t>scope — a</w:t>
+      </w:r>
+      <w:proofErr w:type="gramEnd"/>
+      <w:r>
+        <w:rPr>
+          <w:lang w:val="en-US"/>
+        </w:rPr>
+        <w:t xml:space="preserve"> species query returns records for </w:t>
       </w:r>
       <w:r>
         <w:rPr>
@@ -944,7 +1100,35 @@
         <w:rPr>
           <w:lang w:val="en-US"/>
         </w:rPr>
-        <w:t> marker at once, and you filter by marker_code locally. I turned this into an advantage: fetch once per species, cache it, and reuse across all markers instead of hitting the API once per species-marker pair like the NCBI version does.</w:t>
+        <w:t> marker at once, and you filter by </w:t>
+      </w:r>
+      <w:proofErr w:type="spellStart"/>
+      <w:r>
+        <w:rPr>
+          <w:lang w:val="en-US"/>
+        </w:rPr>
+        <w:t>marker_code</w:t>
+      </w:r>
+      <w:proofErr w:type="spellEnd"/>
+      <w:r>
+        <w:rPr>
+          <w:lang w:val="en-US"/>
+        </w:rPr>
+        <w:t xml:space="preserve"> locally. I turned this into an advantage: fetch once per species, cache it, and </w:t>
+      </w:r>
+      <w:proofErr w:type="gramStart"/>
+      <w:r>
+        <w:rPr>
+          <w:lang w:val="en-US"/>
+        </w:rPr>
+        <w:t>reuse across</w:t>
+      </w:r>
+      <w:proofErr w:type="gramEnd"/>
+      <w:r>
+        <w:rPr>
+          <w:lang w:val="en-US"/>
+        </w:rPr>
+        <w:t xml:space="preserve"> all markers instead of hitting the API once per species-marker pair like the NCBI version does.</w:t>
       </w:r>
     </w:p>
     <w:p>
@@ -965,7 +1149,51 @@
           <w:lang w:val="en-US"/>
         </w:rPr>
         <w:br/>
-        <w:t>BOLD's download endpoint returns newline-delimited JSON, not a JSON array. If you json.loads() the whole response body you get a parse error — you have to split on newlines and parse each line individually. This isn't documented clearly anywhere; I only found it by hitting the live endpoint with curl.</w:t>
+        <w:t>BOLD's download endpoint returns newline-delimited JSON, not a JSON array. If you </w:t>
+      </w:r>
+      <w:proofErr w:type="spellStart"/>
+      <w:proofErr w:type="gramStart"/>
+      <w:r>
+        <w:rPr>
+          <w:lang w:val="en-US"/>
+        </w:rPr>
+        <w:t>json.loads</w:t>
+      </w:r>
+      <w:proofErr w:type="spellEnd"/>
+      <w:proofErr w:type="gramEnd"/>
+      <w:r>
+        <w:rPr>
+          <w:lang w:val="en-US"/>
+        </w:rPr>
+        <w:t xml:space="preserve">() the whole response </w:t>
+      </w:r>
+      <w:proofErr w:type="gramStart"/>
+      <w:r>
+        <w:rPr>
+          <w:lang w:val="en-US"/>
+        </w:rPr>
+        <w:t>body</w:t>
+      </w:r>
+      <w:proofErr w:type="gramEnd"/>
+      <w:r>
+        <w:rPr>
+          <w:lang w:val="en-US"/>
+        </w:rPr>
+        <w:t xml:space="preserve"> you get a parse error — you </w:t>
+      </w:r>
+      <w:proofErr w:type="gramStart"/>
+      <w:r>
+        <w:rPr>
+          <w:lang w:val="en-US"/>
+        </w:rPr>
+        <w:t>have to</w:t>
+      </w:r>
+      <w:proofErr w:type="gramEnd"/>
+      <w:r>
+        <w:rPr>
+          <w:lang w:val="en-US"/>
+        </w:rPr>
+        <w:t xml:space="preserve"> split on newlines and parse each line individually. This isn't documented clearly anywhere; I only found it by hitting the live endpoint with curl.</w:t>
       </w:r>
     </w:p>
     <w:p>
@@ -986,7 +1214,35 @@
           <w:lang w:val="en-US"/>
         </w:rPr>
         <w:br/>
-        <w:t>NCBI's esearch clearly returns an empty IdList when nothing matches. BOLD's preprocessor step </w:t>
+        <w:t>NCBI's </w:t>
+      </w:r>
+      <w:proofErr w:type="spellStart"/>
+      <w:r>
+        <w:rPr>
+          <w:lang w:val="en-US"/>
+        </w:rPr>
+        <w:t>esearch</w:t>
+      </w:r>
+      <w:proofErr w:type="spellEnd"/>
+      <w:r>
+        <w:rPr>
+          <w:lang w:val="en-US"/>
+        </w:rPr>
+        <w:t> clearly returns an empty </w:t>
+      </w:r>
+      <w:proofErr w:type="spellStart"/>
+      <w:r>
+        <w:rPr>
+          <w:lang w:val="en-US"/>
+        </w:rPr>
+        <w:t>IdList</w:t>
+      </w:r>
+      <w:proofErr w:type="spellEnd"/>
+      <w:r>
+        <w:rPr>
+          <w:lang w:val="en-US"/>
+        </w:rPr>
+        <w:t> when nothing matches. BOLD's preprocessor step </w:t>
       </w:r>
       <w:r>
         <w:rPr>
@@ -1000,7 +1256,35 @@
         <w:rPr>
           <w:lang w:val="en-US"/>
         </w:rPr>
-        <w:t> returns a "successful" match — even garbage input like Zzznonexistentplantxyz gets silently reinterpreted as an ID search and produces a valid query_id. The actual "no data" signal only shows up as an empty response body at the final download step. Easy to miss and assume the request worked.</w:t>
+        <w:t> returns a "successful" match — even garbage input like </w:t>
+      </w:r>
+      <w:proofErr w:type="spellStart"/>
+      <w:r>
+        <w:rPr>
+          <w:lang w:val="en-US"/>
+        </w:rPr>
+        <w:t>Zzznonexistentplantxyz</w:t>
+      </w:r>
+      <w:proofErr w:type="spellEnd"/>
+      <w:r>
+        <w:rPr>
+          <w:lang w:val="en-US"/>
+        </w:rPr>
+        <w:t> gets silently reinterpreted as an ID search and produces a valid </w:t>
+      </w:r>
+      <w:proofErr w:type="spellStart"/>
+      <w:r>
+        <w:rPr>
+          <w:lang w:val="en-US"/>
+        </w:rPr>
+        <w:t>query_id</w:t>
+      </w:r>
+      <w:proofErr w:type="spellEnd"/>
+      <w:r>
+        <w:rPr>
+          <w:lang w:val="en-US"/>
+        </w:rPr>
+        <w:t>. The actual "no data" signal only shows up as an empty response body at the final download step. Easy to miss and assume the request worked.</w:t>
       </w:r>
     </w:p>
     <w:p>
@@ -1021,7 +1305,35 @@
           <w:lang w:val="en-US"/>
         </w:rPr>
         <w:br/>
-        <w:t>NCBI/GenBank convention writes psbA-trnH; BOLD stores the same marker as trnH-psbA (genes reversed). A naive string match would silently return zero hits for that marker. I had to write a normalizer that splits on -, lowercases, and sorts the parts before comparing.</w:t>
+        <w:t>NCBI/GenBank convention writes </w:t>
+      </w:r>
+      <w:proofErr w:type="spellStart"/>
+      <w:r>
+        <w:rPr>
+          <w:lang w:val="en-US"/>
+        </w:rPr>
+        <w:t>psbA-trnH</w:t>
+      </w:r>
+      <w:proofErr w:type="spellEnd"/>
+      <w:r>
+        <w:rPr>
+          <w:lang w:val="en-US"/>
+        </w:rPr>
+        <w:t>; BOLD stores the same marker as </w:t>
+      </w:r>
+      <w:proofErr w:type="spellStart"/>
+      <w:r>
+        <w:rPr>
+          <w:lang w:val="en-US"/>
+        </w:rPr>
+        <w:t>trnH-psbA</w:t>
+      </w:r>
+      <w:proofErr w:type="spellEnd"/>
+      <w:r>
+        <w:rPr>
+          <w:lang w:val="en-US"/>
+        </w:rPr>
+        <w:t> (genes reversed). A naive string match would silently return zero hits for that marker. I had to write a normalizer that splits on -, lowercases, and sorts the parts before comparing.</w:t>
       </w:r>
     </w:p>
     <w:p>
@@ -1030,8 +1342,21 @@
       </w:pPr>
       <w:r>
         <w:lastRenderedPageBreak/>
-        <w:t>6. Field mapping quirks</w:t>
-      </w:r>
+        <w:t xml:space="preserve">6. Field </w:t>
+      </w:r>
+      <w:proofErr w:type="spellStart"/>
+      <w:r>
+        <w:t>mapping</w:t>
+      </w:r>
+      <w:proofErr w:type="spellEnd"/>
+      <w:r>
+        <w:t xml:space="preserve"> </w:t>
+      </w:r>
+      <w:proofErr w:type="spellStart"/>
+      <w:r>
+        <w:t>quirks</w:t>
+      </w:r>
+      <w:proofErr w:type="spellEnd"/>
     </w:p>
     <w:p>
       <w:pPr>
@@ -1047,7 +1372,21 @@
         <w:rPr>
           <w:lang w:val="en-US"/>
         </w:rPr>
-        <w:t>country/ocean — the literal JSON key contains a /, which is fine in Python dicts but easy to fumble with typos.</w:t>
+        <w:t xml:space="preserve">country/ocean — the literal JSON key contains a /, which is fine in Python </w:t>
+      </w:r>
+      <w:proofErr w:type="spellStart"/>
+      <w:r>
+        <w:rPr>
+          <w:lang w:val="en-US"/>
+        </w:rPr>
+        <w:t>dicts</w:t>
+      </w:r>
+      <w:proofErr w:type="spellEnd"/>
+      <w:r>
+        <w:rPr>
+          <w:lang w:val="en-US"/>
+        </w:rPr>
+        <w:t xml:space="preserve"> but easy to fumble with typos.</w:t>
       </w:r>
     </w:p>
     <w:p>
@@ -1064,7 +1403,49 @@
         <w:rPr>
           <w:lang w:val="en-US"/>
         </w:rPr>
-        <w:t>Coordinates come back as a [lat, lon] list (or null), not a formatted string like NCBI's lat_lon qualifier — needed manual formatting.</w:t>
+        <w:t>Coordinates come back as a [</w:t>
+      </w:r>
+      <w:proofErr w:type="spellStart"/>
+      <w:r>
+        <w:rPr>
+          <w:lang w:val="en-US"/>
+        </w:rPr>
+        <w:t>lat</w:t>
+      </w:r>
+      <w:proofErr w:type="spellEnd"/>
+      <w:r>
+        <w:rPr>
+          <w:lang w:val="en-US"/>
+        </w:rPr>
+        <w:t xml:space="preserve">, </w:t>
+      </w:r>
+      <w:proofErr w:type="spellStart"/>
+      <w:r>
+        <w:rPr>
+          <w:lang w:val="en-US"/>
+        </w:rPr>
+        <w:t>lon</w:t>
+      </w:r>
+      <w:proofErr w:type="spellEnd"/>
+      <w:r>
+        <w:rPr>
+          <w:lang w:val="en-US"/>
+        </w:rPr>
+        <w:t>] list (or null), not a formatted string like NCBI's </w:t>
+      </w:r>
+      <w:proofErr w:type="spellStart"/>
+      <w:r>
+        <w:rPr>
+          <w:lang w:val="en-US"/>
+        </w:rPr>
+        <w:t>lat_lon</w:t>
+      </w:r>
+      <w:proofErr w:type="spellEnd"/>
+      <w:r>
+        <w:rPr>
+          <w:lang w:val="en-US"/>
+        </w:rPr>
+        <w:t> qualifier — needed manual formatting.</w:t>
       </w:r>
     </w:p>
     <w:p>
@@ -1081,7 +1462,35 @@
         <w:rPr>
           <w:lang w:val="en-US"/>
         </w:rPr>
-        <w:t>No direct "voucher" field — had to fall back through museumid → sampleid.</w:t>
+        <w:t>No direct "voucher" field — had to fall back through </w:t>
+      </w:r>
+      <w:proofErr w:type="spellStart"/>
+      <w:r>
+        <w:rPr>
+          <w:lang w:val="en-US"/>
+        </w:rPr>
+        <w:t>museumid</w:t>
+      </w:r>
+      <w:proofErr w:type="spellEnd"/>
+      <w:r>
+        <w:rPr>
+          <w:lang w:val="en-US"/>
+        </w:rPr>
+        <w:t> → </w:t>
+      </w:r>
+      <w:proofErr w:type="spellStart"/>
+      <w:r>
+        <w:rPr>
+          <w:lang w:val="en-US"/>
+        </w:rPr>
+        <w:t>sampleid</w:t>
+      </w:r>
+      <w:proofErr w:type="spellEnd"/>
+      <w:r>
+        <w:rPr>
+          <w:lang w:val="en-US"/>
+        </w:rPr>
+        <w:t>.</w:t>
       </w:r>
     </w:p>
     <w:p>
@@ -1112,14 +1521,42 @@
         <w:rPr>
           <w:lang w:val="en-US"/>
         </w:rPr>
-        <w:t>7. Documentation was actually the hardest part</w:t>
+        <w:t xml:space="preserve">7. Documentation was </w:t>
+      </w:r>
+      <w:proofErr w:type="gramStart"/>
+      <w:r>
+        <w:rPr>
+          <w:lang w:val="en-US"/>
+        </w:rPr>
+        <w:t>actually the</w:t>
+      </w:r>
+      <w:proofErr w:type="gramEnd"/>
+      <w:r>
+        <w:rPr>
+          <w:lang w:val="en-US"/>
+        </w:rPr>
+        <w:t xml:space="preserve"> hardest part</w:t>
       </w:r>
       <w:r>
         <w:rPr>
           <w:lang w:val="en-US"/>
         </w:rPr>
         <w:br/>
-        <w:t>Both the old (v4.boldsystems.org) and new (portal.boldsystems.org/api/docs) doc pages returned 403s to automated fetches. I ended up reverse-engineering the real behavior by hitting the live endpoints with curl and inspecting raw responses rather than reading a spec — which is also how I caught the JSONL format and the "always succeeds" preprocessor quirk above.</w:t>
+        <w:t>Both the old (v4.boldsystems.org) and new (portal.boldsystems.org/</w:t>
+      </w:r>
+      <w:proofErr w:type="spellStart"/>
+      <w:r>
+        <w:rPr>
+          <w:lang w:val="en-US"/>
+        </w:rPr>
+        <w:t>api</w:t>
+      </w:r>
+      <w:proofErr w:type="spellEnd"/>
+      <w:r>
+        <w:rPr>
+          <w:lang w:val="en-US"/>
+        </w:rPr>
+        <w:t>/docs) doc pages returned 403s to automated fetches. I ended up reverse-engineering the real behavior by hitting the live endpoints with curl and inspecting raw responses rather than reading a spec — which is also how I caught the JSONL format and the "always succeeds" preprocessor quirk above.</w:t>
       </w:r>
     </w:p>
     <w:p>
@@ -1129,8 +1566,13 @@
         </w:rPr>
         <w:tab/>
       </w:r>
-      <w:r>
-        <w:t>Resttime van 0,1 werkt niet moet p</w:t>
+      <w:proofErr w:type="spellStart"/>
+      <w:r>
+        <w:t>Resttime</w:t>
+      </w:r>
+      <w:proofErr w:type="spellEnd"/>
+      <w:r>
+        <w:t xml:space="preserve"> van 0,1 werkt niet moet p</w:t>
       </w:r>
       <w:r>
         <w:t>roberen met een langere rest time</w:t>
@@ -1164,7 +1606,35 @@
         <w:rPr>
           <w:lang w:val="en-US"/>
         </w:rPr>
-        <w:t>Retry with exponential backoff (bold_request()) — on 403/429/5xx, it waits 5s, then 10s, 20s, 40s between attempts instead of failing immediately, in case the block is a short-lived rate-limit window.</w:t>
+        <w:t>Retry with exponential backoff (</w:t>
+      </w:r>
+      <w:proofErr w:type="spellStart"/>
+      <w:r>
+        <w:rPr>
+          <w:lang w:val="en-US"/>
+        </w:rPr>
+        <w:t>bold_</w:t>
+      </w:r>
+      <w:proofErr w:type="gramStart"/>
+      <w:r>
+        <w:rPr>
+          <w:lang w:val="en-US"/>
+        </w:rPr>
+        <w:t>request</w:t>
+      </w:r>
+      <w:proofErr w:type="spellEnd"/>
+      <w:r>
+        <w:rPr>
+          <w:lang w:val="en-US"/>
+        </w:rPr>
+        <w:t>()) —</w:t>
+      </w:r>
+      <w:proofErr w:type="gramEnd"/>
+      <w:r>
+        <w:rPr>
+          <w:lang w:val="en-US"/>
+        </w:rPr>
+        <w:t xml:space="preserve"> on 403/429/5xx, it waits 5s, then 10s, 20s, 40s between attempts instead of failing immediately, in case the block is a short-lived rate-limit window.</w:t>
       </w:r>
     </w:p>
     <w:p>
@@ -1181,7 +1651,29 @@
         <w:rPr>
           <w:lang w:val="en-US"/>
         </w:rPr>
-        <w:t>Circuit breaker (BoldBlockedError) — if it's still failing after those retries, the run now stops early instead of burning through all remaining species with instant failures, and it saves whatever partial results it already collected rather than losing the whole run.</w:t>
+        <w:t>Circuit breaker (</w:t>
+      </w:r>
+      <w:proofErr w:type="spellStart"/>
+      <w:proofErr w:type="gramStart"/>
+      <w:r>
+        <w:rPr>
+          <w:lang w:val="en-US"/>
+        </w:rPr>
+        <w:t>BoldBlockedError</w:t>
+      </w:r>
+      <w:proofErr w:type="spellEnd"/>
+      <w:r>
+        <w:rPr>
+          <w:lang w:val="en-US"/>
+        </w:rPr>
+        <w:t>) —</w:t>
+      </w:r>
+      <w:proofErr w:type="gramEnd"/>
+      <w:r>
+        <w:rPr>
+          <w:lang w:val="en-US"/>
+        </w:rPr>
+        <w:t xml:space="preserve"> if it's still failing after those retries, the run now stops early instead of burning through all remaining species with instant failures, and it saves whatever partial results it already collected rather than losing the whole run.</w:t>
       </w:r>
     </w:p>
     <w:p>
@@ -1198,7 +1690,21 @@
         <w:rPr>
           <w:lang w:val="en-US"/>
         </w:rPr>
-        <w:t>Clearer status message — the GUI will now say "BOLD blocked the requests — stopped early. Partial results saved. Try again later..." instead of silently finishing with a mostly-empty CSV.</w:t>
+        <w:t xml:space="preserve">Clearer status message — the GUI will now say "BOLD blocked the requests — stopped early. Partial results saved. Try again later..." instead of silently finishing with a </w:t>
+      </w:r>
+      <w:proofErr w:type="gramStart"/>
+      <w:r>
+        <w:rPr>
+          <w:lang w:val="en-US"/>
+        </w:rPr>
+        <w:t>mostly-empty</w:t>
+      </w:r>
+      <w:proofErr w:type="gramEnd"/>
+      <w:r>
+        <w:rPr>
+          <w:lang w:val="en-US"/>
+        </w:rPr>
+        <w:t xml:space="preserve"> CSV.</w:t>
       </w:r>
     </w:p>
     <w:p>
@@ -1228,7 +1734,21 @@
         <w:rPr>
           <w:lang w:val="en-US"/>
         </w:rPr>
-        <w:t xml:space="preserve">The bad news: I just tested live, and the block is still active on this network — it hasn't lifted in the ~50 minutes since we first saw it, and my retry test above confirms it's still returning 403 after fresh attempts. This isn't something the script can fix by waiting a </w:t>
+        <w:t xml:space="preserve">The bad news: I just tested live, and the block is still active on this network — it hasn't lifted in the ~50 minutes since we first saw it, and </w:t>
+      </w:r>
+      <w:proofErr w:type="gramStart"/>
+      <w:r>
+        <w:rPr>
+          <w:lang w:val="en-US"/>
+        </w:rPr>
+        <w:t>my</w:t>
+      </w:r>
+      <w:proofErr w:type="gramEnd"/>
+      <w:r>
+        <w:rPr>
+          <w:lang w:val="en-US"/>
+        </w:rPr>
+        <w:t xml:space="preserve"> retry test above confirms it's still returning 403 after fresh attempts. This isn't something the script can fix by waiting a </w:t>
       </w:r>
       <w:r>
         <w:rPr>
@@ -1257,7 +1777,21 @@
         <w:rPr>
           <w:lang w:val="en-US"/>
         </w:rPr>
-        <w:t>Wait it out and try again later (maybe check back in an hour or two) — the code changes above mean if it happens again mid-run, you'll get partial results instead of a wasted run.</w:t>
+        <w:t xml:space="preserve">Wait it out and try again later (maybe check back in an hour or </w:t>
+      </w:r>
+      <w:proofErr w:type="gramStart"/>
+      <w:r>
+        <w:rPr>
+          <w:lang w:val="en-US"/>
+        </w:rPr>
+        <w:t>two) —</w:t>
+      </w:r>
+      <w:proofErr w:type="gramEnd"/>
+      <w:r>
+        <w:rPr>
+          <w:lang w:val="en-US"/>
+        </w:rPr>
+        <w:t xml:space="preserve"> the code changes above mean if it happens again mid-run, you'll get partial results instead of a wasted run.</w:t>
       </w:r>
     </w:p>
     <w:p>
@@ -1307,8 +1841,13 @@
       </w:pPr>
     </w:p>
     <w:p>
-      <w:r>
-        <w:t>Fatser NCBI</w:t>
+      <w:proofErr w:type="spellStart"/>
+      <w:r>
+        <w:t>Fatser</w:t>
+      </w:r>
+      <w:proofErr w:type="spellEnd"/>
+      <w:r>
+        <w:t xml:space="preserve"> NCBI</w:t>
       </w:r>
     </w:p>
     <w:p>
@@ -1324,7 +1863,21 @@
         <w:rPr>
           <w:lang w:val="en-US"/>
         </w:rPr>
-        <w:t>Now update get_accession to use the rate limiter per-call instead of one sleep at the end:</w:t>
+        <w:t>Now update </w:t>
+      </w:r>
+      <w:proofErr w:type="spellStart"/>
+      <w:r>
+        <w:rPr>
+          <w:lang w:val="en-US"/>
+        </w:rPr>
+        <w:t>get_accession</w:t>
+      </w:r>
+      <w:proofErr w:type="spellEnd"/>
+      <w:r>
+        <w:rPr>
+          <w:lang w:val="en-US"/>
+        </w:rPr>
+        <w:t> to use the rate limiter per-call instead of one sleep at the end:</w:t>
       </w:r>
     </w:p>
     <w:p>
@@ -1415,11 +1968,19 @@
           <w:lang w:val="en-US"/>
         </w:rPr>
       </w:pPr>
-      <w:r>
-        <w:rPr>
-          <w:lang w:val="en-US"/>
-        </w:rPr>
-        <w:t>RateLimiter class — a lock-protected global rate limiter enforcing a minimum gap between </w:t>
+      <w:proofErr w:type="spellStart"/>
+      <w:r>
+        <w:rPr>
+          <w:lang w:val="en-US"/>
+        </w:rPr>
+        <w:t>RateLimiter</w:t>
+      </w:r>
+      <w:proofErr w:type="spellEnd"/>
+      <w:r>
+        <w:rPr>
+          <w:lang w:val="en-US"/>
+        </w:rPr>
+        <w:t> class — a lock-protected global rate limiter enforcing a minimum gap between </w:t>
       </w:r>
       <w:r>
         <w:rPr>
@@ -1446,11 +2007,97 @@
           <w:lang w:val="en-US"/>
         </w:rPr>
       </w:pPr>
-      <w:r>
-        <w:rPr>
-          <w:lang w:val="en-US"/>
-        </w:rPr>
-        <w:t>get_accession now takes rate_limiter instead of sleep_time, and calls rate_limiter.wait() before each esearch/efetch — properly capping the </w:t>
+      <w:proofErr w:type="spellStart"/>
+      <w:r>
+        <w:rPr>
+          <w:lang w:val="en-US"/>
+        </w:rPr>
+        <w:t>get_accession</w:t>
+      </w:r>
+      <w:proofErr w:type="spellEnd"/>
+      <w:r>
+        <w:rPr>
+          <w:lang w:val="en-US"/>
+        </w:rPr>
+        <w:t> now takes </w:t>
+      </w:r>
+      <w:proofErr w:type="spellStart"/>
+      <w:r>
+        <w:rPr>
+          <w:lang w:val="en-US"/>
+        </w:rPr>
+        <w:t>rate_limiter</w:t>
+      </w:r>
+      <w:proofErr w:type="spellEnd"/>
+      <w:r>
+        <w:rPr>
+          <w:lang w:val="en-US"/>
+        </w:rPr>
+        <w:t> instead of </w:t>
+      </w:r>
+      <w:proofErr w:type="spellStart"/>
+      <w:r>
+        <w:rPr>
+          <w:lang w:val="en-US"/>
+        </w:rPr>
+        <w:t>sleep_time</w:t>
+      </w:r>
+      <w:proofErr w:type="spellEnd"/>
+      <w:r>
+        <w:rPr>
+          <w:lang w:val="en-US"/>
+        </w:rPr>
+        <w:t>, and calls </w:t>
+      </w:r>
+      <w:proofErr w:type="spellStart"/>
+      <w:r>
+        <w:rPr>
+          <w:lang w:val="en-US"/>
+        </w:rPr>
+        <w:t>rate_</w:t>
+      </w:r>
+      <w:proofErr w:type="gramStart"/>
+      <w:r>
+        <w:rPr>
+          <w:lang w:val="en-US"/>
+        </w:rPr>
+        <w:t>limiter.wait</w:t>
+      </w:r>
+      <w:proofErr w:type="spellEnd"/>
+      <w:proofErr w:type="gramEnd"/>
+      <w:r>
+        <w:rPr>
+          <w:lang w:val="en-US"/>
+        </w:rPr>
+        <w:t>() before each </w:t>
+      </w:r>
+      <w:proofErr w:type="spellStart"/>
+      <w:r>
+        <w:rPr>
+          <w:lang w:val="en-US"/>
+        </w:rPr>
+        <w:t>esearch</w:t>
+      </w:r>
+      <w:proofErr w:type="spellEnd"/>
+      <w:r>
+        <w:rPr>
+          <w:lang w:val="en-US"/>
+        </w:rPr>
+        <w:t>/</w:t>
+      </w:r>
+      <w:proofErr w:type="spellStart"/>
+      <w:r>
+        <w:rPr>
+          <w:lang w:val="en-US"/>
+        </w:rPr>
+        <w:t>efetch</w:t>
+      </w:r>
+      <w:proofErr w:type="spellEnd"/>
+      <w:r>
+        <w:rPr>
+          <w:lang w:val="en-US"/>
+        </w:rPr>
+        <w:t> — properly capping the </w:t>
       </w:r>
       <w:r>
         <w:rPr>
@@ -1477,11 +2124,47 @@
           <w:lang w:val="en-US"/>
         </w:rPr>
       </w:pPr>
-      <w:r>
-        <w:rPr>
-          <w:lang w:val="en-US"/>
-        </w:rPr>
-        <w:t xml:space="preserve">ThreadPoolExecutor replaces the serial species/marker loop — all (species, marker) jobs are submitted concurrently, with as_completed() driving progress </w:t>
+      <w:proofErr w:type="spellStart"/>
+      <w:r>
+        <w:rPr>
+          <w:lang w:val="en-US"/>
+        </w:rPr>
+        <w:t>ThreadPoolExecutor</w:t>
+      </w:r>
+      <w:proofErr w:type="spellEnd"/>
+      <w:r>
+        <w:rPr>
+          <w:lang w:val="en-US"/>
+        </w:rPr>
+        <w:t> replaces the serial species/marker loop — all (species, marker) jobs are submitted concurrently, with </w:t>
+      </w:r>
+      <w:proofErr w:type="spellStart"/>
+      <w:r>
+        <w:rPr>
+          <w:lang w:val="en-US"/>
+        </w:rPr>
+        <w:t>as_</w:t>
+      </w:r>
+      <w:proofErr w:type="gramStart"/>
+      <w:r>
+        <w:rPr>
+          <w:lang w:val="en-US"/>
+        </w:rPr>
+        <w:t>completed</w:t>
+      </w:r>
+      <w:proofErr w:type="spellEnd"/>
+      <w:r>
+        <w:rPr>
+          <w:lang w:val="en-US"/>
+        </w:rPr>
+        <w:t>(</w:t>
+      </w:r>
+      <w:proofErr w:type="gramEnd"/>
+      <w:r>
+        <w:rPr>
+          <w:lang w:val="en-US"/>
+        </w:rPr>
+        <w:t xml:space="preserve">) driving progress </w:t>
       </w:r>
       <w:r>
         <w:rPr>
@@ -1549,8 +2232,13 @@
       </w:r>
     </w:p>
     <w:p>
-      <w:r>
-        <w:t>Main changes</w:t>
+      <w:proofErr w:type="spellStart"/>
+      <w:r>
+        <w:t>Main</w:t>
+      </w:r>
+      <w:proofErr w:type="spellEnd"/>
+      <w:r>
+        <w:t xml:space="preserve"> changes</w:t>
       </w:r>
     </w:p>
     <w:p>
@@ -1567,7 +2255,71 @@
         <w:rPr>
           <w:lang w:val="en-US"/>
         </w:rPr>
-        <w:t>Global RateLimiter class — a lock-protected object shared by all worker threads. Before every single NCBI HTTP call (esearch and each efetch), a thread calls rate_limiter.wait(), which blocks just long enough to keep the </w:t>
+        <w:t>Global </w:t>
+      </w:r>
+      <w:proofErr w:type="spellStart"/>
+      <w:r>
+        <w:rPr>
+          <w:lang w:val="en-US"/>
+        </w:rPr>
+        <w:t>RateLimiter</w:t>
+      </w:r>
+      <w:proofErr w:type="spellEnd"/>
+      <w:r>
+        <w:rPr>
+          <w:lang w:val="en-US"/>
+        </w:rPr>
+        <w:t> class — a lock-protected object shared by all worker threads. Before every single NCBI HTTP call (</w:t>
+      </w:r>
+      <w:proofErr w:type="spellStart"/>
+      <w:r>
+        <w:rPr>
+          <w:lang w:val="en-US"/>
+        </w:rPr>
+        <w:t>esearch</w:t>
+      </w:r>
+      <w:proofErr w:type="spellEnd"/>
+      <w:r>
+        <w:rPr>
+          <w:lang w:val="en-US"/>
+        </w:rPr>
+        <w:t> and each </w:t>
+      </w:r>
+      <w:proofErr w:type="spellStart"/>
+      <w:r>
+        <w:rPr>
+          <w:lang w:val="en-US"/>
+        </w:rPr>
+        <w:t>efetch</w:t>
+      </w:r>
+      <w:proofErr w:type="spellEnd"/>
+      <w:r>
+        <w:rPr>
+          <w:lang w:val="en-US"/>
+        </w:rPr>
+        <w:t>), a thread calls </w:t>
+      </w:r>
+      <w:proofErr w:type="spellStart"/>
+      <w:r>
+        <w:rPr>
+          <w:lang w:val="en-US"/>
+        </w:rPr>
+        <w:t>rate_</w:t>
+      </w:r>
+      <w:proofErr w:type="gramStart"/>
+      <w:r>
+        <w:rPr>
+          <w:lang w:val="en-US"/>
+        </w:rPr>
+        <w:t>limiter.wait</w:t>
+      </w:r>
+      <w:proofErr w:type="spellEnd"/>
+      <w:proofErr w:type="gramEnd"/>
+      <w:r>
+        <w:rPr>
+          <w:lang w:val="en-US"/>
+        </w:rPr>
+        <w:t>(), which blocks just long enough to keep the </w:t>
       </w:r>
       <w:r>
         <w:rPr>
@@ -1581,7 +2333,51 @@
         <w:rPr>
           <w:lang w:val="en-US"/>
         </w:rPr>
-        <w:t> call rate across all threads under the configured interval. This replaced the old time.sleep(sleep_time) that only fired once per species+marker.</w:t>
+        <w:t> call rate across all threads under the configured interval. This replaced the old </w:t>
+      </w:r>
+      <w:proofErr w:type="spellStart"/>
+      <w:proofErr w:type="gramStart"/>
+      <w:r>
+        <w:rPr>
+          <w:lang w:val="en-US"/>
+        </w:rPr>
+        <w:t>time.sleep</w:t>
+      </w:r>
+      <w:proofErr w:type="spellEnd"/>
+      <w:proofErr w:type="gramEnd"/>
+      <w:r>
+        <w:rPr>
+          <w:lang w:val="en-US"/>
+        </w:rPr>
+        <w:t>(</w:t>
+      </w:r>
+      <w:proofErr w:type="spellStart"/>
+      <w:r>
+        <w:rPr>
+          <w:lang w:val="en-US"/>
+        </w:rPr>
+        <w:t>sleep_time</w:t>
+      </w:r>
+      <w:proofErr w:type="spellEnd"/>
+      <w:r>
+        <w:rPr>
+          <w:lang w:val="en-US"/>
+        </w:rPr>
+        <w:t xml:space="preserve">) that only fired once per </w:t>
+      </w:r>
+      <w:proofErr w:type="spellStart"/>
+      <w:r>
+        <w:rPr>
+          <w:lang w:val="en-US"/>
+        </w:rPr>
+        <w:t>species+marker</w:t>
+      </w:r>
+      <w:proofErr w:type="spellEnd"/>
+      <w:r>
+        <w:rPr>
+          <w:lang w:val="en-US"/>
+        </w:rPr>
+        <w:t>.</w:t>
       </w:r>
     </w:p>
     <w:p>
@@ -1594,11 +2390,61 @@
           <w:lang w:val="en-US"/>
         </w:rPr>
       </w:pPr>
-      <w:r>
-        <w:rPr>
-          <w:lang w:val="en-US"/>
-        </w:rPr>
-        <w:t>get_accession rewired to take rate_limiter instead of sleep_time, with wait() calls moved to before each raw request instead of one sleep at the end — this also fixed the earlier burst issue (up to 11 calls firing instantly before any delay).</w:t>
+      <w:proofErr w:type="spellStart"/>
+      <w:r>
+        <w:rPr>
+          <w:lang w:val="en-US"/>
+        </w:rPr>
+        <w:t>get_accession</w:t>
+      </w:r>
+      <w:proofErr w:type="spellEnd"/>
+      <w:r>
+        <w:rPr>
+          <w:lang w:val="en-US"/>
+        </w:rPr>
+        <w:t> rewired to take </w:t>
+      </w:r>
+      <w:proofErr w:type="spellStart"/>
+      <w:r>
+        <w:rPr>
+          <w:lang w:val="en-US"/>
+        </w:rPr>
+        <w:t>rate_limiter</w:t>
+      </w:r>
+      <w:proofErr w:type="spellEnd"/>
+      <w:r>
+        <w:rPr>
+          <w:lang w:val="en-US"/>
+        </w:rPr>
+        <w:t> instead of </w:t>
+      </w:r>
+      <w:proofErr w:type="spellStart"/>
+      <w:r>
+        <w:rPr>
+          <w:lang w:val="en-US"/>
+        </w:rPr>
+        <w:t>sleep_time</w:t>
+      </w:r>
+      <w:proofErr w:type="spellEnd"/>
+      <w:r>
+        <w:rPr>
+          <w:lang w:val="en-US"/>
+        </w:rPr>
+        <w:t>, with </w:t>
+      </w:r>
+      <w:proofErr w:type="gramStart"/>
+      <w:r>
+        <w:rPr>
+          <w:lang w:val="en-US"/>
+        </w:rPr>
+        <w:t>wait(</w:t>
+      </w:r>
+      <w:proofErr w:type="gramEnd"/>
+      <w:r>
+        <w:rPr>
+          <w:lang w:val="en-US"/>
+        </w:rPr>
+        <w:t>) calls moved to before each raw request instead of one sleep at the end — this also fixed the earlier burst issue (up to 11 calls firing instantly before any delay).</w:t>
       </w:r>
     </w:p>
     <w:p>
@@ -1611,11 +2457,47 @@
           <w:lang w:val="en-US"/>
         </w:rPr>
       </w:pPr>
-      <w:r>
-        <w:rPr>
-          <w:lang w:val="en-US"/>
-        </w:rPr>
-        <w:t>ThreadPoolExecutor replacing the serial for species in test["Name"] loop. All (species, marker) jobs get submitted up front; as_completed() drives progress updates as results land, regardless of order.</w:t>
+      <w:proofErr w:type="spellStart"/>
+      <w:r>
+        <w:rPr>
+          <w:lang w:val="en-US"/>
+        </w:rPr>
+        <w:t>ThreadPoolExecutor</w:t>
+      </w:r>
+      <w:proofErr w:type="spellEnd"/>
+      <w:r>
+        <w:rPr>
+          <w:lang w:val="en-US"/>
+        </w:rPr>
+        <w:t> replacing the serial for species in test["Name"] loop. All (species, marker) jobs get submitted up front; </w:t>
+      </w:r>
+      <w:proofErr w:type="spellStart"/>
+      <w:r>
+        <w:rPr>
+          <w:lang w:val="en-US"/>
+        </w:rPr>
+        <w:t>as_</w:t>
+      </w:r>
+      <w:proofErr w:type="gramStart"/>
+      <w:r>
+        <w:rPr>
+          <w:lang w:val="en-US"/>
+        </w:rPr>
+        <w:t>completed</w:t>
+      </w:r>
+      <w:proofErr w:type="spellEnd"/>
+      <w:r>
+        <w:rPr>
+          <w:lang w:val="en-US"/>
+        </w:rPr>
+        <w:t>(</w:t>
+      </w:r>
+      <w:proofErr w:type="gramEnd"/>
+      <w:r>
+        <w:rPr>
+          <w:lang w:val="en-US"/>
+        </w:rPr>
+        <w:t>) drives progress updates as results land, regardless of order.</w:t>
       </w:r>
     </w:p>
     <w:p>
@@ -1632,7 +2514,35 @@
         <w:rPr>
           <w:lang w:val="en-US"/>
         </w:rPr>
-        <w:t>Order-preserving result collection — results_by_marker[marker][row_idx] = result, using a pre-sized list per marker rather than appending, so results always land back in the correct row regardless of which job finished first.</w:t>
+        <w:t>Order-preserving result collection — </w:t>
+      </w:r>
+      <w:proofErr w:type="spellStart"/>
+      <w:r>
+        <w:rPr>
+          <w:lang w:val="en-US"/>
+        </w:rPr>
+        <w:t>results_by_marker</w:t>
+      </w:r>
+      <w:proofErr w:type="spellEnd"/>
+      <w:r>
+        <w:rPr>
+          <w:lang w:val="en-US"/>
+        </w:rPr>
+        <w:t>[marker][</w:t>
+      </w:r>
+      <w:proofErr w:type="spellStart"/>
+      <w:r>
+        <w:rPr>
+          <w:lang w:val="en-US"/>
+        </w:rPr>
+        <w:t>row_idx</w:t>
+      </w:r>
+      <w:proofErr w:type="spellEnd"/>
+      <w:r>
+        <w:rPr>
+          <w:lang w:val="en-US"/>
+        </w:rPr>
+        <w:t>] = result, using a pre-sized list per marker rather than appending, so results always land back in the correct row regardless of which job finished first.</w:t>
       </w:r>
     </w:p>
     <w:p>
@@ -1649,7 +2559,21 @@
         <w:rPr>
           <w:lang w:val="en-US"/>
         </w:rPr>
-        <w:t>New GUI controls — "Min. interval between requests" (now correctly enforced globally, defaulted to 0.1s) and "Concurrent workers" (default 5).</w:t>
+        <w:t xml:space="preserve">New GUI </w:t>
+      </w:r>
+      <w:proofErr w:type="gramStart"/>
+      <w:r>
+        <w:rPr>
+          <w:lang w:val="en-US"/>
+        </w:rPr>
+        <w:t>controls — "</w:t>
+      </w:r>
+      <w:proofErr w:type="gramEnd"/>
+      <w:r>
+        <w:rPr>
+          <w:lang w:val="en-US"/>
+        </w:rPr>
+        <w:t>Min. interval between requests" (now correctly enforced globally, defaulted to 0.1s) and "Concurrent workers" (default 5).</w:t>
       </w:r>
     </w:p>
     <w:p>
@@ -1679,7 +2603,37 @@
         <w:rPr>
           <w:lang w:val="en-US"/>
         </w:rPr>
-        <w:t>Rate limiter that doesn't actually limit anything. The natural first instinct is time.sleep(x) inside each thread — but that only throttles </w:t>
+        <w:t xml:space="preserve">Rate limiter that doesn't </w:t>
+      </w:r>
+      <w:proofErr w:type="gramStart"/>
+      <w:r>
+        <w:rPr>
+          <w:lang w:val="en-US"/>
+        </w:rPr>
+        <w:t>actually limit</w:t>
+      </w:r>
+      <w:proofErr w:type="gramEnd"/>
+      <w:r>
+        <w:rPr>
+          <w:lang w:val="en-US"/>
+        </w:rPr>
+        <w:t xml:space="preserve"> anything. The natural first instinct is </w:t>
+      </w:r>
+      <w:proofErr w:type="spellStart"/>
+      <w:proofErr w:type="gramStart"/>
+      <w:r>
+        <w:rPr>
+          <w:lang w:val="en-US"/>
+        </w:rPr>
+        <w:t>time.sleep</w:t>
+      </w:r>
+      <w:proofErr w:type="spellEnd"/>
+      <w:proofErr w:type="gramEnd"/>
+      <w:r>
+        <w:rPr>
+          <w:lang w:val="en-US"/>
+        </w:rPr>
+        <w:t>(x) inside each thread — but that only throttles </w:t>
       </w:r>
       <w:r>
         <w:rPr>
@@ -1717,7 +2671,49 @@
         <w:rPr>
           <w:lang w:val="en-US"/>
         </w:rPr>
-        <w:t>Result misalignment. ThreadPoolExecutor + as_completed() returns results in </w:t>
+        <w:t>Result misalignment. </w:t>
+      </w:r>
+      <w:proofErr w:type="spellStart"/>
+      <w:r>
+        <w:rPr>
+          <w:lang w:val="en-US"/>
+        </w:rPr>
+        <w:t>ThreadPoolExecutor</w:t>
+      </w:r>
+      <w:proofErr w:type="spellEnd"/>
+      <w:r>
+        <w:rPr>
+          <w:lang w:val="en-US"/>
+        </w:rPr>
+        <w:t> + </w:t>
+      </w:r>
+      <w:proofErr w:type="spellStart"/>
+      <w:r>
+        <w:rPr>
+          <w:lang w:val="en-US"/>
+        </w:rPr>
+        <w:t>as_</w:t>
+      </w:r>
+      <w:proofErr w:type="gramStart"/>
+      <w:r>
+        <w:rPr>
+          <w:lang w:val="en-US"/>
+        </w:rPr>
+        <w:t>completed</w:t>
+      </w:r>
+      <w:proofErr w:type="spellEnd"/>
+      <w:r>
+        <w:rPr>
+          <w:lang w:val="en-US"/>
+        </w:rPr>
+        <w:t>(</w:t>
+      </w:r>
+      <w:proofErr w:type="gramEnd"/>
+      <w:r>
+        <w:rPr>
+          <w:lang w:val="en-US"/>
+        </w:rPr>
+        <w:t>) returns results in </w:t>
       </w:r>
       <w:r>
         <w:rPr>
@@ -1731,7 +2727,49 @@
         <w:rPr>
           <w:lang w:val="en-US"/>
         </w:rPr>
-        <w:t> order, not submission order. If you just .append()ed results to a list like the original serial code did, rows would silently end up matched to the wrong species once merged into the DataFrame — a bug that wouldn't necessarily be obvious until you spot-checked the output against the input CSV.</w:t>
+        <w:t xml:space="preserve"> order, not submission order. If </w:t>
+      </w:r>
+      <w:proofErr w:type="gramStart"/>
+      <w:r>
+        <w:rPr>
+          <w:lang w:val="en-US"/>
+        </w:rPr>
+        <w:t>you</w:t>
+      </w:r>
+      <w:proofErr w:type="gramEnd"/>
+      <w:r>
+        <w:rPr>
+          <w:lang w:val="en-US"/>
+        </w:rPr>
+        <w:t xml:space="preserve"> </w:t>
+      </w:r>
+      <w:proofErr w:type="gramStart"/>
+      <w:r>
+        <w:rPr>
+          <w:lang w:val="en-US"/>
+        </w:rPr>
+        <w:t>just .append()ed</w:t>
+      </w:r>
+      <w:proofErr w:type="gramEnd"/>
+      <w:r>
+        <w:rPr>
+          <w:lang w:val="en-US"/>
+        </w:rPr>
+        <w:t xml:space="preserve"> results to a list like the original serial code did, rows would silently end up matched to the wrong species once merged into the </w:t>
+      </w:r>
+      <w:proofErr w:type="spellStart"/>
+      <w:r>
+        <w:rPr>
+          <w:lang w:val="en-US"/>
+        </w:rPr>
+        <w:t>DataFrame</w:t>
+      </w:r>
+      <w:proofErr w:type="spellEnd"/>
+      <w:r>
+        <w:rPr>
+          <w:lang w:val="en-US"/>
+        </w:rPr>
+        <w:t xml:space="preserve"> — a bug that wouldn't necessarily be obvious until you spot-checked the output against the input CSV.</w:t>
       </w:r>
     </w:p>
     <w:p>
@@ -1748,7 +2786,79 @@
         <w:rPr>
           <w:lang w:val="en-US"/>
         </w:rPr>
-        <w:t>Updating Tkinter widgets from worker threads. Tkinter isn't thread-safe — calling .configure() on a label directly from a background thread can crash or corrupt the UI. It's easy to forget this once you're inside ThreadPoolExecutor workers and just update the progress label directly instead of routing everything through app.after().</w:t>
+        <w:t xml:space="preserve">Updating </w:t>
+      </w:r>
+      <w:proofErr w:type="spellStart"/>
+      <w:r>
+        <w:rPr>
+          <w:lang w:val="en-US"/>
+        </w:rPr>
+        <w:t>Tkinter</w:t>
+      </w:r>
+      <w:proofErr w:type="spellEnd"/>
+      <w:r>
+        <w:rPr>
+          <w:lang w:val="en-US"/>
+        </w:rPr>
+        <w:t xml:space="preserve"> widgets from worker threads. </w:t>
+      </w:r>
+      <w:proofErr w:type="spellStart"/>
+      <w:r>
+        <w:rPr>
+          <w:lang w:val="en-US"/>
+        </w:rPr>
+        <w:t>Tkinter</w:t>
+      </w:r>
+      <w:proofErr w:type="spellEnd"/>
+      <w:r>
+        <w:rPr>
+          <w:lang w:val="en-US"/>
+        </w:rPr>
+        <w:t xml:space="preserve"> isn't thread-safe — </w:t>
+      </w:r>
+      <w:proofErr w:type="gramStart"/>
+      <w:r>
+        <w:rPr>
+          <w:lang w:val="en-US"/>
+        </w:rPr>
+        <w:t>calling .configure</w:t>
+      </w:r>
+      <w:proofErr w:type="gramEnd"/>
+      <w:r>
+        <w:rPr>
+          <w:lang w:val="en-US"/>
+        </w:rPr>
+        <w:t>() on a label directly from a background thread can crash or corrupt the UI. It's easy to forget this once you're inside </w:t>
+      </w:r>
+      <w:proofErr w:type="spellStart"/>
+      <w:r>
+        <w:rPr>
+          <w:lang w:val="en-US"/>
+        </w:rPr>
+        <w:t>ThreadPoolExecutor</w:t>
+      </w:r>
+      <w:proofErr w:type="spellEnd"/>
+      <w:r>
+        <w:rPr>
+          <w:lang w:val="en-US"/>
+        </w:rPr>
+        <w:t> workers and just update the progress label directly instead of routing everything through </w:t>
+      </w:r>
+      <w:proofErr w:type="spellStart"/>
+      <w:proofErr w:type="gramStart"/>
+      <w:r>
+        <w:rPr>
+          <w:lang w:val="en-US"/>
+        </w:rPr>
+        <w:t>app.after</w:t>
+      </w:r>
+      <w:proofErr w:type="spellEnd"/>
+      <w:proofErr w:type="gramEnd"/>
+      <w:r>
+        <w:rPr>
+          <w:lang w:val="en-US"/>
+        </w:rPr>
+        <w:t>().</w:t>
       </w:r>
     </w:p>
     <w:p>
@@ -1765,7 +2875,35 @@
         <w:rPr>
           <w:lang w:val="en-US"/>
         </w:rPr>
-        <w:t>Swallowed exceptions. Exceptions raised inside a worker function don't propagate until you call .result() on its future. Forgetting that (or not wrapping it in try/except) means a single bad record could either silently vanish from the output or crash the whole as_completed loop unexpectedly.</w:t>
+        <w:t xml:space="preserve">Swallowed exceptions. Exceptions raised inside a worker function don't propagate until you </w:t>
+      </w:r>
+      <w:proofErr w:type="gramStart"/>
+      <w:r>
+        <w:rPr>
+          <w:lang w:val="en-US"/>
+        </w:rPr>
+        <w:t>call .result</w:t>
+      </w:r>
+      <w:proofErr w:type="gramEnd"/>
+      <w:r>
+        <w:rPr>
+          <w:lang w:val="en-US"/>
+        </w:rPr>
+        <w:t>() on its future. Forgetting that (or not wrapping it in try/except) means a single bad record could either silently vanish from the output or crash the whole </w:t>
+      </w:r>
+      <w:proofErr w:type="spellStart"/>
+      <w:r>
+        <w:rPr>
+          <w:lang w:val="en-US"/>
+        </w:rPr>
+        <w:t>as_completed</w:t>
+      </w:r>
+      <w:proofErr w:type="spellEnd"/>
+      <w:r>
+        <w:rPr>
+          <w:lang w:val="en-US"/>
+        </w:rPr>
+        <w:t> loop unexpectedly.</w:t>
       </w:r>
     </w:p>
     <w:p>
@@ -1782,7 +2920,21 @@
         <w:rPr>
           <w:lang w:val="en-US"/>
         </w:rPr>
-        <w:t>More workers ≠ more speed once a shared rate limiter exists. Because every thread funnels through the same RateLimiter, cranking up "Concurrent workers" past a certain point just means more threads queued up waiting on the same lock — the real ceiling stays NCBI's rate cap, not thread count.</w:t>
+        <w:t>More workers ≠ more speed once a shared rate limiter exists. Because every thread funnels through the same </w:t>
+      </w:r>
+      <w:proofErr w:type="spellStart"/>
+      <w:r>
+        <w:rPr>
+          <w:lang w:val="en-US"/>
+        </w:rPr>
+        <w:t>RateLimiter</w:t>
+      </w:r>
+      <w:proofErr w:type="spellEnd"/>
+      <w:r>
+        <w:rPr>
+          <w:lang w:val="en-US"/>
+        </w:rPr>
+        <w:t>, cranking up "Concurrent workers" past a certain point just means more threads queued up waiting on the same lock — the real ceiling stays NCBI's rate cap, not thread count.</w:t>
       </w:r>
     </w:p>
     <w:p>
@@ -1824,10 +2976,26 @@
     </w:p>
     <w:p>
       <w:r>
-        <w:t>Moet er voor zorgen dat d</w:t>
-      </w:r>
-      <w:r>
-        <w:t>e Name column nog word toegevoegd.</w:t>
+        <w:t xml:space="preserve">Moet </w:t>
+      </w:r>
+      <w:proofErr w:type="gramStart"/>
+      <w:r>
+        <w:t>er voor</w:t>
+      </w:r>
+      <w:proofErr w:type="gramEnd"/>
+      <w:r>
+        <w:t xml:space="preserve"> zorgen dat d</w:t>
+      </w:r>
+      <w:r>
+        <w:t xml:space="preserve">e Name column nog </w:t>
+      </w:r>
+      <w:proofErr w:type="gramStart"/>
+      <w:r>
+        <w:t>word</w:t>
+      </w:r>
+      <w:proofErr w:type="gramEnd"/>
+      <w:r>
+        <w:t xml:space="preserve"> toegevoegd.</w:t>
       </w:r>
     </w:p>
     <w:p>
@@ -1842,19 +3010,56 @@
         </w:rPr>
         <w:tab/>
       </w:r>
-      <w:r>
-        <w:rPr>
-          <w:lang w:val="en-US"/>
-        </w:rPr>
-        <w:t>df_accessions = df.filter(markers, axis=1)</w:t>
+      <w:proofErr w:type="spellStart"/>
+      <w:r>
+        <w:rPr>
+          <w:lang w:val="en-US"/>
+        </w:rPr>
+        <w:t>df_accessions</w:t>
+      </w:r>
+      <w:proofErr w:type="spellEnd"/>
+      <w:r>
+        <w:rPr>
+          <w:lang w:val="en-US"/>
+        </w:rPr>
+        <w:t xml:space="preserve"> = </w:t>
+      </w:r>
+      <w:proofErr w:type="spellStart"/>
+      <w:proofErr w:type="gramStart"/>
+      <w:r>
+        <w:rPr>
+          <w:lang w:val="en-US"/>
+        </w:rPr>
+        <w:t>df.filter</w:t>
+      </w:r>
+      <w:proofErr w:type="spellEnd"/>
+      <w:proofErr w:type="gramEnd"/>
+      <w:r>
+        <w:rPr>
+          <w:lang w:val="en-US"/>
+        </w:rPr>
+        <w:t>(markers, axis=1)</w:t>
       </w:r>
     </w:p>
     <w:p>
       <w:pPr>
         <w:ind w:firstLine="708"/>
       </w:pPr>
-      <w:r>
-        <w:t>print(df_accessions)</w:t>
+      <w:proofErr w:type="gramStart"/>
+      <w:r>
+        <w:t>print</w:t>
+      </w:r>
+      <w:proofErr w:type="gramEnd"/>
+      <w:r>
+        <w:t>(</w:t>
+      </w:r>
+      <w:proofErr w:type="spellStart"/>
+      <w:r>
+        <w:t>df_accessions</w:t>
+      </w:r>
+      <w:proofErr w:type="spellEnd"/>
+      <w:r>
+        <w:t>)</w:t>
       </w:r>
     </w:p>
     <w:p>
@@ -1876,6 +3081,8 @@
           <w14:ligatures w14:val="none"/>
         </w:rPr>
       </w:pPr>
+      <w:proofErr w:type="spellStart"/>
+      <w:proofErr w:type="gramStart"/>
       <w:r>
         <w:rPr>
           <w:rFonts w:ascii="Consolas" w:eastAsia="Times New Roman" w:hAnsi="Consolas" w:cs="Times New Roman"/>
@@ -1912,6 +3119,8 @@
         </w:rPr>
         <w:t>insert</w:t>
       </w:r>
+      <w:proofErr w:type="spellEnd"/>
+      <w:proofErr w:type="gramEnd"/>
       <w:r>
         <w:rPr>
           <w:rFonts w:ascii="Consolas" w:eastAsia="Times New Roman" w:hAnsi="Consolas" w:cs="Times New Roman"/>
@@ -1992,6 +3201,7 @@
           <w14:ligatures w14:val="none"/>
         </w:rPr>
       </w:pPr>
+      <w:proofErr w:type="spellStart"/>
       <w:r>
         <w:rPr>
           <w:rFonts w:ascii="Consolas" w:eastAsia="Times New Roman" w:hAnsi="Consolas" w:cs="Times New Roman"/>
@@ -2004,6 +3214,7 @@
         </w:rPr>
         <w:t>df_accessions</w:t>
       </w:r>
+      <w:proofErr w:type="spellEnd"/>
       <w:r>
         <w:rPr>
           <w:rFonts w:ascii="Consolas" w:eastAsia="Times New Roman" w:hAnsi="Consolas" w:cs="Times New Roman"/>
@@ -2040,6 +3251,8 @@
         </w:rPr>
         <w:t xml:space="preserve"> </w:t>
       </w:r>
+      <w:proofErr w:type="spellStart"/>
+      <w:proofErr w:type="gramStart"/>
       <w:r>
         <w:rPr>
           <w:rFonts w:ascii="Consolas" w:eastAsia="Times New Roman" w:hAnsi="Consolas" w:cs="Times New Roman"/>
@@ -2076,6 +3289,8 @@
         </w:rPr>
         <w:t>filter</w:t>
       </w:r>
+      <w:proofErr w:type="spellEnd"/>
+      <w:proofErr w:type="gramEnd"/>
       <w:r>
         <w:rPr>
           <w:rFonts w:ascii="Consolas" w:eastAsia="Times New Roman" w:hAnsi="Consolas" w:cs="Times New Roman"/>
@@ -2180,6 +3395,7 @@
           <w14:ligatures w14:val="none"/>
         </w:rPr>
       </w:pPr>
+      <w:proofErr w:type="gramStart"/>
       <w:r>
         <w:rPr>
           <w:rFonts w:ascii="Consolas" w:eastAsia="Times New Roman" w:hAnsi="Consolas" w:cs="Times New Roman"/>
@@ -2192,6 +3408,7 @@
         </w:rPr>
         <w:t>print</w:t>
       </w:r>
+      <w:proofErr w:type="gramEnd"/>
       <w:r>
         <w:rPr>
           <w:rFonts w:ascii="Consolas" w:eastAsia="Times New Roman" w:hAnsi="Consolas" w:cs="Times New Roman"/>
@@ -2204,6 +3421,7 @@
         </w:rPr>
         <w:t>(</w:t>
       </w:r>
+      <w:proofErr w:type="spellStart"/>
       <w:r>
         <w:rPr>
           <w:rFonts w:ascii="Consolas" w:eastAsia="Times New Roman" w:hAnsi="Consolas" w:cs="Times New Roman"/>
@@ -2216,6 +3434,7 @@
         </w:rPr>
         <w:t>df_accessions</w:t>
       </w:r>
+      <w:proofErr w:type="spellEnd"/>
       <w:r>
         <w:rPr>
           <w:rFonts w:ascii="Consolas" w:eastAsia="Times New Roman" w:hAnsi="Consolas" w:cs="Times New Roman"/>
@@ -2231,16 +3450,31 @@
     </w:p>
     <w:p/>
     <w:p>
-      <w:r>
-        <w:t>hier werd de markers lijst ook aan gepast</w:t>
+      <w:proofErr w:type="gramStart"/>
+      <w:r>
+        <w:t>hier</w:t>
+      </w:r>
+      <w:proofErr w:type="gramEnd"/>
+      <w:r>
+        <w:t xml:space="preserve"> werd de markers lijst ook aan gepast</w:t>
       </w:r>
     </w:p>
     <w:p>
       <w:pPr>
         <w:ind w:left="360"/>
       </w:pPr>
-      <w:r>
-        <w:t>name_and_markers = markers</w:t>
+      <w:proofErr w:type="spellStart"/>
+      <w:proofErr w:type="gramStart"/>
+      <w:r>
+        <w:t>name</w:t>
+      </w:r>
+      <w:proofErr w:type="gramEnd"/>
+      <w:r>
+        <w:t>_and_markers</w:t>
+      </w:r>
+      <w:proofErr w:type="spellEnd"/>
+      <w:r>
+        <w:t xml:space="preserve"> = markers</w:t>
       </w:r>
     </w:p>
     <w:p>
@@ -2250,20 +3484,41 @@
           <w:lang w:val="en-US"/>
         </w:rPr>
       </w:pPr>
-      <w:r>
-        <w:rPr>
-          <w:lang w:val="en-US"/>
-        </w:rPr>
-        <w:t>name_and_markers.insert(0, 'Name')</w:t>
+      <w:proofErr w:type="spellStart"/>
+      <w:r>
+        <w:rPr>
+          <w:lang w:val="en-US"/>
+        </w:rPr>
+        <w:t>name_and_</w:t>
+      </w:r>
+      <w:proofErr w:type="gramStart"/>
+      <w:r>
+        <w:rPr>
+          <w:lang w:val="en-US"/>
+        </w:rPr>
+        <w:t>markers.insert</w:t>
+      </w:r>
+      <w:proofErr w:type="spellEnd"/>
+      <w:proofErr w:type="gramEnd"/>
+      <w:r>
+        <w:rPr>
+          <w:lang w:val="en-US"/>
+        </w:rPr>
+        <w:t>(0, 'Name')</w:t>
       </w:r>
     </w:p>
     <w:p>
       <w:pPr>
         <w:ind w:left="360"/>
       </w:pPr>
+      <w:proofErr w:type="gramStart"/>
       <w:r>
         <w:lastRenderedPageBreak/>
-        <w:t>eerst een copy maken v</w:t>
+        <w:t>eerst</w:t>
+      </w:r>
+      <w:proofErr w:type="gramEnd"/>
+      <w:r>
+        <w:t xml:space="preserve"> een copy maken v</w:t>
       </w:r>
       <w:r>
         <w:t>an de lijst lost het probleem op</w:t>
@@ -2276,11 +3531,35 @@
           <w:lang w:val="en-US"/>
         </w:rPr>
       </w:pPr>
-      <w:r>
-        <w:rPr>
-          <w:lang w:val="en-US"/>
-        </w:rPr>
-        <w:t>name_and_markers = markers.copy()</w:t>
+      <w:proofErr w:type="spellStart"/>
+      <w:r>
+        <w:rPr>
+          <w:lang w:val="en-US"/>
+        </w:rPr>
+        <w:t>name_and_markers</w:t>
+      </w:r>
+      <w:proofErr w:type="spellEnd"/>
+      <w:r>
+        <w:rPr>
+          <w:lang w:val="en-US"/>
+        </w:rPr>
+        <w:t xml:space="preserve"> = </w:t>
+      </w:r>
+      <w:proofErr w:type="spellStart"/>
+      <w:proofErr w:type="gramStart"/>
+      <w:r>
+        <w:rPr>
+          <w:lang w:val="en-US"/>
+        </w:rPr>
+        <w:t>markers.copy</w:t>
+      </w:r>
+      <w:proofErr w:type="spellEnd"/>
+      <w:proofErr w:type="gramEnd"/>
+      <w:r>
+        <w:rPr>
+          <w:lang w:val="en-US"/>
+        </w:rPr>
+        <w:t>()</w:t>
       </w:r>
     </w:p>
     <w:p>
@@ -2290,11 +3569,27 @@
           <w:lang w:val="en-US"/>
         </w:rPr>
       </w:pPr>
-      <w:r>
-        <w:rPr>
-          <w:lang w:val="en-US"/>
-        </w:rPr>
-        <w:t>name_and_markers.insert(0, 'Name')</w:t>
+      <w:proofErr w:type="spellStart"/>
+      <w:r>
+        <w:rPr>
+          <w:lang w:val="en-US"/>
+        </w:rPr>
+        <w:t>name_and_</w:t>
+      </w:r>
+      <w:proofErr w:type="gramStart"/>
+      <w:r>
+        <w:rPr>
+          <w:lang w:val="en-US"/>
+        </w:rPr>
+        <w:t>markers.insert</w:t>
+      </w:r>
+      <w:proofErr w:type="spellEnd"/>
+      <w:proofErr w:type="gramEnd"/>
+      <w:r>
+        <w:rPr>
+          <w:lang w:val="en-US"/>
+        </w:rPr>
+        <w:t>(0, 'Name')</w:t>
       </w:r>
     </w:p>
     <w:p>
@@ -2335,7 +3630,23 @@
         <w:rPr>
           <w:lang w:val="en-US"/>
         </w:rPr>
-        <w:t>if pd.notna(row[marker]):</w:t>
+        <w:t xml:space="preserve">if </w:t>
+      </w:r>
+      <w:proofErr w:type="spellStart"/>
+      <w:proofErr w:type="gramStart"/>
+      <w:r>
+        <w:rPr>
+          <w:lang w:val="en-US"/>
+        </w:rPr>
+        <w:t>pd.notna</w:t>
+      </w:r>
+      <w:proofErr w:type="spellEnd"/>
+      <w:proofErr w:type="gramEnd"/>
+      <w:r>
+        <w:rPr>
+          <w:lang w:val="en-US"/>
+        </w:rPr>
+        <w:t>(row[marker]):</w:t>
       </w:r>
     </w:p>
     <w:p>
@@ -2360,8 +3671,21 @@
         </w:rPr>
         <w:t xml:space="preserve">   </w:t>
       </w:r>
-      <w:r>
-        <w:t>print(row[marker])</w:t>
+      <w:proofErr w:type="gramStart"/>
+      <w:r>
+        <w:t>print</w:t>
+      </w:r>
+      <w:proofErr w:type="gramEnd"/>
+      <w:r>
+        <w:t>(</w:t>
+      </w:r>
+      <w:proofErr w:type="spellStart"/>
+      <w:r>
+        <w:t>row</w:t>
+      </w:r>
+      <w:proofErr w:type="spellEnd"/>
+      <w:r>
+        <w:t>[marker])</w:t>
       </w:r>
     </w:p>
     <w:p>
@@ -2376,22 +3700,71 @@
           <w:lang w:val="en-US"/>
         </w:rPr>
       </w:pPr>
-      <w:r>
-        <w:rPr>
-          <w:lang w:val="en-US"/>
-        </w:rPr>
-        <w:t>df_fasta.loc[len(df_fasta)] = temp</w:t>
+      <w:proofErr w:type="spellStart"/>
+      <w:r>
+        <w:rPr>
+          <w:lang w:val="en-US"/>
+        </w:rPr>
+        <w:t>df_fasta.loc</w:t>
+      </w:r>
+      <w:proofErr w:type="spellEnd"/>
+      <w:r>
+        <w:rPr>
+          <w:lang w:val="en-US"/>
+        </w:rPr>
+        <w:t>[</w:t>
+      </w:r>
+      <w:proofErr w:type="spellStart"/>
+      <w:r>
+        <w:rPr>
+          <w:lang w:val="en-US"/>
+        </w:rPr>
+        <w:t>len</w:t>
+      </w:r>
+      <w:proofErr w:type="spellEnd"/>
+      <w:r>
+        <w:rPr>
+          <w:lang w:val="en-US"/>
+        </w:rPr>
+        <w:t>(</w:t>
+      </w:r>
+      <w:proofErr w:type="spellStart"/>
+      <w:r>
+        <w:rPr>
+          <w:lang w:val="en-US"/>
+        </w:rPr>
+        <w:t>df_fasta</w:t>
+      </w:r>
+      <w:proofErr w:type="spellEnd"/>
+      <w:r>
+        <w:rPr>
+          <w:lang w:val="en-US"/>
+        </w:rPr>
+        <w:t>)] = temp</w:t>
       </w:r>
     </w:p>
     <w:p>
       <w:pPr>
         <w:ind w:left="360"/>
       </w:pPr>
-      <w:r>
-        <w:t>heeft een frame van d</w:t>
-      </w:r>
-      <w:r>
-        <w:t>f nodig</w:t>
+      <w:proofErr w:type="gramStart"/>
+      <w:r>
+        <w:t>heeft</w:t>
+      </w:r>
+      <w:proofErr w:type="gramEnd"/>
+      <w:r>
+        <w:t xml:space="preserve"> een frame van </w:t>
+      </w:r>
+      <w:proofErr w:type="spellStart"/>
+      <w:r>
+        <w:t>d</w:t>
+      </w:r>
+      <w:r>
+        <w:t>f</w:t>
+      </w:r>
+      <w:proofErr w:type="spellEnd"/>
+      <w:r>
+        <w:t xml:space="preserve"> nodig</w:t>
       </w:r>
     </w:p>
     <w:p>
@@ -2404,11 +3777,32 @@
         <w:ind w:left="360"/>
       </w:pPr>
       <w:r>
-        <w:t>“” moest aan de lijst toegevoegd worden indien NAN</w:t>
-      </w:r>
-      <w:r>
-        <w:t xml:space="preserve"> voor accesion num</w:t>
-      </w:r>
+        <w:t xml:space="preserve">“” moest aan de lijst toegevoegd worden </w:t>
+      </w:r>
+      <w:proofErr w:type="gramStart"/>
+      <w:r>
+        <w:t>indien</w:t>
+      </w:r>
+      <w:proofErr w:type="gramEnd"/>
+      <w:r>
+        <w:t xml:space="preserve"> NAN</w:t>
+      </w:r>
+      <w:r>
+        <w:t xml:space="preserve"> voor </w:t>
+      </w:r>
+      <w:proofErr w:type="spellStart"/>
+      <w:r>
+        <w:t>accesion</w:t>
+      </w:r>
+      <w:proofErr w:type="spellEnd"/>
+      <w:r>
+        <w:t xml:space="preserve"> </w:t>
+      </w:r>
+      <w:proofErr w:type="spellStart"/>
+      <w:r>
+        <w:t>num</w:t>
+      </w:r>
+      <w:proofErr w:type="spellEnd"/>
     </w:p>
     <w:p>
       <w:pPr>
@@ -2421,13 +3815,155 @@
         <w:rPr>
           <w:lang w:val="en-US"/>
         </w:rPr>
-        <w:t>Output in file is a</w:t>
-      </w:r>
-      <w:r>
-        <w:rPr>
-          <w:lang w:val="en-US"/>
-        </w:rPr>
-        <w:t>llemaal in 1 colom</w:t>
+        <w:t xml:space="preserve">Output in file is </w:t>
+      </w:r>
+      <w:proofErr w:type="spellStart"/>
+      <w:r>
+        <w:rPr>
+          <w:lang w:val="en-US"/>
+        </w:rPr>
+        <w:t>a</w:t>
+      </w:r>
+      <w:r>
+        <w:rPr>
+          <w:lang w:val="en-US"/>
+        </w:rPr>
+        <w:t>llemaal</w:t>
+      </w:r>
+      <w:proofErr w:type="spellEnd"/>
+      <w:r>
+        <w:rPr>
+          <w:lang w:val="en-US"/>
+        </w:rPr>
+        <w:t xml:space="preserve"> in 1 </w:t>
+      </w:r>
+      <w:proofErr w:type="spellStart"/>
+      <w:r>
+        <w:rPr>
+          <w:lang w:val="en-US"/>
+        </w:rPr>
+        <w:t>colom</w:t>
+      </w:r>
+      <w:proofErr w:type="spellEnd"/>
+    </w:p>
+    <w:p>
+      <w:pPr>
+        <w:ind w:left="360"/>
+        <w:rPr>
+          <w:lang w:val="en-US"/>
+        </w:rPr>
+      </w:pPr>
+      <w:r>
+        <w:rPr>
+          <w:lang w:val="en-US"/>
+        </w:rPr>
+        <w:t xml:space="preserve">Fixed. The old code flattened Name, marker names, and </w:t>
+      </w:r>
+      <w:proofErr w:type="spellStart"/>
+      <w:r>
+        <w:rPr>
+          <w:lang w:val="en-US"/>
+        </w:rPr>
+        <w:t>fasta</w:t>
+      </w:r>
+      <w:proofErr w:type="spellEnd"/>
+      <w:r>
+        <w:rPr>
+          <w:lang w:val="en-US"/>
+        </w:rPr>
+        <w:t xml:space="preserve"> text into one list per row, then stacked them all into a single column. Now each row is built as a </w:t>
+      </w:r>
+      <w:proofErr w:type="spellStart"/>
+      <w:proofErr w:type="gramStart"/>
+      <w:r>
+        <w:rPr>
+          <w:lang w:val="en-US"/>
+        </w:rPr>
+        <w:t>dict</w:t>
+      </w:r>
+      <w:proofErr w:type="spellEnd"/>
+      <w:r>
+        <w:rPr>
+          <w:lang w:val="en-US"/>
+        </w:rPr>
+        <w:t xml:space="preserve"> ({</w:t>
+      </w:r>
+      <w:proofErr w:type="gramEnd"/>
+      <w:r>
+        <w:rPr>
+          <w:lang w:val="en-US"/>
+        </w:rPr>
+        <w:t xml:space="preserve">'Name': ..., marker1: fasta1, marker2: fasta2, </w:t>
+      </w:r>
+      <w:proofErr w:type="gramStart"/>
+      <w:r>
+        <w:rPr>
+          <w:lang w:val="en-US"/>
+        </w:rPr>
+        <w:t>...})</w:t>
+      </w:r>
+      <w:proofErr w:type="gramEnd"/>
+      <w:r>
+        <w:rPr>
+          <w:lang w:val="en-US"/>
+        </w:rPr>
+        <w:t xml:space="preserve">, and </w:t>
+      </w:r>
+      <w:proofErr w:type="spellStart"/>
+      <w:r>
+        <w:rPr>
+          <w:lang w:val="en-US"/>
+        </w:rPr>
+        <w:t>df_fasta</w:t>
+      </w:r>
+      <w:proofErr w:type="spellEnd"/>
+      <w:r>
+        <w:rPr>
+          <w:lang w:val="en-US"/>
+        </w:rPr>
+        <w:t xml:space="preserve"> is created with columns=</w:t>
+      </w:r>
+      <w:proofErr w:type="spellStart"/>
+      <w:r>
+        <w:rPr>
+          <w:lang w:val="en-US"/>
+        </w:rPr>
+        <w:t>name_and_markers</w:t>
+      </w:r>
+      <w:proofErr w:type="spellEnd"/>
+      <w:r>
+        <w:rPr>
+          <w:lang w:val="en-US"/>
+        </w:rPr>
+        <w:t xml:space="preserve"> so you get one column per marker (holding its </w:t>
+      </w:r>
+      <w:proofErr w:type="spellStart"/>
+      <w:r>
+        <w:rPr>
+          <w:lang w:val="en-US"/>
+        </w:rPr>
+        <w:t>fasta</w:t>
+      </w:r>
+      <w:proofErr w:type="spellEnd"/>
+      <w:r>
+        <w:rPr>
+          <w:lang w:val="en-US"/>
+        </w:rPr>
+        <w:t xml:space="preserve"> sequence) plus a Name column, matching your original </w:t>
+      </w:r>
+      <w:proofErr w:type="spellStart"/>
+      <w:r>
+        <w:rPr>
+          <w:lang w:val="en-US"/>
+        </w:rPr>
+        <w:t>df_accessions</w:t>
+      </w:r>
+      <w:proofErr w:type="spellEnd"/>
+      <w:r>
+        <w:rPr>
+          <w:lang w:val="en-US"/>
+        </w:rPr>
+        <w:t xml:space="preserve"> layout.</w:t>
       </w:r>
     </w:p>
     <w:p>

--- a/Stage Meise logbook.docx
+++ b/Stage Meise logbook.docx
@@ -58,11 +58,61 @@
                 <w:lang w:val="en-BE"/>
               </w:rPr>
             </w:pPr>
+            <w:proofErr w:type="spellStart"/>
             <w:r>
               <w:rPr>
                 <w:lang w:val="en-BE"/>
               </w:rPr>
-              <w:t>Ronlijdeing en introductie, uitleg over de stage.</w:t>
+              <w:t>Ronlijdeing</w:t>
+            </w:r>
+            <w:proofErr w:type="spellEnd"/>
+            <w:r>
+              <w:rPr>
+                <w:lang w:val="en-BE"/>
+              </w:rPr>
+              <w:t xml:space="preserve"> </w:t>
+            </w:r>
+            <w:proofErr w:type="spellStart"/>
+            <w:r>
+              <w:rPr>
+                <w:lang w:val="en-BE"/>
+              </w:rPr>
+              <w:t>en</w:t>
+            </w:r>
+            <w:proofErr w:type="spellEnd"/>
+            <w:r>
+              <w:rPr>
+                <w:lang w:val="en-BE"/>
+              </w:rPr>
+              <w:t xml:space="preserve"> </w:t>
+            </w:r>
+            <w:proofErr w:type="spellStart"/>
+            <w:r>
+              <w:rPr>
+                <w:lang w:val="en-BE"/>
+              </w:rPr>
+              <w:t>introductie</w:t>
+            </w:r>
+            <w:proofErr w:type="spellEnd"/>
+            <w:r>
+              <w:rPr>
+                <w:lang w:val="en-BE"/>
+              </w:rPr>
+              <w:t xml:space="preserve">, </w:t>
+            </w:r>
+            <w:proofErr w:type="spellStart"/>
+            <w:r>
+              <w:rPr>
+                <w:lang w:val="en-BE"/>
+              </w:rPr>
+              <w:t>uitleg</w:t>
+            </w:r>
+            <w:proofErr w:type="spellEnd"/>
+            <w:r>
+              <w:rPr>
+                <w:lang w:val="en-BE"/>
+              </w:rPr>
+              <w:t xml:space="preserve"> over de stage.</w:t>
             </w:r>
           </w:p>
         </w:tc>
@@ -83,8 +133,16 @@
               <w:rPr>
                 <w:lang w:val="en-BE"/>
               </w:rPr>
-              <w:t>30/06/26  08:00</w:t>
+              <w:t>30/06/</w:t>
             </w:r>
+            <w:proofErr w:type="gramStart"/>
+            <w:r>
+              <w:rPr>
+                <w:lang w:val="en-BE"/>
+              </w:rPr>
+              <w:t>26  08:00</w:t>
+            </w:r>
+            <w:proofErr w:type="gramEnd"/>
           </w:p>
         </w:tc>
         <w:tc>
@@ -241,17 +299,61 @@
           <w:lang w:val="en-BE"/>
         </w:rPr>
       </w:pPr>
+      <w:proofErr w:type="spellStart"/>
       <w:r>
         <w:rPr>
           <w:lang w:val="en-BE"/>
         </w:rPr>
-        <w:t xml:space="preserve">Floralijst </w:t>
-      </w:r>
+        <w:t>Floralijst</w:t>
+      </w:r>
+      <w:proofErr w:type="spellEnd"/>
       <w:r>
         <w:rPr>
           <w:lang w:val="en-BE"/>
         </w:rPr>
-        <w:t xml:space="preserve">filteren en verwerken. (R) </w:t>
+        <w:t xml:space="preserve"> </w:t>
+      </w:r>
+      <w:proofErr w:type="spellStart"/>
+      <w:r>
+        <w:rPr>
+          <w:lang w:val="en-BE"/>
+        </w:rPr>
+        <w:t>filteren</w:t>
+      </w:r>
+      <w:proofErr w:type="spellEnd"/>
+      <w:r>
+        <w:rPr>
+          <w:lang w:val="en-BE"/>
+        </w:rPr>
+        <w:t xml:space="preserve"> </w:t>
+      </w:r>
+      <w:proofErr w:type="spellStart"/>
+      <w:r>
+        <w:rPr>
+          <w:lang w:val="en-BE"/>
+        </w:rPr>
+        <w:t>en</w:t>
+      </w:r>
+      <w:proofErr w:type="spellEnd"/>
+      <w:r>
+        <w:rPr>
+          <w:lang w:val="en-BE"/>
+        </w:rPr>
+        <w:t xml:space="preserve"> </w:t>
+      </w:r>
+      <w:proofErr w:type="spellStart"/>
+      <w:r>
+        <w:rPr>
+          <w:lang w:val="en-BE"/>
+        </w:rPr>
+        <w:t>verwerken</w:t>
+      </w:r>
+      <w:proofErr w:type="spellEnd"/>
+      <w:r>
+        <w:rPr>
+          <w:lang w:val="en-BE"/>
+        </w:rPr>
+        <w:t xml:space="preserve">. (R) </w:t>
       </w:r>
     </w:p>
     <w:p>
@@ -269,7 +371,21 @@
         <w:rPr>
           <w:lang w:val="en-BE"/>
         </w:rPr>
-        <w:t xml:space="preserve">Script voor ID </w:t>
+        <w:t xml:space="preserve">Script </w:t>
+      </w:r>
+      <w:proofErr w:type="spellStart"/>
+      <w:r>
+        <w:rPr>
+          <w:lang w:val="en-BE"/>
+        </w:rPr>
+        <w:t>voor</w:t>
+      </w:r>
+      <w:proofErr w:type="spellEnd"/>
+      <w:r>
+        <w:rPr>
+          <w:lang w:val="en-BE"/>
+        </w:rPr>
+        <w:t xml:space="preserve"> ID </w:t>
       </w:r>
     </w:p>
     <w:p>
@@ -283,16 +399,24 @@
           <w:lang w:val="en-BE"/>
         </w:rPr>
       </w:pPr>
+      <w:proofErr w:type="spellStart"/>
       <w:r>
         <w:rPr>
           <w:lang w:val="en-BE"/>
         </w:rPr>
-        <w:t xml:space="preserve">Eerste run van script output: </w:t>
-      </w:r>
+        <w:t>Eerste</w:t>
+      </w:r>
+      <w:proofErr w:type="spellEnd"/>
       <w:r>
         <w:rPr>
           <w:lang w:val="en-BE"/>
         </w:rPr>
+        <w:t xml:space="preserve"> run van script output: </w:t>
+      </w:r>
+      <w:r>
+        <w:rPr>
+          <w:lang w:val="en-BE"/>
+        </w:rPr>
         <w:t>Search Backend failed</w:t>
       </w:r>
       <w:r>
@@ -311,7 +435,21 @@
         <w:rPr>
           <w:lang w:val="en-BE"/>
         </w:rPr>
-        <w:t xml:space="preserve"> testen met 1 search term </w:t>
+        <w:t xml:space="preserve"> </w:t>
+      </w:r>
+      <w:proofErr w:type="spellStart"/>
+      <w:r>
+        <w:rPr>
+          <w:lang w:val="en-BE"/>
+        </w:rPr>
+        <w:t>testen</w:t>
+      </w:r>
+      <w:proofErr w:type="spellEnd"/>
+      <w:r>
+        <w:rPr>
+          <w:lang w:val="en-BE"/>
+        </w:rPr>
+        <w:t xml:space="preserve"> met 1 search term </w:t>
       </w:r>
     </w:p>
     <w:p>
@@ -365,6 +503,7 @@
           <w14:ligatures w14:val="none"/>
         </w:rPr>
       </w:pPr>
+      <w:proofErr w:type="gramStart"/>
       <w:r>
         <w:rPr>
           <w:rFonts w:ascii="Consolas" w:eastAsia="Times New Roman" w:hAnsi="Consolas" w:cs="Times New Roman"/>
@@ -375,7 +514,46 @@
           <w:lang w:eastAsia="nl-NL"/>
           <w14:ligatures w14:val="none"/>
         </w:rPr>
-        <w:t>handle = Entrez.esearch(</w:t>
+        <w:t>handle</w:t>
+      </w:r>
+      <w:proofErr w:type="gramEnd"/>
+      <w:r>
+        <w:rPr>
+          <w:rFonts w:ascii="Consolas" w:eastAsia="Times New Roman" w:hAnsi="Consolas" w:cs="Times New Roman"/>
+          <w:color w:val="A5D6FF"/>
+          <w:kern w:val="0"/>
+          <w:sz w:val="21"/>
+          <w:szCs w:val="21"/>
+          <w:lang w:eastAsia="nl-NL"/>
+          <w14:ligatures w14:val="none"/>
+        </w:rPr>
+        <w:t xml:space="preserve"> = </w:t>
+      </w:r>
+      <w:proofErr w:type="spellStart"/>
+      <w:r>
+        <w:rPr>
+          <w:rFonts w:ascii="Consolas" w:eastAsia="Times New Roman" w:hAnsi="Consolas" w:cs="Times New Roman"/>
+          <w:color w:val="A5D6FF"/>
+          <w:kern w:val="0"/>
+          <w:sz w:val="21"/>
+          <w:szCs w:val="21"/>
+          <w:lang w:eastAsia="nl-NL"/>
+          <w14:ligatures w14:val="none"/>
+        </w:rPr>
+        <w:t>Entrez.esearch</w:t>
+      </w:r>
+      <w:proofErr w:type="spellEnd"/>
+      <w:r>
+        <w:rPr>
+          <w:rFonts w:ascii="Consolas" w:eastAsia="Times New Roman" w:hAnsi="Consolas" w:cs="Times New Roman"/>
+          <w:color w:val="A5D6FF"/>
+          <w:kern w:val="0"/>
+          <w:sz w:val="21"/>
+          <w:szCs w:val="21"/>
+          <w:lang w:eastAsia="nl-NL"/>
+          <w14:ligatures w14:val="none"/>
+        </w:rPr>
+        <w:t>(</w:t>
       </w:r>
     </w:p>
     <w:p>
@@ -407,7 +585,35 @@
           <w:lang w:eastAsia="nl-NL"/>
           <w14:ligatures w14:val="none"/>
         </w:rPr>
-        <w:t>    db="nucleotide",</w:t>
+        <w:t xml:space="preserve">    </w:t>
+      </w:r>
+      <w:proofErr w:type="spellStart"/>
+      <w:proofErr w:type="gramStart"/>
+      <w:r>
+        <w:rPr>
+          <w:rFonts w:ascii="Consolas" w:eastAsia="Times New Roman" w:hAnsi="Consolas" w:cs="Times New Roman"/>
+          <w:color w:val="A5D6FF"/>
+          <w:kern w:val="0"/>
+          <w:sz w:val="21"/>
+          <w:szCs w:val="21"/>
+          <w:lang w:eastAsia="nl-NL"/>
+          <w14:ligatures w14:val="none"/>
+        </w:rPr>
+        <w:t>db</w:t>
+      </w:r>
+      <w:proofErr w:type="spellEnd"/>
+      <w:proofErr w:type="gramEnd"/>
+      <w:r>
+        <w:rPr>
+          <w:rFonts w:ascii="Consolas" w:eastAsia="Times New Roman" w:hAnsi="Consolas" w:cs="Times New Roman"/>
+          <w:color w:val="A5D6FF"/>
+          <w:kern w:val="0"/>
+          <w:sz w:val="21"/>
+          <w:szCs w:val="21"/>
+          <w:lang w:eastAsia="nl-NL"/>
+          <w14:ligatures w14:val="none"/>
+        </w:rPr>
+        <w:t>="nucleotide",</w:t>
       </w:r>
     </w:p>
     <w:p>
@@ -439,7 +645,85 @@
           <w:lang w:eastAsia="nl-NL"/>
           <w14:ligatures w14:val="none"/>
         </w:rPr>
-        <w:t>    term="Huperzia selago",</w:t>
+        <w:t xml:space="preserve">    </w:t>
+      </w:r>
+      <w:proofErr w:type="gramStart"/>
+      <w:r>
+        <w:rPr>
+          <w:rFonts w:ascii="Consolas" w:eastAsia="Times New Roman" w:hAnsi="Consolas" w:cs="Times New Roman"/>
+          <w:color w:val="A5D6FF"/>
+          <w:kern w:val="0"/>
+          <w:sz w:val="21"/>
+          <w:szCs w:val="21"/>
+          <w:lang w:eastAsia="nl-NL"/>
+          <w14:ligatures w14:val="none"/>
+        </w:rPr>
+        <w:t>term</w:t>
+      </w:r>
+      <w:proofErr w:type="gramEnd"/>
+      <w:r>
+        <w:rPr>
+          <w:rFonts w:ascii="Consolas" w:eastAsia="Times New Roman" w:hAnsi="Consolas" w:cs="Times New Roman"/>
+          <w:color w:val="A5D6FF"/>
+          <w:kern w:val="0"/>
+          <w:sz w:val="21"/>
+          <w:szCs w:val="21"/>
+          <w:lang w:eastAsia="nl-NL"/>
+          <w14:ligatures w14:val="none"/>
+        </w:rPr>
+        <w:t>="</w:t>
+      </w:r>
+      <w:proofErr w:type="spellStart"/>
+      <w:r>
+        <w:rPr>
+          <w:rFonts w:ascii="Consolas" w:eastAsia="Times New Roman" w:hAnsi="Consolas" w:cs="Times New Roman"/>
+          <w:color w:val="A5D6FF"/>
+          <w:kern w:val="0"/>
+          <w:sz w:val="21"/>
+          <w:szCs w:val="21"/>
+          <w:lang w:eastAsia="nl-NL"/>
+          <w14:ligatures w14:val="none"/>
+        </w:rPr>
+        <w:t>Huperzia</w:t>
+      </w:r>
+      <w:proofErr w:type="spellEnd"/>
+      <w:r>
+        <w:rPr>
+          <w:rFonts w:ascii="Consolas" w:eastAsia="Times New Roman" w:hAnsi="Consolas" w:cs="Times New Roman"/>
+          <w:color w:val="A5D6FF"/>
+          <w:kern w:val="0"/>
+          <w:sz w:val="21"/>
+          <w:szCs w:val="21"/>
+          <w:lang w:eastAsia="nl-NL"/>
+          <w14:ligatures w14:val="none"/>
+        </w:rPr>
+        <w:t xml:space="preserve"> </w:t>
+      </w:r>
+      <w:proofErr w:type="spellStart"/>
+      <w:r>
+        <w:rPr>
+          <w:rFonts w:ascii="Consolas" w:eastAsia="Times New Roman" w:hAnsi="Consolas" w:cs="Times New Roman"/>
+          <w:color w:val="A5D6FF"/>
+          <w:kern w:val="0"/>
+          <w:sz w:val="21"/>
+          <w:szCs w:val="21"/>
+          <w:lang w:eastAsia="nl-NL"/>
+          <w14:ligatures w14:val="none"/>
+        </w:rPr>
+        <w:t>selago</w:t>
+      </w:r>
+      <w:proofErr w:type="spellEnd"/>
+      <w:r>
+        <w:rPr>
+          <w:rFonts w:ascii="Consolas" w:eastAsia="Times New Roman" w:hAnsi="Consolas" w:cs="Times New Roman"/>
+          <w:color w:val="A5D6FF"/>
+          <w:kern w:val="0"/>
+          <w:sz w:val="21"/>
+          <w:szCs w:val="21"/>
+          <w:lang w:eastAsia="nl-NL"/>
+          <w14:ligatures w14:val="none"/>
+        </w:rPr>
+        <w:t>",</w:t>
       </w:r>
     </w:p>
     <w:p>
@@ -471,7 +755,35 @@
           <w:lang w:eastAsia="nl-NL"/>
           <w14:ligatures w14:val="none"/>
         </w:rPr>
-        <w:t>    retmax=1</w:t>
+        <w:t xml:space="preserve">    </w:t>
+      </w:r>
+      <w:proofErr w:type="spellStart"/>
+      <w:proofErr w:type="gramStart"/>
+      <w:r>
+        <w:rPr>
+          <w:rFonts w:ascii="Consolas" w:eastAsia="Times New Roman" w:hAnsi="Consolas" w:cs="Times New Roman"/>
+          <w:color w:val="A5D6FF"/>
+          <w:kern w:val="0"/>
+          <w:sz w:val="21"/>
+          <w:szCs w:val="21"/>
+          <w:lang w:eastAsia="nl-NL"/>
+          <w14:ligatures w14:val="none"/>
+        </w:rPr>
+        <w:t>retmax</w:t>
+      </w:r>
+      <w:proofErr w:type="spellEnd"/>
+      <w:proofErr w:type="gramEnd"/>
+      <w:r>
+        <w:rPr>
+          <w:rFonts w:ascii="Consolas" w:eastAsia="Times New Roman" w:hAnsi="Consolas" w:cs="Times New Roman"/>
+          <w:color w:val="A5D6FF"/>
+          <w:kern w:val="0"/>
+          <w:sz w:val="21"/>
+          <w:szCs w:val="21"/>
+          <w:lang w:eastAsia="nl-NL"/>
+          <w14:ligatures w14:val="none"/>
+        </w:rPr>
+        <w:t>=1</w:t>
       </w:r>
     </w:p>
     <w:p>
@@ -545,6 +857,7 @@
           <w14:ligatures w14:val="none"/>
         </w:rPr>
       </w:pPr>
+      <w:proofErr w:type="gramStart"/>
       <w:r>
         <w:rPr>
           <w:rFonts w:ascii="Consolas" w:eastAsia="Times New Roman" w:hAnsi="Consolas" w:cs="Times New Roman"/>
@@ -555,7 +868,46 @@
           <w:lang w:eastAsia="nl-NL"/>
           <w14:ligatures w14:val="none"/>
         </w:rPr>
-        <w:t>record = Entrez.read(handle)</w:t>
+        <w:t>record</w:t>
+      </w:r>
+      <w:proofErr w:type="gramEnd"/>
+      <w:r>
+        <w:rPr>
+          <w:rFonts w:ascii="Consolas" w:eastAsia="Times New Roman" w:hAnsi="Consolas" w:cs="Times New Roman"/>
+          <w:color w:val="A5D6FF"/>
+          <w:kern w:val="0"/>
+          <w:sz w:val="21"/>
+          <w:szCs w:val="21"/>
+          <w:lang w:eastAsia="nl-NL"/>
+          <w14:ligatures w14:val="none"/>
+        </w:rPr>
+        <w:t xml:space="preserve"> = </w:t>
+      </w:r>
+      <w:proofErr w:type="spellStart"/>
+      <w:r>
+        <w:rPr>
+          <w:rFonts w:ascii="Consolas" w:eastAsia="Times New Roman" w:hAnsi="Consolas" w:cs="Times New Roman"/>
+          <w:color w:val="A5D6FF"/>
+          <w:kern w:val="0"/>
+          <w:sz w:val="21"/>
+          <w:szCs w:val="21"/>
+          <w:lang w:eastAsia="nl-NL"/>
+          <w14:ligatures w14:val="none"/>
+        </w:rPr>
+        <w:t>Entrez.read</w:t>
+      </w:r>
+      <w:proofErr w:type="spellEnd"/>
+      <w:r>
+        <w:rPr>
+          <w:rFonts w:ascii="Consolas" w:eastAsia="Times New Roman" w:hAnsi="Consolas" w:cs="Times New Roman"/>
+          <w:color w:val="A5D6FF"/>
+          <w:kern w:val="0"/>
+          <w:sz w:val="21"/>
+          <w:szCs w:val="21"/>
+          <w:lang w:eastAsia="nl-NL"/>
+          <w14:ligatures w14:val="none"/>
+        </w:rPr>
+        <w:t>(handle)</w:t>
       </w:r>
     </w:p>
     <w:p>
@@ -577,6 +929,8 @@
           <w14:ligatures w14:val="none"/>
         </w:rPr>
       </w:pPr>
+      <w:proofErr w:type="spellStart"/>
+      <w:proofErr w:type="gramStart"/>
       <w:r>
         <w:rPr>
           <w:rFonts w:ascii="Consolas" w:eastAsia="Times New Roman" w:hAnsi="Consolas" w:cs="Times New Roman"/>
@@ -587,7 +941,21 @@
           <w:lang w:eastAsia="nl-NL"/>
           <w14:ligatures w14:val="none"/>
         </w:rPr>
-        <w:t>handle.close()</w:t>
+        <w:t>handle.close</w:t>
+      </w:r>
+      <w:proofErr w:type="spellEnd"/>
+      <w:proofErr w:type="gramEnd"/>
+      <w:r>
+        <w:rPr>
+          <w:rFonts w:ascii="Consolas" w:eastAsia="Times New Roman" w:hAnsi="Consolas" w:cs="Times New Roman"/>
+          <w:color w:val="A5D6FF"/>
+          <w:kern w:val="0"/>
+          <w:sz w:val="21"/>
+          <w:szCs w:val="21"/>
+          <w:lang w:eastAsia="nl-NL"/>
+          <w14:ligatures w14:val="none"/>
+        </w:rPr>
+        <w:t>()</w:t>
       </w:r>
     </w:p>
     <w:p>
@@ -629,6 +997,7 @@
           <w14:ligatures w14:val="none"/>
         </w:rPr>
       </w:pPr>
+      <w:proofErr w:type="gramStart"/>
       <w:r>
         <w:rPr>
           <w:rFonts w:ascii="Consolas" w:eastAsia="Times New Roman" w:hAnsi="Consolas" w:cs="Times New Roman"/>
@@ -639,7 +1008,20 @@
           <w:lang w:eastAsia="nl-NL"/>
           <w14:ligatures w14:val="none"/>
         </w:rPr>
-        <w:t>print(record)</w:t>
+        <w:t>print</w:t>
+      </w:r>
+      <w:proofErr w:type="gramEnd"/>
+      <w:r>
+        <w:rPr>
+          <w:rFonts w:ascii="Consolas" w:eastAsia="Times New Roman" w:hAnsi="Consolas" w:cs="Times New Roman"/>
+          <w:color w:val="A5D6FF"/>
+          <w:kern w:val="0"/>
+          <w:sz w:val="21"/>
+          <w:szCs w:val="21"/>
+          <w:lang w:eastAsia="nl-NL"/>
+          <w14:ligatures w14:val="none"/>
+        </w:rPr>
+        <w:t>(record)</w:t>
       </w:r>
     </w:p>
     <w:p>
@@ -710,12 +1092,54 @@
         <w:rPr>
           <w:lang w:val="en-BE"/>
         </w:rPr>
-        <w:t>1 search term werk, testen op subset van de data</w:t>
-      </w:r>
+        <w:t xml:space="preserve">1 search term </w:t>
+      </w:r>
+      <w:proofErr w:type="spellStart"/>
       <w:r>
         <w:rPr>
           <w:lang w:val="en-BE"/>
         </w:rPr>
+        <w:t>werk</w:t>
+      </w:r>
+      <w:proofErr w:type="spellEnd"/>
+      <w:r>
+        <w:rPr>
+          <w:lang w:val="en-BE"/>
+        </w:rPr>
+        <w:t xml:space="preserve">, </w:t>
+      </w:r>
+      <w:proofErr w:type="spellStart"/>
+      <w:r>
+        <w:rPr>
+          <w:lang w:val="en-BE"/>
+        </w:rPr>
+        <w:t>testen</w:t>
+      </w:r>
+      <w:proofErr w:type="spellEnd"/>
+      <w:r>
+        <w:rPr>
+          <w:lang w:val="en-BE"/>
+        </w:rPr>
+        <w:t xml:space="preserve"> op subset </w:t>
+      </w:r>
+      <w:proofErr w:type="gramStart"/>
+      <w:r>
+        <w:rPr>
+          <w:lang w:val="en-BE"/>
+        </w:rPr>
+        <w:t>van</w:t>
+      </w:r>
+      <w:proofErr w:type="gramEnd"/>
+      <w:r>
+        <w:rPr>
+          <w:lang w:val="en-BE"/>
+        </w:rPr>
+        <w:t xml:space="preserve"> de data</w:t>
+      </w:r>
+      <w:r>
+        <w:rPr>
+          <w:lang w:val="en-BE"/>
+        </w:rPr>
         <w:t xml:space="preserve"> </w:t>
       </w:r>
       <w:r>
@@ -728,8 +1152,156 @@
         <w:rPr>
           <w:lang w:val="en-BE"/>
         </w:rPr>
-        <w:t xml:space="preserve"> script geeft accesie numbers maar de zoekterm is niet specefiek genoeg. Proberen van zoeken met een query met verschillende zoektermen</w:t>
-      </w:r>
+        <w:t xml:space="preserve"> script </w:t>
+      </w:r>
+      <w:proofErr w:type="spellStart"/>
+      <w:r>
+        <w:rPr>
+          <w:lang w:val="en-BE"/>
+        </w:rPr>
+        <w:t>geeft</w:t>
+      </w:r>
+      <w:proofErr w:type="spellEnd"/>
+      <w:r>
+        <w:rPr>
+          <w:lang w:val="en-BE"/>
+        </w:rPr>
+        <w:t xml:space="preserve"> </w:t>
+      </w:r>
+      <w:proofErr w:type="spellStart"/>
+      <w:r>
+        <w:rPr>
+          <w:lang w:val="en-BE"/>
+        </w:rPr>
+        <w:t>accesie</w:t>
+      </w:r>
+      <w:proofErr w:type="spellEnd"/>
+      <w:r>
+        <w:rPr>
+          <w:lang w:val="en-BE"/>
+        </w:rPr>
+        <w:t xml:space="preserve"> numbers maar de </w:t>
+      </w:r>
+      <w:proofErr w:type="spellStart"/>
+      <w:r>
+        <w:rPr>
+          <w:lang w:val="en-BE"/>
+        </w:rPr>
+        <w:t>zoekterm</w:t>
+      </w:r>
+      <w:proofErr w:type="spellEnd"/>
+      <w:r>
+        <w:rPr>
+          <w:lang w:val="en-BE"/>
+        </w:rPr>
+        <w:t xml:space="preserve"> is </w:t>
+      </w:r>
+      <w:proofErr w:type="spellStart"/>
+      <w:r>
+        <w:rPr>
+          <w:lang w:val="en-BE"/>
+        </w:rPr>
+        <w:t>niet</w:t>
+      </w:r>
+      <w:proofErr w:type="spellEnd"/>
+      <w:r>
+        <w:rPr>
+          <w:lang w:val="en-BE"/>
+        </w:rPr>
+        <w:t xml:space="preserve"> </w:t>
+      </w:r>
+      <w:proofErr w:type="spellStart"/>
+      <w:r>
+        <w:rPr>
+          <w:lang w:val="en-BE"/>
+        </w:rPr>
+        <w:t>specefiek</w:t>
+      </w:r>
+      <w:proofErr w:type="spellEnd"/>
+      <w:r>
+        <w:rPr>
+          <w:lang w:val="en-BE"/>
+        </w:rPr>
+        <w:t xml:space="preserve"> </w:t>
+      </w:r>
+      <w:proofErr w:type="spellStart"/>
+      <w:r>
+        <w:rPr>
+          <w:lang w:val="en-BE"/>
+        </w:rPr>
+        <w:t>genoeg</w:t>
+      </w:r>
+      <w:proofErr w:type="spellEnd"/>
+      <w:r>
+        <w:rPr>
+          <w:lang w:val="en-BE"/>
+        </w:rPr>
+        <w:t xml:space="preserve">. </w:t>
+      </w:r>
+      <w:proofErr w:type="spellStart"/>
+      <w:r>
+        <w:rPr>
+          <w:lang w:val="en-BE"/>
+        </w:rPr>
+        <w:t>Proberen</w:t>
+      </w:r>
+      <w:proofErr w:type="spellEnd"/>
+      <w:r>
+        <w:rPr>
+          <w:lang w:val="en-BE"/>
+        </w:rPr>
+        <w:t xml:space="preserve"> van </w:t>
+      </w:r>
+      <w:proofErr w:type="spellStart"/>
+      <w:r>
+        <w:rPr>
+          <w:lang w:val="en-BE"/>
+        </w:rPr>
+        <w:t>zoeken</w:t>
+      </w:r>
+      <w:proofErr w:type="spellEnd"/>
+      <w:r>
+        <w:rPr>
+          <w:lang w:val="en-BE"/>
+        </w:rPr>
+        <w:t xml:space="preserve"> met </w:t>
+      </w:r>
+      <w:proofErr w:type="spellStart"/>
+      <w:r>
+        <w:rPr>
+          <w:lang w:val="en-BE"/>
+        </w:rPr>
+        <w:t>een</w:t>
+      </w:r>
+      <w:proofErr w:type="spellEnd"/>
+      <w:r>
+        <w:rPr>
+          <w:lang w:val="en-BE"/>
+        </w:rPr>
+        <w:t xml:space="preserve"> query met </w:t>
+      </w:r>
+      <w:proofErr w:type="spellStart"/>
+      <w:r>
+        <w:rPr>
+          <w:lang w:val="en-BE"/>
+        </w:rPr>
+        <w:t>verschillende</w:t>
+      </w:r>
+      <w:proofErr w:type="spellEnd"/>
+      <w:r>
+        <w:rPr>
+          <w:lang w:val="en-BE"/>
+        </w:rPr>
+        <w:t xml:space="preserve"> </w:t>
+      </w:r>
+      <w:proofErr w:type="spellStart"/>
+      <w:r>
+        <w:rPr>
+          <w:lang w:val="en-BE"/>
+        </w:rPr>
+        <w:t>zoektermen</w:t>
+      </w:r>
+      <w:proofErr w:type="spellEnd"/>
     </w:p>
     <w:p>
       <w:pPr>
@@ -738,12 +1310,84 @@
           <w:lang w:val="en-BE"/>
         </w:rPr>
       </w:pPr>
+      <w:proofErr w:type="spellStart"/>
       <w:r>
         <w:rPr>
           <w:lang w:val="en-BE"/>
         </w:rPr>
-        <w:t>Tietel toegevoed per keyword om overzicht te   geven van vershillen</w:t>
-      </w:r>
+        <w:t>Tietel</w:t>
+      </w:r>
+      <w:proofErr w:type="spellEnd"/>
+      <w:r>
+        <w:rPr>
+          <w:lang w:val="en-BE"/>
+        </w:rPr>
+        <w:t xml:space="preserve"> </w:t>
+      </w:r>
+      <w:proofErr w:type="spellStart"/>
+      <w:r>
+        <w:rPr>
+          <w:lang w:val="en-BE"/>
+        </w:rPr>
+        <w:t>toegevoed</w:t>
+      </w:r>
+      <w:proofErr w:type="spellEnd"/>
+      <w:r>
+        <w:rPr>
+          <w:lang w:val="en-BE"/>
+        </w:rPr>
+        <w:t xml:space="preserve"> per keyword om </w:t>
+      </w:r>
+      <w:proofErr w:type="spellStart"/>
+      <w:r>
+        <w:rPr>
+          <w:lang w:val="en-BE"/>
+        </w:rPr>
+        <w:t>overzicht</w:t>
+      </w:r>
+      <w:proofErr w:type="spellEnd"/>
+      <w:r>
+        <w:rPr>
+          <w:lang w:val="en-BE"/>
+        </w:rPr>
+        <w:t xml:space="preserve"> </w:t>
+      </w:r>
+      <w:proofErr w:type="spellStart"/>
+      <w:r>
+        <w:rPr>
+          <w:lang w:val="en-BE"/>
+        </w:rPr>
+        <w:t>te</w:t>
+      </w:r>
+      <w:proofErr w:type="spellEnd"/>
+      <w:r>
+        <w:rPr>
+          <w:lang w:val="en-BE"/>
+        </w:rPr>
+        <w:t xml:space="preserve">   </w:t>
+      </w:r>
+      <w:proofErr w:type="spellStart"/>
+      <w:r>
+        <w:rPr>
+          <w:lang w:val="en-BE"/>
+        </w:rPr>
+        <w:t>geven</w:t>
+      </w:r>
+      <w:proofErr w:type="spellEnd"/>
+      <w:r>
+        <w:rPr>
+          <w:lang w:val="en-BE"/>
+        </w:rPr>
+        <w:t xml:space="preserve"> van </w:t>
+      </w:r>
+      <w:proofErr w:type="spellStart"/>
+      <w:r>
+        <w:rPr>
+          <w:lang w:val="en-BE"/>
+        </w:rPr>
+        <w:t>vershillen</w:t>
+      </w:r>
+      <w:proofErr w:type="spellEnd"/>
     </w:p>
     <w:p>
       <w:pPr>
@@ -764,8 +1408,16 @@
         <w:rPr>
           <w:lang w:val="en-BE"/>
         </w:rPr>
-        <w:t>Score system toegevoegd</w:t>
-      </w:r>
+        <w:t xml:space="preserve">Score system </w:t>
+      </w:r>
+      <w:proofErr w:type="spellStart"/>
+      <w:r>
+        <w:rPr>
+          <w:lang w:val="en-BE"/>
+        </w:rPr>
+        <w:t>toegevoegd</w:t>
+      </w:r>
+      <w:proofErr w:type="spellEnd"/>
     </w:p>
     <w:p>
       <w:pPr>
@@ -778,7 +1430,91 @@
         <w:rPr>
           <w:lang w:val="en-BE"/>
         </w:rPr>
-        <w:t>Gui ontwikellen (radio button werkt niet voor meerdere selecties)</w:t>
+        <w:t xml:space="preserve">Gui </w:t>
+      </w:r>
+      <w:proofErr w:type="spellStart"/>
+      <w:r>
+        <w:rPr>
+          <w:lang w:val="en-BE"/>
+        </w:rPr>
+        <w:t>ontwikellen</w:t>
+      </w:r>
+      <w:proofErr w:type="spellEnd"/>
+      <w:r>
+        <w:rPr>
+          <w:lang w:val="en-BE"/>
+        </w:rPr>
+        <w:t xml:space="preserve"> (radio button </w:t>
+      </w:r>
+      <w:proofErr w:type="spellStart"/>
+      <w:r>
+        <w:rPr>
+          <w:lang w:val="en-BE"/>
+        </w:rPr>
+        <w:t>werkt</w:t>
+      </w:r>
+      <w:proofErr w:type="spellEnd"/>
+      <w:r>
+        <w:rPr>
+          <w:lang w:val="en-BE"/>
+        </w:rPr>
+        <w:t xml:space="preserve"> </w:t>
+      </w:r>
+      <w:proofErr w:type="spellStart"/>
+      <w:r>
+        <w:rPr>
+          <w:lang w:val="en-BE"/>
+        </w:rPr>
+        <w:t>niet</w:t>
+      </w:r>
+      <w:proofErr w:type="spellEnd"/>
+      <w:r>
+        <w:rPr>
+          <w:lang w:val="en-BE"/>
+        </w:rPr>
+        <w:t xml:space="preserve"> </w:t>
+      </w:r>
+      <w:proofErr w:type="spellStart"/>
+      <w:r>
+        <w:rPr>
+          <w:lang w:val="en-BE"/>
+        </w:rPr>
+        <w:t>voor</w:t>
+      </w:r>
+      <w:proofErr w:type="spellEnd"/>
+      <w:r>
+        <w:rPr>
+          <w:lang w:val="en-BE"/>
+        </w:rPr>
+        <w:t xml:space="preserve"> </w:t>
+      </w:r>
+      <w:proofErr w:type="spellStart"/>
+      <w:r>
+        <w:rPr>
+          <w:lang w:val="en-BE"/>
+        </w:rPr>
+        <w:t>meerdere</w:t>
+      </w:r>
+      <w:proofErr w:type="spellEnd"/>
+      <w:r>
+        <w:rPr>
+          <w:lang w:val="en-BE"/>
+        </w:rPr>
+        <w:t xml:space="preserve"> </w:t>
+      </w:r>
+      <w:proofErr w:type="spellStart"/>
+      <w:r>
+        <w:rPr>
+          <w:lang w:val="en-BE"/>
+        </w:rPr>
+        <w:t>selecties</w:t>
+      </w:r>
+      <w:proofErr w:type="spellEnd"/>
+      <w:r>
+        <w:rPr>
+          <w:lang w:val="en-BE"/>
+        </w:rPr>
+        <w:t>)</w:t>
       </w:r>
     </w:p>
     <w:p>
@@ -792,7 +1528,49 @@
         <w:rPr>
           <w:lang w:val="en-BE"/>
         </w:rPr>
-        <w:t>Code gebruikte placeholdertekst als input</w:t>
+        <w:t xml:space="preserve">Code </w:t>
+      </w:r>
+      <w:proofErr w:type="spellStart"/>
+      <w:r>
+        <w:rPr>
+          <w:lang w:val="en-BE"/>
+        </w:rPr>
+        <w:t>gebruikte</w:t>
+      </w:r>
+      <w:proofErr w:type="spellEnd"/>
+      <w:r>
+        <w:rPr>
+          <w:lang w:val="en-BE"/>
+        </w:rPr>
+        <w:t xml:space="preserve"> </w:t>
+      </w:r>
+      <w:proofErr w:type="spellStart"/>
+      <w:r>
+        <w:rPr>
+          <w:lang w:val="en-BE"/>
+        </w:rPr>
+        <w:t>placeholdertekst</w:t>
+      </w:r>
+      <w:proofErr w:type="spellEnd"/>
+      <w:r>
+        <w:rPr>
+          <w:lang w:val="en-BE"/>
+        </w:rPr>
+        <w:t xml:space="preserve"> </w:t>
+      </w:r>
+      <w:proofErr w:type="spellStart"/>
+      <w:r>
+        <w:rPr>
+          <w:lang w:val="en-BE"/>
+        </w:rPr>
+        <w:t>als</w:t>
+      </w:r>
+      <w:proofErr w:type="spellEnd"/>
+      <w:r>
+        <w:rPr>
+          <w:lang w:val="en-BE"/>
+        </w:rPr>
+        <w:t xml:space="preserve"> input</w:t>
       </w:r>
     </w:p>
     <w:p>
@@ -806,8 +1584,16 @@
         <w:rPr>
           <w:lang w:val="en-BE"/>
         </w:rPr>
-        <w:t>Progress bar toevoegen</w:t>
-      </w:r>
+        <w:t xml:space="preserve">Progress bar </w:t>
+      </w:r>
+      <w:proofErr w:type="spellStart"/>
+      <w:r>
+        <w:rPr>
+          <w:lang w:val="en-BE"/>
+        </w:rPr>
+        <w:t>toevoegen</w:t>
+      </w:r>
+      <w:proofErr w:type="spellEnd"/>
     </w:p>
     <w:p>
       <w:pPr>
@@ -821,7 +1607,21 @@
           <w:lang w:val="en-BE"/>
         </w:rPr>
         <w:lastRenderedPageBreak/>
-        <w:t>Threading toepasen op script</w:t>
+        <w:t xml:space="preserve">Threading </w:t>
+      </w:r>
+      <w:proofErr w:type="spellStart"/>
+      <w:r>
+        <w:rPr>
+          <w:lang w:val="en-BE"/>
+        </w:rPr>
+        <w:t>toepasen</w:t>
+      </w:r>
+      <w:proofErr w:type="spellEnd"/>
+      <w:r>
+        <w:rPr>
+          <w:lang w:val="en-BE"/>
+        </w:rPr>
+        <w:t xml:space="preserve"> op script</w:t>
       </w:r>
     </w:p>
     <w:p>
@@ -835,7 +1635,21 @@
         <w:rPr>
           <w:lang w:val="en-BE"/>
         </w:rPr>
-        <w:t>Code system standardizeren.</w:t>
+        <w:t xml:space="preserve">Code system </w:t>
+      </w:r>
+      <w:proofErr w:type="spellStart"/>
+      <w:r>
+        <w:rPr>
+          <w:lang w:val="en-BE"/>
+        </w:rPr>
+        <w:t>standardizeren</w:t>
+      </w:r>
+      <w:proofErr w:type="spellEnd"/>
+      <w:r>
+        <w:rPr>
+          <w:lang w:val="en-BE"/>
+        </w:rPr>
+        <w:t>.</w:t>
       </w:r>
     </w:p>
     <w:p>
@@ -875,7 +1689,23 @@
         <w:ind w:left="1416"/>
       </w:pPr>
       <w:r>
-        <w:t>1. API shape is fundamentally different</w:t>
+        <w:t xml:space="preserve">1. API </w:t>
+      </w:r>
+      <w:proofErr w:type="spellStart"/>
+      <w:r>
+        <w:t>shape</w:t>
+      </w:r>
+      <w:proofErr w:type="spellEnd"/>
+      <w:r>
+        <w:t xml:space="preserve"> is </w:t>
+      </w:r>
+      <w:proofErr w:type="spellStart"/>
+      <w:r>
+        <w:t>fundamentally</w:t>
+      </w:r>
+      <w:proofErr w:type="spellEnd"/>
+      <w:r>
+        <w:t xml:space="preserve"> different</w:t>
       </w:r>
     </w:p>
     <w:p>
@@ -892,7 +1722,49 @@
         <w:rPr>
           <w:lang w:val="en-US"/>
         </w:rPr>
-        <w:t>NCBI Entrez is a 2-call pattern: esearch (get IDs) → efetch (get GenBank records), keyed by species+marker in one query.</w:t>
+        <w:t>NCBI Entrez is a 2-call pattern: </w:t>
+      </w:r>
+      <w:proofErr w:type="spellStart"/>
+      <w:r>
+        <w:rPr>
+          <w:lang w:val="en-US"/>
+        </w:rPr>
+        <w:t>esearch</w:t>
+      </w:r>
+      <w:proofErr w:type="spellEnd"/>
+      <w:r>
+        <w:rPr>
+          <w:lang w:val="en-US"/>
+        </w:rPr>
+        <w:t> (get IDs) → </w:t>
+      </w:r>
+      <w:proofErr w:type="spellStart"/>
+      <w:r>
+        <w:rPr>
+          <w:lang w:val="en-US"/>
+        </w:rPr>
+        <w:t>efetch</w:t>
+      </w:r>
+      <w:proofErr w:type="spellEnd"/>
+      <w:r>
+        <w:rPr>
+          <w:lang w:val="en-US"/>
+        </w:rPr>
+        <w:t xml:space="preserve"> (get GenBank records), keyed by </w:t>
+      </w:r>
+      <w:proofErr w:type="spellStart"/>
+      <w:r>
+        <w:rPr>
+          <w:lang w:val="en-US"/>
+        </w:rPr>
+        <w:t>species+marker</w:t>
+      </w:r>
+      <w:proofErr w:type="spellEnd"/>
+      <w:r>
+        <w:rPr>
+          <w:lang w:val="en-US"/>
+        </w:rPr>
+        <w:t xml:space="preserve"> in one query.</w:t>
       </w:r>
     </w:p>
     <w:p>
@@ -909,7 +1781,63 @@
         <w:rPr>
           <w:lang w:val="en-US"/>
         </w:rPr>
-        <w:t>BOLD v5 is a 3-step token flow: query/preprocessor (validate the term) → query (get a query_id) → documents/&lt;query_id&gt;/download (actually get data). You can't skip straight to fetching — you need that query_id first.</w:t>
+        <w:t>BOLD v5 is a 3-step token flow: query/preprocessor (validate the term) → query (get a </w:t>
+      </w:r>
+      <w:proofErr w:type="spellStart"/>
+      <w:r>
+        <w:rPr>
+          <w:lang w:val="en-US"/>
+        </w:rPr>
+        <w:t>query_id</w:t>
+      </w:r>
+      <w:proofErr w:type="spellEnd"/>
+      <w:r>
+        <w:rPr>
+          <w:lang w:val="en-US"/>
+        </w:rPr>
+        <w:t>) → documents/&lt;</w:t>
+      </w:r>
+      <w:proofErr w:type="spellStart"/>
+      <w:r>
+        <w:rPr>
+          <w:lang w:val="en-US"/>
+        </w:rPr>
+        <w:t>query_id</w:t>
+      </w:r>
+      <w:proofErr w:type="spellEnd"/>
+      <w:r>
+        <w:rPr>
+          <w:lang w:val="en-US"/>
+        </w:rPr>
+        <w:t>&gt;/download (</w:t>
+      </w:r>
+      <w:proofErr w:type="gramStart"/>
+      <w:r>
+        <w:rPr>
+          <w:lang w:val="en-US"/>
+        </w:rPr>
+        <w:t>actually get</w:t>
+      </w:r>
+      <w:proofErr w:type="gramEnd"/>
+      <w:r>
+        <w:rPr>
+          <w:lang w:val="en-US"/>
+        </w:rPr>
+        <w:t xml:space="preserve"> data). You can't skip straight to fetching — you need that </w:t>
+      </w:r>
+      <w:proofErr w:type="spellStart"/>
+      <w:r>
+        <w:rPr>
+          <w:lang w:val="en-US"/>
+        </w:rPr>
+        <w:t>query_id</w:t>
+      </w:r>
+      <w:proofErr w:type="spellEnd"/>
+      <w:r>
+        <w:rPr>
+          <w:lang w:val="en-US"/>
+        </w:rPr>
+        <w:t> first.</w:t>
       </w:r>
     </w:p>
     <w:p>
@@ -930,7 +1858,35 @@
           <w:lang w:val="en-US"/>
         </w:rPr>
         <w:br/>
-        <w:t>NCBI lets you put the marker directly in the search query ("species"[Organism] AND rbcL). BOLD has no marker scope — a species query returns records for </w:t>
+        <w:t xml:space="preserve">NCBI lets you put the marker directly in the search query ("species"[Organism] AND </w:t>
+      </w:r>
+      <w:proofErr w:type="spellStart"/>
+      <w:r>
+        <w:rPr>
+          <w:lang w:val="en-US"/>
+        </w:rPr>
+        <w:t>rbcL</w:t>
+      </w:r>
+      <w:proofErr w:type="spellEnd"/>
+      <w:r>
+        <w:rPr>
+          <w:lang w:val="en-US"/>
+        </w:rPr>
+        <w:t xml:space="preserve">). BOLD has no marker </w:t>
+      </w:r>
+      <w:proofErr w:type="gramStart"/>
+      <w:r>
+        <w:rPr>
+          <w:lang w:val="en-US"/>
+        </w:rPr>
+        <w:t>scope — a</w:t>
+      </w:r>
+      <w:proofErr w:type="gramEnd"/>
+      <w:r>
+        <w:rPr>
+          <w:lang w:val="en-US"/>
+        </w:rPr>
+        <w:t xml:space="preserve"> species query returns records for </w:t>
       </w:r>
       <w:r>
         <w:rPr>
@@ -944,7 +1900,35 @@
         <w:rPr>
           <w:lang w:val="en-US"/>
         </w:rPr>
-        <w:t> marker at once, and you filter by marker_code locally. I turned this into an advantage: fetch once per species, cache it, and reuse across all markers instead of hitting the API once per species-marker pair like the NCBI version does.</w:t>
+        <w:t> marker at once, and you filter by </w:t>
+      </w:r>
+      <w:proofErr w:type="spellStart"/>
+      <w:r>
+        <w:rPr>
+          <w:lang w:val="en-US"/>
+        </w:rPr>
+        <w:t>marker_code</w:t>
+      </w:r>
+      <w:proofErr w:type="spellEnd"/>
+      <w:r>
+        <w:rPr>
+          <w:lang w:val="en-US"/>
+        </w:rPr>
+        <w:t xml:space="preserve"> locally. I turned this into an advantage: fetch once per species, cache it, and </w:t>
+      </w:r>
+      <w:proofErr w:type="gramStart"/>
+      <w:r>
+        <w:rPr>
+          <w:lang w:val="en-US"/>
+        </w:rPr>
+        <w:t>reuse across</w:t>
+      </w:r>
+      <w:proofErr w:type="gramEnd"/>
+      <w:r>
+        <w:rPr>
+          <w:lang w:val="en-US"/>
+        </w:rPr>
+        <w:t xml:space="preserve"> all markers instead of hitting the API once per species-marker pair like the NCBI version does.</w:t>
       </w:r>
     </w:p>
     <w:p>
@@ -965,7 +1949,51 @@
           <w:lang w:val="en-US"/>
         </w:rPr>
         <w:br/>
-        <w:t>BOLD's download endpoint returns newline-delimited JSON, not a JSON array. If you json.loads() the whole response body you get a parse error — you have to split on newlines and parse each line individually. This isn't documented clearly anywhere; I only found it by hitting the live endpoint with curl.</w:t>
+        <w:t>BOLD's download endpoint returns newline-delimited JSON, not a JSON array. If you </w:t>
+      </w:r>
+      <w:proofErr w:type="spellStart"/>
+      <w:proofErr w:type="gramStart"/>
+      <w:r>
+        <w:rPr>
+          <w:lang w:val="en-US"/>
+        </w:rPr>
+        <w:t>json.loads</w:t>
+      </w:r>
+      <w:proofErr w:type="spellEnd"/>
+      <w:proofErr w:type="gramEnd"/>
+      <w:r>
+        <w:rPr>
+          <w:lang w:val="en-US"/>
+        </w:rPr>
+        <w:t xml:space="preserve">() the whole response </w:t>
+      </w:r>
+      <w:proofErr w:type="gramStart"/>
+      <w:r>
+        <w:rPr>
+          <w:lang w:val="en-US"/>
+        </w:rPr>
+        <w:t>body</w:t>
+      </w:r>
+      <w:proofErr w:type="gramEnd"/>
+      <w:r>
+        <w:rPr>
+          <w:lang w:val="en-US"/>
+        </w:rPr>
+        <w:t xml:space="preserve"> you get a parse error — you </w:t>
+      </w:r>
+      <w:proofErr w:type="gramStart"/>
+      <w:r>
+        <w:rPr>
+          <w:lang w:val="en-US"/>
+        </w:rPr>
+        <w:t>have to</w:t>
+      </w:r>
+      <w:proofErr w:type="gramEnd"/>
+      <w:r>
+        <w:rPr>
+          <w:lang w:val="en-US"/>
+        </w:rPr>
+        <w:t xml:space="preserve"> split on newlines and parse each line individually. This isn't documented clearly anywhere; I only found it by hitting the live endpoint with curl.</w:t>
       </w:r>
     </w:p>
     <w:p>
@@ -986,7 +2014,35 @@
           <w:lang w:val="en-US"/>
         </w:rPr>
         <w:br/>
-        <w:t>NCBI's esearch clearly returns an empty IdList when nothing matches. BOLD's preprocessor step </w:t>
+        <w:t>NCBI's </w:t>
+      </w:r>
+      <w:proofErr w:type="spellStart"/>
+      <w:r>
+        <w:rPr>
+          <w:lang w:val="en-US"/>
+        </w:rPr>
+        <w:t>esearch</w:t>
+      </w:r>
+      <w:proofErr w:type="spellEnd"/>
+      <w:r>
+        <w:rPr>
+          <w:lang w:val="en-US"/>
+        </w:rPr>
+        <w:t> clearly returns an empty </w:t>
+      </w:r>
+      <w:proofErr w:type="spellStart"/>
+      <w:r>
+        <w:rPr>
+          <w:lang w:val="en-US"/>
+        </w:rPr>
+        <w:t>IdList</w:t>
+      </w:r>
+      <w:proofErr w:type="spellEnd"/>
+      <w:r>
+        <w:rPr>
+          <w:lang w:val="en-US"/>
+        </w:rPr>
+        <w:t> when nothing matches. BOLD's preprocessor step </w:t>
       </w:r>
       <w:r>
         <w:rPr>
@@ -1000,7 +2056,35 @@
         <w:rPr>
           <w:lang w:val="en-US"/>
         </w:rPr>
-        <w:t> returns a "successful" match — even garbage input like Zzznonexistentplantxyz gets silently reinterpreted as an ID search and produces a valid query_id. The actual "no data" signal only shows up as an empty response body at the final download step. Easy to miss and assume the request worked.</w:t>
+        <w:t> returns a "successful" match — even garbage input like </w:t>
+      </w:r>
+      <w:proofErr w:type="spellStart"/>
+      <w:r>
+        <w:rPr>
+          <w:lang w:val="en-US"/>
+        </w:rPr>
+        <w:t>Zzznonexistentplantxyz</w:t>
+      </w:r>
+      <w:proofErr w:type="spellEnd"/>
+      <w:r>
+        <w:rPr>
+          <w:lang w:val="en-US"/>
+        </w:rPr>
+        <w:t> gets silently reinterpreted as an ID search and produces a valid </w:t>
+      </w:r>
+      <w:proofErr w:type="spellStart"/>
+      <w:r>
+        <w:rPr>
+          <w:lang w:val="en-US"/>
+        </w:rPr>
+        <w:t>query_id</w:t>
+      </w:r>
+      <w:proofErr w:type="spellEnd"/>
+      <w:r>
+        <w:rPr>
+          <w:lang w:val="en-US"/>
+        </w:rPr>
+        <w:t>. The actual "no data" signal only shows up as an empty response body at the final download step. Easy to miss and assume the request worked.</w:t>
       </w:r>
     </w:p>
     <w:p>
@@ -1021,7 +2105,35 @@
           <w:lang w:val="en-US"/>
         </w:rPr>
         <w:br/>
-        <w:t>NCBI/GenBank convention writes psbA-trnH; BOLD stores the same marker as trnH-psbA (genes reversed). A naive string match would silently return zero hits for that marker. I had to write a normalizer that splits on -, lowercases, and sorts the parts before comparing.</w:t>
+        <w:t>NCBI/GenBank convention writes </w:t>
+      </w:r>
+      <w:proofErr w:type="spellStart"/>
+      <w:r>
+        <w:rPr>
+          <w:lang w:val="en-US"/>
+        </w:rPr>
+        <w:t>psbA-trnH</w:t>
+      </w:r>
+      <w:proofErr w:type="spellEnd"/>
+      <w:r>
+        <w:rPr>
+          <w:lang w:val="en-US"/>
+        </w:rPr>
+        <w:t>; BOLD stores the same marker as </w:t>
+      </w:r>
+      <w:proofErr w:type="spellStart"/>
+      <w:r>
+        <w:rPr>
+          <w:lang w:val="en-US"/>
+        </w:rPr>
+        <w:t>trnH-psbA</w:t>
+      </w:r>
+      <w:proofErr w:type="spellEnd"/>
+      <w:r>
+        <w:rPr>
+          <w:lang w:val="en-US"/>
+        </w:rPr>
+        <w:t> (genes reversed). A naive string match would silently return zero hits for that marker. I had to write a normalizer that splits on -, lowercases, and sorts the parts before comparing.</w:t>
       </w:r>
     </w:p>
     <w:p>
@@ -1030,8 +2142,21 @@
       </w:pPr>
       <w:r>
         <w:lastRenderedPageBreak/>
-        <w:t>6. Field mapping quirks</w:t>
-      </w:r>
+        <w:t xml:space="preserve">6. Field </w:t>
+      </w:r>
+      <w:proofErr w:type="spellStart"/>
+      <w:r>
+        <w:t>mapping</w:t>
+      </w:r>
+      <w:proofErr w:type="spellEnd"/>
+      <w:r>
+        <w:t xml:space="preserve"> </w:t>
+      </w:r>
+      <w:proofErr w:type="spellStart"/>
+      <w:r>
+        <w:t>quirks</w:t>
+      </w:r>
+      <w:proofErr w:type="spellEnd"/>
     </w:p>
     <w:p>
       <w:pPr>
@@ -1047,7 +2172,21 @@
         <w:rPr>
           <w:lang w:val="en-US"/>
         </w:rPr>
-        <w:t>country/ocean — the literal JSON key contains a /, which is fine in Python dicts but easy to fumble with typos.</w:t>
+        <w:t xml:space="preserve">country/ocean — the literal JSON key contains a /, which is fine in Python </w:t>
+      </w:r>
+      <w:proofErr w:type="spellStart"/>
+      <w:r>
+        <w:rPr>
+          <w:lang w:val="en-US"/>
+        </w:rPr>
+        <w:t>dicts</w:t>
+      </w:r>
+      <w:proofErr w:type="spellEnd"/>
+      <w:r>
+        <w:rPr>
+          <w:lang w:val="en-US"/>
+        </w:rPr>
+        <w:t xml:space="preserve"> but easy to fumble with typos.</w:t>
       </w:r>
     </w:p>
     <w:p>
@@ -1064,7 +2203,49 @@
         <w:rPr>
           <w:lang w:val="en-US"/>
         </w:rPr>
-        <w:t>Coordinates come back as a [lat, lon] list (or null), not a formatted string like NCBI's lat_lon qualifier — needed manual formatting.</w:t>
+        <w:t>Coordinates come back as a [</w:t>
+      </w:r>
+      <w:proofErr w:type="spellStart"/>
+      <w:r>
+        <w:rPr>
+          <w:lang w:val="en-US"/>
+        </w:rPr>
+        <w:t>lat</w:t>
+      </w:r>
+      <w:proofErr w:type="spellEnd"/>
+      <w:r>
+        <w:rPr>
+          <w:lang w:val="en-US"/>
+        </w:rPr>
+        <w:t xml:space="preserve">, </w:t>
+      </w:r>
+      <w:proofErr w:type="spellStart"/>
+      <w:r>
+        <w:rPr>
+          <w:lang w:val="en-US"/>
+        </w:rPr>
+        <w:t>lon</w:t>
+      </w:r>
+      <w:proofErr w:type="spellEnd"/>
+      <w:r>
+        <w:rPr>
+          <w:lang w:val="en-US"/>
+        </w:rPr>
+        <w:t>] list (or null), not a formatted string like NCBI's </w:t>
+      </w:r>
+      <w:proofErr w:type="spellStart"/>
+      <w:r>
+        <w:rPr>
+          <w:lang w:val="en-US"/>
+        </w:rPr>
+        <w:t>lat_lon</w:t>
+      </w:r>
+      <w:proofErr w:type="spellEnd"/>
+      <w:r>
+        <w:rPr>
+          <w:lang w:val="en-US"/>
+        </w:rPr>
+        <w:t> qualifier — needed manual formatting.</w:t>
       </w:r>
     </w:p>
     <w:p>
@@ -1081,7 +2262,35 @@
         <w:rPr>
           <w:lang w:val="en-US"/>
         </w:rPr>
-        <w:t>No direct "voucher" field — had to fall back through museumid → sampleid.</w:t>
+        <w:t>No direct "voucher" field — had to fall back through </w:t>
+      </w:r>
+      <w:proofErr w:type="spellStart"/>
+      <w:r>
+        <w:rPr>
+          <w:lang w:val="en-US"/>
+        </w:rPr>
+        <w:t>museumid</w:t>
+      </w:r>
+      <w:proofErr w:type="spellEnd"/>
+      <w:r>
+        <w:rPr>
+          <w:lang w:val="en-US"/>
+        </w:rPr>
+        <w:t> → </w:t>
+      </w:r>
+      <w:proofErr w:type="spellStart"/>
+      <w:r>
+        <w:rPr>
+          <w:lang w:val="en-US"/>
+        </w:rPr>
+        <w:t>sampleid</w:t>
+      </w:r>
+      <w:proofErr w:type="spellEnd"/>
+      <w:r>
+        <w:rPr>
+          <w:lang w:val="en-US"/>
+        </w:rPr>
+        <w:t>.</w:t>
       </w:r>
     </w:p>
     <w:p>
@@ -1112,14 +2321,42 @@
         <w:rPr>
           <w:lang w:val="en-US"/>
         </w:rPr>
-        <w:t>7. Documentation was actually the hardest part</w:t>
+        <w:t xml:space="preserve">7. Documentation was </w:t>
+      </w:r>
+      <w:proofErr w:type="gramStart"/>
+      <w:r>
+        <w:rPr>
+          <w:lang w:val="en-US"/>
+        </w:rPr>
+        <w:t>actually the</w:t>
+      </w:r>
+      <w:proofErr w:type="gramEnd"/>
+      <w:r>
+        <w:rPr>
+          <w:lang w:val="en-US"/>
+        </w:rPr>
+        <w:t xml:space="preserve"> hardest part</w:t>
       </w:r>
       <w:r>
         <w:rPr>
           <w:lang w:val="en-US"/>
         </w:rPr>
         <w:br/>
-        <w:t>Both the old (v4.boldsystems.org) and new (portal.boldsystems.org/api/docs) doc pages returned 403s to automated fetches. I ended up reverse-engineering the real behavior by hitting the live endpoints with curl and inspecting raw responses rather than reading a spec — which is also how I caught the JSONL format and the "always succeeds" preprocessor quirk above.</w:t>
+        <w:t>Both the old (v4.boldsystems.org) and new (portal.boldsystems.org/</w:t>
+      </w:r>
+      <w:proofErr w:type="spellStart"/>
+      <w:r>
+        <w:rPr>
+          <w:lang w:val="en-US"/>
+        </w:rPr>
+        <w:t>api</w:t>
+      </w:r>
+      <w:proofErr w:type="spellEnd"/>
+      <w:r>
+        <w:rPr>
+          <w:lang w:val="en-US"/>
+        </w:rPr>
+        <w:t>/docs) doc pages returned 403s to automated fetches. I ended up reverse-engineering the real behavior by hitting the live endpoints with curl and inspecting raw responses rather than reading a spec — which is also how I caught the JSONL format and the "always succeeds" preprocessor quirk above.</w:t>
       </w:r>
     </w:p>
     <w:p>
@@ -1129,8 +2366,13 @@
         </w:rPr>
         <w:tab/>
       </w:r>
-      <w:r>
-        <w:t>Resttime van 0,1 werkt niet moet p</w:t>
+      <w:proofErr w:type="spellStart"/>
+      <w:r>
+        <w:t>Resttime</w:t>
+      </w:r>
+      <w:proofErr w:type="spellEnd"/>
+      <w:r>
+        <w:t xml:space="preserve"> van 0,1 werkt niet moet p</w:t>
       </w:r>
       <w:r>
         <w:t>roberen met een langere rest time</w:t>
@@ -1164,7 +2406,35 @@
         <w:rPr>
           <w:lang w:val="en-US"/>
         </w:rPr>
-        <w:t>Retry with exponential backoff (bold_request()) — on 403/429/5xx, it waits 5s, then 10s, 20s, 40s between attempts instead of failing immediately, in case the block is a short-lived rate-limit window.</w:t>
+        <w:t>Retry with exponential backoff (</w:t>
+      </w:r>
+      <w:proofErr w:type="spellStart"/>
+      <w:r>
+        <w:rPr>
+          <w:lang w:val="en-US"/>
+        </w:rPr>
+        <w:t>bold_</w:t>
+      </w:r>
+      <w:proofErr w:type="gramStart"/>
+      <w:r>
+        <w:rPr>
+          <w:lang w:val="en-US"/>
+        </w:rPr>
+        <w:t>request</w:t>
+      </w:r>
+      <w:proofErr w:type="spellEnd"/>
+      <w:r>
+        <w:rPr>
+          <w:lang w:val="en-US"/>
+        </w:rPr>
+        <w:t>()) —</w:t>
+      </w:r>
+      <w:proofErr w:type="gramEnd"/>
+      <w:r>
+        <w:rPr>
+          <w:lang w:val="en-US"/>
+        </w:rPr>
+        <w:t xml:space="preserve"> on 403/429/5xx, it waits 5s, then 10s, 20s, 40s between attempts instead of failing immediately, in case the block is a short-lived rate-limit window.</w:t>
       </w:r>
     </w:p>
     <w:p>
@@ -1181,7 +2451,29 @@
         <w:rPr>
           <w:lang w:val="en-US"/>
         </w:rPr>
-        <w:t>Circuit breaker (BoldBlockedError) — if it's still failing after those retries, the run now stops early instead of burning through all remaining species with instant failures, and it saves whatever partial results it already collected rather than losing the whole run.</w:t>
+        <w:t>Circuit breaker (</w:t>
+      </w:r>
+      <w:proofErr w:type="spellStart"/>
+      <w:proofErr w:type="gramStart"/>
+      <w:r>
+        <w:rPr>
+          <w:lang w:val="en-US"/>
+        </w:rPr>
+        <w:t>BoldBlockedError</w:t>
+      </w:r>
+      <w:proofErr w:type="spellEnd"/>
+      <w:r>
+        <w:rPr>
+          <w:lang w:val="en-US"/>
+        </w:rPr>
+        <w:t>) —</w:t>
+      </w:r>
+      <w:proofErr w:type="gramEnd"/>
+      <w:r>
+        <w:rPr>
+          <w:lang w:val="en-US"/>
+        </w:rPr>
+        <w:t xml:space="preserve"> if it's still failing after those retries, the run now stops early instead of burning through all remaining species with instant failures, and it saves whatever partial results it already collected rather than losing the whole run.</w:t>
       </w:r>
     </w:p>
     <w:p>
@@ -1198,7 +2490,21 @@
         <w:rPr>
           <w:lang w:val="en-US"/>
         </w:rPr>
-        <w:t>Clearer status message — the GUI will now say "BOLD blocked the requests — stopped early. Partial results saved. Try again later..." instead of silently finishing with a mostly-empty CSV.</w:t>
+        <w:t xml:space="preserve">Clearer status message — the GUI will now say "BOLD blocked the requests — stopped early. Partial results saved. Try again later..." instead of silently finishing with a </w:t>
+      </w:r>
+      <w:proofErr w:type="gramStart"/>
+      <w:r>
+        <w:rPr>
+          <w:lang w:val="en-US"/>
+        </w:rPr>
+        <w:t>mostly-empty</w:t>
+      </w:r>
+      <w:proofErr w:type="gramEnd"/>
+      <w:r>
+        <w:rPr>
+          <w:lang w:val="en-US"/>
+        </w:rPr>
+        <w:t xml:space="preserve"> CSV.</w:t>
       </w:r>
     </w:p>
     <w:p>
@@ -1228,7 +2534,21 @@
         <w:rPr>
           <w:lang w:val="en-US"/>
         </w:rPr>
-        <w:t xml:space="preserve">The bad news: I just tested live, and the block is still active on this network — it hasn't lifted in the ~50 minutes since we first saw it, and my retry test above confirms it's still returning 403 after fresh attempts. This isn't something the script can fix by waiting a </w:t>
+        <w:t xml:space="preserve">The bad news: I just tested live, and the block is still active on this network — it hasn't lifted in the ~50 minutes since we first saw it, and </w:t>
+      </w:r>
+      <w:proofErr w:type="gramStart"/>
+      <w:r>
+        <w:rPr>
+          <w:lang w:val="en-US"/>
+        </w:rPr>
+        <w:t>my</w:t>
+      </w:r>
+      <w:proofErr w:type="gramEnd"/>
+      <w:r>
+        <w:rPr>
+          <w:lang w:val="en-US"/>
+        </w:rPr>
+        <w:t xml:space="preserve"> retry test above confirms it's still returning 403 after fresh attempts. This isn't something the script can fix by waiting a </w:t>
       </w:r>
       <w:r>
         <w:rPr>
@@ -1257,7 +2577,21 @@
         <w:rPr>
           <w:lang w:val="en-US"/>
         </w:rPr>
-        <w:t>Wait it out and try again later (maybe check back in an hour or two) — the code changes above mean if it happens again mid-run, you'll get partial results instead of a wasted run.</w:t>
+        <w:t xml:space="preserve">Wait it out and try again later (maybe check back in an hour or </w:t>
+      </w:r>
+      <w:proofErr w:type="gramStart"/>
+      <w:r>
+        <w:rPr>
+          <w:lang w:val="en-US"/>
+        </w:rPr>
+        <w:t>two) —</w:t>
+      </w:r>
+      <w:proofErr w:type="gramEnd"/>
+      <w:r>
+        <w:rPr>
+          <w:lang w:val="en-US"/>
+        </w:rPr>
+        <w:t xml:space="preserve"> the code changes above mean if it happens again mid-run, you'll get partial results instead of a wasted run.</w:t>
       </w:r>
     </w:p>
     <w:p>
@@ -1307,24 +2641,57 @@
       </w:pPr>
     </w:p>
     <w:p>
-      <w:r>
-        <w:t>Fatser NCBI</w:t>
-      </w:r>
-    </w:p>
-    <w:p>
-      <w:pPr>
-        <w:rPr>
-          <w:lang w:val="en-US"/>
-        </w:rPr>
-      </w:pPr>
-      <w:r>
+      <w:pPr>
+        <w:rPr>
+          <w:lang w:val="en-US"/>
+        </w:rPr>
+      </w:pPr>
+      <w:proofErr w:type="spellStart"/>
+      <w:r>
+        <w:rPr>
+          <w:lang w:val="en-US"/>
+        </w:rPr>
+        <w:t>Fatser</w:t>
+      </w:r>
+      <w:proofErr w:type="spellEnd"/>
+      <w:r>
+        <w:rPr>
+          <w:lang w:val="en-US"/>
+        </w:rPr>
+        <w:t xml:space="preserve"> NCBI</w:t>
+      </w:r>
+    </w:p>
+    <w:p>
+      <w:pPr>
+        <w:rPr>
+          <w:lang w:val="en-US"/>
+        </w:rPr>
+      </w:pPr>
+      <w:r>
+        <w:rPr>
+          <w:lang w:val="en-US"/>
+        </w:rPr>
         <w:tab/>
       </w:r>
       <w:r>
         <w:rPr>
           <w:lang w:val="en-US"/>
         </w:rPr>
-        <w:t>Now update get_accession to use the rate limiter per-call instead of one sleep at the end:</w:t>
+        <w:t>Now update </w:t>
+      </w:r>
+      <w:proofErr w:type="spellStart"/>
+      <w:r>
+        <w:rPr>
+          <w:lang w:val="en-US"/>
+        </w:rPr>
+        <w:t>get_accession</w:t>
+      </w:r>
+      <w:proofErr w:type="spellEnd"/>
+      <w:r>
+        <w:rPr>
+          <w:lang w:val="en-US"/>
+        </w:rPr>
+        <w:t> to use the rate limiter per-call instead of one sleep at the end:</w:t>
       </w:r>
     </w:p>
     <w:p>
@@ -1415,11 +2782,19 @@
           <w:lang w:val="en-US"/>
         </w:rPr>
       </w:pPr>
-      <w:r>
-        <w:rPr>
-          <w:lang w:val="en-US"/>
-        </w:rPr>
-        <w:t>RateLimiter class — a lock-protected global rate limiter enforcing a minimum gap between </w:t>
+      <w:proofErr w:type="spellStart"/>
+      <w:r>
+        <w:rPr>
+          <w:lang w:val="en-US"/>
+        </w:rPr>
+        <w:t>RateLimiter</w:t>
+      </w:r>
+      <w:proofErr w:type="spellEnd"/>
+      <w:r>
+        <w:rPr>
+          <w:lang w:val="en-US"/>
+        </w:rPr>
+        <w:t> class — a lock-protected global rate limiter enforcing a minimum gap between </w:t>
       </w:r>
       <w:r>
         <w:rPr>
@@ -1446,11 +2821,97 @@
           <w:lang w:val="en-US"/>
         </w:rPr>
       </w:pPr>
-      <w:r>
-        <w:rPr>
-          <w:lang w:val="en-US"/>
-        </w:rPr>
-        <w:t>get_accession now takes rate_limiter instead of sleep_time, and calls rate_limiter.wait() before each esearch/efetch — properly capping the </w:t>
+      <w:proofErr w:type="spellStart"/>
+      <w:r>
+        <w:rPr>
+          <w:lang w:val="en-US"/>
+        </w:rPr>
+        <w:t>get_accession</w:t>
+      </w:r>
+      <w:proofErr w:type="spellEnd"/>
+      <w:r>
+        <w:rPr>
+          <w:lang w:val="en-US"/>
+        </w:rPr>
+        <w:t> now takes </w:t>
+      </w:r>
+      <w:proofErr w:type="spellStart"/>
+      <w:r>
+        <w:rPr>
+          <w:lang w:val="en-US"/>
+        </w:rPr>
+        <w:t>rate_limiter</w:t>
+      </w:r>
+      <w:proofErr w:type="spellEnd"/>
+      <w:r>
+        <w:rPr>
+          <w:lang w:val="en-US"/>
+        </w:rPr>
+        <w:t> instead of </w:t>
+      </w:r>
+      <w:proofErr w:type="spellStart"/>
+      <w:r>
+        <w:rPr>
+          <w:lang w:val="en-US"/>
+        </w:rPr>
+        <w:t>sleep_time</w:t>
+      </w:r>
+      <w:proofErr w:type="spellEnd"/>
+      <w:r>
+        <w:rPr>
+          <w:lang w:val="en-US"/>
+        </w:rPr>
+        <w:t>, and calls </w:t>
+      </w:r>
+      <w:proofErr w:type="spellStart"/>
+      <w:r>
+        <w:rPr>
+          <w:lang w:val="en-US"/>
+        </w:rPr>
+        <w:t>rate_</w:t>
+      </w:r>
+      <w:proofErr w:type="gramStart"/>
+      <w:r>
+        <w:rPr>
+          <w:lang w:val="en-US"/>
+        </w:rPr>
+        <w:t>limiter.wait</w:t>
+      </w:r>
+      <w:proofErr w:type="spellEnd"/>
+      <w:proofErr w:type="gramEnd"/>
+      <w:r>
+        <w:rPr>
+          <w:lang w:val="en-US"/>
+        </w:rPr>
+        <w:t>() before each </w:t>
+      </w:r>
+      <w:proofErr w:type="spellStart"/>
+      <w:r>
+        <w:rPr>
+          <w:lang w:val="en-US"/>
+        </w:rPr>
+        <w:t>esearch</w:t>
+      </w:r>
+      <w:proofErr w:type="spellEnd"/>
+      <w:r>
+        <w:rPr>
+          <w:lang w:val="en-US"/>
+        </w:rPr>
+        <w:t>/</w:t>
+      </w:r>
+      <w:proofErr w:type="spellStart"/>
+      <w:r>
+        <w:rPr>
+          <w:lang w:val="en-US"/>
+        </w:rPr>
+        <w:t>efetch</w:t>
+      </w:r>
+      <w:proofErr w:type="spellEnd"/>
+      <w:r>
+        <w:rPr>
+          <w:lang w:val="en-US"/>
+        </w:rPr>
+        <w:t> — properly capping the </w:t>
       </w:r>
       <w:r>
         <w:rPr>
@@ -1477,11 +2938,47 @@
           <w:lang w:val="en-US"/>
         </w:rPr>
       </w:pPr>
-      <w:r>
-        <w:rPr>
-          <w:lang w:val="en-US"/>
-        </w:rPr>
-        <w:t xml:space="preserve">ThreadPoolExecutor replaces the serial species/marker loop — all (species, marker) jobs are submitted concurrently, with as_completed() driving progress </w:t>
+      <w:proofErr w:type="spellStart"/>
+      <w:r>
+        <w:rPr>
+          <w:lang w:val="en-US"/>
+        </w:rPr>
+        <w:t>ThreadPoolExecutor</w:t>
+      </w:r>
+      <w:proofErr w:type="spellEnd"/>
+      <w:r>
+        <w:rPr>
+          <w:lang w:val="en-US"/>
+        </w:rPr>
+        <w:t> replaces the serial species/marker loop — all (species, marker) jobs are submitted concurrently, with </w:t>
+      </w:r>
+      <w:proofErr w:type="spellStart"/>
+      <w:r>
+        <w:rPr>
+          <w:lang w:val="en-US"/>
+        </w:rPr>
+        <w:t>as_</w:t>
+      </w:r>
+      <w:proofErr w:type="gramStart"/>
+      <w:r>
+        <w:rPr>
+          <w:lang w:val="en-US"/>
+        </w:rPr>
+        <w:t>completed</w:t>
+      </w:r>
+      <w:proofErr w:type="spellEnd"/>
+      <w:r>
+        <w:rPr>
+          <w:lang w:val="en-US"/>
+        </w:rPr>
+        <w:t>(</w:t>
+      </w:r>
+      <w:proofErr w:type="gramEnd"/>
+      <w:r>
+        <w:rPr>
+          <w:lang w:val="en-US"/>
+        </w:rPr>
+        <w:t xml:space="preserve">) driving progress </w:t>
       </w:r>
       <w:r>
         <w:rPr>
@@ -1549,8 +3046,13 @@
       </w:r>
     </w:p>
     <w:p>
-      <w:r>
-        <w:t>Main changes</w:t>
+      <w:proofErr w:type="spellStart"/>
+      <w:r>
+        <w:t>Main</w:t>
+      </w:r>
+      <w:proofErr w:type="spellEnd"/>
+      <w:r>
+        <w:t xml:space="preserve"> changes</w:t>
       </w:r>
     </w:p>
     <w:p>
@@ -1567,7 +3069,71 @@
         <w:rPr>
           <w:lang w:val="en-US"/>
         </w:rPr>
-        <w:t>Global RateLimiter class — a lock-protected object shared by all worker threads. Before every single NCBI HTTP call (esearch and each efetch), a thread calls rate_limiter.wait(), which blocks just long enough to keep the </w:t>
+        <w:t>Global </w:t>
+      </w:r>
+      <w:proofErr w:type="spellStart"/>
+      <w:r>
+        <w:rPr>
+          <w:lang w:val="en-US"/>
+        </w:rPr>
+        <w:t>RateLimiter</w:t>
+      </w:r>
+      <w:proofErr w:type="spellEnd"/>
+      <w:r>
+        <w:rPr>
+          <w:lang w:val="en-US"/>
+        </w:rPr>
+        <w:t> class — a lock-protected object shared by all worker threads. Before every single NCBI HTTP call (</w:t>
+      </w:r>
+      <w:proofErr w:type="spellStart"/>
+      <w:r>
+        <w:rPr>
+          <w:lang w:val="en-US"/>
+        </w:rPr>
+        <w:t>esearch</w:t>
+      </w:r>
+      <w:proofErr w:type="spellEnd"/>
+      <w:r>
+        <w:rPr>
+          <w:lang w:val="en-US"/>
+        </w:rPr>
+        <w:t> and each </w:t>
+      </w:r>
+      <w:proofErr w:type="spellStart"/>
+      <w:r>
+        <w:rPr>
+          <w:lang w:val="en-US"/>
+        </w:rPr>
+        <w:t>efetch</w:t>
+      </w:r>
+      <w:proofErr w:type="spellEnd"/>
+      <w:r>
+        <w:rPr>
+          <w:lang w:val="en-US"/>
+        </w:rPr>
+        <w:t>), a thread calls </w:t>
+      </w:r>
+      <w:proofErr w:type="spellStart"/>
+      <w:r>
+        <w:rPr>
+          <w:lang w:val="en-US"/>
+        </w:rPr>
+        <w:t>rate_</w:t>
+      </w:r>
+      <w:proofErr w:type="gramStart"/>
+      <w:r>
+        <w:rPr>
+          <w:lang w:val="en-US"/>
+        </w:rPr>
+        <w:t>limiter.wait</w:t>
+      </w:r>
+      <w:proofErr w:type="spellEnd"/>
+      <w:proofErr w:type="gramEnd"/>
+      <w:r>
+        <w:rPr>
+          <w:lang w:val="en-US"/>
+        </w:rPr>
+        <w:t>(), which blocks just long enough to keep the </w:t>
       </w:r>
       <w:r>
         <w:rPr>
@@ -1581,7 +3147,51 @@
         <w:rPr>
           <w:lang w:val="en-US"/>
         </w:rPr>
-        <w:t> call rate across all threads under the configured interval. This replaced the old time.sleep(sleep_time) that only fired once per species+marker.</w:t>
+        <w:t> call rate across all threads under the configured interval. This replaced the old </w:t>
+      </w:r>
+      <w:proofErr w:type="spellStart"/>
+      <w:proofErr w:type="gramStart"/>
+      <w:r>
+        <w:rPr>
+          <w:lang w:val="en-US"/>
+        </w:rPr>
+        <w:t>time.sleep</w:t>
+      </w:r>
+      <w:proofErr w:type="spellEnd"/>
+      <w:proofErr w:type="gramEnd"/>
+      <w:r>
+        <w:rPr>
+          <w:lang w:val="en-US"/>
+        </w:rPr>
+        <w:t>(</w:t>
+      </w:r>
+      <w:proofErr w:type="spellStart"/>
+      <w:r>
+        <w:rPr>
+          <w:lang w:val="en-US"/>
+        </w:rPr>
+        <w:t>sleep_time</w:t>
+      </w:r>
+      <w:proofErr w:type="spellEnd"/>
+      <w:r>
+        <w:rPr>
+          <w:lang w:val="en-US"/>
+        </w:rPr>
+        <w:t xml:space="preserve">) that only fired once per </w:t>
+      </w:r>
+      <w:proofErr w:type="spellStart"/>
+      <w:r>
+        <w:rPr>
+          <w:lang w:val="en-US"/>
+        </w:rPr>
+        <w:t>species+marker</w:t>
+      </w:r>
+      <w:proofErr w:type="spellEnd"/>
+      <w:r>
+        <w:rPr>
+          <w:lang w:val="en-US"/>
+        </w:rPr>
+        <w:t>.</w:t>
       </w:r>
     </w:p>
     <w:p>
@@ -1594,11 +3204,61 @@
           <w:lang w:val="en-US"/>
         </w:rPr>
       </w:pPr>
-      <w:r>
-        <w:rPr>
-          <w:lang w:val="en-US"/>
-        </w:rPr>
-        <w:t>get_accession rewired to take rate_limiter instead of sleep_time, with wait() calls moved to before each raw request instead of one sleep at the end — this also fixed the earlier burst issue (up to 11 calls firing instantly before any delay).</w:t>
+      <w:proofErr w:type="spellStart"/>
+      <w:r>
+        <w:rPr>
+          <w:lang w:val="en-US"/>
+        </w:rPr>
+        <w:t>get_accession</w:t>
+      </w:r>
+      <w:proofErr w:type="spellEnd"/>
+      <w:r>
+        <w:rPr>
+          <w:lang w:val="en-US"/>
+        </w:rPr>
+        <w:t> rewired to take </w:t>
+      </w:r>
+      <w:proofErr w:type="spellStart"/>
+      <w:r>
+        <w:rPr>
+          <w:lang w:val="en-US"/>
+        </w:rPr>
+        <w:t>rate_limiter</w:t>
+      </w:r>
+      <w:proofErr w:type="spellEnd"/>
+      <w:r>
+        <w:rPr>
+          <w:lang w:val="en-US"/>
+        </w:rPr>
+        <w:t> instead of </w:t>
+      </w:r>
+      <w:proofErr w:type="spellStart"/>
+      <w:r>
+        <w:rPr>
+          <w:lang w:val="en-US"/>
+        </w:rPr>
+        <w:t>sleep_time</w:t>
+      </w:r>
+      <w:proofErr w:type="spellEnd"/>
+      <w:r>
+        <w:rPr>
+          <w:lang w:val="en-US"/>
+        </w:rPr>
+        <w:t>, with </w:t>
+      </w:r>
+      <w:proofErr w:type="gramStart"/>
+      <w:r>
+        <w:rPr>
+          <w:lang w:val="en-US"/>
+        </w:rPr>
+        <w:t>wait(</w:t>
+      </w:r>
+      <w:proofErr w:type="gramEnd"/>
+      <w:r>
+        <w:rPr>
+          <w:lang w:val="en-US"/>
+        </w:rPr>
+        <w:t>) calls moved to before each raw request instead of one sleep at the end — this also fixed the earlier burst issue (up to 11 calls firing instantly before any delay).</w:t>
       </w:r>
     </w:p>
     <w:p>
@@ -1611,11 +3271,47 @@
           <w:lang w:val="en-US"/>
         </w:rPr>
       </w:pPr>
-      <w:r>
-        <w:rPr>
-          <w:lang w:val="en-US"/>
-        </w:rPr>
-        <w:t>ThreadPoolExecutor replacing the serial for species in test["Name"] loop. All (species, marker) jobs get submitted up front; as_completed() drives progress updates as results land, regardless of order.</w:t>
+      <w:proofErr w:type="spellStart"/>
+      <w:r>
+        <w:rPr>
+          <w:lang w:val="en-US"/>
+        </w:rPr>
+        <w:t>ThreadPoolExecutor</w:t>
+      </w:r>
+      <w:proofErr w:type="spellEnd"/>
+      <w:r>
+        <w:rPr>
+          <w:lang w:val="en-US"/>
+        </w:rPr>
+        <w:t> replacing the serial for species in test["Name"] loop. All (species, marker) jobs get submitted up front; </w:t>
+      </w:r>
+      <w:proofErr w:type="spellStart"/>
+      <w:r>
+        <w:rPr>
+          <w:lang w:val="en-US"/>
+        </w:rPr>
+        <w:t>as_</w:t>
+      </w:r>
+      <w:proofErr w:type="gramStart"/>
+      <w:r>
+        <w:rPr>
+          <w:lang w:val="en-US"/>
+        </w:rPr>
+        <w:t>completed</w:t>
+      </w:r>
+      <w:proofErr w:type="spellEnd"/>
+      <w:r>
+        <w:rPr>
+          <w:lang w:val="en-US"/>
+        </w:rPr>
+        <w:t>(</w:t>
+      </w:r>
+      <w:proofErr w:type="gramEnd"/>
+      <w:r>
+        <w:rPr>
+          <w:lang w:val="en-US"/>
+        </w:rPr>
+        <w:t>) drives progress updates as results land, regardless of order.</w:t>
       </w:r>
     </w:p>
     <w:p>
@@ -1632,7 +3328,35 @@
         <w:rPr>
           <w:lang w:val="en-US"/>
         </w:rPr>
-        <w:t>Order-preserving result collection — results_by_marker[marker][row_idx] = result, using a pre-sized list per marker rather than appending, so results always land back in the correct row regardless of which job finished first.</w:t>
+        <w:t>Order-preserving result collection — </w:t>
+      </w:r>
+      <w:proofErr w:type="spellStart"/>
+      <w:r>
+        <w:rPr>
+          <w:lang w:val="en-US"/>
+        </w:rPr>
+        <w:t>results_by_marker</w:t>
+      </w:r>
+      <w:proofErr w:type="spellEnd"/>
+      <w:r>
+        <w:rPr>
+          <w:lang w:val="en-US"/>
+        </w:rPr>
+        <w:t>[marker][</w:t>
+      </w:r>
+      <w:proofErr w:type="spellStart"/>
+      <w:r>
+        <w:rPr>
+          <w:lang w:val="en-US"/>
+        </w:rPr>
+        <w:t>row_idx</w:t>
+      </w:r>
+      <w:proofErr w:type="spellEnd"/>
+      <w:r>
+        <w:rPr>
+          <w:lang w:val="en-US"/>
+        </w:rPr>
+        <w:t>] = result, using a pre-sized list per marker rather than appending, so results always land back in the correct row regardless of which job finished first.</w:t>
       </w:r>
     </w:p>
     <w:p>
@@ -1649,7 +3373,21 @@
         <w:rPr>
           <w:lang w:val="en-US"/>
         </w:rPr>
-        <w:t>New GUI controls — "Min. interval between requests" (now correctly enforced globally, defaulted to 0.1s) and "Concurrent workers" (default 5).</w:t>
+        <w:t xml:space="preserve">New GUI </w:t>
+      </w:r>
+      <w:proofErr w:type="gramStart"/>
+      <w:r>
+        <w:rPr>
+          <w:lang w:val="en-US"/>
+        </w:rPr>
+        <w:t>controls — "</w:t>
+      </w:r>
+      <w:proofErr w:type="gramEnd"/>
+      <w:r>
+        <w:rPr>
+          <w:lang w:val="en-US"/>
+        </w:rPr>
+        <w:t>Min. interval between requests" (now correctly enforced globally, defaulted to 0.1s) and "Concurrent workers" (default 5).</w:t>
       </w:r>
     </w:p>
     <w:p>
@@ -1679,7 +3417,37 @@
         <w:rPr>
           <w:lang w:val="en-US"/>
         </w:rPr>
-        <w:t>Rate limiter that doesn't actually limit anything. The natural first instinct is time.sleep(x) inside each thread — but that only throttles </w:t>
+        <w:t xml:space="preserve">Rate limiter that doesn't </w:t>
+      </w:r>
+      <w:proofErr w:type="gramStart"/>
+      <w:r>
+        <w:rPr>
+          <w:lang w:val="en-US"/>
+        </w:rPr>
+        <w:t>actually limit</w:t>
+      </w:r>
+      <w:proofErr w:type="gramEnd"/>
+      <w:r>
+        <w:rPr>
+          <w:lang w:val="en-US"/>
+        </w:rPr>
+        <w:t xml:space="preserve"> anything. The natural first instinct is </w:t>
+      </w:r>
+      <w:proofErr w:type="spellStart"/>
+      <w:proofErr w:type="gramStart"/>
+      <w:r>
+        <w:rPr>
+          <w:lang w:val="en-US"/>
+        </w:rPr>
+        <w:t>time.sleep</w:t>
+      </w:r>
+      <w:proofErr w:type="spellEnd"/>
+      <w:proofErr w:type="gramEnd"/>
+      <w:r>
+        <w:rPr>
+          <w:lang w:val="en-US"/>
+        </w:rPr>
+        <w:t>(x) inside each thread — but that only throttles </w:t>
       </w:r>
       <w:r>
         <w:rPr>
@@ -1717,7 +3485,49 @@
         <w:rPr>
           <w:lang w:val="en-US"/>
         </w:rPr>
-        <w:t>Result misalignment. ThreadPoolExecutor + as_completed() returns results in </w:t>
+        <w:t>Result misalignment. </w:t>
+      </w:r>
+      <w:proofErr w:type="spellStart"/>
+      <w:r>
+        <w:rPr>
+          <w:lang w:val="en-US"/>
+        </w:rPr>
+        <w:t>ThreadPoolExecutor</w:t>
+      </w:r>
+      <w:proofErr w:type="spellEnd"/>
+      <w:r>
+        <w:rPr>
+          <w:lang w:val="en-US"/>
+        </w:rPr>
+        <w:t> + </w:t>
+      </w:r>
+      <w:proofErr w:type="spellStart"/>
+      <w:r>
+        <w:rPr>
+          <w:lang w:val="en-US"/>
+        </w:rPr>
+        <w:t>as_</w:t>
+      </w:r>
+      <w:proofErr w:type="gramStart"/>
+      <w:r>
+        <w:rPr>
+          <w:lang w:val="en-US"/>
+        </w:rPr>
+        <w:t>completed</w:t>
+      </w:r>
+      <w:proofErr w:type="spellEnd"/>
+      <w:r>
+        <w:rPr>
+          <w:lang w:val="en-US"/>
+        </w:rPr>
+        <w:t>(</w:t>
+      </w:r>
+      <w:proofErr w:type="gramEnd"/>
+      <w:r>
+        <w:rPr>
+          <w:lang w:val="en-US"/>
+        </w:rPr>
+        <w:t>) returns results in </w:t>
       </w:r>
       <w:r>
         <w:rPr>
@@ -1731,7 +3541,49 @@
         <w:rPr>
           <w:lang w:val="en-US"/>
         </w:rPr>
-        <w:t> order, not submission order. If you just .append()ed results to a list like the original serial code did, rows would silently end up matched to the wrong species once merged into the DataFrame — a bug that wouldn't necessarily be obvious until you spot-checked the output against the input CSV.</w:t>
+        <w:t xml:space="preserve"> order, not submission order. If </w:t>
+      </w:r>
+      <w:proofErr w:type="gramStart"/>
+      <w:r>
+        <w:rPr>
+          <w:lang w:val="en-US"/>
+        </w:rPr>
+        <w:t>you</w:t>
+      </w:r>
+      <w:proofErr w:type="gramEnd"/>
+      <w:r>
+        <w:rPr>
+          <w:lang w:val="en-US"/>
+        </w:rPr>
+        <w:t xml:space="preserve"> </w:t>
+      </w:r>
+      <w:proofErr w:type="gramStart"/>
+      <w:r>
+        <w:rPr>
+          <w:lang w:val="en-US"/>
+        </w:rPr>
+        <w:t>just .append()ed</w:t>
+      </w:r>
+      <w:proofErr w:type="gramEnd"/>
+      <w:r>
+        <w:rPr>
+          <w:lang w:val="en-US"/>
+        </w:rPr>
+        <w:t xml:space="preserve"> results to a list like the original serial code did, rows would silently end up matched to the wrong species once merged into the </w:t>
+      </w:r>
+      <w:proofErr w:type="spellStart"/>
+      <w:r>
+        <w:rPr>
+          <w:lang w:val="en-US"/>
+        </w:rPr>
+        <w:t>DataFrame</w:t>
+      </w:r>
+      <w:proofErr w:type="spellEnd"/>
+      <w:r>
+        <w:rPr>
+          <w:lang w:val="en-US"/>
+        </w:rPr>
+        <w:t xml:space="preserve"> — a bug that wouldn't necessarily be obvious until you spot-checked the output against the input CSV.</w:t>
       </w:r>
     </w:p>
     <w:p>
@@ -1748,7 +3600,79 @@
         <w:rPr>
           <w:lang w:val="en-US"/>
         </w:rPr>
-        <w:t>Updating Tkinter widgets from worker threads. Tkinter isn't thread-safe — calling .configure() on a label directly from a background thread can crash or corrupt the UI. It's easy to forget this once you're inside ThreadPoolExecutor workers and just update the progress label directly instead of routing everything through app.after().</w:t>
+        <w:t xml:space="preserve">Updating </w:t>
+      </w:r>
+      <w:proofErr w:type="spellStart"/>
+      <w:r>
+        <w:rPr>
+          <w:lang w:val="en-US"/>
+        </w:rPr>
+        <w:t>Tkinter</w:t>
+      </w:r>
+      <w:proofErr w:type="spellEnd"/>
+      <w:r>
+        <w:rPr>
+          <w:lang w:val="en-US"/>
+        </w:rPr>
+        <w:t xml:space="preserve"> widgets from worker threads. </w:t>
+      </w:r>
+      <w:proofErr w:type="spellStart"/>
+      <w:r>
+        <w:rPr>
+          <w:lang w:val="en-US"/>
+        </w:rPr>
+        <w:t>Tkinter</w:t>
+      </w:r>
+      <w:proofErr w:type="spellEnd"/>
+      <w:r>
+        <w:rPr>
+          <w:lang w:val="en-US"/>
+        </w:rPr>
+        <w:t xml:space="preserve"> isn't thread-safe — </w:t>
+      </w:r>
+      <w:proofErr w:type="gramStart"/>
+      <w:r>
+        <w:rPr>
+          <w:lang w:val="en-US"/>
+        </w:rPr>
+        <w:t>calling .configure</w:t>
+      </w:r>
+      <w:proofErr w:type="gramEnd"/>
+      <w:r>
+        <w:rPr>
+          <w:lang w:val="en-US"/>
+        </w:rPr>
+        <w:t>() on a label directly from a background thread can crash or corrupt the UI. It's easy to forget this once you're inside </w:t>
+      </w:r>
+      <w:proofErr w:type="spellStart"/>
+      <w:r>
+        <w:rPr>
+          <w:lang w:val="en-US"/>
+        </w:rPr>
+        <w:t>ThreadPoolExecutor</w:t>
+      </w:r>
+      <w:proofErr w:type="spellEnd"/>
+      <w:r>
+        <w:rPr>
+          <w:lang w:val="en-US"/>
+        </w:rPr>
+        <w:t> workers and just update the progress label directly instead of routing everything through </w:t>
+      </w:r>
+      <w:proofErr w:type="spellStart"/>
+      <w:proofErr w:type="gramStart"/>
+      <w:r>
+        <w:rPr>
+          <w:lang w:val="en-US"/>
+        </w:rPr>
+        <w:t>app.after</w:t>
+      </w:r>
+      <w:proofErr w:type="spellEnd"/>
+      <w:proofErr w:type="gramEnd"/>
+      <w:r>
+        <w:rPr>
+          <w:lang w:val="en-US"/>
+        </w:rPr>
+        <w:t>().</w:t>
       </w:r>
     </w:p>
     <w:p>
@@ -1765,7 +3689,35 @@
         <w:rPr>
           <w:lang w:val="en-US"/>
         </w:rPr>
-        <w:t>Swallowed exceptions. Exceptions raised inside a worker function don't propagate until you call .result() on its future. Forgetting that (or not wrapping it in try/except) means a single bad record could either silently vanish from the output or crash the whole as_completed loop unexpectedly.</w:t>
+        <w:t xml:space="preserve">Swallowed exceptions. Exceptions raised inside a worker function don't propagate until you </w:t>
+      </w:r>
+      <w:proofErr w:type="gramStart"/>
+      <w:r>
+        <w:rPr>
+          <w:lang w:val="en-US"/>
+        </w:rPr>
+        <w:t>call .result</w:t>
+      </w:r>
+      <w:proofErr w:type="gramEnd"/>
+      <w:r>
+        <w:rPr>
+          <w:lang w:val="en-US"/>
+        </w:rPr>
+        <w:t>() on its future. Forgetting that (or not wrapping it in try/except) means a single bad record could either silently vanish from the output or crash the whole </w:t>
+      </w:r>
+      <w:proofErr w:type="spellStart"/>
+      <w:r>
+        <w:rPr>
+          <w:lang w:val="en-US"/>
+        </w:rPr>
+        <w:t>as_completed</w:t>
+      </w:r>
+      <w:proofErr w:type="spellEnd"/>
+      <w:r>
+        <w:rPr>
+          <w:lang w:val="en-US"/>
+        </w:rPr>
+        <w:t> loop unexpectedly.</w:t>
       </w:r>
     </w:p>
     <w:p>
@@ -1782,7 +3734,21 @@
         <w:rPr>
           <w:lang w:val="en-US"/>
         </w:rPr>
-        <w:t>More workers ≠ more speed once a shared rate limiter exists. Because every thread funnels through the same RateLimiter, cranking up "Concurrent workers" past a certain point just means more threads queued up waiting on the same lock — the real ceiling stays NCBI's rate cap, not thread count.</w:t>
+        <w:t>More workers ≠ more speed once a shared rate limiter exists. Because every thread funnels through the same </w:t>
+      </w:r>
+      <w:proofErr w:type="spellStart"/>
+      <w:r>
+        <w:rPr>
+          <w:lang w:val="en-US"/>
+        </w:rPr>
+        <w:t>RateLimiter</w:t>
+      </w:r>
+      <w:proofErr w:type="spellEnd"/>
+      <w:r>
+        <w:rPr>
+          <w:lang w:val="en-US"/>
+        </w:rPr>
+        <w:t>, cranking up "Concurrent workers" past a certain point just means more threads queued up waiting on the same lock — the real ceiling stays NCBI's rate cap, not thread count.</w:t>
       </w:r>
     </w:p>
     <w:p>
@@ -1810,51 +3776,122 @@
       </w:pPr>
     </w:p>
     <w:p>
-      <w:pPr>
-        <w:rPr>
-          <w:lang w:val="en-US"/>
-        </w:rPr>
-      </w:pPr>
-      <w:r>
-        <w:rPr>
-          <w:lang w:val="en-US"/>
-        </w:rPr>
-        <w:t>Script for getting the sequences</w:t>
-      </w:r>
-    </w:p>
-    <w:p>
-      <w:r>
-        <w:t>Moet er voor zorgen dat d</w:t>
-      </w:r>
-      <w:r>
-        <w:t>e Name column nog word toegevoegd.</w:t>
-      </w:r>
-    </w:p>
-    <w:p>
-      <w:pPr>
-        <w:rPr>
-          <w:lang w:val="en-US"/>
-        </w:rPr>
-      </w:pPr>
-      <w:r>
-        <w:rPr>
-          <w:lang w:val="en-US"/>
-        </w:rPr>
+      <w:r>
+        <w:t xml:space="preserve">Script </w:t>
+      </w:r>
+      <w:proofErr w:type="spellStart"/>
+      <w:r>
+        <w:t>for</w:t>
+      </w:r>
+      <w:proofErr w:type="spellEnd"/>
+      <w:r>
+        <w:t xml:space="preserve"> </w:t>
+      </w:r>
+      <w:proofErr w:type="spellStart"/>
+      <w:r>
+        <w:t>getting</w:t>
+      </w:r>
+      <w:proofErr w:type="spellEnd"/>
+      <w:r>
+        <w:t xml:space="preserve"> </w:t>
+      </w:r>
+      <w:proofErr w:type="spellStart"/>
+      <w:r>
+        <w:t>the</w:t>
+      </w:r>
+      <w:proofErr w:type="spellEnd"/>
+      <w:r>
+        <w:t xml:space="preserve"> </w:t>
+      </w:r>
+      <w:proofErr w:type="spellStart"/>
+      <w:r>
+        <w:t>sequences</w:t>
+      </w:r>
+      <w:proofErr w:type="spellEnd"/>
+    </w:p>
+    <w:p>
+      <w:r>
+        <w:t xml:space="preserve">Moet </w:t>
+      </w:r>
+      <w:proofErr w:type="gramStart"/>
+      <w:r>
+        <w:t>er voor</w:t>
+      </w:r>
+      <w:proofErr w:type="gramEnd"/>
+      <w:r>
+        <w:t xml:space="preserve"> zorgen dat d</w:t>
+      </w:r>
+      <w:r>
+        <w:t xml:space="preserve">e Name column nog </w:t>
+      </w:r>
+      <w:proofErr w:type="gramStart"/>
+      <w:r>
+        <w:t>word</w:t>
+      </w:r>
+      <w:proofErr w:type="gramEnd"/>
+      <w:r>
+        <w:t xml:space="preserve"> toegevoegd.</w:t>
+      </w:r>
+    </w:p>
+    <w:p>
+      <w:pPr>
+        <w:rPr>
+          <w:lang w:val="en-US"/>
+        </w:rPr>
+      </w:pPr>
+      <w:r>
         <w:tab/>
       </w:r>
-      <w:r>
-        <w:rPr>
-          <w:lang w:val="en-US"/>
-        </w:rPr>
-        <w:t>df_accessions = df.filter(markers, axis=1)</w:t>
+      <w:proofErr w:type="spellStart"/>
+      <w:r>
+        <w:rPr>
+          <w:lang w:val="en-US"/>
+        </w:rPr>
+        <w:t>df_accessions</w:t>
+      </w:r>
+      <w:proofErr w:type="spellEnd"/>
+      <w:r>
+        <w:rPr>
+          <w:lang w:val="en-US"/>
+        </w:rPr>
+        <w:t xml:space="preserve"> = </w:t>
+      </w:r>
+      <w:proofErr w:type="spellStart"/>
+      <w:proofErr w:type="gramStart"/>
+      <w:r>
+        <w:rPr>
+          <w:lang w:val="en-US"/>
+        </w:rPr>
+        <w:t>df.filter</w:t>
+      </w:r>
+      <w:proofErr w:type="spellEnd"/>
+      <w:proofErr w:type="gramEnd"/>
+      <w:r>
+        <w:rPr>
+          <w:lang w:val="en-US"/>
+        </w:rPr>
+        <w:t>(markers, axis=1)</w:t>
       </w:r>
     </w:p>
     <w:p>
       <w:pPr>
         <w:ind w:firstLine="708"/>
       </w:pPr>
-      <w:r>
-        <w:t>print(df_accessions)</w:t>
+      <w:proofErr w:type="gramStart"/>
+      <w:r>
+        <w:t>print</w:t>
+      </w:r>
+      <w:proofErr w:type="gramEnd"/>
+      <w:r>
+        <w:t>(</w:t>
+      </w:r>
+      <w:proofErr w:type="spellStart"/>
+      <w:r>
+        <w:t>df_accessions</w:t>
+      </w:r>
+      <w:proofErr w:type="spellEnd"/>
+      <w:r>
+        <w:t>)</w:t>
       </w:r>
     </w:p>
     <w:p>
@@ -1876,6 +3913,8 @@
           <w14:ligatures w14:val="none"/>
         </w:rPr>
       </w:pPr>
+      <w:proofErr w:type="spellStart"/>
+      <w:proofErr w:type="gramStart"/>
       <w:r>
         <w:rPr>
           <w:rFonts w:ascii="Consolas" w:eastAsia="Times New Roman" w:hAnsi="Consolas" w:cs="Times New Roman"/>
@@ -1912,6 +3951,8 @@
         </w:rPr>
         <w:t>insert</w:t>
       </w:r>
+      <w:proofErr w:type="spellEnd"/>
+      <w:proofErr w:type="gramEnd"/>
       <w:r>
         <w:rPr>
           <w:rFonts w:ascii="Consolas" w:eastAsia="Times New Roman" w:hAnsi="Consolas" w:cs="Times New Roman"/>
@@ -1992,6 +4033,7 @@
           <w14:ligatures w14:val="none"/>
         </w:rPr>
       </w:pPr>
+      <w:proofErr w:type="spellStart"/>
       <w:r>
         <w:rPr>
           <w:rFonts w:ascii="Consolas" w:eastAsia="Times New Roman" w:hAnsi="Consolas" w:cs="Times New Roman"/>
@@ -2004,6 +4046,7 @@
         </w:rPr>
         <w:t>df_accessions</w:t>
       </w:r>
+      <w:proofErr w:type="spellEnd"/>
       <w:r>
         <w:rPr>
           <w:rFonts w:ascii="Consolas" w:eastAsia="Times New Roman" w:hAnsi="Consolas" w:cs="Times New Roman"/>
@@ -2040,6 +4083,8 @@
         </w:rPr>
         <w:t xml:space="preserve"> </w:t>
       </w:r>
+      <w:proofErr w:type="spellStart"/>
+      <w:proofErr w:type="gramStart"/>
       <w:r>
         <w:rPr>
           <w:rFonts w:ascii="Consolas" w:eastAsia="Times New Roman" w:hAnsi="Consolas" w:cs="Times New Roman"/>
@@ -2076,6 +4121,8 @@
         </w:rPr>
         <w:t>filter</w:t>
       </w:r>
+      <w:proofErr w:type="spellEnd"/>
+      <w:proofErr w:type="gramEnd"/>
       <w:r>
         <w:rPr>
           <w:rFonts w:ascii="Consolas" w:eastAsia="Times New Roman" w:hAnsi="Consolas" w:cs="Times New Roman"/>
@@ -2180,6 +4227,7 @@
           <w14:ligatures w14:val="none"/>
         </w:rPr>
       </w:pPr>
+      <w:proofErr w:type="gramStart"/>
       <w:r>
         <w:rPr>
           <w:rFonts w:ascii="Consolas" w:eastAsia="Times New Roman" w:hAnsi="Consolas" w:cs="Times New Roman"/>
@@ -2192,6 +4240,7 @@
         </w:rPr>
         <w:t>print</w:t>
       </w:r>
+      <w:proofErr w:type="gramEnd"/>
       <w:r>
         <w:rPr>
           <w:rFonts w:ascii="Consolas" w:eastAsia="Times New Roman" w:hAnsi="Consolas" w:cs="Times New Roman"/>
@@ -2204,6 +4253,7 @@
         </w:rPr>
         <w:t>(</w:t>
       </w:r>
+      <w:proofErr w:type="spellStart"/>
       <w:r>
         <w:rPr>
           <w:rFonts w:ascii="Consolas" w:eastAsia="Times New Roman" w:hAnsi="Consolas" w:cs="Times New Roman"/>
@@ -2216,6 +4266,7 @@
         </w:rPr>
         <w:t>df_accessions</w:t>
       </w:r>
+      <w:proofErr w:type="spellEnd"/>
       <w:r>
         <w:rPr>
           <w:rFonts w:ascii="Consolas" w:eastAsia="Times New Roman" w:hAnsi="Consolas" w:cs="Times New Roman"/>
@@ -2231,16 +4282,35 @@
     </w:p>
     <w:p/>
     <w:p>
-      <w:r>
-        <w:t>hier werd de markers lijst ook aan gepast</w:t>
+      <w:proofErr w:type="gramStart"/>
+      <w:r>
+        <w:t>hier</w:t>
+      </w:r>
+      <w:proofErr w:type="gramEnd"/>
+      <w:r>
+        <w:t xml:space="preserve"> werd de markers lijst ook aan gepast</w:t>
       </w:r>
     </w:p>
     <w:p>
       <w:pPr>
         <w:ind w:left="360"/>
-      </w:pPr>
-      <w:r>
-        <w:t>name_and_markers = markers</w:t>
+        <w:rPr>
+          <w:lang w:val="en-US"/>
+        </w:rPr>
+      </w:pPr>
+      <w:proofErr w:type="spellStart"/>
+      <w:r>
+        <w:rPr>
+          <w:lang w:val="en-US"/>
+        </w:rPr>
+        <w:t>name_and_markers</w:t>
+      </w:r>
+      <w:proofErr w:type="spellEnd"/>
+      <w:r>
+        <w:rPr>
+          <w:lang w:val="en-US"/>
+        </w:rPr>
+        <w:t xml:space="preserve"> = markers</w:t>
       </w:r>
     </w:p>
     <w:p>
@@ -2250,20 +4320,41 @@
           <w:lang w:val="en-US"/>
         </w:rPr>
       </w:pPr>
-      <w:r>
-        <w:rPr>
-          <w:lang w:val="en-US"/>
-        </w:rPr>
-        <w:t>name_and_markers.insert(0, 'Name')</w:t>
+      <w:proofErr w:type="spellStart"/>
+      <w:r>
+        <w:rPr>
+          <w:lang w:val="en-US"/>
+        </w:rPr>
+        <w:t>name_and_</w:t>
+      </w:r>
+      <w:proofErr w:type="gramStart"/>
+      <w:r>
+        <w:rPr>
+          <w:lang w:val="en-US"/>
+        </w:rPr>
+        <w:t>markers.insert</w:t>
+      </w:r>
+      <w:proofErr w:type="spellEnd"/>
+      <w:proofErr w:type="gramEnd"/>
+      <w:r>
+        <w:rPr>
+          <w:lang w:val="en-US"/>
+        </w:rPr>
+        <w:t>(0, 'Name')</w:t>
       </w:r>
     </w:p>
     <w:p>
       <w:pPr>
         <w:ind w:left="360"/>
       </w:pPr>
+      <w:proofErr w:type="gramStart"/>
       <w:r>
         <w:lastRenderedPageBreak/>
-        <w:t>eerst een copy maken v</w:t>
+        <w:t>eerst</w:t>
+      </w:r>
+      <w:proofErr w:type="gramEnd"/>
+      <w:r>
+        <w:t xml:space="preserve"> een copy maken v</w:t>
       </w:r>
       <w:r>
         <w:t>an de lijst lost het probleem op</w:t>
@@ -2276,11 +4367,35 @@
           <w:lang w:val="en-US"/>
         </w:rPr>
       </w:pPr>
-      <w:r>
-        <w:rPr>
-          <w:lang w:val="en-US"/>
-        </w:rPr>
-        <w:t>name_and_markers = markers.copy()</w:t>
+      <w:proofErr w:type="spellStart"/>
+      <w:r>
+        <w:rPr>
+          <w:lang w:val="en-US"/>
+        </w:rPr>
+        <w:t>name_and_markers</w:t>
+      </w:r>
+      <w:proofErr w:type="spellEnd"/>
+      <w:r>
+        <w:rPr>
+          <w:lang w:val="en-US"/>
+        </w:rPr>
+        <w:t xml:space="preserve"> = </w:t>
+      </w:r>
+      <w:proofErr w:type="spellStart"/>
+      <w:proofErr w:type="gramStart"/>
+      <w:r>
+        <w:rPr>
+          <w:lang w:val="en-US"/>
+        </w:rPr>
+        <w:t>markers.copy</w:t>
+      </w:r>
+      <w:proofErr w:type="spellEnd"/>
+      <w:proofErr w:type="gramEnd"/>
+      <w:r>
+        <w:rPr>
+          <w:lang w:val="en-US"/>
+        </w:rPr>
+        <w:t>()</w:t>
       </w:r>
     </w:p>
     <w:p>
@@ -2290,11 +4405,27 @@
           <w:lang w:val="en-US"/>
         </w:rPr>
       </w:pPr>
-      <w:r>
-        <w:rPr>
-          <w:lang w:val="en-US"/>
-        </w:rPr>
-        <w:t>name_and_markers.insert(0, 'Name')</w:t>
+      <w:proofErr w:type="spellStart"/>
+      <w:r>
+        <w:rPr>
+          <w:lang w:val="en-US"/>
+        </w:rPr>
+        <w:t>name_and_</w:t>
+      </w:r>
+      <w:proofErr w:type="gramStart"/>
+      <w:r>
+        <w:rPr>
+          <w:lang w:val="en-US"/>
+        </w:rPr>
+        <w:t>markers.insert</w:t>
+      </w:r>
+      <w:proofErr w:type="spellEnd"/>
+      <w:proofErr w:type="gramEnd"/>
+      <w:r>
+        <w:rPr>
+          <w:lang w:val="en-US"/>
+        </w:rPr>
+        <w:t>(0, 'Name')</w:t>
       </w:r>
     </w:p>
     <w:p>
@@ -2335,12 +4466,31 @@
         <w:rPr>
           <w:lang w:val="en-US"/>
         </w:rPr>
-        <w:t>if pd.notna(row[marker]):</w:t>
+        <w:t xml:space="preserve">if </w:t>
+      </w:r>
+      <w:proofErr w:type="spellStart"/>
+      <w:proofErr w:type="gramStart"/>
+      <w:r>
+        <w:rPr>
+          <w:lang w:val="en-US"/>
+        </w:rPr>
+        <w:t>pd.notna</w:t>
+      </w:r>
+      <w:proofErr w:type="spellEnd"/>
+      <w:proofErr w:type="gramEnd"/>
+      <w:r>
+        <w:rPr>
+          <w:lang w:val="en-US"/>
+        </w:rPr>
+        <w:t>(row[marker]):</w:t>
       </w:r>
     </w:p>
     <w:p>
       <w:pPr>
         <w:ind w:left="360"/>
+        <w:rPr>
+          <w:lang w:val="en-US"/>
+        </w:rPr>
       </w:pPr>
       <w:r>
         <w:rPr>
@@ -2361,12 +4511,18 @@
         <w:t xml:space="preserve">   </w:t>
       </w:r>
       <w:r>
+        <w:rPr>
+          <w:lang w:val="en-US"/>
+        </w:rPr>
         <w:t>print(row[marker])</w:t>
       </w:r>
     </w:p>
     <w:p>
       <w:pPr>
         <w:ind w:left="360"/>
+        <w:rPr>
+          <w:lang w:val="en-US"/>
+        </w:rPr>
       </w:pPr>
     </w:p>
     <w:p>
@@ -2376,22 +4532,71 @@
           <w:lang w:val="en-US"/>
         </w:rPr>
       </w:pPr>
-      <w:r>
-        <w:rPr>
-          <w:lang w:val="en-US"/>
-        </w:rPr>
-        <w:t>df_fasta.loc[len(df_fasta)] = temp</w:t>
+      <w:proofErr w:type="spellStart"/>
+      <w:r>
+        <w:rPr>
+          <w:lang w:val="en-US"/>
+        </w:rPr>
+        <w:t>df_fasta.loc</w:t>
+      </w:r>
+      <w:proofErr w:type="spellEnd"/>
+      <w:r>
+        <w:rPr>
+          <w:lang w:val="en-US"/>
+        </w:rPr>
+        <w:t>[</w:t>
+      </w:r>
+      <w:proofErr w:type="spellStart"/>
+      <w:r>
+        <w:rPr>
+          <w:lang w:val="en-US"/>
+        </w:rPr>
+        <w:t>len</w:t>
+      </w:r>
+      <w:proofErr w:type="spellEnd"/>
+      <w:r>
+        <w:rPr>
+          <w:lang w:val="en-US"/>
+        </w:rPr>
+        <w:t>(</w:t>
+      </w:r>
+      <w:proofErr w:type="spellStart"/>
+      <w:r>
+        <w:rPr>
+          <w:lang w:val="en-US"/>
+        </w:rPr>
+        <w:t>df_fasta</w:t>
+      </w:r>
+      <w:proofErr w:type="spellEnd"/>
+      <w:r>
+        <w:rPr>
+          <w:lang w:val="en-US"/>
+        </w:rPr>
+        <w:t>)] = temp</w:t>
       </w:r>
     </w:p>
     <w:p>
       <w:pPr>
         <w:ind w:left="360"/>
       </w:pPr>
-      <w:r>
-        <w:t>heeft een frame van d</w:t>
-      </w:r>
-      <w:r>
-        <w:t>f nodig</w:t>
+      <w:proofErr w:type="gramStart"/>
+      <w:r>
+        <w:t>heeft</w:t>
+      </w:r>
+      <w:proofErr w:type="gramEnd"/>
+      <w:r>
+        <w:t xml:space="preserve"> een frame van </w:t>
+      </w:r>
+      <w:proofErr w:type="spellStart"/>
+      <w:r>
+        <w:t>d</w:t>
+      </w:r>
+      <w:r>
+        <w:t>f</w:t>
+      </w:r>
+      <w:proofErr w:type="spellEnd"/>
+      <w:r>
+        <w:t xml:space="preserve"> nodig</w:t>
       </w:r>
     </w:p>
     <w:p>
@@ -2404,11 +4609,32 @@
         <w:ind w:left="360"/>
       </w:pPr>
       <w:r>
-        <w:t>“” moest aan de lijst toegevoegd worden indien NAN</w:t>
-      </w:r>
-      <w:r>
-        <w:t xml:space="preserve"> voor accesion num</w:t>
-      </w:r>
+        <w:t xml:space="preserve">“” moest aan de lijst toegevoegd worden </w:t>
+      </w:r>
+      <w:proofErr w:type="gramStart"/>
+      <w:r>
+        <w:t>indien</w:t>
+      </w:r>
+      <w:proofErr w:type="gramEnd"/>
+      <w:r>
+        <w:t xml:space="preserve"> NAN</w:t>
+      </w:r>
+      <w:r>
+        <w:t xml:space="preserve"> voor </w:t>
+      </w:r>
+      <w:proofErr w:type="spellStart"/>
+      <w:r>
+        <w:t>accesion</w:t>
+      </w:r>
+      <w:proofErr w:type="spellEnd"/>
+      <w:r>
+        <w:t xml:space="preserve"> </w:t>
+      </w:r>
+      <w:proofErr w:type="spellStart"/>
+      <w:r>
+        <w:t>num</w:t>
+      </w:r>
+      <w:proofErr w:type="spellEnd"/>
     </w:p>
     <w:p>
       <w:pPr>
@@ -2421,14 +4647,3789 @@
         <w:rPr>
           <w:lang w:val="en-US"/>
         </w:rPr>
-        <w:t>Output in file is a</w:t>
-      </w:r>
-      <w:r>
-        <w:rPr>
-          <w:lang w:val="en-US"/>
-        </w:rPr>
-        <w:t>llemaal in 1 colom</w:t>
-      </w:r>
+        <w:t xml:space="preserve">Output in file is </w:t>
+      </w:r>
+      <w:proofErr w:type="spellStart"/>
+      <w:r>
+        <w:rPr>
+          <w:lang w:val="en-US"/>
+        </w:rPr>
+        <w:t>a</w:t>
+      </w:r>
+      <w:r>
+        <w:rPr>
+          <w:lang w:val="en-US"/>
+        </w:rPr>
+        <w:t>llemaal</w:t>
+      </w:r>
+      <w:proofErr w:type="spellEnd"/>
+      <w:r>
+        <w:rPr>
+          <w:lang w:val="en-US"/>
+        </w:rPr>
+        <w:t xml:space="preserve"> in 1 </w:t>
+      </w:r>
+      <w:proofErr w:type="spellStart"/>
+      <w:r>
+        <w:rPr>
+          <w:lang w:val="en-US"/>
+        </w:rPr>
+        <w:t>colom</w:t>
+      </w:r>
+      <w:proofErr w:type="spellEnd"/>
+    </w:p>
+    <w:p>
+      <w:pPr>
+        <w:ind w:left="360"/>
+        <w:rPr>
+          <w:lang w:val="en-US"/>
+        </w:rPr>
+      </w:pPr>
+    </w:p>
+    <w:p>
+      <w:pPr>
+        <w:pStyle w:val="Kop1"/>
+        <w:rPr>
+          <w:lang w:val="en-US"/>
+        </w:rPr>
+      </w:pPr>
+      <w:r>
+        <w:rPr>
+          <w:lang w:val="en-US"/>
+        </w:rPr>
+        <w:t>03/07</w:t>
+      </w:r>
+    </w:p>
+    <w:p>
+      <w:r>
+        <w:t xml:space="preserve">Doel voor de dag: </w:t>
+      </w:r>
+      <w:proofErr w:type="spellStart"/>
+      <w:r>
+        <w:t>NCBI_fasta</w:t>
+      </w:r>
+      <w:proofErr w:type="spellEnd"/>
+      <w:r>
+        <w:t xml:space="preserve"> afwerken, </w:t>
+      </w:r>
+      <w:proofErr w:type="spellStart"/>
+      <w:r>
+        <w:t>BOLD_fasta</w:t>
+      </w:r>
+      <w:proofErr w:type="spellEnd"/>
+      <w:r>
+        <w:t xml:space="preserve"> maken, begin pipeline </w:t>
+      </w:r>
+      <w:proofErr w:type="gramStart"/>
+      <w:r>
+        <w:t>NCBI scripts</w:t>
+      </w:r>
+      <w:proofErr w:type="gramEnd"/>
+    </w:p>
+    <w:p/>
+    <w:p>
+      <w:proofErr w:type="gramStart"/>
+      <w:r>
+        <w:t>BOLD script</w:t>
+      </w:r>
+      <w:proofErr w:type="gramEnd"/>
+      <w:r>
+        <w:t xml:space="preserve"> getest en </w:t>
+      </w:r>
+      <w:proofErr w:type="spellStart"/>
+      <w:r>
+        <w:t>m</w:t>
+      </w:r>
+      <w:r>
+        <w:t>erge</w:t>
+      </w:r>
+      <w:proofErr w:type="spellEnd"/>
+      <w:r>
+        <w:t xml:space="preserve"> met </w:t>
+      </w:r>
+      <w:proofErr w:type="spellStart"/>
+      <w:r>
+        <w:t>main</w:t>
+      </w:r>
+      <w:proofErr w:type="spellEnd"/>
+      <w:r>
+        <w:t xml:space="preserve">, conflict tussen NCBI </w:t>
+      </w:r>
+      <w:proofErr w:type="spellStart"/>
+      <w:r>
+        <w:t>fasta</w:t>
+      </w:r>
+      <w:proofErr w:type="spellEnd"/>
+      <w:r>
+        <w:t xml:space="preserve"> van beide </w:t>
+      </w:r>
+      <w:proofErr w:type="spellStart"/>
+      <w:r>
+        <w:t>leinen</w:t>
+      </w:r>
+      <w:proofErr w:type="spellEnd"/>
+      <w:r>
+        <w:t xml:space="preserve"> – resolved door het </w:t>
+      </w:r>
+      <w:proofErr w:type="spellStart"/>
+      <w:r>
+        <w:t>behuden</w:t>
+      </w:r>
+      <w:proofErr w:type="spellEnd"/>
+      <w:r>
+        <w:t xml:space="preserve"> van de </w:t>
+      </w:r>
+      <w:proofErr w:type="spellStart"/>
+      <w:r>
+        <w:t>fasta</w:t>
+      </w:r>
+      <w:proofErr w:type="spellEnd"/>
+      <w:r>
+        <w:t xml:space="preserve"> </w:t>
+      </w:r>
+      <w:proofErr w:type="spellStart"/>
+      <w:r>
+        <w:t>lein</w:t>
+      </w:r>
+      <w:proofErr w:type="spellEnd"/>
+      <w:r>
+        <w:t xml:space="preserve"> file</w:t>
+      </w:r>
+    </w:p>
+    <w:p/>
+    <w:p>
+      <w:r>
+        <w:t xml:space="preserve">Nieuwe </w:t>
+      </w:r>
+      <w:proofErr w:type="spellStart"/>
+      <w:r>
+        <w:t>branch</w:t>
+      </w:r>
+      <w:proofErr w:type="spellEnd"/>
+      <w:r>
+        <w:t xml:space="preserve"> voor het toevoegen van een optie voor het behouden van de metadata in het </w:t>
+      </w:r>
+      <w:proofErr w:type="spellStart"/>
+      <w:r>
+        <w:t>NCBI_fasta</w:t>
+      </w:r>
+      <w:proofErr w:type="spellEnd"/>
+      <w:r>
+        <w:t xml:space="preserve"> script.</w:t>
+      </w:r>
+    </w:p>
+    <w:p>
+      <w:pPr>
+        <w:rPr>
+          <w:lang w:val="en-US"/>
+        </w:rPr>
+      </w:pPr>
+      <w:r>
+        <w:tab/>
+      </w:r>
+      <w:r>
+        <w:rPr>
+          <w:lang w:val="en-US"/>
+        </w:rPr>
+        <w:t>1. Built the GUI from scratch</w:t>
+      </w:r>
+    </w:p>
+    <w:p>
+      <w:pPr>
+        <w:rPr>
+          <w:lang w:val="en-US"/>
+        </w:rPr>
+      </w:pPr>
+      <w:r>
+        <w:rPr>
+          <w:lang w:val="en-US"/>
+        </w:rPr>
+        <w:t>Styled like NCBI_accesion.py — dark theme, scrollable left panel, right panel (repurposed here as a live output-structure preview instead of scoring sliders). Core features: select input CSV, select output folder, two checkboxes (separate-per-species / separate-per-marker), rate-limiter + concurrent-workers settings, threaded run with progress bar.</w:t>
+      </w:r>
+    </w:p>
+    <w:p>
+      <w:pPr>
+        <w:rPr>
+          <w:lang w:val="en-US"/>
+        </w:rPr>
+      </w:pPr>
+      <w:r>
+        <w:rPr>
+          <w:lang w:val="en-US"/>
+        </w:rPr>
+        <w:lastRenderedPageBreak/>
+        <w:t>2. Added "Save metadata" (sourced from the input CSV)</w:t>
+      </w:r>
+    </w:p>
+    <w:p>
+      <w:pPr>
+        <w:rPr>
+          <w:lang w:val="en-US"/>
+        </w:rPr>
+      </w:pPr>
+      <w:r>
+        <w:rPr>
+          <w:lang w:val="en-US"/>
+        </w:rPr>
+        <w:t>Extended </w:t>
+      </w:r>
+      <w:proofErr w:type="spellStart"/>
+      <w:r>
+        <w:rPr>
+          <w:lang w:val="en-US"/>
+        </w:rPr>
+        <w:t>write_results</w:t>
+      </w:r>
+      <w:proofErr w:type="spellEnd"/>
+      <w:r>
+        <w:rPr>
+          <w:lang w:val="en-US"/>
+        </w:rPr>
+        <w:t xml:space="preserve"> to also collect and group metadata (title, length, organism, </w:t>
+      </w:r>
+      <w:proofErr w:type="spellStart"/>
+      <w:r>
+        <w:rPr>
+          <w:lang w:val="en-US"/>
+        </w:rPr>
+        <w:t>geo_loc</w:t>
+      </w:r>
+      <w:proofErr w:type="spellEnd"/>
+      <w:r>
+        <w:rPr>
+          <w:lang w:val="en-US"/>
+        </w:rPr>
+        <w:t>, etc.) pulled from the *_title/*_organism/etc. columns already in the CSV, matching whatever FASTA grouping was selected.</w:t>
+      </w:r>
+    </w:p>
+    <w:p>
+      <w:pPr>
+        <w:rPr>
+          <w:lang w:val="en-US"/>
+        </w:rPr>
+      </w:pPr>
+      <w:r>
+        <w:rPr>
+          <w:lang w:val="en-US"/>
+        </w:rPr>
+        <w:t xml:space="preserve">3. Switched metadata format from CSV to </w:t>
+      </w:r>
+      <w:proofErr w:type="gramStart"/>
+      <w:r>
+        <w:rPr>
+          <w:lang w:val="en-US"/>
+        </w:rPr>
+        <w:t>tab-separated</w:t>
+      </w:r>
+      <w:proofErr w:type="gramEnd"/>
+      <w:r>
+        <w:rPr>
+          <w:lang w:val="en-US"/>
+        </w:rPr>
+        <w:t> .txt</w:t>
+      </w:r>
+    </w:p>
+    <w:p>
+      <w:pPr>
+        <w:rPr>
+          <w:lang w:val="en-US"/>
+        </w:rPr>
+      </w:pPr>
+      <w:r>
+        <w:rPr>
+          <w:lang w:val="en-US"/>
+        </w:rPr>
+        <w:t>4. Switched metadata source from the input CSV to a live NCBI fetch</w:t>
+      </w:r>
+    </w:p>
+    <w:p>
+      <w:pPr>
+        <w:rPr>
+          <w:lang w:val="en-US"/>
+        </w:rPr>
+      </w:pPr>
+      <w:r>
+        <w:rPr>
+          <w:lang w:val="en-US"/>
+        </w:rPr>
+        <w:t>Replaced </w:t>
+      </w:r>
+      <w:proofErr w:type="spellStart"/>
+      <w:r>
+        <w:rPr>
+          <w:lang w:val="en-US"/>
+        </w:rPr>
+        <w:t>fetch_fasta</w:t>
+      </w:r>
+      <w:proofErr w:type="spellEnd"/>
+      <w:r>
+        <w:rPr>
+          <w:lang w:val="en-US"/>
+        </w:rPr>
+        <w:t> (which only pulled </w:t>
+      </w:r>
+      <w:proofErr w:type="spellStart"/>
+      <w:r>
+        <w:rPr>
+          <w:lang w:val="en-US"/>
+        </w:rPr>
+        <w:t>rettype</w:t>
+      </w:r>
+      <w:proofErr w:type="spellEnd"/>
+      <w:r>
+        <w:rPr>
+          <w:lang w:val="en-US"/>
+        </w:rPr>
+        <w:t>="</w:t>
+      </w:r>
+      <w:proofErr w:type="spellStart"/>
+      <w:r>
+        <w:rPr>
+          <w:lang w:val="en-US"/>
+        </w:rPr>
+        <w:t>fasta</w:t>
+      </w:r>
+      <w:proofErr w:type="spellEnd"/>
+      <w:r>
+        <w:rPr>
+          <w:lang w:val="en-US"/>
+        </w:rPr>
+        <w:t>") with </w:t>
+      </w:r>
+      <w:proofErr w:type="spellStart"/>
+      <w:r>
+        <w:rPr>
+          <w:lang w:val="en-US"/>
+        </w:rPr>
+        <w:t>fetch_record</w:t>
+      </w:r>
+      <w:proofErr w:type="spellEnd"/>
+      <w:r>
+        <w:rPr>
+          <w:lang w:val="en-US"/>
+        </w:rPr>
+        <w:t>, which fetches the full GenBank record (</w:t>
+      </w:r>
+      <w:proofErr w:type="spellStart"/>
+      <w:r>
+        <w:rPr>
+          <w:lang w:val="en-US"/>
+        </w:rPr>
+        <w:t>rettype</w:t>
+      </w:r>
+      <w:proofErr w:type="spellEnd"/>
+      <w:r>
+        <w:rPr>
+          <w:lang w:val="en-US"/>
+        </w:rPr>
+        <w:t>="</w:t>
+      </w:r>
+      <w:proofErr w:type="spellStart"/>
+      <w:r>
+        <w:rPr>
+          <w:lang w:val="en-US"/>
+        </w:rPr>
+        <w:t>gb</w:t>
+      </w:r>
+      <w:proofErr w:type="spellEnd"/>
+      <w:r>
+        <w:rPr>
+          <w:lang w:val="en-US"/>
+        </w:rPr>
+        <w:t>"), parses it with </w:t>
+      </w:r>
+      <w:proofErr w:type="spellStart"/>
+      <w:r>
+        <w:rPr>
+          <w:lang w:val="en-US"/>
+        </w:rPr>
+        <w:t>Bio.SeqIO</w:t>
+      </w:r>
+      <w:proofErr w:type="spellEnd"/>
+      <w:r>
+        <w:rPr>
+          <w:lang w:val="en-US"/>
+        </w:rPr>
+        <w:t>, and derives both the FASTA text and the metadata from that single parsed record — one API call per accession, not two.</w:t>
+      </w:r>
+    </w:p>
+    <w:p>
+      <w:pPr>
+        <w:rPr>
+          <w:lang w:val="en-US"/>
+        </w:rPr>
+      </w:pPr>
+      <w:r>
+        <w:rPr>
+          <w:lang w:val="en-US"/>
+        </w:rPr>
+        <w:t>5. Reformatted the metadata .txt into readable labeled blocks</w:t>
+      </w:r>
+    </w:p>
+    <w:p>
+      <w:pPr>
+        <w:rPr>
+          <w:lang w:val="en-US"/>
+        </w:rPr>
+      </w:pPr>
+      <w:r>
+        <w:rPr>
+          <w:lang w:val="en-US"/>
+        </w:rPr>
+        <w:t>Replaced the tab-separated dump with aligned Label: value blocks per record, separated by dashed dividers, with - shown for missing fields instead of blank/</w:t>
+      </w:r>
+      <w:proofErr w:type="spellStart"/>
+      <w:r>
+        <w:rPr>
+          <w:lang w:val="en-US"/>
+        </w:rPr>
+        <w:t>NaN</w:t>
+      </w:r>
+      <w:proofErr w:type="spellEnd"/>
+      <w:r>
+        <w:rPr>
+          <w:lang w:val="en-US"/>
+        </w:rPr>
+        <w:t>.</w:t>
+      </w:r>
+    </w:p>
+    <w:p>
+      <w:r>
+        <w:pict w14:anchorId="7F76C9AB">
+          <v:rect id="_x0000_i1031" style="width:0;height:0" o:hralign="center" o:hrstd="t" o:hr="t" fillcolor="#a0a0a0" stroked="f"/>
+        </w:pict>
+      </w:r>
+    </w:p>
+    <w:p>
+      <w:pPr>
+        <w:rPr>
+          <w:lang w:val="en-US"/>
+        </w:rPr>
+      </w:pPr>
+      <w:r>
+        <w:rPr>
+          <w:lang w:val="en-US"/>
+        </w:rPr>
+        <w:t xml:space="preserve">Problems I </w:t>
+      </w:r>
+      <w:proofErr w:type="gramStart"/>
+      <w:r>
+        <w:rPr>
+          <w:lang w:val="en-US"/>
+        </w:rPr>
+        <w:t>actually hit</w:t>
+      </w:r>
+      <w:proofErr w:type="gramEnd"/>
+      <w:r>
+        <w:rPr>
+          <w:lang w:val="en-US"/>
+        </w:rPr>
+        <w:t xml:space="preserve"> while building this</w:t>
+      </w:r>
+    </w:p>
+    <w:p>
+      <w:pPr>
+        <w:numPr>
+          <w:ilvl w:val="0"/>
+          <w:numId w:val="9"/>
+        </w:numPr>
+        <w:rPr>
+          <w:lang w:val="en-US"/>
+        </w:rPr>
+      </w:pPr>
+      <w:r>
+        <w:rPr>
+          <w:lang w:val="en-US"/>
+        </w:rPr>
+        <w:t>Result ordering under concurrency (change 1/2). </w:t>
+      </w:r>
+      <w:proofErr w:type="spellStart"/>
+      <w:r>
+        <w:rPr>
+          <w:lang w:val="en-US"/>
+        </w:rPr>
+        <w:t>ThreadPoolExecutor</w:t>
+      </w:r>
+      <w:proofErr w:type="spellEnd"/>
+      <w:r>
+        <w:rPr>
+          <w:lang w:val="en-US"/>
+        </w:rPr>
+        <w:t> + </w:t>
+      </w:r>
+      <w:proofErr w:type="spellStart"/>
+      <w:r>
+        <w:rPr>
+          <w:lang w:val="en-US"/>
+        </w:rPr>
+        <w:t>as_</w:t>
+      </w:r>
+      <w:proofErr w:type="gramStart"/>
+      <w:r>
+        <w:rPr>
+          <w:lang w:val="en-US"/>
+        </w:rPr>
+        <w:t>completed</w:t>
+      </w:r>
+      <w:proofErr w:type="spellEnd"/>
+      <w:r>
+        <w:rPr>
+          <w:lang w:val="en-US"/>
+        </w:rPr>
+        <w:t>(</w:t>
+      </w:r>
+      <w:proofErr w:type="gramEnd"/>
+      <w:r>
+        <w:rPr>
+          <w:lang w:val="en-US"/>
+        </w:rPr>
+        <w:t xml:space="preserve">) returns results as they finish, not in submission order. I had to carry (species, </w:t>
+      </w:r>
+      <w:proofErr w:type="gramStart"/>
+      <w:r>
+        <w:rPr>
+          <w:lang w:val="en-US"/>
+        </w:rPr>
+        <w:t>marker) —</w:t>
+      </w:r>
+      <w:proofErr w:type="gramEnd"/>
+      <w:r>
+        <w:rPr>
+          <w:lang w:val="en-US"/>
+        </w:rPr>
+        <w:t xml:space="preserve"> and later the full metadata — through the </w:t>
+      </w:r>
+      <w:proofErr w:type="spellStart"/>
+      <w:r>
+        <w:rPr>
+          <w:lang w:val="en-US"/>
+        </w:rPr>
+        <w:t>future_to_job</w:t>
+      </w:r>
+      <w:proofErr w:type="spellEnd"/>
+      <w:r>
+        <w:rPr>
+          <w:lang w:val="en-US"/>
+        </w:rPr>
+        <w:t> </w:t>
+      </w:r>
+      <w:proofErr w:type="spellStart"/>
+      <w:r>
+        <w:rPr>
+          <w:lang w:val="en-US"/>
+        </w:rPr>
+        <w:t>dict</w:t>
+      </w:r>
+      <w:proofErr w:type="spellEnd"/>
+      <w:r>
+        <w:rPr>
+          <w:lang w:val="en-US"/>
+        </w:rPr>
+        <w:t xml:space="preserve"> keyed by future, otherwise there'd be no way to know which result belonged to which species/marker once threads finished out of order.</w:t>
+      </w:r>
+    </w:p>
+    <w:p>
+      <w:pPr>
+        <w:numPr>
+          <w:ilvl w:val="0"/>
+          <w:numId w:val="9"/>
+        </w:numPr>
+        <w:rPr>
+          <w:lang w:val="en-US"/>
+        </w:rPr>
+      </w:pPr>
+      <w:r>
+        <w:rPr>
+          <w:lang w:val="en-US"/>
+        </w:rPr>
+        <w:t>Keeping FASTA and metadata groupings in sync (change 2). Since both are written from the same groups </w:t>
+      </w:r>
+      <w:proofErr w:type="spellStart"/>
+      <w:r>
+        <w:rPr>
+          <w:lang w:val="en-US"/>
+        </w:rPr>
+        <w:t>dict</w:t>
+      </w:r>
+      <w:proofErr w:type="spellEnd"/>
+      <w:r>
+        <w:rPr>
+          <w:lang w:val="en-US"/>
+        </w:rPr>
+        <w:t xml:space="preserve"> using identical key logic, they can't drift apart — but this only works because I deliberately built one shared grouping pass instead of two separate ones for </w:t>
+      </w:r>
+      <w:proofErr w:type="spellStart"/>
+      <w:r>
+        <w:rPr>
+          <w:lang w:val="en-US"/>
+        </w:rPr>
+        <w:t>fasta</w:t>
+      </w:r>
+      <w:proofErr w:type="spellEnd"/>
+      <w:r>
+        <w:rPr>
+          <w:lang w:val="en-US"/>
+        </w:rPr>
+        <w:t xml:space="preserve"> vs. metadata.</w:t>
+      </w:r>
+    </w:p>
+    <w:p>
+      <w:pPr>
+        <w:numPr>
+          <w:ilvl w:val="0"/>
+          <w:numId w:val="9"/>
+        </w:numPr>
+        <w:rPr>
+          <w:lang w:val="en-US"/>
+        </w:rPr>
+      </w:pPr>
+      <w:r>
+        <w:rPr>
+          <w:lang w:val="en-US"/>
+        </w:rPr>
+        <w:t xml:space="preserve">Handle-consumption trap in </w:t>
+      </w:r>
+      <w:proofErr w:type="spellStart"/>
+      <w:r>
+        <w:rPr>
+          <w:lang w:val="en-US"/>
+        </w:rPr>
+        <w:t>Biopython</w:t>
+      </w:r>
+      <w:proofErr w:type="spellEnd"/>
+      <w:r>
+        <w:rPr>
+          <w:lang w:val="en-US"/>
+        </w:rPr>
+        <w:t xml:space="preserve"> (change 4). </w:t>
+      </w:r>
+      <w:proofErr w:type="spellStart"/>
+      <w:r>
+        <w:rPr>
+          <w:lang w:val="en-US"/>
+        </w:rPr>
+        <w:t>Entrez.efetch</w:t>
+      </w:r>
+      <w:proofErr w:type="spellEnd"/>
+      <w:r>
+        <w:rPr>
+          <w:lang w:val="en-US"/>
+        </w:rPr>
+        <w:t> returns a handle; </w:t>
+      </w:r>
+      <w:proofErr w:type="spellStart"/>
+      <w:r>
+        <w:rPr>
+          <w:lang w:val="en-US"/>
+        </w:rPr>
+        <w:t>SeqIO.read</w:t>
+      </w:r>
+      <w:proofErr w:type="spellEnd"/>
+      <w:r>
+        <w:rPr>
+          <w:lang w:val="en-US"/>
+        </w:rPr>
+        <w:t>(handle, "</w:t>
+      </w:r>
+      <w:proofErr w:type="spellStart"/>
+      <w:r>
+        <w:rPr>
+          <w:lang w:val="en-US"/>
+        </w:rPr>
+        <w:t>genbank</w:t>
+      </w:r>
+      <w:proofErr w:type="spellEnd"/>
+      <w:r>
+        <w:rPr>
+          <w:lang w:val="en-US"/>
+        </w:rPr>
+        <w:t>") consumes it in one pass. I had to derive the FASTA text from the </w:t>
+      </w:r>
+      <w:r>
+        <w:rPr>
+          <w:i/>
+          <w:iCs/>
+          <w:lang w:val="en-US"/>
+        </w:rPr>
+        <w:t>parsed</w:t>
+      </w:r>
+      <w:r>
+        <w:rPr>
+          <w:lang w:val="en-US"/>
+        </w:rPr>
+        <w:t> record (</w:t>
+      </w:r>
+      <w:proofErr w:type="spellStart"/>
+      <w:proofErr w:type="gramStart"/>
+      <w:r>
+        <w:rPr>
+          <w:lang w:val="en-US"/>
+        </w:rPr>
+        <w:t>gb.format</w:t>
+      </w:r>
+      <w:proofErr w:type="spellEnd"/>
+      <w:proofErr w:type="gramEnd"/>
+      <w:r>
+        <w:rPr>
+          <w:lang w:val="en-US"/>
+        </w:rPr>
+        <w:t>("</w:t>
+      </w:r>
+      <w:proofErr w:type="spellStart"/>
+      <w:r>
+        <w:rPr>
+          <w:lang w:val="en-US"/>
+        </w:rPr>
+        <w:t>fasta</w:t>
+      </w:r>
+      <w:proofErr w:type="spellEnd"/>
+      <w:r>
+        <w:rPr>
+          <w:lang w:val="en-US"/>
+        </w:rPr>
+        <w:t>")) rather than reading the handle twice — reading it raw first and then trying to parse it again would fail since the handle would already be exhausted.</w:t>
+      </w:r>
+    </w:p>
+    <w:p>
+      <w:pPr>
+        <w:numPr>
+          <w:ilvl w:val="0"/>
+          <w:numId w:val="9"/>
+        </w:numPr>
+        <w:rPr>
+          <w:lang w:val="en-US"/>
+        </w:rPr>
+      </w:pPr>
+      <w:r>
+        <w:rPr>
+          <w:lang w:val="en-US"/>
+        </w:rPr>
+        <w:t xml:space="preserve">Naming mismatch between NCBI and </w:t>
+      </w:r>
+      <w:proofErr w:type="spellStart"/>
+      <w:r>
+        <w:rPr>
+          <w:lang w:val="en-US"/>
+        </w:rPr>
+        <w:t>Biopython</w:t>
+      </w:r>
+      <w:proofErr w:type="spellEnd"/>
+      <w:r>
+        <w:rPr>
+          <w:lang w:val="en-US"/>
+        </w:rPr>
+        <w:t>. </w:t>
+      </w:r>
+      <w:proofErr w:type="spellStart"/>
+      <w:r>
+        <w:rPr>
+          <w:lang w:val="en-US"/>
+        </w:rPr>
+        <w:t>Entrez.efetch</w:t>
+      </w:r>
+      <w:proofErr w:type="spellEnd"/>
+      <w:r>
+        <w:rPr>
+          <w:lang w:val="en-US"/>
+        </w:rPr>
+        <w:t>(</w:t>
+      </w:r>
+      <w:proofErr w:type="spellStart"/>
+      <w:r>
+        <w:rPr>
+          <w:lang w:val="en-US"/>
+        </w:rPr>
+        <w:t>rettype</w:t>
+      </w:r>
+      <w:proofErr w:type="spellEnd"/>
+      <w:r>
+        <w:rPr>
+          <w:lang w:val="en-US"/>
+        </w:rPr>
+        <w:t>="</w:t>
+      </w:r>
+      <w:proofErr w:type="spellStart"/>
+      <w:r>
+        <w:rPr>
+          <w:lang w:val="en-US"/>
+        </w:rPr>
+        <w:t>gb</w:t>
+      </w:r>
+      <w:proofErr w:type="spellEnd"/>
+      <w:r>
+        <w:rPr>
+          <w:lang w:val="en-US"/>
+        </w:rPr>
+        <w:t>") and </w:t>
+      </w:r>
+      <w:proofErr w:type="spellStart"/>
+      <w:r>
+        <w:rPr>
+          <w:lang w:val="en-US"/>
+        </w:rPr>
+        <w:t>SeqIO.read</w:t>
+      </w:r>
+      <w:proofErr w:type="spellEnd"/>
+      <w:r>
+        <w:rPr>
+          <w:lang w:val="en-US"/>
+        </w:rPr>
+        <w:t>(handle, "</w:t>
+      </w:r>
+      <w:proofErr w:type="spellStart"/>
+      <w:r>
+        <w:rPr>
+          <w:lang w:val="en-US"/>
+        </w:rPr>
+        <w:t>genbank</w:t>
+      </w:r>
+      <w:proofErr w:type="spellEnd"/>
+      <w:r>
+        <w:rPr>
+          <w:lang w:val="en-US"/>
+        </w:rPr>
+        <w:t>") use different names for the same format ("</w:t>
+      </w:r>
+      <w:proofErr w:type="spellStart"/>
+      <w:r>
+        <w:rPr>
+          <w:lang w:val="en-US"/>
+        </w:rPr>
+        <w:t>gb</w:t>
+      </w:r>
+      <w:proofErr w:type="spellEnd"/>
+      <w:r>
+        <w:rPr>
+          <w:lang w:val="en-US"/>
+        </w:rPr>
+        <w:t>" vs. "</w:t>
+      </w:r>
+      <w:proofErr w:type="spellStart"/>
+      <w:r>
+        <w:rPr>
+          <w:lang w:val="en-US"/>
+        </w:rPr>
+        <w:t>genbank</w:t>
+      </w:r>
+      <w:proofErr w:type="spellEnd"/>
+      <w:r>
+        <w:rPr>
+          <w:lang w:val="en-US"/>
+        </w:rPr>
+        <w:t>") — an easy, undocumented trip-up carried over from NCBI_accesion.py.</w:t>
+      </w:r>
+    </w:p>
+    <w:p>
+      <w:pPr>
+        <w:numPr>
+          <w:ilvl w:val="0"/>
+          <w:numId w:val="9"/>
+        </w:numPr>
+        <w:rPr>
+          <w:lang w:val="en-US"/>
+        </w:rPr>
+      </w:pPr>
+      <w:r>
+        <w:rPr>
+          <w:lang w:val="en-US"/>
+        </w:rPr>
+        <w:lastRenderedPageBreak/>
+        <w:t>Multi-record files needing separators (change 5). When species-only or marker-only grouping puts several records in one file, blocks need a clear divider — I tested this explicitly with a 2-record file to make sure it didn't just render as one unreadable wall of Label: value lines.</w:t>
+      </w:r>
+    </w:p>
+    <w:p>
+      <w:pPr>
+        <w:numPr>
+          <w:ilvl w:val="0"/>
+          <w:numId w:val="9"/>
+        </w:numPr>
+        <w:rPr>
+          <w:lang w:val="en-US"/>
+        </w:rPr>
+      </w:pPr>
+      <w:r>
+        <w:rPr>
+          <w:lang w:val="en-US"/>
+        </w:rPr>
+        <w:t>GUI testing without blocking the terminal. Since </w:t>
+      </w:r>
+      <w:proofErr w:type="spellStart"/>
+      <w:proofErr w:type="gramStart"/>
+      <w:r>
+        <w:rPr>
+          <w:lang w:val="en-US"/>
+        </w:rPr>
+        <w:t>mainloop</w:t>
+      </w:r>
+      <w:proofErr w:type="spellEnd"/>
+      <w:r>
+        <w:rPr>
+          <w:lang w:val="en-US"/>
+        </w:rPr>
+        <w:t>(</w:t>
+      </w:r>
+      <w:proofErr w:type="gramEnd"/>
+      <w:r>
+        <w:rPr>
+          <w:lang w:val="en-US"/>
+        </w:rPr>
+        <w:t xml:space="preserve">) blocks forever, I used timeout 5 python script.py; echo </w:t>
+      </w:r>
+      <w:proofErr w:type="spellStart"/>
+      <w:r>
+        <w:rPr>
+          <w:lang w:val="en-US"/>
+        </w:rPr>
+        <w:t>exit_code</w:t>
+      </w:r>
+      <w:proofErr w:type="spellEnd"/>
+      <w:r>
+        <w:rPr>
+          <w:lang w:val="en-US"/>
+        </w:rPr>
+        <w:t>=</w:t>
+      </w:r>
+      <w:proofErr w:type="gramStart"/>
+      <w:r>
+        <w:rPr>
+          <w:lang w:val="en-US"/>
+        </w:rPr>
+        <w:t>$? —</w:t>
+      </w:r>
+      <w:proofErr w:type="gramEnd"/>
+      <w:r>
+        <w:rPr>
+          <w:lang w:val="en-US"/>
+        </w:rPr>
+        <w:t xml:space="preserve"> exit code 124 means it was still running (no crash) when the timeout hit. Without that trick, verifying "does it launch cleanly" after each change would require </w:t>
+      </w:r>
+      <w:proofErr w:type="gramStart"/>
+      <w:r>
+        <w:rPr>
+          <w:lang w:val="en-US"/>
+        </w:rPr>
+        <w:t>manually</w:t>
+      </w:r>
+      <w:proofErr w:type="gramEnd"/>
+      <w:r>
+        <w:rPr>
+          <w:lang w:val="en-US"/>
+        </w:rPr>
+        <w:t xml:space="preserve"> opening and closing the GUI every time.</w:t>
+      </w:r>
+    </w:p>
+    <w:p>
+      <w:pPr>
+        <w:rPr>
+          <w:lang w:val="en-US"/>
+        </w:rPr>
+      </w:pPr>
+      <w:r>
+        <w:rPr>
+          <w:lang w:val="en-US"/>
+        </w:rPr>
+        <w:t>Problems you'd likely have hit doing this yourself</w:t>
+      </w:r>
+    </w:p>
+    <w:p>
+      <w:pPr>
+        <w:numPr>
+          <w:ilvl w:val="0"/>
+          <w:numId w:val="10"/>
+        </w:numPr>
+        <w:rPr>
+          <w:lang w:val="en-US"/>
+        </w:rPr>
+      </w:pPr>
+      <w:r>
+        <w:rPr>
+          <w:lang w:val="en-US"/>
+        </w:rPr>
+        <w:t xml:space="preserve">Losing species/marker identity across concurrent fetches. The most natural first attempt is to </w:t>
+      </w:r>
+      <w:proofErr w:type="gramStart"/>
+      <w:r>
+        <w:rPr>
+          <w:lang w:val="en-US"/>
+        </w:rPr>
+        <w:t>just .append</w:t>
+      </w:r>
+      <w:proofErr w:type="gramEnd"/>
+      <w:r>
+        <w:rPr>
+          <w:lang w:val="en-US"/>
+        </w:rPr>
+        <w:t>() results as futures complete — but that silently discards which species/marker a result belongs to, since completion order ≠ submission order. This bug wouldn't crash anything; it would just quietly mismatch data, which is worse.</w:t>
+      </w:r>
+    </w:p>
+    <w:p>
+      <w:pPr>
+        <w:numPr>
+          <w:ilvl w:val="0"/>
+          <w:numId w:val="10"/>
+        </w:numPr>
+        <w:rPr>
+          <w:lang w:val="en-US"/>
+        </w:rPr>
+      </w:pPr>
+      <w:r>
+        <w:rPr>
+          <w:lang w:val="en-US"/>
+        </w:rPr>
+        <w:t xml:space="preserve">Metadata and FASTA </w:t>
+      </w:r>
+      <w:proofErr w:type="gramStart"/>
+      <w:r>
+        <w:rPr>
+          <w:lang w:val="en-US"/>
+        </w:rPr>
+        <w:t>getting</w:t>
+      </w:r>
+      <w:proofErr w:type="gramEnd"/>
+      <w:r>
+        <w:rPr>
+          <w:lang w:val="en-US"/>
+        </w:rPr>
+        <w:t xml:space="preserve"> written from separate, later-diverging passes. If you wrote metadata in a second loop over the </w:t>
+      </w:r>
+      <w:proofErr w:type="spellStart"/>
+      <w:r>
+        <w:rPr>
+          <w:lang w:val="en-US"/>
+        </w:rPr>
+        <w:t>dataframe</w:t>
+      </w:r>
+      <w:proofErr w:type="spellEnd"/>
+      <w:r>
+        <w:rPr>
+          <w:lang w:val="en-US"/>
+        </w:rPr>
+        <w:t xml:space="preserve"> (rather than piggybacking on the same grouping structure used for FASTA), it's easy for the two to disagree in edge cases — e.g., a fetch that fails for </w:t>
+      </w:r>
+      <w:proofErr w:type="gramStart"/>
+      <w:r>
+        <w:rPr>
+          <w:lang w:val="en-US"/>
+        </w:rPr>
+        <w:t>FASTA</w:t>
+      </w:r>
+      <w:proofErr w:type="gramEnd"/>
+      <w:r>
+        <w:rPr>
+          <w:lang w:val="en-US"/>
+        </w:rPr>
+        <w:t xml:space="preserve"> but where metadata still gets written, or vice versa.</w:t>
+      </w:r>
+    </w:p>
+    <w:p>
+      <w:pPr>
+        <w:numPr>
+          <w:ilvl w:val="0"/>
+          <w:numId w:val="10"/>
+        </w:numPr>
+        <w:rPr>
+          <w:lang w:val="en-US"/>
+        </w:rPr>
+      </w:pPr>
+      <w:r>
+        <w:rPr>
+          <w:lang w:val="en-US"/>
+        </w:rPr>
+        <w:t>Doubling API calls unnecessarily. The naive way to add "real NCBI metadata" is to add a </w:t>
+      </w:r>
+      <w:r>
+        <w:rPr>
+          <w:i/>
+          <w:iCs/>
+          <w:lang w:val="en-US"/>
+        </w:rPr>
+        <w:t>second</w:t>
+      </w:r>
+      <w:r>
+        <w:rPr>
+          <w:lang w:val="en-US"/>
+        </w:rPr>
+        <w:t> </w:t>
+      </w:r>
+      <w:proofErr w:type="spellStart"/>
+      <w:r>
+        <w:rPr>
+          <w:lang w:val="en-US"/>
+        </w:rPr>
+        <w:t>efetch</w:t>
+      </w:r>
+      <w:proofErr w:type="spellEnd"/>
+      <w:r>
+        <w:rPr>
+          <w:lang w:val="en-US"/>
+        </w:rPr>
+        <w:t xml:space="preserve"> call per accession (one for FASTA, one for </w:t>
+      </w:r>
+      <w:proofErr w:type="gramStart"/>
+      <w:r>
+        <w:rPr>
+          <w:lang w:val="en-US"/>
+        </w:rPr>
+        <w:t>GenBank) —</w:t>
+      </w:r>
+      <w:proofErr w:type="gramEnd"/>
+      <w:r>
+        <w:rPr>
+          <w:lang w:val="en-US"/>
+        </w:rPr>
+        <w:t xml:space="preserve"> doubling request volume and rate-limit risk. Realizing you can derive the FASTA from the already-fetched GenBank record isn't obvious unless you already know </w:t>
+      </w:r>
+      <w:proofErr w:type="spellStart"/>
+      <w:r>
+        <w:rPr>
+          <w:lang w:val="en-US"/>
+        </w:rPr>
+        <w:t>SeqIO</w:t>
+      </w:r>
+      <w:proofErr w:type="spellEnd"/>
+      <w:r>
+        <w:rPr>
+          <w:lang w:val="en-US"/>
+        </w:rPr>
+        <w:t xml:space="preserve"> records </w:t>
+      </w:r>
+      <w:proofErr w:type="gramStart"/>
+      <w:r>
+        <w:rPr>
+          <w:lang w:val="en-US"/>
+        </w:rPr>
+        <w:t>support .format</w:t>
+      </w:r>
+      <w:proofErr w:type="gramEnd"/>
+      <w:r>
+        <w:rPr>
+          <w:lang w:val="en-US"/>
+        </w:rPr>
+        <w:t>("</w:t>
+      </w:r>
+      <w:proofErr w:type="spellStart"/>
+      <w:r>
+        <w:rPr>
+          <w:lang w:val="en-US"/>
+        </w:rPr>
+        <w:t>fasta</w:t>
+      </w:r>
+      <w:proofErr w:type="spellEnd"/>
+      <w:r>
+        <w:rPr>
+          <w:lang w:val="en-US"/>
+        </w:rPr>
+        <w:t>").</w:t>
+      </w:r>
+    </w:p>
+    <w:p>
+      <w:pPr>
+        <w:numPr>
+          <w:ilvl w:val="0"/>
+          <w:numId w:val="10"/>
+        </w:numPr>
+        <w:rPr>
+          <w:lang w:val="en-US"/>
+        </w:rPr>
+      </w:pPr>
+      <w:r>
+        <w:rPr>
+          <w:lang w:val="en-US"/>
+        </w:rPr>
+        <w:t xml:space="preserve">The source feature qualifier lookup isn't discoverable from casual </w:t>
+      </w:r>
+      <w:proofErr w:type="spellStart"/>
+      <w:r>
+        <w:rPr>
+          <w:lang w:val="en-US"/>
+        </w:rPr>
+        <w:t>Biopython</w:t>
+      </w:r>
+      <w:proofErr w:type="spellEnd"/>
+      <w:r>
+        <w:rPr>
+          <w:lang w:val="en-US"/>
+        </w:rPr>
+        <w:t xml:space="preserve"> use. Extracting geo_loc_name/lat_lon/collection_date/specimen_voucher requires knowing you </w:t>
+      </w:r>
+      <w:proofErr w:type="gramStart"/>
+      <w:r>
+        <w:rPr>
+          <w:lang w:val="en-US"/>
+        </w:rPr>
+        <w:t>have to</w:t>
+      </w:r>
+      <w:proofErr w:type="gramEnd"/>
+      <w:r>
+        <w:rPr>
+          <w:lang w:val="en-US"/>
+        </w:rPr>
+        <w:t xml:space="preserve"> loop </w:t>
+      </w:r>
+      <w:proofErr w:type="spellStart"/>
+      <w:proofErr w:type="gramStart"/>
+      <w:r>
+        <w:rPr>
+          <w:lang w:val="en-US"/>
+        </w:rPr>
+        <w:t>gb.features</w:t>
+      </w:r>
+      <w:proofErr w:type="spellEnd"/>
+      <w:proofErr w:type="gramEnd"/>
+      <w:r>
+        <w:rPr>
+          <w:lang w:val="en-US"/>
+        </w:rPr>
+        <w:t> looking for </w:t>
+      </w:r>
+      <w:proofErr w:type="spellStart"/>
+      <w:proofErr w:type="gramStart"/>
+      <w:r>
+        <w:rPr>
+          <w:lang w:val="en-US"/>
+        </w:rPr>
+        <w:t>feature.type</w:t>
+      </w:r>
+      <w:proofErr w:type="spellEnd"/>
+      <w:proofErr w:type="gramEnd"/>
+      <w:r>
+        <w:rPr>
+          <w:lang w:val="en-US"/>
+        </w:rPr>
+        <w:t xml:space="preserve"> == "source" and </w:t>
+      </w:r>
+      <w:proofErr w:type="gramStart"/>
+      <w:r>
+        <w:rPr>
+          <w:lang w:val="en-US"/>
+        </w:rPr>
+        <w:t>read .qualifiers</w:t>
+      </w:r>
+      <w:proofErr w:type="gramEnd"/>
+      <w:r>
+        <w:rPr>
+          <w:lang w:val="en-US"/>
+        </w:rPr>
+        <w:t> — nothing in a basic </w:t>
+      </w:r>
+      <w:proofErr w:type="spellStart"/>
+      <w:r>
+        <w:rPr>
+          <w:lang w:val="en-US"/>
+        </w:rPr>
+        <w:t>SeqIO.read</w:t>
+      </w:r>
+      <w:proofErr w:type="spellEnd"/>
+      <w:r>
+        <w:rPr>
+          <w:lang w:val="en-US"/>
+        </w:rPr>
+        <w:t>() tutorial points you there.</w:t>
+      </w:r>
+    </w:p>
+    <w:p>
+      <w:pPr>
+        <w:numPr>
+          <w:ilvl w:val="0"/>
+          <w:numId w:val="10"/>
+        </w:numPr>
+        <w:rPr>
+          <w:lang w:val="en-US"/>
+        </w:rPr>
+      </w:pPr>
+      <w:proofErr w:type="spellStart"/>
+      <w:r>
+        <w:rPr>
+          <w:lang w:val="en-US"/>
+        </w:rPr>
+        <w:t>NaN</w:t>
+      </w:r>
+      <w:proofErr w:type="spellEnd"/>
+      <w:r>
+        <w:rPr>
+          <w:lang w:val="en-US"/>
+        </w:rPr>
+        <w:t>/None formatting in plain-text output. A raw str(row) or default pandas dump renders missing values as </w:t>
+      </w:r>
+      <w:proofErr w:type="spellStart"/>
+      <w:r>
+        <w:rPr>
+          <w:lang w:val="en-US"/>
+        </w:rPr>
+        <w:t>NaN</w:t>
+      </w:r>
+      <w:proofErr w:type="spellEnd"/>
+      <w:r>
+        <w:rPr>
+          <w:lang w:val="en-US"/>
+        </w:rPr>
+        <w:t xml:space="preserve"> or blank — not something you'd want to hand off as a formatted metadata file. It's a small thing that's easy to overlook until you </w:t>
+      </w:r>
+      <w:proofErr w:type="gramStart"/>
+      <w:r>
+        <w:rPr>
+          <w:lang w:val="en-US"/>
+        </w:rPr>
+        <w:t>actually eyeball</w:t>
+      </w:r>
+      <w:proofErr w:type="gramEnd"/>
+      <w:r>
+        <w:rPr>
+          <w:lang w:val="en-US"/>
+        </w:rPr>
+        <w:t xml:space="preserve"> the output.</w:t>
+      </w:r>
+    </w:p>
+    <w:p>
+      <w:pPr>
+        <w:rPr>
+          <w:lang w:val="en-US"/>
+        </w:rPr>
+      </w:pPr>
+    </w:p>
+    <w:p>
+      <w:pPr>
+        <w:rPr>
+          <w:lang w:val="en-US"/>
+        </w:rPr>
+      </w:pPr>
+    </w:p>
+    <w:p>
+      <w:pPr>
+        <w:rPr>
+          <w:lang w:val="en-US"/>
+        </w:rPr>
+      </w:pPr>
+    </w:p>
+    <w:p>
+      <w:pPr>
+        <w:rPr>
+          <w:lang w:val="en-US"/>
+        </w:rPr>
+      </w:pPr>
+      <w:r>
+        <w:rPr>
+          <w:lang w:val="en-US"/>
+        </w:rPr>
+        <w:lastRenderedPageBreak/>
+        <w:t>Here are the four biggest ones, with the actual code now in the file.</w:t>
+      </w:r>
+    </w:p>
+    <w:p>
+      <w:pPr>
+        <w:rPr>
+          <w:lang w:val="en-US"/>
+        </w:rPr>
+      </w:pPr>
+      <w:r>
+        <w:rPr>
+          <w:lang w:val="en-US"/>
+        </w:rPr>
+        <w:t>1. Result identity gets lost under concurrency</w:t>
+      </w:r>
+    </w:p>
+    <w:p>
+      <w:pPr>
+        <w:rPr>
+          <w:lang w:val="en-US"/>
+        </w:rPr>
+      </w:pPr>
+      <w:r>
+        <w:rPr>
+          <w:lang w:val="en-US"/>
+        </w:rPr>
+        <w:t>The problem: </w:t>
+      </w:r>
+      <w:proofErr w:type="spellStart"/>
+      <w:r>
+        <w:rPr>
+          <w:lang w:val="en-US"/>
+        </w:rPr>
+        <w:t>ThreadPoolExecutor</w:t>
+      </w:r>
+      <w:proofErr w:type="spellEnd"/>
+      <w:r>
+        <w:rPr>
+          <w:lang w:val="en-US"/>
+        </w:rPr>
+        <w:t> + </w:t>
+      </w:r>
+      <w:proofErr w:type="spellStart"/>
+      <w:r>
+        <w:rPr>
+          <w:lang w:val="en-US"/>
+        </w:rPr>
+        <w:t>as_</w:t>
+      </w:r>
+      <w:proofErr w:type="gramStart"/>
+      <w:r>
+        <w:rPr>
+          <w:lang w:val="en-US"/>
+        </w:rPr>
+        <w:t>completed</w:t>
+      </w:r>
+      <w:proofErr w:type="spellEnd"/>
+      <w:r>
+        <w:rPr>
+          <w:lang w:val="en-US"/>
+        </w:rPr>
+        <w:t>(</w:t>
+      </w:r>
+      <w:proofErr w:type="gramEnd"/>
+      <w:r>
+        <w:rPr>
+          <w:lang w:val="en-US"/>
+        </w:rPr>
+        <w:t>) return results as they finish, not in submission order. The naive version:</w:t>
+      </w:r>
+    </w:p>
+    <w:p>
+      <w:pPr>
+        <w:rPr>
+          <w:lang w:val="en-US"/>
+        </w:rPr>
+      </w:pPr>
+      <w:r>
+        <w:rPr>
+          <w:lang w:val="en-US"/>
+        </w:rPr>
+        <w:t># WRONG — loses track of which result belongs to which species/marker</w:t>
+      </w:r>
+    </w:p>
+    <w:p>
+      <w:pPr>
+        <w:rPr>
+          <w:lang w:val="en-US"/>
+        </w:rPr>
+      </w:pPr>
+      <w:r>
+        <w:rPr>
+          <w:lang w:val="en-US"/>
+        </w:rPr>
+        <w:t>futures = [</w:t>
+      </w:r>
+      <w:proofErr w:type="spellStart"/>
+      <w:proofErr w:type="gramStart"/>
+      <w:r>
+        <w:rPr>
+          <w:lang w:val="en-US"/>
+        </w:rPr>
+        <w:t>executor.submit</w:t>
+      </w:r>
+      <w:proofErr w:type="spellEnd"/>
+      <w:proofErr w:type="gramEnd"/>
+      <w:r>
+        <w:rPr>
+          <w:lang w:val="en-US"/>
+        </w:rPr>
+        <w:t>(</w:t>
+      </w:r>
+      <w:proofErr w:type="spellStart"/>
+      <w:r>
+        <w:rPr>
+          <w:lang w:val="en-US"/>
+        </w:rPr>
+        <w:t>fetch_record</w:t>
+      </w:r>
+      <w:proofErr w:type="spellEnd"/>
+      <w:r>
+        <w:rPr>
+          <w:lang w:val="en-US"/>
+        </w:rPr>
+        <w:t xml:space="preserve">, acc, </w:t>
+      </w:r>
+      <w:proofErr w:type="spellStart"/>
+      <w:r>
+        <w:rPr>
+          <w:lang w:val="en-US"/>
+        </w:rPr>
+        <w:t>rate_limiter</w:t>
+      </w:r>
+      <w:proofErr w:type="spellEnd"/>
+      <w:r>
+        <w:rPr>
+          <w:lang w:val="en-US"/>
+        </w:rPr>
+        <w:t>) for _, _, acc in jobs]</w:t>
+      </w:r>
+    </w:p>
+    <w:p>
+      <w:pPr>
+        <w:rPr>
+          <w:lang w:val="en-US"/>
+        </w:rPr>
+      </w:pPr>
+      <w:r>
+        <w:rPr>
+          <w:lang w:val="en-US"/>
+        </w:rPr>
+        <w:t xml:space="preserve">for future in </w:t>
+      </w:r>
+      <w:proofErr w:type="spellStart"/>
+      <w:r>
+        <w:rPr>
+          <w:lang w:val="en-US"/>
+        </w:rPr>
+        <w:t>as_completed</w:t>
+      </w:r>
+      <w:proofErr w:type="spellEnd"/>
+      <w:r>
+        <w:rPr>
+          <w:lang w:val="en-US"/>
+        </w:rPr>
+        <w:t>(futures):</w:t>
+      </w:r>
+    </w:p>
+    <w:p>
+      <w:pPr>
+        <w:rPr>
+          <w:lang w:val="en-US"/>
+        </w:rPr>
+      </w:pPr>
+      <w:r>
+        <w:rPr>
+          <w:lang w:val="en-US"/>
+        </w:rPr>
+        <w:t xml:space="preserve">    </w:t>
+      </w:r>
+      <w:proofErr w:type="spellStart"/>
+      <w:r>
+        <w:rPr>
+          <w:lang w:val="en-US"/>
+        </w:rPr>
+        <w:t>fasta_text</w:t>
+      </w:r>
+      <w:proofErr w:type="spellEnd"/>
+      <w:r>
+        <w:rPr>
+          <w:lang w:val="en-US"/>
+        </w:rPr>
+        <w:t xml:space="preserve">, meta = </w:t>
+      </w:r>
+      <w:proofErr w:type="spellStart"/>
+      <w:proofErr w:type="gramStart"/>
+      <w:r>
+        <w:rPr>
+          <w:lang w:val="en-US"/>
+        </w:rPr>
+        <w:t>future.result</w:t>
+      </w:r>
+      <w:proofErr w:type="spellEnd"/>
+      <w:proofErr w:type="gramEnd"/>
+      <w:r>
+        <w:rPr>
+          <w:lang w:val="en-US"/>
+        </w:rPr>
+        <w:t>()</w:t>
+      </w:r>
+    </w:p>
+    <w:p>
+      <w:pPr>
+        <w:rPr>
+          <w:lang w:val="en-US"/>
+        </w:rPr>
+      </w:pPr>
+      <w:r>
+        <w:rPr>
+          <w:lang w:val="en-US"/>
+        </w:rPr>
+        <w:t xml:space="preserve">    </w:t>
+      </w:r>
+      <w:proofErr w:type="spellStart"/>
+      <w:proofErr w:type="gramStart"/>
+      <w:r>
+        <w:rPr>
+          <w:lang w:val="en-US"/>
+        </w:rPr>
+        <w:t>results.append</w:t>
+      </w:r>
+      <w:proofErr w:type="spellEnd"/>
+      <w:proofErr w:type="gramEnd"/>
+      <w:r>
+        <w:rPr>
+          <w:lang w:val="en-US"/>
+        </w:rPr>
+        <w:t>(</w:t>
+      </w:r>
+      <w:proofErr w:type="spellStart"/>
+      <w:r>
+        <w:rPr>
+          <w:lang w:val="en-US"/>
+        </w:rPr>
+        <w:t>fasta_</w:t>
+      </w:r>
+      <w:proofErr w:type="gramStart"/>
+      <w:r>
+        <w:rPr>
+          <w:lang w:val="en-US"/>
+        </w:rPr>
+        <w:t>text</w:t>
+      </w:r>
+      <w:proofErr w:type="spellEnd"/>
+      <w:r>
+        <w:rPr>
+          <w:lang w:val="en-US"/>
+        </w:rPr>
+        <w:t xml:space="preserve">)   </w:t>
+      </w:r>
+      <w:proofErr w:type="gramEnd"/>
+      <w:r>
+        <w:rPr>
+          <w:lang w:val="en-US"/>
+        </w:rPr>
+        <w:t># which species was this?</w:t>
+      </w:r>
+    </w:p>
+    <w:p>
+      <w:pPr>
+        <w:rPr>
+          <w:lang w:val="en-US"/>
+        </w:rPr>
+      </w:pPr>
+      <w:r>
+        <w:rPr>
+          <w:lang w:val="en-US"/>
+        </w:rPr>
+        <w:t xml:space="preserve">The fix — NCBI_FASTA_GUI.py:441-458: key the </w:t>
+      </w:r>
+      <w:proofErr w:type="spellStart"/>
+      <w:r>
+        <w:rPr>
+          <w:lang w:val="en-US"/>
+        </w:rPr>
+        <w:t>dict</w:t>
+      </w:r>
+      <w:proofErr w:type="spellEnd"/>
+      <w:r>
+        <w:rPr>
+          <w:lang w:val="en-US"/>
+        </w:rPr>
+        <w:t xml:space="preserve"> by the </w:t>
+      </w:r>
+      <w:r>
+        <w:rPr>
+          <w:i/>
+          <w:iCs/>
+          <w:lang w:val="en-US"/>
+        </w:rPr>
+        <w:t>future itself</w:t>
+      </w:r>
+      <w:r>
+        <w:rPr>
+          <w:lang w:val="en-US"/>
+        </w:rPr>
+        <w:t>, so completion order doesn't matter:</w:t>
+      </w:r>
+    </w:p>
+    <w:p>
+      <w:pPr>
+        <w:rPr>
+          <w:lang w:val="en-US"/>
+        </w:rPr>
+      </w:pPr>
+      <w:proofErr w:type="spellStart"/>
+      <w:r>
+        <w:rPr>
+          <w:lang w:val="en-US"/>
+        </w:rPr>
+        <w:t>future_to_job</w:t>
+      </w:r>
+      <w:proofErr w:type="spellEnd"/>
+      <w:r>
+        <w:rPr>
+          <w:lang w:val="en-US"/>
+        </w:rPr>
+        <w:t xml:space="preserve"> = {</w:t>
+      </w:r>
+    </w:p>
+    <w:p>
+      <w:pPr>
+        <w:rPr>
+          <w:lang w:val="en-US"/>
+        </w:rPr>
+      </w:pPr>
+      <w:r>
+        <w:rPr>
+          <w:lang w:val="en-US"/>
+        </w:rPr>
+        <w:t xml:space="preserve">    </w:t>
+      </w:r>
+      <w:proofErr w:type="spellStart"/>
+      <w:proofErr w:type="gramStart"/>
+      <w:r>
+        <w:rPr>
+          <w:lang w:val="en-US"/>
+        </w:rPr>
+        <w:t>executor.submit</w:t>
+      </w:r>
+      <w:proofErr w:type="spellEnd"/>
+      <w:proofErr w:type="gramEnd"/>
+      <w:r>
+        <w:rPr>
+          <w:lang w:val="en-US"/>
+        </w:rPr>
+        <w:t>(</w:t>
+      </w:r>
+      <w:proofErr w:type="spellStart"/>
+      <w:r>
+        <w:rPr>
+          <w:lang w:val="en-US"/>
+        </w:rPr>
+        <w:t>fetch_record</w:t>
+      </w:r>
+      <w:proofErr w:type="spellEnd"/>
+      <w:r>
+        <w:rPr>
+          <w:lang w:val="en-US"/>
+        </w:rPr>
+        <w:t xml:space="preserve">, accession, </w:t>
+      </w:r>
+      <w:proofErr w:type="spellStart"/>
+      <w:r>
+        <w:rPr>
+          <w:lang w:val="en-US"/>
+        </w:rPr>
+        <w:t>rate_limiter</w:t>
+      </w:r>
+      <w:proofErr w:type="spellEnd"/>
+      <w:r>
+        <w:rPr>
+          <w:lang w:val="en-US"/>
+        </w:rPr>
+        <w:t>): (species, marker)</w:t>
+      </w:r>
+    </w:p>
+    <w:p>
+      <w:pPr>
+        <w:rPr>
+          <w:lang w:val="en-US"/>
+        </w:rPr>
+      </w:pPr>
+      <w:r>
+        <w:rPr>
+          <w:lang w:val="en-US"/>
+        </w:rPr>
+        <w:t xml:space="preserve">    for species, marker, accession in jobs</w:t>
+      </w:r>
+    </w:p>
+    <w:p>
+      <w:pPr>
+        <w:rPr>
+          <w:lang w:val="en-US"/>
+        </w:rPr>
+      </w:pPr>
+      <w:r>
+        <w:rPr>
+          <w:lang w:val="en-US"/>
+        </w:rPr>
+        <w:t>}</w:t>
+      </w:r>
+    </w:p>
+    <w:p>
+      <w:pPr>
+        <w:rPr>
+          <w:lang w:val="en-US"/>
+        </w:rPr>
+      </w:pPr>
+    </w:p>
+    <w:p>
+      <w:pPr>
+        <w:rPr>
+          <w:lang w:val="en-US"/>
+        </w:rPr>
+      </w:pPr>
+      <w:r>
+        <w:rPr>
+          <w:lang w:val="en-US"/>
+        </w:rPr>
+        <w:t xml:space="preserve">for future in </w:t>
+      </w:r>
+      <w:proofErr w:type="spellStart"/>
+      <w:r>
+        <w:rPr>
+          <w:lang w:val="en-US"/>
+        </w:rPr>
+        <w:t>as_completed</w:t>
+      </w:r>
+      <w:proofErr w:type="spellEnd"/>
+      <w:r>
+        <w:rPr>
+          <w:lang w:val="en-US"/>
+        </w:rPr>
+        <w:t>(</w:t>
+      </w:r>
+      <w:proofErr w:type="spellStart"/>
+      <w:r>
+        <w:rPr>
+          <w:lang w:val="en-US"/>
+        </w:rPr>
+        <w:t>future_to_job</w:t>
+      </w:r>
+      <w:proofErr w:type="spellEnd"/>
+      <w:r>
+        <w:rPr>
+          <w:lang w:val="en-US"/>
+        </w:rPr>
+        <w:t>):</w:t>
+      </w:r>
+    </w:p>
+    <w:p>
+      <w:pPr>
+        <w:rPr>
+          <w:lang w:val="en-US"/>
+        </w:rPr>
+      </w:pPr>
+      <w:r>
+        <w:rPr>
+          <w:lang w:val="en-US"/>
+        </w:rPr>
+        <w:t xml:space="preserve">    species, marker = </w:t>
+      </w:r>
+      <w:proofErr w:type="spellStart"/>
+      <w:r>
+        <w:rPr>
+          <w:lang w:val="en-US"/>
+        </w:rPr>
+        <w:t>future_to_job</w:t>
+      </w:r>
+      <w:proofErr w:type="spellEnd"/>
+      <w:r>
+        <w:rPr>
+          <w:lang w:val="en-US"/>
+        </w:rPr>
+        <w:t>[</w:t>
+      </w:r>
+      <w:proofErr w:type="gramStart"/>
+      <w:r>
+        <w:rPr>
+          <w:lang w:val="en-US"/>
+        </w:rPr>
+        <w:t xml:space="preserve">future]   </w:t>
+      </w:r>
+      <w:proofErr w:type="gramEnd"/>
+      <w:r>
+        <w:rPr>
+          <w:lang w:val="en-US"/>
+        </w:rPr>
+        <w:t># recovered regardless of finish order</w:t>
+      </w:r>
+    </w:p>
+    <w:p>
+      <w:pPr>
+        <w:rPr>
+          <w:lang w:val="en-US"/>
+        </w:rPr>
+      </w:pPr>
+      <w:r>
+        <w:rPr>
+          <w:lang w:val="en-US"/>
+        </w:rPr>
+        <w:t xml:space="preserve">    ...</w:t>
+      </w:r>
+    </w:p>
+    <w:p>
+      <w:pPr>
+        <w:rPr>
+          <w:lang w:val="en-US"/>
+        </w:rPr>
+      </w:pPr>
+      <w:r>
+        <w:rPr>
+          <w:lang w:val="en-US"/>
+        </w:rPr>
+        <w:t xml:space="preserve">    if record:</w:t>
+      </w:r>
+    </w:p>
+    <w:p>
+      <w:pPr>
+        <w:rPr>
+          <w:lang w:val="en-US"/>
+        </w:rPr>
+      </w:pPr>
+      <w:r>
+        <w:rPr>
+          <w:lang w:val="en-US"/>
+        </w:rPr>
+        <w:t xml:space="preserve">        </w:t>
+      </w:r>
+      <w:proofErr w:type="spellStart"/>
+      <w:r>
+        <w:rPr>
+          <w:lang w:val="en-US"/>
+        </w:rPr>
+        <w:t>fasta_text</w:t>
+      </w:r>
+      <w:proofErr w:type="spellEnd"/>
+      <w:r>
+        <w:rPr>
+          <w:lang w:val="en-US"/>
+        </w:rPr>
+        <w:t>, meta = record</w:t>
+      </w:r>
+    </w:p>
+    <w:p>
+      <w:r>
+        <w:rPr>
+          <w:lang w:val="en-US"/>
+        </w:rPr>
+        <w:t xml:space="preserve">        </w:t>
+      </w:r>
+      <w:proofErr w:type="gramStart"/>
+      <w:r>
+        <w:t>meta</w:t>
+      </w:r>
+      <w:proofErr w:type="gramEnd"/>
+      <w:r>
+        <w:t xml:space="preserve"> = {"species": species, "marker": marker, **meta}</w:t>
+      </w:r>
+    </w:p>
+    <w:p>
+      <w:r>
+        <w:t xml:space="preserve">        </w:t>
+      </w:r>
+      <w:proofErr w:type="spellStart"/>
+      <w:proofErr w:type="gramStart"/>
+      <w:r>
+        <w:t>results.append</w:t>
+      </w:r>
+      <w:proofErr w:type="spellEnd"/>
+      <w:proofErr w:type="gramEnd"/>
+      <w:r>
+        <w:t xml:space="preserve">((species, marker, </w:t>
+      </w:r>
+      <w:proofErr w:type="spellStart"/>
+      <w:r>
+        <w:t>fasta_text</w:t>
+      </w:r>
+      <w:proofErr w:type="spellEnd"/>
+      <w:r>
+        <w:t>, meta))</w:t>
+      </w:r>
+    </w:p>
+    <w:p>
+      <w:r>
+        <w:pict w14:anchorId="370C814B">
+          <v:rect id="_x0000_i1051" style="width:0;height:0" o:hralign="center" o:hrstd="t" o:hr="t" fillcolor="#a0a0a0" stroked="f"/>
+        </w:pict>
+      </w:r>
+    </w:p>
+    <w:p>
+      <w:pPr>
+        <w:rPr>
+          <w:lang w:val="en-US"/>
+        </w:rPr>
+      </w:pPr>
+      <w:r>
+        <w:rPr>
+          <w:lang w:val="en-US"/>
+        </w:rPr>
+        <w:t>2. Deriving both FASTA and metadata from one fetch, without exhausting the handle</w:t>
+      </w:r>
+    </w:p>
+    <w:p>
+      <w:pPr>
+        <w:rPr>
+          <w:lang w:val="en-US"/>
+        </w:rPr>
+      </w:pPr>
+      <w:r>
+        <w:rPr>
+          <w:lang w:val="en-US"/>
+        </w:rPr>
+        <w:t>The problem: a natural-but-wrong instinct is to read the handle twice:</w:t>
+      </w:r>
+    </w:p>
+    <w:p>
+      <w:pPr>
+        <w:rPr>
+          <w:lang w:val="en-US"/>
+        </w:rPr>
+      </w:pPr>
+      <w:r>
+        <w:rPr>
+          <w:lang w:val="en-US"/>
+        </w:rPr>
+        <w:t># WRONG — handle is a stream; reading it once consumes it</w:t>
+      </w:r>
+    </w:p>
+    <w:p>
+      <w:pPr>
+        <w:rPr>
+          <w:lang w:val="en-US"/>
+        </w:rPr>
+      </w:pPr>
+      <w:r>
+        <w:rPr>
+          <w:lang w:val="en-US"/>
+        </w:rPr>
+        <w:t xml:space="preserve">handle = </w:t>
+      </w:r>
+      <w:proofErr w:type="spellStart"/>
+      <w:r>
+        <w:rPr>
+          <w:lang w:val="en-US"/>
+        </w:rPr>
+        <w:t>Entrez.efetch</w:t>
+      </w:r>
+      <w:proofErr w:type="spellEnd"/>
+      <w:r>
+        <w:rPr>
+          <w:lang w:val="en-US"/>
+        </w:rPr>
+        <w:t>(</w:t>
+      </w:r>
+      <w:proofErr w:type="spellStart"/>
+      <w:r>
+        <w:rPr>
+          <w:lang w:val="en-US"/>
+        </w:rPr>
+        <w:t>db</w:t>
+      </w:r>
+      <w:proofErr w:type="spellEnd"/>
+      <w:r>
+        <w:rPr>
+          <w:lang w:val="en-US"/>
+        </w:rPr>
+        <w:t xml:space="preserve">="nucleotide", id=accession, </w:t>
+      </w:r>
+      <w:proofErr w:type="spellStart"/>
+      <w:r>
+        <w:rPr>
+          <w:lang w:val="en-US"/>
+        </w:rPr>
+        <w:t>rettype</w:t>
+      </w:r>
+      <w:proofErr w:type="spellEnd"/>
+      <w:r>
+        <w:rPr>
+          <w:lang w:val="en-US"/>
+        </w:rPr>
+        <w:t>="</w:t>
+      </w:r>
+      <w:proofErr w:type="spellStart"/>
+      <w:r>
+        <w:rPr>
+          <w:lang w:val="en-US"/>
+        </w:rPr>
+        <w:t>gb</w:t>
+      </w:r>
+      <w:proofErr w:type="spellEnd"/>
+      <w:r>
+        <w:rPr>
+          <w:lang w:val="en-US"/>
+        </w:rPr>
+        <w:t xml:space="preserve">", </w:t>
+      </w:r>
+      <w:proofErr w:type="spellStart"/>
+      <w:r>
+        <w:rPr>
+          <w:lang w:val="en-US"/>
+        </w:rPr>
+        <w:t>retmode</w:t>
+      </w:r>
+      <w:proofErr w:type="spellEnd"/>
+      <w:r>
+        <w:rPr>
+          <w:lang w:val="en-US"/>
+        </w:rPr>
+        <w:t>="text")</w:t>
+      </w:r>
+    </w:p>
+    <w:p>
+      <w:pPr>
+        <w:rPr>
+          <w:lang w:val="en-US"/>
+        </w:rPr>
+      </w:pPr>
+      <w:proofErr w:type="spellStart"/>
+      <w:r>
+        <w:rPr>
+          <w:lang w:val="en-US"/>
+        </w:rPr>
+        <w:t>raw_text</w:t>
+      </w:r>
+      <w:proofErr w:type="spellEnd"/>
+      <w:r>
+        <w:rPr>
+          <w:lang w:val="en-US"/>
+        </w:rPr>
+        <w:t xml:space="preserve"> = </w:t>
+      </w:r>
+      <w:proofErr w:type="spellStart"/>
+      <w:proofErr w:type="gramStart"/>
+      <w:r>
+        <w:rPr>
+          <w:lang w:val="en-US"/>
+        </w:rPr>
+        <w:t>handle.read</w:t>
+      </w:r>
+      <w:proofErr w:type="spellEnd"/>
+      <w:r>
+        <w:rPr>
+          <w:lang w:val="en-US"/>
+        </w:rPr>
+        <w:t xml:space="preserve">()   </w:t>
+      </w:r>
+      <w:proofErr w:type="gramEnd"/>
+      <w:r>
+        <w:rPr>
+          <w:lang w:val="en-US"/>
+        </w:rPr>
+        <w:t xml:space="preserve">       # consumes the stream</w:t>
+      </w:r>
+    </w:p>
+    <w:p>
+      <w:pPr>
+        <w:rPr>
+          <w:lang w:val="en-US"/>
+        </w:rPr>
+      </w:pPr>
+      <w:proofErr w:type="spellStart"/>
+      <w:r>
+        <w:rPr>
+          <w:lang w:val="en-US"/>
+        </w:rPr>
+        <w:lastRenderedPageBreak/>
+        <w:t>gb</w:t>
+      </w:r>
+      <w:proofErr w:type="spellEnd"/>
+      <w:r>
+        <w:rPr>
+          <w:lang w:val="en-US"/>
+        </w:rPr>
+        <w:t xml:space="preserve"> = </w:t>
+      </w:r>
+      <w:proofErr w:type="spellStart"/>
+      <w:r>
+        <w:rPr>
+          <w:lang w:val="en-US"/>
+        </w:rPr>
+        <w:t>SeqIO.read</w:t>
+      </w:r>
+      <w:proofErr w:type="spellEnd"/>
+      <w:r>
+        <w:rPr>
+          <w:lang w:val="en-US"/>
+        </w:rPr>
+        <w:t>(handle, "</w:t>
+      </w:r>
+      <w:proofErr w:type="spellStart"/>
+      <w:r>
+        <w:rPr>
+          <w:lang w:val="en-US"/>
+        </w:rPr>
+        <w:t>genbank</w:t>
+      </w:r>
+      <w:proofErr w:type="spellEnd"/>
+      <w:proofErr w:type="gramStart"/>
+      <w:r>
+        <w:rPr>
+          <w:lang w:val="en-US"/>
+        </w:rPr>
+        <w:t>")  #</w:t>
+      </w:r>
+      <w:proofErr w:type="gramEnd"/>
+      <w:r>
+        <w:rPr>
+          <w:lang w:val="en-US"/>
+        </w:rPr>
+        <w:t xml:space="preserve"> fails — nothing left to read</w:t>
+      </w:r>
+    </w:p>
+    <w:p>
+      <w:pPr>
+        <w:rPr>
+          <w:lang w:val="en-US"/>
+        </w:rPr>
+      </w:pPr>
+      <w:r>
+        <w:rPr>
+          <w:lang w:val="en-US"/>
+        </w:rPr>
+        <w:t>The fix — NCBI_FASTA_GUI.py:61-71: parse once with </w:t>
+      </w:r>
+      <w:proofErr w:type="spellStart"/>
+      <w:r>
+        <w:rPr>
+          <w:lang w:val="en-US"/>
+        </w:rPr>
+        <w:t>SeqIO</w:t>
+      </w:r>
+      <w:proofErr w:type="spellEnd"/>
+      <w:r>
+        <w:rPr>
+          <w:lang w:val="en-US"/>
+        </w:rPr>
+        <w:t>, then derive the FASTA text </w:t>
+      </w:r>
+      <w:r>
+        <w:rPr>
+          <w:i/>
+          <w:iCs/>
+          <w:lang w:val="en-US"/>
+        </w:rPr>
+        <w:t>from the parsed object</w:t>
+      </w:r>
+      <w:r>
+        <w:rPr>
+          <w:lang w:val="en-US"/>
+        </w:rPr>
+        <w:t> instead of the raw stream:</w:t>
+      </w:r>
+    </w:p>
+    <w:p>
+      <w:pPr>
+        <w:rPr>
+          <w:lang w:val="en-US"/>
+        </w:rPr>
+      </w:pPr>
+      <w:r>
+        <w:rPr>
+          <w:lang w:val="en-US"/>
+        </w:rPr>
+        <w:t xml:space="preserve">handle = </w:t>
+      </w:r>
+      <w:proofErr w:type="spellStart"/>
+      <w:r>
+        <w:rPr>
+          <w:lang w:val="en-US"/>
+        </w:rPr>
+        <w:t>Entrez.efetch</w:t>
+      </w:r>
+      <w:proofErr w:type="spellEnd"/>
+      <w:r>
+        <w:rPr>
+          <w:lang w:val="en-US"/>
+        </w:rPr>
+        <w:t>(</w:t>
+      </w:r>
+      <w:proofErr w:type="spellStart"/>
+      <w:r>
+        <w:rPr>
+          <w:lang w:val="en-US"/>
+        </w:rPr>
+        <w:t>db</w:t>
+      </w:r>
+      <w:proofErr w:type="spellEnd"/>
+      <w:r>
+        <w:rPr>
+          <w:lang w:val="en-US"/>
+        </w:rPr>
+        <w:t xml:space="preserve">="nucleotide", id=accession, </w:t>
+      </w:r>
+      <w:proofErr w:type="spellStart"/>
+      <w:r>
+        <w:rPr>
+          <w:lang w:val="en-US"/>
+        </w:rPr>
+        <w:t>rettype</w:t>
+      </w:r>
+      <w:proofErr w:type="spellEnd"/>
+      <w:r>
+        <w:rPr>
+          <w:lang w:val="en-US"/>
+        </w:rPr>
+        <w:t>="</w:t>
+      </w:r>
+      <w:proofErr w:type="spellStart"/>
+      <w:r>
+        <w:rPr>
+          <w:lang w:val="en-US"/>
+        </w:rPr>
+        <w:t>gb</w:t>
+      </w:r>
+      <w:proofErr w:type="spellEnd"/>
+      <w:r>
+        <w:rPr>
+          <w:lang w:val="en-US"/>
+        </w:rPr>
+        <w:t xml:space="preserve">", </w:t>
+      </w:r>
+      <w:proofErr w:type="spellStart"/>
+      <w:r>
+        <w:rPr>
+          <w:lang w:val="en-US"/>
+        </w:rPr>
+        <w:t>retmode</w:t>
+      </w:r>
+      <w:proofErr w:type="spellEnd"/>
+      <w:r>
+        <w:rPr>
+          <w:lang w:val="en-US"/>
+        </w:rPr>
+        <w:t>="text")</w:t>
+      </w:r>
+    </w:p>
+    <w:p>
+      <w:pPr>
+        <w:rPr>
+          <w:lang w:val="en-US"/>
+        </w:rPr>
+      </w:pPr>
+      <w:proofErr w:type="spellStart"/>
+      <w:r>
+        <w:rPr>
+          <w:lang w:val="en-US"/>
+        </w:rPr>
+        <w:t>gb</w:t>
+      </w:r>
+      <w:proofErr w:type="spellEnd"/>
+      <w:r>
+        <w:rPr>
+          <w:lang w:val="en-US"/>
+        </w:rPr>
+        <w:t xml:space="preserve"> = </w:t>
+      </w:r>
+      <w:proofErr w:type="spellStart"/>
+      <w:r>
+        <w:rPr>
+          <w:lang w:val="en-US"/>
+        </w:rPr>
+        <w:t>SeqIO.read</w:t>
+      </w:r>
+      <w:proofErr w:type="spellEnd"/>
+      <w:r>
+        <w:rPr>
+          <w:lang w:val="en-US"/>
+        </w:rPr>
+        <w:t>(handle, "</w:t>
+      </w:r>
+      <w:proofErr w:type="spellStart"/>
+      <w:r>
+        <w:rPr>
+          <w:lang w:val="en-US"/>
+        </w:rPr>
+        <w:t>genbank</w:t>
+      </w:r>
+      <w:proofErr w:type="spellEnd"/>
+      <w:proofErr w:type="gramStart"/>
+      <w:r>
+        <w:rPr>
+          <w:lang w:val="en-US"/>
+        </w:rPr>
+        <w:t xml:space="preserve">")   </w:t>
+      </w:r>
+      <w:proofErr w:type="gramEnd"/>
+      <w:r>
+        <w:rPr>
+          <w:lang w:val="en-US"/>
+        </w:rPr>
+        <w:t># note: "</w:t>
+      </w:r>
+      <w:proofErr w:type="spellStart"/>
+      <w:r>
+        <w:rPr>
+          <w:lang w:val="en-US"/>
+        </w:rPr>
+        <w:t>gb</w:t>
+      </w:r>
+      <w:proofErr w:type="spellEnd"/>
+      <w:r>
+        <w:rPr>
+          <w:lang w:val="en-US"/>
+        </w:rPr>
+        <w:t>" (</w:t>
+      </w:r>
+      <w:proofErr w:type="spellStart"/>
+      <w:r>
+        <w:rPr>
+          <w:lang w:val="en-US"/>
+        </w:rPr>
+        <w:t>efetch</w:t>
+      </w:r>
+      <w:proofErr w:type="spellEnd"/>
+      <w:r>
+        <w:rPr>
+          <w:lang w:val="en-US"/>
+        </w:rPr>
+        <w:t>) vs "</w:t>
+      </w:r>
+      <w:proofErr w:type="spellStart"/>
+      <w:r>
+        <w:rPr>
+          <w:lang w:val="en-US"/>
+        </w:rPr>
+        <w:t>genbank</w:t>
+      </w:r>
+      <w:proofErr w:type="spellEnd"/>
+      <w:r>
+        <w:rPr>
+          <w:lang w:val="en-US"/>
+        </w:rPr>
+        <w:t>" (</w:t>
+      </w:r>
+      <w:proofErr w:type="spellStart"/>
+      <w:proofErr w:type="gramStart"/>
+      <w:r>
+        <w:rPr>
+          <w:lang w:val="en-US"/>
+        </w:rPr>
+        <w:t>SeqIO</w:t>
+      </w:r>
+      <w:proofErr w:type="spellEnd"/>
+      <w:r>
+        <w:rPr>
+          <w:lang w:val="en-US"/>
+        </w:rPr>
+        <w:t>) —</w:t>
+      </w:r>
+      <w:proofErr w:type="gramEnd"/>
+      <w:r>
+        <w:rPr>
+          <w:lang w:val="en-US"/>
+        </w:rPr>
+        <w:t xml:space="preserve"> different names for the same format</w:t>
+      </w:r>
+    </w:p>
+    <w:p>
+      <w:pPr>
+        <w:rPr>
+          <w:lang w:val="en-US"/>
+        </w:rPr>
+      </w:pPr>
+      <w:proofErr w:type="spellStart"/>
+      <w:proofErr w:type="gramStart"/>
+      <w:r>
+        <w:rPr>
+          <w:lang w:val="en-US"/>
+        </w:rPr>
+        <w:t>handle.close</w:t>
+      </w:r>
+      <w:proofErr w:type="spellEnd"/>
+      <w:proofErr w:type="gramEnd"/>
+      <w:r>
+        <w:rPr>
+          <w:lang w:val="en-US"/>
+        </w:rPr>
+        <w:t>()</w:t>
+      </w:r>
+    </w:p>
+    <w:p>
+      <w:pPr>
+        <w:rPr>
+          <w:lang w:val="en-US"/>
+        </w:rPr>
+      </w:pPr>
+    </w:p>
+    <w:p>
+      <w:pPr>
+        <w:rPr>
+          <w:lang w:val="en-US"/>
+        </w:rPr>
+      </w:pPr>
+      <w:proofErr w:type="spellStart"/>
+      <w:r>
+        <w:rPr>
+          <w:lang w:val="en-US"/>
+        </w:rPr>
+        <w:t>fasta_text</w:t>
+      </w:r>
+      <w:proofErr w:type="spellEnd"/>
+      <w:r>
+        <w:rPr>
+          <w:lang w:val="en-US"/>
+        </w:rPr>
+        <w:t xml:space="preserve"> = </w:t>
+      </w:r>
+      <w:proofErr w:type="spellStart"/>
+      <w:proofErr w:type="gramStart"/>
+      <w:r>
+        <w:rPr>
+          <w:lang w:val="en-US"/>
+        </w:rPr>
+        <w:t>gb.format</w:t>
+      </w:r>
+      <w:proofErr w:type="spellEnd"/>
+      <w:proofErr w:type="gramEnd"/>
+      <w:r>
+        <w:rPr>
+          <w:lang w:val="en-US"/>
+        </w:rPr>
+        <w:t>("</w:t>
+      </w:r>
+      <w:proofErr w:type="spellStart"/>
+      <w:r>
+        <w:rPr>
+          <w:lang w:val="en-US"/>
+        </w:rPr>
+        <w:t>fasta</w:t>
+      </w:r>
+      <w:proofErr w:type="spellEnd"/>
+      <w:r>
+        <w:rPr>
+          <w:lang w:val="en-US"/>
+        </w:rPr>
+        <w:t>"</w:t>
+      </w:r>
+      <w:proofErr w:type="gramStart"/>
+      <w:r>
+        <w:rPr>
+          <w:lang w:val="en-US"/>
+        </w:rPr>
+        <w:t>).strip</w:t>
+      </w:r>
+      <w:proofErr w:type="gramEnd"/>
+      <w:r>
+        <w:rPr>
+          <w:lang w:val="en-US"/>
+        </w:rPr>
+        <w:t>() + "\</w:t>
+      </w:r>
+      <w:proofErr w:type="gramStart"/>
+      <w:r>
+        <w:rPr>
+          <w:lang w:val="en-US"/>
+        </w:rPr>
+        <w:t>n"   #</w:t>
+      </w:r>
+      <w:proofErr w:type="gramEnd"/>
+      <w:r>
+        <w:rPr>
+          <w:lang w:val="en-US"/>
+        </w:rPr>
+        <w:t xml:space="preserve"> derived, not re-fetched</w:t>
+      </w:r>
+    </w:p>
+    <w:p>
+      <w:pPr>
+        <w:rPr>
+          <w:lang w:val="en-US"/>
+        </w:rPr>
+      </w:pPr>
+      <w:r>
+        <w:rPr>
+          <w:lang w:val="en-US"/>
+        </w:rPr>
+        <w:t>This also means one API call does the job of two — no separate </w:t>
+      </w:r>
+      <w:proofErr w:type="spellStart"/>
+      <w:r>
+        <w:rPr>
+          <w:lang w:val="en-US"/>
+        </w:rPr>
+        <w:t>rettype</w:t>
+      </w:r>
+      <w:proofErr w:type="spellEnd"/>
+      <w:r>
+        <w:rPr>
+          <w:lang w:val="en-US"/>
+        </w:rPr>
+        <w:t>="</w:t>
+      </w:r>
+      <w:proofErr w:type="spellStart"/>
+      <w:r>
+        <w:rPr>
+          <w:lang w:val="en-US"/>
+        </w:rPr>
+        <w:t>fasta</w:t>
+      </w:r>
+      <w:proofErr w:type="spellEnd"/>
+      <w:r>
+        <w:rPr>
+          <w:lang w:val="en-US"/>
+        </w:rPr>
+        <w:t>" request needed.</w:t>
+      </w:r>
+    </w:p>
+    <w:p>
+      <w:r>
+        <w:pict w14:anchorId="75C8E911">
+          <v:rect id="_x0000_i1052" style="width:0;height:0" o:hralign="center" o:hrstd="t" o:hr="t" fillcolor="#a0a0a0" stroked="f"/>
+        </w:pict>
+      </w:r>
+    </w:p>
+    <w:p>
+      <w:pPr>
+        <w:rPr>
+          <w:lang w:val="en-US"/>
+        </w:rPr>
+      </w:pPr>
+      <w:r>
+        <w:rPr>
+          <w:lang w:val="en-US"/>
+        </w:rPr>
+        <w:t>3. Keeping FASTA and metadata grouped identically, guaranteed by construction</w:t>
+      </w:r>
+    </w:p>
+    <w:p>
+      <w:pPr>
+        <w:rPr>
+          <w:lang w:val="en-US"/>
+        </w:rPr>
+      </w:pPr>
+      <w:r>
+        <w:rPr>
+          <w:lang w:val="en-US"/>
+        </w:rPr>
+        <w:t xml:space="preserve">The problem: if FASTA and metadata were grouped in two separate passes over results, they could silently drift out of sync (e.g. a species folder gets a </w:t>
+      </w:r>
+      <w:proofErr w:type="spellStart"/>
+      <w:r>
+        <w:rPr>
+          <w:lang w:val="en-US"/>
+        </w:rPr>
+        <w:t>fasta</w:t>
+      </w:r>
+      <w:proofErr w:type="spellEnd"/>
+      <w:r>
+        <w:rPr>
+          <w:lang w:val="en-US"/>
+        </w:rPr>
+        <w:t xml:space="preserve"> file but no matching metadata file, or a different record count).</w:t>
+      </w:r>
+    </w:p>
+    <w:p>
+      <w:pPr>
+        <w:rPr>
+          <w:lang w:val="en-US"/>
+        </w:rPr>
+      </w:pPr>
+      <w:r>
+        <w:rPr>
+          <w:lang w:val="en-US"/>
+        </w:rPr>
+        <w:t>The fix — NCBI_FASTA_GUI.py:139-156: both are appended into the </w:t>
+      </w:r>
+      <w:r>
+        <w:rPr>
+          <w:i/>
+          <w:iCs/>
+          <w:lang w:val="en-US"/>
+        </w:rPr>
+        <w:t>same</w:t>
+      </w:r>
+      <w:r>
+        <w:rPr>
+          <w:lang w:val="en-US"/>
+        </w:rPr>
+        <w:t xml:space="preserve"> group </w:t>
+      </w:r>
+      <w:proofErr w:type="spellStart"/>
+      <w:r>
+        <w:rPr>
+          <w:lang w:val="en-US"/>
+        </w:rPr>
+        <w:t>dict</w:t>
+      </w:r>
+      <w:proofErr w:type="spellEnd"/>
+      <w:r>
+        <w:rPr>
+          <w:lang w:val="en-US"/>
+        </w:rPr>
+        <w:t>, under the </w:t>
+      </w:r>
+      <w:r>
+        <w:rPr>
+          <w:i/>
+          <w:iCs/>
+          <w:lang w:val="en-US"/>
+        </w:rPr>
+        <w:t>same</w:t>
+      </w:r>
+      <w:r>
+        <w:rPr>
+          <w:lang w:val="en-US"/>
+        </w:rPr>
+        <w:t> key, in a single loop:</w:t>
+      </w:r>
+    </w:p>
+    <w:p>
+      <w:pPr>
+        <w:rPr>
+          <w:lang w:val="en-US"/>
+        </w:rPr>
+      </w:pPr>
+      <w:r>
+        <w:rPr>
+          <w:lang w:val="en-US"/>
+        </w:rPr>
+        <w:t>groups = {}</w:t>
+      </w:r>
+    </w:p>
+    <w:p>
+      <w:pPr>
+        <w:rPr>
+          <w:lang w:val="en-US"/>
+        </w:rPr>
+      </w:pPr>
+      <w:r>
+        <w:rPr>
+          <w:lang w:val="en-US"/>
+        </w:rPr>
+        <w:t xml:space="preserve">for species, marker, text, </w:t>
+      </w:r>
+      <w:proofErr w:type="gramStart"/>
+      <w:r>
+        <w:rPr>
+          <w:lang w:val="en-US"/>
+        </w:rPr>
+        <w:t>meta</w:t>
+      </w:r>
+      <w:proofErr w:type="gramEnd"/>
+      <w:r>
+        <w:rPr>
+          <w:lang w:val="en-US"/>
+        </w:rPr>
+        <w:t xml:space="preserve"> in results:</w:t>
+      </w:r>
+    </w:p>
+    <w:p>
+      <w:pPr>
+        <w:rPr>
+          <w:lang w:val="en-US"/>
+        </w:rPr>
+      </w:pPr>
+      <w:r>
+        <w:rPr>
+          <w:lang w:val="en-US"/>
+        </w:rPr>
+        <w:t xml:space="preserve">    </w:t>
+      </w:r>
+      <w:proofErr w:type="spellStart"/>
+      <w:r>
+        <w:rPr>
+          <w:lang w:val="en-US"/>
+        </w:rPr>
+        <w:t>key_parts</w:t>
+      </w:r>
+      <w:proofErr w:type="spellEnd"/>
+      <w:r>
+        <w:rPr>
+          <w:lang w:val="en-US"/>
+        </w:rPr>
+        <w:t xml:space="preserve"> = []</w:t>
+      </w:r>
+    </w:p>
+    <w:p>
+      <w:pPr>
+        <w:rPr>
+          <w:lang w:val="en-US"/>
+        </w:rPr>
+      </w:pPr>
+      <w:r>
+        <w:rPr>
+          <w:lang w:val="en-US"/>
+        </w:rPr>
+        <w:t xml:space="preserve">    if </w:t>
+      </w:r>
+      <w:proofErr w:type="spellStart"/>
+      <w:r>
+        <w:rPr>
+          <w:lang w:val="en-US"/>
+        </w:rPr>
+        <w:t>separate_species</w:t>
+      </w:r>
+      <w:proofErr w:type="spellEnd"/>
+      <w:r>
+        <w:rPr>
+          <w:lang w:val="en-US"/>
+        </w:rPr>
+        <w:t>:</w:t>
+      </w:r>
+    </w:p>
+    <w:p>
+      <w:pPr>
+        <w:rPr>
+          <w:lang w:val="en-US"/>
+        </w:rPr>
+      </w:pPr>
+      <w:r>
+        <w:rPr>
+          <w:lang w:val="en-US"/>
+        </w:rPr>
+        <w:t xml:space="preserve">        </w:t>
+      </w:r>
+      <w:proofErr w:type="spellStart"/>
+      <w:r>
+        <w:rPr>
+          <w:lang w:val="en-US"/>
+        </w:rPr>
+        <w:t>key_</w:t>
+      </w:r>
+      <w:proofErr w:type="gramStart"/>
+      <w:r>
+        <w:rPr>
+          <w:lang w:val="en-US"/>
+        </w:rPr>
+        <w:t>parts.append</w:t>
+      </w:r>
+      <w:proofErr w:type="spellEnd"/>
+      <w:proofErr w:type="gramEnd"/>
+      <w:r>
+        <w:rPr>
+          <w:lang w:val="en-US"/>
+        </w:rPr>
+        <w:t>(sanitize(species))</w:t>
+      </w:r>
+    </w:p>
+    <w:p>
+      <w:pPr>
+        <w:rPr>
+          <w:lang w:val="en-US"/>
+        </w:rPr>
+      </w:pPr>
+      <w:r>
+        <w:rPr>
+          <w:lang w:val="en-US"/>
+        </w:rPr>
+        <w:t xml:space="preserve">    if </w:t>
+      </w:r>
+      <w:proofErr w:type="spellStart"/>
+      <w:r>
+        <w:rPr>
+          <w:lang w:val="en-US"/>
+        </w:rPr>
+        <w:t>separate_marker</w:t>
+      </w:r>
+      <w:proofErr w:type="spellEnd"/>
+      <w:r>
+        <w:rPr>
+          <w:lang w:val="en-US"/>
+        </w:rPr>
+        <w:t>:</w:t>
+      </w:r>
+    </w:p>
+    <w:p>
+      <w:pPr>
+        <w:rPr>
+          <w:lang w:val="en-US"/>
+        </w:rPr>
+      </w:pPr>
+      <w:r>
+        <w:rPr>
+          <w:lang w:val="en-US"/>
+        </w:rPr>
+        <w:t xml:space="preserve">        </w:t>
+      </w:r>
+      <w:proofErr w:type="spellStart"/>
+      <w:r>
+        <w:rPr>
+          <w:lang w:val="en-US"/>
+        </w:rPr>
+        <w:t>key_</w:t>
+      </w:r>
+      <w:proofErr w:type="gramStart"/>
+      <w:r>
+        <w:rPr>
+          <w:lang w:val="en-US"/>
+        </w:rPr>
+        <w:t>parts.append</w:t>
+      </w:r>
+      <w:proofErr w:type="spellEnd"/>
+      <w:proofErr w:type="gramEnd"/>
+      <w:r>
+        <w:rPr>
+          <w:lang w:val="en-US"/>
+        </w:rPr>
+        <w:t>(sanitize(marker))</w:t>
+      </w:r>
+    </w:p>
+    <w:p>
+      <w:pPr>
+        <w:rPr>
+          <w:lang w:val="en-US"/>
+        </w:rPr>
+      </w:pPr>
+      <w:r>
+        <w:rPr>
+          <w:lang w:val="en-US"/>
+        </w:rPr>
+        <w:t xml:space="preserve">    if not </w:t>
+      </w:r>
+      <w:proofErr w:type="spellStart"/>
+      <w:r>
+        <w:rPr>
+          <w:lang w:val="en-US"/>
+        </w:rPr>
+        <w:t>key_parts</w:t>
+      </w:r>
+      <w:proofErr w:type="spellEnd"/>
+      <w:r>
+        <w:rPr>
+          <w:lang w:val="en-US"/>
+        </w:rPr>
+        <w:t>:</w:t>
+      </w:r>
+    </w:p>
+    <w:p>
+      <w:pPr>
+        <w:rPr>
+          <w:lang w:val="en-US"/>
+        </w:rPr>
+      </w:pPr>
+      <w:r>
+        <w:rPr>
+          <w:lang w:val="en-US"/>
+        </w:rPr>
+        <w:t xml:space="preserve">        </w:t>
+      </w:r>
+      <w:proofErr w:type="spellStart"/>
+      <w:r>
+        <w:rPr>
+          <w:lang w:val="en-US"/>
+        </w:rPr>
+        <w:t>key_parts</w:t>
+      </w:r>
+      <w:proofErr w:type="spellEnd"/>
+      <w:r>
+        <w:rPr>
+          <w:lang w:val="en-US"/>
+        </w:rPr>
+        <w:t xml:space="preserve"> = ["</w:t>
+      </w:r>
+      <w:proofErr w:type="spellStart"/>
+      <w:r>
+        <w:rPr>
+          <w:lang w:val="en-US"/>
+        </w:rPr>
+        <w:t>all_sequences</w:t>
+      </w:r>
+      <w:proofErr w:type="spellEnd"/>
+      <w:r>
+        <w:rPr>
+          <w:lang w:val="en-US"/>
+        </w:rPr>
+        <w:t>"]</w:t>
+      </w:r>
+    </w:p>
+    <w:p>
+      <w:pPr>
+        <w:rPr>
+          <w:lang w:val="en-US"/>
+        </w:rPr>
+      </w:pPr>
+    </w:p>
+    <w:p>
+      <w:pPr>
+        <w:rPr>
+          <w:lang w:val="en-US"/>
+        </w:rPr>
+      </w:pPr>
+      <w:r>
+        <w:rPr>
+          <w:lang w:val="en-US"/>
+        </w:rPr>
+        <w:t xml:space="preserve">    key = tuple(</w:t>
+      </w:r>
+      <w:proofErr w:type="spellStart"/>
+      <w:r>
+        <w:rPr>
+          <w:lang w:val="en-US"/>
+        </w:rPr>
+        <w:t>key_parts</w:t>
+      </w:r>
+      <w:proofErr w:type="spellEnd"/>
+      <w:r>
+        <w:rPr>
+          <w:lang w:val="en-US"/>
+        </w:rPr>
+        <w:t>)</w:t>
+      </w:r>
+    </w:p>
+    <w:p>
+      <w:pPr>
+        <w:rPr>
+          <w:lang w:val="en-US"/>
+        </w:rPr>
+      </w:pPr>
+      <w:r>
+        <w:rPr>
+          <w:lang w:val="en-US"/>
+        </w:rPr>
+        <w:t xml:space="preserve">    group = </w:t>
+      </w:r>
+      <w:proofErr w:type="spellStart"/>
+      <w:proofErr w:type="gramStart"/>
+      <w:r>
+        <w:rPr>
+          <w:lang w:val="en-US"/>
+        </w:rPr>
+        <w:t>groups.setdefault</w:t>
+      </w:r>
+      <w:proofErr w:type="spellEnd"/>
+      <w:proofErr w:type="gramEnd"/>
+      <w:r>
+        <w:rPr>
+          <w:lang w:val="en-US"/>
+        </w:rPr>
+        <w:t>(key, {"</w:t>
+      </w:r>
+      <w:proofErr w:type="spellStart"/>
+      <w:r>
+        <w:rPr>
+          <w:lang w:val="en-US"/>
+        </w:rPr>
+        <w:t>fasta</w:t>
+      </w:r>
+      <w:proofErr w:type="spellEnd"/>
+      <w:r>
+        <w:rPr>
+          <w:lang w:val="en-US"/>
+        </w:rPr>
+        <w:t>": [], "meta": []})</w:t>
+      </w:r>
+    </w:p>
+    <w:p>
+      <w:pPr>
+        <w:rPr>
+          <w:lang w:val="en-US"/>
+        </w:rPr>
+      </w:pPr>
+      <w:r>
+        <w:rPr>
+          <w:lang w:val="en-US"/>
+        </w:rPr>
+        <w:lastRenderedPageBreak/>
+        <w:t xml:space="preserve">    group["</w:t>
+      </w:r>
+      <w:proofErr w:type="spellStart"/>
+      <w:r>
+        <w:rPr>
+          <w:lang w:val="en-US"/>
+        </w:rPr>
+        <w:t>fasta</w:t>
+      </w:r>
+      <w:proofErr w:type="spellEnd"/>
+      <w:r>
+        <w:rPr>
+          <w:lang w:val="en-US"/>
+        </w:rPr>
+        <w:t>"</w:t>
+      </w:r>
+      <w:proofErr w:type="gramStart"/>
+      <w:r>
+        <w:rPr>
+          <w:lang w:val="en-US"/>
+        </w:rPr>
+        <w:t>].append</w:t>
+      </w:r>
+      <w:proofErr w:type="gramEnd"/>
+      <w:r>
+        <w:rPr>
+          <w:lang w:val="en-US"/>
+        </w:rPr>
+        <w:t>(text)</w:t>
+      </w:r>
+    </w:p>
+    <w:p>
+      <w:pPr>
+        <w:rPr>
+          <w:lang w:val="en-US"/>
+        </w:rPr>
+      </w:pPr>
+      <w:r>
+        <w:rPr>
+          <w:lang w:val="en-US"/>
+        </w:rPr>
+        <w:t xml:space="preserve">    group["meta"</w:t>
+      </w:r>
+      <w:proofErr w:type="gramStart"/>
+      <w:r>
+        <w:rPr>
+          <w:lang w:val="en-US"/>
+        </w:rPr>
+        <w:t>].append</w:t>
+      </w:r>
+      <w:proofErr w:type="gramEnd"/>
+      <w:r>
+        <w:rPr>
+          <w:lang w:val="en-US"/>
+        </w:rPr>
+        <w:t>(</w:t>
+      </w:r>
+      <w:proofErr w:type="gramStart"/>
+      <w:r>
+        <w:rPr>
+          <w:lang w:val="en-US"/>
+        </w:rPr>
+        <w:t xml:space="preserve">meta)   </w:t>
+      </w:r>
+      <w:proofErr w:type="gramEnd"/>
+      <w:r>
+        <w:rPr>
+          <w:lang w:val="en-US"/>
+        </w:rPr>
+        <w:t># same key, same iteration — can't drift apart</w:t>
+      </w:r>
+    </w:p>
+    <w:p>
+      <w:pPr>
+        <w:rPr>
+          <w:lang w:val="en-US"/>
+        </w:rPr>
+      </w:pPr>
+      <w:r>
+        <w:rPr>
+          <w:lang w:val="en-US"/>
+        </w:rPr>
+        <w:t>Because both live under one key, whatever folder/file structure you choose is structurally guaranteed to match between the two outputs — there's no code path where they could disagree.</w:t>
+      </w:r>
+    </w:p>
+    <w:p>
+      <w:r>
+        <w:pict w14:anchorId="37A234AD">
+          <v:rect id="_x0000_i1053" style="width:0;height:0" o:hralign="center" o:hrstd="t" o:hr="t" fillcolor="#a0a0a0" stroked="f"/>
+        </w:pict>
+      </w:r>
+    </w:p>
+    <w:p>
+      <w:pPr>
+        <w:rPr>
+          <w:lang w:val="en-US"/>
+        </w:rPr>
+      </w:pPr>
+      <w:r>
+        <w:rPr>
+          <w:lang w:val="en-US"/>
+        </w:rPr>
+        <w:t>4. Multi-record files needing visual separation, and None needing to render as something readable</w:t>
+      </w:r>
+    </w:p>
+    <w:p>
+      <w:pPr>
+        <w:rPr>
+          <w:lang w:val="en-US"/>
+        </w:rPr>
+      </w:pPr>
+      <w:r>
+        <w:rPr>
+          <w:lang w:val="en-US"/>
+        </w:rPr>
+        <w:t>The problem: a naive dump (e.g. </w:t>
+      </w:r>
+      <w:proofErr w:type="spellStart"/>
+      <w:proofErr w:type="gramStart"/>
+      <w:r>
+        <w:rPr>
+          <w:lang w:val="en-US"/>
+        </w:rPr>
+        <w:t>pd.DataFrame</w:t>
+      </w:r>
+      <w:proofErr w:type="spellEnd"/>
+      <w:proofErr w:type="gramEnd"/>
+      <w:r>
+        <w:rPr>
+          <w:lang w:val="en-US"/>
+        </w:rPr>
+        <w:t>(</w:t>
+      </w:r>
+      <w:proofErr w:type="spellStart"/>
+      <w:r>
+        <w:rPr>
+          <w:lang w:val="en-US"/>
+        </w:rPr>
+        <w:t>meta_list</w:t>
+      </w:r>
+      <w:proofErr w:type="spellEnd"/>
+      <w:r>
+        <w:rPr>
+          <w:lang w:val="en-US"/>
+        </w:rPr>
+        <w:t>).</w:t>
+      </w:r>
+      <w:proofErr w:type="spellStart"/>
+      <w:r>
+        <w:rPr>
+          <w:lang w:val="en-US"/>
+        </w:rPr>
+        <w:t>to_csv</w:t>
+      </w:r>
+      <w:proofErr w:type="spellEnd"/>
+      <w:r>
+        <w:rPr>
+          <w:lang w:val="en-US"/>
+        </w:rPr>
+        <w:t>(</w:t>
+      </w:r>
+      <w:proofErr w:type="spellStart"/>
+      <w:r>
+        <w:rPr>
+          <w:lang w:val="en-US"/>
+        </w:rPr>
+        <w:t>sep</w:t>
+      </w:r>
+      <w:proofErr w:type="spellEnd"/>
+      <w:r>
+        <w:rPr>
+          <w:lang w:val="en-US"/>
+        </w:rPr>
+        <w:t>="\</w:t>
+      </w:r>
+      <w:proofErr w:type="gramStart"/>
+      <w:r>
+        <w:rPr>
+          <w:lang w:val="en-US"/>
+        </w:rPr>
+        <w:t>t")</w:t>
+      </w:r>
+      <w:proofErr w:type="gramEnd"/>
+      <w:r>
+        <w:rPr>
+          <w:lang w:val="en-US"/>
+        </w:rPr>
+        <w:t>) renders missing values as blank/</w:t>
+      </w:r>
+      <w:proofErr w:type="spellStart"/>
+      <w:proofErr w:type="gramStart"/>
+      <w:r>
+        <w:rPr>
+          <w:lang w:val="en-US"/>
+        </w:rPr>
+        <w:t>NaN</w:t>
+      </w:r>
+      <w:proofErr w:type="spellEnd"/>
+      <w:r>
+        <w:rPr>
+          <w:lang w:val="en-US"/>
+        </w:rPr>
+        <w:t>, and</w:t>
+      </w:r>
+      <w:proofErr w:type="gramEnd"/>
+      <w:r>
+        <w:rPr>
+          <w:lang w:val="en-US"/>
+        </w:rPr>
+        <w:t xml:space="preserve"> offers no visual separation when several records land in one file (species-only or marker-only grouping).</w:t>
+      </w:r>
+    </w:p>
+    <w:p>
+      <w:pPr>
+        <w:rPr>
+          <w:lang w:val="en-US"/>
+        </w:rPr>
+      </w:pPr>
+      <w:r>
+        <w:rPr>
+          <w:lang w:val="en-US"/>
+        </w:rPr>
+        <w:t>The fix — NCBI_FASTA_GUI.py:119-134:</w:t>
+      </w:r>
+    </w:p>
+    <w:p>
+      <w:pPr>
+        <w:rPr>
+          <w:lang w:val="en-US"/>
+        </w:rPr>
+      </w:pPr>
+      <w:r>
+        <w:rPr>
+          <w:lang w:val="en-US"/>
+        </w:rPr>
+        <w:t xml:space="preserve">def </w:t>
+      </w:r>
+      <w:proofErr w:type="spellStart"/>
+      <w:r>
+        <w:rPr>
+          <w:lang w:val="en-US"/>
+        </w:rPr>
+        <w:t>format_metadata_block</w:t>
+      </w:r>
+      <w:proofErr w:type="spellEnd"/>
+      <w:r>
+        <w:rPr>
+          <w:lang w:val="en-US"/>
+        </w:rPr>
+        <w:t>(meta):</w:t>
+      </w:r>
+    </w:p>
+    <w:p>
+      <w:pPr>
+        <w:rPr>
+          <w:lang w:val="en-US"/>
+        </w:rPr>
+      </w:pPr>
+      <w:r>
+        <w:rPr>
+          <w:lang w:val="en-US"/>
+        </w:rPr>
+        <w:t xml:space="preserve">    header = </w:t>
+      </w:r>
+      <w:proofErr w:type="gramStart"/>
+      <w:r>
+        <w:rPr>
+          <w:lang w:val="en-US"/>
+        </w:rPr>
+        <w:t>f"{</w:t>
+      </w:r>
+      <w:proofErr w:type="spellStart"/>
+      <w:proofErr w:type="gramEnd"/>
+      <w:r>
+        <w:rPr>
+          <w:lang w:val="en-US"/>
+        </w:rPr>
+        <w:t>meta.get</w:t>
+      </w:r>
+      <w:proofErr w:type="spellEnd"/>
+      <w:r>
+        <w:rPr>
+          <w:lang w:val="en-US"/>
+        </w:rPr>
+        <w:t>('species</w:t>
+      </w:r>
+      <w:proofErr w:type="gramStart"/>
+      <w:r>
+        <w:rPr>
+          <w:lang w:val="en-US"/>
+        </w:rPr>
+        <w:t>')}</w:t>
+      </w:r>
+      <w:proofErr w:type="gramEnd"/>
+      <w:r>
+        <w:rPr>
+          <w:lang w:val="en-US"/>
+        </w:rPr>
+        <w:t xml:space="preserve"> - {</w:t>
+      </w:r>
+      <w:proofErr w:type="spellStart"/>
+      <w:r>
+        <w:rPr>
+          <w:lang w:val="en-US"/>
+        </w:rPr>
+        <w:t>meta.get</w:t>
+      </w:r>
+      <w:proofErr w:type="spellEnd"/>
+      <w:r>
+        <w:rPr>
+          <w:lang w:val="en-US"/>
+        </w:rPr>
+        <w:t>('marker</w:t>
+      </w:r>
+      <w:proofErr w:type="gramStart"/>
+      <w:r>
+        <w:rPr>
+          <w:lang w:val="en-US"/>
+        </w:rPr>
+        <w:t>')}</w:t>
+      </w:r>
+      <w:proofErr w:type="gramEnd"/>
+      <w:r>
+        <w:rPr>
+          <w:lang w:val="en-US"/>
+        </w:rPr>
+        <w:t>"</w:t>
+      </w:r>
+    </w:p>
+    <w:p>
+      <w:pPr>
+        <w:rPr>
+          <w:lang w:val="en-US"/>
+        </w:rPr>
+      </w:pPr>
+      <w:r>
+        <w:rPr>
+          <w:lang w:val="en-US"/>
+        </w:rPr>
+        <w:t xml:space="preserve">    lines = [header, "=" * </w:t>
+      </w:r>
+      <w:proofErr w:type="spellStart"/>
+      <w:r>
+        <w:rPr>
+          <w:lang w:val="en-US"/>
+        </w:rPr>
+        <w:t>len</w:t>
+      </w:r>
+      <w:proofErr w:type="spellEnd"/>
+      <w:r>
+        <w:rPr>
+          <w:lang w:val="en-US"/>
+        </w:rPr>
+        <w:t>(header)]</w:t>
+      </w:r>
+    </w:p>
+    <w:p>
+      <w:pPr>
+        <w:rPr>
+          <w:lang w:val="en-US"/>
+        </w:rPr>
+      </w:pPr>
+      <w:r>
+        <w:rPr>
+          <w:lang w:val="en-US"/>
+        </w:rPr>
+        <w:t xml:space="preserve">    for label, key in METADATA_FIELDS:</w:t>
+      </w:r>
+    </w:p>
+    <w:p>
+      <w:pPr>
+        <w:rPr>
+          <w:lang w:val="en-US"/>
+        </w:rPr>
+      </w:pPr>
+      <w:r>
+        <w:rPr>
+          <w:lang w:val="en-US"/>
+        </w:rPr>
+        <w:t xml:space="preserve">        value = </w:t>
+      </w:r>
+      <w:proofErr w:type="spellStart"/>
+      <w:r>
+        <w:rPr>
+          <w:lang w:val="en-US"/>
+        </w:rPr>
+        <w:t>meta.get</w:t>
+      </w:r>
+      <w:proofErr w:type="spellEnd"/>
+      <w:r>
+        <w:rPr>
+          <w:lang w:val="en-US"/>
+        </w:rPr>
+        <w:t>(key)</w:t>
+      </w:r>
+    </w:p>
+    <w:p>
+      <w:pPr>
+        <w:rPr>
+          <w:lang w:val="en-US"/>
+        </w:rPr>
+      </w:pPr>
+      <w:r>
+        <w:rPr>
+          <w:lang w:val="en-US"/>
+        </w:rPr>
+        <w:t xml:space="preserve">        </w:t>
+      </w:r>
+      <w:proofErr w:type="spellStart"/>
+      <w:proofErr w:type="gramStart"/>
+      <w:r>
+        <w:rPr>
+          <w:lang w:val="en-US"/>
+        </w:rPr>
+        <w:t>lines.append</w:t>
+      </w:r>
+      <w:proofErr w:type="spellEnd"/>
+      <w:proofErr w:type="gramEnd"/>
+      <w:r>
+        <w:rPr>
+          <w:lang w:val="en-US"/>
+        </w:rPr>
+        <w:t>(</w:t>
+      </w:r>
+      <w:proofErr w:type="gramStart"/>
+      <w:r>
+        <w:rPr>
+          <w:lang w:val="en-US"/>
+        </w:rPr>
+        <w:t>f"{</w:t>
+      </w:r>
+      <w:proofErr w:type="gramEnd"/>
+      <w:r>
+        <w:rPr>
+          <w:lang w:val="en-US"/>
+        </w:rPr>
+        <w:t>label:&lt;</w:t>
+      </w:r>
+      <w:proofErr w:type="gramStart"/>
+      <w:r>
+        <w:rPr>
+          <w:lang w:val="en-US"/>
+        </w:rPr>
+        <w:t>16}: {</w:t>
+      </w:r>
+      <w:proofErr w:type="gramEnd"/>
+      <w:r>
+        <w:rPr>
+          <w:lang w:val="en-US"/>
+        </w:rPr>
+        <w:t>value if value not in (None, '') else '</w:t>
+      </w:r>
+      <w:proofErr w:type="gramStart"/>
+      <w:r>
+        <w:rPr>
+          <w:lang w:val="en-US"/>
+        </w:rPr>
+        <w:t>-'}</w:t>
+      </w:r>
+      <w:proofErr w:type="gramEnd"/>
+      <w:r>
+        <w:rPr>
+          <w:lang w:val="en-US"/>
+        </w:rPr>
+        <w:t>")</w:t>
+      </w:r>
+    </w:p>
+    <w:p>
+      <w:pPr>
+        <w:rPr>
+          <w:lang w:val="en-US"/>
+        </w:rPr>
+      </w:pPr>
+      <w:r>
+        <w:rPr>
+          <w:lang w:val="en-US"/>
+        </w:rPr>
+        <w:t xml:space="preserve">    return "\</w:t>
+      </w:r>
+      <w:proofErr w:type="spellStart"/>
+      <w:r>
+        <w:rPr>
+          <w:lang w:val="en-US"/>
+        </w:rPr>
+        <w:t>n</w:t>
+      </w:r>
+      <w:proofErr w:type="gramStart"/>
+      <w:r>
+        <w:rPr>
+          <w:lang w:val="en-US"/>
+        </w:rPr>
+        <w:t>".join</w:t>
+      </w:r>
+      <w:proofErr w:type="spellEnd"/>
+      <w:proofErr w:type="gramEnd"/>
+      <w:r>
+        <w:rPr>
+          <w:lang w:val="en-US"/>
+        </w:rPr>
+        <w:t>(lines)</w:t>
+      </w:r>
+    </w:p>
+    <w:p>
+      <w:pPr>
+        <w:rPr>
+          <w:lang w:val="en-US"/>
+        </w:rPr>
+      </w:pPr>
+    </w:p>
+    <w:p>
+      <w:pPr>
+        <w:rPr>
+          <w:lang w:val="en-US"/>
+        </w:rPr>
+      </w:pPr>
+      <w:r>
+        <w:rPr>
+          <w:lang w:val="en-US"/>
+        </w:rPr>
+        <w:t xml:space="preserve">def </w:t>
+      </w:r>
+      <w:proofErr w:type="spellStart"/>
+      <w:r>
+        <w:rPr>
+          <w:lang w:val="en-US"/>
+        </w:rPr>
+        <w:t>write_metadata_</w:t>
+      </w:r>
+      <w:proofErr w:type="gramStart"/>
+      <w:r>
+        <w:rPr>
+          <w:lang w:val="en-US"/>
+        </w:rPr>
+        <w:t>txt</w:t>
+      </w:r>
+      <w:proofErr w:type="spellEnd"/>
+      <w:r>
+        <w:rPr>
+          <w:lang w:val="en-US"/>
+        </w:rPr>
+        <w:t>(</w:t>
+      </w:r>
+      <w:proofErr w:type="gramEnd"/>
+      <w:r>
+        <w:rPr>
+          <w:lang w:val="en-US"/>
+        </w:rPr>
+        <w:t xml:space="preserve">path, </w:t>
+      </w:r>
+      <w:proofErr w:type="spellStart"/>
+      <w:r>
+        <w:rPr>
+          <w:lang w:val="en-US"/>
+        </w:rPr>
+        <w:t>meta_list</w:t>
+      </w:r>
+      <w:proofErr w:type="spellEnd"/>
+      <w:r>
+        <w:rPr>
+          <w:lang w:val="en-US"/>
+        </w:rPr>
+        <w:t>):</w:t>
+      </w:r>
+    </w:p>
+    <w:p>
+      <w:pPr>
+        <w:rPr>
+          <w:lang w:val="en-US"/>
+        </w:rPr>
+      </w:pPr>
+      <w:r>
+        <w:rPr>
+          <w:lang w:val="en-US"/>
+        </w:rPr>
+        <w:t xml:space="preserve">    blocks = [</w:t>
+      </w:r>
+      <w:proofErr w:type="spellStart"/>
+      <w:r>
+        <w:rPr>
+          <w:lang w:val="en-US"/>
+        </w:rPr>
+        <w:t>format_metadata_block</w:t>
+      </w:r>
+      <w:proofErr w:type="spellEnd"/>
+      <w:r>
+        <w:rPr>
+          <w:lang w:val="en-US"/>
+        </w:rPr>
+        <w:t xml:space="preserve">(meta) for meta in </w:t>
+      </w:r>
+      <w:proofErr w:type="spellStart"/>
+      <w:r>
+        <w:rPr>
+          <w:lang w:val="en-US"/>
+        </w:rPr>
+        <w:t>meta_list</w:t>
+      </w:r>
+      <w:proofErr w:type="spellEnd"/>
+      <w:r>
+        <w:rPr>
+          <w:lang w:val="en-US"/>
+        </w:rPr>
+        <w:t>]</w:t>
+      </w:r>
+    </w:p>
+    <w:p>
+      <w:pPr>
+        <w:rPr>
+          <w:lang w:val="en-US"/>
+        </w:rPr>
+      </w:pPr>
+      <w:r>
+        <w:rPr>
+          <w:lang w:val="en-US"/>
+        </w:rPr>
+        <w:t xml:space="preserve">    with </w:t>
+      </w:r>
+      <w:proofErr w:type="gramStart"/>
+      <w:r>
+        <w:rPr>
+          <w:lang w:val="en-US"/>
+        </w:rPr>
+        <w:t>open(</w:t>
+      </w:r>
+      <w:proofErr w:type="gramEnd"/>
+      <w:r>
+        <w:rPr>
+          <w:lang w:val="en-US"/>
+        </w:rPr>
+        <w:t>path, "w", encoding="utf-8") as f:</w:t>
+      </w:r>
+    </w:p>
+    <w:p>
+      <w:pPr>
+        <w:rPr>
+          <w:lang w:val="en-US"/>
+        </w:rPr>
+      </w:pPr>
+      <w:r>
+        <w:rPr>
+          <w:lang w:val="en-US"/>
+        </w:rPr>
+        <w:t xml:space="preserve">        </w:t>
+      </w:r>
+      <w:proofErr w:type="spellStart"/>
+      <w:proofErr w:type="gramStart"/>
+      <w:r>
+        <w:rPr>
+          <w:lang w:val="en-US"/>
+        </w:rPr>
+        <w:t>f.write</w:t>
+      </w:r>
+      <w:proofErr w:type="spellEnd"/>
+      <w:proofErr w:type="gramEnd"/>
+      <w:r>
+        <w:rPr>
+          <w:lang w:val="en-US"/>
+        </w:rPr>
+        <w:t>(("\n\n" + (</w:t>
+      </w:r>
+      <w:proofErr w:type="gramStart"/>
+      <w:r>
+        <w:rPr>
+          <w:lang w:val="en-US"/>
+        </w:rPr>
+        <w:t>"-</w:t>
+      </w:r>
+      <w:proofErr w:type="gramEnd"/>
+      <w:r>
+        <w:rPr>
+          <w:lang w:val="en-US"/>
+        </w:rPr>
+        <w:t>" * 40) + "\n\n"</w:t>
+      </w:r>
+      <w:proofErr w:type="gramStart"/>
+      <w:r>
+        <w:rPr>
+          <w:lang w:val="en-US"/>
+        </w:rPr>
+        <w:t>).join</w:t>
+      </w:r>
+      <w:proofErr w:type="gramEnd"/>
+      <w:r>
+        <w:rPr>
+          <w:lang w:val="en-US"/>
+        </w:rPr>
+        <w:t>(blocks) + "\n")</w:t>
+      </w:r>
+    </w:p>
+    <w:p>
+      <w:pPr>
+        <w:rPr>
+          <w:lang w:val="en-US"/>
+        </w:rPr>
+      </w:pPr>
+      <w:r>
+        <w:rPr>
+          <w:lang w:val="en-US"/>
+        </w:rPr>
+        <w:t>Explicit None/empty check → -, and a dashed divider joined </w:t>
+      </w:r>
+      <w:r>
+        <w:rPr>
+          <w:i/>
+          <w:iCs/>
+          <w:lang w:val="en-US"/>
+        </w:rPr>
+        <w:t>between</w:t>
+      </w:r>
+      <w:r>
+        <w:rPr>
+          <w:lang w:val="en-US"/>
+        </w:rPr>
+        <w:t xml:space="preserve"> blocks (not after each one, so there's no trailing </w:t>
+      </w:r>
+      <w:proofErr w:type="gramStart"/>
+      <w:r>
+        <w:rPr>
+          <w:lang w:val="en-US"/>
+        </w:rPr>
+        <w:t>separator) —</w:t>
+      </w:r>
+      <w:proofErr w:type="gramEnd"/>
+      <w:r>
+        <w:rPr>
+          <w:lang w:val="en-US"/>
+        </w:rPr>
+        <w:t xml:space="preserve"> verified earlier with a real 2-record file to confirm it reads cleanly rather than as one run-on block.</w:t>
+      </w:r>
+    </w:p>
+    <w:p>
+      <w:pPr>
+        <w:rPr>
+          <w:lang w:val="en-US"/>
+        </w:rPr>
+      </w:pPr>
+    </w:p>
+    <w:p>
+      <w:pPr>
+        <w:rPr>
+          <w:lang w:val="en-US"/>
+        </w:rPr>
+      </w:pPr>
+    </w:p>
+    <w:p>
+      <w:pPr>
+        <w:rPr>
+          <w:lang w:val="en-US"/>
+        </w:rPr>
+      </w:pPr>
     </w:p>
     <w:p>
       <w:pPr>
@@ -2489,9 +8490,9 @@
 <file path=word/numbering.xml><?xml version="1.0" encoding="utf-8"?>
 <w:numbering xmlns:wpc="http://schemas.microsoft.com/office/word/2010/wordprocessingCanvas" xmlns:cx="http://schemas.microsoft.com/office/drawing/2014/chartex" xmlns:cx1="http://schemas.microsoft.com/office/drawing/2015/9/8/chartex" xmlns:cx2="http://schemas.microsoft.com/office/drawing/2015/10/21/chartex" xmlns:cx3="http://schemas.microsoft.com/office/drawing/2016/5/9/chartex" xmlns:cx4="http://schemas.microsoft.com/office/drawing/2016/5/10/chartex" xmlns:cx5="http://schemas.microsoft.com/office/drawing/2016/5/11/chartex" xmlns:cx6="http://schemas.microsoft.com/office/drawing/2016/5/12/chartex" xmlns:cx7="http://schemas.microsoft.com/office/drawing/2016/5/13/chartex" xmlns:cx8="http://schemas.microsoft.com/office/drawing/2016/5/14/chartex" xmlns:mc="http://schemas.openxmlformats.org/markup-compatibility/2006" xmlns:aink="http://schemas.microsoft.com/office/drawing/2016/ink" xmlns:am3d="http://schemas.microsoft.com/office/drawing/2017/model3d" xmlns:o="urn:schemas-microsoft-com:office:office" xmlns:oel="http://schemas.microsoft.com/office/2019/extlst" xmlns:r="http://schemas.openxmlformats.org/officeDocument/2006/relationships" xmlns:m="http://schemas.openxmlformats.org/officeDocument/2006/math" xmlns:v="urn:schemas-microsoft-com:vml" xmlns:wp14="http://schemas.microsoft.com/office/word/2010/wordprocessingDrawing" xmlns:wp="http://schemas.openxmlformats.org/drawingml/2006/wordprocessingDrawing" xmlns:w10="urn:schemas-microsoft-com:office:word" xmlns:w="http://schemas.openxmlformats.org/wordprocessingml/2006/main" xmlns:w14="http://schemas.microsoft.com/office/word/2010/wordml" xmlns:w15="http://schemas.microsoft.com/office/word/2012/wordml" xmlns:w16cex="http://schemas.microsoft.com/office/word/2018/wordml/cex" xmlns:w16cid="http://schemas.microsoft.com/office/word/2016/wordml/cid" xmlns:w16="http://schemas.microsoft.com/office/word/2018/wordml" xmlns:w16du="http://schemas.microsoft.com/office/word/2023/wordml/word16du" xmlns:w16sdtdh="http://schemas.microsoft.com/office/word/2020/wordml/sdtdatahash" xmlns:w16sdtfl="http://schemas.microsoft.com/office/word/2024/wordml/sdtformatlock" xmlns:w16se="http://schemas.microsoft.com/office/word/2015/wordml/symex" xmlns:wpg="http://schemas.microsoft.com/office/word/2010/wordprocessingGroup" xmlns:wpi="http://schemas.microsoft.com/office/word/2010/wordprocessingInk" xmlns:wne="http://schemas.microsoft.com/office/word/2006/wordml" xmlns:wps="http://schemas.microsoft.com/office/word/2010/wordprocessingShape" mc:Ignorable="w14 w15 w16se w16cid w16 w16cex w16sdtdh w16sdtfl w16du wp14">
   <w:abstractNum w:abstractNumId="0" w15:restartNumberingAfterBreak="0">
-    <w:nsid w:val="0BDF2136"/>
+    <w:nsid w:val="040A173F"/>
     <w:multiLevelType w:val="multilevel"/>
-    <w:tmpl w:val="970E872C"/>
+    <w:tmpl w:val="DFF65F4A"/>
     <w:lvl w:ilvl="0">
       <w:start w:val="1"/>
       <w:numFmt w:val="bullet"/>
@@ -2638,9 +8639,9 @@
     </w:lvl>
   </w:abstractNum>
   <w:abstractNum w:abstractNumId="1" w15:restartNumberingAfterBreak="0">
-    <w:nsid w:val="1DCB2FB8"/>
+    <w:nsid w:val="0BDF2136"/>
     <w:multiLevelType w:val="multilevel"/>
-    <w:tmpl w:val="CDACF7C4"/>
+    <w:tmpl w:val="970E872C"/>
     <w:lvl w:ilvl="0">
       <w:start w:val="1"/>
       <w:numFmt w:val="bullet"/>
@@ -2787,121 +8788,9 @@
     </w:lvl>
   </w:abstractNum>
   <w:abstractNum w:abstractNumId="2" w15:restartNumberingAfterBreak="0">
-    <w:nsid w:val="4ABB3DD6"/>
-    <w:multiLevelType w:val="hybridMultilevel"/>
-    <w:tmpl w:val="D186BFF2"/>
-    <w:lvl w:ilvl="0" w:tplc="1214D264">
-      <w:numFmt w:val="bullet"/>
-      <w:lvlText w:val="-"/>
-      <w:lvlJc w:val="left"/>
-      <w:pPr>
-        <w:ind w:left="720" w:hanging="360"/>
-      </w:pPr>
-      <w:rPr>
-        <w:rFonts w:ascii="Aptos" w:eastAsiaTheme="minorHAnsi" w:hAnsi="Aptos" w:cstheme="minorBidi" w:hint="default"/>
-      </w:rPr>
-    </w:lvl>
-    <w:lvl w:ilvl="1" w:tplc="04130003">
-      <w:start w:val="1"/>
-      <w:numFmt w:val="bullet"/>
-      <w:lvlText w:val="o"/>
-      <w:lvlJc w:val="left"/>
-      <w:pPr>
-        <w:ind w:left="1440" w:hanging="360"/>
-      </w:pPr>
-      <w:rPr>
-        <w:rFonts w:ascii="Courier New" w:hAnsi="Courier New" w:cs="Courier New" w:hint="default"/>
-      </w:rPr>
-    </w:lvl>
-    <w:lvl w:ilvl="2" w:tplc="04130005" w:tentative="1">
-      <w:start w:val="1"/>
-      <w:numFmt w:val="bullet"/>
-      <w:lvlText w:val=""/>
-      <w:lvlJc w:val="left"/>
-      <w:pPr>
-        <w:ind w:left="2160" w:hanging="360"/>
-      </w:pPr>
-      <w:rPr>
-        <w:rFonts w:ascii="Wingdings" w:hAnsi="Wingdings" w:hint="default"/>
-      </w:rPr>
-    </w:lvl>
-    <w:lvl w:ilvl="3" w:tplc="04130001" w:tentative="1">
-      <w:start w:val="1"/>
-      <w:numFmt w:val="bullet"/>
-      <w:lvlText w:val=""/>
-      <w:lvlJc w:val="left"/>
-      <w:pPr>
-        <w:ind w:left="2880" w:hanging="360"/>
-      </w:pPr>
-      <w:rPr>
-        <w:rFonts w:ascii="Symbol" w:hAnsi="Symbol" w:hint="default"/>
-      </w:rPr>
-    </w:lvl>
-    <w:lvl w:ilvl="4" w:tplc="04130003" w:tentative="1">
-      <w:start w:val="1"/>
-      <w:numFmt w:val="bullet"/>
-      <w:lvlText w:val="o"/>
-      <w:lvlJc w:val="left"/>
-      <w:pPr>
-        <w:ind w:left="3600" w:hanging="360"/>
-      </w:pPr>
-      <w:rPr>
-        <w:rFonts w:ascii="Courier New" w:hAnsi="Courier New" w:cs="Courier New" w:hint="default"/>
-      </w:rPr>
-    </w:lvl>
-    <w:lvl w:ilvl="5" w:tplc="04130005" w:tentative="1">
-      <w:start w:val="1"/>
-      <w:numFmt w:val="bullet"/>
-      <w:lvlText w:val=""/>
-      <w:lvlJc w:val="left"/>
-      <w:pPr>
-        <w:ind w:left="4320" w:hanging="360"/>
-      </w:pPr>
-      <w:rPr>
-        <w:rFonts w:ascii="Wingdings" w:hAnsi="Wingdings" w:hint="default"/>
-      </w:rPr>
-    </w:lvl>
-    <w:lvl w:ilvl="6" w:tplc="04130001" w:tentative="1">
-      <w:start w:val="1"/>
-      <w:numFmt w:val="bullet"/>
-      <w:lvlText w:val=""/>
-      <w:lvlJc w:val="left"/>
-      <w:pPr>
-        <w:ind w:left="5040" w:hanging="360"/>
-      </w:pPr>
-      <w:rPr>
-        <w:rFonts w:ascii="Symbol" w:hAnsi="Symbol" w:hint="default"/>
-      </w:rPr>
-    </w:lvl>
-    <w:lvl w:ilvl="7" w:tplc="04130003" w:tentative="1">
-      <w:start w:val="1"/>
-      <w:numFmt w:val="bullet"/>
-      <w:lvlText w:val="o"/>
-      <w:lvlJc w:val="left"/>
-      <w:pPr>
-        <w:ind w:left="5760" w:hanging="360"/>
-      </w:pPr>
-      <w:rPr>
-        <w:rFonts w:ascii="Courier New" w:hAnsi="Courier New" w:cs="Courier New" w:hint="default"/>
-      </w:rPr>
-    </w:lvl>
-    <w:lvl w:ilvl="8" w:tplc="04130005" w:tentative="1">
-      <w:start w:val="1"/>
-      <w:numFmt w:val="bullet"/>
-      <w:lvlText w:val=""/>
-      <w:lvlJc w:val="left"/>
-      <w:pPr>
-        <w:ind w:left="6480" w:hanging="360"/>
-      </w:pPr>
-      <w:rPr>
-        <w:rFonts w:ascii="Wingdings" w:hAnsi="Wingdings" w:hint="default"/>
-      </w:rPr>
-    </w:lvl>
-  </w:abstractNum>
-  <w:abstractNum w:abstractNumId="3" w15:restartNumberingAfterBreak="0">
-    <w:nsid w:val="5A20507B"/>
+    <w:nsid w:val="1DCB2FB8"/>
     <w:multiLevelType w:val="multilevel"/>
-    <w:tmpl w:val="8F8A0EAA"/>
+    <w:tmpl w:val="CDACF7C4"/>
     <w:lvl w:ilvl="0">
       <w:start w:val="1"/>
       <w:numFmt w:val="bullet"/>
@@ -3047,235 +8936,10 @@
       </w:rPr>
     </w:lvl>
   </w:abstractNum>
-  <w:abstractNum w:abstractNumId="4" w15:restartNumberingAfterBreak="0">
-    <w:nsid w:val="5F3718A3"/>
+  <w:abstractNum w:abstractNumId="3" w15:restartNumberingAfterBreak="0">
+    <w:nsid w:val="1DEC24AC"/>
     <w:multiLevelType w:val="multilevel"/>
-    <w:tmpl w:val="8242AC8C"/>
-    <w:lvl w:ilvl="0">
-      <w:start w:val="1"/>
-      <w:numFmt w:val="decimal"/>
-      <w:lvlText w:val="%1."/>
-      <w:lvlJc w:val="left"/>
-      <w:pPr>
-        <w:tabs>
-          <w:tab w:val="num" w:pos="720"/>
-        </w:tabs>
-        <w:ind w:left="720" w:hanging="360"/>
-      </w:pPr>
-    </w:lvl>
-    <w:lvl w:ilvl="1">
-      <w:numFmt w:val="bullet"/>
-      <w:lvlText w:val=""/>
-      <w:lvlJc w:val="left"/>
-      <w:pPr>
-        <w:ind w:left="3478" w:hanging="360"/>
-      </w:pPr>
-      <w:rPr>
-        <w:rFonts w:ascii="Wingdings" w:eastAsiaTheme="minorHAnsi" w:hAnsi="Wingdings" w:cstheme="minorBidi" w:hint="default"/>
-      </w:rPr>
-    </w:lvl>
-    <w:lvl w:ilvl="2" w:tentative="1">
-      <w:start w:val="1"/>
-      <w:numFmt w:val="decimal"/>
-      <w:lvlText w:val="%3."/>
-      <w:lvlJc w:val="left"/>
-      <w:pPr>
-        <w:tabs>
-          <w:tab w:val="num" w:pos="2160"/>
-        </w:tabs>
-        <w:ind w:left="2160" w:hanging="360"/>
-      </w:pPr>
-    </w:lvl>
-    <w:lvl w:ilvl="3" w:tentative="1">
-      <w:start w:val="1"/>
-      <w:numFmt w:val="decimal"/>
-      <w:lvlText w:val="%4."/>
-      <w:lvlJc w:val="left"/>
-      <w:pPr>
-        <w:tabs>
-          <w:tab w:val="num" w:pos="2880"/>
-        </w:tabs>
-        <w:ind w:left="2880" w:hanging="360"/>
-      </w:pPr>
-    </w:lvl>
-    <w:lvl w:ilvl="4" w:tentative="1">
-      <w:start w:val="1"/>
-      <w:numFmt w:val="decimal"/>
-      <w:lvlText w:val="%5."/>
-      <w:lvlJc w:val="left"/>
-      <w:pPr>
-        <w:tabs>
-          <w:tab w:val="num" w:pos="3600"/>
-        </w:tabs>
-        <w:ind w:left="3600" w:hanging="360"/>
-      </w:pPr>
-    </w:lvl>
-    <w:lvl w:ilvl="5" w:tentative="1">
-      <w:start w:val="1"/>
-      <w:numFmt w:val="decimal"/>
-      <w:lvlText w:val="%6."/>
-      <w:lvlJc w:val="left"/>
-      <w:pPr>
-        <w:tabs>
-          <w:tab w:val="num" w:pos="4320"/>
-        </w:tabs>
-        <w:ind w:left="4320" w:hanging="360"/>
-      </w:pPr>
-    </w:lvl>
-    <w:lvl w:ilvl="6" w:tentative="1">
-      <w:start w:val="1"/>
-      <w:numFmt w:val="decimal"/>
-      <w:lvlText w:val="%7."/>
-      <w:lvlJc w:val="left"/>
-      <w:pPr>
-        <w:tabs>
-          <w:tab w:val="num" w:pos="5040"/>
-        </w:tabs>
-        <w:ind w:left="5040" w:hanging="360"/>
-      </w:pPr>
-    </w:lvl>
-    <w:lvl w:ilvl="7" w:tentative="1">
-      <w:start w:val="1"/>
-      <w:numFmt w:val="decimal"/>
-      <w:lvlText w:val="%8."/>
-      <w:lvlJc w:val="left"/>
-      <w:pPr>
-        <w:tabs>
-          <w:tab w:val="num" w:pos="5760"/>
-        </w:tabs>
-        <w:ind w:left="5760" w:hanging="360"/>
-      </w:pPr>
-    </w:lvl>
-    <w:lvl w:ilvl="8" w:tentative="1">
-      <w:start w:val="1"/>
-      <w:numFmt w:val="decimal"/>
-      <w:lvlText w:val="%9."/>
-      <w:lvlJc w:val="left"/>
-      <w:pPr>
-        <w:tabs>
-          <w:tab w:val="num" w:pos="6480"/>
-        </w:tabs>
-        <w:ind w:left="6480" w:hanging="360"/>
-      </w:pPr>
-    </w:lvl>
-  </w:abstractNum>
-  <w:abstractNum w:abstractNumId="5" w15:restartNumberingAfterBreak="0">
-    <w:nsid w:val="62297D8D"/>
-    <w:multiLevelType w:val="multilevel"/>
-    <w:tmpl w:val="9ACAB914"/>
-    <w:lvl w:ilvl="0">
-      <w:start w:val="1"/>
-      <w:numFmt w:val="decimal"/>
-      <w:lvlText w:val="%1."/>
-      <w:lvlJc w:val="left"/>
-      <w:pPr>
-        <w:tabs>
-          <w:tab w:val="num" w:pos="720"/>
-        </w:tabs>
-        <w:ind w:left="720" w:hanging="360"/>
-      </w:pPr>
-    </w:lvl>
-    <w:lvl w:ilvl="1" w:tentative="1">
-      <w:start w:val="1"/>
-      <w:numFmt w:val="decimal"/>
-      <w:lvlText w:val="%2."/>
-      <w:lvlJc w:val="left"/>
-      <w:pPr>
-        <w:tabs>
-          <w:tab w:val="num" w:pos="1440"/>
-        </w:tabs>
-        <w:ind w:left="1440" w:hanging="360"/>
-      </w:pPr>
-    </w:lvl>
-    <w:lvl w:ilvl="2" w:tentative="1">
-      <w:start w:val="1"/>
-      <w:numFmt w:val="decimal"/>
-      <w:lvlText w:val="%3."/>
-      <w:lvlJc w:val="left"/>
-      <w:pPr>
-        <w:tabs>
-          <w:tab w:val="num" w:pos="2160"/>
-        </w:tabs>
-        <w:ind w:left="2160" w:hanging="360"/>
-      </w:pPr>
-    </w:lvl>
-    <w:lvl w:ilvl="3" w:tentative="1">
-      <w:start w:val="1"/>
-      <w:numFmt w:val="decimal"/>
-      <w:lvlText w:val="%4."/>
-      <w:lvlJc w:val="left"/>
-      <w:pPr>
-        <w:tabs>
-          <w:tab w:val="num" w:pos="2880"/>
-        </w:tabs>
-        <w:ind w:left="2880" w:hanging="360"/>
-      </w:pPr>
-    </w:lvl>
-    <w:lvl w:ilvl="4" w:tentative="1">
-      <w:start w:val="1"/>
-      <w:numFmt w:val="decimal"/>
-      <w:lvlText w:val="%5."/>
-      <w:lvlJc w:val="left"/>
-      <w:pPr>
-        <w:tabs>
-          <w:tab w:val="num" w:pos="3600"/>
-        </w:tabs>
-        <w:ind w:left="3600" w:hanging="360"/>
-      </w:pPr>
-    </w:lvl>
-    <w:lvl w:ilvl="5" w:tentative="1">
-      <w:start w:val="1"/>
-      <w:numFmt w:val="decimal"/>
-      <w:lvlText w:val="%6."/>
-      <w:lvlJc w:val="left"/>
-      <w:pPr>
-        <w:tabs>
-          <w:tab w:val="num" w:pos="4320"/>
-        </w:tabs>
-        <w:ind w:left="4320" w:hanging="360"/>
-      </w:pPr>
-    </w:lvl>
-    <w:lvl w:ilvl="6" w:tentative="1">
-      <w:start w:val="1"/>
-      <w:numFmt w:val="decimal"/>
-      <w:lvlText w:val="%7."/>
-      <w:lvlJc w:val="left"/>
-      <w:pPr>
-        <w:tabs>
-          <w:tab w:val="num" w:pos="5040"/>
-        </w:tabs>
-        <w:ind w:left="5040" w:hanging="360"/>
-      </w:pPr>
-    </w:lvl>
-    <w:lvl w:ilvl="7" w:tentative="1">
-      <w:start w:val="1"/>
-      <w:numFmt w:val="decimal"/>
-      <w:lvlText w:val="%8."/>
-      <w:lvlJc w:val="left"/>
-      <w:pPr>
-        <w:tabs>
-          <w:tab w:val="num" w:pos="5760"/>
-        </w:tabs>
-        <w:ind w:left="5760" w:hanging="360"/>
-      </w:pPr>
-    </w:lvl>
-    <w:lvl w:ilvl="8" w:tentative="1">
-      <w:start w:val="1"/>
-      <w:numFmt w:val="decimal"/>
-      <w:lvlText w:val="%9."/>
-      <w:lvlJc w:val="left"/>
-      <w:pPr>
-        <w:tabs>
-          <w:tab w:val="num" w:pos="6480"/>
-        </w:tabs>
-        <w:ind w:left="6480" w:hanging="360"/>
-      </w:pPr>
-    </w:lvl>
-  </w:abstractNum>
-  <w:abstractNum w:abstractNumId="6" w15:restartNumberingAfterBreak="0">
-    <w:nsid w:val="67515C13"/>
-    <w:multiLevelType w:val="multilevel"/>
-    <w:tmpl w:val="32F443C8"/>
+    <w:tmpl w:val="2F321AF8"/>
     <w:lvl w:ilvl="0">
       <w:start w:val="1"/>
       <w:numFmt w:val="bullet"/>
@@ -3421,10 +9085,122 @@
       </w:rPr>
     </w:lvl>
   </w:abstractNum>
-  <w:abstractNum w:abstractNumId="7" w15:restartNumberingAfterBreak="0">
-    <w:nsid w:val="7A3F176F"/>
+  <w:abstractNum w:abstractNumId="4" w15:restartNumberingAfterBreak="0">
+    <w:nsid w:val="4ABB3DD6"/>
+    <w:multiLevelType w:val="hybridMultilevel"/>
+    <w:tmpl w:val="D186BFF2"/>
+    <w:lvl w:ilvl="0" w:tplc="1214D264">
+      <w:numFmt w:val="bullet"/>
+      <w:lvlText w:val="-"/>
+      <w:lvlJc w:val="left"/>
+      <w:pPr>
+        <w:ind w:left="720" w:hanging="360"/>
+      </w:pPr>
+      <w:rPr>
+        <w:rFonts w:ascii="Aptos" w:eastAsiaTheme="minorHAnsi" w:hAnsi="Aptos" w:cstheme="minorBidi" w:hint="default"/>
+      </w:rPr>
+    </w:lvl>
+    <w:lvl w:ilvl="1" w:tplc="04130003">
+      <w:start w:val="1"/>
+      <w:numFmt w:val="bullet"/>
+      <w:lvlText w:val="o"/>
+      <w:lvlJc w:val="left"/>
+      <w:pPr>
+        <w:ind w:left="1440" w:hanging="360"/>
+      </w:pPr>
+      <w:rPr>
+        <w:rFonts w:ascii="Courier New" w:hAnsi="Courier New" w:cs="Courier New" w:hint="default"/>
+      </w:rPr>
+    </w:lvl>
+    <w:lvl w:ilvl="2" w:tplc="04130005" w:tentative="1">
+      <w:start w:val="1"/>
+      <w:numFmt w:val="bullet"/>
+      <w:lvlText w:val=""/>
+      <w:lvlJc w:val="left"/>
+      <w:pPr>
+        <w:ind w:left="2160" w:hanging="360"/>
+      </w:pPr>
+      <w:rPr>
+        <w:rFonts w:ascii="Wingdings" w:hAnsi="Wingdings" w:hint="default"/>
+      </w:rPr>
+    </w:lvl>
+    <w:lvl w:ilvl="3" w:tplc="04130001" w:tentative="1">
+      <w:start w:val="1"/>
+      <w:numFmt w:val="bullet"/>
+      <w:lvlText w:val=""/>
+      <w:lvlJc w:val="left"/>
+      <w:pPr>
+        <w:ind w:left="2880" w:hanging="360"/>
+      </w:pPr>
+      <w:rPr>
+        <w:rFonts w:ascii="Symbol" w:hAnsi="Symbol" w:hint="default"/>
+      </w:rPr>
+    </w:lvl>
+    <w:lvl w:ilvl="4" w:tplc="04130003" w:tentative="1">
+      <w:start w:val="1"/>
+      <w:numFmt w:val="bullet"/>
+      <w:lvlText w:val="o"/>
+      <w:lvlJc w:val="left"/>
+      <w:pPr>
+        <w:ind w:left="3600" w:hanging="360"/>
+      </w:pPr>
+      <w:rPr>
+        <w:rFonts w:ascii="Courier New" w:hAnsi="Courier New" w:cs="Courier New" w:hint="default"/>
+      </w:rPr>
+    </w:lvl>
+    <w:lvl w:ilvl="5" w:tplc="04130005" w:tentative="1">
+      <w:start w:val="1"/>
+      <w:numFmt w:val="bullet"/>
+      <w:lvlText w:val=""/>
+      <w:lvlJc w:val="left"/>
+      <w:pPr>
+        <w:ind w:left="4320" w:hanging="360"/>
+      </w:pPr>
+      <w:rPr>
+        <w:rFonts w:ascii="Wingdings" w:hAnsi="Wingdings" w:hint="default"/>
+      </w:rPr>
+    </w:lvl>
+    <w:lvl w:ilvl="6" w:tplc="04130001" w:tentative="1">
+      <w:start w:val="1"/>
+      <w:numFmt w:val="bullet"/>
+      <w:lvlText w:val=""/>
+      <w:lvlJc w:val="left"/>
+      <w:pPr>
+        <w:ind w:left="5040" w:hanging="360"/>
+      </w:pPr>
+      <w:rPr>
+        <w:rFonts w:ascii="Symbol" w:hAnsi="Symbol" w:hint="default"/>
+      </w:rPr>
+    </w:lvl>
+    <w:lvl w:ilvl="7" w:tplc="04130003" w:tentative="1">
+      <w:start w:val="1"/>
+      <w:numFmt w:val="bullet"/>
+      <w:lvlText w:val="o"/>
+      <w:lvlJc w:val="left"/>
+      <w:pPr>
+        <w:ind w:left="5760" w:hanging="360"/>
+      </w:pPr>
+      <w:rPr>
+        <w:rFonts w:ascii="Courier New" w:hAnsi="Courier New" w:cs="Courier New" w:hint="default"/>
+      </w:rPr>
+    </w:lvl>
+    <w:lvl w:ilvl="8" w:tplc="04130005" w:tentative="1">
+      <w:start w:val="1"/>
+      <w:numFmt w:val="bullet"/>
+      <w:lvlText w:val=""/>
+      <w:lvlJc w:val="left"/>
+      <w:pPr>
+        <w:ind w:left="6480" w:hanging="360"/>
+      </w:pPr>
+      <w:rPr>
+        <w:rFonts w:ascii="Wingdings" w:hAnsi="Wingdings" w:hint="default"/>
+      </w:rPr>
+    </w:lvl>
+  </w:abstractNum>
+  <w:abstractNum w:abstractNumId="5" w15:restartNumberingAfterBreak="0">
+    <w:nsid w:val="5A20507B"/>
     <w:multiLevelType w:val="multilevel"/>
-    <w:tmpl w:val="63682680"/>
+    <w:tmpl w:val="8F8A0EAA"/>
     <w:lvl w:ilvl="0">
       <w:start w:val="1"/>
       <w:numFmt w:val="bullet"/>
@@ -3570,29 +9346,558 @@
       </w:rPr>
     </w:lvl>
   </w:abstractNum>
+  <w:abstractNum w:abstractNumId="6" w15:restartNumberingAfterBreak="0">
+    <w:nsid w:val="5F3718A3"/>
+    <w:multiLevelType w:val="multilevel"/>
+    <w:tmpl w:val="8242AC8C"/>
+    <w:lvl w:ilvl="0">
+      <w:start w:val="1"/>
+      <w:numFmt w:val="decimal"/>
+      <w:lvlText w:val="%1."/>
+      <w:lvlJc w:val="left"/>
+      <w:pPr>
+        <w:tabs>
+          <w:tab w:val="num" w:pos="720"/>
+        </w:tabs>
+        <w:ind w:left="720" w:hanging="360"/>
+      </w:pPr>
+    </w:lvl>
+    <w:lvl w:ilvl="1">
+      <w:numFmt w:val="bullet"/>
+      <w:lvlText w:val=""/>
+      <w:lvlJc w:val="left"/>
+      <w:pPr>
+        <w:ind w:left="3478" w:hanging="360"/>
+      </w:pPr>
+      <w:rPr>
+        <w:rFonts w:ascii="Wingdings" w:eastAsiaTheme="minorHAnsi" w:hAnsi="Wingdings" w:cstheme="minorBidi" w:hint="default"/>
+      </w:rPr>
+    </w:lvl>
+    <w:lvl w:ilvl="2" w:tentative="1">
+      <w:start w:val="1"/>
+      <w:numFmt w:val="decimal"/>
+      <w:lvlText w:val="%3."/>
+      <w:lvlJc w:val="left"/>
+      <w:pPr>
+        <w:tabs>
+          <w:tab w:val="num" w:pos="2160"/>
+        </w:tabs>
+        <w:ind w:left="2160" w:hanging="360"/>
+      </w:pPr>
+    </w:lvl>
+    <w:lvl w:ilvl="3" w:tentative="1">
+      <w:start w:val="1"/>
+      <w:numFmt w:val="decimal"/>
+      <w:lvlText w:val="%4."/>
+      <w:lvlJc w:val="left"/>
+      <w:pPr>
+        <w:tabs>
+          <w:tab w:val="num" w:pos="2880"/>
+        </w:tabs>
+        <w:ind w:left="2880" w:hanging="360"/>
+      </w:pPr>
+    </w:lvl>
+    <w:lvl w:ilvl="4" w:tentative="1">
+      <w:start w:val="1"/>
+      <w:numFmt w:val="decimal"/>
+      <w:lvlText w:val="%5."/>
+      <w:lvlJc w:val="left"/>
+      <w:pPr>
+        <w:tabs>
+          <w:tab w:val="num" w:pos="3600"/>
+        </w:tabs>
+        <w:ind w:left="3600" w:hanging="360"/>
+      </w:pPr>
+    </w:lvl>
+    <w:lvl w:ilvl="5" w:tentative="1">
+      <w:start w:val="1"/>
+      <w:numFmt w:val="decimal"/>
+      <w:lvlText w:val="%6."/>
+      <w:lvlJc w:val="left"/>
+      <w:pPr>
+        <w:tabs>
+          <w:tab w:val="num" w:pos="4320"/>
+        </w:tabs>
+        <w:ind w:left="4320" w:hanging="360"/>
+      </w:pPr>
+    </w:lvl>
+    <w:lvl w:ilvl="6" w:tentative="1">
+      <w:start w:val="1"/>
+      <w:numFmt w:val="decimal"/>
+      <w:lvlText w:val="%7."/>
+      <w:lvlJc w:val="left"/>
+      <w:pPr>
+        <w:tabs>
+          <w:tab w:val="num" w:pos="5040"/>
+        </w:tabs>
+        <w:ind w:left="5040" w:hanging="360"/>
+      </w:pPr>
+    </w:lvl>
+    <w:lvl w:ilvl="7" w:tentative="1">
+      <w:start w:val="1"/>
+      <w:numFmt w:val="decimal"/>
+      <w:lvlText w:val="%8."/>
+      <w:lvlJc w:val="left"/>
+      <w:pPr>
+        <w:tabs>
+          <w:tab w:val="num" w:pos="5760"/>
+        </w:tabs>
+        <w:ind w:left="5760" w:hanging="360"/>
+      </w:pPr>
+    </w:lvl>
+    <w:lvl w:ilvl="8" w:tentative="1">
+      <w:start w:val="1"/>
+      <w:numFmt w:val="decimal"/>
+      <w:lvlText w:val="%9."/>
+      <w:lvlJc w:val="left"/>
+      <w:pPr>
+        <w:tabs>
+          <w:tab w:val="num" w:pos="6480"/>
+        </w:tabs>
+        <w:ind w:left="6480" w:hanging="360"/>
+      </w:pPr>
+    </w:lvl>
+  </w:abstractNum>
+  <w:abstractNum w:abstractNumId="7" w15:restartNumberingAfterBreak="0">
+    <w:nsid w:val="62297D8D"/>
+    <w:multiLevelType w:val="multilevel"/>
+    <w:tmpl w:val="9ACAB914"/>
+    <w:lvl w:ilvl="0">
+      <w:start w:val="1"/>
+      <w:numFmt w:val="decimal"/>
+      <w:lvlText w:val="%1."/>
+      <w:lvlJc w:val="left"/>
+      <w:pPr>
+        <w:tabs>
+          <w:tab w:val="num" w:pos="720"/>
+        </w:tabs>
+        <w:ind w:left="720" w:hanging="360"/>
+      </w:pPr>
+    </w:lvl>
+    <w:lvl w:ilvl="1" w:tentative="1">
+      <w:start w:val="1"/>
+      <w:numFmt w:val="decimal"/>
+      <w:lvlText w:val="%2."/>
+      <w:lvlJc w:val="left"/>
+      <w:pPr>
+        <w:tabs>
+          <w:tab w:val="num" w:pos="1440"/>
+        </w:tabs>
+        <w:ind w:left="1440" w:hanging="360"/>
+      </w:pPr>
+    </w:lvl>
+    <w:lvl w:ilvl="2" w:tentative="1">
+      <w:start w:val="1"/>
+      <w:numFmt w:val="decimal"/>
+      <w:lvlText w:val="%3."/>
+      <w:lvlJc w:val="left"/>
+      <w:pPr>
+        <w:tabs>
+          <w:tab w:val="num" w:pos="2160"/>
+        </w:tabs>
+        <w:ind w:left="2160" w:hanging="360"/>
+      </w:pPr>
+    </w:lvl>
+    <w:lvl w:ilvl="3" w:tentative="1">
+      <w:start w:val="1"/>
+      <w:numFmt w:val="decimal"/>
+      <w:lvlText w:val="%4."/>
+      <w:lvlJc w:val="left"/>
+      <w:pPr>
+        <w:tabs>
+          <w:tab w:val="num" w:pos="2880"/>
+        </w:tabs>
+        <w:ind w:left="2880" w:hanging="360"/>
+      </w:pPr>
+    </w:lvl>
+    <w:lvl w:ilvl="4" w:tentative="1">
+      <w:start w:val="1"/>
+      <w:numFmt w:val="decimal"/>
+      <w:lvlText w:val="%5."/>
+      <w:lvlJc w:val="left"/>
+      <w:pPr>
+        <w:tabs>
+          <w:tab w:val="num" w:pos="3600"/>
+        </w:tabs>
+        <w:ind w:left="3600" w:hanging="360"/>
+      </w:pPr>
+    </w:lvl>
+    <w:lvl w:ilvl="5" w:tentative="1">
+      <w:start w:val="1"/>
+      <w:numFmt w:val="decimal"/>
+      <w:lvlText w:val="%6."/>
+      <w:lvlJc w:val="left"/>
+      <w:pPr>
+        <w:tabs>
+          <w:tab w:val="num" w:pos="4320"/>
+        </w:tabs>
+        <w:ind w:left="4320" w:hanging="360"/>
+      </w:pPr>
+    </w:lvl>
+    <w:lvl w:ilvl="6" w:tentative="1">
+      <w:start w:val="1"/>
+      <w:numFmt w:val="decimal"/>
+      <w:lvlText w:val="%7."/>
+      <w:lvlJc w:val="left"/>
+      <w:pPr>
+        <w:tabs>
+          <w:tab w:val="num" w:pos="5040"/>
+        </w:tabs>
+        <w:ind w:left="5040" w:hanging="360"/>
+      </w:pPr>
+    </w:lvl>
+    <w:lvl w:ilvl="7" w:tentative="1">
+      <w:start w:val="1"/>
+      <w:numFmt w:val="decimal"/>
+      <w:lvlText w:val="%8."/>
+      <w:lvlJc w:val="left"/>
+      <w:pPr>
+        <w:tabs>
+          <w:tab w:val="num" w:pos="5760"/>
+        </w:tabs>
+        <w:ind w:left="5760" w:hanging="360"/>
+      </w:pPr>
+    </w:lvl>
+    <w:lvl w:ilvl="8" w:tentative="1">
+      <w:start w:val="1"/>
+      <w:numFmt w:val="decimal"/>
+      <w:lvlText w:val="%9."/>
+      <w:lvlJc w:val="left"/>
+      <w:pPr>
+        <w:tabs>
+          <w:tab w:val="num" w:pos="6480"/>
+        </w:tabs>
+        <w:ind w:left="6480" w:hanging="360"/>
+      </w:pPr>
+    </w:lvl>
+  </w:abstractNum>
+  <w:abstractNum w:abstractNumId="8" w15:restartNumberingAfterBreak="0">
+    <w:nsid w:val="67515C13"/>
+    <w:multiLevelType w:val="multilevel"/>
+    <w:tmpl w:val="32F443C8"/>
+    <w:lvl w:ilvl="0">
+      <w:start w:val="1"/>
+      <w:numFmt w:val="bullet"/>
+      <w:lvlText w:val=""/>
+      <w:lvlJc w:val="left"/>
+      <w:pPr>
+        <w:tabs>
+          <w:tab w:val="num" w:pos="720"/>
+        </w:tabs>
+        <w:ind w:left="720" w:hanging="360"/>
+      </w:pPr>
+      <w:rPr>
+        <w:rFonts w:ascii="Symbol" w:hAnsi="Symbol" w:hint="default"/>
+        <w:sz w:val="20"/>
+      </w:rPr>
+    </w:lvl>
+    <w:lvl w:ilvl="1" w:tentative="1">
+      <w:start w:val="1"/>
+      <w:numFmt w:val="bullet"/>
+      <w:lvlText w:val="o"/>
+      <w:lvlJc w:val="left"/>
+      <w:pPr>
+        <w:tabs>
+          <w:tab w:val="num" w:pos="1440"/>
+        </w:tabs>
+        <w:ind w:left="1440" w:hanging="360"/>
+      </w:pPr>
+      <w:rPr>
+        <w:rFonts w:ascii="Courier New" w:hAnsi="Courier New" w:hint="default"/>
+        <w:sz w:val="20"/>
+      </w:rPr>
+    </w:lvl>
+    <w:lvl w:ilvl="2" w:tentative="1">
+      <w:start w:val="1"/>
+      <w:numFmt w:val="bullet"/>
+      <w:lvlText w:val=""/>
+      <w:lvlJc w:val="left"/>
+      <w:pPr>
+        <w:tabs>
+          <w:tab w:val="num" w:pos="2160"/>
+        </w:tabs>
+        <w:ind w:left="2160" w:hanging="360"/>
+      </w:pPr>
+      <w:rPr>
+        <w:rFonts w:ascii="Wingdings" w:hAnsi="Wingdings" w:hint="default"/>
+        <w:sz w:val="20"/>
+      </w:rPr>
+    </w:lvl>
+    <w:lvl w:ilvl="3" w:tentative="1">
+      <w:start w:val="1"/>
+      <w:numFmt w:val="bullet"/>
+      <w:lvlText w:val=""/>
+      <w:lvlJc w:val="left"/>
+      <w:pPr>
+        <w:tabs>
+          <w:tab w:val="num" w:pos="2880"/>
+        </w:tabs>
+        <w:ind w:left="2880" w:hanging="360"/>
+      </w:pPr>
+      <w:rPr>
+        <w:rFonts w:ascii="Wingdings" w:hAnsi="Wingdings" w:hint="default"/>
+        <w:sz w:val="20"/>
+      </w:rPr>
+    </w:lvl>
+    <w:lvl w:ilvl="4" w:tentative="1">
+      <w:start w:val="1"/>
+      <w:numFmt w:val="bullet"/>
+      <w:lvlText w:val=""/>
+      <w:lvlJc w:val="left"/>
+      <w:pPr>
+        <w:tabs>
+          <w:tab w:val="num" w:pos="3600"/>
+        </w:tabs>
+        <w:ind w:left="3600" w:hanging="360"/>
+      </w:pPr>
+      <w:rPr>
+        <w:rFonts w:ascii="Wingdings" w:hAnsi="Wingdings" w:hint="default"/>
+        <w:sz w:val="20"/>
+      </w:rPr>
+    </w:lvl>
+    <w:lvl w:ilvl="5" w:tentative="1">
+      <w:start w:val="1"/>
+      <w:numFmt w:val="bullet"/>
+      <w:lvlText w:val=""/>
+      <w:lvlJc w:val="left"/>
+      <w:pPr>
+        <w:tabs>
+          <w:tab w:val="num" w:pos="4320"/>
+        </w:tabs>
+        <w:ind w:left="4320" w:hanging="360"/>
+      </w:pPr>
+      <w:rPr>
+        <w:rFonts w:ascii="Wingdings" w:hAnsi="Wingdings" w:hint="default"/>
+        <w:sz w:val="20"/>
+      </w:rPr>
+    </w:lvl>
+    <w:lvl w:ilvl="6" w:tentative="1">
+      <w:start w:val="1"/>
+      <w:numFmt w:val="bullet"/>
+      <w:lvlText w:val=""/>
+      <w:lvlJc w:val="left"/>
+      <w:pPr>
+        <w:tabs>
+          <w:tab w:val="num" w:pos="5040"/>
+        </w:tabs>
+        <w:ind w:left="5040" w:hanging="360"/>
+      </w:pPr>
+      <w:rPr>
+        <w:rFonts w:ascii="Wingdings" w:hAnsi="Wingdings" w:hint="default"/>
+        <w:sz w:val="20"/>
+      </w:rPr>
+    </w:lvl>
+    <w:lvl w:ilvl="7" w:tentative="1">
+      <w:start w:val="1"/>
+      <w:numFmt w:val="bullet"/>
+      <w:lvlText w:val=""/>
+      <w:lvlJc w:val="left"/>
+      <w:pPr>
+        <w:tabs>
+          <w:tab w:val="num" w:pos="5760"/>
+        </w:tabs>
+        <w:ind w:left="5760" w:hanging="360"/>
+      </w:pPr>
+      <w:rPr>
+        <w:rFonts w:ascii="Wingdings" w:hAnsi="Wingdings" w:hint="default"/>
+        <w:sz w:val="20"/>
+      </w:rPr>
+    </w:lvl>
+    <w:lvl w:ilvl="8" w:tentative="1">
+      <w:start w:val="1"/>
+      <w:numFmt w:val="bullet"/>
+      <w:lvlText w:val=""/>
+      <w:lvlJc w:val="left"/>
+      <w:pPr>
+        <w:tabs>
+          <w:tab w:val="num" w:pos="6480"/>
+        </w:tabs>
+        <w:ind w:left="6480" w:hanging="360"/>
+      </w:pPr>
+      <w:rPr>
+        <w:rFonts w:ascii="Wingdings" w:hAnsi="Wingdings" w:hint="default"/>
+        <w:sz w:val="20"/>
+      </w:rPr>
+    </w:lvl>
+  </w:abstractNum>
+  <w:abstractNum w:abstractNumId="9" w15:restartNumberingAfterBreak="0">
+    <w:nsid w:val="7A3F176F"/>
+    <w:multiLevelType w:val="multilevel"/>
+    <w:tmpl w:val="63682680"/>
+    <w:lvl w:ilvl="0">
+      <w:start w:val="1"/>
+      <w:numFmt w:val="bullet"/>
+      <w:lvlText w:val=""/>
+      <w:lvlJc w:val="left"/>
+      <w:pPr>
+        <w:tabs>
+          <w:tab w:val="num" w:pos="720"/>
+        </w:tabs>
+        <w:ind w:left="720" w:hanging="360"/>
+      </w:pPr>
+      <w:rPr>
+        <w:rFonts w:ascii="Symbol" w:hAnsi="Symbol" w:hint="default"/>
+        <w:sz w:val="20"/>
+      </w:rPr>
+    </w:lvl>
+    <w:lvl w:ilvl="1" w:tentative="1">
+      <w:start w:val="1"/>
+      <w:numFmt w:val="bullet"/>
+      <w:lvlText w:val="o"/>
+      <w:lvlJc w:val="left"/>
+      <w:pPr>
+        <w:tabs>
+          <w:tab w:val="num" w:pos="1440"/>
+        </w:tabs>
+        <w:ind w:left="1440" w:hanging="360"/>
+      </w:pPr>
+      <w:rPr>
+        <w:rFonts w:ascii="Courier New" w:hAnsi="Courier New" w:hint="default"/>
+        <w:sz w:val="20"/>
+      </w:rPr>
+    </w:lvl>
+    <w:lvl w:ilvl="2" w:tentative="1">
+      <w:start w:val="1"/>
+      <w:numFmt w:val="bullet"/>
+      <w:lvlText w:val=""/>
+      <w:lvlJc w:val="left"/>
+      <w:pPr>
+        <w:tabs>
+          <w:tab w:val="num" w:pos="2160"/>
+        </w:tabs>
+        <w:ind w:left="2160" w:hanging="360"/>
+      </w:pPr>
+      <w:rPr>
+        <w:rFonts w:ascii="Wingdings" w:hAnsi="Wingdings" w:hint="default"/>
+        <w:sz w:val="20"/>
+      </w:rPr>
+    </w:lvl>
+    <w:lvl w:ilvl="3" w:tentative="1">
+      <w:start w:val="1"/>
+      <w:numFmt w:val="bullet"/>
+      <w:lvlText w:val=""/>
+      <w:lvlJc w:val="left"/>
+      <w:pPr>
+        <w:tabs>
+          <w:tab w:val="num" w:pos="2880"/>
+        </w:tabs>
+        <w:ind w:left="2880" w:hanging="360"/>
+      </w:pPr>
+      <w:rPr>
+        <w:rFonts w:ascii="Wingdings" w:hAnsi="Wingdings" w:hint="default"/>
+        <w:sz w:val="20"/>
+      </w:rPr>
+    </w:lvl>
+    <w:lvl w:ilvl="4" w:tentative="1">
+      <w:start w:val="1"/>
+      <w:numFmt w:val="bullet"/>
+      <w:lvlText w:val=""/>
+      <w:lvlJc w:val="left"/>
+      <w:pPr>
+        <w:tabs>
+          <w:tab w:val="num" w:pos="3600"/>
+        </w:tabs>
+        <w:ind w:left="3600" w:hanging="360"/>
+      </w:pPr>
+      <w:rPr>
+        <w:rFonts w:ascii="Wingdings" w:hAnsi="Wingdings" w:hint="default"/>
+        <w:sz w:val="20"/>
+      </w:rPr>
+    </w:lvl>
+    <w:lvl w:ilvl="5" w:tentative="1">
+      <w:start w:val="1"/>
+      <w:numFmt w:val="bullet"/>
+      <w:lvlText w:val=""/>
+      <w:lvlJc w:val="left"/>
+      <w:pPr>
+        <w:tabs>
+          <w:tab w:val="num" w:pos="4320"/>
+        </w:tabs>
+        <w:ind w:left="4320" w:hanging="360"/>
+      </w:pPr>
+      <w:rPr>
+        <w:rFonts w:ascii="Wingdings" w:hAnsi="Wingdings" w:hint="default"/>
+        <w:sz w:val="20"/>
+      </w:rPr>
+    </w:lvl>
+    <w:lvl w:ilvl="6" w:tentative="1">
+      <w:start w:val="1"/>
+      <w:numFmt w:val="bullet"/>
+      <w:lvlText w:val=""/>
+      <w:lvlJc w:val="left"/>
+      <w:pPr>
+        <w:tabs>
+          <w:tab w:val="num" w:pos="5040"/>
+        </w:tabs>
+        <w:ind w:left="5040" w:hanging="360"/>
+      </w:pPr>
+      <w:rPr>
+        <w:rFonts w:ascii="Wingdings" w:hAnsi="Wingdings" w:hint="default"/>
+        <w:sz w:val="20"/>
+      </w:rPr>
+    </w:lvl>
+    <w:lvl w:ilvl="7" w:tentative="1">
+      <w:start w:val="1"/>
+      <w:numFmt w:val="bullet"/>
+      <w:lvlText w:val=""/>
+      <w:lvlJc w:val="left"/>
+      <w:pPr>
+        <w:tabs>
+          <w:tab w:val="num" w:pos="5760"/>
+        </w:tabs>
+        <w:ind w:left="5760" w:hanging="360"/>
+      </w:pPr>
+      <w:rPr>
+        <w:rFonts w:ascii="Wingdings" w:hAnsi="Wingdings" w:hint="default"/>
+        <w:sz w:val="20"/>
+      </w:rPr>
+    </w:lvl>
+    <w:lvl w:ilvl="8" w:tentative="1">
+      <w:start w:val="1"/>
+      <w:numFmt w:val="bullet"/>
+      <w:lvlText w:val=""/>
+      <w:lvlJc w:val="left"/>
+      <w:pPr>
+        <w:tabs>
+          <w:tab w:val="num" w:pos="6480"/>
+        </w:tabs>
+        <w:ind w:left="6480" w:hanging="360"/>
+      </w:pPr>
+      <w:rPr>
+        <w:rFonts w:ascii="Wingdings" w:hAnsi="Wingdings" w:hint="default"/>
+        <w:sz w:val="20"/>
+      </w:rPr>
+    </w:lvl>
+  </w:abstractNum>
   <w:num w:numId="1" w16cid:durableId="1374963453">
+    <w:abstractNumId w:val="4"/>
+  </w:num>
+  <w:num w:numId="2" w16cid:durableId="460270665">
+    <w:abstractNumId w:val="1"/>
+  </w:num>
+  <w:num w:numId="3" w16cid:durableId="1858887320">
     <w:abstractNumId w:val="2"/>
   </w:num>
-  <w:num w:numId="2" w16cid:durableId="460270665">
-    <w:abstractNumId w:val="0"/>
+  <w:num w:numId="4" w16cid:durableId="597103575">
+    <w:abstractNumId w:val="9"/>
   </w:num>
-  <w:num w:numId="3" w16cid:durableId="1858887320">
-    <w:abstractNumId w:val="1"/>
+  <w:num w:numId="5" w16cid:durableId="896816766">
+    <w:abstractNumId w:val="6"/>
   </w:num>
-  <w:num w:numId="4" w16cid:durableId="597103575">
+  <w:num w:numId="6" w16cid:durableId="1596788885">
+    <w:abstractNumId w:val="8"/>
+  </w:num>
+  <w:num w:numId="7" w16cid:durableId="1513033834">
     <w:abstractNumId w:val="7"/>
   </w:num>
-  <w:num w:numId="5" w16cid:durableId="896816766">
-    <w:abstractNumId w:val="4"/>
-  </w:num>
-  <w:num w:numId="6" w16cid:durableId="1596788885">
-    <w:abstractNumId w:val="6"/>
-  </w:num>
-  <w:num w:numId="7" w16cid:durableId="1513033834">
+  <w:num w:numId="8" w16cid:durableId="82534203">
     <w:abstractNumId w:val="5"/>
   </w:num>
-  <w:num w:numId="8" w16cid:durableId="82534203">
+  <w:num w:numId="9" w16cid:durableId="291912630">
     <w:abstractNumId w:val="3"/>
+  </w:num>
+  <w:num w:numId="10" w16cid:durableId="2095739721">
+    <w:abstractNumId w:val="0"/>
   </w:num>
 </w:numbering>
 </file>
